--- a/Relatório POO.docx
+++ b/Relatório POO.docx
@@ -631,7 +631,7 @@
               <w:tab w:val="right" w:leader="dot" w:pos="9350"/>
             </w:tabs>
             <w:rPr>
-              <w:rFonts w:ascii="Trebuchet MS" w:eastAsiaTheme="minorEastAsia" w:hAnsi="Trebuchet MS"/>
+              <w:rFonts w:eastAsiaTheme="minorEastAsia"/>
               <w:b w:val="0"/>
               <w:bCs w:val="0"/>
               <w:i w:val="0"/>
@@ -661,7 +661,7 @@
             </w:rPr>
             <w:fldChar w:fldCharType="separate"/>
           </w:r>
-          <w:hyperlink w:anchor="_Toc184239217" w:history="1">
+          <w:hyperlink w:anchor="_Toc184325952" w:history="1">
             <w:r>
               <w:rPr>
                 <w:rStyle w:val="Hyperlink"/>
@@ -673,7 +673,7 @@
             </w:r>
             <w:r>
               <w:rPr>
-                <w:rFonts w:ascii="Trebuchet MS" w:eastAsiaTheme="minorEastAsia" w:hAnsi="Trebuchet MS"/>
+                <w:rFonts w:eastAsiaTheme="minorEastAsia"/>
                 <w:b w:val="0"/>
                 <w:bCs w:val="0"/>
                 <w:i w:val="0"/>
@@ -693,7 +693,6 @@
             </w:r>
             <w:r>
               <w:rPr>
-                <w:rFonts w:ascii="Trebuchet MS" w:hAnsi="Trebuchet MS"/>
                 <w:noProof/>
                 <w:webHidden/>
               </w:rPr>
@@ -701,7 +700,6 @@
             </w:r>
             <w:r>
               <w:rPr>
-                <w:rFonts w:ascii="Trebuchet MS" w:hAnsi="Trebuchet MS"/>
                 <w:noProof/>
                 <w:webHidden/>
               </w:rPr>
@@ -709,22 +707,19 @@
             </w:r>
             <w:r>
               <w:rPr>
-                <w:rFonts w:ascii="Trebuchet MS" w:hAnsi="Trebuchet MS"/>
-                <w:noProof/>
-                <w:webHidden/>
-              </w:rPr>
-              <w:instrText xml:space="preserve"> PAGEREF _Toc184239217 \h </w:instrText>
-            </w:r>
-            <w:r>
-              <w:rPr>
-                <w:rFonts w:ascii="Trebuchet MS" w:hAnsi="Trebuchet MS"/>
-                <w:noProof/>
-                <w:webHidden/>
-              </w:rPr>
-            </w:r>
-            <w:r>
-              <w:rPr>
-                <w:rFonts w:ascii="Trebuchet MS" w:hAnsi="Trebuchet MS"/>
+                <w:noProof/>
+                <w:webHidden/>
+              </w:rPr>
+              <w:instrText xml:space="preserve"> PAGEREF _Toc184325952 \h </w:instrText>
+            </w:r>
+            <w:r>
+              <w:rPr>
+                <w:noProof/>
+                <w:webHidden/>
+              </w:rPr>
+            </w:r>
+            <w:r>
+              <w:rPr>
                 <w:noProof/>
                 <w:webHidden/>
               </w:rPr>
@@ -732,7 +727,6 @@
             </w:r>
             <w:r>
               <w:rPr>
-                <w:rFonts w:ascii="Trebuchet MS" w:hAnsi="Trebuchet MS"/>
                 <w:noProof/>
                 <w:webHidden/>
               </w:rPr>
@@ -740,7 +734,6 @@
             </w:r>
             <w:r>
               <w:rPr>
-                <w:rFonts w:ascii="Trebuchet MS" w:hAnsi="Trebuchet MS"/>
                 <w:noProof/>
                 <w:webHidden/>
               </w:rPr>
@@ -756,7 +749,7 @@
               <w:tab w:val="right" w:leader="dot" w:pos="9350"/>
             </w:tabs>
             <w:rPr>
-              <w:rFonts w:ascii="Trebuchet MS" w:eastAsiaTheme="minorEastAsia" w:hAnsi="Trebuchet MS"/>
+              <w:rFonts w:eastAsiaTheme="minorEastAsia"/>
               <w:b w:val="0"/>
               <w:bCs w:val="0"/>
               <w:i w:val="0"/>
@@ -764,7 +757,7 @@
               <w:noProof/>
             </w:rPr>
           </w:pPr>
-          <w:hyperlink w:anchor="_Toc184239218" w:history="1">
+          <w:hyperlink w:anchor="_Toc184325953" w:history="1">
             <w:r>
               <w:rPr>
                 <w:rStyle w:val="Hyperlink"/>
@@ -776,7 +769,7 @@
             </w:r>
             <w:r>
               <w:rPr>
-                <w:rFonts w:ascii="Trebuchet MS" w:eastAsiaTheme="minorEastAsia" w:hAnsi="Trebuchet MS"/>
+                <w:rFonts w:eastAsiaTheme="minorEastAsia"/>
                 <w:b w:val="0"/>
                 <w:bCs w:val="0"/>
                 <w:i w:val="0"/>
@@ -796,7 +789,6 @@
             </w:r>
             <w:r>
               <w:rPr>
-                <w:rFonts w:ascii="Trebuchet MS" w:hAnsi="Trebuchet MS"/>
                 <w:noProof/>
                 <w:webHidden/>
               </w:rPr>
@@ -804,7 +796,6 @@
             </w:r>
             <w:r>
               <w:rPr>
-                <w:rFonts w:ascii="Trebuchet MS" w:hAnsi="Trebuchet MS"/>
                 <w:noProof/>
                 <w:webHidden/>
               </w:rPr>
@@ -812,22 +803,19 @@
             </w:r>
             <w:r>
               <w:rPr>
-                <w:rFonts w:ascii="Trebuchet MS" w:hAnsi="Trebuchet MS"/>
-                <w:noProof/>
-                <w:webHidden/>
-              </w:rPr>
-              <w:instrText xml:space="preserve"> PAGEREF _Toc184239218 \h </w:instrText>
-            </w:r>
-            <w:r>
-              <w:rPr>
-                <w:rFonts w:ascii="Trebuchet MS" w:hAnsi="Trebuchet MS"/>
-                <w:noProof/>
-                <w:webHidden/>
-              </w:rPr>
-            </w:r>
-            <w:r>
-              <w:rPr>
-                <w:rFonts w:ascii="Trebuchet MS" w:hAnsi="Trebuchet MS"/>
+                <w:noProof/>
+                <w:webHidden/>
+              </w:rPr>
+              <w:instrText xml:space="preserve"> PAGEREF _Toc184325953 \h </w:instrText>
+            </w:r>
+            <w:r>
+              <w:rPr>
+                <w:noProof/>
+                <w:webHidden/>
+              </w:rPr>
+            </w:r>
+            <w:r>
+              <w:rPr>
                 <w:noProof/>
                 <w:webHidden/>
               </w:rPr>
@@ -835,7 +823,6 @@
             </w:r>
             <w:r>
               <w:rPr>
-                <w:rFonts w:ascii="Trebuchet MS" w:hAnsi="Trebuchet MS"/>
                 <w:noProof/>
                 <w:webHidden/>
               </w:rPr>
@@ -843,7 +830,6 @@
             </w:r>
             <w:r>
               <w:rPr>
-                <w:rFonts w:ascii="Trebuchet MS" w:hAnsi="Trebuchet MS"/>
                 <w:noProof/>
                 <w:webHidden/>
               </w:rPr>
@@ -859,7 +845,7 @@
               <w:tab w:val="right" w:leader="dot" w:pos="9350"/>
             </w:tabs>
             <w:rPr>
-              <w:rFonts w:ascii="Trebuchet MS" w:eastAsiaTheme="minorEastAsia" w:hAnsi="Trebuchet MS"/>
+              <w:rFonts w:eastAsiaTheme="minorEastAsia"/>
               <w:b w:val="0"/>
               <w:bCs w:val="0"/>
               <w:noProof/>
@@ -867,7 +853,7 @@
               <w:szCs w:val="24"/>
             </w:rPr>
           </w:pPr>
-          <w:hyperlink w:anchor="_Toc184239219" w:history="1">
+          <w:hyperlink w:anchor="_Toc184325954" w:history="1">
             <w:r>
               <w:rPr>
                 <w:rStyle w:val="Hyperlink"/>
@@ -879,7 +865,7 @@
             </w:r>
             <w:r>
               <w:rPr>
-                <w:rFonts w:ascii="Trebuchet MS" w:eastAsiaTheme="minorEastAsia" w:hAnsi="Trebuchet MS"/>
+                <w:rFonts w:eastAsiaTheme="minorEastAsia"/>
                 <w:b w:val="0"/>
                 <w:bCs w:val="0"/>
                 <w:noProof/>
@@ -899,7 +885,6 @@
             </w:r>
             <w:r>
               <w:rPr>
-                <w:rFonts w:ascii="Trebuchet MS" w:hAnsi="Trebuchet MS"/>
                 <w:noProof/>
                 <w:webHidden/>
               </w:rPr>
@@ -907,7 +892,6 @@
             </w:r>
             <w:r>
               <w:rPr>
-                <w:rFonts w:ascii="Trebuchet MS" w:hAnsi="Trebuchet MS"/>
                 <w:noProof/>
                 <w:webHidden/>
               </w:rPr>
@@ -915,22 +899,19 @@
             </w:r>
             <w:r>
               <w:rPr>
-                <w:rFonts w:ascii="Trebuchet MS" w:hAnsi="Trebuchet MS"/>
-                <w:noProof/>
-                <w:webHidden/>
-              </w:rPr>
-              <w:instrText xml:space="preserve"> PAGEREF _Toc184239219 \h </w:instrText>
-            </w:r>
-            <w:r>
-              <w:rPr>
-                <w:rFonts w:ascii="Trebuchet MS" w:hAnsi="Trebuchet MS"/>
-                <w:noProof/>
-                <w:webHidden/>
-              </w:rPr>
-            </w:r>
-            <w:r>
-              <w:rPr>
-                <w:rFonts w:ascii="Trebuchet MS" w:hAnsi="Trebuchet MS"/>
+                <w:noProof/>
+                <w:webHidden/>
+              </w:rPr>
+              <w:instrText xml:space="preserve"> PAGEREF _Toc184325954 \h </w:instrText>
+            </w:r>
+            <w:r>
+              <w:rPr>
+                <w:noProof/>
+                <w:webHidden/>
+              </w:rPr>
+            </w:r>
+            <w:r>
+              <w:rPr>
                 <w:noProof/>
                 <w:webHidden/>
               </w:rPr>
@@ -938,7 +919,6 @@
             </w:r>
             <w:r>
               <w:rPr>
-                <w:rFonts w:ascii="Trebuchet MS" w:hAnsi="Trebuchet MS"/>
                 <w:noProof/>
                 <w:webHidden/>
               </w:rPr>
@@ -946,7 +926,6 @@
             </w:r>
             <w:r>
               <w:rPr>
-                <w:rFonts w:ascii="Trebuchet MS" w:hAnsi="Trebuchet MS"/>
                 <w:noProof/>
                 <w:webHidden/>
               </w:rPr>
@@ -962,7 +941,7 @@
               <w:tab w:val="right" w:leader="dot" w:pos="9350"/>
             </w:tabs>
             <w:rPr>
-              <w:rFonts w:ascii="Trebuchet MS" w:eastAsiaTheme="minorEastAsia" w:hAnsi="Trebuchet MS"/>
+              <w:rFonts w:eastAsiaTheme="minorEastAsia"/>
               <w:b w:val="0"/>
               <w:bCs w:val="0"/>
               <w:noProof/>
@@ -970,7 +949,7 @@
               <w:szCs w:val="24"/>
             </w:rPr>
           </w:pPr>
-          <w:hyperlink w:anchor="_Toc184239220" w:history="1">
+          <w:hyperlink w:anchor="_Toc184325955" w:history="1">
             <w:r>
               <w:rPr>
                 <w:rStyle w:val="Hyperlink"/>
@@ -982,7 +961,7 @@
             </w:r>
             <w:r>
               <w:rPr>
-                <w:rFonts w:ascii="Trebuchet MS" w:eastAsiaTheme="minorEastAsia" w:hAnsi="Trebuchet MS"/>
+                <w:rFonts w:eastAsiaTheme="minorEastAsia"/>
                 <w:b w:val="0"/>
                 <w:bCs w:val="0"/>
                 <w:noProof/>
@@ -1002,7 +981,6 @@
             </w:r>
             <w:r>
               <w:rPr>
-                <w:rFonts w:ascii="Trebuchet MS" w:hAnsi="Trebuchet MS"/>
                 <w:noProof/>
                 <w:webHidden/>
               </w:rPr>
@@ -1010,7 +988,6 @@
             </w:r>
             <w:r>
               <w:rPr>
-                <w:rFonts w:ascii="Trebuchet MS" w:hAnsi="Trebuchet MS"/>
                 <w:noProof/>
                 <w:webHidden/>
               </w:rPr>
@@ -1018,22 +995,19 @@
             </w:r>
             <w:r>
               <w:rPr>
-                <w:rFonts w:ascii="Trebuchet MS" w:hAnsi="Trebuchet MS"/>
-                <w:noProof/>
-                <w:webHidden/>
-              </w:rPr>
-              <w:instrText xml:space="preserve"> PAGEREF _Toc184239220 \h </w:instrText>
-            </w:r>
-            <w:r>
-              <w:rPr>
-                <w:rFonts w:ascii="Trebuchet MS" w:hAnsi="Trebuchet MS"/>
-                <w:noProof/>
-                <w:webHidden/>
-              </w:rPr>
-            </w:r>
-            <w:r>
-              <w:rPr>
-                <w:rFonts w:ascii="Trebuchet MS" w:hAnsi="Trebuchet MS"/>
+                <w:noProof/>
+                <w:webHidden/>
+              </w:rPr>
+              <w:instrText xml:space="preserve"> PAGEREF _Toc184325955 \h </w:instrText>
+            </w:r>
+            <w:r>
+              <w:rPr>
+                <w:noProof/>
+                <w:webHidden/>
+              </w:rPr>
+            </w:r>
+            <w:r>
+              <w:rPr>
                 <w:noProof/>
                 <w:webHidden/>
               </w:rPr>
@@ -1041,7 +1015,6 @@
             </w:r>
             <w:r>
               <w:rPr>
-                <w:rFonts w:ascii="Trebuchet MS" w:hAnsi="Trebuchet MS"/>
                 <w:noProof/>
                 <w:webHidden/>
               </w:rPr>
@@ -1049,7 +1022,6 @@
             </w:r>
             <w:r>
               <w:rPr>
-                <w:rFonts w:ascii="Trebuchet MS" w:hAnsi="Trebuchet MS"/>
                 <w:noProof/>
                 <w:webHidden/>
               </w:rPr>
@@ -1065,7 +1037,7 @@
               <w:tab w:val="right" w:leader="dot" w:pos="9350"/>
             </w:tabs>
             <w:rPr>
-              <w:rFonts w:ascii="Trebuchet MS" w:eastAsiaTheme="minorEastAsia" w:hAnsi="Trebuchet MS"/>
+              <w:rFonts w:eastAsiaTheme="minorEastAsia"/>
               <w:b w:val="0"/>
               <w:bCs w:val="0"/>
               <w:noProof/>
@@ -1073,7 +1045,7 @@
               <w:szCs w:val="24"/>
             </w:rPr>
           </w:pPr>
-          <w:hyperlink w:anchor="_Toc184239221" w:history="1">
+          <w:hyperlink w:anchor="_Toc184325956" w:history="1">
             <w:r>
               <w:rPr>
                 <w:rStyle w:val="Hyperlink"/>
@@ -1085,7 +1057,7 @@
             </w:r>
             <w:r>
               <w:rPr>
-                <w:rFonts w:ascii="Trebuchet MS" w:eastAsiaTheme="minorEastAsia" w:hAnsi="Trebuchet MS"/>
+                <w:rFonts w:eastAsiaTheme="minorEastAsia"/>
                 <w:b w:val="0"/>
                 <w:bCs w:val="0"/>
                 <w:noProof/>
@@ -1105,7 +1077,6 @@
             </w:r>
             <w:r>
               <w:rPr>
-                <w:rFonts w:ascii="Trebuchet MS" w:hAnsi="Trebuchet MS"/>
                 <w:noProof/>
                 <w:webHidden/>
               </w:rPr>
@@ -1113,7 +1084,6 @@
             </w:r>
             <w:r>
               <w:rPr>
-                <w:rFonts w:ascii="Trebuchet MS" w:hAnsi="Trebuchet MS"/>
                 <w:noProof/>
                 <w:webHidden/>
               </w:rPr>
@@ -1121,22 +1091,19 @@
             </w:r>
             <w:r>
               <w:rPr>
-                <w:rFonts w:ascii="Trebuchet MS" w:hAnsi="Trebuchet MS"/>
-                <w:noProof/>
-                <w:webHidden/>
-              </w:rPr>
-              <w:instrText xml:space="preserve"> PAGEREF _Toc184239221 \h </w:instrText>
-            </w:r>
-            <w:r>
-              <w:rPr>
-                <w:rFonts w:ascii="Trebuchet MS" w:hAnsi="Trebuchet MS"/>
-                <w:noProof/>
-                <w:webHidden/>
-              </w:rPr>
-            </w:r>
-            <w:r>
-              <w:rPr>
-                <w:rFonts w:ascii="Trebuchet MS" w:hAnsi="Trebuchet MS"/>
+                <w:noProof/>
+                <w:webHidden/>
+              </w:rPr>
+              <w:instrText xml:space="preserve"> PAGEREF _Toc184325956 \h </w:instrText>
+            </w:r>
+            <w:r>
+              <w:rPr>
+                <w:noProof/>
+                <w:webHidden/>
+              </w:rPr>
+            </w:r>
+            <w:r>
+              <w:rPr>
                 <w:noProof/>
                 <w:webHidden/>
               </w:rPr>
@@ -1144,7 +1111,6 @@
             </w:r>
             <w:r>
               <w:rPr>
-                <w:rFonts w:ascii="Trebuchet MS" w:hAnsi="Trebuchet MS"/>
                 <w:noProof/>
                 <w:webHidden/>
               </w:rPr>
@@ -1152,7 +1118,6 @@
             </w:r>
             <w:r>
               <w:rPr>
-                <w:rFonts w:ascii="Trebuchet MS" w:hAnsi="Trebuchet MS"/>
                 <w:noProof/>
                 <w:webHidden/>
               </w:rPr>
@@ -1168,7 +1133,7 @@
               <w:tab w:val="right" w:leader="dot" w:pos="9350"/>
             </w:tabs>
             <w:rPr>
-              <w:rFonts w:ascii="Trebuchet MS" w:eastAsiaTheme="minorEastAsia" w:hAnsi="Trebuchet MS"/>
+              <w:rFonts w:eastAsiaTheme="minorEastAsia"/>
               <w:b w:val="0"/>
               <w:bCs w:val="0"/>
               <w:i w:val="0"/>
@@ -1176,7 +1141,7 @@
               <w:noProof/>
             </w:rPr>
           </w:pPr>
-          <w:hyperlink w:anchor="_Toc184239222" w:history="1">
+          <w:hyperlink w:anchor="_Toc184325957" w:history="1">
             <w:r>
               <w:rPr>
                 <w:rStyle w:val="Hyperlink"/>
@@ -1188,7 +1153,7 @@
             </w:r>
             <w:r>
               <w:rPr>
-                <w:rFonts w:ascii="Trebuchet MS" w:eastAsiaTheme="minorEastAsia" w:hAnsi="Trebuchet MS"/>
+                <w:rFonts w:eastAsiaTheme="minorEastAsia"/>
                 <w:b w:val="0"/>
                 <w:bCs w:val="0"/>
                 <w:i w:val="0"/>
@@ -1208,7 +1173,6 @@
             </w:r>
             <w:r>
               <w:rPr>
-                <w:rFonts w:ascii="Trebuchet MS" w:hAnsi="Trebuchet MS"/>
                 <w:noProof/>
                 <w:webHidden/>
               </w:rPr>
@@ -1216,7 +1180,6 @@
             </w:r>
             <w:r>
               <w:rPr>
-                <w:rFonts w:ascii="Trebuchet MS" w:hAnsi="Trebuchet MS"/>
                 <w:noProof/>
                 <w:webHidden/>
               </w:rPr>
@@ -1224,22 +1187,19 @@
             </w:r>
             <w:r>
               <w:rPr>
-                <w:rFonts w:ascii="Trebuchet MS" w:hAnsi="Trebuchet MS"/>
-                <w:noProof/>
-                <w:webHidden/>
-              </w:rPr>
-              <w:instrText xml:space="preserve"> PAGEREF _Toc184239222 \h </w:instrText>
-            </w:r>
-            <w:r>
-              <w:rPr>
-                <w:rFonts w:ascii="Trebuchet MS" w:hAnsi="Trebuchet MS"/>
-                <w:noProof/>
-                <w:webHidden/>
-              </w:rPr>
-            </w:r>
-            <w:r>
-              <w:rPr>
-                <w:rFonts w:ascii="Trebuchet MS" w:hAnsi="Trebuchet MS"/>
+                <w:noProof/>
+                <w:webHidden/>
+              </w:rPr>
+              <w:instrText xml:space="preserve"> PAGEREF _Toc184325957 \h </w:instrText>
+            </w:r>
+            <w:r>
+              <w:rPr>
+                <w:noProof/>
+                <w:webHidden/>
+              </w:rPr>
+            </w:r>
+            <w:r>
+              <w:rPr>
                 <w:noProof/>
                 <w:webHidden/>
               </w:rPr>
@@ -1247,7 +1207,6 @@
             </w:r>
             <w:r>
               <w:rPr>
-                <w:rFonts w:ascii="Trebuchet MS" w:hAnsi="Trebuchet MS"/>
                 <w:noProof/>
                 <w:webHidden/>
               </w:rPr>
@@ -1255,7 +1214,6 @@
             </w:r>
             <w:r>
               <w:rPr>
-                <w:rFonts w:ascii="Trebuchet MS" w:hAnsi="Trebuchet MS"/>
                 <w:noProof/>
                 <w:webHidden/>
               </w:rPr>
@@ -1271,7 +1229,7 @@
               <w:tab w:val="right" w:leader="dot" w:pos="9350"/>
             </w:tabs>
             <w:rPr>
-              <w:rFonts w:ascii="Trebuchet MS" w:eastAsiaTheme="minorEastAsia" w:hAnsi="Trebuchet MS"/>
+              <w:rFonts w:eastAsiaTheme="minorEastAsia"/>
               <w:b w:val="0"/>
               <w:bCs w:val="0"/>
               <w:noProof/>
@@ -1279,7 +1237,7 @@
               <w:szCs w:val="24"/>
             </w:rPr>
           </w:pPr>
-          <w:hyperlink w:anchor="_Toc184239223" w:history="1">
+          <w:hyperlink w:anchor="_Toc184325958" w:history="1">
             <w:r>
               <w:rPr>
                 <w:rStyle w:val="Hyperlink"/>
@@ -1291,7 +1249,7 @@
             </w:r>
             <w:r>
               <w:rPr>
-                <w:rFonts w:ascii="Trebuchet MS" w:eastAsiaTheme="minorEastAsia" w:hAnsi="Trebuchet MS"/>
+                <w:rFonts w:eastAsiaTheme="minorEastAsia"/>
                 <w:b w:val="0"/>
                 <w:bCs w:val="0"/>
                 <w:noProof/>
@@ -1311,7 +1269,6 @@
             </w:r>
             <w:r>
               <w:rPr>
-                <w:rFonts w:ascii="Trebuchet MS" w:hAnsi="Trebuchet MS"/>
                 <w:noProof/>
                 <w:webHidden/>
               </w:rPr>
@@ -1319,7 +1276,6 @@
             </w:r>
             <w:r>
               <w:rPr>
-                <w:rFonts w:ascii="Trebuchet MS" w:hAnsi="Trebuchet MS"/>
                 <w:noProof/>
                 <w:webHidden/>
               </w:rPr>
@@ -1327,22 +1283,19 @@
             </w:r>
             <w:r>
               <w:rPr>
-                <w:rFonts w:ascii="Trebuchet MS" w:hAnsi="Trebuchet MS"/>
-                <w:noProof/>
-                <w:webHidden/>
-              </w:rPr>
-              <w:instrText xml:space="preserve"> PAGEREF _Toc184239223 \h </w:instrText>
-            </w:r>
-            <w:r>
-              <w:rPr>
-                <w:rFonts w:ascii="Trebuchet MS" w:hAnsi="Trebuchet MS"/>
-                <w:noProof/>
-                <w:webHidden/>
-              </w:rPr>
-            </w:r>
-            <w:r>
-              <w:rPr>
-                <w:rFonts w:ascii="Trebuchet MS" w:hAnsi="Trebuchet MS"/>
+                <w:noProof/>
+                <w:webHidden/>
+              </w:rPr>
+              <w:instrText xml:space="preserve"> PAGEREF _Toc184325958 \h </w:instrText>
+            </w:r>
+            <w:r>
+              <w:rPr>
+                <w:noProof/>
+                <w:webHidden/>
+              </w:rPr>
+            </w:r>
+            <w:r>
+              <w:rPr>
                 <w:noProof/>
                 <w:webHidden/>
               </w:rPr>
@@ -1350,7 +1303,6 @@
             </w:r>
             <w:r>
               <w:rPr>
-                <w:rFonts w:ascii="Trebuchet MS" w:hAnsi="Trebuchet MS"/>
                 <w:noProof/>
                 <w:webHidden/>
               </w:rPr>
@@ -1358,7 +1310,6 @@
             </w:r>
             <w:r>
               <w:rPr>
-                <w:rFonts w:ascii="Trebuchet MS" w:hAnsi="Trebuchet MS"/>
                 <w:noProof/>
                 <w:webHidden/>
               </w:rPr>
@@ -1374,7 +1325,7 @@
               <w:tab w:val="right" w:leader="dot" w:pos="9350"/>
             </w:tabs>
             <w:rPr>
-              <w:rFonts w:ascii="Trebuchet MS" w:eastAsiaTheme="minorEastAsia" w:hAnsi="Trebuchet MS"/>
+              <w:rFonts w:eastAsiaTheme="minorEastAsia"/>
               <w:b w:val="0"/>
               <w:bCs w:val="0"/>
               <w:noProof/>
@@ -1382,7 +1333,7 @@
               <w:szCs w:val="24"/>
             </w:rPr>
           </w:pPr>
-          <w:hyperlink w:anchor="_Toc184239224" w:history="1">
+          <w:hyperlink w:anchor="_Toc184325959" w:history="1">
             <w:r>
               <w:rPr>
                 <w:rStyle w:val="Hyperlink"/>
@@ -1394,7 +1345,7 @@
             </w:r>
             <w:r>
               <w:rPr>
-                <w:rFonts w:ascii="Trebuchet MS" w:eastAsiaTheme="minorEastAsia" w:hAnsi="Trebuchet MS"/>
+                <w:rFonts w:eastAsiaTheme="minorEastAsia"/>
                 <w:b w:val="0"/>
                 <w:bCs w:val="0"/>
                 <w:noProof/>
@@ -1414,7 +1365,6 @@
             </w:r>
             <w:r>
               <w:rPr>
-                <w:rFonts w:ascii="Trebuchet MS" w:hAnsi="Trebuchet MS"/>
                 <w:noProof/>
                 <w:webHidden/>
               </w:rPr>
@@ -1422,7 +1372,6 @@
             </w:r>
             <w:r>
               <w:rPr>
-                <w:rFonts w:ascii="Trebuchet MS" w:hAnsi="Trebuchet MS"/>
                 <w:noProof/>
                 <w:webHidden/>
               </w:rPr>
@@ -1430,22 +1379,19 @@
             </w:r>
             <w:r>
               <w:rPr>
-                <w:rFonts w:ascii="Trebuchet MS" w:hAnsi="Trebuchet MS"/>
-                <w:noProof/>
-                <w:webHidden/>
-              </w:rPr>
-              <w:instrText xml:space="preserve"> PAGEREF _Toc184239224 \h </w:instrText>
-            </w:r>
-            <w:r>
-              <w:rPr>
-                <w:rFonts w:ascii="Trebuchet MS" w:hAnsi="Trebuchet MS"/>
-                <w:noProof/>
-                <w:webHidden/>
-              </w:rPr>
-            </w:r>
-            <w:r>
-              <w:rPr>
-                <w:rFonts w:ascii="Trebuchet MS" w:hAnsi="Trebuchet MS"/>
+                <w:noProof/>
+                <w:webHidden/>
+              </w:rPr>
+              <w:instrText xml:space="preserve"> PAGEREF _Toc184325959 \h </w:instrText>
+            </w:r>
+            <w:r>
+              <w:rPr>
+                <w:noProof/>
+                <w:webHidden/>
+              </w:rPr>
+            </w:r>
+            <w:r>
+              <w:rPr>
                 <w:noProof/>
                 <w:webHidden/>
               </w:rPr>
@@ -1453,7 +1399,6 @@
             </w:r>
             <w:r>
               <w:rPr>
-                <w:rFonts w:ascii="Trebuchet MS" w:hAnsi="Trebuchet MS"/>
                 <w:noProof/>
                 <w:webHidden/>
               </w:rPr>
@@ -1461,7 +1406,6 @@
             </w:r>
             <w:r>
               <w:rPr>
-                <w:rFonts w:ascii="Trebuchet MS" w:hAnsi="Trebuchet MS"/>
                 <w:noProof/>
                 <w:webHidden/>
               </w:rPr>
@@ -1477,7 +1421,7 @@
               <w:tab w:val="right" w:leader="dot" w:pos="9350"/>
             </w:tabs>
             <w:rPr>
-              <w:rFonts w:ascii="Trebuchet MS" w:eastAsiaTheme="minorEastAsia" w:hAnsi="Trebuchet MS"/>
+              <w:rFonts w:eastAsiaTheme="minorEastAsia"/>
               <w:b w:val="0"/>
               <w:bCs w:val="0"/>
               <w:noProof/>
@@ -1485,7 +1429,7 @@
               <w:szCs w:val="24"/>
             </w:rPr>
           </w:pPr>
-          <w:hyperlink w:anchor="_Toc184239225" w:history="1">
+          <w:hyperlink w:anchor="_Toc184325960" w:history="1">
             <w:r>
               <w:rPr>
                 <w:rStyle w:val="Hyperlink"/>
@@ -1497,7 +1441,7 @@
             </w:r>
             <w:r>
               <w:rPr>
-                <w:rFonts w:ascii="Trebuchet MS" w:eastAsiaTheme="minorEastAsia" w:hAnsi="Trebuchet MS"/>
+                <w:rFonts w:eastAsiaTheme="minorEastAsia"/>
                 <w:b w:val="0"/>
                 <w:bCs w:val="0"/>
                 <w:noProof/>
@@ -1517,7 +1461,6 @@
             </w:r>
             <w:r>
               <w:rPr>
-                <w:rFonts w:ascii="Trebuchet MS" w:hAnsi="Trebuchet MS"/>
                 <w:noProof/>
                 <w:webHidden/>
               </w:rPr>
@@ -1525,7 +1468,6 @@
             </w:r>
             <w:r>
               <w:rPr>
-                <w:rFonts w:ascii="Trebuchet MS" w:hAnsi="Trebuchet MS"/>
                 <w:noProof/>
                 <w:webHidden/>
               </w:rPr>
@@ -1533,22 +1475,19 @@
             </w:r>
             <w:r>
               <w:rPr>
-                <w:rFonts w:ascii="Trebuchet MS" w:hAnsi="Trebuchet MS"/>
-                <w:noProof/>
-                <w:webHidden/>
-              </w:rPr>
-              <w:instrText xml:space="preserve"> PAGEREF _Toc184239225 \h </w:instrText>
-            </w:r>
-            <w:r>
-              <w:rPr>
-                <w:rFonts w:ascii="Trebuchet MS" w:hAnsi="Trebuchet MS"/>
-                <w:noProof/>
-                <w:webHidden/>
-              </w:rPr>
-            </w:r>
-            <w:r>
-              <w:rPr>
-                <w:rFonts w:ascii="Trebuchet MS" w:hAnsi="Trebuchet MS"/>
+                <w:noProof/>
+                <w:webHidden/>
+              </w:rPr>
+              <w:instrText xml:space="preserve"> PAGEREF _Toc184325960 \h </w:instrText>
+            </w:r>
+            <w:r>
+              <w:rPr>
+                <w:noProof/>
+                <w:webHidden/>
+              </w:rPr>
+            </w:r>
+            <w:r>
+              <w:rPr>
                 <w:noProof/>
                 <w:webHidden/>
               </w:rPr>
@@ -1556,7 +1495,6 @@
             </w:r>
             <w:r>
               <w:rPr>
-                <w:rFonts w:ascii="Trebuchet MS" w:hAnsi="Trebuchet MS"/>
                 <w:noProof/>
                 <w:webHidden/>
               </w:rPr>
@@ -1564,7 +1502,6 @@
             </w:r>
             <w:r>
               <w:rPr>
-                <w:rFonts w:ascii="Trebuchet MS" w:hAnsi="Trebuchet MS"/>
                 <w:noProof/>
                 <w:webHidden/>
               </w:rPr>
@@ -1580,7 +1517,7 @@
               <w:tab w:val="right" w:leader="dot" w:pos="9350"/>
             </w:tabs>
             <w:rPr>
-              <w:rFonts w:ascii="Trebuchet MS" w:eastAsiaTheme="minorEastAsia" w:hAnsi="Trebuchet MS"/>
+              <w:rFonts w:eastAsiaTheme="minorEastAsia"/>
               <w:b w:val="0"/>
               <w:bCs w:val="0"/>
               <w:noProof/>
@@ -1588,7 +1525,7 @@
               <w:szCs w:val="24"/>
             </w:rPr>
           </w:pPr>
-          <w:hyperlink w:anchor="_Toc184239226" w:history="1">
+          <w:hyperlink w:anchor="_Toc184325961" w:history="1">
             <w:r>
               <w:rPr>
                 <w:rStyle w:val="Hyperlink"/>
@@ -1600,7 +1537,7 @@
             </w:r>
             <w:r>
               <w:rPr>
-                <w:rFonts w:ascii="Trebuchet MS" w:eastAsiaTheme="minorEastAsia" w:hAnsi="Trebuchet MS"/>
+                <w:rFonts w:eastAsiaTheme="minorEastAsia"/>
                 <w:b w:val="0"/>
                 <w:bCs w:val="0"/>
                 <w:noProof/>
@@ -1620,7 +1557,6 @@
             </w:r>
             <w:r>
               <w:rPr>
-                <w:rFonts w:ascii="Trebuchet MS" w:hAnsi="Trebuchet MS"/>
                 <w:noProof/>
                 <w:webHidden/>
               </w:rPr>
@@ -1628,7 +1564,6 @@
             </w:r>
             <w:r>
               <w:rPr>
-                <w:rFonts w:ascii="Trebuchet MS" w:hAnsi="Trebuchet MS"/>
                 <w:noProof/>
                 <w:webHidden/>
               </w:rPr>
@@ -1636,22 +1571,19 @@
             </w:r>
             <w:r>
               <w:rPr>
-                <w:rFonts w:ascii="Trebuchet MS" w:hAnsi="Trebuchet MS"/>
-                <w:noProof/>
-                <w:webHidden/>
-              </w:rPr>
-              <w:instrText xml:space="preserve"> PAGEREF _Toc184239226 \h </w:instrText>
-            </w:r>
-            <w:r>
-              <w:rPr>
-                <w:rFonts w:ascii="Trebuchet MS" w:hAnsi="Trebuchet MS"/>
-                <w:noProof/>
-                <w:webHidden/>
-              </w:rPr>
-            </w:r>
-            <w:r>
-              <w:rPr>
-                <w:rFonts w:ascii="Trebuchet MS" w:hAnsi="Trebuchet MS"/>
+                <w:noProof/>
+                <w:webHidden/>
+              </w:rPr>
+              <w:instrText xml:space="preserve"> PAGEREF _Toc184325961 \h </w:instrText>
+            </w:r>
+            <w:r>
+              <w:rPr>
+                <w:noProof/>
+                <w:webHidden/>
+              </w:rPr>
+            </w:r>
+            <w:r>
+              <w:rPr>
                 <w:noProof/>
                 <w:webHidden/>
               </w:rPr>
@@ -1659,7 +1591,6 @@
             </w:r>
             <w:r>
               <w:rPr>
-                <w:rFonts w:ascii="Trebuchet MS" w:hAnsi="Trebuchet MS"/>
                 <w:noProof/>
                 <w:webHidden/>
               </w:rPr>
@@ -1667,7 +1598,6 @@
             </w:r>
             <w:r>
               <w:rPr>
-                <w:rFonts w:ascii="Trebuchet MS" w:hAnsi="Trebuchet MS"/>
                 <w:noProof/>
                 <w:webHidden/>
               </w:rPr>
@@ -1683,7 +1613,7 @@
               <w:tab w:val="right" w:leader="dot" w:pos="9350"/>
             </w:tabs>
             <w:rPr>
-              <w:rFonts w:ascii="Trebuchet MS" w:eastAsiaTheme="minorEastAsia" w:hAnsi="Trebuchet MS"/>
+              <w:rFonts w:eastAsiaTheme="minorEastAsia"/>
               <w:b w:val="0"/>
               <w:bCs w:val="0"/>
               <w:noProof/>
@@ -1691,7 +1621,7 @@
               <w:szCs w:val="24"/>
             </w:rPr>
           </w:pPr>
-          <w:hyperlink w:anchor="_Toc184239227" w:history="1">
+          <w:hyperlink w:anchor="_Toc184325962" w:history="1">
             <w:r>
               <w:rPr>
                 <w:rStyle w:val="Hyperlink"/>
@@ -1703,7 +1633,7 @@
             </w:r>
             <w:r>
               <w:rPr>
-                <w:rFonts w:ascii="Trebuchet MS" w:eastAsiaTheme="minorEastAsia" w:hAnsi="Trebuchet MS"/>
+                <w:rFonts w:eastAsiaTheme="minorEastAsia"/>
                 <w:b w:val="0"/>
                 <w:bCs w:val="0"/>
                 <w:noProof/>
@@ -1723,7 +1653,6 @@
             </w:r>
             <w:r>
               <w:rPr>
-                <w:rFonts w:ascii="Trebuchet MS" w:hAnsi="Trebuchet MS"/>
                 <w:noProof/>
                 <w:webHidden/>
               </w:rPr>
@@ -1731,7 +1660,6 @@
             </w:r>
             <w:r>
               <w:rPr>
-                <w:rFonts w:ascii="Trebuchet MS" w:hAnsi="Trebuchet MS"/>
                 <w:noProof/>
                 <w:webHidden/>
               </w:rPr>
@@ -1739,22 +1667,19 @@
             </w:r>
             <w:r>
               <w:rPr>
-                <w:rFonts w:ascii="Trebuchet MS" w:hAnsi="Trebuchet MS"/>
-                <w:noProof/>
-                <w:webHidden/>
-              </w:rPr>
-              <w:instrText xml:space="preserve"> PAGEREF _Toc184239227 \h </w:instrText>
-            </w:r>
-            <w:r>
-              <w:rPr>
-                <w:rFonts w:ascii="Trebuchet MS" w:hAnsi="Trebuchet MS"/>
-                <w:noProof/>
-                <w:webHidden/>
-              </w:rPr>
-            </w:r>
-            <w:r>
-              <w:rPr>
-                <w:rFonts w:ascii="Trebuchet MS" w:hAnsi="Trebuchet MS"/>
+                <w:noProof/>
+                <w:webHidden/>
+              </w:rPr>
+              <w:instrText xml:space="preserve"> PAGEREF _Toc184325962 \h </w:instrText>
+            </w:r>
+            <w:r>
+              <w:rPr>
+                <w:noProof/>
+                <w:webHidden/>
+              </w:rPr>
+            </w:r>
+            <w:r>
+              <w:rPr>
                 <w:noProof/>
                 <w:webHidden/>
               </w:rPr>
@@ -1762,7 +1687,6 @@
             </w:r>
             <w:r>
               <w:rPr>
-                <w:rFonts w:ascii="Trebuchet MS" w:hAnsi="Trebuchet MS"/>
                 <w:noProof/>
                 <w:webHidden/>
               </w:rPr>
@@ -1770,7 +1694,6 @@
             </w:r>
             <w:r>
               <w:rPr>
-                <w:rFonts w:ascii="Trebuchet MS" w:hAnsi="Trebuchet MS"/>
                 <w:noProof/>
                 <w:webHidden/>
               </w:rPr>
@@ -1786,7 +1709,7 @@
               <w:tab w:val="right" w:leader="dot" w:pos="9350"/>
             </w:tabs>
             <w:rPr>
-              <w:rFonts w:ascii="Trebuchet MS" w:eastAsiaTheme="minorEastAsia" w:hAnsi="Trebuchet MS"/>
+              <w:rFonts w:eastAsiaTheme="minorEastAsia"/>
               <w:b w:val="0"/>
               <w:bCs w:val="0"/>
               <w:i w:val="0"/>
@@ -1794,7 +1717,7 @@
               <w:noProof/>
             </w:rPr>
           </w:pPr>
-          <w:hyperlink w:anchor="_Toc184239228" w:history="1">
+          <w:hyperlink w:anchor="_Toc184325963" w:history="1">
             <w:r>
               <w:rPr>
                 <w:rStyle w:val="Hyperlink"/>
@@ -1806,7 +1729,7 @@
             </w:r>
             <w:r>
               <w:rPr>
-                <w:rFonts w:ascii="Trebuchet MS" w:eastAsiaTheme="minorEastAsia" w:hAnsi="Trebuchet MS"/>
+                <w:rFonts w:eastAsiaTheme="minorEastAsia"/>
                 <w:b w:val="0"/>
                 <w:bCs w:val="0"/>
                 <w:i w:val="0"/>
@@ -1822,11 +1745,10 @@
                 <w:noProof/>
                 <w:lang w:val="pt-PT"/>
               </w:rPr>
-              <w:t>Ficheiros</w:t>
-            </w:r>
-            <w:r>
-              <w:rPr>
-                <w:rFonts w:ascii="Trebuchet MS" w:hAnsi="Trebuchet MS"/>
+              <w:t>Produtos</w:t>
+            </w:r>
+            <w:r>
+              <w:rPr>
                 <w:noProof/>
                 <w:webHidden/>
               </w:rPr>
@@ -1834,7 +1756,6 @@
             </w:r>
             <w:r>
               <w:rPr>
-                <w:rFonts w:ascii="Trebuchet MS" w:hAnsi="Trebuchet MS"/>
                 <w:noProof/>
                 <w:webHidden/>
               </w:rPr>
@@ -1842,22 +1763,19 @@
             </w:r>
             <w:r>
               <w:rPr>
-                <w:rFonts w:ascii="Trebuchet MS" w:hAnsi="Trebuchet MS"/>
-                <w:noProof/>
-                <w:webHidden/>
-              </w:rPr>
-              <w:instrText xml:space="preserve"> PAGEREF _Toc184239228 \h </w:instrText>
-            </w:r>
-            <w:r>
-              <w:rPr>
-                <w:rFonts w:ascii="Trebuchet MS" w:hAnsi="Trebuchet MS"/>
-                <w:noProof/>
-                <w:webHidden/>
-              </w:rPr>
-            </w:r>
-            <w:r>
-              <w:rPr>
-                <w:rFonts w:ascii="Trebuchet MS" w:hAnsi="Trebuchet MS"/>
+                <w:noProof/>
+                <w:webHidden/>
+              </w:rPr>
+              <w:instrText xml:space="preserve"> PAGEREF _Toc184325963 \h </w:instrText>
+            </w:r>
+            <w:r>
+              <w:rPr>
+                <w:noProof/>
+                <w:webHidden/>
+              </w:rPr>
+            </w:r>
+            <w:r>
+              <w:rPr>
                 <w:noProof/>
                 <w:webHidden/>
               </w:rPr>
@@ -1865,7 +1783,6 @@
             </w:r>
             <w:r>
               <w:rPr>
-                <w:rFonts w:ascii="Trebuchet MS" w:hAnsi="Trebuchet MS"/>
                 <w:noProof/>
                 <w:webHidden/>
               </w:rPr>
@@ -1873,7 +1790,6 @@
             </w:r>
             <w:r>
               <w:rPr>
-                <w:rFonts w:ascii="Trebuchet MS" w:hAnsi="Trebuchet MS"/>
                 <w:noProof/>
                 <w:webHidden/>
               </w:rPr>
@@ -1889,7 +1805,7 @@
               <w:tab w:val="right" w:leader="dot" w:pos="9350"/>
             </w:tabs>
             <w:rPr>
-              <w:rFonts w:ascii="Trebuchet MS" w:eastAsiaTheme="minorEastAsia" w:hAnsi="Trebuchet MS"/>
+              <w:rFonts w:eastAsiaTheme="minorEastAsia"/>
               <w:b w:val="0"/>
               <w:bCs w:val="0"/>
               <w:noProof/>
@@ -1897,7 +1813,7 @@
               <w:szCs w:val="24"/>
             </w:rPr>
           </w:pPr>
-          <w:hyperlink w:anchor="_Toc184239229" w:history="1">
+          <w:hyperlink w:anchor="_Toc184325964" w:history="1">
             <w:r>
               <w:rPr>
                 <w:rStyle w:val="Hyperlink"/>
@@ -1909,7 +1825,7 @@
             </w:r>
             <w:r>
               <w:rPr>
-                <w:rFonts w:ascii="Trebuchet MS" w:eastAsiaTheme="minorEastAsia" w:hAnsi="Trebuchet MS"/>
+                <w:rFonts w:eastAsiaTheme="minorEastAsia"/>
                 <w:b w:val="0"/>
                 <w:bCs w:val="0"/>
                 <w:noProof/>
@@ -1925,11 +1841,10 @@
                 <w:noProof/>
                 <w:lang w:val="pt-PT"/>
               </w:rPr>
-              <w:t>Importar faturas</w:t>
-            </w:r>
-            <w:r>
-              <w:rPr>
-                <w:rFonts w:ascii="Trebuchet MS" w:hAnsi="Trebuchet MS"/>
+              <w:t>Estrutura das classes dos produtos</w:t>
+            </w:r>
+            <w:r>
+              <w:rPr>
                 <w:noProof/>
                 <w:webHidden/>
               </w:rPr>
@@ -1937,7 +1852,6 @@
             </w:r>
             <w:r>
               <w:rPr>
-                <w:rFonts w:ascii="Trebuchet MS" w:hAnsi="Trebuchet MS"/>
                 <w:noProof/>
                 <w:webHidden/>
               </w:rPr>
@@ -1945,22 +1859,19 @@
             </w:r>
             <w:r>
               <w:rPr>
-                <w:rFonts w:ascii="Trebuchet MS" w:hAnsi="Trebuchet MS"/>
-                <w:noProof/>
-                <w:webHidden/>
-              </w:rPr>
-              <w:instrText xml:space="preserve"> PAGEREF _Toc184239229 \h </w:instrText>
-            </w:r>
-            <w:r>
-              <w:rPr>
-                <w:rFonts w:ascii="Trebuchet MS" w:hAnsi="Trebuchet MS"/>
-                <w:noProof/>
-                <w:webHidden/>
-              </w:rPr>
-            </w:r>
-            <w:r>
-              <w:rPr>
-                <w:rFonts w:ascii="Trebuchet MS" w:hAnsi="Trebuchet MS"/>
+                <w:noProof/>
+                <w:webHidden/>
+              </w:rPr>
+              <w:instrText xml:space="preserve"> PAGEREF _Toc184325964 \h </w:instrText>
+            </w:r>
+            <w:r>
+              <w:rPr>
+                <w:noProof/>
+                <w:webHidden/>
+              </w:rPr>
+            </w:r>
+            <w:r>
+              <w:rPr>
                 <w:noProof/>
                 <w:webHidden/>
               </w:rPr>
@@ -1968,7 +1879,6 @@
             </w:r>
             <w:r>
               <w:rPr>
-                <w:rFonts w:ascii="Trebuchet MS" w:hAnsi="Trebuchet MS"/>
                 <w:noProof/>
                 <w:webHidden/>
               </w:rPr>
@@ -1976,7 +1886,6 @@
             </w:r>
             <w:r>
               <w:rPr>
-                <w:rFonts w:ascii="Trebuchet MS" w:hAnsi="Trebuchet MS"/>
                 <w:noProof/>
                 <w:webHidden/>
               </w:rPr>
@@ -1992,7 +1901,7 @@
               <w:tab w:val="right" w:leader="dot" w:pos="9350"/>
             </w:tabs>
             <w:rPr>
-              <w:rFonts w:ascii="Trebuchet MS" w:eastAsiaTheme="minorEastAsia" w:hAnsi="Trebuchet MS"/>
+              <w:rFonts w:eastAsiaTheme="minorEastAsia"/>
               <w:b w:val="0"/>
               <w:bCs w:val="0"/>
               <w:noProof/>
@@ -2000,7 +1909,7 @@
               <w:szCs w:val="24"/>
             </w:rPr>
           </w:pPr>
-          <w:hyperlink w:anchor="_Toc184239230" w:history="1">
+          <w:hyperlink w:anchor="_Toc184325965" w:history="1">
             <w:r>
               <w:rPr>
                 <w:rStyle w:val="Hyperlink"/>
@@ -2012,7 +1921,7 @@
             </w:r>
             <w:r>
               <w:rPr>
-                <w:rFonts w:ascii="Trebuchet MS" w:eastAsiaTheme="minorEastAsia" w:hAnsi="Trebuchet MS"/>
+                <w:rFonts w:eastAsiaTheme="minorEastAsia"/>
                 <w:b w:val="0"/>
                 <w:bCs w:val="0"/>
                 <w:noProof/>
@@ -2028,42 +1937,133 @@
                 <w:noProof/>
                 <w:lang w:val="pt-PT"/>
               </w:rPr>
-              <w:t>Exportar faturas</w:t>
-            </w:r>
-            <w:r>
-              <w:rPr>
+              <w:t>Lista de produtos</w:t>
+            </w:r>
+            <w:r>
+              <w:rPr>
+                <w:noProof/>
+                <w:webHidden/>
+              </w:rPr>
+              <w:tab/>
+            </w:r>
+            <w:r>
+              <w:rPr>
+                <w:noProof/>
+                <w:webHidden/>
+              </w:rPr>
+              <w:fldChar w:fldCharType="begin"/>
+            </w:r>
+            <w:r>
+              <w:rPr>
+                <w:noProof/>
+                <w:webHidden/>
+              </w:rPr>
+              <w:instrText xml:space="preserve"> PAGEREF _Toc184325965 \h </w:instrText>
+            </w:r>
+            <w:r>
+              <w:rPr>
+                <w:noProof/>
+                <w:webHidden/>
+              </w:rPr>
+            </w:r>
+            <w:r>
+              <w:rPr>
+                <w:noProof/>
+                <w:webHidden/>
+              </w:rPr>
+              <w:fldChar w:fldCharType="separate"/>
+            </w:r>
+            <w:r>
+              <w:rPr>
+                <w:noProof/>
+                <w:webHidden/>
+              </w:rPr>
+              <w:t>6</w:t>
+            </w:r>
+            <w:r>
+              <w:rPr>
+                <w:noProof/>
+                <w:webHidden/>
+              </w:rPr>
+              <w:fldChar w:fldCharType="end"/>
+            </w:r>
+          </w:hyperlink>
+        </w:p>
+        <w:p>
+          <w:pPr>
+            <w:pStyle w:val="TOC1"/>
+            <w:tabs>
+              <w:tab w:val="left" w:pos="480"/>
+              <w:tab w:val="right" w:leader="dot" w:pos="9350"/>
+            </w:tabs>
+            <w:rPr>
+              <w:rFonts w:eastAsiaTheme="minorEastAsia"/>
+              <w:b w:val="0"/>
+              <w:bCs w:val="0"/>
+              <w:i w:val="0"/>
+              <w:iCs w:val="0"/>
+              <w:noProof/>
+            </w:rPr>
+          </w:pPr>
+          <w:hyperlink w:anchor="_Toc184325966" w:history="1">
+            <w:r>
+              <w:rPr>
+                <w:rStyle w:val="Hyperlink"/>
                 <w:rFonts w:ascii="Trebuchet MS" w:hAnsi="Trebuchet MS"/>
                 <w:noProof/>
-                <w:webHidden/>
+                <w:lang w:val="pt-PT"/>
+              </w:rPr>
+              <w:t>5</w:t>
+            </w:r>
+            <w:r>
+              <w:rPr>
+                <w:rFonts w:eastAsiaTheme="minorEastAsia"/>
+                <w:b w:val="0"/>
+                <w:bCs w:val="0"/>
+                <w:i w:val="0"/>
+                <w:iCs w:val="0"/>
+                <w:noProof/>
               </w:rPr>
               <w:tab/>
             </w:r>
             <w:r>
               <w:rPr>
+                <w:rStyle w:val="Hyperlink"/>
                 <w:rFonts w:ascii="Trebuchet MS" w:hAnsi="Trebuchet MS"/>
                 <w:noProof/>
+                <w:lang w:val="pt-PT"/>
+              </w:rPr>
+              <w:t>Ficheiros</w:t>
+            </w:r>
+            <w:r>
+              <w:rPr>
+                <w:noProof/>
+                <w:webHidden/>
+              </w:rPr>
+              <w:tab/>
+            </w:r>
+            <w:r>
+              <w:rPr>
+                <w:noProof/>
                 <w:webHidden/>
               </w:rPr>
               <w:fldChar w:fldCharType="begin"/>
             </w:r>
             <w:r>
               <w:rPr>
-                <w:rFonts w:ascii="Trebuchet MS" w:hAnsi="Trebuchet MS"/>
-                <w:noProof/>
-                <w:webHidden/>
-              </w:rPr>
-              <w:instrText xml:space="preserve"> PAGEREF _Toc184239230 \h </w:instrText>
-            </w:r>
-            <w:r>
-              <w:rPr>
-                <w:rFonts w:ascii="Trebuchet MS" w:hAnsi="Trebuchet MS"/>
-                <w:noProof/>
-                <w:webHidden/>
-              </w:rPr>
-            </w:r>
-            <w:r>
-              <w:rPr>
-                <w:rFonts w:ascii="Trebuchet MS" w:hAnsi="Trebuchet MS"/>
+                <w:noProof/>
+                <w:webHidden/>
+              </w:rPr>
+              <w:instrText xml:space="preserve"> PAGEREF _Toc184325966 \h </w:instrText>
+            </w:r>
+            <w:r>
+              <w:rPr>
+                <w:noProof/>
+                <w:webHidden/>
+              </w:rPr>
+            </w:r>
+            <w:r>
+              <w:rPr>
                 <w:noProof/>
                 <w:webHidden/>
               </w:rPr>
@@ -2071,15 +2071,13 @@
             </w:r>
             <w:r>
               <w:rPr>
-                <w:rFonts w:ascii="Trebuchet MS" w:hAnsi="Trebuchet MS"/>
-                <w:noProof/>
-                <w:webHidden/>
-              </w:rPr>
-              <w:t>5</w:t>
-            </w:r>
-            <w:r>
-              <w:rPr>
-                <w:rFonts w:ascii="Trebuchet MS" w:hAnsi="Trebuchet MS"/>
+                <w:noProof/>
+                <w:webHidden/>
+              </w:rPr>
+              <w:t>7</w:t>
+            </w:r>
+            <w:r>
+              <w:rPr>
                 <w:noProof/>
                 <w:webHidden/>
               </w:rPr>
@@ -2095,7 +2093,7 @@
               <w:tab w:val="right" w:leader="dot" w:pos="9350"/>
             </w:tabs>
             <w:rPr>
-              <w:rFonts w:ascii="Trebuchet MS" w:eastAsiaTheme="minorEastAsia" w:hAnsi="Trebuchet MS"/>
+              <w:rFonts w:eastAsiaTheme="minorEastAsia"/>
               <w:b w:val="0"/>
               <w:bCs w:val="0"/>
               <w:noProof/>
@@ -2103,7 +2101,7 @@
               <w:szCs w:val="24"/>
             </w:rPr>
           </w:pPr>
-          <w:hyperlink w:anchor="_Toc184239231" w:history="1">
+          <w:hyperlink w:anchor="_Toc184325967" w:history="1">
             <w:r>
               <w:rPr>
                 <w:rStyle w:val="Hyperlink"/>
@@ -2111,11 +2109,11 @@
                 <w:noProof/>
                 <w:lang w:val="pt-PT"/>
               </w:rPr>
-              <w:t>4.3</w:t>
-            </w:r>
-            <w:r>
-              <w:rPr>
-                <w:rFonts w:ascii="Trebuchet MS" w:eastAsiaTheme="minorEastAsia" w:hAnsi="Trebuchet MS"/>
+              <w:t>5.1</w:t>
+            </w:r>
+            <w:r>
+              <w:rPr>
+                <w:rFonts w:eastAsiaTheme="minorEastAsia"/>
                 <w:b w:val="0"/>
                 <w:bCs w:val="0"/>
                 <w:noProof/>
@@ -2131,11 +2129,220 @@
                 <w:noProof/>
                 <w:lang w:val="pt-PT"/>
               </w:rPr>
+              <w:t>Impo</w:t>
+            </w:r>
+            <w:r>
+              <w:rPr>
+                <w:rStyle w:val="Hyperlink"/>
+                <w:rFonts w:ascii="Trebuchet MS" w:hAnsi="Trebuchet MS"/>
+                <w:noProof/>
+                <w:lang w:val="pt-PT"/>
+              </w:rPr>
+              <w:t>r</w:t>
+            </w:r>
+            <w:r>
+              <w:rPr>
+                <w:rStyle w:val="Hyperlink"/>
+                <w:rFonts w:ascii="Trebuchet MS" w:hAnsi="Trebuchet MS"/>
+                <w:noProof/>
+                <w:lang w:val="pt-PT"/>
+              </w:rPr>
+              <w:t>tar faturas</w:t>
+            </w:r>
+            <w:r>
+              <w:rPr>
+                <w:noProof/>
+                <w:webHidden/>
+              </w:rPr>
+              <w:tab/>
+            </w:r>
+            <w:r>
+              <w:rPr>
+                <w:noProof/>
+                <w:webHidden/>
+              </w:rPr>
+              <w:fldChar w:fldCharType="begin"/>
+            </w:r>
+            <w:r>
+              <w:rPr>
+                <w:noProof/>
+                <w:webHidden/>
+              </w:rPr>
+              <w:instrText xml:space="preserve"> PAGEREF _Toc184325967 \h </w:instrText>
+            </w:r>
+            <w:r>
+              <w:rPr>
+                <w:noProof/>
+                <w:webHidden/>
+              </w:rPr>
+            </w:r>
+            <w:r>
+              <w:rPr>
+                <w:noProof/>
+                <w:webHidden/>
+              </w:rPr>
+              <w:fldChar w:fldCharType="separate"/>
+            </w:r>
+            <w:r>
+              <w:rPr>
+                <w:noProof/>
+                <w:webHidden/>
+              </w:rPr>
+              <w:t>7</w:t>
+            </w:r>
+            <w:r>
+              <w:rPr>
+                <w:noProof/>
+                <w:webHidden/>
+              </w:rPr>
+              <w:fldChar w:fldCharType="end"/>
+            </w:r>
+          </w:hyperlink>
+        </w:p>
+        <w:p>
+          <w:pPr>
+            <w:pStyle w:val="TOC2"/>
+            <w:tabs>
+              <w:tab w:val="left" w:pos="960"/>
+              <w:tab w:val="right" w:leader="dot" w:pos="9350"/>
+            </w:tabs>
+            <w:rPr>
+              <w:rFonts w:eastAsiaTheme="minorEastAsia"/>
+              <w:b w:val="0"/>
+              <w:bCs w:val="0"/>
+              <w:noProof/>
+              <w:sz w:val="24"/>
+              <w:szCs w:val="24"/>
+            </w:rPr>
+          </w:pPr>
+          <w:hyperlink w:anchor="_Toc184325968" w:history="1">
+            <w:r>
+              <w:rPr>
+                <w:rStyle w:val="Hyperlink"/>
+                <w:rFonts w:ascii="Trebuchet MS" w:hAnsi="Trebuchet MS"/>
+                <w:noProof/>
+                <w:lang w:val="pt-PT"/>
+              </w:rPr>
+              <w:t>5.2</w:t>
+            </w:r>
+            <w:r>
+              <w:rPr>
+                <w:rFonts w:eastAsiaTheme="minorEastAsia"/>
+                <w:b w:val="0"/>
+                <w:bCs w:val="0"/>
+                <w:noProof/>
+                <w:sz w:val="24"/>
+                <w:szCs w:val="24"/>
+              </w:rPr>
+              <w:tab/>
+            </w:r>
+            <w:r>
+              <w:rPr>
+                <w:rStyle w:val="Hyperlink"/>
+                <w:rFonts w:ascii="Trebuchet MS" w:hAnsi="Trebuchet MS"/>
+                <w:noProof/>
+                <w:lang w:val="pt-PT"/>
+              </w:rPr>
+              <w:t>Exportar faturas</w:t>
+            </w:r>
+            <w:r>
+              <w:rPr>
+                <w:noProof/>
+                <w:webHidden/>
+              </w:rPr>
+              <w:tab/>
+            </w:r>
+            <w:r>
+              <w:rPr>
+                <w:noProof/>
+                <w:webHidden/>
+              </w:rPr>
+              <w:fldChar w:fldCharType="begin"/>
+            </w:r>
+            <w:r>
+              <w:rPr>
+                <w:noProof/>
+                <w:webHidden/>
+              </w:rPr>
+              <w:instrText xml:space="preserve"> PAGEREF _Toc184325968 \h </w:instrText>
+            </w:r>
+            <w:r>
+              <w:rPr>
+                <w:noProof/>
+                <w:webHidden/>
+              </w:rPr>
+            </w:r>
+            <w:r>
+              <w:rPr>
+                <w:noProof/>
+                <w:webHidden/>
+              </w:rPr>
+              <w:fldChar w:fldCharType="separate"/>
+            </w:r>
+            <w:r>
+              <w:rPr>
+                <w:noProof/>
+                <w:webHidden/>
+              </w:rPr>
+              <w:t>8</w:t>
+            </w:r>
+            <w:r>
+              <w:rPr>
+                <w:noProof/>
+                <w:webHidden/>
+              </w:rPr>
+              <w:fldChar w:fldCharType="end"/>
+            </w:r>
+          </w:hyperlink>
+        </w:p>
+        <w:p>
+          <w:pPr>
+            <w:pStyle w:val="TOC2"/>
+            <w:tabs>
+              <w:tab w:val="left" w:pos="960"/>
+              <w:tab w:val="right" w:leader="dot" w:pos="9350"/>
+            </w:tabs>
+            <w:rPr>
+              <w:rFonts w:eastAsiaTheme="minorEastAsia"/>
+              <w:b w:val="0"/>
+              <w:bCs w:val="0"/>
+              <w:noProof/>
+              <w:sz w:val="24"/>
+              <w:szCs w:val="24"/>
+            </w:rPr>
+          </w:pPr>
+          <w:hyperlink w:anchor="_Toc184325969" w:history="1">
+            <w:r>
+              <w:rPr>
+                <w:rStyle w:val="Hyperlink"/>
+                <w:rFonts w:ascii="Trebuchet MS" w:hAnsi="Trebuchet MS"/>
+                <w:noProof/>
+                <w:lang w:val="pt-PT"/>
+              </w:rPr>
+              <w:t>5.3</w:t>
+            </w:r>
+            <w:r>
+              <w:rPr>
+                <w:rFonts w:eastAsiaTheme="minorEastAsia"/>
+                <w:b w:val="0"/>
+                <w:bCs w:val="0"/>
+                <w:noProof/>
+                <w:sz w:val="24"/>
+                <w:szCs w:val="24"/>
+              </w:rPr>
+              <w:tab/>
+            </w:r>
+            <w:r>
+              <w:rPr>
+                <w:rStyle w:val="Hyperlink"/>
+                <w:rFonts w:ascii="Trebuchet MS" w:hAnsi="Trebuchet MS"/>
+                <w:noProof/>
+                <w:lang w:val="pt-PT"/>
+              </w:rPr>
               <w:t>Inicialização da aplicação</w:t>
             </w:r>
             <w:r>
               <w:rPr>
-                <w:rFonts w:ascii="Trebuchet MS" w:hAnsi="Trebuchet MS"/>
                 <w:noProof/>
                 <w:webHidden/>
               </w:rPr>
@@ -2143,7 +2350,6 @@
             </w:r>
             <w:r>
               <w:rPr>
-                <w:rFonts w:ascii="Trebuchet MS" w:hAnsi="Trebuchet MS"/>
                 <w:noProof/>
                 <w:webHidden/>
               </w:rPr>
@@ -2151,22 +2357,19 @@
             </w:r>
             <w:r>
               <w:rPr>
-                <w:rFonts w:ascii="Trebuchet MS" w:hAnsi="Trebuchet MS"/>
-                <w:noProof/>
-                <w:webHidden/>
-              </w:rPr>
-              <w:instrText xml:space="preserve"> PAGEREF _Toc184239231 \h </w:instrText>
-            </w:r>
-            <w:r>
-              <w:rPr>
-                <w:rFonts w:ascii="Trebuchet MS" w:hAnsi="Trebuchet MS"/>
-                <w:noProof/>
-                <w:webHidden/>
-              </w:rPr>
-            </w:r>
-            <w:r>
-              <w:rPr>
-                <w:rFonts w:ascii="Trebuchet MS" w:hAnsi="Trebuchet MS"/>
+                <w:noProof/>
+                <w:webHidden/>
+              </w:rPr>
+              <w:instrText xml:space="preserve"> PAGEREF _Toc184325969 \h </w:instrText>
+            </w:r>
+            <w:r>
+              <w:rPr>
+                <w:noProof/>
+                <w:webHidden/>
+              </w:rPr>
+            </w:r>
+            <w:r>
+              <w:rPr>
                 <w:noProof/>
                 <w:webHidden/>
               </w:rPr>
@@ -2174,15 +2377,13 @@
             </w:r>
             <w:r>
               <w:rPr>
-                <w:rFonts w:ascii="Trebuchet MS" w:hAnsi="Trebuchet MS"/>
-                <w:noProof/>
-                <w:webHidden/>
-              </w:rPr>
-              <w:t>5</w:t>
-            </w:r>
-            <w:r>
-              <w:rPr>
-                <w:rFonts w:ascii="Trebuchet MS" w:hAnsi="Trebuchet MS"/>
+                <w:noProof/>
+                <w:webHidden/>
+              </w:rPr>
+              <w:t>8</w:t>
+            </w:r>
+            <w:r>
+              <w:rPr>
                 <w:noProof/>
                 <w:webHidden/>
               </w:rPr>
@@ -2194,10 +2395,11 @@
           <w:pPr>
             <w:pStyle w:val="TOC1"/>
             <w:tabs>
+              <w:tab w:val="left" w:pos="480"/>
               <w:tab w:val="right" w:leader="dot" w:pos="9350"/>
             </w:tabs>
             <w:rPr>
-              <w:rFonts w:ascii="Trebuchet MS" w:eastAsiaTheme="minorEastAsia" w:hAnsi="Trebuchet MS"/>
+              <w:rFonts w:eastAsiaTheme="minorEastAsia"/>
               <w:b w:val="0"/>
               <w:bCs w:val="0"/>
               <w:i w:val="0"/>
@@ -2205,7 +2407,7 @@
               <w:noProof/>
             </w:rPr>
           </w:pPr>
-          <w:hyperlink w:anchor="_Toc184239232" w:history="1">
+          <w:hyperlink w:anchor="_Toc184325970" w:history="1">
             <w:r>
               <w:rPr>
                 <w:rStyle w:val="Hyperlink"/>
@@ -2213,11 +2415,126 @@
                 <w:noProof/>
                 <w:lang w:val="pt-PT"/>
               </w:rPr>
+              <w:t>6</w:t>
+            </w:r>
+            <w:r>
+              <w:rPr>
+                <w:rFonts w:eastAsiaTheme="minorEastAsia"/>
+                <w:b w:val="0"/>
+                <w:bCs w:val="0"/>
+                <w:i w:val="0"/>
+                <w:iCs w:val="0"/>
+                <w:noProof/>
+              </w:rPr>
+              <w:tab/>
+            </w:r>
+            <w:r>
+              <w:rPr>
+                <w:rStyle w:val="Hyperlink"/>
+                <w:rFonts w:ascii="Trebuchet MS" w:hAnsi="Trebuchet MS"/>
+                <w:noProof/>
+                <w:lang w:val="pt-PT"/>
+              </w:rPr>
+              <w:t>Funcionamento da aplicação</w:t>
+            </w:r>
+            <w:r>
+              <w:rPr>
+                <w:noProof/>
+                <w:webHidden/>
+              </w:rPr>
+              <w:tab/>
+            </w:r>
+            <w:r>
+              <w:rPr>
+                <w:noProof/>
+                <w:webHidden/>
+              </w:rPr>
+              <w:fldChar w:fldCharType="begin"/>
+            </w:r>
+            <w:r>
+              <w:rPr>
+                <w:noProof/>
+                <w:webHidden/>
+              </w:rPr>
+              <w:instrText xml:space="preserve"> PAGEREF _Toc184325970 \h </w:instrText>
+            </w:r>
+            <w:r>
+              <w:rPr>
+                <w:noProof/>
+                <w:webHidden/>
+              </w:rPr>
+            </w:r>
+            <w:r>
+              <w:rPr>
+                <w:noProof/>
+                <w:webHidden/>
+              </w:rPr>
+              <w:fldChar w:fldCharType="separate"/>
+            </w:r>
+            <w:r>
+              <w:rPr>
+                <w:noProof/>
+                <w:webHidden/>
+              </w:rPr>
+              <w:t>9</w:t>
+            </w:r>
+            <w:r>
+              <w:rPr>
+                <w:noProof/>
+                <w:webHidden/>
+              </w:rPr>
+              <w:fldChar w:fldCharType="end"/>
+            </w:r>
+          </w:hyperlink>
+        </w:p>
+        <w:p>
+          <w:pPr>
+            <w:pStyle w:val="TOC1"/>
+            <w:tabs>
+              <w:tab w:val="left" w:pos="480"/>
+              <w:tab w:val="right" w:leader="dot" w:pos="9350"/>
+            </w:tabs>
+            <w:rPr>
+              <w:rFonts w:eastAsiaTheme="minorEastAsia"/>
+              <w:b w:val="0"/>
+              <w:bCs w:val="0"/>
+              <w:i w:val="0"/>
+              <w:iCs w:val="0"/>
+              <w:noProof/>
+            </w:rPr>
+          </w:pPr>
+          <w:hyperlink w:anchor="_Toc184325971" w:history="1">
+            <w:r>
+              <w:rPr>
+                <w:rStyle w:val="Hyperlink"/>
+                <w:rFonts w:ascii="Trebuchet MS" w:hAnsi="Trebuchet MS"/>
+                <w:noProof/>
+                <w:lang w:val="pt-PT"/>
+              </w:rPr>
+              <w:t>7</w:t>
+            </w:r>
+            <w:r>
+              <w:rPr>
+                <w:rFonts w:eastAsiaTheme="minorEastAsia"/>
+                <w:b w:val="0"/>
+                <w:bCs w:val="0"/>
+                <w:i w:val="0"/>
+                <w:iCs w:val="0"/>
+                <w:noProof/>
+              </w:rPr>
+              <w:tab/>
+            </w:r>
+            <w:r>
+              <w:rPr>
+                <w:rStyle w:val="Hyperlink"/>
+                <w:rFonts w:ascii="Trebuchet MS" w:hAnsi="Trebuchet MS"/>
+                <w:noProof/>
+                <w:lang w:val="pt-PT"/>
+              </w:rPr>
               <w:t>Notas finais</w:t>
             </w:r>
             <w:r>
               <w:rPr>
-                <w:rFonts w:ascii="Trebuchet MS" w:hAnsi="Trebuchet MS"/>
                 <w:noProof/>
                 <w:webHidden/>
               </w:rPr>
@@ -2225,7 +2542,6 @@
             </w:r>
             <w:r>
               <w:rPr>
-                <w:rFonts w:ascii="Trebuchet MS" w:hAnsi="Trebuchet MS"/>
                 <w:noProof/>
                 <w:webHidden/>
               </w:rPr>
@@ -2233,22 +2549,19 @@
             </w:r>
             <w:r>
               <w:rPr>
-                <w:rFonts w:ascii="Trebuchet MS" w:hAnsi="Trebuchet MS"/>
-                <w:noProof/>
-                <w:webHidden/>
-              </w:rPr>
-              <w:instrText xml:space="preserve"> PAGEREF _Toc184239232 \h </w:instrText>
-            </w:r>
-            <w:r>
-              <w:rPr>
-                <w:rFonts w:ascii="Trebuchet MS" w:hAnsi="Trebuchet MS"/>
-                <w:noProof/>
-                <w:webHidden/>
-              </w:rPr>
-            </w:r>
-            <w:r>
-              <w:rPr>
-                <w:rFonts w:ascii="Trebuchet MS" w:hAnsi="Trebuchet MS"/>
+                <w:noProof/>
+                <w:webHidden/>
+              </w:rPr>
+              <w:instrText xml:space="preserve"> PAGEREF _Toc184325971 \h </w:instrText>
+            </w:r>
+            <w:r>
+              <w:rPr>
+                <w:noProof/>
+                <w:webHidden/>
+              </w:rPr>
+            </w:r>
+            <w:r>
+              <w:rPr>
                 <w:noProof/>
                 <w:webHidden/>
               </w:rPr>
@@ -2256,15 +2569,13 @@
             </w:r>
             <w:r>
               <w:rPr>
-                <w:rFonts w:ascii="Trebuchet MS" w:hAnsi="Trebuchet MS"/>
-                <w:noProof/>
-                <w:webHidden/>
-              </w:rPr>
-              <w:t>6</w:t>
-            </w:r>
-            <w:r>
-              <w:rPr>
-                <w:rFonts w:ascii="Trebuchet MS" w:hAnsi="Trebuchet MS"/>
+                <w:noProof/>
+                <w:webHidden/>
+              </w:rPr>
+              <w:t>10</w:t>
+            </w:r>
+            <w:r>
+              <w:rPr>
                 <w:noProof/>
                 <w:webHidden/>
               </w:rPr>
@@ -2349,7 +2660,7 @@
           <w:lang w:val="pt-PT"/>
         </w:rPr>
       </w:pPr>
-      <w:bookmarkStart w:id="0" w:name="_Toc184239217"/>
+      <w:bookmarkStart w:id="0" w:name="_Toc184325952"/>
       <w:r>
         <w:rPr>
           <w:rFonts w:ascii="Trebuchet MS" w:hAnsi="Trebuchet MS"/>
@@ -2372,15 +2683,6 @@
           <w:lang w:val="pt-PT"/>
         </w:rPr>
       </w:pPr>
-    </w:p>
-    <w:p>
-      <w:pPr>
-        <w:jc w:val="both"/>
-        <w:rPr>
-          <w:rFonts w:ascii="Trebuchet MS" w:hAnsi="Trebuchet MS"/>
-          <w:lang w:val="pt-PT"/>
-        </w:rPr>
-      </w:pPr>
       <w:r>
         <w:rPr>
           <w:rFonts w:ascii="Trebuchet MS" w:hAnsi="Trebuchet MS"/>
@@ -2405,7 +2707,35 @@
           <w:rFonts w:ascii="Trebuchet MS" w:hAnsi="Trebuchet MS"/>
           <w:lang w:val="pt-PT"/>
         </w:rPr>
-        <w:t xml:space="preserve"> (POOFS). Esta conta com algumas funcionalidades que permitem ao seu utilizador adicionar e editar clientes, gerir faturas e importar </w:t>
+        <w:t xml:space="preserve"> (POOFS)</w:t>
+      </w:r>
+      <w:r>
+        <w:rPr>
+          <w:rFonts w:ascii="Trebuchet MS" w:hAnsi="Trebuchet MS"/>
+          <w:lang w:val="pt-PT"/>
+        </w:rPr>
+        <w:t xml:space="preserve"> que permita ao utilizador registar faturas emitidas</w:t>
+      </w:r>
+      <w:r>
+        <w:rPr>
+          <w:rFonts w:ascii="Trebuchet MS" w:hAnsi="Trebuchet MS"/>
+          <w:lang w:val="pt-PT"/>
+        </w:rPr>
+        <w:t>. Esta</w:t>
+      </w:r>
+      <w:r>
+        <w:rPr>
+          <w:rFonts w:ascii="Trebuchet MS" w:hAnsi="Trebuchet MS"/>
+          <w:lang w:val="pt-PT"/>
+        </w:rPr>
+        <w:t xml:space="preserve"> aplicação</w:t>
+      </w:r>
+      <w:r>
+        <w:rPr>
+          <w:rFonts w:ascii="Trebuchet MS" w:hAnsi="Trebuchet MS"/>
+          <w:lang w:val="pt-PT"/>
+        </w:rPr>
+        <w:t xml:space="preserve"> conta com algumas funcionalidades que permitem ao seu utilizador adicionar e editar clientes, gerir faturas e importar </w:t>
       </w:r>
       <w:r>
         <w:rPr>
@@ -2767,7 +3097,7 @@
           <w:lang w:val="pt-PT"/>
         </w:rPr>
       </w:pPr>
-      <w:bookmarkStart w:id="1" w:name="_Toc184239218"/>
+      <w:bookmarkStart w:id="1" w:name="_Toc184325953"/>
       <w:r>
         <w:rPr>
           <w:rFonts w:ascii="Trebuchet MS" w:hAnsi="Trebuchet MS"/>
@@ -2800,14 +3130,6 @@
           <w:lang w:val="pt-PT"/>
         </w:rPr>
       </w:pPr>
-    </w:p>
-    <w:p>
-      <w:pPr>
-        <w:rPr>
-          <w:rFonts w:ascii="Trebuchet MS" w:hAnsi="Trebuchet MS"/>
-          <w:lang w:val="pt-PT"/>
-        </w:rPr>
-      </w:pPr>
       <w:r>
         <w:rPr>
           <w:rFonts w:ascii="Trebuchet MS" w:hAnsi="Trebuchet MS"/>
@@ -2837,14 +3159,6 @@
         </w:rPr>
         <w:t xml:space="preserve"> que contém estes fatores como atributos. Vamos agora analisar como foram implementadas as funcionalidades de criar e editar clientes.</w:t>
       </w:r>
-    </w:p>
-    <w:p>
-      <w:pPr>
-        <w:rPr>
-          <w:rFonts w:ascii="Trebuchet MS" w:hAnsi="Trebuchet MS"/>
-          <w:lang w:val="pt-PT"/>
-        </w:rPr>
-      </w:pPr>
     </w:p>
     <w:p>
       <w:pPr>
@@ -2856,7 +3170,7 @@
           <w:lang w:val="pt-PT"/>
         </w:rPr>
       </w:pPr>
-      <w:bookmarkStart w:id="2" w:name="_Toc184239219"/>
+      <w:bookmarkStart w:id="2" w:name="_Toc184325954"/>
       <w:r>
         <w:rPr>
           <w:rFonts w:ascii="Trebuchet MS" w:hAnsi="Trebuchet MS"/>
@@ -2886,7 +3200,7 @@
           <w:lang w:val="pt-PT"/>
         </w:rPr>
       </w:pPr>
-      <w:bookmarkStart w:id="3" w:name="_Toc184239220"/>
+      <w:bookmarkStart w:id="3" w:name="_Toc184325955"/>
       <w:r>
         <w:rPr>
           <w:rFonts w:ascii="Trebuchet MS" w:hAnsi="Trebuchet MS"/>
@@ -2916,7 +3230,7 @@
           <w:lang w:val="pt-PT"/>
         </w:rPr>
       </w:pPr>
-      <w:bookmarkStart w:id="4" w:name="_Toc184239221"/>
+      <w:bookmarkStart w:id="4" w:name="_Toc184325956"/>
       <w:r>
         <w:rPr>
           <w:rFonts w:ascii="Trebuchet MS" w:hAnsi="Trebuchet MS"/>
@@ -2949,7 +3263,7 @@
         </w:rPr>
         <w:br w:type="page"/>
       </w:r>
-      <w:bookmarkStart w:id="5" w:name="_Toc184239222"/>
+      <w:bookmarkStart w:id="5" w:name="_Toc184325957"/>
       <w:r>
         <w:rPr>
           <w:rFonts w:ascii="Trebuchet MS" w:hAnsi="Trebuchet MS"/>
@@ -2989,7 +3303,7 @@
           <w:lang w:val="pt-PT"/>
         </w:rPr>
       </w:pPr>
-      <w:bookmarkStart w:id="6" w:name="_Toc184239223"/>
+      <w:bookmarkStart w:id="6" w:name="_Toc184325958"/>
       <w:r>
         <w:rPr>
           <w:rFonts w:ascii="Trebuchet MS" w:hAnsi="Trebuchet MS"/>
@@ -3019,7 +3333,7 @@
           <w:lang w:val="pt-PT"/>
         </w:rPr>
       </w:pPr>
-      <w:bookmarkStart w:id="7" w:name="_Toc184239224"/>
+      <w:bookmarkStart w:id="7" w:name="_Toc184325959"/>
       <w:r>
         <w:rPr>
           <w:rFonts w:ascii="Trebuchet MS" w:hAnsi="Trebuchet MS"/>
@@ -3049,7 +3363,7 @@
           <w:lang w:val="pt-PT"/>
         </w:rPr>
       </w:pPr>
-      <w:bookmarkStart w:id="8" w:name="_Toc184239225"/>
+      <w:bookmarkStart w:id="8" w:name="_Toc184325960"/>
       <w:r>
         <w:rPr>
           <w:rFonts w:ascii="Trebuchet MS" w:hAnsi="Trebuchet MS"/>
@@ -3079,7 +3393,7 @@
           <w:lang w:val="pt-PT"/>
         </w:rPr>
       </w:pPr>
-      <w:bookmarkStart w:id="9" w:name="_Toc184239226"/>
+      <w:bookmarkStart w:id="9" w:name="_Toc184325961"/>
       <w:r>
         <w:rPr>
           <w:rFonts w:ascii="Trebuchet MS" w:hAnsi="Trebuchet MS"/>
@@ -3104,53 +3418,32 @@
         <w:pStyle w:val="Heading2"/>
         <w:rPr>
           <w:rFonts w:ascii="Trebuchet MS" w:hAnsi="Trebuchet MS"/>
-          <w:lang w:val="pt-PT"/>
-        </w:rPr>
-      </w:pPr>
-      <w:bookmarkStart w:id="10" w:name="_Toc184239227"/>
-      <w:r>
-        <w:rPr>
-          <w:rFonts w:ascii="Trebuchet MS" w:hAnsi="Trebuchet MS"/>
-          <w:lang w:val="pt-PT"/>
-        </w:rPr>
-        <w:t>Estatísticas</w:t>
-      </w:r>
-      <w:bookmarkEnd w:id="10"/>
-    </w:p>
-    <w:p>
-      <w:pPr>
-        <w:rPr>
-          <w:rFonts w:ascii="Trebuchet MS" w:hAnsi="Trebuchet MS"/>
           <w:sz w:val="28"/>
           <w:szCs w:val="28"/>
           <w:lang w:val="pt-PT"/>
         </w:rPr>
       </w:pPr>
-      <w:r>
-        <w:rPr>
-          <w:rFonts w:ascii="Trebuchet MS" w:hAnsi="Trebuchet MS"/>
-          <w:b/>
-          <w:bCs/>
+      <w:bookmarkStart w:id="10" w:name="_Toc184325962"/>
+      <w:r>
+        <w:rPr>
+          <w:rFonts w:ascii="Trebuchet MS" w:hAnsi="Trebuchet MS"/>
           <w:sz w:val="28"/>
           <w:szCs w:val="28"/>
           <w:lang w:val="pt-PT"/>
         </w:rPr>
-        <w:br w:type="page"/>
-      </w:r>
-    </w:p>
-    <w:p>
-      <w:pPr>
-        <w:pStyle w:val="Heading1"/>
-        <w:rPr>
-          <w:rFonts w:ascii="Trebuchet MS" w:hAnsi="Trebuchet MS"/>
-          <w:b/>
-          <w:bCs/>
+        <w:t>Estatísticas</w:t>
+      </w:r>
+      <w:bookmarkEnd w:id="10"/>
+    </w:p>
+    <w:p>
+      <w:pPr>
+        <w:rPr>
+          <w:rFonts w:ascii="Trebuchet MS" w:hAnsi="Trebuchet MS"/>
           <w:sz w:val="28"/>
           <w:szCs w:val="28"/>
           <w:lang w:val="pt-PT"/>
         </w:rPr>
       </w:pPr>
-      <w:bookmarkStart w:id="11" w:name="_Toc184239228"/>
       <w:r>
         <w:rPr>
           <w:rFonts w:ascii="Trebuchet MS" w:hAnsi="Trebuchet MS"/>
@@ -3160,23 +3453,1441 @@
           <w:szCs w:val="28"/>
           <w:lang w:val="pt-PT"/>
         </w:rPr>
+        <w:br w:type="page"/>
+      </w:r>
+    </w:p>
+    <w:p>
+      <w:pPr>
+        <w:pStyle w:val="Heading1"/>
+        <w:rPr>
+          <w:rFonts w:ascii="Trebuchet MS" w:hAnsi="Trebuchet MS"/>
+          <w:b/>
+          <w:bCs/>
+          <w:sz w:val="28"/>
+          <w:szCs w:val="28"/>
+          <w:lang w:val="pt-PT"/>
+        </w:rPr>
+      </w:pPr>
+      <w:bookmarkStart w:id="11" w:name="_Toc184325963"/>
+      <w:r>
+        <w:rPr>
+          <w:rFonts w:ascii="Trebuchet MS" w:hAnsi="Trebuchet MS"/>
+          <w:b/>
+          <w:bCs/>
+          <w:sz w:val="28"/>
+          <w:szCs w:val="28"/>
+          <w:lang w:val="pt-PT"/>
+        </w:rPr>
+        <w:lastRenderedPageBreak/>
+        <w:t>Produtos</w:t>
+      </w:r>
+      <w:bookmarkEnd w:id="11"/>
+    </w:p>
+    <w:p>
+      <w:pPr>
+        <w:ind w:firstLine="432"/>
+        <w:jc w:val="both"/>
+        <w:rPr>
+          <w:rFonts w:ascii="Trebuchet MS" w:hAnsi="Trebuchet MS"/>
+          <w:lang w:val="pt-PT"/>
+        </w:rPr>
+      </w:pPr>
+      <w:r>
+        <w:rPr>
+          <w:rFonts w:ascii="Trebuchet MS" w:hAnsi="Trebuchet MS"/>
+          <w:lang w:val="pt-PT"/>
+        </w:rPr>
+        <w:t>Como for visto anteriormente, cada fatura tem como atributo um ArrayList de objetos da classe Produto, sendo esta classe a superclasse que contém os atributos comuns a todos os tipos de produto.</w:t>
+      </w:r>
+    </w:p>
+    <w:p>
+      <w:pPr>
+        <w:pStyle w:val="Heading2"/>
+        <w:rPr>
+          <w:rFonts w:ascii="Trebuchet MS" w:hAnsi="Trebuchet MS"/>
+          <w:sz w:val="28"/>
+          <w:szCs w:val="28"/>
+          <w:lang w:val="pt-PT"/>
+        </w:rPr>
+      </w:pPr>
+      <w:bookmarkStart w:id="12" w:name="_Ref184247365"/>
+      <w:bookmarkStart w:id="13" w:name="_Ref184247382"/>
+      <w:bookmarkStart w:id="14" w:name="_Ref184247430"/>
+      <w:bookmarkStart w:id="15" w:name="_Toc184325964"/>
+      <w:r>
+        <w:rPr>
+          <w:rFonts w:ascii="Trebuchet MS" w:hAnsi="Trebuchet MS"/>
+          <w:sz w:val="28"/>
+          <w:szCs w:val="28"/>
+          <w:lang w:val="pt-PT"/>
+        </w:rPr>
+        <w:t>Estrutura d</w:t>
+      </w:r>
+      <w:r>
+        <w:rPr>
+          <w:rFonts w:ascii="Trebuchet MS" w:hAnsi="Trebuchet MS"/>
+          <w:sz w:val="28"/>
+          <w:szCs w:val="28"/>
+          <w:lang w:val="pt-PT"/>
+        </w:rPr>
+        <w:t xml:space="preserve">as classes dos </w:t>
+      </w:r>
+      <w:r>
+        <w:rPr>
+          <w:rFonts w:ascii="Trebuchet MS" w:hAnsi="Trebuchet MS"/>
+          <w:sz w:val="28"/>
+          <w:szCs w:val="28"/>
+          <w:lang w:val="pt-PT"/>
+        </w:rPr>
+        <w:t>produtos</w:t>
+      </w:r>
+      <w:bookmarkEnd w:id="12"/>
+      <w:bookmarkEnd w:id="13"/>
+      <w:bookmarkEnd w:id="14"/>
+      <w:bookmarkEnd w:id="15"/>
+    </w:p>
+    <w:p>
+      <w:pPr>
+        <w:ind w:left="576" w:firstLine="144"/>
+        <w:jc w:val="both"/>
+        <w:rPr>
+          <w:rFonts w:ascii="Trebuchet MS" w:hAnsi="Trebuchet MS"/>
+          <w:lang w:val="pt-PT"/>
+        </w:rPr>
+      </w:pPr>
+      <w:r>
+        <w:rPr>
+          <w:rFonts w:ascii="Trebuchet MS" w:hAnsi="Trebuchet MS"/>
+          <w:lang w:val="pt-PT"/>
+        </w:rPr>
+        <w:t xml:space="preserve">Em seguimento da caracterização dos diferentes tipos de produtos feita na introdução, vejamos agora a constituição de cada </w:t>
+      </w:r>
+      <w:r>
+        <w:rPr>
+          <w:rFonts w:ascii="Trebuchet MS" w:hAnsi="Trebuchet MS"/>
+          <w:lang w:val="pt-PT"/>
+        </w:rPr>
+        <w:t>classe utilizada para os implementar</w:t>
+      </w:r>
+      <w:r>
+        <w:rPr>
+          <w:rFonts w:ascii="Trebuchet MS" w:hAnsi="Trebuchet MS"/>
+          <w:lang w:val="pt-PT"/>
+        </w:rPr>
+        <w:t>.</w:t>
+      </w:r>
+    </w:p>
+    <w:p>
+      <w:pPr>
+        <w:ind w:left="576" w:firstLine="144"/>
+        <w:jc w:val="both"/>
+        <w:rPr>
+          <w:rFonts w:ascii="Trebuchet MS" w:hAnsi="Trebuchet MS"/>
+          <w:lang w:val="pt-PT"/>
+        </w:rPr>
+      </w:pPr>
+      <w:r>
+        <w:rPr>
+          <w:rFonts w:ascii="Trebuchet MS" w:hAnsi="Trebuchet MS"/>
+          <w:lang w:val="pt-PT"/>
+        </w:rPr>
+        <w:t>A classe Produto é a superclasse que contém os atributos comuns a todos os tipos de produto, tendo assim como atributos os seguintes elementos: o código do produto, o nome, a descrição do produto, a quantidade, o valor unitário e o valor da taxa do IVA.</w:t>
+      </w:r>
+      <w:r>
+        <w:rPr>
+          <w:rFonts w:ascii="Trebuchet MS" w:hAnsi="Trebuchet MS"/>
+          <w:lang w:val="pt-PT"/>
+        </w:rPr>
+        <w:t xml:space="preserve"> Esta classe tem como métodos: os métodos de acesso associados aos seus atributos; o método </w:t>
+      </w:r>
+      <w:r>
+        <w:rPr>
+          <w:rFonts w:ascii="Trebuchet MS" w:hAnsi="Trebuchet MS"/>
+          <w:i/>
+          <w:iCs/>
+          <w:lang w:val="pt-PT"/>
+        </w:rPr>
+        <w:t>toString</w:t>
+      </w:r>
+      <w:r>
+        <w:rPr>
+          <w:rFonts w:ascii="Trebuchet MS" w:hAnsi="Trebuchet MS"/>
+          <w:lang w:val="pt-PT"/>
+        </w:rPr>
+        <w:t xml:space="preserve"> que devolve uma string com os dados do produto formatados; o método </w:t>
+      </w:r>
+      <w:r>
+        <w:rPr>
+          <w:rFonts w:ascii="Trebuchet MS" w:hAnsi="Trebuchet MS"/>
+          <w:b/>
+          <w:bCs/>
+          <w:u w:val="single"/>
+          <w:lang w:val="pt-PT"/>
+        </w:rPr>
+        <w:t>calcTotalSemIva</w:t>
+      </w:r>
+      <w:r>
+        <w:rPr>
+          <w:rFonts w:ascii="Trebuchet MS" w:hAnsi="Trebuchet MS"/>
+          <w:lang w:val="pt-PT"/>
+        </w:rPr>
+        <w:t xml:space="preserve">() que devolve o valor do produto sem o IVA; o método </w:t>
+      </w:r>
+      <w:r>
+        <w:rPr>
+          <w:rFonts w:ascii="Trebuchet MS" w:hAnsi="Trebuchet MS"/>
+          <w:b/>
+          <w:bCs/>
+          <w:u w:val="single"/>
+          <w:lang w:val="pt-PT"/>
+        </w:rPr>
+        <w:t>calcTotalComIva</w:t>
+      </w:r>
+      <w:r>
+        <w:rPr>
+          <w:rFonts w:ascii="Trebuchet MS" w:hAnsi="Trebuchet MS"/>
+          <w:lang w:val="pt-PT"/>
+        </w:rPr>
+        <w:t xml:space="preserve">() que devolve o valor do produto considerando o valor da taxa do IVA; o método </w:t>
+      </w:r>
+      <w:r>
+        <w:rPr>
+          <w:rFonts w:ascii="Trebuchet MS" w:hAnsi="Trebuchet MS"/>
+          <w:b/>
+          <w:bCs/>
+          <w:u w:val="single"/>
+          <w:lang w:val="pt-PT"/>
+        </w:rPr>
+        <w:t>calcValorIva</w:t>
+      </w:r>
+      <w:r>
+        <w:rPr>
+          <w:rFonts w:ascii="Trebuchet MS" w:hAnsi="Trebuchet MS"/>
+          <w:lang w:val="pt-PT"/>
+        </w:rPr>
+        <w:t xml:space="preserve">() que devolve o valor do IVA, ou seja, a diferença entre o valor do produto com IVA e o valor sem IVA; o método </w:t>
+      </w:r>
+      <w:r>
+        <w:rPr>
+          <w:rFonts w:ascii="Trebuchet MS" w:hAnsi="Trebuchet MS"/>
+          <w:b/>
+          <w:bCs/>
+          <w:u w:val="single"/>
+          <w:lang w:val="pt-PT"/>
+        </w:rPr>
+        <w:t>validProduto</w:t>
+      </w:r>
+      <w:r>
+        <w:rPr>
+          <w:rFonts w:ascii="Trebuchet MS" w:hAnsi="Trebuchet MS"/>
+          <w:lang w:val="pt-PT"/>
+        </w:rPr>
+        <w:t xml:space="preserve">() que devolve um valor booleano após verificar se </w:t>
+      </w:r>
+      <w:r>
+        <w:rPr>
+          <w:rFonts w:ascii="Trebuchet MS" w:hAnsi="Trebuchet MS"/>
+          <w:lang w:val="pt-PT"/>
+        </w:rPr>
+        <w:t>foram atribuídos valores válidos a todos os atributos da classe. É importante salientar que, visto que foi utilizado o paradigma da Programação Orientada aos Objetos, as classes descendentes da classe Produto irão herdar os elementos mencionados acima, sofrendo apenas algumas alterações específicas de cada uma dessas subclasses.</w:t>
+      </w:r>
+    </w:p>
+    <w:p>
+      <w:pPr>
+        <w:ind w:left="576" w:firstLine="144"/>
+        <w:jc w:val="both"/>
+        <w:rPr>
+          <w:rFonts w:ascii="Trebuchet MS" w:hAnsi="Trebuchet MS"/>
+          <w:lang w:val="pt-PT"/>
+        </w:rPr>
+      </w:pPr>
+      <w:r>
+        <w:rPr>
+          <w:rFonts w:ascii="Trebuchet MS" w:hAnsi="Trebuchet MS"/>
+          <w:lang w:val="pt-PT"/>
+        </w:rPr>
+        <w:t>A</w:t>
+      </w:r>
+      <w:r>
+        <w:rPr>
+          <w:rFonts w:ascii="Trebuchet MS" w:hAnsi="Trebuchet MS"/>
+          <w:lang w:val="pt-PT"/>
+        </w:rPr>
+        <w:t>s</w:t>
+      </w:r>
+      <w:r>
+        <w:rPr>
+          <w:rFonts w:ascii="Trebuchet MS" w:hAnsi="Trebuchet MS"/>
+          <w:lang w:val="pt-PT"/>
+        </w:rPr>
+        <w:t xml:space="preserve"> classe</w:t>
+      </w:r>
+      <w:r>
+        <w:rPr>
+          <w:rFonts w:ascii="Trebuchet MS" w:hAnsi="Trebuchet MS"/>
+          <w:lang w:val="pt-PT"/>
+        </w:rPr>
+        <w:t>s</w:t>
+      </w:r>
+      <w:r>
+        <w:rPr>
+          <w:rFonts w:ascii="Trebuchet MS" w:hAnsi="Trebuchet MS"/>
+          <w:lang w:val="pt-PT"/>
+        </w:rPr>
+        <w:t xml:space="preserve"> ProdAlimentar </w:t>
+      </w:r>
+      <w:r>
+        <w:rPr>
+          <w:rFonts w:ascii="Trebuchet MS" w:hAnsi="Trebuchet MS"/>
+          <w:lang w:val="pt-PT"/>
+        </w:rPr>
+        <w:t>e ProdFarmacia são</w:t>
+      </w:r>
+      <w:r>
+        <w:rPr>
+          <w:rFonts w:ascii="Trebuchet MS" w:hAnsi="Trebuchet MS"/>
+          <w:lang w:val="pt-PT"/>
+        </w:rPr>
+        <w:t xml:space="preserve"> descendente</w:t>
+      </w:r>
+      <w:r>
+        <w:rPr>
+          <w:rFonts w:ascii="Trebuchet MS" w:hAnsi="Trebuchet MS"/>
+          <w:lang w:val="pt-PT"/>
+        </w:rPr>
+        <w:t xml:space="preserve">s </w:t>
+      </w:r>
+      <w:r>
+        <w:rPr>
+          <w:rFonts w:ascii="Trebuchet MS" w:hAnsi="Trebuchet MS"/>
+          <w:lang w:val="pt-PT"/>
+        </w:rPr>
+        <w:t xml:space="preserve">da </w:t>
+      </w:r>
+      <w:r>
+        <w:rPr>
+          <w:rFonts w:ascii="Trebuchet MS" w:hAnsi="Trebuchet MS"/>
+          <w:lang w:val="pt-PT"/>
+        </w:rPr>
+        <w:t>super</w:t>
+      </w:r>
+      <w:r>
+        <w:rPr>
+          <w:rFonts w:ascii="Trebuchet MS" w:hAnsi="Trebuchet MS"/>
+          <w:lang w:val="pt-PT"/>
+        </w:rPr>
+        <w:t>classe Produto</w:t>
+      </w:r>
+      <w:r>
+        <w:rPr>
+          <w:rFonts w:ascii="Trebuchet MS" w:hAnsi="Trebuchet MS"/>
+          <w:lang w:val="pt-PT"/>
+        </w:rPr>
+        <w:t>, tendo, portanto, os mesmos atributos desta com a adição de um atributo que indica se o produto alimentar é ou não biológico na classe ProdAlimentar. O mesmo princípio é aplicado aos métodos destas classes: os métodos de acesso existentes mantêm-se; são criados métodos de acesso para o</w:t>
+      </w:r>
+      <w:r>
+        <w:rPr>
+          <w:rFonts w:ascii="Trebuchet MS" w:hAnsi="Trebuchet MS"/>
+          <w:lang w:val="pt-PT"/>
+        </w:rPr>
+        <w:t xml:space="preserve"> novo atributo; mantêm-se os métodos existentes, tomando partido do polimorfismo para os modificar como necessário.</w:t>
+      </w:r>
+    </w:p>
+    <w:p>
+      <w:pPr>
+        <w:ind w:left="576" w:firstLine="144"/>
+        <w:jc w:val="both"/>
+        <w:rPr>
+          <w:rFonts w:ascii="Trebuchet MS" w:hAnsi="Trebuchet MS"/>
+          <w:lang w:val="pt-PT"/>
+        </w:rPr>
+      </w:pPr>
+      <w:r>
+        <w:rPr>
+          <w:rFonts w:ascii="Trebuchet MS" w:hAnsi="Trebuchet MS"/>
+          <w:lang w:val="pt-PT"/>
+        </w:rPr>
+        <w:t>Partindo agora para as classes relativas aos diferentes tipos de produtos alimentares:</w:t>
+      </w:r>
+    </w:p>
+    <w:p>
+      <w:pPr>
+        <w:pStyle w:val="ListParagraph"/>
+        <w:numPr>
+          <w:ilvl w:val="0"/>
+          <w:numId w:val="9"/>
+        </w:numPr>
+        <w:jc w:val="both"/>
+        <w:rPr>
+          <w:rFonts w:ascii="Trebuchet MS" w:hAnsi="Trebuchet MS"/>
+          <w:b/>
+          <w:bCs/>
+          <w:u w:val="single"/>
+          <w:lang w:val="pt-PT"/>
+        </w:rPr>
+      </w:pPr>
+      <w:r>
+        <w:rPr>
+          <w:rFonts w:ascii="Trebuchet MS" w:hAnsi="Trebuchet MS"/>
+          <w:b/>
+          <w:bCs/>
+          <w:u w:val="single"/>
+          <w:lang w:val="pt-PT"/>
+        </w:rPr>
+        <w:t>TaxaReduzida</w:t>
+      </w:r>
+      <w:r>
+        <w:rPr>
+          <w:rFonts w:ascii="Trebuchet MS" w:hAnsi="Trebuchet MS"/>
+          <w:b/>
+          <w:bCs/>
+          <w:u w:val="single"/>
+          <w:lang w:val="pt-PT"/>
+        </w:rPr>
+        <w:t xml:space="preserve"> </w:t>
+      </w:r>
+      <w:r>
+        <w:rPr>
+          <w:rFonts w:ascii="Trebuchet MS" w:hAnsi="Trebuchet MS"/>
+          <w:lang w:val="pt-PT"/>
+        </w:rPr>
+        <w:t>– descendente da classe ProdAlimentar com a adição do atributo certificações</w:t>
+      </w:r>
+      <w:r>
+        <w:rPr>
+          <w:rFonts w:ascii="Trebuchet MS" w:hAnsi="Trebuchet MS"/>
+          <w:lang w:val="pt-PT"/>
+        </w:rPr>
+        <w:t>;</w:t>
+      </w:r>
+    </w:p>
+    <w:p>
+      <w:pPr>
+        <w:pStyle w:val="ListParagraph"/>
+        <w:numPr>
+          <w:ilvl w:val="0"/>
+          <w:numId w:val="9"/>
+        </w:numPr>
+        <w:jc w:val="both"/>
+        <w:rPr>
+          <w:rFonts w:ascii="Trebuchet MS" w:hAnsi="Trebuchet MS"/>
+          <w:b/>
+          <w:bCs/>
+          <w:u w:val="single"/>
+          <w:lang w:val="pt-PT"/>
+        </w:rPr>
+      </w:pPr>
+      <w:r>
+        <w:rPr>
+          <w:rFonts w:ascii="Trebuchet MS" w:hAnsi="Trebuchet MS"/>
+          <w:b/>
+          <w:bCs/>
+          <w:u w:val="single"/>
+          <w:lang w:val="pt-PT"/>
+        </w:rPr>
+        <w:t>TaxaIntermédia</w:t>
+      </w:r>
+      <w:r>
+        <w:rPr>
+          <w:rFonts w:ascii="Trebuchet MS" w:hAnsi="Trebuchet MS"/>
+          <w:lang w:val="pt-PT"/>
+        </w:rPr>
+        <w:t xml:space="preserve"> – descendente da classe ProdAlimentar com a adição do atributo categoria;</w:t>
+      </w:r>
+    </w:p>
+    <w:p>
+      <w:pPr>
+        <w:pStyle w:val="ListParagraph"/>
+        <w:numPr>
+          <w:ilvl w:val="0"/>
+          <w:numId w:val="9"/>
+        </w:numPr>
+        <w:jc w:val="both"/>
+        <w:rPr>
+          <w:rFonts w:ascii="Trebuchet MS" w:hAnsi="Trebuchet MS"/>
+          <w:b/>
+          <w:bCs/>
+          <w:u w:val="single"/>
+          <w:lang w:val="pt-PT"/>
+        </w:rPr>
+      </w:pPr>
+      <w:r>
+        <w:rPr>
+          <w:rFonts w:ascii="Trebuchet MS" w:hAnsi="Trebuchet MS"/>
+          <w:b/>
+          <w:bCs/>
+          <w:u w:val="single"/>
+          <w:lang w:val="pt-PT"/>
+        </w:rPr>
+        <w:lastRenderedPageBreak/>
+        <w:t>TaxaNormal</w:t>
+      </w:r>
+      <w:r>
+        <w:rPr>
+          <w:rFonts w:ascii="Trebuchet MS" w:hAnsi="Trebuchet MS"/>
+          <w:lang w:val="pt-PT"/>
+        </w:rPr>
+        <w:t xml:space="preserve"> – descendente da classe ProdAlimentar;</w:t>
+      </w:r>
+    </w:p>
+    <w:p>
+      <w:pPr>
+        <w:pStyle w:val="ListParagraph"/>
+        <w:numPr>
+          <w:ilvl w:val="0"/>
+          <w:numId w:val="9"/>
+        </w:numPr>
+        <w:jc w:val="both"/>
+        <w:rPr>
+          <w:rFonts w:ascii="Trebuchet MS" w:hAnsi="Trebuchet MS"/>
+          <w:b/>
+          <w:bCs/>
+          <w:u w:val="single"/>
+          <w:lang w:val="pt-PT"/>
+        </w:rPr>
+      </w:pPr>
+      <w:r>
+        <w:rPr>
+          <w:rFonts w:ascii="Trebuchet MS" w:hAnsi="Trebuchet MS"/>
+          <w:b/>
+          <w:bCs/>
+          <w:u w:val="single"/>
+          <w:lang w:val="pt-PT"/>
+        </w:rPr>
+        <w:t>Prescrição</w:t>
+      </w:r>
+      <w:r>
+        <w:rPr>
+          <w:rFonts w:ascii="Trebuchet MS" w:hAnsi="Trebuchet MS"/>
+          <w:lang w:val="pt-PT"/>
+        </w:rPr>
+        <w:t xml:space="preserve"> – descendente da classe ProdFarmacia com a adição do atributo médico;</w:t>
+      </w:r>
+    </w:p>
+    <w:p>
+      <w:pPr>
+        <w:pStyle w:val="ListParagraph"/>
+        <w:numPr>
+          <w:ilvl w:val="0"/>
+          <w:numId w:val="9"/>
+        </w:numPr>
+        <w:jc w:val="both"/>
+        <w:rPr>
+          <w:rFonts w:ascii="Trebuchet MS" w:hAnsi="Trebuchet MS"/>
+          <w:b/>
+          <w:bCs/>
+          <w:u w:val="single"/>
+          <w:lang w:val="pt-PT"/>
+        </w:rPr>
+      </w:pPr>
+      <w:r>
+        <w:rPr>
+          <w:rFonts w:ascii="Trebuchet MS" w:hAnsi="Trebuchet MS"/>
+          <w:b/>
+          <w:bCs/>
+          <w:u w:val="single"/>
+          <w:lang w:val="pt-PT"/>
+        </w:rPr>
+        <w:t>Normal</w:t>
+      </w:r>
+      <w:r>
+        <w:rPr>
+          <w:rFonts w:ascii="Trebuchet MS" w:hAnsi="Trebuchet MS"/>
+          <w:lang w:val="pt-PT"/>
+        </w:rPr>
+        <w:t xml:space="preserve"> – descendente da classe ProdFarmacia com a adição do atributo categoria.</w:t>
+      </w:r>
+    </w:p>
+    <w:p>
+      <w:pPr>
+        <w:jc w:val="both"/>
+        <w:rPr>
+          <w:rFonts w:ascii="Trebuchet MS" w:hAnsi="Trebuchet MS"/>
+          <w:b/>
+          <w:bCs/>
+          <w:u w:val="single"/>
+          <w:lang w:val="pt-PT"/>
+        </w:rPr>
+      </w:pPr>
+    </w:p>
+    <w:p>
+      <w:pPr>
+        <w:pStyle w:val="Heading2"/>
+        <w:rPr>
+          <w:rFonts w:ascii="Trebuchet MS" w:hAnsi="Trebuchet MS"/>
+          <w:sz w:val="28"/>
+          <w:szCs w:val="28"/>
+          <w:lang w:val="pt-PT"/>
+        </w:rPr>
+      </w:pPr>
+      <w:bookmarkStart w:id="16" w:name="_Toc184325965"/>
+      <w:r>
+        <w:rPr>
+          <w:rFonts w:ascii="Trebuchet MS" w:hAnsi="Trebuchet MS"/>
+          <w:sz w:val="28"/>
+          <w:szCs w:val="28"/>
+          <w:lang w:val="pt-PT"/>
+        </w:rPr>
+        <w:t>Lista de produtos</w:t>
+      </w:r>
+      <w:bookmarkEnd w:id="16"/>
+    </w:p>
+    <w:p>
+      <w:pPr>
+        <w:ind w:left="432"/>
+        <w:rPr>
+          <w:rFonts w:ascii="Trebuchet MS" w:hAnsi="Trebuchet MS"/>
+          <w:lang w:val="pt-PT"/>
+        </w:rPr>
+      </w:pPr>
+      <w:r>
+        <w:rPr>
+          <w:rFonts w:ascii="Trebuchet MS" w:hAnsi="Trebuchet MS"/>
+          <w:lang w:val="pt-PT"/>
+        </w:rPr>
+        <w:t xml:space="preserve">Como foi visto anteriormente, cada fatura possui uma lista de produtos, assim, foi implementado um ArrayList de objetos da classe Produto onde serão armazenados os produtos de cada fatura, estando este ArrayList contido na classe </w:t>
+      </w:r>
+      <w:r>
+        <w:rPr>
+          <w:rFonts w:ascii="Trebuchet MS" w:hAnsi="Trebuchet MS"/>
+          <w:b/>
+          <w:bCs/>
+          <w:u w:val="single"/>
+          <w:lang w:val="pt-PT"/>
+        </w:rPr>
+        <w:t>ListaProdutos</w:t>
+      </w:r>
+      <w:r>
+        <w:rPr>
+          <w:rFonts w:ascii="Trebuchet MS" w:hAnsi="Trebuchet MS"/>
+          <w:lang w:val="pt-PT"/>
+        </w:rPr>
+        <w:t>. Nesta classe estão definidos todos os métodos que possibilitam o funcionamento deste elemento, nomeadamente:</w:t>
+      </w:r>
+    </w:p>
+    <w:p>
+      <w:pPr>
+        <w:pStyle w:val="ListParagraph"/>
+        <w:numPr>
+          <w:ilvl w:val="0"/>
+          <w:numId w:val="13"/>
+        </w:numPr>
+        <w:rPr>
+          <w:rFonts w:ascii="Trebuchet MS" w:hAnsi="Trebuchet MS"/>
+          <w:lang w:val="pt-PT"/>
+        </w:rPr>
+      </w:pPr>
+      <w:r>
+        <w:rPr>
+          <w:rFonts w:ascii="Trebuchet MS" w:hAnsi="Trebuchet MS"/>
+          <w:b/>
+          <w:bCs/>
+          <w:u w:val="single"/>
+          <w:lang w:val="pt-PT"/>
+        </w:rPr>
+        <w:t>addProduto</w:t>
+      </w:r>
+      <w:r>
+        <w:rPr>
+          <w:rFonts w:ascii="Trebuchet MS" w:hAnsi="Trebuchet MS"/>
+          <w:lang w:val="pt-PT"/>
+        </w:rPr>
+        <w:t>(Cliente cliente, Produtos produtosRegistados)</w:t>
+      </w:r>
+    </w:p>
+    <w:p>
+      <w:pPr>
+        <w:pStyle w:val="ListParagraph"/>
+        <w:ind w:left="1152"/>
+        <w:rPr>
+          <w:rFonts w:ascii="Trebuchet MS" w:hAnsi="Trebuchet MS"/>
+          <w:lang w:val="pt-PT"/>
+        </w:rPr>
+      </w:pPr>
+      <w:r>
+        <w:rPr>
+          <w:rFonts w:ascii="Trebuchet MS" w:hAnsi="Trebuchet MS"/>
+          <w:lang w:val="pt-PT"/>
+        </w:rPr>
+        <w:t xml:space="preserve">Recebe um objeto da classe Cliente e um objeto da classe Produtos </w:t>
+      </w:r>
+      <w:r>
+        <w:rPr>
+          <w:rFonts w:ascii="Trebuchet MS" w:hAnsi="Trebuchet MS"/>
+          <w:lang w:val="pt-PT"/>
+        </w:rPr>
+        <w:t xml:space="preserve">que contém um ArrayList com todos os produtos que foram adicionados a faturas </w:t>
+      </w:r>
+      <w:r>
+        <w:rPr>
+          <w:rFonts w:ascii="Trebuchet MS" w:hAnsi="Trebuchet MS"/>
+          <w:lang w:val="pt-PT"/>
+        </w:rPr>
+        <w:t xml:space="preserve">(ver </w:t>
+      </w:r>
+      <w:r>
+        <w:rPr>
+          <w:rFonts w:ascii="Trebuchet MS" w:hAnsi="Trebuchet MS"/>
+          <w:lang w:val="pt-PT"/>
+        </w:rPr>
+        <w:t>TODO</w:t>
+      </w:r>
+      <w:r>
+        <w:rPr>
+          <w:rFonts w:ascii="Trebuchet MS" w:hAnsi="Trebuchet MS"/>
+          <w:lang w:val="pt-PT"/>
+        </w:rPr>
+        <w:t xml:space="preserve">), permitindo </w:t>
+      </w:r>
+      <w:r>
+        <w:rPr>
+          <w:rFonts w:ascii="Trebuchet MS" w:hAnsi="Trebuchet MS"/>
+          <w:lang w:val="pt-PT"/>
+        </w:rPr>
+        <w:t xml:space="preserve">assim </w:t>
+      </w:r>
+      <w:r>
+        <w:rPr>
+          <w:rFonts w:ascii="Trebuchet MS" w:hAnsi="Trebuchet MS"/>
+          <w:lang w:val="pt-PT"/>
+        </w:rPr>
+        <w:t>ao utilizador adicionar um produto ao ArrayList de produtos da fatura. Neste método o utilizador irá selecionar as opções que caracterizam o</w:t>
+      </w:r>
+      <w:r>
+        <w:rPr>
+          <w:rFonts w:ascii="Trebuchet MS" w:hAnsi="Trebuchet MS"/>
+          <w:lang w:val="pt-PT"/>
+        </w:rPr>
+        <w:t xml:space="preserve"> tipo de</w:t>
+      </w:r>
+      <w:r>
+        <w:rPr>
+          <w:rFonts w:ascii="Trebuchet MS" w:hAnsi="Trebuchet MS"/>
+          <w:lang w:val="pt-PT"/>
+        </w:rPr>
+        <w:t xml:space="preserve"> produto a ser adicionado</w:t>
+      </w:r>
+      <w:r>
+        <w:rPr>
+          <w:rFonts w:ascii="Trebuchet MS" w:hAnsi="Trebuchet MS"/>
+          <w:lang w:val="pt-PT"/>
+        </w:rPr>
+        <w:t xml:space="preserve">, inserir os dados do produto, </w:t>
+      </w:r>
+      <w:r>
+        <w:rPr>
+          <w:rFonts w:ascii="Trebuchet MS" w:hAnsi="Trebuchet MS"/>
+          <w:lang w:val="pt-PT"/>
+        </w:rPr>
+        <w:t xml:space="preserve"> será atribuíd</w:t>
+      </w:r>
+      <w:r>
+        <w:rPr>
+          <w:rFonts w:ascii="Trebuchet MS" w:hAnsi="Trebuchet MS"/>
+          <w:lang w:val="pt-PT"/>
+        </w:rPr>
+        <w:t>a</w:t>
+      </w:r>
+      <w:r>
+        <w:rPr>
+          <w:rFonts w:ascii="Trebuchet MS" w:hAnsi="Trebuchet MS"/>
+          <w:lang w:val="pt-PT"/>
+        </w:rPr>
+        <w:t xml:space="preserve"> uma taxa de IVA ao produto com base nas características dadas e na localização do cliente</w:t>
+      </w:r>
+      <w:r>
+        <w:rPr>
+          <w:rFonts w:ascii="Trebuchet MS" w:hAnsi="Trebuchet MS"/>
+          <w:lang w:val="pt-PT"/>
+        </w:rPr>
+        <w:t xml:space="preserve"> utilizando o método </w:t>
+      </w:r>
+      <w:r>
+        <w:rPr>
+          <w:rFonts w:ascii="Trebuchet MS" w:hAnsi="Trebuchet MS"/>
+          <w:b/>
+          <w:bCs/>
+          <w:u w:val="single"/>
+          <w:lang w:val="pt-PT"/>
+        </w:rPr>
+        <w:t>setTaxaIva</w:t>
+      </w:r>
+      <w:r>
+        <w:rPr>
+          <w:rFonts w:ascii="Trebuchet MS" w:hAnsi="Trebuchet MS"/>
+          <w:lang w:val="pt-PT"/>
+        </w:rPr>
+        <w:t xml:space="preserve"> e</w:t>
+      </w:r>
+      <w:r>
+        <w:rPr>
+          <w:rFonts w:ascii="Trebuchet MS" w:hAnsi="Trebuchet MS"/>
+          <w:lang w:val="pt-PT"/>
+        </w:rPr>
+        <w:t>,</w:t>
+      </w:r>
+      <w:r>
+        <w:rPr>
+          <w:rFonts w:ascii="Trebuchet MS" w:hAnsi="Trebuchet MS"/>
+          <w:lang w:val="pt-PT"/>
+        </w:rPr>
+        <w:t xml:space="preserve"> por fim</w:t>
+      </w:r>
+      <w:r>
+        <w:rPr>
+          <w:rFonts w:ascii="Trebuchet MS" w:hAnsi="Trebuchet MS"/>
+          <w:lang w:val="pt-PT"/>
+        </w:rPr>
+        <w:t>,</w:t>
+      </w:r>
+      <w:r>
+        <w:rPr>
+          <w:rFonts w:ascii="Trebuchet MS" w:hAnsi="Trebuchet MS"/>
+          <w:lang w:val="pt-PT"/>
+        </w:rPr>
+        <w:t xml:space="preserve"> o produto será adicionado à respetiva lista</w:t>
+      </w:r>
+      <w:r>
+        <w:rPr>
+          <w:rFonts w:ascii="Trebuchet MS" w:hAnsi="Trebuchet MS"/>
+          <w:lang w:val="pt-PT"/>
+        </w:rPr>
+        <w:t>. Adicionalmente, o produto será adicionado ao ArrayList de produtos registados (ver TODO).</w:t>
+      </w:r>
+    </w:p>
+    <w:p>
+      <w:pPr>
+        <w:pStyle w:val="ListParagraph"/>
+        <w:ind w:left="1152"/>
+        <w:rPr>
+          <w:rFonts w:ascii="Trebuchet MS" w:hAnsi="Trebuchet MS"/>
+          <w:lang w:val="pt-PT"/>
+        </w:rPr>
+      </w:pPr>
+    </w:p>
+    <w:p>
+      <w:pPr>
+        <w:pStyle w:val="ListParagraph"/>
+        <w:numPr>
+          <w:ilvl w:val="0"/>
+          <w:numId w:val="13"/>
+        </w:numPr>
+        <w:rPr>
+          <w:rFonts w:ascii="Trebuchet MS" w:hAnsi="Trebuchet MS"/>
+          <w:lang w:val="pt-PT"/>
+        </w:rPr>
+      </w:pPr>
+      <w:r>
+        <w:rPr>
+          <w:rFonts w:ascii="Trebuchet MS" w:hAnsi="Trebuchet MS"/>
+          <w:b/>
+          <w:bCs/>
+          <w:u w:val="single"/>
+          <w:lang w:val="pt-PT"/>
+        </w:rPr>
+        <w:t>removeProduto</w:t>
+      </w:r>
+      <w:r>
+        <w:rPr>
+          <w:rFonts w:ascii="Trebuchet MS" w:hAnsi="Trebuchet MS"/>
+          <w:lang w:val="pt-PT"/>
+        </w:rPr>
+        <w:t>()</w:t>
+      </w:r>
+    </w:p>
+    <w:p>
+      <w:pPr>
+        <w:pStyle w:val="ListParagraph"/>
+        <w:ind w:left="1152"/>
+        <w:rPr>
+          <w:rFonts w:ascii="Trebuchet MS" w:hAnsi="Trebuchet MS"/>
+          <w:lang w:val="pt-PT"/>
+        </w:rPr>
+      </w:pPr>
+      <w:r>
+        <w:rPr>
+          <w:rFonts w:ascii="Trebuchet MS" w:hAnsi="Trebuchet MS"/>
+          <w:lang w:val="pt-PT"/>
+        </w:rPr>
+        <w:t xml:space="preserve">Imprime, caso existam, todos os produtos adicionados à lista de produtos da respetiva fatura, recorrendo ao método </w:t>
+      </w:r>
+      <w:r>
+        <w:rPr>
+          <w:rFonts w:ascii="Trebuchet MS" w:hAnsi="Trebuchet MS"/>
+          <w:b/>
+          <w:bCs/>
+          <w:u w:val="single"/>
+          <w:lang w:val="pt-PT"/>
+        </w:rPr>
+        <w:t>printProdutos</w:t>
+      </w:r>
+      <w:r>
+        <w:rPr>
+          <w:rFonts w:ascii="Trebuchet MS" w:hAnsi="Trebuchet MS"/>
+          <w:lang w:val="pt-PT"/>
+        </w:rPr>
+        <w:t xml:space="preserve">, e pede ao utilizador o código do produto a eliminar da lista. De seguida, percorre o ArrayList de produtos da fatura e remove o produto se este seja encontrado. Se o produto não for encontrado será </w:t>
+      </w:r>
+      <w:r>
+        <w:rPr>
+          <w:rFonts w:ascii="Trebuchet MS" w:hAnsi="Trebuchet MS"/>
+          <w:lang w:val="pt-PT"/>
+        </w:rPr>
+        <w:t>impressa</w:t>
+      </w:r>
+      <w:r>
+        <w:rPr>
+          <w:rFonts w:ascii="Trebuchet MS" w:hAnsi="Trebuchet MS"/>
+          <w:lang w:val="pt-PT"/>
+        </w:rPr>
+        <w:t xml:space="preserve"> uma mensagem no ecrã a informar este evento.</w:t>
+      </w:r>
+    </w:p>
+    <w:p>
+      <w:pPr>
+        <w:pStyle w:val="ListParagraph"/>
+        <w:ind w:left="1152"/>
+        <w:rPr>
+          <w:rFonts w:ascii="Trebuchet MS" w:hAnsi="Trebuchet MS"/>
+          <w:lang w:val="pt-PT"/>
+        </w:rPr>
+      </w:pPr>
+    </w:p>
+    <w:p>
+      <w:pPr>
+        <w:pStyle w:val="ListParagraph"/>
+        <w:numPr>
+          <w:ilvl w:val="0"/>
+          <w:numId w:val="13"/>
+        </w:numPr>
+        <w:rPr>
+          <w:rFonts w:ascii="Trebuchet MS" w:hAnsi="Trebuchet MS"/>
+          <w:lang w:val="pt-PT"/>
+        </w:rPr>
+      </w:pPr>
+      <w:r>
+        <w:rPr>
+          <w:rFonts w:ascii="Trebuchet MS" w:hAnsi="Trebuchet MS"/>
+          <w:b/>
+          <w:bCs/>
+          <w:u w:val="single"/>
+          <w:lang w:val="pt-PT"/>
+        </w:rPr>
+        <w:t>printProdutos</w:t>
+      </w:r>
+      <w:r>
+        <w:rPr>
+          <w:rFonts w:ascii="Trebuchet MS" w:hAnsi="Trebuchet MS"/>
+          <w:lang w:val="pt-PT"/>
+        </w:rPr>
+        <w:t>()</w:t>
+      </w:r>
+    </w:p>
+    <w:p>
+      <w:pPr>
+        <w:pStyle w:val="ListParagraph"/>
+        <w:ind w:left="1152"/>
+        <w:rPr>
+          <w:rFonts w:ascii="Trebuchet MS" w:hAnsi="Trebuchet MS"/>
+          <w:lang w:val="pt-PT"/>
+        </w:rPr>
+      </w:pPr>
+      <w:r>
+        <w:rPr>
+          <w:rFonts w:ascii="Trebuchet MS" w:hAnsi="Trebuchet MS"/>
+          <w:lang w:val="pt-PT"/>
+        </w:rPr>
+        <w:t>Imprime no ecrã todos os produtos presentes no ArrayList de produtos da fatura em questão.</w:t>
+      </w:r>
+    </w:p>
+    <w:p>
+      <w:pPr>
+        <w:pStyle w:val="ListParagraph"/>
+        <w:ind w:left="1152"/>
+        <w:rPr>
+          <w:rFonts w:ascii="Trebuchet MS" w:hAnsi="Trebuchet MS"/>
+          <w:lang w:val="pt-PT"/>
+        </w:rPr>
+      </w:pPr>
+    </w:p>
+    <w:p>
+      <w:pPr>
+        <w:pStyle w:val="ListParagraph"/>
+        <w:ind w:left="1152"/>
+        <w:rPr>
+          <w:rFonts w:ascii="Trebuchet MS" w:hAnsi="Trebuchet MS"/>
+          <w:lang w:val="pt-PT"/>
+        </w:rPr>
+      </w:pPr>
+    </w:p>
+    <w:p>
+      <w:pPr>
+        <w:pStyle w:val="ListParagraph"/>
+        <w:ind w:left="1152"/>
+        <w:rPr>
+          <w:rFonts w:ascii="Trebuchet MS" w:hAnsi="Trebuchet MS"/>
+          <w:lang w:val="pt-PT"/>
+        </w:rPr>
+      </w:pPr>
+    </w:p>
+    <w:p>
+      <w:pPr>
+        <w:pStyle w:val="ListParagraph"/>
+        <w:ind w:left="1152"/>
+        <w:rPr>
+          <w:rFonts w:ascii="Trebuchet MS" w:hAnsi="Trebuchet MS"/>
+          <w:lang w:val="pt-PT"/>
+        </w:rPr>
+      </w:pPr>
+    </w:p>
+    <w:p>
+      <w:pPr>
+        <w:pStyle w:val="ListParagraph"/>
+        <w:numPr>
+          <w:ilvl w:val="0"/>
+          <w:numId w:val="13"/>
+        </w:numPr>
+        <w:rPr>
+          <w:rFonts w:ascii="Trebuchet MS" w:hAnsi="Trebuchet MS"/>
+          <w:lang w:val="pt-PT"/>
+        </w:rPr>
+      </w:pPr>
+      <w:r>
+        <w:rPr>
+          <w:rFonts w:ascii="Trebuchet MS" w:hAnsi="Trebuchet MS"/>
+          <w:b/>
+          <w:bCs/>
+          <w:u w:val="single"/>
+          <w:lang w:val="pt-PT"/>
+        </w:rPr>
+        <w:t>getProdInfo</w:t>
+      </w:r>
+      <w:r>
+        <w:rPr>
+          <w:rFonts w:ascii="Trebuchet MS" w:hAnsi="Trebuchet MS"/>
+          <w:lang w:val="pt-PT"/>
+        </w:rPr>
+        <w:t>(Produto produto)</w:t>
+      </w:r>
+    </w:p>
+    <w:p>
+      <w:pPr>
+        <w:pStyle w:val="ListParagraph"/>
+        <w:ind w:left="1152"/>
+        <w:rPr>
+          <w:rFonts w:ascii="Trebuchet MS" w:hAnsi="Trebuchet MS"/>
+          <w:lang w:val="pt-PT"/>
+        </w:rPr>
+      </w:pPr>
+      <w:r>
+        <w:rPr>
+          <w:rFonts w:ascii="Trebuchet MS" w:hAnsi="Trebuchet MS"/>
+          <w:lang w:val="pt-PT"/>
+        </w:rPr>
+        <w:t xml:space="preserve">Recebe um objeto da classe Produto e pede ao utilizador os dados necessários para atribuir valores adequados aos atributos do </w:t>
+      </w:r>
+      <w:r>
+        <w:rPr>
+          <w:rFonts w:ascii="Trebuchet MS" w:hAnsi="Trebuchet MS"/>
+          <w:lang w:val="pt-PT"/>
+        </w:rPr>
+        <w:t>produto passado como argumento, nomeadamente, o nome, uma descrição, a quantidade e o valor unitário do produto.</w:t>
+      </w:r>
+    </w:p>
+    <w:p>
+      <w:pPr>
+        <w:pStyle w:val="ListParagraph"/>
+        <w:ind w:left="1152"/>
+        <w:rPr>
+          <w:rFonts w:ascii="Trebuchet MS" w:hAnsi="Trebuchet MS"/>
+          <w:lang w:val="pt-PT"/>
+        </w:rPr>
+      </w:pPr>
+    </w:p>
+    <w:p>
+      <w:pPr>
+        <w:pStyle w:val="ListParagraph"/>
+        <w:numPr>
+          <w:ilvl w:val="0"/>
+          <w:numId w:val="13"/>
+        </w:numPr>
+        <w:rPr>
+          <w:rFonts w:ascii="Trebuchet MS" w:hAnsi="Trebuchet MS"/>
+          <w:lang w:val="pt-PT"/>
+        </w:rPr>
+      </w:pPr>
+      <w:r>
+        <w:rPr>
+          <w:rFonts w:ascii="Trebuchet MS" w:hAnsi="Trebuchet MS"/>
+          <w:lang w:val="pt-PT"/>
+        </w:rPr>
+        <w:t xml:space="preserve"> </w:t>
+      </w:r>
+      <w:r>
+        <w:rPr>
+          <w:rFonts w:ascii="Trebuchet MS" w:hAnsi="Trebuchet MS"/>
+          <w:b/>
+          <w:bCs/>
+          <w:u w:val="single"/>
+          <w:lang w:val="pt-PT"/>
+        </w:rPr>
+        <w:t>setTaxaIva</w:t>
+      </w:r>
+      <w:r>
+        <w:rPr>
+          <w:rFonts w:ascii="Trebuchet MS" w:hAnsi="Trebuchet MS"/>
+          <w:lang w:val="pt-PT"/>
+        </w:rPr>
+        <w:t>(Cliente cliente, Produto produto, int taxaContinente, int taxaMadeira, int taxaAcores)</w:t>
+      </w:r>
+    </w:p>
+    <w:p>
+      <w:pPr>
+        <w:pStyle w:val="ListParagraph"/>
+        <w:ind w:left="1152"/>
+        <w:rPr>
+          <w:rFonts w:ascii="Trebuchet MS" w:hAnsi="Trebuchet MS"/>
+          <w:lang w:val="pt-PT"/>
+        </w:rPr>
+      </w:pPr>
+      <w:r>
+        <w:rPr>
+          <w:rFonts w:ascii="Trebuchet MS" w:hAnsi="Trebuchet MS"/>
+          <w:lang w:val="pt-PT"/>
+        </w:rPr>
+        <w:t>Recebe os argumentos mencionados acima e atribui ao produto a taxa do IVA apropriada à localização geográfica do cliente passado como argumento.</w:t>
+      </w:r>
+    </w:p>
+    <w:p>
+      <w:pPr>
+        <w:pStyle w:val="ListParagraph"/>
+        <w:ind w:left="1152"/>
+        <w:rPr>
+          <w:rFonts w:ascii="Trebuchet MS" w:hAnsi="Trebuchet MS"/>
+          <w:lang w:val="pt-PT"/>
+        </w:rPr>
+      </w:pPr>
+    </w:p>
+    <w:p>
+      <w:pPr>
+        <w:pStyle w:val="ListParagraph"/>
+        <w:numPr>
+          <w:ilvl w:val="0"/>
+          <w:numId w:val="13"/>
+        </w:numPr>
+        <w:rPr>
+          <w:rFonts w:ascii="Trebuchet MS" w:hAnsi="Trebuchet MS"/>
+          <w:lang w:val="pt-PT"/>
+        </w:rPr>
+      </w:pPr>
+      <w:r>
+        <w:rPr>
+          <w:rFonts w:ascii="Trebuchet MS" w:hAnsi="Trebuchet MS"/>
+          <w:b/>
+          <w:bCs/>
+          <w:u w:val="single"/>
+          <w:lang w:val="pt-PT"/>
+        </w:rPr>
+        <w:t>verificarDescricao</w:t>
+      </w:r>
+      <w:r>
+        <w:rPr>
+          <w:rFonts w:ascii="Trebuchet MS" w:hAnsi="Trebuchet MS"/>
+          <w:lang w:val="pt-PT"/>
+        </w:rPr>
+        <w:t>(String desc)</w:t>
+      </w:r>
+    </w:p>
+    <w:p>
+      <w:pPr>
+        <w:pStyle w:val="ListParagraph"/>
+        <w:ind w:left="1152"/>
+        <w:rPr>
+          <w:rFonts w:ascii="Trebuchet MS" w:hAnsi="Trebuchet MS"/>
+          <w:lang w:val="pt-PT"/>
+        </w:rPr>
+      </w:pPr>
+      <w:r>
+        <w:rPr>
+          <w:rFonts w:ascii="Trebuchet MS" w:hAnsi="Trebuchet MS"/>
+          <w:lang w:val="pt-PT"/>
+        </w:rPr>
+        <w:t>Verifica se a string passada como argumento contém algum caracter estranho, devolvendo o valor booleano false em caso afirmativo e true caso a string apenas contenha caracteres aceites pela aplicação. Este método visa evitar o uso de caracteres reservados para a formatação posterior dos ficheiros de texto a serem exportados e importados</w:t>
+      </w:r>
+      <w:r>
+        <w:rPr>
+          <w:rFonts w:ascii="Trebuchet MS" w:hAnsi="Trebuchet MS"/>
+          <w:lang w:val="pt-PT"/>
+        </w:rPr>
+        <w:t>, contribuindo assim para a integridades destes.</w:t>
+      </w:r>
+    </w:p>
+    <w:p>
+      <w:pPr>
+        <w:pStyle w:val="ListParagraph"/>
+        <w:ind w:left="1152"/>
+        <w:rPr>
+          <w:rFonts w:ascii="Trebuchet MS" w:hAnsi="Trebuchet MS"/>
+          <w:lang w:val="pt-PT"/>
+        </w:rPr>
+      </w:pPr>
+    </w:p>
+    <w:p>
+      <w:pPr>
+        <w:pStyle w:val="Heading2"/>
+        <w:rPr>
+          <w:rFonts w:ascii="Trebuchet MS" w:hAnsi="Trebuchet MS"/>
+          <w:sz w:val="28"/>
+          <w:szCs w:val="28"/>
+          <w:lang w:val="pt-PT"/>
+        </w:rPr>
+      </w:pPr>
+      <w:r>
+        <w:rPr>
+          <w:rFonts w:ascii="Trebuchet MS" w:hAnsi="Trebuchet MS"/>
+          <w:sz w:val="28"/>
+          <w:szCs w:val="28"/>
+          <w:lang w:val="pt-PT"/>
+        </w:rPr>
+        <w:t>Produtos registados</w:t>
+      </w:r>
+    </w:p>
+    <w:p>
+      <w:pPr>
+        <w:ind w:left="432"/>
+        <w:jc w:val="both"/>
+        <w:rPr>
+          <w:rFonts w:ascii="Trebuchet MS" w:hAnsi="Trebuchet MS"/>
+          <w:lang w:val="pt-PT"/>
+        </w:rPr>
+      </w:pPr>
+      <w:r>
+        <w:rPr>
+          <w:rFonts w:ascii="Trebuchet MS" w:hAnsi="Trebuchet MS"/>
+          <w:lang w:val="pt-PT"/>
+        </w:rPr>
+        <w:t xml:space="preserve">Para resolver o problema da atribuição de um código único a cada produto adicionado às faturas foi implementada a classe Produtos, que contém um ArrayList de objetos da classe Produto e uma variável que contém o código a atribuir ao próximo produto a ser registado. Como foi visto na descrição do método </w:t>
+      </w:r>
+      <w:r>
+        <w:rPr>
+          <w:rFonts w:ascii="Trebuchet MS" w:hAnsi="Trebuchet MS"/>
+          <w:b/>
+          <w:bCs/>
+          <w:u w:val="single"/>
+          <w:lang w:val="pt-PT"/>
+        </w:rPr>
+        <w:t>addProduto</w:t>
+      </w:r>
+      <w:r>
+        <w:rPr>
+          <w:rFonts w:ascii="Trebuchet MS" w:hAnsi="Trebuchet MS"/>
+          <w:lang w:val="pt-PT"/>
+        </w:rPr>
+        <w:t xml:space="preserve"> (ver TODO), quando um produto é adicionado à lista de produtos de uma fatura, também é adicionado a este ArrayList de produtos registados através do método </w:t>
+      </w:r>
+      <w:r>
+        <w:rPr>
+          <w:rFonts w:ascii="Trebuchet MS" w:hAnsi="Trebuchet MS"/>
+          <w:b/>
+          <w:bCs/>
+          <w:u w:val="single"/>
+          <w:lang w:val="pt-PT"/>
+        </w:rPr>
+        <w:t>registarProduto</w:t>
+      </w:r>
+      <w:r>
+        <w:rPr>
+          <w:rFonts w:ascii="Trebuchet MS" w:hAnsi="Trebuchet MS"/>
+          <w:lang w:val="pt-PT"/>
+        </w:rPr>
+        <w:t>, onde lhe é atribuído um código sequencial.</w:t>
+      </w:r>
+    </w:p>
+    <w:p>
+      <w:pPr>
+        <w:ind w:left="432"/>
+        <w:jc w:val="both"/>
+        <w:rPr>
+          <w:rFonts w:ascii="Trebuchet MS" w:hAnsi="Trebuchet MS"/>
+          <w:lang w:val="pt-PT"/>
+        </w:rPr>
+      </w:pPr>
+      <w:r>
+        <w:rPr>
+          <w:rFonts w:ascii="Trebuchet MS" w:hAnsi="Trebuchet MS"/>
+          <w:lang w:val="pt-PT"/>
+        </w:rPr>
+        <w:t>Para além disso</w:t>
+      </w:r>
+      <w:r>
+        <w:rPr>
+          <w:rFonts w:ascii="Trebuchet MS" w:hAnsi="Trebuchet MS"/>
+          <w:lang w:val="pt-PT"/>
+        </w:rPr>
+        <w:t xml:space="preserve">, aproveitando a existência desta classe, </w:t>
+      </w:r>
+      <w:r>
+        <w:rPr>
+          <w:rFonts w:ascii="Trebuchet MS" w:hAnsi="Trebuchet MS"/>
+          <w:lang w:val="pt-PT"/>
+        </w:rPr>
+        <w:t>permite-se que o utilizador adicione à lista de produtos da fatura um produto já registado, em vez de ter de criar um produto novo. Ou seja, no momento de realizar operações na lista de produtos da fatura, se o utilizador desejar adicionar um produto, pode optar por criar um novo ou selecionar um já existente na lista de produtos registados. Para implementar esta funcionalidade são utilizados dois métodos:</w:t>
+      </w:r>
+    </w:p>
+    <w:p>
+      <w:pPr>
+        <w:pStyle w:val="ListParagraph"/>
+        <w:numPr>
+          <w:ilvl w:val="0"/>
+          <w:numId w:val="14"/>
+        </w:numPr>
+        <w:jc w:val="both"/>
+        <w:rPr>
+          <w:rFonts w:ascii="Trebuchet MS" w:hAnsi="Trebuchet MS"/>
+          <w:lang w:val="pt-PT"/>
+        </w:rPr>
+      </w:pPr>
+      <w:r>
+        <w:rPr>
+          <w:rFonts w:ascii="Trebuchet MS" w:hAnsi="Trebuchet MS"/>
+          <w:b/>
+          <w:bCs/>
+          <w:u w:val="single"/>
+          <w:lang w:val="pt-PT"/>
+        </w:rPr>
+        <w:t>printProdutosRegistados</w:t>
+      </w:r>
+      <w:r>
+        <w:rPr>
+          <w:rFonts w:ascii="Trebuchet MS" w:hAnsi="Trebuchet MS"/>
+          <w:lang w:val="pt-PT"/>
+        </w:rPr>
+        <w:t>()</w:t>
+      </w:r>
+    </w:p>
+    <w:p>
+      <w:pPr>
+        <w:pStyle w:val="ListParagraph"/>
+        <w:ind w:left="1152"/>
+        <w:jc w:val="both"/>
+        <w:rPr>
+          <w:rFonts w:ascii="Trebuchet MS" w:hAnsi="Trebuchet MS"/>
+          <w:lang w:val="pt-PT"/>
+        </w:rPr>
+      </w:pPr>
+      <w:r>
+        <w:rPr>
+          <w:rFonts w:ascii="Trebuchet MS" w:hAnsi="Trebuchet MS"/>
+          <w:lang w:val="pt-PT"/>
+        </w:rPr>
+        <w:t>Imprime no ecrã todos os produtos presentes no ArrayList que contém os produtos já registados.</w:t>
+      </w:r>
+    </w:p>
+    <w:p>
+      <w:pPr>
+        <w:pStyle w:val="ListParagraph"/>
+        <w:numPr>
+          <w:ilvl w:val="0"/>
+          <w:numId w:val="14"/>
+        </w:numPr>
+        <w:jc w:val="both"/>
+        <w:rPr>
+          <w:rFonts w:ascii="Trebuchet MS" w:hAnsi="Trebuchet MS"/>
+          <w:lang w:val="pt-PT"/>
+        </w:rPr>
+      </w:pPr>
+      <w:r>
+        <w:rPr>
+          <w:rFonts w:ascii="Trebuchet MS" w:hAnsi="Trebuchet MS"/>
+          <w:b/>
+          <w:bCs/>
+          <w:u w:val="single"/>
+          <w:lang w:val="pt-PT"/>
+        </w:rPr>
+        <w:lastRenderedPageBreak/>
+        <w:t>getProdutoRegistado</w:t>
+      </w:r>
+      <w:r>
+        <w:rPr>
+          <w:rFonts w:ascii="Trebuchet MS" w:hAnsi="Trebuchet MS"/>
+          <w:lang w:val="pt-PT"/>
+        </w:rPr>
+        <w:t>(int codigo)</w:t>
+      </w:r>
+    </w:p>
+    <w:p>
+      <w:pPr>
+        <w:pStyle w:val="ListParagraph"/>
+        <w:ind w:left="1152"/>
+        <w:jc w:val="both"/>
+        <w:rPr>
+          <w:rFonts w:ascii="Trebuchet MS" w:hAnsi="Trebuchet MS"/>
+          <w:lang w:val="pt-PT"/>
+        </w:rPr>
+      </w:pPr>
+      <w:r>
+        <w:rPr>
+          <w:rFonts w:ascii="Trebuchet MS" w:hAnsi="Trebuchet MS"/>
+          <w:lang w:val="pt-PT"/>
+        </w:rPr>
+        <w:t>Percorre o ArrayList de produtos registados e procura o produto com o código passado como argumento. Caso o produto seja encontrado, este será devolvido pelo método, caso contrário é devolvido o valor null.</w:t>
+      </w:r>
+    </w:p>
+    <w:p>
+      <w:pPr>
+        <w:rPr>
+          <w:rFonts w:ascii="Trebuchet MS" w:eastAsiaTheme="majorEastAsia" w:hAnsi="Trebuchet MS" w:cstheme="majorBidi"/>
+          <w:b/>
+          <w:bCs/>
+          <w:color w:val="0F4761" w:themeColor="accent1" w:themeShade="BF"/>
+          <w:sz w:val="28"/>
+          <w:szCs w:val="28"/>
+          <w:lang w:val="pt-PT"/>
+        </w:rPr>
+      </w:pPr>
+      <w:r>
+        <w:rPr>
+          <w:rFonts w:ascii="Trebuchet MS" w:hAnsi="Trebuchet MS"/>
+          <w:b/>
+          <w:bCs/>
+          <w:sz w:val="28"/>
+          <w:szCs w:val="28"/>
+          <w:lang w:val="pt-PT"/>
+        </w:rPr>
+        <w:br w:type="page"/>
+      </w:r>
+    </w:p>
+    <w:p>
+      <w:pPr>
+        <w:pStyle w:val="Heading1"/>
+        <w:rPr>
+          <w:rFonts w:ascii="Trebuchet MS" w:hAnsi="Trebuchet MS"/>
+          <w:b/>
+          <w:bCs/>
+          <w:sz w:val="28"/>
+          <w:szCs w:val="28"/>
+          <w:lang w:val="pt-PT"/>
+        </w:rPr>
+      </w:pPr>
+      <w:bookmarkStart w:id="17" w:name="_Toc184325966"/>
+      <w:r>
+        <w:rPr>
+          <w:rFonts w:ascii="Trebuchet MS" w:hAnsi="Trebuchet MS"/>
+          <w:b/>
+          <w:bCs/>
+          <w:sz w:val="28"/>
+          <w:szCs w:val="28"/>
+          <w:lang w:val="pt-PT"/>
+        </w:rPr>
         <w:lastRenderedPageBreak/>
         <w:t>Ficheiros</w:t>
       </w:r>
-      <w:bookmarkEnd w:id="11"/>
-    </w:p>
-    <w:p>
-      <w:pPr>
-        <w:ind w:left="432"/>
-        <w:rPr>
-          <w:rFonts w:ascii="Trebuchet MS" w:hAnsi="Trebuchet MS"/>
-          <w:lang w:val="pt-PT"/>
-        </w:rPr>
-      </w:pPr>
-    </w:p>
-    <w:p>
-      <w:pPr>
-        <w:ind w:left="432"/>
+      <w:bookmarkEnd w:id="17"/>
+    </w:p>
+    <w:p>
+      <w:pPr>
+        <w:ind w:firstLine="432"/>
+        <w:jc w:val="both"/>
         <w:rPr>
           <w:rFonts w:ascii="Trebuchet MS" w:hAnsi="Trebuchet MS"/>
           <w:lang w:val="pt-PT"/>
@@ -3189,10 +4900,17 @@
         </w:rPr>
         <w:t>Como mencionado na introdução, esta aplicação permite ao utilizador importar e exportar faturas</w:t>
       </w:r>
-    </w:p>
-    <w:p>
-      <w:pPr>
-        <w:ind w:left="432"/>
+      <w:r>
+        <w:rPr>
+          <w:rFonts w:ascii="Trebuchet MS" w:hAnsi="Trebuchet MS"/>
+          <w:lang w:val="pt-PT"/>
+        </w:rPr>
+        <w:t>. Para possibilitar estas operações, foram criados métodos em diferentes classes, como iremos ver mais detalhadamente de seguida.</w:t>
+      </w:r>
+    </w:p>
+    <w:p>
+      <w:pPr>
+        <w:ind w:firstLine="432"/>
         <w:rPr>
           <w:rFonts w:ascii="Trebuchet MS" w:hAnsi="Trebuchet MS"/>
           <w:lang w:val="pt-PT"/>
@@ -3204,134 +4922,984 @@
         <w:pStyle w:val="Heading2"/>
         <w:rPr>
           <w:rFonts w:ascii="Trebuchet MS" w:hAnsi="Trebuchet MS"/>
-          <w:lang w:val="pt-PT"/>
-        </w:rPr>
-      </w:pPr>
-      <w:bookmarkStart w:id="12" w:name="_Toc184239229"/>
-      <w:r>
-        <w:rPr>
-          <w:rFonts w:ascii="Trebuchet MS" w:hAnsi="Trebuchet MS"/>
-          <w:lang w:val="pt-PT"/>
-        </w:rPr>
-        <w:t>Importar faturas</w:t>
-      </w:r>
-      <w:bookmarkEnd w:id="12"/>
-    </w:p>
-    <w:p>
-      <w:pPr>
-        <w:rPr>
-          <w:rFonts w:ascii="Trebuchet MS" w:hAnsi="Trebuchet MS"/>
-          <w:lang w:val="pt-PT"/>
-        </w:rPr>
-      </w:pPr>
-    </w:p>
-    <w:p>
-      <w:pPr>
-        <w:pStyle w:val="Heading2"/>
-        <w:rPr>
-          <w:rFonts w:ascii="Trebuchet MS" w:hAnsi="Trebuchet MS"/>
-          <w:lang w:val="pt-PT"/>
-        </w:rPr>
-      </w:pPr>
-      <w:bookmarkStart w:id="13" w:name="_Toc184239230"/>
-      <w:r>
-        <w:rPr>
-          <w:rFonts w:ascii="Trebuchet MS" w:hAnsi="Trebuchet MS"/>
-          <w:lang w:val="pt-PT"/>
-        </w:rPr>
-        <w:t>Exportar faturas</w:t>
-      </w:r>
-      <w:bookmarkEnd w:id="13"/>
-    </w:p>
-    <w:p>
-      <w:pPr>
-        <w:rPr>
-          <w:rFonts w:ascii="Trebuchet MS" w:hAnsi="Trebuchet MS"/>
-          <w:lang w:val="pt-PT"/>
-        </w:rPr>
-      </w:pPr>
-    </w:p>
-    <w:p>
-      <w:pPr>
-        <w:pStyle w:val="Heading2"/>
-        <w:rPr>
-          <w:rFonts w:ascii="Trebuchet MS" w:hAnsi="Trebuchet MS"/>
-          <w:lang w:val="pt-PT"/>
-        </w:rPr>
-      </w:pPr>
-      <w:bookmarkStart w:id="14" w:name="_Toc184239231"/>
-      <w:r>
-        <w:rPr>
-          <w:rFonts w:ascii="Trebuchet MS" w:hAnsi="Trebuchet MS"/>
-          <w:lang w:val="pt-PT"/>
-        </w:rPr>
-        <w:t>Inicialização da aplicação</w:t>
-      </w:r>
-      <w:bookmarkEnd w:id="14"/>
-    </w:p>
-    <w:p>
-      <w:pPr>
-        <w:rPr>
-          <w:rFonts w:ascii="Trebuchet MS" w:hAnsi="Trebuchet MS"/>
-          <w:lang w:val="pt-PT"/>
-        </w:rPr>
-      </w:pPr>
-    </w:p>
-    <w:p>
-      <w:pPr>
-        <w:rPr>
-          <w:rFonts w:ascii="Trebuchet MS" w:hAnsi="Trebuchet MS"/>
-          <w:b/>
-          <w:bCs/>
           <w:sz w:val="28"/>
           <w:szCs w:val="28"/>
           <w:lang w:val="pt-PT"/>
         </w:rPr>
       </w:pPr>
-      <w:r>
-        <w:rPr>
-          <w:rFonts w:ascii="Trebuchet MS" w:hAnsi="Trebuchet MS"/>
-          <w:b/>
-          <w:bCs/>
+      <w:bookmarkStart w:id="18" w:name="_Toc184325967"/>
+      <w:r>
+        <w:rPr>
+          <w:rFonts w:ascii="Trebuchet MS" w:hAnsi="Trebuchet MS"/>
           <w:sz w:val="28"/>
           <w:szCs w:val="28"/>
           <w:lang w:val="pt-PT"/>
         </w:rPr>
-        <w:br w:type="page"/>
-      </w:r>
-    </w:p>
-    <w:p>
-      <w:pPr>
-        <w:pStyle w:val="Heading1"/>
+        <w:t>Importar faturas</w:t>
+      </w:r>
+      <w:bookmarkEnd w:id="18"/>
+    </w:p>
+    <w:p>
+      <w:pPr>
+        <w:ind w:left="576"/>
+        <w:jc w:val="both"/>
+        <w:rPr>
+          <w:rFonts w:ascii="Trebuchet MS" w:hAnsi="Trebuchet MS"/>
+          <w:lang w:val="pt-PT"/>
+        </w:rPr>
+      </w:pPr>
+      <w:r>
+        <w:rPr>
+          <w:rFonts w:ascii="Trebuchet MS" w:hAnsi="Trebuchet MS"/>
+          <w:lang w:val="pt-PT"/>
+        </w:rPr>
+        <w:t>Para implementar a funcionalidade de importar faturas,</w:t>
+      </w:r>
+      <w:r>
+        <w:rPr>
+          <w:rFonts w:ascii="Trebuchet MS" w:hAnsi="Trebuchet MS"/>
+          <w:lang w:val="pt-PT"/>
+        </w:rPr>
+        <w:t xml:space="preserve"> foi criado o método </w:t>
+      </w:r>
+      <w:r>
+        <w:rPr>
+          <w:rFonts w:ascii="Trebuchet MS" w:hAnsi="Trebuchet MS"/>
+          <w:b/>
+          <w:bCs/>
+          <w:u w:val="single"/>
+          <w:lang w:val="pt-PT"/>
+        </w:rPr>
+        <w:t>importarFaturas</w:t>
+      </w:r>
+      <w:r>
+        <w:rPr>
+          <w:rFonts w:ascii="Trebuchet MS" w:hAnsi="Trebuchet MS"/>
+          <w:lang w:val="pt-PT"/>
+        </w:rPr>
+        <w:t>, que</w:t>
+      </w:r>
+      <w:r>
+        <w:rPr>
+          <w:rFonts w:ascii="Trebuchet MS" w:hAnsi="Trebuchet MS"/>
+          <w:lang w:val="pt-PT"/>
+        </w:rPr>
+        <w:t xml:space="preserve"> recebe uma string dada pelo utilizador com o nome do ficheiro a importar. De seguida, a aplicação verifica se o ficheiro apresenta o formato correto e se algum dos dados das faturas se encontra corrompido. Caso os dados do cliente, a data ou a lista de produtos se encontre corrompido, a fatura correspondente não será importada pela aplicação e se algum produto não apresentar todos os elementos necessários, este não será importado, não invalidando a importação dos restantes produtos da fatura.</w:t>
+      </w:r>
+      <w:r>
+        <w:rPr>
+          <w:rFonts w:ascii="Trebuchet MS" w:hAnsi="Trebuchet MS"/>
+          <w:lang w:val="pt-PT"/>
+        </w:rPr>
+        <w:t xml:space="preserve"> Assim, é assegurada a integridade dos dados importados.</w:t>
+      </w:r>
+    </w:p>
+    <w:p>
+      <w:pPr>
+        <w:ind w:left="576"/>
+        <w:jc w:val="both"/>
+        <w:rPr>
+          <w:rFonts w:ascii="Trebuchet MS" w:hAnsi="Trebuchet MS"/>
+          <w:lang w:val="pt-PT"/>
+        </w:rPr>
+      </w:pPr>
+      <w:r>
+        <w:rPr>
+          <w:rFonts w:ascii="Trebuchet MS" w:hAnsi="Trebuchet MS"/>
+          <w:lang w:val="pt-PT"/>
+        </w:rPr>
+        <w:t xml:space="preserve">Para possibilitar as funcionalidades mencionadas acima, </w:t>
+      </w:r>
+      <w:r>
+        <w:rPr>
+          <w:rFonts w:ascii="Trebuchet MS" w:hAnsi="Trebuchet MS"/>
+          <w:lang w:val="pt-PT"/>
+        </w:rPr>
+        <w:t>foram criados os seguintes métodos na classe ListaFaturas:</w:t>
+      </w:r>
+    </w:p>
+    <w:p>
+      <w:pPr>
+        <w:pStyle w:val="ListParagraph"/>
         <w:numPr>
           <w:ilvl w:val="0"/>
-          <w:numId w:val="0"/>
+          <w:numId w:val="6"/>
         </w:numPr>
-        <w:ind w:left="432"/>
-        <w:jc w:val="center"/>
-        <w:rPr>
-          <w:rFonts w:ascii="Trebuchet MS" w:hAnsi="Trebuchet MS"/>
-          <w:b/>
-          <w:bCs/>
+        <w:jc w:val="both"/>
+        <w:rPr>
+          <w:rFonts w:ascii="Trebuchet MS" w:hAnsi="Trebuchet MS"/>
+          <w:lang w:val="pt-PT"/>
+        </w:rPr>
+      </w:pPr>
+      <w:r>
+        <w:rPr>
+          <w:rFonts w:ascii="Trebuchet MS" w:hAnsi="Trebuchet MS"/>
+          <w:b/>
+          <w:bCs/>
+          <w:u w:val="single"/>
+          <w:lang w:val="pt-PT"/>
+        </w:rPr>
+        <w:t>importarFaturas</w:t>
+      </w:r>
+      <w:r>
+        <w:rPr>
+          <w:rFonts w:ascii="Trebuchet MS" w:hAnsi="Trebuchet MS"/>
+          <w:lang w:val="pt-PT"/>
+        </w:rPr>
+        <w:t>(String filename, Produtos produtosRegistados)</w:t>
+      </w:r>
+    </w:p>
+    <w:p>
+      <w:pPr>
+        <w:pStyle w:val="ListParagraph"/>
+        <w:ind w:left="1296"/>
+        <w:jc w:val="both"/>
+        <w:rPr>
+          <w:rFonts w:ascii="Trebuchet MS" w:hAnsi="Trebuchet MS"/>
+          <w:lang w:val="pt-PT"/>
+        </w:rPr>
+      </w:pPr>
+      <w:r>
+        <w:rPr>
+          <w:rFonts w:ascii="Trebuchet MS" w:hAnsi="Trebuchet MS"/>
+          <w:lang w:val="pt-PT"/>
+        </w:rPr>
+        <w:t>Recebe</w:t>
+      </w:r>
+      <w:r>
+        <w:rPr>
+          <w:rFonts w:ascii="Trebuchet MS" w:hAnsi="Trebuchet MS"/>
+          <w:lang w:val="pt-PT"/>
+        </w:rPr>
+        <w:t xml:space="preserve"> o nome do ficheiro a importar como argumento, verificando primeiramente se este pode ser importado e a sua terminação (.txt). De seguida, inicia a leitura do ficheiro dado, verificando se contém a palavra “importable” na sua primeira linha, indicando que pode ser importado</w:t>
+      </w:r>
+      <w:r>
+        <w:rPr>
+          <w:rFonts w:ascii="Trebuchet MS" w:hAnsi="Trebuchet MS"/>
+          <w:lang w:val="pt-PT"/>
+        </w:rPr>
+        <w:t xml:space="preserve">. Ao completar estas etapas, o ArrayList de faturas é “limpo” e inicia-se o processamento dos dados presentes no ficheiro através da chamada do método </w:t>
+      </w:r>
+      <w:r>
+        <w:rPr>
+          <w:rFonts w:ascii="Trebuchet MS" w:hAnsi="Trebuchet MS"/>
+          <w:b/>
+          <w:bCs/>
+          <w:lang w:val="pt-PT"/>
+        </w:rPr>
+        <w:t>parseFatura</w:t>
+      </w:r>
+      <w:r>
+        <w:rPr>
+          <w:rFonts w:ascii="Trebuchet MS" w:hAnsi="Trebuchet MS"/>
+          <w:lang w:val="pt-PT"/>
+        </w:rPr>
+        <w:t xml:space="preserve"> para cada linha não vazia do ficheiro de texto.</w:t>
+      </w:r>
+    </w:p>
+    <w:p>
+      <w:pPr>
+        <w:pStyle w:val="ListParagraph"/>
+        <w:ind w:left="1296"/>
+        <w:jc w:val="both"/>
+        <w:rPr>
+          <w:rFonts w:ascii="Trebuchet MS" w:hAnsi="Trebuchet MS"/>
+          <w:lang w:val="pt-PT"/>
+        </w:rPr>
+      </w:pPr>
+    </w:p>
+    <w:p>
+      <w:pPr>
+        <w:pStyle w:val="ListParagraph"/>
+        <w:numPr>
+          <w:ilvl w:val="0"/>
+          <w:numId w:val="6"/>
+        </w:numPr>
+        <w:jc w:val="both"/>
+        <w:rPr>
+          <w:rFonts w:ascii="Trebuchet MS" w:hAnsi="Trebuchet MS"/>
+          <w:lang w:val="pt-PT"/>
+        </w:rPr>
+      </w:pPr>
+      <w:r>
+        <w:rPr>
+          <w:rFonts w:ascii="Trebuchet MS" w:hAnsi="Trebuchet MS"/>
+          <w:b/>
+          <w:bCs/>
+          <w:u w:val="single"/>
+          <w:lang w:val="pt-PT"/>
+        </w:rPr>
+        <w:t>parseFatura</w:t>
+      </w:r>
+      <w:r>
+        <w:rPr>
+          <w:rFonts w:ascii="Trebuchet MS" w:hAnsi="Trebuchet MS"/>
+          <w:lang w:val="pt-PT"/>
+        </w:rPr>
+        <w:t>(String linha, int numFatura, Produtos produtosRegistados)</w:t>
+      </w:r>
+    </w:p>
+    <w:p>
+      <w:pPr>
+        <w:pStyle w:val="ListParagraph"/>
+        <w:ind w:left="1296"/>
+        <w:jc w:val="both"/>
+        <w:rPr>
+          <w:rFonts w:ascii="Trebuchet MS" w:hAnsi="Trebuchet MS"/>
+          <w:lang w:val="pt-PT"/>
+        </w:rPr>
+      </w:pPr>
+      <w:r>
+        <w:rPr>
+          <w:rFonts w:ascii="Trebuchet MS" w:hAnsi="Trebuchet MS"/>
+          <w:lang w:val="pt-PT"/>
+        </w:rPr>
+        <w:t>Irá devolver um objeto da classe Fatura</w:t>
+      </w:r>
+      <w:r>
+        <w:rPr>
+          <w:rFonts w:ascii="Trebuchet MS" w:hAnsi="Trebuchet MS"/>
+          <w:lang w:val="pt-PT"/>
+        </w:rPr>
+        <w:t xml:space="preserve"> contendo os dados contidos na linha passada como argumento. É neste método que é processado o texto da linha, recorrendo ao método </w:t>
+      </w:r>
+      <w:r>
+        <w:rPr>
+          <w:rFonts w:ascii="Trebuchet MS" w:hAnsi="Trebuchet MS"/>
+          <w:i/>
+          <w:iCs/>
+          <w:lang w:val="pt-PT"/>
+        </w:rPr>
+        <w:t>split</w:t>
+      </w:r>
+      <w:r>
+        <w:rPr>
+          <w:rFonts w:ascii="Trebuchet MS" w:hAnsi="Trebuchet MS"/>
+          <w:lang w:val="pt-PT"/>
+        </w:rPr>
+        <w:t xml:space="preserve"> e a comparações para determinar o tipo de produto</w:t>
+      </w:r>
+      <w:r>
+        <w:rPr>
+          <w:rFonts w:ascii="Trebuchet MS" w:hAnsi="Trebuchet MS"/>
+          <w:lang w:val="pt-PT"/>
+        </w:rPr>
+        <w:t xml:space="preserve"> (ver secção</w:t>
+      </w:r>
+      <w:r>
+        <w:rPr>
+          <w:rFonts w:ascii="Trebuchet MS" w:hAnsi="Trebuchet MS"/>
+          <w:sz w:val="21"/>
+          <w:szCs w:val="21"/>
+          <w:lang w:val="pt-PT"/>
+        </w:rPr>
+        <w:t xml:space="preserve"> </w:t>
+      </w:r>
+      <w:r>
+        <w:rPr>
+          <w:rFonts w:ascii="Trebuchet MS" w:hAnsi="Trebuchet MS"/>
+          <w:sz w:val="21"/>
+          <w:szCs w:val="21"/>
+          <w:lang w:val="pt-PT"/>
+        </w:rPr>
+        <w:fldChar w:fldCharType="begin"/>
+      </w:r>
+      <w:r>
+        <w:rPr>
+          <w:rFonts w:ascii="Trebuchet MS" w:hAnsi="Trebuchet MS"/>
+          <w:sz w:val="21"/>
+          <w:szCs w:val="21"/>
+          <w:lang w:val="pt-PT"/>
+        </w:rPr>
+        <w:instrText xml:space="preserve"> REF _Ref184247430 \r \h </w:instrText>
+      </w:r>
+      <w:r>
+        <w:rPr>
+          <w:rFonts w:ascii="Trebuchet MS" w:hAnsi="Trebuchet MS"/>
+          <w:sz w:val="21"/>
+          <w:szCs w:val="21"/>
+          <w:lang w:val="pt-PT"/>
+        </w:rPr>
+        <w:instrText xml:space="preserve"> \* MERGEFORMAT </w:instrText>
+      </w:r>
+      <w:r>
+        <w:rPr>
+          <w:rFonts w:ascii="Trebuchet MS" w:hAnsi="Trebuchet MS"/>
+          <w:sz w:val="21"/>
+          <w:szCs w:val="21"/>
+          <w:lang w:val="pt-PT"/>
+        </w:rPr>
+      </w:r>
+      <w:r>
+        <w:rPr>
+          <w:rFonts w:ascii="Trebuchet MS" w:hAnsi="Trebuchet MS"/>
+          <w:sz w:val="21"/>
+          <w:szCs w:val="21"/>
+          <w:lang w:val="pt-PT"/>
+        </w:rPr>
+        <w:fldChar w:fldCharType="separate"/>
+      </w:r>
+      <w:r>
+        <w:rPr>
+          <w:rFonts w:ascii="Trebuchet MS" w:hAnsi="Trebuchet MS"/>
+          <w:sz w:val="21"/>
+          <w:szCs w:val="21"/>
+          <w:lang w:val="pt-PT"/>
+        </w:rPr>
+        <w:t>4.1</w:t>
+      </w:r>
+      <w:r>
+        <w:rPr>
+          <w:rFonts w:ascii="Trebuchet MS" w:hAnsi="Trebuchet MS"/>
+          <w:sz w:val="21"/>
+          <w:szCs w:val="21"/>
+          <w:lang w:val="pt-PT"/>
+        </w:rPr>
+        <w:fldChar w:fldCharType="end"/>
+      </w:r>
+      <w:r>
+        <w:rPr>
+          <w:rFonts w:ascii="Trebuchet MS" w:hAnsi="Trebuchet MS"/>
+          <w:lang w:val="pt-PT"/>
+        </w:rPr>
+        <w:t>) e</w:t>
+      </w:r>
+      <w:r>
+        <w:rPr>
+          <w:rFonts w:ascii="Trebuchet MS" w:hAnsi="Trebuchet MS"/>
+          <w:lang w:val="pt-PT"/>
+        </w:rPr>
+        <w:t xml:space="preserve"> chamando o</w:t>
+      </w:r>
+      <w:r>
+        <w:rPr>
+          <w:rFonts w:ascii="Trebuchet MS" w:hAnsi="Trebuchet MS"/>
+          <w:lang w:val="pt-PT"/>
+        </w:rPr>
+        <w:t>s</w:t>
+      </w:r>
+      <w:r>
+        <w:rPr>
+          <w:rFonts w:ascii="Trebuchet MS" w:hAnsi="Trebuchet MS"/>
+          <w:lang w:val="pt-PT"/>
+        </w:rPr>
+        <w:t xml:space="preserve"> </w:t>
+      </w:r>
+      <w:r>
+        <w:rPr>
+          <w:rFonts w:ascii="Trebuchet MS" w:hAnsi="Trebuchet MS"/>
+          <w:lang w:val="pt-PT"/>
+        </w:rPr>
+        <w:t>respetivos métodos</w:t>
+      </w:r>
+      <w:r>
+        <w:rPr>
+          <w:rFonts w:ascii="Trebuchet MS" w:hAnsi="Trebuchet MS"/>
+          <w:lang w:val="pt-PT"/>
+        </w:rPr>
+        <w:t xml:space="preserve"> para processar </w:t>
+      </w:r>
+      <w:r>
+        <w:rPr>
+          <w:rFonts w:ascii="Trebuchet MS" w:hAnsi="Trebuchet MS"/>
+          <w:lang w:val="pt-PT"/>
+        </w:rPr>
+        <w:t>os dados cliente (</w:t>
+      </w:r>
+      <w:r>
+        <w:rPr>
+          <w:rFonts w:ascii="Trebuchet MS" w:hAnsi="Trebuchet MS"/>
+          <w:b/>
+          <w:bCs/>
+          <w:u w:val="single"/>
+          <w:lang w:val="pt-PT"/>
+        </w:rPr>
+        <w:t>parseCliente</w:t>
+      </w:r>
+      <w:r>
+        <w:rPr>
+          <w:rFonts w:ascii="Trebuchet MS" w:hAnsi="Trebuchet MS"/>
+          <w:lang w:val="pt-PT"/>
+        </w:rPr>
+        <w:t>), a data e os produtos contidos na fatura.</w:t>
+      </w:r>
+    </w:p>
+    <w:p>
+      <w:pPr>
+        <w:pStyle w:val="ListParagraph"/>
+        <w:ind w:left="1296"/>
+        <w:jc w:val="both"/>
+        <w:rPr>
+          <w:rFonts w:ascii="Trebuchet MS" w:hAnsi="Trebuchet MS"/>
+          <w:lang w:val="pt-PT"/>
+        </w:rPr>
+      </w:pPr>
+    </w:p>
+    <w:p>
+      <w:pPr>
+        <w:pStyle w:val="ListParagraph"/>
+        <w:numPr>
+          <w:ilvl w:val="0"/>
+          <w:numId w:val="6"/>
+        </w:numPr>
+        <w:jc w:val="both"/>
+        <w:rPr>
+          <w:rFonts w:ascii="Trebuchet MS" w:hAnsi="Trebuchet MS"/>
+          <w:lang w:val="pt-PT"/>
+        </w:rPr>
+      </w:pPr>
+      <w:r>
+        <w:rPr>
+          <w:rFonts w:ascii="Trebuchet MS" w:hAnsi="Trebuchet MS"/>
+          <w:b/>
+          <w:bCs/>
+          <w:u w:val="single"/>
+          <w:lang w:val="pt-PT"/>
+        </w:rPr>
+        <w:t>parseCliente</w:t>
+      </w:r>
+      <w:r>
+        <w:rPr>
+          <w:rFonts w:ascii="Trebuchet MS" w:hAnsi="Trebuchet MS"/>
+          <w:lang w:val="pt-PT"/>
+        </w:rPr>
+        <w:t>(String[] dadosCliente)</w:t>
+      </w:r>
+    </w:p>
+    <w:p>
+      <w:pPr>
+        <w:pStyle w:val="ListParagraph"/>
+        <w:ind w:left="1296"/>
+        <w:jc w:val="both"/>
+        <w:rPr>
+          <w:rFonts w:ascii="Trebuchet MS" w:hAnsi="Trebuchet MS"/>
+          <w:lang w:val="pt-PT"/>
+        </w:rPr>
+      </w:pPr>
+      <w:r>
+        <w:rPr>
+          <w:rFonts w:ascii="Trebuchet MS" w:hAnsi="Trebuchet MS"/>
+          <w:lang w:val="pt-PT"/>
+        </w:rPr>
+        <w:t>Devolve um objeto da classe Cliente após processar os dados do array de strings passado como argumento.</w:t>
+      </w:r>
+    </w:p>
+    <w:p>
+      <w:pPr>
+        <w:pStyle w:val="ListParagraph"/>
+        <w:ind w:left="1296"/>
+        <w:rPr>
+          <w:rFonts w:ascii="Trebuchet MS" w:hAnsi="Trebuchet MS"/>
+          <w:lang w:val="pt-PT"/>
+        </w:rPr>
+      </w:pPr>
+    </w:p>
+    <w:p>
+      <w:pPr>
+        <w:pStyle w:val="ListParagraph"/>
+        <w:ind w:left="1296"/>
+        <w:rPr>
+          <w:rFonts w:ascii="Trebuchet MS" w:hAnsi="Trebuchet MS"/>
+          <w:lang w:val="pt-PT"/>
+        </w:rPr>
+      </w:pPr>
+    </w:p>
+    <w:p>
+      <w:pPr>
+        <w:pStyle w:val="ListParagraph"/>
+        <w:numPr>
+          <w:ilvl w:val="0"/>
+          <w:numId w:val="6"/>
+        </w:numPr>
+        <w:jc w:val="both"/>
+        <w:rPr>
+          <w:rFonts w:ascii="Trebuchet MS" w:hAnsi="Trebuchet MS"/>
+          <w:lang w:val="pt-PT"/>
+        </w:rPr>
+      </w:pPr>
+      <w:r>
+        <w:rPr>
+          <w:rFonts w:ascii="Trebuchet MS" w:hAnsi="Trebuchet MS"/>
+          <w:b/>
+          <w:bCs/>
+          <w:u w:val="single"/>
+          <w:lang w:val="pt-PT"/>
+        </w:rPr>
+        <w:t>validFatura</w:t>
+      </w:r>
+      <w:r>
+        <w:rPr>
+          <w:rFonts w:ascii="Trebuchet MS" w:hAnsi="Trebuchet MS"/>
+          <w:lang w:val="pt-PT"/>
+        </w:rPr>
+        <w:t>(Fatura fatura)</w:t>
+      </w:r>
+    </w:p>
+    <w:p>
+      <w:pPr>
+        <w:pStyle w:val="ListParagraph"/>
+        <w:ind w:left="1296"/>
+        <w:jc w:val="both"/>
+        <w:rPr>
+          <w:rFonts w:ascii="Trebuchet MS" w:hAnsi="Trebuchet MS"/>
+          <w:lang w:val="pt-PT"/>
+        </w:rPr>
+      </w:pPr>
+      <w:r>
+        <w:rPr>
+          <w:rFonts w:ascii="Trebuchet MS" w:hAnsi="Trebuchet MS"/>
+          <w:lang w:val="pt-PT"/>
+        </w:rPr>
+        <w:t xml:space="preserve">Devolve um valor booleano depois de verificar se todos os elementos da fatura são válidos, ou seja, o cliente e a data não podem assumir o valor null e os produtos têm de ser válidos. Para verificar se um produto é válido é utilizado o método </w:t>
+      </w:r>
+      <w:r>
+        <w:rPr>
+          <w:rFonts w:ascii="Trebuchet MS" w:hAnsi="Trebuchet MS"/>
+          <w:b/>
+          <w:bCs/>
+          <w:u w:val="single"/>
+          <w:lang w:val="pt-PT"/>
+        </w:rPr>
+        <w:t>validProduto</w:t>
+      </w:r>
+      <w:r>
+        <w:rPr>
+          <w:rFonts w:ascii="Trebuchet MS" w:hAnsi="Trebuchet MS"/>
+          <w:lang w:val="pt-PT"/>
+        </w:rPr>
+        <w:t>, que utiliza o mesmo princípio de verificar se os atributos de um produto dado assumem o valor null.</w:t>
+      </w:r>
+    </w:p>
+    <w:p>
+      <w:pPr>
+        <w:pStyle w:val="ListParagraph"/>
+        <w:ind w:left="1296"/>
+        <w:rPr>
+          <w:rFonts w:ascii="Trebuchet MS" w:hAnsi="Trebuchet MS"/>
+          <w:lang w:val="pt-PT"/>
+        </w:rPr>
+      </w:pPr>
+    </w:p>
+    <w:p>
+      <w:pPr>
+        <w:pStyle w:val="Heading2"/>
+        <w:rPr>
+          <w:rFonts w:ascii="Trebuchet MS" w:hAnsi="Trebuchet MS"/>
           <w:sz w:val="28"/>
           <w:szCs w:val="28"/>
           <w:lang w:val="pt-PT"/>
         </w:rPr>
       </w:pPr>
-      <w:bookmarkStart w:id="15" w:name="_Toc184239232"/>
-      <w:r>
-        <w:rPr>
-          <w:rFonts w:ascii="Trebuchet MS" w:hAnsi="Trebuchet MS"/>
-          <w:b/>
-          <w:bCs/>
+      <w:bookmarkStart w:id="19" w:name="_Toc184325968"/>
+      <w:r>
+        <w:rPr>
+          <w:rFonts w:ascii="Trebuchet MS" w:hAnsi="Trebuchet MS"/>
           <w:sz w:val="28"/>
           <w:szCs w:val="28"/>
           <w:lang w:val="pt-PT"/>
         </w:rPr>
+        <w:t>Exportar faturas</w:t>
+      </w:r>
+      <w:bookmarkEnd w:id="19"/>
+    </w:p>
+    <w:p>
+      <w:pPr>
+        <w:ind w:left="576"/>
+        <w:jc w:val="both"/>
+        <w:rPr>
+          <w:rFonts w:ascii="Trebuchet MS" w:hAnsi="Trebuchet MS"/>
+          <w:lang w:val="pt-PT"/>
+        </w:rPr>
+      </w:pPr>
+      <w:r>
+        <w:rPr>
+          <w:rFonts w:ascii="Trebuchet MS" w:hAnsi="Trebuchet MS"/>
+          <w:lang w:val="pt-PT"/>
+        </w:rPr>
+        <w:t xml:space="preserve">A aplicação permite também ao utilizador exportar todas as faturas registadas na mesma. Para o fazer, foi criado o método </w:t>
+      </w:r>
+      <w:r>
+        <w:rPr>
+          <w:rFonts w:ascii="Trebuchet MS" w:hAnsi="Trebuchet MS"/>
+          <w:b/>
+          <w:bCs/>
+          <w:u w:val="single"/>
+          <w:lang w:val="pt-PT"/>
+        </w:rPr>
+        <w:t>exportarFaturas</w:t>
+      </w:r>
+      <w:r>
+        <w:rPr>
+          <w:rFonts w:ascii="Trebuchet MS" w:hAnsi="Trebuchet MS"/>
+          <w:lang w:val="pt-PT"/>
+        </w:rPr>
+        <w:t>, que é executado após ser introduzido pelo utilizador o nome for ficheiro de texto (</w:t>
+      </w:r>
+      <w:r>
+        <w:rPr>
+          <w:rFonts w:ascii="Trebuchet MS" w:hAnsi="Trebuchet MS"/>
+          <w:lang w:val="pt-PT"/>
+        </w:rPr>
+        <w:t>‘</w:t>
+      </w:r>
+      <w:r>
+        <w:rPr>
+          <w:rFonts w:ascii="Trebuchet MS" w:hAnsi="Trebuchet MS"/>
+          <w:lang w:val="pt-PT"/>
+        </w:rPr>
+        <w:t>.txt</w:t>
+      </w:r>
+      <w:r>
+        <w:rPr>
+          <w:rFonts w:ascii="Trebuchet MS" w:hAnsi="Trebuchet MS"/>
+          <w:lang w:val="pt-PT"/>
+        </w:rPr>
+        <w:t>’</w:t>
+      </w:r>
+      <w:r>
+        <w:rPr>
+          <w:rFonts w:ascii="Trebuchet MS" w:hAnsi="Trebuchet MS"/>
+          <w:lang w:val="pt-PT"/>
+        </w:rPr>
+        <w:t xml:space="preserve">) a ser criado. A aplicação continuará a solicitar um nome válido caso o nome fornecido não tenha a terminação </w:t>
+      </w:r>
+      <w:r>
+        <w:rPr>
+          <w:rFonts w:ascii="Trebuchet MS" w:hAnsi="Trebuchet MS"/>
+          <w:lang w:val="pt-PT"/>
+        </w:rPr>
+        <w:t>‘</w:t>
+      </w:r>
+      <w:r>
+        <w:rPr>
+          <w:rFonts w:ascii="Trebuchet MS" w:hAnsi="Trebuchet MS"/>
+          <w:lang w:val="pt-PT"/>
+        </w:rPr>
+        <w:t>.txt</w:t>
+      </w:r>
+      <w:r>
+        <w:rPr>
+          <w:rFonts w:ascii="Trebuchet MS" w:hAnsi="Trebuchet MS"/>
+          <w:lang w:val="pt-PT"/>
+        </w:rPr>
+        <w:t>’</w:t>
+      </w:r>
+      <w:r>
+        <w:rPr>
+          <w:rFonts w:ascii="Trebuchet MS" w:hAnsi="Trebuchet MS"/>
+          <w:lang w:val="pt-PT"/>
+        </w:rPr>
+        <w:t>.</w:t>
+      </w:r>
+    </w:p>
+    <w:p>
+      <w:pPr>
+        <w:ind w:left="576"/>
+        <w:jc w:val="both"/>
+        <w:rPr>
+          <w:rFonts w:ascii="Trebuchet MS" w:hAnsi="Trebuchet MS"/>
+          <w:lang w:val="pt-PT"/>
+        </w:rPr>
+      </w:pPr>
+      <w:r>
+        <w:rPr>
+          <w:rFonts w:ascii="Trebuchet MS" w:hAnsi="Trebuchet MS"/>
+          <w:lang w:val="pt-PT"/>
+        </w:rPr>
+        <w:t>Sucintamente, na escrita das faturas para o ficheiro de texto, é primeiramente escrita a keyword “importable”, que indica que o ficheiro pode ser importado posteriormente, seguindo-se a escrita das faturas, sendo que cada linha contém os dados de uma fatura. Para a escrita de cada fatura são seguidos os seguintes passos: (i) escrita dos dados do cliente</w:t>
+      </w:r>
+      <w:r>
+        <w:rPr>
+          <w:rFonts w:ascii="Trebuchet MS" w:hAnsi="Trebuchet MS"/>
+          <w:lang w:val="pt-PT"/>
+        </w:rPr>
+        <w:t xml:space="preserve">; </w:t>
+      </w:r>
+      <w:r>
+        <w:rPr>
+          <w:rFonts w:ascii="Trebuchet MS" w:hAnsi="Trebuchet MS"/>
+          <w:lang w:val="pt-PT"/>
+        </w:rPr>
+        <w:t>(ii) escrita da data de emissão da fatura; (iii) escrita de todos os produtos presentes no ArrayList de produtos da fatura.</w:t>
+      </w:r>
+    </w:p>
+    <w:p>
+      <w:pPr>
+        <w:ind w:left="576"/>
+        <w:jc w:val="both"/>
+        <w:rPr>
+          <w:rFonts w:ascii="Trebuchet MS" w:hAnsi="Trebuchet MS"/>
+          <w:lang w:val="pt-PT"/>
+        </w:rPr>
+      </w:pPr>
+      <w:r>
+        <w:rPr>
+          <w:rFonts w:ascii="Trebuchet MS" w:hAnsi="Trebuchet MS"/>
+          <w:lang w:val="pt-PT"/>
+        </w:rPr>
+        <w:t xml:space="preserve">Enquanto a escrita dos dados do cliente e da data é um processo fácil, a escrita de um produto é um pouco mais complexa. Nesta etapa, são seguidos os seguintes passos: (i) procura-se o tipo do produto em questão recorrendo ao método </w:t>
+      </w:r>
+      <w:r>
+        <w:rPr>
+          <w:rFonts w:ascii="Trebuchet MS" w:hAnsi="Trebuchet MS"/>
+          <w:b/>
+          <w:bCs/>
+          <w:u w:val="single"/>
+          <w:lang w:val="pt-PT"/>
+        </w:rPr>
+        <w:t>findTipoProduto</w:t>
+      </w:r>
+      <w:r>
+        <w:rPr>
+          <w:rFonts w:ascii="Trebuchet MS" w:hAnsi="Trebuchet MS"/>
+          <w:lang w:val="pt-PT"/>
+        </w:rPr>
+        <w:t xml:space="preserve">, que irá devolver uma string com o tipo do produto; (ii) escrita dos elementos constituintes do produto segundo o formato especificado, o que é possível através da utilização do método </w:t>
+      </w:r>
+      <w:r>
+        <w:rPr>
+          <w:rFonts w:ascii="Trebuchet MS" w:hAnsi="Trebuchet MS"/>
+          <w:b/>
+          <w:bCs/>
+          <w:u w:val="single"/>
+          <w:lang w:val="pt-PT"/>
+        </w:rPr>
+        <w:t>writeProduto</w:t>
+      </w:r>
+      <w:r>
+        <w:rPr>
+          <w:rFonts w:ascii="Trebuchet MS" w:hAnsi="Trebuchet MS"/>
+          <w:lang w:val="pt-PT"/>
+        </w:rPr>
+        <w:t>.</w:t>
+      </w:r>
+    </w:p>
+    <w:p>
+      <w:pPr>
+        <w:ind w:left="576"/>
+        <w:jc w:val="both"/>
+        <w:rPr>
+          <w:rFonts w:ascii="Trebuchet MS" w:hAnsi="Trebuchet MS"/>
+          <w:lang w:val="pt-PT"/>
+        </w:rPr>
+      </w:pPr>
+      <w:r>
+        <w:rPr>
+          <w:rFonts w:ascii="Trebuchet MS" w:hAnsi="Trebuchet MS"/>
+          <w:lang w:val="pt-PT"/>
+        </w:rPr>
+        <w:t>Depois das etapas anteriores terem sido executadas, o ficheiro é então criado e pode ser importado recorrendo à funcionalidade anterior.</w:t>
+      </w:r>
+    </w:p>
+    <w:p>
+      <w:pPr>
+        <w:ind w:left="576"/>
+        <w:rPr>
+          <w:rFonts w:ascii="Trebuchet MS" w:hAnsi="Trebuchet MS"/>
+          <w:lang w:val="pt-PT"/>
+        </w:rPr>
+      </w:pPr>
+    </w:p>
+    <w:p>
+      <w:pPr>
+        <w:pStyle w:val="Heading2"/>
+        <w:rPr>
+          <w:rFonts w:ascii="Trebuchet MS" w:hAnsi="Trebuchet MS"/>
+          <w:sz w:val="28"/>
+          <w:szCs w:val="28"/>
+          <w:lang w:val="pt-PT"/>
+        </w:rPr>
+      </w:pPr>
+      <w:r>
+        <w:rPr>
+          <w:rFonts w:ascii="Trebuchet MS" w:hAnsi="Trebuchet MS"/>
+          <w:sz w:val="28"/>
+          <w:szCs w:val="28"/>
+          <w:lang w:val="pt-PT"/>
+        </w:rPr>
+        <w:t>Operações automáticas com ficheiros</w:t>
+      </w:r>
+    </w:p>
+    <w:p>
+      <w:pPr>
+        <w:ind w:left="576"/>
+        <w:jc w:val="both"/>
+        <w:rPr>
+          <w:rFonts w:ascii="Trebuchet MS" w:hAnsi="Trebuchet MS"/>
+          <w:lang w:val="pt-PT"/>
+        </w:rPr>
+      </w:pPr>
+      <w:r>
+        <w:rPr>
+          <w:rFonts w:ascii="Trebuchet MS" w:hAnsi="Trebuchet MS"/>
+          <w:lang w:val="pt-PT"/>
+        </w:rPr>
+        <w:t xml:space="preserve">Para além de permitir a importação e exportação de ficheiros de texto, a aplicação conta com um sistema que assegura a existência de faturas, clientes e produtos na mesma. </w:t>
+      </w:r>
+      <w:r>
+        <w:rPr>
+          <w:rFonts w:ascii="Trebuchet MS" w:hAnsi="Trebuchet MS"/>
+          <w:lang w:val="pt-PT"/>
+        </w:rPr>
+        <w:t xml:space="preserve">Quando a aplicação é iniciada, o método </w:t>
+      </w:r>
+      <w:r>
+        <w:rPr>
+          <w:rFonts w:ascii="Trebuchet MS" w:hAnsi="Trebuchet MS"/>
+          <w:b/>
+          <w:bCs/>
+          <w:u w:val="single"/>
+          <w:lang w:val="pt-PT"/>
+        </w:rPr>
+        <w:t>fetchDados</w:t>
+      </w:r>
+      <w:r>
+        <w:rPr>
+          <w:rFonts w:ascii="Trebuchet MS" w:hAnsi="Trebuchet MS"/>
+          <w:lang w:val="pt-PT"/>
+        </w:rPr>
+        <w:t xml:space="preserve"> (presente na classe POO) verifica se existe algum ficheiro de objetos guardado automaticamente pela aplicação (‘autosave.obj’). Caso exista, esse ficheiro é </w:t>
+      </w:r>
+      <w:r>
+        <w:rPr>
+          <w:rFonts w:ascii="Trebuchet MS" w:hAnsi="Trebuchet MS"/>
+          <w:lang w:val="pt-PT"/>
+        </w:rPr>
+        <w:lastRenderedPageBreak/>
+        <w:t>importado, caso contrário, é importado o ficheiro de texto ‘</w:t>
+      </w:r>
+      <w:r>
+        <w:rPr>
+          <w:rFonts w:ascii="Trebuchet MS" w:hAnsi="Trebuchet MS"/>
+          <w:lang w:val="pt-PT"/>
+        </w:rPr>
+        <w:t>dados.txt</w:t>
+      </w:r>
+      <w:r>
+        <w:rPr>
+          <w:rFonts w:ascii="Trebuchet MS" w:hAnsi="Trebuchet MS"/>
+          <w:lang w:val="pt-PT"/>
+        </w:rPr>
+        <w:t xml:space="preserve">’ (nota: o parsing do ficheiro ‘dados.txt’ é realizado ainda no método </w:t>
+      </w:r>
+      <w:r>
+        <w:rPr>
+          <w:rFonts w:ascii="Trebuchet MS" w:hAnsi="Trebuchet MS"/>
+          <w:b/>
+          <w:bCs/>
+          <w:u w:val="single"/>
+          <w:lang w:val="pt-PT"/>
+        </w:rPr>
+        <w:t>fetchDados</w:t>
+      </w:r>
+      <w:r>
+        <w:rPr>
+          <w:rFonts w:ascii="Trebuchet MS" w:hAnsi="Trebuchet MS"/>
+          <w:lang w:val="pt-PT"/>
+        </w:rPr>
+        <w:t>, tendo um funcionamento semelhante aos métodos utilizados na implementação da funcionalidade de importar faturas).</w:t>
+      </w:r>
+    </w:p>
+    <w:p>
+      <w:pPr>
+        <w:rPr>
+          <w:rFonts w:ascii="Trebuchet MS" w:hAnsi="Trebuchet MS"/>
+          <w:b/>
+          <w:bCs/>
+          <w:sz w:val="28"/>
+          <w:szCs w:val="28"/>
+          <w:lang w:val="pt-PT"/>
+        </w:rPr>
+      </w:pPr>
+      <w:r>
+        <w:rPr>
+          <w:rFonts w:ascii="Trebuchet MS" w:hAnsi="Trebuchet MS"/>
+          <w:b/>
+          <w:bCs/>
+          <w:sz w:val="28"/>
+          <w:szCs w:val="28"/>
+          <w:lang w:val="pt-PT"/>
+        </w:rPr>
+        <w:br w:type="page"/>
+      </w:r>
+    </w:p>
+    <w:p>
+      <w:pPr>
+        <w:pStyle w:val="Heading1"/>
+        <w:rPr>
+          <w:rFonts w:ascii="Trebuchet MS" w:hAnsi="Trebuchet MS"/>
+          <w:b/>
+          <w:bCs/>
+          <w:sz w:val="28"/>
+          <w:szCs w:val="28"/>
+          <w:lang w:val="pt-PT"/>
+        </w:rPr>
+      </w:pPr>
+      <w:bookmarkStart w:id="20" w:name="_Toc184325970"/>
+      <w:r>
+        <w:rPr>
+          <w:rFonts w:ascii="Trebuchet MS" w:hAnsi="Trebuchet MS"/>
+          <w:b/>
+          <w:bCs/>
+          <w:sz w:val="28"/>
+          <w:szCs w:val="28"/>
+          <w:lang w:val="pt-PT"/>
+        </w:rPr>
+        <w:lastRenderedPageBreak/>
+        <w:t>Funcionamento da aplicação</w:t>
+      </w:r>
+      <w:bookmarkEnd w:id="20"/>
+    </w:p>
+    <w:p>
+      <w:pPr>
+        <w:rPr>
+          <w:rFonts w:ascii="Trebuchet MS" w:eastAsiaTheme="majorEastAsia" w:hAnsi="Trebuchet MS" w:cstheme="majorBidi"/>
+          <w:b/>
+          <w:bCs/>
+          <w:color w:val="0F4761" w:themeColor="accent1" w:themeShade="BF"/>
+          <w:sz w:val="28"/>
+          <w:szCs w:val="28"/>
+          <w:lang w:val="pt-PT"/>
+        </w:rPr>
+      </w:pPr>
+      <w:r>
+        <w:rPr>
+          <w:rFonts w:ascii="Trebuchet MS" w:hAnsi="Trebuchet MS"/>
+          <w:b/>
+          <w:bCs/>
+          <w:sz w:val="28"/>
+          <w:szCs w:val="28"/>
+          <w:lang w:val="pt-PT"/>
+        </w:rPr>
+        <w:br w:type="page"/>
+      </w:r>
+    </w:p>
+    <w:p>
+      <w:pPr>
+        <w:pStyle w:val="Heading1"/>
+        <w:rPr>
+          <w:rFonts w:ascii="Trebuchet MS" w:hAnsi="Trebuchet MS"/>
+          <w:b/>
+          <w:bCs/>
+          <w:sz w:val="28"/>
+          <w:szCs w:val="28"/>
+          <w:lang w:val="pt-PT"/>
+        </w:rPr>
+      </w:pPr>
+      <w:bookmarkStart w:id="21" w:name="_Toc184325971"/>
+      <w:r>
+        <w:rPr>
+          <w:rFonts w:ascii="Trebuchet MS" w:hAnsi="Trebuchet MS"/>
+          <w:b/>
+          <w:bCs/>
+          <w:sz w:val="28"/>
+          <w:szCs w:val="28"/>
+          <w:lang w:val="pt-PT"/>
+        </w:rPr>
         <w:lastRenderedPageBreak/>
         <w:t>Notas finais</w:t>
       </w:r>
-      <w:bookmarkEnd w:id="15"/>
+      <w:bookmarkEnd w:id="21"/>
     </w:p>
     <w:sectPr>
       <w:footerReference w:type="even" r:id="rId9"/>
@@ -3517,6 +6085,816 @@
 <file path=word/numbering.xml><?xml version="1.0" encoding="utf-8"?>
 <w:numbering xmlns:wpc="http://schemas.microsoft.com/office/word/2010/wordprocessingCanvas" xmlns:cx="http://schemas.microsoft.com/office/drawing/2014/chartex" xmlns:cx1="http://schemas.microsoft.com/office/drawing/2015/9/8/chartex" xmlns:cx2="http://schemas.microsoft.com/office/drawing/2015/10/21/chartex" xmlns:cx3="http://schemas.microsoft.com/office/drawing/2016/5/9/chartex" xmlns:cx4="http://schemas.microsoft.com/office/drawing/2016/5/10/chartex" xmlns:cx5="http://schemas.microsoft.com/office/drawing/2016/5/11/chartex" xmlns:cx6="http://schemas.microsoft.com/office/drawing/2016/5/12/chartex" xmlns:cx7="http://schemas.microsoft.com/office/drawing/2016/5/13/chartex" xmlns:cx8="http://schemas.microsoft.com/office/drawing/2016/5/14/chartex" xmlns:mc="http://schemas.openxmlformats.org/markup-compatibility/2006" xmlns:aink="http://schemas.microsoft.com/office/drawing/2016/ink" xmlns:am3d="http://schemas.microsoft.com/office/drawing/2017/model3d" xmlns:o="urn:schemas-microsoft-com:office:office" xmlns:oel="http://schemas.microsoft.com/office/2019/extlst" xmlns:r="http://schemas.openxmlformats.org/officeDocument/2006/relationships" xmlns:m="http://schemas.openxmlformats.org/officeDocument/2006/math" xmlns:v="urn:schemas-microsoft-com:vml" xmlns:wp14="http://schemas.microsoft.com/office/word/2010/wordprocessingDrawing" xmlns:wp="http://schemas.openxmlformats.org/drawingml/2006/wordprocessingDrawing" xmlns:w10="urn:schemas-microsoft-com:office:word" xmlns:w="http://schemas.openxmlformats.org/wordprocessingml/2006/main" xmlns:w14="http://schemas.microsoft.com/office/word/2010/wordml" xmlns:w15="http://schemas.microsoft.com/office/word/2012/wordml" xmlns:w16cex="http://schemas.microsoft.com/office/word/2018/wordml/cex" xmlns:w16cid="http://schemas.microsoft.com/office/word/2016/wordml/cid" xmlns:w16="http://schemas.microsoft.com/office/word/2018/wordml" xmlns:w16du="http://schemas.microsoft.com/office/word/2023/wordml/word16du" xmlns:w16sdtdh="http://schemas.microsoft.com/office/word/2020/wordml/sdtdatahash" xmlns:w16se="http://schemas.microsoft.com/office/word/2015/wordml/symex" xmlns:wpg="http://schemas.microsoft.com/office/word/2010/wordprocessingGroup" xmlns:wpi="http://schemas.microsoft.com/office/word/2010/wordprocessingInk" xmlns:wne="http://schemas.microsoft.com/office/word/2006/wordml" xmlns:wps="http://schemas.microsoft.com/office/word/2010/wordprocessingShape" mc:Ignorable="w14 w15 w16se w16cid w16 w16cex w16sdtdh w16du wp14">
   <w:abstractNum w:abstractNumId="0" w15:restartNumberingAfterBreak="0">
+    <w:nsid w:val="22014BE5"/>
+    <w:multiLevelType w:val="hybridMultilevel"/>
+    <w:tmpl w:val="9948DADC"/>
+    <w:lvl w:ilvl="0" w:tplc="04090001">
+      <w:start w:val="1"/>
+      <w:numFmt w:val="bullet"/>
+      <w:lvlText w:val=""/>
+      <w:lvlJc w:val="left"/>
+      <w:pPr>
+        <w:ind w:left="1440" w:hanging="360"/>
+      </w:pPr>
+      <w:rPr>
+        <w:rFonts w:ascii="Symbol" w:hAnsi="Symbol" w:hint="default"/>
+      </w:rPr>
+    </w:lvl>
+    <w:lvl w:ilvl="1" w:tplc="04090003" w:tentative="1">
+      <w:start w:val="1"/>
+      <w:numFmt w:val="bullet"/>
+      <w:lvlText w:val="o"/>
+      <w:lvlJc w:val="left"/>
+      <w:pPr>
+        <w:ind w:left="2160" w:hanging="360"/>
+      </w:pPr>
+      <w:rPr>
+        <w:rFonts w:ascii="Courier New" w:hAnsi="Courier New" w:hint="default"/>
+      </w:rPr>
+    </w:lvl>
+    <w:lvl w:ilvl="2" w:tplc="04090005" w:tentative="1">
+      <w:start w:val="1"/>
+      <w:numFmt w:val="bullet"/>
+      <w:lvlText w:val=""/>
+      <w:lvlJc w:val="left"/>
+      <w:pPr>
+        <w:ind w:left="2880" w:hanging="360"/>
+      </w:pPr>
+      <w:rPr>
+        <w:rFonts w:ascii="Wingdings" w:hAnsi="Wingdings" w:hint="default"/>
+      </w:rPr>
+    </w:lvl>
+    <w:lvl w:ilvl="3" w:tplc="04090001" w:tentative="1">
+      <w:start w:val="1"/>
+      <w:numFmt w:val="bullet"/>
+      <w:lvlText w:val=""/>
+      <w:lvlJc w:val="left"/>
+      <w:pPr>
+        <w:ind w:left="3600" w:hanging="360"/>
+      </w:pPr>
+      <w:rPr>
+        <w:rFonts w:ascii="Symbol" w:hAnsi="Symbol" w:hint="default"/>
+      </w:rPr>
+    </w:lvl>
+    <w:lvl w:ilvl="4" w:tplc="04090003" w:tentative="1">
+      <w:start w:val="1"/>
+      <w:numFmt w:val="bullet"/>
+      <w:lvlText w:val="o"/>
+      <w:lvlJc w:val="left"/>
+      <w:pPr>
+        <w:ind w:left="4320" w:hanging="360"/>
+      </w:pPr>
+      <w:rPr>
+        <w:rFonts w:ascii="Courier New" w:hAnsi="Courier New" w:hint="default"/>
+      </w:rPr>
+    </w:lvl>
+    <w:lvl w:ilvl="5" w:tplc="04090005" w:tentative="1">
+      <w:start w:val="1"/>
+      <w:numFmt w:val="bullet"/>
+      <w:lvlText w:val=""/>
+      <w:lvlJc w:val="left"/>
+      <w:pPr>
+        <w:ind w:left="5040" w:hanging="360"/>
+      </w:pPr>
+      <w:rPr>
+        <w:rFonts w:ascii="Wingdings" w:hAnsi="Wingdings" w:hint="default"/>
+      </w:rPr>
+    </w:lvl>
+    <w:lvl w:ilvl="6" w:tplc="04090001" w:tentative="1">
+      <w:start w:val="1"/>
+      <w:numFmt w:val="bullet"/>
+      <w:lvlText w:val=""/>
+      <w:lvlJc w:val="left"/>
+      <w:pPr>
+        <w:ind w:left="5760" w:hanging="360"/>
+      </w:pPr>
+      <w:rPr>
+        <w:rFonts w:ascii="Symbol" w:hAnsi="Symbol" w:hint="default"/>
+      </w:rPr>
+    </w:lvl>
+    <w:lvl w:ilvl="7" w:tplc="04090003" w:tentative="1">
+      <w:start w:val="1"/>
+      <w:numFmt w:val="bullet"/>
+      <w:lvlText w:val="o"/>
+      <w:lvlJc w:val="left"/>
+      <w:pPr>
+        <w:ind w:left="6480" w:hanging="360"/>
+      </w:pPr>
+      <w:rPr>
+        <w:rFonts w:ascii="Courier New" w:hAnsi="Courier New" w:hint="default"/>
+      </w:rPr>
+    </w:lvl>
+    <w:lvl w:ilvl="8" w:tplc="04090005" w:tentative="1">
+      <w:start w:val="1"/>
+      <w:numFmt w:val="bullet"/>
+      <w:lvlText w:val=""/>
+      <w:lvlJc w:val="left"/>
+      <w:pPr>
+        <w:ind w:left="7200" w:hanging="360"/>
+      </w:pPr>
+      <w:rPr>
+        <w:rFonts w:ascii="Wingdings" w:hAnsi="Wingdings" w:hint="default"/>
+      </w:rPr>
+    </w:lvl>
+  </w:abstractNum>
+  <w:abstractNum w:abstractNumId="1" w15:restartNumberingAfterBreak="0">
+    <w:nsid w:val="2395393D"/>
+    <w:multiLevelType w:val="hybridMultilevel"/>
+    <w:tmpl w:val="21008556"/>
+    <w:lvl w:ilvl="0" w:tplc="FC1C4FE2">
+      <w:start w:val="1"/>
+      <w:numFmt w:val="lowerRoman"/>
+      <w:lvlText w:val="(%1)"/>
+      <w:lvlJc w:val="left"/>
+      <w:pPr>
+        <w:ind w:left="1296" w:hanging="720"/>
+      </w:pPr>
+      <w:rPr>
+        <w:rFonts w:hint="default"/>
+      </w:rPr>
+    </w:lvl>
+    <w:lvl w:ilvl="1" w:tplc="04090019" w:tentative="1">
+      <w:start w:val="1"/>
+      <w:numFmt w:val="lowerLetter"/>
+      <w:lvlText w:val="%2."/>
+      <w:lvlJc w:val="left"/>
+      <w:pPr>
+        <w:ind w:left="1656" w:hanging="360"/>
+      </w:pPr>
+    </w:lvl>
+    <w:lvl w:ilvl="2" w:tplc="0409001B" w:tentative="1">
+      <w:start w:val="1"/>
+      <w:numFmt w:val="lowerRoman"/>
+      <w:lvlText w:val="%3."/>
+      <w:lvlJc w:val="right"/>
+      <w:pPr>
+        <w:ind w:left="2376" w:hanging="180"/>
+      </w:pPr>
+    </w:lvl>
+    <w:lvl w:ilvl="3" w:tplc="0409000F" w:tentative="1">
+      <w:start w:val="1"/>
+      <w:numFmt w:val="decimal"/>
+      <w:lvlText w:val="%4."/>
+      <w:lvlJc w:val="left"/>
+      <w:pPr>
+        <w:ind w:left="3096" w:hanging="360"/>
+      </w:pPr>
+    </w:lvl>
+    <w:lvl w:ilvl="4" w:tplc="04090019" w:tentative="1">
+      <w:start w:val="1"/>
+      <w:numFmt w:val="lowerLetter"/>
+      <w:lvlText w:val="%5."/>
+      <w:lvlJc w:val="left"/>
+      <w:pPr>
+        <w:ind w:left="3816" w:hanging="360"/>
+      </w:pPr>
+    </w:lvl>
+    <w:lvl w:ilvl="5" w:tplc="0409001B" w:tentative="1">
+      <w:start w:val="1"/>
+      <w:numFmt w:val="lowerRoman"/>
+      <w:lvlText w:val="%6."/>
+      <w:lvlJc w:val="right"/>
+      <w:pPr>
+        <w:ind w:left="4536" w:hanging="180"/>
+      </w:pPr>
+    </w:lvl>
+    <w:lvl w:ilvl="6" w:tplc="0409000F" w:tentative="1">
+      <w:start w:val="1"/>
+      <w:numFmt w:val="decimal"/>
+      <w:lvlText w:val="%7."/>
+      <w:lvlJc w:val="left"/>
+      <w:pPr>
+        <w:ind w:left="5256" w:hanging="360"/>
+      </w:pPr>
+    </w:lvl>
+    <w:lvl w:ilvl="7" w:tplc="04090019" w:tentative="1">
+      <w:start w:val="1"/>
+      <w:numFmt w:val="lowerLetter"/>
+      <w:lvlText w:val="%8."/>
+      <w:lvlJc w:val="left"/>
+      <w:pPr>
+        <w:ind w:left="5976" w:hanging="360"/>
+      </w:pPr>
+    </w:lvl>
+    <w:lvl w:ilvl="8" w:tplc="0409001B" w:tentative="1">
+      <w:start w:val="1"/>
+      <w:numFmt w:val="lowerRoman"/>
+      <w:lvlText w:val="%9."/>
+      <w:lvlJc w:val="right"/>
+      <w:pPr>
+        <w:ind w:left="6696" w:hanging="180"/>
+      </w:pPr>
+    </w:lvl>
+  </w:abstractNum>
+  <w:abstractNum w:abstractNumId="2" w15:restartNumberingAfterBreak="0">
+    <w:nsid w:val="2F4225FA"/>
+    <w:multiLevelType w:val="hybridMultilevel"/>
+    <w:tmpl w:val="CC2E90AA"/>
+    <w:lvl w:ilvl="0" w:tplc="059699FC">
+      <w:start w:val="1"/>
+      <w:numFmt w:val="lowerRoman"/>
+      <w:lvlText w:val="(%1)"/>
+      <w:lvlJc w:val="left"/>
+      <w:pPr>
+        <w:ind w:left="1152" w:hanging="720"/>
+      </w:pPr>
+      <w:rPr>
+        <w:rFonts w:hint="default"/>
+      </w:rPr>
+    </w:lvl>
+    <w:lvl w:ilvl="1" w:tplc="04090019" w:tentative="1">
+      <w:start w:val="1"/>
+      <w:numFmt w:val="lowerLetter"/>
+      <w:lvlText w:val="%2."/>
+      <w:lvlJc w:val="left"/>
+      <w:pPr>
+        <w:ind w:left="1512" w:hanging="360"/>
+      </w:pPr>
+    </w:lvl>
+    <w:lvl w:ilvl="2" w:tplc="0409001B" w:tentative="1">
+      <w:start w:val="1"/>
+      <w:numFmt w:val="lowerRoman"/>
+      <w:lvlText w:val="%3."/>
+      <w:lvlJc w:val="right"/>
+      <w:pPr>
+        <w:ind w:left="2232" w:hanging="180"/>
+      </w:pPr>
+    </w:lvl>
+    <w:lvl w:ilvl="3" w:tplc="0409000F" w:tentative="1">
+      <w:start w:val="1"/>
+      <w:numFmt w:val="decimal"/>
+      <w:lvlText w:val="%4."/>
+      <w:lvlJc w:val="left"/>
+      <w:pPr>
+        <w:ind w:left="2952" w:hanging="360"/>
+      </w:pPr>
+    </w:lvl>
+    <w:lvl w:ilvl="4" w:tplc="04090019" w:tentative="1">
+      <w:start w:val="1"/>
+      <w:numFmt w:val="lowerLetter"/>
+      <w:lvlText w:val="%5."/>
+      <w:lvlJc w:val="left"/>
+      <w:pPr>
+        <w:ind w:left="3672" w:hanging="360"/>
+      </w:pPr>
+    </w:lvl>
+    <w:lvl w:ilvl="5" w:tplc="0409001B" w:tentative="1">
+      <w:start w:val="1"/>
+      <w:numFmt w:val="lowerRoman"/>
+      <w:lvlText w:val="%6."/>
+      <w:lvlJc w:val="right"/>
+      <w:pPr>
+        <w:ind w:left="4392" w:hanging="180"/>
+      </w:pPr>
+    </w:lvl>
+    <w:lvl w:ilvl="6" w:tplc="0409000F" w:tentative="1">
+      <w:start w:val="1"/>
+      <w:numFmt w:val="decimal"/>
+      <w:lvlText w:val="%7."/>
+      <w:lvlJc w:val="left"/>
+      <w:pPr>
+        <w:ind w:left="5112" w:hanging="360"/>
+      </w:pPr>
+    </w:lvl>
+    <w:lvl w:ilvl="7" w:tplc="04090019" w:tentative="1">
+      <w:start w:val="1"/>
+      <w:numFmt w:val="lowerLetter"/>
+      <w:lvlText w:val="%8."/>
+      <w:lvlJc w:val="left"/>
+      <w:pPr>
+        <w:ind w:left="5832" w:hanging="360"/>
+      </w:pPr>
+    </w:lvl>
+    <w:lvl w:ilvl="8" w:tplc="0409001B" w:tentative="1">
+      <w:start w:val="1"/>
+      <w:numFmt w:val="lowerRoman"/>
+      <w:lvlText w:val="%9."/>
+      <w:lvlJc w:val="right"/>
+      <w:pPr>
+        <w:ind w:left="6552" w:hanging="180"/>
+      </w:pPr>
+    </w:lvl>
+  </w:abstractNum>
+  <w:abstractNum w:abstractNumId="3" w15:restartNumberingAfterBreak="0">
+    <w:nsid w:val="3032247B"/>
+    <w:multiLevelType w:val="hybridMultilevel"/>
+    <w:tmpl w:val="A44CA762"/>
+    <w:lvl w:ilvl="0" w:tplc="317E1B02">
+      <w:start w:val="1"/>
+      <w:numFmt w:val="lowerRoman"/>
+      <w:lvlText w:val="(%1)"/>
+      <w:lvlJc w:val="left"/>
+      <w:pPr>
+        <w:ind w:left="1512" w:hanging="720"/>
+      </w:pPr>
+      <w:rPr>
+        <w:rFonts w:hint="default"/>
+        <w:b/>
+        <w:u w:val="single"/>
+      </w:rPr>
+    </w:lvl>
+    <w:lvl w:ilvl="1" w:tplc="04090019" w:tentative="1">
+      <w:start w:val="1"/>
+      <w:numFmt w:val="lowerLetter"/>
+      <w:lvlText w:val="%2."/>
+      <w:lvlJc w:val="left"/>
+      <w:pPr>
+        <w:ind w:left="1872" w:hanging="360"/>
+      </w:pPr>
+    </w:lvl>
+    <w:lvl w:ilvl="2" w:tplc="0409001B" w:tentative="1">
+      <w:start w:val="1"/>
+      <w:numFmt w:val="lowerRoman"/>
+      <w:lvlText w:val="%3."/>
+      <w:lvlJc w:val="right"/>
+      <w:pPr>
+        <w:ind w:left="2592" w:hanging="180"/>
+      </w:pPr>
+    </w:lvl>
+    <w:lvl w:ilvl="3" w:tplc="0409000F" w:tentative="1">
+      <w:start w:val="1"/>
+      <w:numFmt w:val="decimal"/>
+      <w:lvlText w:val="%4."/>
+      <w:lvlJc w:val="left"/>
+      <w:pPr>
+        <w:ind w:left="3312" w:hanging="360"/>
+      </w:pPr>
+    </w:lvl>
+    <w:lvl w:ilvl="4" w:tplc="04090019" w:tentative="1">
+      <w:start w:val="1"/>
+      <w:numFmt w:val="lowerLetter"/>
+      <w:lvlText w:val="%5."/>
+      <w:lvlJc w:val="left"/>
+      <w:pPr>
+        <w:ind w:left="4032" w:hanging="360"/>
+      </w:pPr>
+    </w:lvl>
+    <w:lvl w:ilvl="5" w:tplc="0409001B" w:tentative="1">
+      <w:start w:val="1"/>
+      <w:numFmt w:val="lowerRoman"/>
+      <w:lvlText w:val="%6."/>
+      <w:lvlJc w:val="right"/>
+      <w:pPr>
+        <w:ind w:left="4752" w:hanging="180"/>
+      </w:pPr>
+    </w:lvl>
+    <w:lvl w:ilvl="6" w:tplc="0409000F" w:tentative="1">
+      <w:start w:val="1"/>
+      <w:numFmt w:val="decimal"/>
+      <w:lvlText w:val="%7."/>
+      <w:lvlJc w:val="left"/>
+      <w:pPr>
+        <w:ind w:left="5472" w:hanging="360"/>
+      </w:pPr>
+    </w:lvl>
+    <w:lvl w:ilvl="7" w:tplc="04090019" w:tentative="1">
+      <w:start w:val="1"/>
+      <w:numFmt w:val="lowerLetter"/>
+      <w:lvlText w:val="%8."/>
+      <w:lvlJc w:val="left"/>
+      <w:pPr>
+        <w:ind w:left="6192" w:hanging="360"/>
+      </w:pPr>
+    </w:lvl>
+    <w:lvl w:ilvl="8" w:tplc="0409001B" w:tentative="1">
+      <w:start w:val="1"/>
+      <w:numFmt w:val="lowerRoman"/>
+      <w:lvlText w:val="%9."/>
+      <w:lvlJc w:val="right"/>
+      <w:pPr>
+        <w:ind w:left="6912" w:hanging="180"/>
+      </w:pPr>
+    </w:lvl>
+  </w:abstractNum>
+  <w:abstractNum w:abstractNumId="4" w15:restartNumberingAfterBreak="0">
+    <w:nsid w:val="37795392"/>
+    <w:multiLevelType w:val="hybridMultilevel"/>
+    <w:tmpl w:val="78FCD29E"/>
+    <w:lvl w:ilvl="0" w:tplc="04090001">
+      <w:start w:val="1"/>
+      <w:numFmt w:val="bullet"/>
+      <w:lvlText w:val=""/>
+      <w:lvlJc w:val="left"/>
+      <w:pPr>
+        <w:ind w:left="1296" w:hanging="360"/>
+      </w:pPr>
+      <w:rPr>
+        <w:rFonts w:ascii="Symbol" w:hAnsi="Symbol" w:hint="default"/>
+      </w:rPr>
+    </w:lvl>
+    <w:lvl w:ilvl="1" w:tplc="04090003" w:tentative="1">
+      <w:start w:val="1"/>
+      <w:numFmt w:val="bullet"/>
+      <w:lvlText w:val="o"/>
+      <w:lvlJc w:val="left"/>
+      <w:pPr>
+        <w:ind w:left="2016" w:hanging="360"/>
+      </w:pPr>
+      <w:rPr>
+        <w:rFonts w:ascii="Courier New" w:hAnsi="Courier New" w:hint="default"/>
+      </w:rPr>
+    </w:lvl>
+    <w:lvl w:ilvl="2" w:tplc="04090005" w:tentative="1">
+      <w:start w:val="1"/>
+      <w:numFmt w:val="bullet"/>
+      <w:lvlText w:val=""/>
+      <w:lvlJc w:val="left"/>
+      <w:pPr>
+        <w:ind w:left="2736" w:hanging="360"/>
+      </w:pPr>
+      <w:rPr>
+        <w:rFonts w:ascii="Wingdings" w:hAnsi="Wingdings" w:hint="default"/>
+      </w:rPr>
+    </w:lvl>
+    <w:lvl w:ilvl="3" w:tplc="04090001" w:tentative="1">
+      <w:start w:val="1"/>
+      <w:numFmt w:val="bullet"/>
+      <w:lvlText w:val=""/>
+      <w:lvlJc w:val="left"/>
+      <w:pPr>
+        <w:ind w:left="3456" w:hanging="360"/>
+      </w:pPr>
+      <w:rPr>
+        <w:rFonts w:ascii="Symbol" w:hAnsi="Symbol" w:hint="default"/>
+      </w:rPr>
+    </w:lvl>
+    <w:lvl w:ilvl="4" w:tplc="04090003" w:tentative="1">
+      <w:start w:val="1"/>
+      <w:numFmt w:val="bullet"/>
+      <w:lvlText w:val="o"/>
+      <w:lvlJc w:val="left"/>
+      <w:pPr>
+        <w:ind w:left="4176" w:hanging="360"/>
+      </w:pPr>
+      <w:rPr>
+        <w:rFonts w:ascii="Courier New" w:hAnsi="Courier New" w:hint="default"/>
+      </w:rPr>
+    </w:lvl>
+    <w:lvl w:ilvl="5" w:tplc="04090005" w:tentative="1">
+      <w:start w:val="1"/>
+      <w:numFmt w:val="bullet"/>
+      <w:lvlText w:val=""/>
+      <w:lvlJc w:val="left"/>
+      <w:pPr>
+        <w:ind w:left="4896" w:hanging="360"/>
+      </w:pPr>
+      <w:rPr>
+        <w:rFonts w:ascii="Wingdings" w:hAnsi="Wingdings" w:hint="default"/>
+      </w:rPr>
+    </w:lvl>
+    <w:lvl w:ilvl="6" w:tplc="04090001" w:tentative="1">
+      <w:start w:val="1"/>
+      <w:numFmt w:val="bullet"/>
+      <w:lvlText w:val=""/>
+      <w:lvlJc w:val="left"/>
+      <w:pPr>
+        <w:ind w:left="5616" w:hanging="360"/>
+      </w:pPr>
+      <w:rPr>
+        <w:rFonts w:ascii="Symbol" w:hAnsi="Symbol" w:hint="default"/>
+      </w:rPr>
+    </w:lvl>
+    <w:lvl w:ilvl="7" w:tplc="04090003" w:tentative="1">
+      <w:start w:val="1"/>
+      <w:numFmt w:val="bullet"/>
+      <w:lvlText w:val="o"/>
+      <w:lvlJc w:val="left"/>
+      <w:pPr>
+        <w:ind w:left="6336" w:hanging="360"/>
+      </w:pPr>
+      <w:rPr>
+        <w:rFonts w:ascii="Courier New" w:hAnsi="Courier New" w:hint="default"/>
+      </w:rPr>
+    </w:lvl>
+    <w:lvl w:ilvl="8" w:tplc="04090005" w:tentative="1">
+      <w:start w:val="1"/>
+      <w:numFmt w:val="bullet"/>
+      <w:lvlText w:val=""/>
+      <w:lvlJc w:val="left"/>
+      <w:pPr>
+        <w:ind w:left="7056" w:hanging="360"/>
+      </w:pPr>
+      <w:rPr>
+        <w:rFonts w:ascii="Wingdings" w:hAnsi="Wingdings" w:hint="default"/>
+      </w:rPr>
+    </w:lvl>
+  </w:abstractNum>
+  <w:abstractNum w:abstractNumId="5" w15:restartNumberingAfterBreak="0">
+    <w:nsid w:val="3A761317"/>
+    <w:multiLevelType w:val="hybridMultilevel"/>
+    <w:tmpl w:val="1C38FFDE"/>
+    <w:lvl w:ilvl="0" w:tplc="04090001">
+      <w:start w:val="1"/>
+      <w:numFmt w:val="bullet"/>
+      <w:lvlText w:val=""/>
+      <w:lvlJc w:val="left"/>
+      <w:pPr>
+        <w:ind w:left="1152" w:hanging="360"/>
+      </w:pPr>
+      <w:rPr>
+        <w:rFonts w:ascii="Symbol" w:hAnsi="Symbol" w:hint="default"/>
+      </w:rPr>
+    </w:lvl>
+    <w:lvl w:ilvl="1" w:tplc="04090003" w:tentative="1">
+      <w:start w:val="1"/>
+      <w:numFmt w:val="bullet"/>
+      <w:lvlText w:val="o"/>
+      <w:lvlJc w:val="left"/>
+      <w:pPr>
+        <w:ind w:left="1872" w:hanging="360"/>
+      </w:pPr>
+      <w:rPr>
+        <w:rFonts w:ascii="Courier New" w:hAnsi="Courier New" w:cs="Courier New" w:hint="default"/>
+      </w:rPr>
+    </w:lvl>
+    <w:lvl w:ilvl="2" w:tplc="04090005" w:tentative="1">
+      <w:start w:val="1"/>
+      <w:numFmt w:val="bullet"/>
+      <w:lvlText w:val=""/>
+      <w:lvlJc w:val="left"/>
+      <w:pPr>
+        <w:ind w:left="2592" w:hanging="360"/>
+      </w:pPr>
+      <w:rPr>
+        <w:rFonts w:ascii="Wingdings" w:hAnsi="Wingdings" w:hint="default"/>
+      </w:rPr>
+    </w:lvl>
+    <w:lvl w:ilvl="3" w:tplc="04090001" w:tentative="1">
+      <w:start w:val="1"/>
+      <w:numFmt w:val="bullet"/>
+      <w:lvlText w:val=""/>
+      <w:lvlJc w:val="left"/>
+      <w:pPr>
+        <w:ind w:left="3312" w:hanging="360"/>
+      </w:pPr>
+      <w:rPr>
+        <w:rFonts w:ascii="Symbol" w:hAnsi="Symbol" w:hint="default"/>
+      </w:rPr>
+    </w:lvl>
+    <w:lvl w:ilvl="4" w:tplc="04090003" w:tentative="1">
+      <w:start w:val="1"/>
+      <w:numFmt w:val="bullet"/>
+      <w:lvlText w:val="o"/>
+      <w:lvlJc w:val="left"/>
+      <w:pPr>
+        <w:ind w:left="4032" w:hanging="360"/>
+      </w:pPr>
+      <w:rPr>
+        <w:rFonts w:ascii="Courier New" w:hAnsi="Courier New" w:cs="Courier New" w:hint="default"/>
+      </w:rPr>
+    </w:lvl>
+    <w:lvl w:ilvl="5" w:tplc="04090005" w:tentative="1">
+      <w:start w:val="1"/>
+      <w:numFmt w:val="bullet"/>
+      <w:lvlText w:val=""/>
+      <w:lvlJc w:val="left"/>
+      <w:pPr>
+        <w:ind w:left="4752" w:hanging="360"/>
+      </w:pPr>
+      <w:rPr>
+        <w:rFonts w:ascii="Wingdings" w:hAnsi="Wingdings" w:hint="default"/>
+      </w:rPr>
+    </w:lvl>
+    <w:lvl w:ilvl="6" w:tplc="04090001" w:tentative="1">
+      <w:start w:val="1"/>
+      <w:numFmt w:val="bullet"/>
+      <w:lvlText w:val=""/>
+      <w:lvlJc w:val="left"/>
+      <w:pPr>
+        <w:ind w:left="5472" w:hanging="360"/>
+      </w:pPr>
+      <w:rPr>
+        <w:rFonts w:ascii="Symbol" w:hAnsi="Symbol" w:hint="default"/>
+      </w:rPr>
+    </w:lvl>
+    <w:lvl w:ilvl="7" w:tplc="04090003" w:tentative="1">
+      <w:start w:val="1"/>
+      <w:numFmt w:val="bullet"/>
+      <w:lvlText w:val="o"/>
+      <w:lvlJc w:val="left"/>
+      <w:pPr>
+        <w:ind w:left="6192" w:hanging="360"/>
+      </w:pPr>
+      <w:rPr>
+        <w:rFonts w:ascii="Courier New" w:hAnsi="Courier New" w:cs="Courier New" w:hint="default"/>
+      </w:rPr>
+    </w:lvl>
+    <w:lvl w:ilvl="8" w:tplc="04090005" w:tentative="1">
+      <w:start w:val="1"/>
+      <w:numFmt w:val="bullet"/>
+      <w:lvlText w:val=""/>
+      <w:lvlJc w:val="left"/>
+      <w:pPr>
+        <w:ind w:left="6912" w:hanging="360"/>
+      </w:pPr>
+      <w:rPr>
+        <w:rFonts w:ascii="Wingdings" w:hAnsi="Wingdings" w:hint="default"/>
+      </w:rPr>
+    </w:lvl>
+  </w:abstractNum>
+  <w:abstractNum w:abstractNumId="6" w15:restartNumberingAfterBreak="0">
+    <w:nsid w:val="3CCC29C5"/>
+    <w:multiLevelType w:val="hybridMultilevel"/>
+    <w:tmpl w:val="F09E975C"/>
+    <w:lvl w:ilvl="0" w:tplc="00A8A8B0">
+      <w:start w:val="1"/>
+      <w:numFmt w:val="lowerRoman"/>
+      <w:lvlText w:val="(%1)"/>
+      <w:lvlJc w:val="left"/>
+      <w:pPr>
+        <w:ind w:left="1152" w:hanging="720"/>
+      </w:pPr>
+      <w:rPr>
+        <w:rFonts w:hint="default"/>
+      </w:rPr>
+    </w:lvl>
+    <w:lvl w:ilvl="1" w:tplc="04090019" w:tentative="1">
+      <w:start w:val="1"/>
+      <w:numFmt w:val="lowerLetter"/>
+      <w:lvlText w:val="%2."/>
+      <w:lvlJc w:val="left"/>
+      <w:pPr>
+        <w:ind w:left="1512" w:hanging="360"/>
+      </w:pPr>
+    </w:lvl>
+    <w:lvl w:ilvl="2" w:tplc="0409001B" w:tentative="1">
+      <w:start w:val="1"/>
+      <w:numFmt w:val="lowerRoman"/>
+      <w:lvlText w:val="%3."/>
+      <w:lvlJc w:val="right"/>
+      <w:pPr>
+        <w:ind w:left="2232" w:hanging="180"/>
+      </w:pPr>
+    </w:lvl>
+    <w:lvl w:ilvl="3" w:tplc="0409000F" w:tentative="1">
+      <w:start w:val="1"/>
+      <w:numFmt w:val="decimal"/>
+      <w:lvlText w:val="%4."/>
+      <w:lvlJc w:val="left"/>
+      <w:pPr>
+        <w:ind w:left="2952" w:hanging="360"/>
+      </w:pPr>
+    </w:lvl>
+    <w:lvl w:ilvl="4" w:tplc="04090019" w:tentative="1">
+      <w:start w:val="1"/>
+      <w:numFmt w:val="lowerLetter"/>
+      <w:lvlText w:val="%5."/>
+      <w:lvlJc w:val="left"/>
+      <w:pPr>
+        <w:ind w:left="3672" w:hanging="360"/>
+      </w:pPr>
+    </w:lvl>
+    <w:lvl w:ilvl="5" w:tplc="0409001B" w:tentative="1">
+      <w:start w:val="1"/>
+      <w:numFmt w:val="lowerRoman"/>
+      <w:lvlText w:val="%6."/>
+      <w:lvlJc w:val="right"/>
+      <w:pPr>
+        <w:ind w:left="4392" w:hanging="180"/>
+      </w:pPr>
+    </w:lvl>
+    <w:lvl w:ilvl="6" w:tplc="0409000F" w:tentative="1">
+      <w:start w:val="1"/>
+      <w:numFmt w:val="decimal"/>
+      <w:lvlText w:val="%7."/>
+      <w:lvlJc w:val="left"/>
+      <w:pPr>
+        <w:ind w:left="5112" w:hanging="360"/>
+      </w:pPr>
+    </w:lvl>
+    <w:lvl w:ilvl="7" w:tplc="04090019" w:tentative="1">
+      <w:start w:val="1"/>
+      <w:numFmt w:val="lowerLetter"/>
+      <w:lvlText w:val="%8."/>
+      <w:lvlJc w:val="left"/>
+      <w:pPr>
+        <w:ind w:left="5832" w:hanging="360"/>
+      </w:pPr>
+    </w:lvl>
+    <w:lvl w:ilvl="8" w:tplc="0409001B" w:tentative="1">
+      <w:start w:val="1"/>
+      <w:numFmt w:val="lowerRoman"/>
+      <w:lvlText w:val="%9."/>
+      <w:lvlJc w:val="right"/>
+      <w:pPr>
+        <w:ind w:left="6552" w:hanging="180"/>
+      </w:pPr>
+    </w:lvl>
+  </w:abstractNum>
+  <w:abstractNum w:abstractNumId="7" w15:restartNumberingAfterBreak="0">
+    <w:nsid w:val="3DAB1C42"/>
+    <w:multiLevelType w:val="hybridMultilevel"/>
+    <w:tmpl w:val="80DE5F2A"/>
+    <w:lvl w:ilvl="0" w:tplc="04090001">
+      <w:start w:val="1"/>
+      <w:numFmt w:val="bullet"/>
+      <w:lvlText w:val=""/>
+      <w:lvlJc w:val="left"/>
+      <w:pPr>
+        <w:ind w:left="1440" w:hanging="360"/>
+      </w:pPr>
+      <w:rPr>
+        <w:rFonts w:ascii="Symbol" w:hAnsi="Symbol" w:hint="default"/>
+      </w:rPr>
+    </w:lvl>
+    <w:lvl w:ilvl="1" w:tplc="04090003" w:tentative="1">
+      <w:start w:val="1"/>
+      <w:numFmt w:val="bullet"/>
+      <w:lvlText w:val="o"/>
+      <w:lvlJc w:val="left"/>
+      <w:pPr>
+        <w:ind w:left="2160" w:hanging="360"/>
+      </w:pPr>
+      <w:rPr>
+        <w:rFonts w:ascii="Courier New" w:hAnsi="Courier New" w:hint="default"/>
+      </w:rPr>
+    </w:lvl>
+    <w:lvl w:ilvl="2" w:tplc="04090005" w:tentative="1">
+      <w:start w:val="1"/>
+      <w:numFmt w:val="bullet"/>
+      <w:lvlText w:val=""/>
+      <w:lvlJc w:val="left"/>
+      <w:pPr>
+        <w:ind w:left="2880" w:hanging="360"/>
+      </w:pPr>
+      <w:rPr>
+        <w:rFonts w:ascii="Wingdings" w:hAnsi="Wingdings" w:hint="default"/>
+      </w:rPr>
+    </w:lvl>
+    <w:lvl w:ilvl="3" w:tplc="04090001" w:tentative="1">
+      <w:start w:val="1"/>
+      <w:numFmt w:val="bullet"/>
+      <w:lvlText w:val=""/>
+      <w:lvlJc w:val="left"/>
+      <w:pPr>
+        <w:ind w:left="3600" w:hanging="360"/>
+      </w:pPr>
+      <w:rPr>
+        <w:rFonts w:ascii="Symbol" w:hAnsi="Symbol" w:hint="default"/>
+      </w:rPr>
+    </w:lvl>
+    <w:lvl w:ilvl="4" w:tplc="04090003" w:tentative="1">
+      <w:start w:val="1"/>
+      <w:numFmt w:val="bullet"/>
+      <w:lvlText w:val="o"/>
+      <w:lvlJc w:val="left"/>
+      <w:pPr>
+        <w:ind w:left="4320" w:hanging="360"/>
+      </w:pPr>
+      <w:rPr>
+        <w:rFonts w:ascii="Courier New" w:hAnsi="Courier New" w:hint="default"/>
+      </w:rPr>
+    </w:lvl>
+    <w:lvl w:ilvl="5" w:tplc="04090005" w:tentative="1">
+      <w:start w:val="1"/>
+      <w:numFmt w:val="bullet"/>
+      <w:lvlText w:val=""/>
+      <w:lvlJc w:val="left"/>
+      <w:pPr>
+        <w:ind w:left="5040" w:hanging="360"/>
+      </w:pPr>
+      <w:rPr>
+        <w:rFonts w:ascii="Wingdings" w:hAnsi="Wingdings" w:hint="default"/>
+      </w:rPr>
+    </w:lvl>
+    <w:lvl w:ilvl="6" w:tplc="04090001" w:tentative="1">
+      <w:start w:val="1"/>
+      <w:numFmt w:val="bullet"/>
+      <w:lvlText w:val=""/>
+      <w:lvlJc w:val="left"/>
+      <w:pPr>
+        <w:ind w:left="5760" w:hanging="360"/>
+      </w:pPr>
+      <w:rPr>
+        <w:rFonts w:ascii="Symbol" w:hAnsi="Symbol" w:hint="default"/>
+      </w:rPr>
+    </w:lvl>
+    <w:lvl w:ilvl="7" w:tplc="04090003" w:tentative="1">
+      <w:start w:val="1"/>
+      <w:numFmt w:val="bullet"/>
+      <w:lvlText w:val="o"/>
+      <w:lvlJc w:val="left"/>
+      <w:pPr>
+        <w:ind w:left="6480" w:hanging="360"/>
+      </w:pPr>
+      <w:rPr>
+        <w:rFonts w:ascii="Courier New" w:hAnsi="Courier New" w:hint="default"/>
+      </w:rPr>
+    </w:lvl>
+    <w:lvl w:ilvl="8" w:tplc="04090005" w:tentative="1">
+      <w:start w:val="1"/>
+      <w:numFmt w:val="bullet"/>
+      <w:lvlText w:val=""/>
+      <w:lvlJc w:val="left"/>
+      <w:pPr>
+        <w:ind w:left="7200" w:hanging="360"/>
+      </w:pPr>
+      <w:rPr>
+        <w:rFonts w:ascii="Wingdings" w:hAnsi="Wingdings" w:hint="default"/>
+      </w:rPr>
+    </w:lvl>
+  </w:abstractNum>
+  <w:abstractNum w:abstractNumId="8" w15:restartNumberingAfterBreak="0">
     <w:nsid w:val="3F0137DD"/>
     <w:multiLevelType w:val="hybridMultilevel"/>
     <w:tmpl w:val="E80476F8"/>
@@ -3606,7 +6984,209 @@
       </w:pPr>
     </w:lvl>
   </w:abstractNum>
-  <w:abstractNum w:abstractNumId="1" w15:restartNumberingAfterBreak="0">
+  <w:abstractNum w:abstractNumId="9" w15:restartNumberingAfterBreak="0">
+    <w:nsid w:val="463C2E9F"/>
+    <w:multiLevelType w:val="hybridMultilevel"/>
+    <w:tmpl w:val="9D8A27FC"/>
+    <w:lvl w:ilvl="0" w:tplc="04090001">
+      <w:start w:val="1"/>
+      <w:numFmt w:val="bullet"/>
+      <w:lvlText w:val=""/>
+      <w:lvlJc w:val="left"/>
+      <w:pPr>
+        <w:ind w:left="1152" w:hanging="360"/>
+      </w:pPr>
+      <w:rPr>
+        <w:rFonts w:ascii="Symbol" w:hAnsi="Symbol" w:hint="default"/>
+      </w:rPr>
+    </w:lvl>
+    <w:lvl w:ilvl="1" w:tplc="04090003" w:tentative="1">
+      <w:start w:val="1"/>
+      <w:numFmt w:val="bullet"/>
+      <w:lvlText w:val="o"/>
+      <w:lvlJc w:val="left"/>
+      <w:pPr>
+        <w:ind w:left="1872" w:hanging="360"/>
+      </w:pPr>
+      <w:rPr>
+        <w:rFonts w:ascii="Courier New" w:hAnsi="Courier New" w:cs="Courier New" w:hint="default"/>
+      </w:rPr>
+    </w:lvl>
+    <w:lvl w:ilvl="2" w:tplc="04090005" w:tentative="1">
+      <w:start w:val="1"/>
+      <w:numFmt w:val="bullet"/>
+      <w:lvlText w:val=""/>
+      <w:lvlJc w:val="left"/>
+      <w:pPr>
+        <w:ind w:left="2592" w:hanging="360"/>
+      </w:pPr>
+      <w:rPr>
+        <w:rFonts w:ascii="Wingdings" w:hAnsi="Wingdings" w:hint="default"/>
+      </w:rPr>
+    </w:lvl>
+    <w:lvl w:ilvl="3" w:tplc="04090001" w:tentative="1">
+      <w:start w:val="1"/>
+      <w:numFmt w:val="bullet"/>
+      <w:lvlText w:val=""/>
+      <w:lvlJc w:val="left"/>
+      <w:pPr>
+        <w:ind w:left="3312" w:hanging="360"/>
+      </w:pPr>
+      <w:rPr>
+        <w:rFonts w:ascii="Symbol" w:hAnsi="Symbol" w:hint="default"/>
+      </w:rPr>
+    </w:lvl>
+    <w:lvl w:ilvl="4" w:tplc="04090003" w:tentative="1">
+      <w:start w:val="1"/>
+      <w:numFmt w:val="bullet"/>
+      <w:lvlText w:val="o"/>
+      <w:lvlJc w:val="left"/>
+      <w:pPr>
+        <w:ind w:left="4032" w:hanging="360"/>
+      </w:pPr>
+      <w:rPr>
+        <w:rFonts w:ascii="Courier New" w:hAnsi="Courier New" w:cs="Courier New" w:hint="default"/>
+      </w:rPr>
+    </w:lvl>
+    <w:lvl w:ilvl="5" w:tplc="04090005" w:tentative="1">
+      <w:start w:val="1"/>
+      <w:numFmt w:val="bullet"/>
+      <w:lvlText w:val=""/>
+      <w:lvlJc w:val="left"/>
+      <w:pPr>
+        <w:ind w:left="4752" w:hanging="360"/>
+      </w:pPr>
+      <w:rPr>
+        <w:rFonts w:ascii="Wingdings" w:hAnsi="Wingdings" w:hint="default"/>
+      </w:rPr>
+    </w:lvl>
+    <w:lvl w:ilvl="6" w:tplc="04090001" w:tentative="1">
+      <w:start w:val="1"/>
+      <w:numFmt w:val="bullet"/>
+      <w:lvlText w:val=""/>
+      <w:lvlJc w:val="left"/>
+      <w:pPr>
+        <w:ind w:left="5472" w:hanging="360"/>
+      </w:pPr>
+      <w:rPr>
+        <w:rFonts w:ascii="Symbol" w:hAnsi="Symbol" w:hint="default"/>
+      </w:rPr>
+    </w:lvl>
+    <w:lvl w:ilvl="7" w:tplc="04090003" w:tentative="1">
+      <w:start w:val="1"/>
+      <w:numFmt w:val="bullet"/>
+      <w:lvlText w:val="o"/>
+      <w:lvlJc w:val="left"/>
+      <w:pPr>
+        <w:ind w:left="6192" w:hanging="360"/>
+      </w:pPr>
+      <w:rPr>
+        <w:rFonts w:ascii="Courier New" w:hAnsi="Courier New" w:cs="Courier New" w:hint="default"/>
+      </w:rPr>
+    </w:lvl>
+    <w:lvl w:ilvl="8" w:tplc="04090005" w:tentative="1">
+      <w:start w:val="1"/>
+      <w:numFmt w:val="bullet"/>
+      <w:lvlText w:val=""/>
+      <w:lvlJc w:val="left"/>
+      <w:pPr>
+        <w:ind w:left="6912" w:hanging="360"/>
+      </w:pPr>
+      <w:rPr>
+        <w:rFonts w:ascii="Wingdings" w:hAnsi="Wingdings" w:hint="default"/>
+      </w:rPr>
+    </w:lvl>
+  </w:abstractNum>
+  <w:abstractNum w:abstractNumId="10" w15:restartNumberingAfterBreak="0">
+    <w:nsid w:val="49503DDD"/>
+    <w:multiLevelType w:val="hybridMultilevel"/>
+    <w:tmpl w:val="BB0A1822"/>
+    <w:lvl w:ilvl="0" w:tplc="7E5AE354">
+      <w:start w:val="1"/>
+      <w:numFmt w:val="lowerRoman"/>
+      <w:lvlText w:val="(%1)"/>
+      <w:lvlJc w:val="left"/>
+      <w:pPr>
+        <w:ind w:left="1296" w:hanging="720"/>
+      </w:pPr>
+      <w:rPr>
+        <w:rFonts w:hint="default"/>
+      </w:rPr>
+    </w:lvl>
+    <w:lvl w:ilvl="1" w:tplc="04090019" w:tentative="1">
+      <w:start w:val="1"/>
+      <w:numFmt w:val="lowerLetter"/>
+      <w:lvlText w:val="%2."/>
+      <w:lvlJc w:val="left"/>
+      <w:pPr>
+        <w:ind w:left="1656" w:hanging="360"/>
+      </w:pPr>
+    </w:lvl>
+    <w:lvl w:ilvl="2" w:tplc="0409001B" w:tentative="1">
+      <w:start w:val="1"/>
+      <w:numFmt w:val="lowerRoman"/>
+      <w:lvlText w:val="%3."/>
+      <w:lvlJc w:val="right"/>
+      <w:pPr>
+        <w:ind w:left="2376" w:hanging="180"/>
+      </w:pPr>
+    </w:lvl>
+    <w:lvl w:ilvl="3" w:tplc="0409000F" w:tentative="1">
+      <w:start w:val="1"/>
+      <w:numFmt w:val="decimal"/>
+      <w:lvlText w:val="%4."/>
+      <w:lvlJc w:val="left"/>
+      <w:pPr>
+        <w:ind w:left="3096" w:hanging="360"/>
+      </w:pPr>
+    </w:lvl>
+    <w:lvl w:ilvl="4" w:tplc="04090019" w:tentative="1">
+      <w:start w:val="1"/>
+      <w:numFmt w:val="lowerLetter"/>
+      <w:lvlText w:val="%5."/>
+      <w:lvlJc w:val="left"/>
+      <w:pPr>
+        <w:ind w:left="3816" w:hanging="360"/>
+      </w:pPr>
+    </w:lvl>
+    <w:lvl w:ilvl="5" w:tplc="0409001B" w:tentative="1">
+      <w:start w:val="1"/>
+      <w:numFmt w:val="lowerRoman"/>
+      <w:lvlText w:val="%6."/>
+      <w:lvlJc w:val="right"/>
+      <w:pPr>
+        <w:ind w:left="4536" w:hanging="180"/>
+      </w:pPr>
+    </w:lvl>
+    <w:lvl w:ilvl="6" w:tplc="0409000F" w:tentative="1">
+      <w:start w:val="1"/>
+      <w:numFmt w:val="decimal"/>
+      <w:lvlText w:val="%7."/>
+      <w:lvlJc w:val="left"/>
+      <w:pPr>
+        <w:ind w:left="5256" w:hanging="360"/>
+      </w:pPr>
+    </w:lvl>
+    <w:lvl w:ilvl="7" w:tplc="04090019" w:tentative="1">
+      <w:start w:val="1"/>
+      <w:numFmt w:val="lowerLetter"/>
+      <w:lvlText w:val="%8."/>
+      <w:lvlJc w:val="left"/>
+      <w:pPr>
+        <w:ind w:left="5976" w:hanging="360"/>
+      </w:pPr>
+    </w:lvl>
+    <w:lvl w:ilvl="8" w:tplc="0409001B" w:tentative="1">
+      <w:start w:val="1"/>
+      <w:numFmt w:val="lowerRoman"/>
+      <w:lvlText w:val="%9."/>
+      <w:lvlJc w:val="right"/>
+      <w:pPr>
+        <w:ind w:left="6696" w:hanging="180"/>
+      </w:pPr>
+    </w:lvl>
+  </w:abstractNum>
+  <w:abstractNum w:abstractNumId="11" w15:restartNumberingAfterBreak="0">
     <w:nsid w:val="49A21628"/>
     <w:multiLevelType w:val="hybridMultilevel"/>
     <w:tmpl w:val="A68CD848"/>
@@ -3695,7 +7275,7 @@
       </w:pPr>
     </w:lvl>
   </w:abstractNum>
-  <w:abstractNum w:abstractNumId="2" w15:restartNumberingAfterBreak="0">
+  <w:abstractNum w:abstractNumId="12" w15:restartNumberingAfterBreak="0">
     <w:nsid w:val="5C586DE9"/>
     <w:multiLevelType w:val="multilevel"/>
     <w:tmpl w:val="04090025"/>
@@ -3790,14 +7370,160 @@
       </w:pPr>
     </w:lvl>
   </w:abstractNum>
+  <w:abstractNum w:abstractNumId="13" w15:restartNumberingAfterBreak="0">
+    <w:nsid w:val="72394965"/>
+    <w:multiLevelType w:val="hybridMultilevel"/>
+    <w:tmpl w:val="DDD4CF56"/>
+    <w:lvl w:ilvl="0" w:tplc="04090001">
+      <w:start w:val="1"/>
+      <w:numFmt w:val="bullet"/>
+      <w:lvlText w:val=""/>
+      <w:lvlJc w:val="left"/>
+      <w:pPr>
+        <w:ind w:left="1520" w:hanging="360"/>
+      </w:pPr>
+      <w:rPr>
+        <w:rFonts w:ascii="Symbol" w:hAnsi="Symbol" w:hint="default"/>
+      </w:rPr>
+    </w:lvl>
+    <w:lvl w:ilvl="1" w:tplc="04090003" w:tentative="1">
+      <w:start w:val="1"/>
+      <w:numFmt w:val="bullet"/>
+      <w:lvlText w:val="o"/>
+      <w:lvlJc w:val="left"/>
+      <w:pPr>
+        <w:ind w:left="2240" w:hanging="360"/>
+      </w:pPr>
+      <w:rPr>
+        <w:rFonts w:ascii="Courier New" w:hAnsi="Courier New" w:hint="default"/>
+      </w:rPr>
+    </w:lvl>
+    <w:lvl w:ilvl="2" w:tplc="04090005" w:tentative="1">
+      <w:start w:val="1"/>
+      <w:numFmt w:val="bullet"/>
+      <w:lvlText w:val=""/>
+      <w:lvlJc w:val="left"/>
+      <w:pPr>
+        <w:ind w:left="2960" w:hanging="360"/>
+      </w:pPr>
+      <w:rPr>
+        <w:rFonts w:ascii="Wingdings" w:hAnsi="Wingdings" w:hint="default"/>
+      </w:rPr>
+    </w:lvl>
+    <w:lvl w:ilvl="3" w:tplc="04090001" w:tentative="1">
+      <w:start w:val="1"/>
+      <w:numFmt w:val="bullet"/>
+      <w:lvlText w:val=""/>
+      <w:lvlJc w:val="left"/>
+      <w:pPr>
+        <w:ind w:left="3680" w:hanging="360"/>
+      </w:pPr>
+      <w:rPr>
+        <w:rFonts w:ascii="Symbol" w:hAnsi="Symbol" w:hint="default"/>
+      </w:rPr>
+    </w:lvl>
+    <w:lvl w:ilvl="4" w:tplc="04090003" w:tentative="1">
+      <w:start w:val="1"/>
+      <w:numFmt w:val="bullet"/>
+      <w:lvlText w:val="o"/>
+      <w:lvlJc w:val="left"/>
+      <w:pPr>
+        <w:ind w:left="4400" w:hanging="360"/>
+      </w:pPr>
+      <w:rPr>
+        <w:rFonts w:ascii="Courier New" w:hAnsi="Courier New" w:hint="default"/>
+      </w:rPr>
+    </w:lvl>
+    <w:lvl w:ilvl="5" w:tplc="04090005" w:tentative="1">
+      <w:start w:val="1"/>
+      <w:numFmt w:val="bullet"/>
+      <w:lvlText w:val=""/>
+      <w:lvlJc w:val="left"/>
+      <w:pPr>
+        <w:ind w:left="5120" w:hanging="360"/>
+      </w:pPr>
+      <w:rPr>
+        <w:rFonts w:ascii="Wingdings" w:hAnsi="Wingdings" w:hint="default"/>
+      </w:rPr>
+    </w:lvl>
+    <w:lvl w:ilvl="6" w:tplc="04090001" w:tentative="1">
+      <w:start w:val="1"/>
+      <w:numFmt w:val="bullet"/>
+      <w:lvlText w:val=""/>
+      <w:lvlJc w:val="left"/>
+      <w:pPr>
+        <w:ind w:left="5840" w:hanging="360"/>
+      </w:pPr>
+      <w:rPr>
+        <w:rFonts w:ascii="Symbol" w:hAnsi="Symbol" w:hint="default"/>
+      </w:rPr>
+    </w:lvl>
+    <w:lvl w:ilvl="7" w:tplc="04090003" w:tentative="1">
+      <w:start w:val="1"/>
+      <w:numFmt w:val="bullet"/>
+      <w:lvlText w:val="o"/>
+      <w:lvlJc w:val="left"/>
+      <w:pPr>
+        <w:ind w:left="6560" w:hanging="360"/>
+      </w:pPr>
+      <w:rPr>
+        <w:rFonts w:ascii="Courier New" w:hAnsi="Courier New" w:hint="default"/>
+      </w:rPr>
+    </w:lvl>
+    <w:lvl w:ilvl="8" w:tplc="04090005" w:tentative="1">
+      <w:start w:val="1"/>
+      <w:numFmt w:val="bullet"/>
+      <w:lvlText w:val=""/>
+      <w:lvlJc w:val="left"/>
+      <w:pPr>
+        <w:ind w:left="7280" w:hanging="360"/>
+      </w:pPr>
+      <w:rPr>
+        <w:rFonts w:ascii="Wingdings" w:hAnsi="Wingdings" w:hint="default"/>
+      </w:rPr>
+    </w:lvl>
+  </w:abstractNum>
   <w:num w:numId="1" w16cid:durableId="1382703909">
-    <w:abstractNumId w:val="2"/>
+    <w:abstractNumId w:val="12"/>
   </w:num>
   <w:num w:numId="2" w16cid:durableId="1819151063">
+    <w:abstractNumId w:val="8"/>
+  </w:num>
+  <w:num w:numId="3" w16cid:durableId="1202785012">
+    <w:abstractNumId w:val="11"/>
+  </w:num>
+  <w:num w:numId="4" w16cid:durableId="1677419574">
+    <w:abstractNumId w:val="4"/>
+  </w:num>
+  <w:num w:numId="5" w16cid:durableId="610362691">
+    <w:abstractNumId w:val="1"/>
+  </w:num>
+  <w:num w:numId="6" w16cid:durableId="338848920">
+    <w:abstractNumId w:val="10"/>
+  </w:num>
+  <w:num w:numId="7" w16cid:durableId="1157110070">
+    <w:abstractNumId w:val="13"/>
+  </w:num>
+  <w:num w:numId="8" w16cid:durableId="86460961">
     <w:abstractNumId w:val="0"/>
   </w:num>
-  <w:num w:numId="3" w16cid:durableId="1202785012">
-    <w:abstractNumId w:val="1"/>
+  <w:num w:numId="9" w16cid:durableId="1408378920">
+    <w:abstractNumId w:val="7"/>
+  </w:num>
+  <w:num w:numId="10" w16cid:durableId="1924609672">
+    <w:abstractNumId w:val="9"/>
+  </w:num>
+  <w:num w:numId="11" w16cid:durableId="1128739961">
+    <w:abstractNumId w:val="5"/>
+  </w:num>
+  <w:num w:numId="12" w16cid:durableId="963316463">
+    <w:abstractNumId w:val="3"/>
+  </w:num>
+  <w:num w:numId="13" w16cid:durableId="682976225">
+    <w:abstractNumId w:val="6"/>
+  </w:num>
+  <w:num w:numId="14" w16cid:durableId="1083261792">
+    <w:abstractNumId w:val="2"/>
   </w:num>
 </w:numbering>
 </file>

--- a/Relatório POO.docx
+++ b/Relatório POO.docx
@@ -17,7 +17,7 @@
           <w:lang w:val="pt-PT"/>
         </w:rPr>
         <w:drawing>
-          <wp:anchor distT="0" distB="0" distL="114300" distR="114300" simplePos="0" relativeHeight="251660288" behindDoc="1" locked="0" layoutInCell="1" allowOverlap="1" wp14:anchorId="552F8027" wp14:editId="26D4B53D">
+          <wp:anchor distT="0" distB="0" distL="114300" distR="114300" simplePos="0" relativeHeight="251659264" behindDoc="1" locked="0" layoutInCell="1" allowOverlap="1" wp14:anchorId="0EE78467" wp14:editId="62CF28BA">
             <wp:simplePos x="0" y="0"/>
             <wp:positionH relativeFrom="column">
               <wp:posOffset>34925</wp:posOffset>
@@ -303,8 +303,21 @@
           <w:szCs w:val="32"/>
           <w:lang w:val="pt-PT"/>
         </w:rPr>
-        <w:t>POO Financial Services</w:t>
-      </w:r>
+        <w:t xml:space="preserve">POO Financial </w:t>
+      </w:r>
+      <w:proofErr w:type="spellStart"/>
+      <w:r>
+        <w:rPr>
+          <w:rFonts w:ascii="Trebuchet MS" w:hAnsi="Trebuchet MS"/>
+          <w:b/>
+          <w:bCs/>
+          <w:sz w:val="32"/>
+          <w:szCs w:val="32"/>
+          <w:lang w:val="pt-PT"/>
+        </w:rPr>
+        <w:t>Services</w:t>
+      </w:r>
+      <w:proofErr w:type="spellEnd"/>
     </w:p>
     <w:p>
       <w:pPr>
@@ -520,28 +533,21 @@
           <w:rFonts w:ascii="Trebuchet MS" w:hAnsi="Trebuchet MS"/>
           <w:lang w:val="pt-PT"/>
         </w:rPr>
-        <w:t xml:space="preserve">Bernardo </w:t>
-      </w:r>
-      <w:r>
-        <w:rPr>
-          <w:rFonts w:ascii="Trebuchet MS" w:hAnsi="Trebuchet MS"/>
-          <w:lang w:val="pt-PT"/>
-        </w:rPr>
-        <w:t xml:space="preserve">Figueiredo </w:t>
-      </w:r>
-      <w:r>
-        <w:rPr>
-          <w:rFonts w:ascii="Trebuchet MS" w:hAnsi="Trebuchet MS"/>
-          <w:lang w:val="pt-PT"/>
-        </w:rPr>
-        <w:t>Mateus</w:t>
-      </w:r>
-      <w:r>
-        <w:rPr>
-          <w:rFonts w:ascii="Trebuchet MS" w:hAnsi="Trebuchet MS"/>
-          <w:lang w:val="pt-PT"/>
-        </w:rPr>
-        <w:t xml:space="preserve"> ()</w:t>
+        <w:t>Bernardo Figueiredo Mateus (</w:t>
+      </w:r>
+      <w:r>
+        <w:rPr>
+          <w:rFonts w:ascii="Trebuchet MS" w:hAnsi="Trebuchet MS"/>
+          <w:lang w:val="pt-PT"/>
+        </w:rPr>
+        <w:t>2023211936</w:t>
+      </w:r>
+      <w:r>
+        <w:rPr>
+          <w:rFonts w:ascii="Trebuchet MS" w:hAnsi="Trebuchet MS"/>
+          <w:lang w:val="pt-PT"/>
+        </w:rPr>
+        <w:t>)</w:t>
       </w:r>
     </w:p>
     <w:p>
@@ -617,7 +623,7 @@
       <w:sdtContent>
         <w:p>
           <w:pPr>
-            <w:pStyle w:val="TOCHeading"/>
+            <w:pStyle w:val="Cabealhodondice"/>
             <w:rPr>
               <w:rFonts w:ascii="Trebuchet MS" w:hAnsi="Trebuchet MS"/>
             </w:rPr>
@@ -625,7 +631,7 @@
         </w:p>
         <w:p>
           <w:pPr>
-            <w:pStyle w:val="TOC1"/>
+            <w:pStyle w:val="ndice1"/>
             <w:tabs>
               <w:tab w:val="left" w:pos="480"/>
               <w:tab w:val="right" w:leader="dot" w:pos="9350"/>
@@ -664,7 +670,7 @@
           <w:hyperlink w:anchor="_Toc184325952" w:history="1">
             <w:r>
               <w:rPr>
-                <w:rStyle w:val="Hyperlink"/>
+                <w:rStyle w:val="Hiperligao"/>
                 <w:rFonts w:ascii="Trebuchet MS" w:hAnsi="Trebuchet MS"/>
                 <w:noProof/>
                 <w:lang w:val="pt-PT"/>
@@ -684,7 +690,7 @@
             </w:r>
             <w:r>
               <w:rPr>
-                <w:rStyle w:val="Hyperlink"/>
+                <w:rStyle w:val="Hiperligao"/>
                 <w:rFonts w:ascii="Trebuchet MS" w:hAnsi="Trebuchet MS"/>
                 <w:noProof/>
                 <w:lang w:val="pt-PT"/>
@@ -743,7 +749,7 @@
         </w:p>
         <w:p>
           <w:pPr>
-            <w:pStyle w:val="TOC1"/>
+            <w:pStyle w:val="ndice1"/>
             <w:tabs>
               <w:tab w:val="left" w:pos="480"/>
               <w:tab w:val="right" w:leader="dot" w:pos="9350"/>
@@ -760,7 +766,7 @@
           <w:hyperlink w:anchor="_Toc184325953" w:history="1">
             <w:r>
               <w:rPr>
-                <w:rStyle w:val="Hyperlink"/>
+                <w:rStyle w:val="Hiperligao"/>
                 <w:rFonts w:ascii="Trebuchet MS" w:hAnsi="Trebuchet MS"/>
                 <w:noProof/>
                 <w:lang w:val="pt-PT"/>
@@ -780,7 +786,7 @@
             </w:r>
             <w:r>
               <w:rPr>
-                <w:rStyle w:val="Hyperlink"/>
+                <w:rStyle w:val="Hiperligao"/>
                 <w:rFonts w:ascii="Trebuchet MS" w:hAnsi="Trebuchet MS"/>
                 <w:noProof/>
                 <w:lang w:val="pt-PT"/>
@@ -839,7 +845,7 @@
         </w:p>
         <w:p>
           <w:pPr>
-            <w:pStyle w:val="TOC2"/>
+            <w:pStyle w:val="ndice2"/>
             <w:tabs>
               <w:tab w:val="left" w:pos="960"/>
               <w:tab w:val="right" w:leader="dot" w:pos="9350"/>
@@ -856,7 +862,7 @@
           <w:hyperlink w:anchor="_Toc184325954" w:history="1">
             <w:r>
               <w:rPr>
-                <w:rStyle w:val="Hyperlink"/>
+                <w:rStyle w:val="Hiperligao"/>
                 <w:rFonts w:ascii="Trebuchet MS" w:hAnsi="Trebuchet MS"/>
                 <w:noProof/>
                 <w:lang w:val="pt-PT"/>
@@ -876,7 +882,7 @@
             </w:r>
             <w:r>
               <w:rPr>
-                <w:rStyle w:val="Hyperlink"/>
+                <w:rStyle w:val="Hiperligao"/>
                 <w:rFonts w:ascii="Trebuchet MS" w:hAnsi="Trebuchet MS"/>
                 <w:noProof/>
                 <w:lang w:val="pt-PT"/>
@@ -935,7 +941,7 @@
         </w:p>
         <w:p>
           <w:pPr>
-            <w:pStyle w:val="TOC2"/>
+            <w:pStyle w:val="ndice2"/>
             <w:tabs>
               <w:tab w:val="left" w:pos="960"/>
               <w:tab w:val="right" w:leader="dot" w:pos="9350"/>
@@ -952,7 +958,7 @@
           <w:hyperlink w:anchor="_Toc184325955" w:history="1">
             <w:r>
               <w:rPr>
-                <w:rStyle w:val="Hyperlink"/>
+                <w:rStyle w:val="Hiperligao"/>
                 <w:rFonts w:ascii="Trebuchet MS" w:hAnsi="Trebuchet MS"/>
                 <w:noProof/>
                 <w:lang w:val="pt-PT"/>
@@ -972,7 +978,7 @@
             </w:r>
             <w:r>
               <w:rPr>
-                <w:rStyle w:val="Hyperlink"/>
+                <w:rStyle w:val="Hiperligao"/>
                 <w:rFonts w:ascii="Trebuchet MS" w:hAnsi="Trebuchet MS"/>
                 <w:noProof/>
                 <w:lang w:val="pt-PT"/>
@@ -1031,7 +1037,7 @@
         </w:p>
         <w:p>
           <w:pPr>
-            <w:pStyle w:val="TOC2"/>
+            <w:pStyle w:val="ndice2"/>
             <w:tabs>
               <w:tab w:val="left" w:pos="960"/>
               <w:tab w:val="right" w:leader="dot" w:pos="9350"/>
@@ -1048,7 +1054,7 @@
           <w:hyperlink w:anchor="_Toc184325956" w:history="1">
             <w:r>
               <w:rPr>
-                <w:rStyle w:val="Hyperlink"/>
+                <w:rStyle w:val="Hiperligao"/>
                 <w:rFonts w:ascii="Trebuchet MS" w:hAnsi="Trebuchet MS"/>
                 <w:noProof/>
                 <w:lang w:val="pt-PT"/>
@@ -1068,7 +1074,7 @@
             </w:r>
             <w:r>
               <w:rPr>
-                <w:rStyle w:val="Hyperlink"/>
+                <w:rStyle w:val="Hiperligao"/>
                 <w:rFonts w:ascii="Trebuchet MS" w:hAnsi="Trebuchet MS"/>
                 <w:noProof/>
                 <w:lang w:val="pt-PT"/>
@@ -1127,7 +1133,7 @@
         </w:p>
         <w:p>
           <w:pPr>
-            <w:pStyle w:val="TOC1"/>
+            <w:pStyle w:val="ndice1"/>
             <w:tabs>
               <w:tab w:val="left" w:pos="480"/>
               <w:tab w:val="right" w:leader="dot" w:pos="9350"/>
@@ -1144,7 +1150,7 @@
           <w:hyperlink w:anchor="_Toc184325957" w:history="1">
             <w:r>
               <w:rPr>
-                <w:rStyle w:val="Hyperlink"/>
+                <w:rStyle w:val="Hiperligao"/>
                 <w:rFonts w:ascii="Trebuchet MS" w:hAnsi="Trebuchet MS"/>
                 <w:noProof/>
                 <w:lang w:val="pt-PT"/>
@@ -1164,7 +1170,7 @@
             </w:r>
             <w:r>
               <w:rPr>
-                <w:rStyle w:val="Hyperlink"/>
+                <w:rStyle w:val="Hiperligao"/>
                 <w:rFonts w:ascii="Trebuchet MS" w:hAnsi="Trebuchet MS"/>
                 <w:noProof/>
                 <w:lang w:val="pt-PT"/>
@@ -1223,7 +1229,7 @@
         </w:p>
         <w:p>
           <w:pPr>
-            <w:pStyle w:val="TOC2"/>
+            <w:pStyle w:val="ndice2"/>
             <w:tabs>
               <w:tab w:val="left" w:pos="960"/>
               <w:tab w:val="right" w:leader="dot" w:pos="9350"/>
@@ -1240,7 +1246,7 @@
           <w:hyperlink w:anchor="_Toc184325958" w:history="1">
             <w:r>
               <w:rPr>
-                <w:rStyle w:val="Hyperlink"/>
+                <w:rStyle w:val="Hiperligao"/>
                 <w:rFonts w:ascii="Trebuchet MS" w:hAnsi="Trebuchet MS"/>
                 <w:noProof/>
                 <w:lang w:val="pt-PT"/>
@@ -1260,7 +1266,7 @@
             </w:r>
             <w:r>
               <w:rPr>
-                <w:rStyle w:val="Hyperlink"/>
+                <w:rStyle w:val="Hiperligao"/>
                 <w:rFonts w:ascii="Trebuchet MS" w:hAnsi="Trebuchet MS"/>
                 <w:noProof/>
                 <w:lang w:val="pt-PT"/>
@@ -1319,7 +1325,7 @@
         </w:p>
         <w:p>
           <w:pPr>
-            <w:pStyle w:val="TOC2"/>
+            <w:pStyle w:val="ndice2"/>
             <w:tabs>
               <w:tab w:val="left" w:pos="960"/>
               <w:tab w:val="right" w:leader="dot" w:pos="9350"/>
@@ -1336,7 +1342,7 @@
           <w:hyperlink w:anchor="_Toc184325959" w:history="1">
             <w:r>
               <w:rPr>
-                <w:rStyle w:val="Hyperlink"/>
+                <w:rStyle w:val="Hiperligao"/>
                 <w:rFonts w:ascii="Trebuchet MS" w:hAnsi="Trebuchet MS"/>
                 <w:noProof/>
                 <w:lang w:val="pt-PT"/>
@@ -1356,7 +1362,7 @@
             </w:r>
             <w:r>
               <w:rPr>
-                <w:rStyle w:val="Hyperlink"/>
+                <w:rStyle w:val="Hiperligao"/>
                 <w:rFonts w:ascii="Trebuchet MS" w:hAnsi="Trebuchet MS"/>
                 <w:noProof/>
                 <w:lang w:val="pt-PT"/>
@@ -1415,7 +1421,7 @@
         </w:p>
         <w:p>
           <w:pPr>
-            <w:pStyle w:val="TOC2"/>
+            <w:pStyle w:val="ndice2"/>
             <w:tabs>
               <w:tab w:val="left" w:pos="960"/>
               <w:tab w:val="right" w:leader="dot" w:pos="9350"/>
@@ -1432,7 +1438,7 @@
           <w:hyperlink w:anchor="_Toc184325960" w:history="1">
             <w:r>
               <w:rPr>
-                <w:rStyle w:val="Hyperlink"/>
+                <w:rStyle w:val="Hiperligao"/>
                 <w:rFonts w:ascii="Trebuchet MS" w:hAnsi="Trebuchet MS"/>
                 <w:noProof/>
                 <w:lang w:val="pt-PT"/>
@@ -1452,7 +1458,7 @@
             </w:r>
             <w:r>
               <w:rPr>
-                <w:rStyle w:val="Hyperlink"/>
+                <w:rStyle w:val="Hiperligao"/>
                 <w:rFonts w:ascii="Trebuchet MS" w:hAnsi="Trebuchet MS"/>
                 <w:noProof/>
                 <w:lang w:val="pt-PT"/>
@@ -1511,7 +1517,7 @@
         </w:p>
         <w:p>
           <w:pPr>
-            <w:pStyle w:val="TOC2"/>
+            <w:pStyle w:val="ndice2"/>
             <w:tabs>
               <w:tab w:val="left" w:pos="960"/>
               <w:tab w:val="right" w:leader="dot" w:pos="9350"/>
@@ -1528,7 +1534,7 @@
           <w:hyperlink w:anchor="_Toc184325961" w:history="1">
             <w:r>
               <w:rPr>
-                <w:rStyle w:val="Hyperlink"/>
+                <w:rStyle w:val="Hiperligao"/>
                 <w:rFonts w:ascii="Trebuchet MS" w:hAnsi="Trebuchet MS"/>
                 <w:noProof/>
                 <w:lang w:val="pt-PT"/>
@@ -1548,7 +1554,7 @@
             </w:r>
             <w:r>
               <w:rPr>
-                <w:rStyle w:val="Hyperlink"/>
+                <w:rStyle w:val="Hiperligao"/>
                 <w:rFonts w:ascii="Trebuchet MS" w:hAnsi="Trebuchet MS"/>
                 <w:noProof/>
                 <w:lang w:val="pt-PT"/>
@@ -1607,7 +1613,7 @@
         </w:p>
         <w:p>
           <w:pPr>
-            <w:pStyle w:val="TOC2"/>
+            <w:pStyle w:val="ndice2"/>
             <w:tabs>
               <w:tab w:val="left" w:pos="960"/>
               <w:tab w:val="right" w:leader="dot" w:pos="9350"/>
@@ -1624,7 +1630,7 @@
           <w:hyperlink w:anchor="_Toc184325962" w:history="1">
             <w:r>
               <w:rPr>
-                <w:rStyle w:val="Hyperlink"/>
+                <w:rStyle w:val="Hiperligao"/>
                 <w:rFonts w:ascii="Trebuchet MS" w:hAnsi="Trebuchet MS"/>
                 <w:noProof/>
                 <w:lang w:val="pt-PT"/>
@@ -1644,7 +1650,7 @@
             </w:r>
             <w:r>
               <w:rPr>
-                <w:rStyle w:val="Hyperlink"/>
+                <w:rStyle w:val="Hiperligao"/>
                 <w:rFonts w:ascii="Trebuchet MS" w:hAnsi="Trebuchet MS"/>
                 <w:noProof/>
                 <w:lang w:val="pt-PT"/>
@@ -1703,7 +1709,7 @@
         </w:p>
         <w:p>
           <w:pPr>
-            <w:pStyle w:val="TOC1"/>
+            <w:pStyle w:val="ndice1"/>
             <w:tabs>
               <w:tab w:val="left" w:pos="480"/>
               <w:tab w:val="right" w:leader="dot" w:pos="9350"/>
@@ -1720,7 +1726,7 @@
           <w:hyperlink w:anchor="_Toc184325963" w:history="1">
             <w:r>
               <w:rPr>
-                <w:rStyle w:val="Hyperlink"/>
+                <w:rStyle w:val="Hiperligao"/>
                 <w:rFonts w:ascii="Trebuchet MS" w:hAnsi="Trebuchet MS"/>
                 <w:noProof/>
                 <w:lang w:val="pt-PT"/>
@@ -1740,7 +1746,7 @@
             </w:r>
             <w:r>
               <w:rPr>
-                <w:rStyle w:val="Hyperlink"/>
+                <w:rStyle w:val="Hiperligao"/>
                 <w:rFonts w:ascii="Trebuchet MS" w:hAnsi="Trebuchet MS"/>
                 <w:noProof/>
                 <w:lang w:val="pt-PT"/>
@@ -1799,7 +1805,7 @@
         </w:p>
         <w:p>
           <w:pPr>
-            <w:pStyle w:val="TOC2"/>
+            <w:pStyle w:val="ndice2"/>
             <w:tabs>
               <w:tab w:val="left" w:pos="960"/>
               <w:tab w:val="right" w:leader="dot" w:pos="9350"/>
@@ -1816,7 +1822,7 @@
           <w:hyperlink w:anchor="_Toc184325964" w:history="1">
             <w:r>
               <w:rPr>
-                <w:rStyle w:val="Hyperlink"/>
+                <w:rStyle w:val="Hiperligao"/>
                 <w:rFonts w:ascii="Trebuchet MS" w:hAnsi="Trebuchet MS"/>
                 <w:noProof/>
                 <w:lang w:val="pt-PT"/>
@@ -1836,7 +1842,7 @@
             </w:r>
             <w:r>
               <w:rPr>
-                <w:rStyle w:val="Hyperlink"/>
+                <w:rStyle w:val="Hiperligao"/>
                 <w:rFonts w:ascii="Trebuchet MS" w:hAnsi="Trebuchet MS"/>
                 <w:noProof/>
                 <w:lang w:val="pt-PT"/>
@@ -1895,7 +1901,7 @@
         </w:p>
         <w:p>
           <w:pPr>
-            <w:pStyle w:val="TOC2"/>
+            <w:pStyle w:val="ndice2"/>
             <w:tabs>
               <w:tab w:val="left" w:pos="960"/>
               <w:tab w:val="right" w:leader="dot" w:pos="9350"/>
@@ -1912,7 +1918,7 @@
           <w:hyperlink w:anchor="_Toc184325965" w:history="1">
             <w:r>
               <w:rPr>
-                <w:rStyle w:val="Hyperlink"/>
+                <w:rStyle w:val="Hiperligao"/>
                 <w:rFonts w:ascii="Trebuchet MS" w:hAnsi="Trebuchet MS"/>
                 <w:noProof/>
                 <w:lang w:val="pt-PT"/>
@@ -1932,7 +1938,7 @@
             </w:r>
             <w:r>
               <w:rPr>
-                <w:rStyle w:val="Hyperlink"/>
+                <w:rStyle w:val="Hiperligao"/>
                 <w:rFonts w:ascii="Trebuchet MS" w:hAnsi="Trebuchet MS"/>
                 <w:noProof/>
                 <w:lang w:val="pt-PT"/>
@@ -1991,7 +1997,7 @@
         </w:p>
         <w:p>
           <w:pPr>
-            <w:pStyle w:val="TOC1"/>
+            <w:pStyle w:val="ndice1"/>
             <w:tabs>
               <w:tab w:val="left" w:pos="480"/>
               <w:tab w:val="right" w:leader="dot" w:pos="9350"/>
@@ -2008,7 +2014,7 @@
           <w:hyperlink w:anchor="_Toc184325966" w:history="1">
             <w:r>
               <w:rPr>
-                <w:rStyle w:val="Hyperlink"/>
+                <w:rStyle w:val="Hiperligao"/>
                 <w:rFonts w:ascii="Trebuchet MS" w:hAnsi="Trebuchet MS"/>
                 <w:noProof/>
                 <w:lang w:val="pt-PT"/>
@@ -2028,7 +2034,7 @@
             </w:r>
             <w:r>
               <w:rPr>
-                <w:rStyle w:val="Hyperlink"/>
+                <w:rStyle w:val="Hiperligao"/>
                 <w:rFonts w:ascii="Trebuchet MS" w:hAnsi="Trebuchet MS"/>
                 <w:noProof/>
                 <w:lang w:val="pt-PT"/>
@@ -2087,7 +2093,7 @@
         </w:p>
         <w:p>
           <w:pPr>
-            <w:pStyle w:val="TOC2"/>
+            <w:pStyle w:val="ndice2"/>
             <w:tabs>
               <w:tab w:val="left" w:pos="960"/>
               <w:tab w:val="right" w:leader="dot" w:pos="9350"/>
@@ -2104,7 +2110,7 @@
           <w:hyperlink w:anchor="_Toc184325967" w:history="1">
             <w:r>
               <w:rPr>
-                <w:rStyle w:val="Hyperlink"/>
+                <w:rStyle w:val="Hiperligao"/>
                 <w:rFonts w:ascii="Trebuchet MS" w:hAnsi="Trebuchet MS"/>
                 <w:noProof/>
                 <w:lang w:val="pt-PT"/>
@@ -2124,30 +2130,12 @@
             </w:r>
             <w:r>
               <w:rPr>
-                <w:rStyle w:val="Hyperlink"/>
+                <w:rStyle w:val="Hiperligao"/>
                 <w:rFonts w:ascii="Trebuchet MS" w:hAnsi="Trebuchet MS"/>
                 <w:noProof/>
                 <w:lang w:val="pt-PT"/>
               </w:rPr>
-              <w:t>Impo</w:t>
-            </w:r>
-            <w:r>
-              <w:rPr>
-                <w:rStyle w:val="Hyperlink"/>
-                <w:rFonts w:ascii="Trebuchet MS" w:hAnsi="Trebuchet MS"/>
-                <w:noProof/>
-                <w:lang w:val="pt-PT"/>
-              </w:rPr>
-              <w:t>r</w:t>
-            </w:r>
-            <w:r>
-              <w:rPr>
-                <w:rStyle w:val="Hyperlink"/>
-                <w:rFonts w:ascii="Trebuchet MS" w:hAnsi="Trebuchet MS"/>
-                <w:noProof/>
-                <w:lang w:val="pt-PT"/>
-              </w:rPr>
-              <w:t>tar faturas</w:t>
+              <w:t>Importar faturas</w:t>
             </w:r>
             <w:r>
               <w:rPr>
@@ -2201,7 +2189,7 @@
         </w:p>
         <w:p>
           <w:pPr>
-            <w:pStyle w:val="TOC2"/>
+            <w:pStyle w:val="ndice2"/>
             <w:tabs>
               <w:tab w:val="left" w:pos="960"/>
               <w:tab w:val="right" w:leader="dot" w:pos="9350"/>
@@ -2218,7 +2206,7 @@
           <w:hyperlink w:anchor="_Toc184325968" w:history="1">
             <w:r>
               <w:rPr>
-                <w:rStyle w:val="Hyperlink"/>
+                <w:rStyle w:val="Hiperligao"/>
                 <w:rFonts w:ascii="Trebuchet MS" w:hAnsi="Trebuchet MS"/>
                 <w:noProof/>
                 <w:lang w:val="pt-PT"/>
@@ -2238,7 +2226,7 @@
             </w:r>
             <w:r>
               <w:rPr>
-                <w:rStyle w:val="Hyperlink"/>
+                <w:rStyle w:val="Hiperligao"/>
                 <w:rFonts w:ascii="Trebuchet MS" w:hAnsi="Trebuchet MS"/>
                 <w:noProof/>
                 <w:lang w:val="pt-PT"/>
@@ -2297,7 +2285,7 @@
         </w:p>
         <w:p>
           <w:pPr>
-            <w:pStyle w:val="TOC2"/>
+            <w:pStyle w:val="ndice2"/>
             <w:tabs>
               <w:tab w:val="left" w:pos="960"/>
               <w:tab w:val="right" w:leader="dot" w:pos="9350"/>
@@ -2314,7 +2302,7 @@
           <w:hyperlink w:anchor="_Toc184325969" w:history="1">
             <w:r>
               <w:rPr>
-                <w:rStyle w:val="Hyperlink"/>
+                <w:rStyle w:val="Hiperligao"/>
                 <w:rFonts w:ascii="Trebuchet MS" w:hAnsi="Trebuchet MS"/>
                 <w:noProof/>
                 <w:lang w:val="pt-PT"/>
@@ -2334,7 +2322,7 @@
             </w:r>
             <w:r>
               <w:rPr>
-                <w:rStyle w:val="Hyperlink"/>
+                <w:rStyle w:val="Hiperligao"/>
                 <w:rFonts w:ascii="Trebuchet MS" w:hAnsi="Trebuchet MS"/>
                 <w:noProof/>
                 <w:lang w:val="pt-PT"/>
@@ -2393,7 +2381,7 @@
         </w:p>
         <w:p>
           <w:pPr>
-            <w:pStyle w:val="TOC1"/>
+            <w:pStyle w:val="ndice1"/>
             <w:tabs>
               <w:tab w:val="left" w:pos="480"/>
               <w:tab w:val="right" w:leader="dot" w:pos="9350"/>
@@ -2410,7 +2398,7 @@
           <w:hyperlink w:anchor="_Toc184325970" w:history="1">
             <w:r>
               <w:rPr>
-                <w:rStyle w:val="Hyperlink"/>
+                <w:rStyle w:val="Hiperligao"/>
                 <w:rFonts w:ascii="Trebuchet MS" w:hAnsi="Trebuchet MS"/>
                 <w:noProof/>
                 <w:lang w:val="pt-PT"/>
@@ -2430,7 +2418,7 @@
             </w:r>
             <w:r>
               <w:rPr>
-                <w:rStyle w:val="Hyperlink"/>
+                <w:rStyle w:val="Hiperligao"/>
                 <w:rFonts w:ascii="Trebuchet MS" w:hAnsi="Trebuchet MS"/>
                 <w:noProof/>
                 <w:lang w:val="pt-PT"/>
@@ -2489,7 +2477,7 @@
         </w:p>
         <w:p>
           <w:pPr>
-            <w:pStyle w:val="TOC1"/>
+            <w:pStyle w:val="ndice1"/>
             <w:tabs>
               <w:tab w:val="left" w:pos="480"/>
               <w:tab w:val="right" w:leader="dot" w:pos="9350"/>
@@ -2506,7 +2494,7 @@
           <w:hyperlink w:anchor="_Toc184325971" w:history="1">
             <w:r>
               <w:rPr>
-                <w:rStyle w:val="Hyperlink"/>
+                <w:rStyle w:val="Hiperligao"/>
                 <w:rFonts w:ascii="Trebuchet MS" w:hAnsi="Trebuchet MS"/>
                 <w:noProof/>
                 <w:lang w:val="pt-PT"/>
@@ -2526,7 +2514,7 @@
             </w:r>
             <w:r>
               <w:rPr>
-                <w:rStyle w:val="Hyperlink"/>
+                <w:rStyle w:val="Hiperligao"/>
                 <w:rFonts w:ascii="Trebuchet MS" w:hAnsi="Trebuchet MS"/>
                 <w:noProof/>
                 <w:lang w:val="pt-PT"/>
@@ -2650,7 +2638,7 @@
     </w:p>
     <w:p>
       <w:pPr>
-        <w:pStyle w:val="Heading1"/>
+        <w:pStyle w:val="Ttulo1"/>
         <w:rPr>
           <w:rFonts w:ascii="Trebuchet MS" w:hAnsi="Trebuchet MS"/>
           <w:b/>
@@ -2700,63 +2688,27 @@
           <w:iCs/>
           <w:lang w:val="pt-PT"/>
         </w:rPr>
-        <w:t>POO Financial Services</w:t>
-      </w:r>
-      <w:r>
-        <w:rPr>
-          <w:rFonts w:ascii="Trebuchet MS" w:hAnsi="Trebuchet MS"/>
-          <w:lang w:val="pt-PT"/>
-        </w:rPr>
-        <w:t xml:space="preserve"> (POOFS)</w:t>
-      </w:r>
-      <w:r>
-        <w:rPr>
-          <w:rFonts w:ascii="Trebuchet MS" w:hAnsi="Trebuchet MS"/>
-          <w:lang w:val="pt-PT"/>
-        </w:rPr>
-        <w:t xml:space="preserve"> que permita ao utilizador registar faturas emitidas</w:t>
-      </w:r>
-      <w:r>
-        <w:rPr>
-          <w:rFonts w:ascii="Trebuchet MS" w:hAnsi="Trebuchet MS"/>
-          <w:lang w:val="pt-PT"/>
-        </w:rPr>
-        <w:t>. Esta</w:t>
-      </w:r>
-      <w:r>
-        <w:rPr>
-          <w:rFonts w:ascii="Trebuchet MS" w:hAnsi="Trebuchet MS"/>
-          <w:lang w:val="pt-PT"/>
-        </w:rPr>
-        <w:t xml:space="preserve"> aplicação</w:t>
-      </w:r>
-      <w:r>
-        <w:rPr>
-          <w:rFonts w:ascii="Trebuchet MS" w:hAnsi="Trebuchet MS"/>
-          <w:lang w:val="pt-PT"/>
-        </w:rPr>
-        <w:t xml:space="preserve"> conta com algumas funcionalidades que permitem ao seu utilizador adicionar e editar clientes, gerir faturas e importar </w:t>
-      </w:r>
-      <w:r>
-        <w:rPr>
-          <w:rFonts w:ascii="Trebuchet MS" w:hAnsi="Trebuchet MS"/>
-          <w:lang w:val="pt-PT"/>
-        </w:rPr>
-        <w:t>e/ou</w:t>
-      </w:r>
-      <w:r>
-        <w:rPr>
-          <w:rFonts w:ascii="Trebuchet MS" w:hAnsi="Trebuchet MS"/>
-          <w:lang w:val="pt-PT"/>
-        </w:rPr>
-        <w:t xml:space="preserve"> exportar informação relativa às faturas registadas na aplicação.</w:t>
-      </w:r>
-      <w:r>
-        <w:rPr>
-          <w:rFonts w:ascii="Trebuchet MS" w:hAnsi="Trebuchet MS"/>
-          <w:lang w:val="pt-PT"/>
-        </w:rPr>
-        <w:t xml:space="preserve"> Estas funcionalidades irão ser analisadas mais detalhadamente nas restantes secções deste relatório. Vamos agora analisar resumidamente como são constituídos os principais elementos da aplicação.</w:t>
+        <w:t xml:space="preserve">POO Financial </w:t>
+      </w:r>
+      <w:proofErr w:type="spellStart"/>
+      <w:r>
+        <w:rPr>
+          <w:rFonts w:ascii="Trebuchet MS" w:hAnsi="Trebuchet MS"/>
+          <w:b/>
+          <w:bCs/>
+          <w:i/>
+          <w:iCs/>
+          <w:lang w:val="pt-PT"/>
+        </w:rPr>
+        <w:t>Services</w:t>
+      </w:r>
+      <w:proofErr w:type="spellEnd"/>
+      <w:r>
+        <w:rPr>
+          <w:rFonts w:ascii="Trebuchet MS" w:hAnsi="Trebuchet MS"/>
+          <w:lang w:val="pt-PT"/>
+        </w:rPr>
+        <w:t xml:space="preserve"> (POOFS) que permita ao utilizador registar faturas emitidas. Esta aplicação conta com algumas funcionalidades que permitem ao seu utilizador adicionar e editar clientes, gerir faturas e importar e/ou exportar informação relativa às faturas registadas na aplicação. Estas funcionalidades irão ser analisadas mais detalhadamente nas restantes secções deste relatório. Vamos agora analisar resumidamente como são constituídos os principais elementos da aplicação.</w:t>
       </w:r>
     </w:p>
     <w:p>
@@ -2798,14 +2750,7 @@
           <w:lang w:val="pt-PT"/>
         </w:rPr>
         <w:tab/>
-        <w:t>O cliente é definido pelo seu nome, número de contribuinte (NIF), e localização</w:t>
-      </w:r>
-      <w:r>
-        <w:rPr>
-          <w:rFonts w:ascii="Trebuchet MS" w:hAnsi="Trebuchet MS"/>
-          <w:lang w:val="pt-PT"/>
-        </w:rPr>
-        <w:t xml:space="preserve"> em território nacional, ou seja, Portugal Continental, Madeira ou Açores. Como visto no ponto anterior, cada fatura terá um cliente associado, o que irá posteriormente permitir o cálculo dos valores e taxas do IVA aplicados sobre cada produto.</w:t>
+        <w:t>O cliente é definido pelo seu nome, número de contribuinte (NIF), e localização em território nacional, ou seja, Portugal Continental, Madeira ou Açores. Como visto no ponto anterior, cada fatura terá um cliente associado, o que irá posteriormente permitir o cálculo dos valores e taxas do IVA aplicados sobre cada produto.</w:t>
       </w:r>
     </w:p>
     <w:p>
@@ -2845,8 +2790,19 @@
           <w:bCs/>
           <w:lang w:val="pt-PT"/>
         </w:rPr>
-        <w:t>Produtos Alimentares</w:t>
-      </w:r>
+        <w:t xml:space="preserve">Produtos </w:t>
+      </w:r>
+      <w:proofErr w:type="gramStart"/>
+      <w:r>
+        <w:rPr>
+          <w:rFonts w:ascii="Trebuchet MS" w:hAnsi="Trebuchet MS"/>
+          <w:b/>
+          <w:bCs/>
+          <w:lang w:val="pt-PT"/>
+        </w:rPr>
+        <w:t>Alimentares</w:t>
+      </w:r>
+      <w:proofErr w:type="gramEnd"/>
       <w:r>
         <w:rPr>
           <w:rFonts w:ascii="Trebuchet MS" w:hAnsi="Trebuchet MS"/>
@@ -2914,21 +2870,7 @@
           <w:rFonts w:ascii="Trebuchet MS" w:hAnsi="Trebuchet MS"/>
           <w:lang w:val="pt-PT"/>
         </w:rPr>
-        <w:t xml:space="preserve"> (produtos alimentares que pertençam a uma das seguintes categorias: vinho, congelados</w:t>
-      </w:r>
-      <w:r>
-        <w:rPr>
-          <w:rFonts w:ascii="Trebuchet MS" w:hAnsi="Trebuchet MS"/>
-          <w:lang w:val="pt-PT"/>
-        </w:rPr>
-        <w:t>,</w:t>
-      </w:r>
-      <w:r>
-        <w:rPr>
-          <w:rFonts w:ascii="Trebuchet MS" w:hAnsi="Trebuchet MS"/>
-          <w:lang w:val="pt-PT"/>
-        </w:rPr>
-        <w:t xml:space="preserve"> vinho)</w:t>
+        <w:t xml:space="preserve"> (produtos alimentares que pertençam a uma das seguintes categorias: vinho, congelados, vinho)</w:t>
       </w:r>
     </w:p>
     <w:p>
@@ -3047,7 +2989,23 @@
           <w:rFonts w:ascii="Trebuchet MS" w:hAnsi="Trebuchet MS"/>
           <w:lang w:val="pt-PT"/>
         </w:rPr>
-        <w:t xml:space="preserve"> (produtos de farmácia sem prescrição que pertencem a uma das seguintes categorias: beleza, bem estar, bebés, animais, outros)</w:t>
+        <w:t xml:space="preserve"> (produtos de farmácia sem prescrição que pertencem a uma das seguintes categorias: beleza, </w:t>
+      </w:r>
+      <w:proofErr w:type="gramStart"/>
+      <w:r>
+        <w:rPr>
+          <w:rFonts w:ascii="Trebuchet MS" w:hAnsi="Trebuchet MS"/>
+          <w:lang w:val="pt-PT"/>
+        </w:rPr>
+        <w:t>bem estar</w:t>
+      </w:r>
+      <w:proofErr w:type="gramEnd"/>
+      <w:r>
+        <w:rPr>
+          <w:rFonts w:ascii="Trebuchet MS" w:hAnsi="Trebuchet MS"/>
+          <w:lang w:val="pt-PT"/>
+        </w:rPr>
+        <w:t>, bebés, animais, outros)</w:t>
       </w:r>
     </w:p>
     <w:p>
@@ -3087,7 +3045,7 @@
     </w:p>
     <w:p>
       <w:pPr>
-        <w:pStyle w:val="Heading1"/>
+        <w:pStyle w:val="Ttulo1"/>
         <w:rPr>
           <w:rFonts w:ascii="Trebuchet MS" w:hAnsi="Trebuchet MS"/>
           <w:b/>
@@ -3108,343 +3066,723 @@
           <w:lang w:val="pt-PT"/>
         </w:rPr>
         <w:lastRenderedPageBreak/>
-        <w:t>C</w:t>
-      </w:r>
-      <w:r>
-        <w:rPr>
-          <w:rFonts w:ascii="Trebuchet MS" w:hAnsi="Trebuchet MS"/>
-          <w:b/>
-          <w:bCs/>
+        <w:t>Clientes</w:t>
+      </w:r>
+      <w:bookmarkEnd w:id="1"/>
+    </w:p>
+    <w:p>
+      <w:pPr>
+        <w:rPr>
+          <w:rFonts w:ascii="Trebuchet MS" w:hAnsi="Trebuchet MS"/>
+          <w:lang w:val="pt-PT"/>
+        </w:rPr>
+      </w:pPr>
+      <w:r>
+        <w:rPr>
+          <w:rFonts w:ascii="Trebuchet MS" w:hAnsi="Trebuchet MS"/>
+          <w:lang w:val="pt-PT"/>
+        </w:rPr>
+        <w:tab/>
+        <w:t xml:space="preserve">Como mencionado na introdução, os clientes são caracterizados pelo seu nome, número de contribuinte (NIF) e localização. Assim, foi criada uma classe </w:t>
+      </w:r>
+      <w:r>
+        <w:rPr>
+          <w:rFonts w:ascii="Trebuchet MS" w:hAnsi="Trebuchet MS"/>
+          <w:u w:val="single"/>
+          <w:lang w:val="pt-PT"/>
+        </w:rPr>
+        <w:t>Cliente</w:t>
+      </w:r>
+      <w:r>
+        <w:rPr>
+          <w:rFonts w:ascii="Trebuchet MS" w:hAnsi="Trebuchet MS"/>
+          <w:lang w:val="pt-PT"/>
+        </w:rPr>
+        <w:t xml:space="preserve"> que contém estes fatores como atributos. Vamos agora analisar como foram implementadas as funcionalidades de criar e editar clientes.</w:t>
+      </w:r>
+    </w:p>
+    <w:p>
+      <w:pPr>
+        <w:pStyle w:val="Ttulo2"/>
+        <w:rPr>
+          <w:rFonts w:ascii="Trebuchet MS" w:hAnsi="Trebuchet MS"/>
           <w:sz w:val="28"/>
           <w:szCs w:val="28"/>
           <w:lang w:val="pt-PT"/>
         </w:rPr>
-        <w:t>lientes</w:t>
-      </w:r>
-      <w:bookmarkEnd w:id="1"/>
-    </w:p>
-    <w:p>
-      <w:pPr>
-        <w:rPr>
-          <w:rFonts w:ascii="Trebuchet MS" w:hAnsi="Trebuchet MS"/>
-          <w:lang w:val="pt-PT"/>
-        </w:rPr>
-      </w:pPr>
-      <w:r>
-        <w:rPr>
-          <w:rFonts w:ascii="Trebuchet MS" w:hAnsi="Trebuchet MS"/>
-          <w:lang w:val="pt-PT"/>
-        </w:rPr>
-        <w:tab/>
-      </w:r>
-      <w:r>
-        <w:rPr>
-          <w:rFonts w:ascii="Trebuchet MS" w:hAnsi="Trebuchet MS"/>
-          <w:lang w:val="pt-PT"/>
-        </w:rPr>
-        <w:t xml:space="preserve">Como mencionado na introdução, os clientes são caracterizados pelo seu nome, número de contribuinte (NIF) e localização. Assim, foi criada uma classe </w:t>
-      </w:r>
-      <w:r>
-        <w:rPr>
-          <w:rFonts w:ascii="Trebuchet MS" w:hAnsi="Trebuchet MS"/>
-          <w:u w:val="single"/>
-          <w:lang w:val="pt-PT"/>
-        </w:rPr>
-        <w:t>Cliente</w:t>
-      </w:r>
-      <w:r>
-        <w:rPr>
-          <w:rFonts w:ascii="Trebuchet MS" w:hAnsi="Trebuchet MS"/>
-          <w:lang w:val="pt-PT"/>
-        </w:rPr>
-        <w:t xml:space="preserve"> que contém estes fatores como atributos. Vamos agora analisar como foram implementadas as funcionalidades de criar e editar clientes.</w:t>
-      </w:r>
-    </w:p>
-    <w:p>
-      <w:pPr>
-        <w:pStyle w:val="Heading2"/>
+      </w:pPr>
+      <w:bookmarkStart w:id="2" w:name="_Toc184325954"/>
+      <w:r>
         <w:rPr>
           <w:rFonts w:ascii="Trebuchet MS" w:hAnsi="Trebuchet MS"/>
           <w:sz w:val="28"/>
           <w:szCs w:val="28"/>
           <w:lang w:val="pt-PT"/>
         </w:rPr>
-      </w:pPr>
-      <w:bookmarkStart w:id="2" w:name="_Toc184325954"/>
-      <w:r>
+        <w:t>Criar um cliente</w:t>
+      </w:r>
+      <w:bookmarkEnd w:id="2"/>
+    </w:p>
+    <w:p>
+      <w:pPr>
+        <w:ind w:firstLine="144"/>
+        <w:rPr>
+          <w:rFonts w:ascii="Trebuchet MS" w:hAnsi="Trebuchet MS"/>
+          <w:lang w:val="pt-PT"/>
+        </w:rPr>
+      </w:pPr>
+      <w:r>
+        <w:rPr>
+          <w:lang w:val="pt-PT"/>
+        </w:rPr>
+        <w:t xml:space="preserve">O método </w:t>
+      </w:r>
+      <w:proofErr w:type="spellStart"/>
+      <w:r>
+        <w:rPr>
+          <w:b/>
+          <w:bCs/>
+          <w:u w:val="single"/>
+          <w:lang w:val="pt-PT"/>
+        </w:rPr>
+        <w:t>addCliente</w:t>
+      </w:r>
+      <w:proofErr w:type="spellEnd"/>
+      <w:r>
+        <w:rPr>
+          <w:lang w:val="pt-PT"/>
+        </w:rPr>
+        <w:t xml:space="preserve">, obtém os dados do cliente através do método </w:t>
+      </w:r>
+      <w:proofErr w:type="spellStart"/>
+      <w:r>
+        <w:rPr>
+          <w:b/>
+          <w:bCs/>
+          <w:u w:val="single"/>
+          <w:lang w:val="pt-PT"/>
+        </w:rPr>
+        <w:t>getCliente</w:t>
+      </w:r>
+      <w:proofErr w:type="spellEnd"/>
+      <w:r>
+        <w:rPr>
+          <w:lang w:val="pt-PT"/>
+        </w:rPr>
+        <w:t>, esta função recebe e faz a verificações dos vários atributos de um cliente.</w:t>
+      </w:r>
+    </w:p>
+    <w:p>
+      <w:pPr>
+        <w:pStyle w:val="Ttulo2"/>
         <w:rPr>
           <w:rFonts w:ascii="Trebuchet MS" w:hAnsi="Trebuchet MS"/>
           <w:sz w:val="28"/>
           <w:szCs w:val="28"/>
           <w:lang w:val="pt-PT"/>
         </w:rPr>
-        <w:t>Criar um cliente</w:t>
-      </w:r>
-      <w:bookmarkEnd w:id="2"/>
-    </w:p>
-    <w:p>
-      <w:pPr>
-        <w:rPr>
-          <w:rFonts w:ascii="Trebuchet MS" w:hAnsi="Trebuchet MS"/>
-          <w:lang w:val="pt-PT"/>
-        </w:rPr>
-      </w:pPr>
-    </w:p>
-    <w:p>
-      <w:pPr>
-        <w:pStyle w:val="Heading2"/>
+      </w:pPr>
+      <w:bookmarkStart w:id="3" w:name="_Toc184325955"/>
+      <w:r>
         <w:rPr>
           <w:rFonts w:ascii="Trebuchet MS" w:hAnsi="Trebuchet MS"/>
           <w:sz w:val="28"/>
           <w:szCs w:val="28"/>
           <w:lang w:val="pt-PT"/>
         </w:rPr>
-      </w:pPr>
-      <w:bookmarkStart w:id="3" w:name="_Toc184325955"/>
-      <w:r>
+        <w:t>Editar um cliente</w:t>
+      </w:r>
+      <w:bookmarkEnd w:id="3"/>
+    </w:p>
+    <w:p>
+      <w:pPr>
+        <w:ind w:firstLine="144"/>
+        <w:rPr>
+          <w:lang w:val="pt-PT"/>
+        </w:rPr>
+      </w:pPr>
+      <w:r>
+        <w:rPr>
+          <w:lang w:val="pt-PT"/>
+        </w:rPr>
+        <w:t xml:space="preserve">O método </w:t>
+      </w:r>
+      <w:proofErr w:type="spellStart"/>
+      <w:r>
+        <w:rPr>
+          <w:b/>
+          <w:bCs/>
+          <w:u w:val="single"/>
+          <w:lang w:val="pt-PT"/>
+        </w:rPr>
+        <w:t>editCliente</w:t>
+      </w:r>
+      <w:proofErr w:type="spellEnd"/>
+      <w:r>
+        <w:rPr>
+          <w:lang w:val="pt-PT"/>
+        </w:rPr>
+        <w:t xml:space="preserve">, utiliza o método </w:t>
+      </w:r>
+      <w:proofErr w:type="spellStart"/>
+      <w:r>
+        <w:rPr>
+          <w:b/>
+          <w:bCs/>
+          <w:u w:val="single"/>
+          <w:lang w:val="pt-PT"/>
+        </w:rPr>
+        <w:t>searchCliente</w:t>
+      </w:r>
+      <w:proofErr w:type="spellEnd"/>
+      <w:r>
+        <w:rPr>
+          <w:lang w:val="pt-PT"/>
+        </w:rPr>
+        <w:t xml:space="preserve">, imprime todos os clientes, para fácil acesso, é pedido ao utilizador o NIF, e caso um cliente seja encontrado, é pedido de novo as informações do cliente através do método </w:t>
+      </w:r>
+      <w:proofErr w:type="spellStart"/>
+      <w:r>
+        <w:rPr>
+          <w:b/>
+          <w:bCs/>
+          <w:u w:val="single"/>
+          <w:lang w:val="pt-PT"/>
+        </w:rPr>
+        <w:t>getDadosCliente</w:t>
+      </w:r>
+      <w:proofErr w:type="spellEnd"/>
+    </w:p>
+    <w:p>
+      <w:pPr>
+        <w:rPr>
+          <w:rFonts w:ascii="Trebuchet MS" w:hAnsi="Trebuchet MS"/>
+          <w:lang w:val="pt-PT"/>
+        </w:rPr>
+      </w:pPr>
+    </w:p>
+    <w:p>
+      <w:pPr>
+        <w:pStyle w:val="Ttulo2"/>
         <w:rPr>
           <w:rFonts w:ascii="Trebuchet MS" w:hAnsi="Trebuchet MS"/>
           <w:sz w:val="28"/>
           <w:szCs w:val="28"/>
           <w:lang w:val="pt-PT"/>
         </w:rPr>
-        <w:t>Editar um cliente</w:t>
-      </w:r>
-      <w:bookmarkEnd w:id="3"/>
-    </w:p>
-    <w:p>
-      <w:pPr>
-        <w:rPr>
-          <w:rFonts w:ascii="Trebuchet MS" w:hAnsi="Trebuchet MS"/>
-          <w:lang w:val="pt-PT"/>
-        </w:rPr>
-      </w:pPr>
-    </w:p>
-    <w:p>
-      <w:pPr>
-        <w:pStyle w:val="Heading2"/>
+      </w:pPr>
+      <w:bookmarkStart w:id="4" w:name="_Toc184325956"/>
+      <w:r>
         <w:rPr>
           <w:rFonts w:ascii="Trebuchet MS" w:hAnsi="Trebuchet MS"/>
           <w:sz w:val="28"/>
           <w:szCs w:val="28"/>
           <w:lang w:val="pt-PT"/>
         </w:rPr>
-      </w:pPr>
-      <w:bookmarkStart w:id="4" w:name="_Toc184325956"/>
-      <w:r>
-        <w:rPr>
-          <w:rFonts w:ascii="Trebuchet MS" w:hAnsi="Trebuchet MS"/>
+        <w:t>Listar clientes</w:t>
+      </w:r>
+      <w:bookmarkEnd w:id="4"/>
+    </w:p>
+    <w:p>
+      <w:pPr>
+        <w:ind w:firstLine="144"/>
+        <w:rPr>
+          <w:lang w:val="pt-PT"/>
+        </w:rPr>
+      </w:pPr>
+      <w:r>
+        <w:rPr>
+          <w:lang w:val="pt-PT"/>
+        </w:rPr>
+        <w:t xml:space="preserve">O método </w:t>
+      </w:r>
+      <w:proofErr w:type="spellStart"/>
+      <w:r>
+        <w:rPr>
+          <w:b/>
+          <w:bCs/>
+          <w:u w:val="single"/>
+          <w:lang w:val="pt-PT"/>
+        </w:rPr>
+        <w:t>printClientes</w:t>
+      </w:r>
+      <w:proofErr w:type="spellEnd"/>
+      <w:r>
+        <w:rPr>
+          <w:lang w:val="pt-PT"/>
+        </w:rPr>
+        <w:t xml:space="preserve"> usado em métodos como o </w:t>
+      </w:r>
+      <w:proofErr w:type="spellStart"/>
+      <w:r>
+        <w:rPr>
+          <w:b/>
+          <w:bCs/>
+          <w:u w:val="single"/>
+          <w:lang w:val="pt-PT"/>
+        </w:rPr>
+        <w:t>searchCliente</w:t>
+      </w:r>
+      <w:proofErr w:type="spellEnd"/>
+      <w:r>
+        <w:rPr>
+          <w:lang w:val="pt-PT"/>
+        </w:rPr>
+        <w:t>, imprime um cabeçalho com o nome, o NIF e a localização do cliente, e depois procede a imprimir os dados dos clientes</w:t>
+      </w:r>
+    </w:p>
+    <w:p>
+      <w:pPr>
+        <w:pStyle w:val="Ttulo1"/>
+        <w:rPr>
+          <w:rFonts w:ascii="Trebuchet MS" w:hAnsi="Trebuchet MS"/>
+          <w:b/>
+          <w:bCs/>
           <w:sz w:val="28"/>
           <w:szCs w:val="28"/>
           <w:lang w:val="pt-PT"/>
         </w:rPr>
-        <w:t>Listar clientes</w:t>
-      </w:r>
-      <w:bookmarkEnd w:id="4"/>
-    </w:p>
-    <w:p>
-      <w:pPr>
-        <w:pStyle w:val="Heading1"/>
-        <w:rPr>
-          <w:rFonts w:ascii="Trebuchet MS" w:hAnsi="Trebuchet MS"/>
-          <w:b/>
-          <w:bCs/>
+      </w:pPr>
+      <w:r>
+        <w:rPr>
+          <w:rFonts w:ascii="Trebuchet MS" w:hAnsi="Trebuchet MS"/>
           <w:sz w:val="28"/>
           <w:szCs w:val="28"/>
           <w:lang w:val="pt-PT"/>
         </w:rPr>
-      </w:pPr>
-      <w:r>
-        <w:rPr>
-          <w:rFonts w:ascii="Trebuchet MS" w:hAnsi="Trebuchet MS"/>
+        <w:br w:type="page"/>
+      </w:r>
+      <w:bookmarkStart w:id="5" w:name="_Toc184325957"/>
+      <w:r>
+        <w:rPr>
+          <w:rFonts w:ascii="Trebuchet MS" w:hAnsi="Trebuchet MS"/>
+          <w:b/>
+          <w:bCs/>
           <w:sz w:val="28"/>
           <w:szCs w:val="28"/>
           <w:lang w:val="pt-PT"/>
         </w:rPr>
-        <w:br w:type="page"/>
-      </w:r>
-      <w:bookmarkStart w:id="5" w:name="_Toc184325957"/>
-      <w:r>
-        <w:rPr>
-          <w:rFonts w:ascii="Trebuchet MS" w:hAnsi="Trebuchet MS"/>
-          <w:b/>
-          <w:bCs/>
+        <w:lastRenderedPageBreak/>
+        <w:t>Faturas</w:t>
+      </w:r>
+      <w:bookmarkEnd w:id="5"/>
+    </w:p>
+    <w:p>
+      <w:pPr>
+        <w:ind w:firstLine="432"/>
+        <w:rPr>
+          <w:rFonts w:ascii="Trebuchet MS" w:hAnsi="Trebuchet MS"/>
+          <w:lang w:val="pt-PT"/>
+        </w:rPr>
+      </w:pPr>
+      <w:r>
+        <w:rPr>
+          <w:rFonts w:ascii="Trebuchet MS" w:hAnsi="Trebuchet MS"/>
+          <w:lang w:val="pt-PT"/>
+        </w:rPr>
+        <w:t>A classe fatura como mencionado a acima tem 4 atributos, um número de fatura, um cliente ao qual a fatura é associada, uma data e uma lista de produtos. Assim sendo, vamos agora analisar como são criadas novas faturas, como podemos editar faturas já existentes, listar e visualizar as faturas, e ainda ver as estatísticas.</w:t>
+      </w:r>
+    </w:p>
+    <w:p>
+      <w:pPr>
+        <w:pStyle w:val="Ttulo2"/>
+        <w:rPr>
+          <w:rFonts w:ascii="Trebuchet MS" w:hAnsi="Trebuchet MS"/>
           <w:sz w:val="28"/>
           <w:szCs w:val="28"/>
           <w:lang w:val="pt-PT"/>
         </w:rPr>
-        <w:lastRenderedPageBreak/>
-        <w:t>Faturas</w:t>
-      </w:r>
-      <w:bookmarkEnd w:id="5"/>
-    </w:p>
-    <w:p>
-      <w:pPr>
-        <w:rPr>
-          <w:rFonts w:ascii="Trebuchet MS" w:hAnsi="Trebuchet MS"/>
-          <w:lang w:val="pt-PT"/>
-        </w:rPr>
-      </w:pPr>
-      <w:r>
-        <w:rPr>
-          <w:rFonts w:ascii="Trebuchet MS" w:hAnsi="Trebuchet MS"/>
-          <w:lang w:val="pt-PT"/>
-        </w:rPr>
-        <w:t>(breve descrição como nos clientes e mencionar classes)</w:t>
-      </w:r>
-    </w:p>
-    <w:p>
-      <w:pPr>
-        <w:pStyle w:val="Heading2"/>
+      </w:pPr>
+      <w:bookmarkStart w:id="6" w:name="_Toc184325958"/>
+      <w:r>
         <w:rPr>
           <w:rFonts w:ascii="Trebuchet MS" w:hAnsi="Trebuchet MS"/>
           <w:sz w:val="28"/>
           <w:szCs w:val="28"/>
           <w:lang w:val="pt-PT"/>
         </w:rPr>
-      </w:pPr>
-      <w:bookmarkStart w:id="6" w:name="_Toc184325958"/>
-      <w:r>
+        <w:t>Criar uma fatura</w:t>
+      </w:r>
+      <w:bookmarkEnd w:id="6"/>
+    </w:p>
+    <w:p>
+      <w:pPr>
+        <w:ind w:firstLine="576"/>
+        <w:rPr>
+          <w:lang w:val="pt-PT"/>
+        </w:rPr>
+      </w:pPr>
+      <w:r>
+        <w:rPr>
+          <w:lang w:val="pt-PT"/>
+        </w:rPr>
+        <w:t xml:space="preserve">Para criar uma fatura, é utilizado o método </w:t>
+      </w:r>
+      <w:proofErr w:type="spellStart"/>
+      <w:r>
+        <w:rPr>
+          <w:b/>
+          <w:bCs/>
+          <w:u w:val="single"/>
+          <w:lang w:val="pt-PT"/>
+        </w:rPr>
+        <w:t>addFatura</w:t>
+      </w:r>
+      <w:proofErr w:type="spellEnd"/>
+      <w:r>
+        <w:rPr>
+          <w:lang w:val="pt-PT"/>
+        </w:rPr>
+        <w:t xml:space="preserve">, que utiliza o construtor de faturas, para criar uma nova fatura, e atribuir o número da fatura, que é atualizado de imediato. Para obter os dados da fatura é utilizado o método </w:t>
+      </w:r>
+      <w:proofErr w:type="spellStart"/>
+      <w:r>
+        <w:rPr>
+          <w:b/>
+          <w:bCs/>
+          <w:u w:val="single"/>
+          <w:lang w:val="pt-PT"/>
+        </w:rPr>
+        <w:t>getDadosFatura</w:t>
+      </w:r>
+      <w:proofErr w:type="spellEnd"/>
+      <w:r>
+        <w:rPr>
+          <w:lang w:val="pt-PT"/>
+        </w:rPr>
+        <w:t>, que permite associar um cliente a uma fatura, ou criar um novo cliente, caso não exista nenhum, registar um cliente, e adicionar uma lista de produtos, com as determinadas verificações e proteções.</w:t>
+      </w:r>
+    </w:p>
+    <w:p>
+      <w:pPr>
+        <w:rPr>
+          <w:rFonts w:ascii="Trebuchet MS" w:hAnsi="Trebuchet MS"/>
+          <w:lang w:val="pt-PT"/>
+        </w:rPr>
+      </w:pPr>
+    </w:p>
+    <w:p>
+      <w:pPr>
+        <w:pStyle w:val="Ttulo2"/>
         <w:rPr>
           <w:rFonts w:ascii="Trebuchet MS" w:hAnsi="Trebuchet MS"/>
           <w:sz w:val="28"/>
           <w:szCs w:val="28"/>
           <w:lang w:val="pt-PT"/>
         </w:rPr>
-        <w:t>Criar uma fatura</w:t>
-      </w:r>
-      <w:bookmarkEnd w:id="6"/>
-    </w:p>
-    <w:p>
-      <w:pPr>
-        <w:rPr>
-          <w:rFonts w:ascii="Trebuchet MS" w:hAnsi="Trebuchet MS"/>
-          <w:lang w:val="pt-PT"/>
-        </w:rPr>
-      </w:pPr>
-    </w:p>
-    <w:p>
-      <w:pPr>
-        <w:pStyle w:val="Heading2"/>
+      </w:pPr>
+      <w:bookmarkStart w:id="7" w:name="_Toc184325959"/>
+      <w:r>
         <w:rPr>
           <w:rFonts w:ascii="Trebuchet MS" w:hAnsi="Trebuchet MS"/>
           <w:sz w:val="28"/>
           <w:szCs w:val="28"/>
           <w:lang w:val="pt-PT"/>
         </w:rPr>
-      </w:pPr>
-      <w:bookmarkStart w:id="7" w:name="_Toc184325959"/>
-      <w:r>
+        <w:t>Editar uma fatura</w:t>
+      </w:r>
+      <w:bookmarkEnd w:id="7"/>
+    </w:p>
+    <w:p>
+      <w:pPr>
+        <w:ind w:firstLine="576"/>
+        <w:rPr>
+          <w:lang w:val="pt-PT"/>
+        </w:rPr>
+      </w:pPr>
+      <w:r>
+        <w:rPr>
+          <w:lang w:val="pt-PT"/>
+        </w:rPr>
+        <w:t xml:space="preserve">Para editar as faturas é usada o método </w:t>
+      </w:r>
+      <w:proofErr w:type="spellStart"/>
+      <w:r>
+        <w:rPr>
+          <w:b/>
+          <w:bCs/>
+          <w:u w:val="single"/>
+          <w:lang w:val="pt-PT"/>
+        </w:rPr>
+        <w:t>editFaturas</w:t>
+      </w:r>
+      <w:proofErr w:type="spellEnd"/>
+      <w:r>
+        <w:rPr>
+          <w:lang w:val="pt-PT"/>
+        </w:rPr>
+        <w:t xml:space="preserve">. Este método começa por procurar se existe alguma fatura disponível, se existir, imprime todas as disponíveis para fácil escolha da que o utilizador deseja editar. Se a fatura for encontrada é utilizado o método </w:t>
+      </w:r>
+      <w:proofErr w:type="spellStart"/>
+      <w:r>
+        <w:rPr>
+          <w:b/>
+          <w:bCs/>
+          <w:u w:val="single"/>
+          <w:lang w:val="pt-PT"/>
+        </w:rPr>
+        <w:t>getDados</w:t>
+      </w:r>
+      <w:proofErr w:type="spellEnd"/>
+      <w:r>
+        <w:rPr>
+          <w:lang w:val="pt-PT"/>
+        </w:rPr>
+        <w:t xml:space="preserve"> faturas mencionadas acima, para alterar a fatura se nenhuma fatura for encontrada com o número fornecido, volta-se a perguntar ao utilizador</w:t>
+      </w:r>
+    </w:p>
+    <w:p>
+      <w:pPr>
+        <w:ind w:left="576"/>
+        <w:rPr>
+          <w:rFonts w:ascii="Trebuchet MS" w:hAnsi="Trebuchet MS"/>
+          <w:lang w:val="pt-PT"/>
+        </w:rPr>
+      </w:pPr>
+    </w:p>
+    <w:p>
+      <w:pPr>
+        <w:pStyle w:val="Ttulo2"/>
         <w:rPr>
           <w:rFonts w:ascii="Trebuchet MS" w:hAnsi="Trebuchet MS"/>
           <w:sz w:val="28"/>
           <w:szCs w:val="28"/>
           <w:lang w:val="pt-PT"/>
         </w:rPr>
-        <w:t>Editar uma fatura</w:t>
-      </w:r>
-      <w:bookmarkEnd w:id="7"/>
-    </w:p>
-    <w:p>
-      <w:pPr>
-        <w:rPr>
-          <w:rFonts w:ascii="Trebuchet MS" w:hAnsi="Trebuchet MS"/>
-          <w:lang w:val="pt-PT"/>
-        </w:rPr>
-      </w:pPr>
-    </w:p>
-    <w:p>
-      <w:pPr>
-        <w:pStyle w:val="Heading2"/>
+      </w:pPr>
+      <w:bookmarkStart w:id="8" w:name="_Toc184325960"/>
+      <w:r>
         <w:rPr>
           <w:rFonts w:ascii="Trebuchet MS" w:hAnsi="Trebuchet MS"/>
           <w:sz w:val="28"/>
           <w:szCs w:val="28"/>
           <w:lang w:val="pt-PT"/>
         </w:rPr>
-      </w:pPr>
-      <w:bookmarkStart w:id="8" w:name="_Toc184325960"/>
-      <w:r>
+        <w:t>Listar faturas</w:t>
+      </w:r>
+      <w:bookmarkEnd w:id="8"/>
+    </w:p>
+    <w:p>
+      <w:pPr>
+        <w:ind w:left="576"/>
+        <w:rPr>
+          <w:lang w:val="pt-PT"/>
+        </w:rPr>
+      </w:pPr>
+      <w:r>
+        <w:rPr>
+          <w:lang w:val="pt-PT"/>
+        </w:rPr>
+        <w:t xml:space="preserve">Para listar as faturas é utilizado o método </w:t>
+      </w:r>
+      <w:proofErr w:type="spellStart"/>
+      <w:r>
+        <w:rPr>
+          <w:lang w:val="pt-PT"/>
+        </w:rPr>
+        <w:t>printFaturas</w:t>
+      </w:r>
+      <w:proofErr w:type="spellEnd"/>
+      <w:r>
+        <w:rPr>
+          <w:lang w:val="pt-PT"/>
+        </w:rPr>
+        <w:t xml:space="preserve"> da classe </w:t>
+      </w:r>
+      <w:proofErr w:type="spellStart"/>
+      <w:r>
+        <w:rPr>
+          <w:lang w:val="pt-PT"/>
+        </w:rPr>
+        <w:t>ListaFatura</w:t>
+      </w:r>
+      <w:proofErr w:type="spellEnd"/>
+      <w:r>
+        <w:rPr>
+          <w:lang w:val="pt-PT"/>
+        </w:rPr>
+        <w:t>, que imprime as informações do cliente cujo a fatura corresponde, o número total de produtos, e o valor total com e sem IVA.</w:t>
+      </w:r>
+    </w:p>
+    <w:p>
+      <w:pPr>
+        <w:rPr>
+          <w:rFonts w:ascii="Trebuchet MS" w:hAnsi="Trebuchet MS"/>
+          <w:lang w:val="pt-PT"/>
+        </w:rPr>
+      </w:pPr>
+    </w:p>
+    <w:p>
+      <w:pPr>
+        <w:pStyle w:val="Ttulo2"/>
         <w:rPr>
           <w:rFonts w:ascii="Trebuchet MS" w:hAnsi="Trebuchet MS"/>
           <w:sz w:val="28"/>
           <w:szCs w:val="28"/>
           <w:lang w:val="pt-PT"/>
         </w:rPr>
-        <w:t>Listar faturas</w:t>
-      </w:r>
-      <w:bookmarkEnd w:id="8"/>
-    </w:p>
-    <w:p>
-      <w:pPr>
-        <w:rPr>
-          <w:rFonts w:ascii="Trebuchet MS" w:hAnsi="Trebuchet MS"/>
-          <w:lang w:val="pt-PT"/>
-        </w:rPr>
-      </w:pPr>
-    </w:p>
-    <w:p>
-      <w:pPr>
-        <w:pStyle w:val="Heading2"/>
+      </w:pPr>
+      <w:bookmarkStart w:id="9" w:name="_Toc184325961"/>
+      <w:r>
         <w:rPr>
           <w:rFonts w:ascii="Trebuchet MS" w:hAnsi="Trebuchet MS"/>
           <w:sz w:val="28"/>
           <w:szCs w:val="28"/>
           <w:lang w:val="pt-PT"/>
         </w:rPr>
-      </w:pPr>
-      <w:bookmarkStart w:id="9" w:name="_Toc184325961"/>
-      <w:r>
+        <w:t>Visualizar uma fatura</w:t>
+      </w:r>
+      <w:bookmarkEnd w:id="9"/>
+    </w:p>
+    <w:p>
+      <w:pPr>
+        <w:ind w:left="576"/>
+        <w:rPr>
+          <w:lang w:val="pt-PT"/>
+        </w:rPr>
+      </w:pPr>
+      <w:r>
+        <w:rPr>
+          <w:lang w:val="pt-PT"/>
+        </w:rPr>
+        <w:t xml:space="preserve">Para visualizar uma fatura é usado o método </w:t>
+      </w:r>
+      <w:proofErr w:type="spellStart"/>
+      <w:r>
+        <w:rPr>
+          <w:b/>
+          <w:bCs/>
+          <w:u w:val="single"/>
+          <w:lang w:val="pt-PT"/>
+        </w:rPr>
+        <w:t>printFatura</w:t>
+      </w:r>
+      <w:proofErr w:type="spellEnd"/>
+      <w:r>
+        <w:rPr>
+          <w:lang w:val="pt-PT"/>
+        </w:rPr>
+        <w:t xml:space="preserve"> da classe Fatura, que imprime o cliente ao qual a fatura corresponde, imprime todos os produtos da fatura (com todos os atributos do produto: como código, descrição e quantidade. E os atributos específicos, se for alimentar ou farmacêutico).</w:t>
+      </w:r>
+    </w:p>
+    <w:p>
+      <w:pPr>
+        <w:rPr>
+          <w:rFonts w:ascii="Trebuchet MS" w:hAnsi="Trebuchet MS"/>
+          <w:lang w:val="pt-PT"/>
+        </w:rPr>
+      </w:pPr>
+    </w:p>
+    <w:p>
+      <w:pPr>
+        <w:pStyle w:val="Ttulo2"/>
         <w:rPr>
           <w:rFonts w:ascii="Trebuchet MS" w:hAnsi="Trebuchet MS"/>
           <w:sz w:val="28"/>
           <w:szCs w:val="28"/>
           <w:lang w:val="pt-PT"/>
         </w:rPr>
-        <w:t>Visualizar uma fatura</w:t>
-      </w:r>
-      <w:bookmarkEnd w:id="9"/>
-    </w:p>
-    <w:p>
-      <w:pPr>
-        <w:rPr>
-          <w:rFonts w:ascii="Trebuchet MS" w:hAnsi="Trebuchet MS"/>
-          <w:lang w:val="pt-PT"/>
-        </w:rPr>
-      </w:pPr>
-    </w:p>
-    <w:p>
-      <w:pPr>
-        <w:pStyle w:val="Heading2"/>
+      </w:pPr>
+      <w:bookmarkStart w:id="10" w:name="_Toc184325962"/>
+      <w:r>
         <w:rPr>
           <w:rFonts w:ascii="Trebuchet MS" w:hAnsi="Trebuchet MS"/>
           <w:sz w:val="28"/>
           <w:szCs w:val="28"/>
           <w:lang w:val="pt-PT"/>
         </w:rPr>
-      </w:pPr>
-      <w:bookmarkStart w:id="10" w:name="_Toc184325962"/>
-      <w:r>
+        <w:lastRenderedPageBreak/>
+        <w:t>Estatísticas</w:t>
+      </w:r>
+      <w:bookmarkEnd w:id="10"/>
+    </w:p>
+    <w:p>
+      <w:pPr>
+        <w:rPr>
+          <w:lang w:val="pt-PT"/>
+        </w:rPr>
+      </w:pPr>
+      <w:r>
+        <w:rPr>
+          <w:lang w:val="pt-PT"/>
+        </w:rPr>
+        <w:t xml:space="preserve">Para imprimir as </w:t>
+      </w:r>
+      <w:proofErr w:type="spellStart"/>
+      <w:r>
+        <w:rPr>
+          <w:lang w:val="pt-PT"/>
+        </w:rPr>
+        <w:t>estatiscas</w:t>
+      </w:r>
+      <w:proofErr w:type="spellEnd"/>
+      <w:r>
+        <w:rPr>
+          <w:lang w:val="pt-PT"/>
+        </w:rPr>
+        <w:t xml:space="preserve">, é utilizada a função </w:t>
+      </w:r>
+      <w:proofErr w:type="spellStart"/>
+      <w:r>
+        <w:rPr>
+          <w:lang w:val="pt-PT"/>
+        </w:rPr>
+        <w:t>printEstatiscas</w:t>
+      </w:r>
+      <w:proofErr w:type="spellEnd"/>
+      <w:r>
+        <w:rPr>
+          <w:lang w:val="pt-PT"/>
+        </w:rPr>
+        <w:t xml:space="preserve"> que </w:t>
+      </w:r>
+      <w:proofErr w:type="spellStart"/>
+      <w:proofErr w:type="gramStart"/>
+      <w:r>
+        <w:rPr>
+          <w:lang w:val="pt-PT"/>
+        </w:rPr>
+        <w:t>obtem</w:t>
+      </w:r>
+      <w:proofErr w:type="spellEnd"/>
+      <w:r>
+        <w:rPr>
+          <w:lang w:val="pt-PT"/>
+        </w:rPr>
+        <w:t xml:space="preserve">  e</w:t>
+      </w:r>
+      <w:proofErr w:type="gramEnd"/>
+      <w:r>
+        <w:rPr>
+          <w:lang w:val="pt-PT"/>
+        </w:rPr>
+        <w:t xml:space="preserve"> imprime, o numero de faturas, o numero total de produtos, calcula e imprime o valor total sem iva, o valor total com iva e o valor total do iva.</w:t>
+      </w:r>
+    </w:p>
+    <w:p>
+      <w:pPr>
         <w:rPr>
           <w:rFonts w:ascii="Trebuchet MS" w:hAnsi="Trebuchet MS"/>
           <w:sz w:val="28"/>
           <w:szCs w:val="28"/>
           <w:lang w:val="pt-PT"/>
         </w:rPr>
-        <w:t>Estatísticas</w:t>
-      </w:r>
-      <w:bookmarkEnd w:id="10"/>
-    </w:p>
-    <w:p>
-      <w:pPr>
-        <w:rPr>
-          <w:rFonts w:ascii="Trebuchet MS" w:hAnsi="Trebuchet MS"/>
+      </w:pPr>
+      <w:r>
+        <w:rPr>
+          <w:rFonts w:ascii="Trebuchet MS" w:hAnsi="Trebuchet MS"/>
+          <w:b/>
+          <w:bCs/>
           <w:sz w:val="28"/>
           <w:szCs w:val="28"/>
           <w:lang w:val="pt-PT"/>
         </w:rPr>
-      </w:pPr>
-      <w:r>
+        <w:br w:type="page"/>
+      </w:r>
+    </w:p>
+    <w:p>
+      <w:pPr>
+        <w:pStyle w:val="Ttulo1"/>
         <w:rPr>
           <w:rFonts w:ascii="Trebuchet MS" w:hAnsi="Trebuchet MS"/>
           <w:b/>
@@ -3453,12 +3791,9 @@
           <w:szCs w:val="28"/>
           <w:lang w:val="pt-PT"/>
         </w:rPr>
-        <w:br w:type="page"/>
-      </w:r>
-    </w:p>
-    <w:p>
-      <w:pPr>
-        <w:pStyle w:val="Heading1"/>
+      </w:pPr>
+      <w:bookmarkStart w:id="11" w:name="_Toc184325963"/>
+      <w:r>
         <w:rPr>
           <w:rFonts w:ascii="Trebuchet MS" w:hAnsi="Trebuchet MS"/>
           <w:b/>
@@ -3467,17 +3802,6 @@
           <w:szCs w:val="28"/>
           <w:lang w:val="pt-PT"/>
         </w:rPr>
-      </w:pPr>
-      <w:bookmarkStart w:id="11" w:name="_Toc184325963"/>
-      <w:r>
-        <w:rPr>
-          <w:rFonts w:ascii="Trebuchet MS" w:hAnsi="Trebuchet MS"/>
-          <w:b/>
-          <w:bCs/>
-          <w:sz w:val="28"/>
-          <w:szCs w:val="28"/>
-          <w:lang w:val="pt-PT"/>
-        </w:rPr>
         <w:lastRenderedPageBreak/>
         <w:t>Produtos</w:t>
       </w:r>
@@ -3497,12 +3821,28 @@
           <w:rFonts w:ascii="Trebuchet MS" w:hAnsi="Trebuchet MS"/>
           <w:lang w:val="pt-PT"/>
         </w:rPr>
-        <w:t>Como for visto anteriormente, cada fatura tem como atributo um ArrayList de objetos da classe Produto, sendo esta classe a superclasse que contém os atributos comuns a todos os tipos de produto.</w:t>
-      </w:r>
-    </w:p>
-    <w:p>
-      <w:pPr>
-        <w:pStyle w:val="Heading2"/>
+        <w:t xml:space="preserve">Como for visto anteriormente, cada fatura tem como atributo um </w:t>
+      </w:r>
+      <w:proofErr w:type="spellStart"/>
+      <w:r>
+        <w:rPr>
+          <w:rFonts w:ascii="Trebuchet MS" w:hAnsi="Trebuchet MS"/>
+          <w:lang w:val="pt-PT"/>
+        </w:rPr>
+        <w:t>ArrayList</w:t>
+      </w:r>
+      <w:proofErr w:type="spellEnd"/>
+      <w:r>
+        <w:rPr>
+          <w:rFonts w:ascii="Trebuchet MS" w:hAnsi="Trebuchet MS"/>
+          <w:lang w:val="pt-PT"/>
+        </w:rPr>
+        <w:t xml:space="preserve"> de objetos da classe Produto, sendo esta classe a superclasse que contém os atributos comuns a todos os tipos de produto.</w:t>
+      </w:r>
+    </w:p>
+    <w:p>
+      <w:pPr>
+        <w:pStyle w:val="Ttulo2"/>
         <w:rPr>
           <w:rFonts w:ascii="Trebuchet MS" w:hAnsi="Trebuchet MS"/>
           <w:sz w:val="28"/>
@@ -3521,25 +3861,7 @@
           <w:szCs w:val="28"/>
           <w:lang w:val="pt-PT"/>
         </w:rPr>
-        <w:t>Estrutura d</w:t>
-      </w:r>
-      <w:r>
-        <w:rPr>
-          <w:rFonts w:ascii="Trebuchet MS" w:hAnsi="Trebuchet MS"/>
-          <w:sz w:val="28"/>
-          <w:szCs w:val="28"/>
-          <w:lang w:val="pt-PT"/>
-        </w:rPr>
-        <w:t xml:space="preserve">as classes dos </w:t>
-      </w:r>
-      <w:r>
-        <w:rPr>
-          <w:rFonts w:ascii="Trebuchet MS" w:hAnsi="Trebuchet MS"/>
-          <w:sz w:val="28"/>
-          <w:szCs w:val="28"/>
-          <w:lang w:val="pt-PT"/>
-        </w:rPr>
-        <w:t>produtos</w:t>
+        <w:t>Estrutura das classes dos produtos</w:t>
       </w:r>
       <w:bookmarkEnd w:id="12"/>
       <w:bookmarkEnd w:id="13"/>
@@ -3560,21 +3882,7 @@
           <w:rFonts w:ascii="Trebuchet MS" w:hAnsi="Trebuchet MS"/>
           <w:lang w:val="pt-PT"/>
         </w:rPr>
-        <w:t xml:space="preserve">Em seguimento da caracterização dos diferentes tipos de produtos feita na introdução, vejamos agora a constituição de cada </w:t>
-      </w:r>
-      <w:r>
-        <w:rPr>
-          <w:rFonts w:ascii="Trebuchet MS" w:hAnsi="Trebuchet MS"/>
-          <w:lang w:val="pt-PT"/>
-        </w:rPr>
-        <w:t>classe utilizada para os implementar</w:t>
-      </w:r>
-      <w:r>
-        <w:rPr>
-          <w:rFonts w:ascii="Trebuchet MS" w:hAnsi="Trebuchet MS"/>
-          <w:lang w:val="pt-PT"/>
-        </w:rPr>
-        <w:t>.</w:t>
+        <w:t>Em seguimento da caracterização dos diferentes tipos de produtos feita na introdução, vejamos agora a constituição de cada classe utilizada para os implementar.</w:t>
       </w:r>
     </w:p>
     <w:p>
@@ -3600,6 +3908,7 @@
         </w:rPr>
         <w:t xml:space="preserve"> Esta classe tem como métodos: os métodos de acesso associados aos seus atributos; o método </w:t>
       </w:r>
+      <w:proofErr w:type="spellStart"/>
       <w:r>
         <w:rPr>
           <w:rFonts w:ascii="Trebuchet MS" w:hAnsi="Trebuchet MS"/>
@@ -3609,13 +3918,31 @@
         </w:rPr>
         <w:t>toString</w:t>
       </w:r>
-      <w:r>
-        <w:rPr>
-          <w:rFonts w:ascii="Trebuchet MS" w:hAnsi="Trebuchet MS"/>
-          <w:lang w:val="pt-PT"/>
-        </w:rPr>
-        <w:t xml:space="preserve"> que devolve uma string com os dados do produto formatados; o método </w:t>
-      </w:r>
+      <w:proofErr w:type="spellEnd"/>
+      <w:r>
+        <w:rPr>
+          <w:rFonts w:ascii="Trebuchet MS" w:hAnsi="Trebuchet MS"/>
+          <w:lang w:val="pt-PT"/>
+        </w:rPr>
+        <w:t xml:space="preserve"> que devolve uma </w:t>
+      </w:r>
+      <w:proofErr w:type="spellStart"/>
+      <w:r>
+        <w:rPr>
+          <w:rFonts w:ascii="Trebuchet MS" w:hAnsi="Trebuchet MS"/>
+          <w:lang w:val="pt-PT"/>
+        </w:rPr>
+        <w:t>string</w:t>
+      </w:r>
+      <w:proofErr w:type="spellEnd"/>
+      <w:r>
+        <w:rPr>
+          <w:rFonts w:ascii="Trebuchet MS" w:hAnsi="Trebuchet MS"/>
+          <w:lang w:val="pt-PT"/>
+        </w:rPr>
+        <w:t xml:space="preserve"> com os dados do produto formatados; o método </w:t>
+      </w:r>
+      <w:proofErr w:type="spellStart"/>
       <w:r>
         <w:rPr>
           <w:rFonts w:ascii="Trebuchet MS" w:hAnsi="Trebuchet MS"/>
@@ -3626,6 +3953,7 @@
         </w:rPr>
         <w:t>calcTotalSemIva</w:t>
       </w:r>
+      <w:proofErr w:type="spellEnd"/>
       <w:r>
         <w:rPr>
           <w:rFonts w:ascii="Trebuchet MS" w:hAnsi="Trebuchet MS"/>
@@ -3633,6 +3961,7 @@
         </w:rPr>
         <w:t xml:space="preserve">() que devolve o valor do produto sem o IVA; o método </w:t>
       </w:r>
+      <w:proofErr w:type="spellStart"/>
       <w:r>
         <w:rPr>
           <w:rFonts w:ascii="Trebuchet MS" w:hAnsi="Trebuchet MS"/>
@@ -3643,6 +3972,7 @@
         </w:rPr>
         <w:t>calcTotalComIva</w:t>
       </w:r>
+      <w:proofErr w:type="spellEnd"/>
       <w:r>
         <w:rPr>
           <w:rFonts w:ascii="Trebuchet MS" w:hAnsi="Trebuchet MS"/>
@@ -3650,6 +3980,7 @@
         </w:rPr>
         <w:t xml:space="preserve">() que devolve o valor do produto considerando o valor da taxa do IVA; o método </w:t>
       </w:r>
+      <w:proofErr w:type="spellStart"/>
       <w:r>
         <w:rPr>
           <w:rFonts w:ascii="Trebuchet MS" w:hAnsi="Trebuchet MS"/>
@@ -3660,6 +3991,7 @@
         </w:rPr>
         <w:t>calcValorIva</w:t>
       </w:r>
+      <w:proofErr w:type="spellEnd"/>
       <w:r>
         <w:rPr>
           <w:rFonts w:ascii="Trebuchet MS" w:hAnsi="Trebuchet MS"/>
@@ -3667,6 +3999,7 @@
         </w:rPr>
         <w:t xml:space="preserve">() que devolve o valor do IVA, ou seja, a diferença entre o valor do produto com IVA e o valor sem IVA; o método </w:t>
       </w:r>
+      <w:proofErr w:type="spellStart"/>
       <w:r>
         <w:rPr>
           <w:rFonts w:ascii="Trebuchet MS" w:hAnsi="Trebuchet MS"/>
@@ -3677,19 +4010,13 @@
         </w:rPr>
         <w:t>validProduto</w:t>
       </w:r>
-      <w:r>
-        <w:rPr>
-          <w:rFonts w:ascii="Trebuchet MS" w:hAnsi="Trebuchet MS"/>
-          <w:lang w:val="pt-PT"/>
-        </w:rPr>
-        <w:t xml:space="preserve">() que devolve um valor booleano após verificar se </w:t>
-      </w:r>
-      <w:r>
-        <w:rPr>
-          <w:rFonts w:ascii="Trebuchet MS" w:hAnsi="Trebuchet MS"/>
-          <w:lang w:val="pt-PT"/>
-        </w:rPr>
-        <w:t>foram atribuídos valores válidos a todos os atributos da classe. É importante salientar que, visto que foi utilizado o paradigma da Programação Orientada aos Objetos, as classes descendentes da classe Produto irão herdar os elementos mencionados acima, sofrendo apenas algumas alterações específicas de cada uma dessas subclasses.</w:t>
+      <w:proofErr w:type="spellEnd"/>
+      <w:r>
+        <w:rPr>
+          <w:rFonts w:ascii="Trebuchet MS" w:hAnsi="Trebuchet MS"/>
+          <w:lang w:val="pt-PT"/>
+        </w:rPr>
+        <w:t>() que devolve um valor booleano após verificar se foram atribuídos valores válidos a todos os atributos da classe. É importante salientar que, visto que foi utilizado o paradigma da Programação Orientada aos Objetos, as classes descendentes da classe Produto irão herdar os elementos mencionados acima, sofrendo apenas algumas alterações específicas de cada uma dessas subclasses.</w:t>
       </w:r>
     </w:p>
     <w:p>
@@ -3734,14 +4061,46 @@
           <w:rFonts w:ascii="Trebuchet MS" w:hAnsi="Trebuchet MS"/>
           <w:lang w:val="pt-PT"/>
         </w:rPr>
-        <w:t xml:space="preserve"> ProdAlimentar </w:t>
-      </w:r>
-      <w:r>
-        <w:rPr>
-          <w:rFonts w:ascii="Trebuchet MS" w:hAnsi="Trebuchet MS"/>
-          <w:lang w:val="pt-PT"/>
-        </w:rPr>
-        <w:t>e ProdFarmacia são</w:t>
+        <w:t xml:space="preserve"> </w:t>
+      </w:r>
+      <w:proofErr w:type="spellStart"/>
+      <w:r>
+        <w:rPr>
+          <w:rFonts w:ascii="Trebuchet MS" w:hAnsi="Trebuchet MS"/>
+          <w:lang w:val="pt-PT"/>
+        </w:rPr>
+        <w:t>ProdAlimentar</w:t>
+      </w:r>
+      <w:proofErr w:type="spellEnd"/>
+      <w:r>
+        <w:rPr>
+          <w:rFonts w:ascii="Trebuchet MS" w:hAnsi="Trebuchet MS"/>
+          <w:lang w:val="pt-PT"/>
+        </w:rPr>
+        <w:t xml:space="preserve"> </w:t>
+      </w:r>
+      <w:r>
+        <w:rPr>
+          <w:rFonts w:ascii="Trebuchet MS" w:hAnsi="Trebuchet MS"/>
+          <w:lang w:val="pt-PT"/>
+        </w:rPr>
+        <w:t xml:space="preserve">e </w:t>
+      </w:r>
+      <w:proofErr w:type="spellStart"/>
+      <w:r>
+        <w:rPr>
+          <w:rFonts w:ascii="Trebuchet MS" w:hAnsi="Trebuchet MS"/>
+          <w:lang w:val="pt-PT"/>
+        </w:rPr>
+        <w:t>ProdFarmacia</w:t>
+      </w:r>
+      <w:proofErr w:type="spellEnd"/>
+      <w:r>
+        <w:rPr>
+          <w:rFonts w:ascii="Trebuchet MS" w:hAnsi="Trebuchet MS"/>
+          <w:lang w:val="pt-PT"/>
+        </w:rPr>
+        <w:t xml:space="preserve"> são</w:t>
       </w:r>
       <w:r>
         <w:rPr>
@@ -3783,14 +4142,23 @@
           <w:rFonts w:ascii="Trebuchet MS" w:hAnsi="Trebuchet MS"/>
           <w:lang w:val="pt-PT"/>
         </w:rPr>
-        <w:t>, tendo, portanto, os mesmos atributos desta com a adição de um atributo que indica se o produto alimentar é ou não biológico na classe ProdAlimentar. O mesmo princípio é aplicado aos métodos destas classes: os métodos de acesso existentes mantêm-se; são criados métodos de acesso para o</w:t>
-      </w:r>
-      <w:r>
-        <w:rPr>
-          <w:rFonts w:ascii="Trebuchet MS" w:hAnsi="Trebuchet MS"/>
-          <w:lang w:val="pt-PT"/>
-        </w:rPr>
-        <w:t xml:space="preserve"> novo atributo; mantêm-se os métodos existentes, tomando partido do polimorfismo para os modificar como necessário.</w:t>
+        <w:t xml:space="preserve">, tendo, portanto, os mesmos atributos desta com a adição de um atributo que indica se o produto alimentar é ou não biológico na classe </w:t>
+      </w:r>
+      <w:proofErr w:type="spellStart"/>
+      <w:r>
+        <w:rPr>
+          <w:rFonts w:ascii="Trebuchet MS" w:hAnsi="Trebuchet MS"/>
+          <w:lang w:val="pt-PT"/>
+        </w:rPr>
+        <w:t>ProdAlimentar</w:t>
+      </w:r>
+      <w:proofErr w:type="spellEnd"/>
+      <w:r>
+        <w:rPr>
+          <w:rFonts w:ascii="Trebuchet MS" w:hAnsi="Trebuchet MS"/>
+          <w:lang w:val="pt-PT"/>
+        </w:rPr>
+        <w:t>. O mesmo princípio é aplicado aos métodos destas classes: os métodos de acesso existentes mantêm-se; são criados métodos de acesso para o novo atributo; mantêm-se os métodos existentes, tomando partido do polimorfismo para os modificar como necessário.</w:t>
       </w:r>
     </w:p>
     <w:p>
@@ -3812,7 +4180,7 @@
     </w:p>
     <w:p>
       <w:pPr>
-        <w:pStyle w:val="ListParagraph"/>
+        <w:pStyle w:val="PargrafodaLista"/>
         <w:numPr>
           <w:ilvl w:val="0"/>
           <w:numId w:val="9"/>
@@ -3826,6 +4194,7 @@
           <w:lang w:val="pt-PT"/>
         </w:rPr>
       </w:pPr>
+      <w:proofErr w:type="spellStart"/>
       <w:r>
         <w:rPr>
           <w:rFonts w:ascii="Trebuchet MS" w:hAnsi="Trebuchet MS"/>
@@ -3836,6 +4205,7 @@
         </w:rPr>
         <w:t>TaxaReduzida</w:t>
       </w:r>
+      <w:proofErr w:type="spellEnd"/>
       <w:r>
         <w:rPr>
           <w:rFonts w:ascii="Trebuchet MS" w:hAnsi="Trebuchet MS"/>
@@ -3851,19 +4221,28 @@
           <w:rFonts w:ascii="Trebuchet MS" w:hAnsi="Trebuchet MS"/>
           <w:lang w:val="pt-PT"/>
         </w:rPr>
-        <w:t>– descendente da classe ProdAlimentar com a adição do atributo certificações</w:t>
-      </w:r>
-      <w:r>
-        <w:rPr>
-          <w:rFonts w:ascii="Trebuchet MS" w:hAnsi="Trebuchet MS"/>
-          <w:lang w:val="pt-PT"/>
-        </w:rPr>
-        <w:t>;</w:t>
-      </w:r>
-    </w:p>
-    <w:p>
-      <w:pPr>
-        <w:pStyle w:val="ListParagraph"/>
+        <w:t xml:space="preserve">– descendente da classe </w:t>
+      </w:r>
+      <w:proofErr w:type="spellStart"/>
+      <w:r>
+        <w:rPr>
+          <w:rFonts w:ascii="Trebuchet MS" w:hAnsi="Trebuchet MS"/>
+          <w:lang w:val="pt-PT"/>
+        </w:rPr>
+        <w:t>ProdAlimentar</w:t>
+      </w:r>
+      <w:proofErr w:type="spellEnd"/>
+      <w:r>
+        <w:rPr>
+          <w:rFonts w:ascii="Trebuchet MS" w:hAnsi="Trebuchet MS"/>
+          <w:lang w:val="pt-PT"/>
+        </w:rPr>
+        <w:t xml:space="preserve"> com a adição do atributo certificações;</w:t>
+      </w:r>
+    </w:p>
+    <w:p>
+      <w:pPr>
+        <w:pStyle w:val="PargrafodaLista"/>
         <w:numPr>
           <w:ilvl w:val="0"/>
           <w:numId w:val="9"/>
@@ -3877,6 +4256,7 @@
           <w:lang w:val="pt-PT"/>
         </w:rPr>
       </w:pPr>
+      <w:proofErr w:type="spellStart"/>
       <w:r>
         <w:rPr>
           <w:rFonts w:ascii="Trebuchet MS" w:hAnsi="Trebuchet MS"/>
@@ -3887,17 +4267,34 @@
         </w:rPr>
         <w:t>TaxaIntermédia</w:t>
       </w:r>
-      <w:r>
-        <w:rPr>
-          <w:rFonts w:ascii="Trebuchet MS" w:hAnsi="Trebuchet MS"/>
-          <w:lang w:val="pt-PT"/>
-        </w:rPr>
-        <w:t xml:space="preserve"> – descendente da classe ProdAlimentar com a adição do atributo categoria;</w:t>
-      </w:r>
-    </w:p>
-    <w:p>
-      <w:pPr>
-        <w:pStyle w:val="ListParagraph"/>
+      <w:proofErr w:type="spellEnd"/>
+      <w:r>
+        <w:rPr>
+          <w:rFonts w:ascii="Trebuchet MS" w:hAnsi="Trebuchet MS"/>
+          <w:lang w:val="pt-PT"/>
+        </w:rPr>
+        <w:t xml:space="preserve"> – descendente da classe </w:t>
+      </w:r>
+      <w:proofErr w:type="spellStart"/>
+      <w:r>
+        <w:rPr>
+          <w:rFonts w:ascii="Trebuchet MS" w:hAnsi="Trebuchet MS"/>
+          <w:lang w:val="pt-PT"/>
+        </w:rPr>
+        <w:t>ProdAlimentar</w:t>
+      </w:r>
+      <w:proofErr w:type="spellEnd"/>
+      <w:r>
+        <w:rPr>
+          <w:rFonts w:ascii="Trebuchet MS" w:hAnsi="Trebuchet MS"/>
+          <w:lang w:val="pt-PT"/>
+        </w:rPr>
+        <w:t xml:space="preserve"> com a adição do atributo categoria;</w:t>
+      </w:r>
+    </w:p>
+    <w:p>
+      <w:pPr>
+        <w:pStyle w:val="PargrafodaLista"/>
         <w:numPr>
           <w:ilvl w:val="0"/>
           <w:numId w:val="9"/>
@@ -3911,6 +4308,7 @@
           <w:lang w:val="pt-PT"/>
         </w:rPr>
       </w:pPr>
+      <w:proofErr w:type="spellStart"/>
       <w:r>
         <w:rPr>
           <w:rFonts w:ascii="Trebuchet MS" w:hAnsi="Trebuchet MS"/>
@@ -3922,17 +4320,34 @@
         <w:lastRenderedPageBreak/>
         <w:t>TaxaNormal</w:t>
       </w:r>
-      <w:r>
-        <w:rPr>
-          <w:rFonts w:ascii="Trebuchet MS" w:hAnsi="Trebuchet MS"/>
-          <w:lang w:val="pt-PT"/>
-        </w:rPr>
-        <w:t xml:space="preserve"> – descendente da classe ProdAlimentar;</w:t>
-      </w:r>
-    </w:p>
-    <w:p>
-      <w:pPr>
-        <w:pStyle w:val="ListParagraph"/>
+      <w:proofErr w:type="spellEnd"/>
+      <w:r>
+        <w:rPr>
+          <w:rFonts w:ascii="Trebuchet MS" w:hAnsi="Trebuchet MS"/>
+          <w:lang w:val="pt-PT"/>
+        </w:rPr>
+        <w:t xml:space="preserve"> – descendente da classe </w:t>
+      </w:r>
+      <w:proofErr w:type="spellStart"/>
+      <w:r>
+        <w:rPr>
+          <w:rFonts w:ascii="Trebuchet MS" w:hAnsi="Trebuchet MS"/>
+          <w:lang w:val="pt-PT"/>
+        </w:rPr>
+        <w:t>ProdAlimentar</w:t>
+      </w:r>
+      <w:proofErr w:type="spellEnd"/>
+      <w:r>
+        <w:rPr>
+          <w:rFonts w:ascii="Trebuchet MS" w:hAnsi="Trebuchet MS"/>
+          <w:lang w:val="pt-PT"/>
+        </w:rPr>
+        <w:t>;</w:t>
+      </w:r>
+    </w:p>
+    <w:p>
+      <w:pPr>
+        <w:pStyle w:val="PargrafodaLista"/>
         <w:numPr>
           <w:ilvl w:val="0"/>
           <w:numId w:val="9"/>
@@ -3961,12 +4376,28 @@
           <w:rFonts w:ascii="Trebuchet MS" w:hAnsi="Trebuchet MS"/>
           <w:lang w:val="pt-PT"/>
         </w:rPr>
-        <w:t xml:space="preserve"> – descendente da classe ProdFarmacia com a adição do atributo médico;</w:t>
-      </w:r>
-    </w:p>
-    <w:p>
-      <w:pPr>
-        <w:pStyle w:val="ListParagraph"/>
+        <w:t xml:space="preserve"> – descendente da classe </w:t>
+      </w:r>
+      <w:proofErr w:type="spellStart"/>
+      <w:r>
+        <w:rPr>
+          <w:rFonts w:ascii="Trebuchet MS" w:hAnsi="Trebuchet MS"/>
+          <w:lang w:val="pt-PT"/>
+        </w:rPr>
+        <w:t>ProdFarmacia</w:t>
+      </w:r>
+      <w:proofErr w:type="spellEnd"/>
+      <w:r>
+        <w:rPr>
+          <w:rFonts w:ascii="Trebuchet MS" w:hAnsi="Trebuchet MS"/>
+          <w:lang w:val="pt-PT"/>
+        </w:rPr>
+        <w:t xml:space="preserve"> com a adição do atributo médico;</w:t>
+      </w:r>
+    </w:p>
+    <w:p>
+      <w:pPr>
+        <w:pStyle w:val="PargrafodaLista"/>
         <w:numPr>
           <w:ilvl w:val="0"/>
           <w:numId w:val="9"/>
@@ -3995,7 +4426,23 @@
           <w:rFonts w:ascii="Trebuchet MS" w:hAnsi="Trebuchet MS"/>
           <w:lang w:val="pt-PT"/>
         </w:rPr>
-        <w:t xml:space="preserve"> – descendente da classe ProdFarmacia com a adição do atributo categoria.</w:t>
+        <w:t xml:space="preserve"> – descendente da classe </w:t>
+      </w:r>
+      <w:proofErr w:type="spellStart"/>
+      <w:r>
+        <w:rPr>
+          <w:rFonts w:ascii="Trebuchet MS" w:hAnsi="Trebuchet MS"/>
+          <w:lang w:val="pt-PT"/>
+        </w:rPr>
+        <w:t>ProdFarmacia</w:t>
+      </w:r>
+      <w:proofErr w:type="spellEnd"/>
+      <w:r>
+        <w:rPr>
+          <w:rFonts w:ascii="Trebuchet MS" w:hAnsi="Trebuchet MS"/>
+          <w:lang w:val="pt-PT"/>
+        </w:rPr>
+        <w:t xml:space="preserve"> com a adição do atributo categoria.</w:t>
       </w:r>
     </w:p>
     <w:p>
@@ -4012,7 +4459,7 @@
     </w:p>
     <w:p>
       <w:pPr>
-        <w:pStyle w:val="Heading2"/>
+        <w:pStyle w:val="Ttulo2"/>
         <w:rPr>
           <w:rFonts w:ascii="Trebuchet MS" w:hAnsi="Trebuchet MS"/>
           <w:sz w:val="28"/>
@@ -4045,8 +4492,41 @@
           <w:rFonts w:ascii="Trebuchet MS" w:hAnsi="Trebuchet MS"/>
           <w:lang w:val="pt-PT"/>
         </w:rPr>
-        <w:t xml:space="preserve">Como foi visto anteriormente, cada fatura possui uma lista de produtos, assim, foi implementado um ArrayList de objetos da classe Produto onde serão armazenados os produtos de cada fatura, estando este ArrayList contido na classe </w:t>
-      </w:r>
+        <w:t xml:space="preserve">Como foi visto anteriormente, cada fatura possui uma lista de produtos, assim, foi implementado um </w:t>
+      </w:r>
+      <w:proofErr w:type="spellStart"/>
+      <w:r>
+        <w:rPr>
+          <w:rFonts w:ascii="Trebuchet MS" w:hAnsi="Trebuchet MS"/>
+          <w:lang w:val="pt-PT"/>
+        </w:rPr>
+        <w:t>ArrayList</w:t>
+      </w:r>
+      <w:proofErr w:type="spellEnd"/>
+      <w:r>
+        <w:rPr>
+          <w:rFonts w:ascii="Trebuchet MS" w:hAnsi="Trebuchet MS"/>
+          <w:lang w:val="pt-PT"/>
+        </w:rPr>
+        <w:t xml:space="preserve"> de objetos da classe Produto onde serão armazenados os produtos de cada fatura, estando este </w:t>
+      </w:r>
+      <w:proofErr w:type="spellStart"/>
+      <w:r>
+        <w:rPr>
+          <w:rFonts w:ascii="Trebuchet MS" w:hAnsi="Trebuchet MS"/>
+          <w:lang w:val="pt-PT"/>
+        </w:rPr>
+        <w:t>ArrayList</w:t>
+      </w:r>
+      <w:proofErr w:type="spellEnd"/>
+      <w:r>
+        <w:rPr>
+          <w:rFonts w:ascii="Trebuchet MS" w:hAnsi="Trebuchet MS"/>
+          <w:lang w:val="pt-PT"/>
+        </w:rPr>
+        <w:t xml:space="preserve"> contido na classe </w:t>
+      </w:r>
+      <w:proofErr w:type="spellStart"/>
       <w:r>
         <w:rPr>
           <w:rFonts w:ascii="Trebuchet MS" w:hAnsi="Trebuchet MS"/>
@@ -4057,6 +4537,7 @@
         </w:rPr>
         <w:t>ListaProdutos</w:t>
       </w:r>
+      <w:proofErr w:type="spellEnd"/>
       <w:r>
         <w:rPr>
           <w:rFonts w:ascii="Trebuchet MS" w:hAnsi="Trebuchet MS"/>
@@ -4067,7 +4548,7 @@
     </w:p>
     <w:p>
       <w:pPr>
-        <w:pStyle w:val="ListParagraph"/>
+        <w:pStyle w:val="PargrafodaLista"/>
         <w:numPr>
           <w:ilvl w:val="0"/>
           <w:numId w:val="13"/>
@@ -4077,6 +4558,8 @@
           <w:lang w:val="pt-PT"/>
         </w:rPr>
       </w:pPr>
+      <w:proofErr w:type="spellStart"/>
+      <w:proofErr w:type="gramStart"/>
       <w:r>
         <w:rPr>
           <w:rFonts w:ascii="Trebuchet MS" w:hAnsi="Trebuchet MS"/>
@@ -4087,17 +4570,42 @@
         </w:rPr>
         <w:t>addProduto</w:t>
       </w:r>
-      <w:r>
-        <w:rPr>
-          <w:rFonts w:ascii="Trebuchet MS" w:hAnsi="Trebuchet MS"/>
-          <w:lang w:val="pt-PT"/>
-        </w:rPr>
-        <w:t>(Cliente cliente, Produtos produtosRegistados)</w:t>
-      </w:r>
-    </w:p>
-    <w:p>
-      <w:pPr>
-        <w:pStyle w:val="ListParagraph"/>
+      <w:proofErr w:type="spellEnd"/>
+      <w:r>
+        <w:rPr>
+          <w:rFonts w:ascii="Trebuchet MS" w:hAnsi="Trebuchet MS"/>
+          <w:lang w:val="pt-PT"/>
+        </w:rPr>
+        <w:t>(</w:t>
+      </w:r>
+      <w:proofErr w:type="gramEnd"/>
+      <w:r>
+        <w:rPr>
+          <w:rFonts w:ascii="Trebuchet MS" w:hAnsi="Trebuchet MS"/>
+          <w:lang w:val="pt-PT"/>
+        </w:rPr>
+        <w:t xml:space="preserve">Cliente cliente, Produtos </w:t>
+      </w:r>
+      <w:proofErr w:type="spellStart"/>
+      <w:r>
+        <w:rPr>
+          <w:rFonts w:ascii="Trebuchet MS" w:hAnsi="Trebuchet MS"/>
+          <w:lang w:val="pt-PT"/>
+        </w:rPr>
+        <w:t>produtosRegistados</w:t>
+      </w:r>
+      <w:proofErr w:type="spellEnd"/>
+      <w:r>
+        <w:rPr>
+          <w:rFonts w:ascii="Trebuchet MS" w:hAnsi="Trebuchet MS"/>
+          <w:lang w:val="pt-PT"/>
+        </w:rPr>
+        <w:t>)</w:t>
+      </w:r>
+    </w:p>
+    <w:p>
+      <w:pPr>
+        <w:pStyle w:val="PargrafodaLista"/>
         <w:ind w:left="1152"/>
         <w:rPr>
           <w:rFonts w:ascii="Trebuchet MS" w:hAnsi="Trebuchet MS"/>
@@ -4109,99 +4617,57 @@
           <w:rFonts w:ascii="Trebuchet MS" w:hAnsi="Trebuchet MS"/>
           <w:lang w:val="pt-PT"/>
         </w:rPr>
-        <w:t xml:space="preserve">Recebe um objeto da classe Cliente e um objeto da classe Produtos </w:t>
-      </w:r>
-      <w:r>
-        <w:rPr>
-          <w:rFonts w:ascii="Trebuchet MS" w:hAnsi="Trebuchet MS"/>
-          <w:lang w:val="pt-PT"/>
-        </w:rPr>
-        <w:t xml:space="preserve">que contém um ArrayList com todos os produtos que foram adicionados a faturas </w:t>
-      </w:r>
-      <w:r>
-        <w:rPr>
-          <w:rFonts w:ascii="Trebuchet MS" w:hAnsi="Trebuchet MS"/>
-          <w:lang w:val="pt-PT"/>
-        </w:rPr>
-        <w:t xml:space="preserve">(ver </w:t>
-      </w:r>
-      <w:r>
-        <w:rPr>
-          <w:rFonts w:ascii="Trebuchet MS" w:hAnsi="Trebuchet MS"/>
-          <w:lang w:val="pt-PT"/>
-        </w:rPr>
-        <w:t>TODO</w:t>
-      </w:r>
-      <w:r>
-        <w:rPr>
-          <w:rFonts w:ascii="Trebuchet MS" w:hAnsi="Trebuchet MS"/>
-          <w:lang w:val="pt-PT"/>
-        </w:rPr>
-        <w:t xml:space="preserve">), permitindo </w:t>
-      </w:r>
-      <w:r>
-        <w:rPr>
-          <w:rFonts w:ascii="Trebuchet MS" w:hAnsi="Trebuchet MS"/>
-          <w:lang w:val="pt-PT"/>
-        </w:rPr>
-        <w:t xml:space="preserve">assim </w:t>
-      </w:r>
-      <w:r>
-        <w:rPr>
-          <w:rFonts w:ascii="Trebuchet MS" w:hAnsi="Trebuchet MS"/>
-          <w:lang w:val="pt-PT"/>
-        </w:rPr>
-        <w:t>ao utilizador adicionar um produto ao ArrayList de produtos da fatura. Neste método o utilizador irá selecionar as opções que caracterizam o</w:t>
-      </w:r>
-      <w:r>
-        <w:rPr>
-          <w:rFonts w:ascii="Trebuchet MS" w:hAnsi="Trebuchet MS"/>
-          <w:lang w:val="pt-PT"/>
-        </w:rPr>
-        <w:t xml:space="preserve"> tipo de</w:t>
-      </w:r>
-      <w:r>
-        <w:rPr>
-          <w:rFonts w:ascii="Trebuchet MS" w:hAnsi="Trebuchet MS"/>
-          <w:lang w:val="pt-PT"/>
-        </w:rPr>
-        <w:t xml:space="preserve"> produto a ser adicionado</w:t>
-      </w:r>
-      <w:r>
-        <w:rPr>
-          <w:rFonts w:ascii="Trebuchet MS" w:hAnsi="Trebuchet MS"/>
-          <w:lang w:val="pt-PT"/>
-        </w:rPr>
-        <w:t xml:space="preserve">, inserir os dados do produto, </w:t>
-      </w:r>
-      <w:r>
-        <w:rPr>
-          <w:rFonts w:ascii="Trebuchet MS" w:hAnsi="Trebuchet MS"/>
-          <w:lang w:val="pt-PT"/>
-        </w:rPr>
-        <w:t xml:space="preserve"> será atribuíd</w:t>
-      </w:r>
-      <w:r>
-        <w:rPr>
-          <w:rFonts w:ascii="Trebuchet MS" w:hAnsi="Trebuchet MS"/>
-          <w:lang w:val="pt-PT"/>
-        </w:rPr>
-        <w:t>a</w:t>
-      </w:r>
-      <w:r>
-        <w:rPr>
-          <w:rFonts w:ascii="Trebuchet MS" w:hAnsi="Trebuchet MS"/>
-          <w:lang w:val="pt-PT"/>
-        </w:rPr>
-        <w:t xml:space="preserve"> uma taxa de IVA ao produto com base nas características dadas e na localização do cliente</w:t>
-      </w:r>
-      <w:r>
-        <w:rPr>
-          <w:rFonts w:ascii="Trebuchet MS" w:hAnsi="Trebuchet MS"/>
-          <w:lang w:val="pt-PT"/>
-        </w:rPr>
-        <w:t xml:space="preserve"> utilizando o método </w:t>
-      </w:r>
+        <w:t xml:space="preserve">Recebe um objeto da classe Cliente e um objeto da classe Produtos que contém um </w:t>
+      </w:r>
+      <w:proofErr w:type="spellStart"/>
+      <w:r>
+        <w:rPr>
+          <w:rFonts w:ascii="Trebuchet MS" w:hAnsi="Trebuchet MS"/>
+          <w:lang w:val="pt-PT"/>
+        </w:rPr>
+        <w:t>ArrayList</w:t>
+      </w:r>
+      <w:proofErr w:type="spellEnd"/>
+      <w:r>
+        <w:rPr>
+          <w:rFonts w:ascii="Trebuchet MS" w:hAnsi="Trebuchet MS"/>
+          <w:lang w:val="pt-PT"/>
+        </w:rPr>
+        <w:t xml:space="preserve"> com todos os produtos que foram adicionados a faturas (ver TODO), permitindo assim ao utilizador adicionar um produto ao </w:t>
+      </w:r>
+      <w:proofErr w:type="spellStart"/>
+      <w:r>
+        <w:rPr>
+          <w:rFonts w:ascii="Trebuchet MS" w:hAnsi="Trebuchet MS"/>
+          <w:lang w:val="pt-PT"/>
+        </w:rPr>
+        <w:t>ArrayList</w:t>
+      </w:r>
+      <w:proofErr w:type="spellEnd"/>
+      <w:r>
+        <w:rPr>
+          <w:rFonts w:ascii="Trebuchet MS" w:hAnsi="Trebuchet MS"/>
+          <w:lang w:val="pt-PT"/>
+        </w:rPr>
+        <w:t xml:space="preserve"> de produtos da fatura. Neste método o utilizador irá selecionar as opções que caracterizam o tipo de produto a ser adicionado, inserir os dados do </w:t>
+      </w:r>
+      <w:proofErr w:type="gramStart"/>
+      <w:r>
+        <w:rPr>
+          <w:rFonts w:ascii="Trebuchet MS" w:hAnsi="Trebuchet MS"/>
+          <w:lang w:val="pt-PT"/>
+        </w:rPr>
+        <w:t>produto,  será</w:t>
+      </w:r>
+      <w:proofErr w:type="gramEnd"/>
+      <w:r>
+        <w:rPr>
+          <w:rFonts w:ascii="Trebuchet MS" w:hAnsi="Trebuchet MS"/>
+          <w:lang w:val="pt-PT"/>
+        </w:rPr>
+        <w:t xml:space="preserve"> atribuída uma taxa de IVA ao produto com base nas características dadas e na localização do cliente utilizando o método </w:t>
+      </w:r>
+      <w:proofErr w:type="spellStart"/>
       <w:r>
         <w:rPr>
           <w:rFonts w:ascii="Trebuchet MS" w:hAnsi="Trebuchet MS"/>
@@ -4212,52 +4678,34 @@
         </w:rPr>
         <w:t>setTaxaIva</w:t>
       </w:r>
-      <w:r>
-        <w:rPr>
-          <w:rFonts w:ascii="Trebuchet MS" w:hAnsi="Trebuchet MS"/>
-          <w:lang w:val="pt-PT"/>
-        </w:rPr>
-        <w:t xml:space="preserve"> e</w:t>
-      </w:r>
-      <w:r>
-        <w:rPr>
-          <w:rFonts w:ascii="Trebuchet MS" w:hAnsi="Trebuchet MS"/>
-          <w:lang w:val="pt-PT"/>
-        </w:rPr>
-        <w:t>,</w:t>
-      </w:r>
-      <w:r>
-        <w:rPr>
-          <w:rFonts w:ascii="Trebuchet MS" w:hAnsi="Trebuchet MS"/>
-          <w:lang w:val="pt-PT"/>
-        </w:rPr>
-        <w:t xml:space="preserve"> por fim</w:t>
-      </w:r>
-      <w:r>
-        <w:rPr>
-          <w:rFonts w:ascii="Trebuchet MS" w:hAnsi="Trebuchet MS"/>
-          <w:lang w:val="pt-PT"/>
-        </w:rPr>
-        <w:t>,</w:t>
-      </w:r>
-      <w:r>
-        <w:rPr>
-          <w:rFonts w:ascii="Trebuchet MS" w:hAnsi="Trebuchet MS"/>
-          <w:lang w:val="pt-PT"/>
-        </w:rPr>
-        <w:t xml:space="preserve"> o produto será adicionado à respetiva lista</w:t>
-      </w:r>
-      <w:r>
-        <w:rPr>
-          <w:rFonts w:ascii="Trebuchet MS" w:hAnsi="Trebuchet MS"/>
-          <w:lang w:val="pt-PT"/>
-        </w:rPr>
-        <w:t>. Adicionalmente, o produto será adicionado ao ArrayList de produtos registados (ver TODO).</w:t>
-      </w:r>
-    </w:p>
-    <w:p>
-      <w:pPr>
-        <w:pStyle w:val="ListParagraph"/>
+      <w:proofErr w:type="spellEnd"/>
+      <w:r>
+        <w:rPr>
+          <w:rFonts w:ascii="Trebuchet MS" w:hAnsi="Trebuchet MS"/>
+          <w:lang w:val="pt-PT"/>
+        </w:rPr>
+        <w:t xml:space="preserve"> e, por fim, o produto será adicionado à respetiva lista. Adicionalmente, o produto será adicionado ao </w:t>
+      </w:r>
+      <w:proofErr w:type="spellStart"/>
+      <w:r>
+        <w:rPr>
+          <w:rFonts w:ascii="Trebuchet MS" w:hAnsi="Trebuchet MS"/>
+          <w:lang w:val="pt-PT"/>
+        </w:rPr>
+        <w:t>ArrayList</w:t>
+      </w:r>
+      <w:proofErr w:type="spellEnd"/>
+      <w:r>
+        <w:rPr>
+          <w:rFonts w:ascii="Trebuchet MS" w:hAnsi="Trebuchet MS"/>
+          <w:lang w:val="pt-PT"/>
+        </w:rPr>
+        <w:t xml:space="preserve"> de produtos registados (ver TODO).</w:t>
+      </w:r>
+    </w:p>
+    <w:p>
+      <w:pPr>
+        <w:pStyle w:val="PargrafodaLista"/>
         <w:ind w:left="1152"/>
         <w:rPr>
           <w:rFonts w:ascii="Trebuchet MS" w:hAnsi="Trebuchet MS"/>
@@ -4267,7 +4715,7 @@
     </w:p>
     <w:p>
       <w:pPr>
-        <w:pStyle w:val="ListParagraph"/>
+        <w:pStyle w:val="PargrafodaLista"/>
         <w:numPr>
           <w:ilvl w:val="0"/>
           <w:numId w:val="13"/>
@@ -4277,6 +4725,8 @@
           <w:lang w:val="pt-PT"/>
         </w:rPr>
       </w:pPr>
+      <w:proofErr w:type="spellStart"/>
+      <w:proofErr w:type="gramStart"/>
       <w:r>
         <w:rPr>
           <w:rFonts w:ascii="Trebuchet MS" w:hAnsi="Trebuchet MS"/>
@@ -4287,17 +4737,26 @@
         </w:rPr>
         <w:t>removeProduto</w:t>
       </w:r>
-      <w:r>
-        <w:rPr>
-          <w:rFonts w:ascii="Trebuchet MS" w:hAnsi="Trebuchet MS"/>
-          <w:lang w:val="pt-PT"/>
-        </w:rPr>
-        <w:t>()</w:t>
-      </w:r>
-    </w:p>
-    <w:p>
-      <w:pPr>
-        <w:pStyle w:val="ListParagraph"/>
+      <w:proofErr w:type="spellEnd"/>
+      <w:r>
+        <w:rPr>
+          <w:rFonts w:ascii="Trebuchet MS" w:hAnsi="Trebuchet MS"/>
+          <w:lang w:val="pt-PT"/>
+        </w:rPr>
+        <w:t>(</w:t>
+      </w:r>
+      <w:proofErr w:type="gramEnd"/>
+      <w:r>
+        <w:rPr>
+          <w:rFonts w:ascii="Trebuchet MS" w:hAnsi="Trebuchet MS"/>
+          <w:lang w:val="pt-PT"/>
+        </w:rPr>
+        <w:t>)</w:t>
+      </w:r>
+    </w:p>
+    <w:p>
+      <w:pPr>
+        <w:pStyle w:val="PargrafodaLista"/>
         <w:ind w:left="1152"/>
         <w:rPr>
           <w:rFonts w:ascii="Trebuchet MS" w:hAnsi="Trebuchet MS"/>
@@ -4311,6 +4770,7 @@
         </w:rPr>
         <w:t xml:space="preserve">Imprime, caso existam, todos os produtos adicionados à lista de produtos da respetiva fatura, recorrendo ao método </w:t>
       </w:r>
+      <w:proofErr w:type="spellStart"/>
       <w:r>
         <w:rPr>
           <w:rFonts w:ascii="Trebuchet MS" w:hAnsi="Trebuchet MS"/>
@@ -4321,31 +4781,34 @@
         </w:rPr>
         <w:t>printProdutos</w:t>
       </w:r>
-      <w:r>
-        <w:rPr>
-          <w:rFonts w:ascii="Trebuchet MS" w:hAnsi="Trebuchet MS"/>
-          <w:lang w:val="pt-PT"/>
-        </w:rPr>
-        <w:t xml:space="preserve">, e pede ao utilizador o código do produto a eliminar da lista. De seguida, percorre o ArrayList de produtos da fatura e remove o produto se este seja encontrado. Se o produto não for encontrado será </w:t>
-      </w:r>
-      <w:r>
-        <w:rPr>
-          <w:rFonts w:ascii="Trebuchet MS" w:hAnsi="Trebuchet MS"/>
-          <w:lang w:val="pt-PT"/>
-        </w:rPr>
-        <w:t>impressa</w:t>
-      </w:r>
-      <w:r>
-        <w:rPr>
-          <w:rFonts w:ascii="Trebuchet MS" w:hAnsi="Trebuchet MS"/>
-          <w:lang w:val="pt-PT"/>
-        </w:rPr>
-        <w:t xml:space="preserve"> uma mensagem no ecrã a informar este evento.</w:t>
-      </w:r>
-    </w:p>
-    <w:p>
-      <w:pPr>
-        <w:pStyle w:val="ListParagraph"/>
+      <w:proofErr w:type="spellEnd"/>
+      <w:r>
+        <w:rPr>
+          <w:rFonts w:ascii="Trebuchet MS" w:hAnsi="Trebuchet MS"/>
+          <w:lang w:val="pt-PT"/>
+        </w:rPr>
+        <w:t xml:space="preserve">, e pede ao utilizador o código do produto a eliminar da lista. De seguida, percorre o </w:t>
+      </w:r>
+      <w:proofErr w:type="spellStart"/>
+      <w:r>
+        <w:rPr>
+          <w:rFonts w:ascii="Trebuchet MS" w:hAnsi="Trebuchet MS"/>
+          <w:lang w:val="pt-PT"/>
+        </w:rPr>
+        <w:t>ArrayList</w:t>
+      </w:r>
+      <w:proofErr w:type="spellEnd"/>
+      <w:r>
+        <w:rPr>
+          <w:rFonts w:ascii="Trebuchet MS" w:hAnsi="Trebuchet MS"/>
+          <w:lang w:val="pt-PT"/>
+        </w:rPr>
+        <w:t xml:space="preserve"> de produtos da fatura e remove o produto se este seja encontrado. Se o produto não for encontrado será impressa uma mensagem no ecrã a informar este evento.</w:t>
+      </w:r>
+    </w:p>
+    <w:p>
+      <w:pPr>
+        <w:pStyle w:val="PargrafodaLista"/>
         <w:ind w:left="1152"/>
         <w:rPr>
           <w:rFonts w:ascii="Trebuchet MS" w:hAnsi="Trebuchet MS"/>
@@ -4355,7 +4818,7 @@
     </w:p>
     <w:p>
       <w:pPr>
-        <w:pStyle w:val="ListParagraph"/>
+        <w:pStyle w:val="PargrafodaLista"/>
         <w:numPr>
           <w:ilvl w:val="0"/>
           <w:numId w:val="13"/>
@@ -4365,6 +4828,8 @@
           <w:lang w:val="pt-PT"/>
         </w:rPr>
       </w:pPr>
+      <w:proofErr w:type="spellStart"/>
+      <w:proofErr w:type="gramStart"/>
       <w:r>
         <w:rPr>
           <w:rFonts w:ascii="Trebuchet MS" w:hAnsi="Trebuchet MS"/>
@@ -4375,17 +4840,26 @@
         </w:rPr>
         <w:t>printProdutos</w:t>
       </w:r>
-      <w:r>
-        <w:rPr>
-          <w:rFonts w:ascii="Trebuchet MS" w:hAnsi="Trebuchet MS"/>
-          <w:lang w:val="pt-PT"/>
-        </w:rPr>
-        <w:t>()</w:t>
-      </w:r>
-    </w:p>
-    <w:p>
-      <w:pPr>
-        <w:pStyle w:val="ListParagraph"/>
+      <w:proofErr w:type="spellEnd"/>
+      <w:r>
+        <w:rPr>
+          <w:rFonts w:ascii="Trebuchet MS" w:hAnsi="Trebuchet MS"/>
+          <w:lang w:val="pt-PT"/>
+        </w:rPr>
+        <w:t>(</w:t>
+      </w:r>
+      <w:proofErr w:type="gramEnd"/>
+      <w:r>
+        <w:rPr>
+          <w:rFonts w:ascii="Trebuchet MS" w:hAnsi="Trebuchet MS"/>
+          <w:lang w:val="pt-PT"/>
+        </w:rPr>
+        <w:t>)</w:t>
+      </w:r>
+    </w:p>
+    <w:p>
+      <w:pPr>
+        <w:pStyle w:val="PargrafodaLista"/>
         <w:ind w:left="1152"/>
         <w:rPr>
           <w:rFonts w:ascii="Trebuchet MS" w:hAnsi="Trebuchet MS"/>
@@ -4397,12 +4871,28 @@
           <w:rFonts w:ascii="Trebuchet MS" w:hAnsi="Trebuchet MS"/>
           <w:lang w:val="pt-PT"/>
         </w:rPr>
-        <w:t>Imprime no ecrã todos os produtos presentes no ArrayList de produtos da fatura em questão.</w:t>
-      </w:r>
-    </w:p>
-    <w:p>
-      <w:pPr>
-        <w:pStyle w:val="ListParagraph"/>
+        <w:t xml:space="preserve">Imprime no ecrã todos os produtos presentes no </w:t>
+      </w:r>
+      <w:proofErr w:type="spellStart"/>
+      <w:r>
+        <w:rPr>
+          <w:rFonts w:ascii="Trebuchet MS" w:hAnsi="Trebuchet MS"/>
+          <w:lang w:val="pt-PT"/>
+        </w:rPr>
+        <w:t>ArrayList</w:t>
+      </w:r>
+      <w:proofErr w:type="spellEnd"/>
+      <w:r>
+        <w:rPr>
+          <w:rFonts w:ascii="Trebuchet MS" w:hAnsi="Trebuchet MS"/>
+          <w:lang w:val="pt-PT"/>
+        </w:rPr>
+        <w:t xml:space="preserve"> de produtos da fatura em questão.</w:t>
+      </w:r>
+    </w:p>
+    <w:p>
+      <w:pPr>
+        <w:pStyle w:val="PargrafodaLista"/>
         <w:ind w:left="1152"/>
         <w:rPr>
           <w:rFonts w:ascii="Trebuchet MS" w:hAnsi="Trebuchet MS"/>
@@ -4412,7 +4902,7 @@
     </w:p>
     <w:p>
       <w:pPr>
-        <w:pStyle w:val="ListParagraph"/>
+        <w:pStyle w:val="PargrafodaLista"/>
         <w:ind w:left="1152"/>
         <w:rPr>
           <w:rFonts w:ascii="Trebuchet MS" w:hAnsi="Trebuchet MS"/>
@@ -4422,7 +4912,7 @@
     </w:p>
     <w:p>
       <w:pPr>
-        <w:pStyle w:val="ListParagraph"/>
+        <w:pStyle w:val="PargrafodaLista"/>
         <w:ind w:left="1152"/>
         <w:rPr>
           <w:rFonts w:ascii="Trebuchet MS" w:hAnsi="Trebuchet MS"/>
@@ -4432,7 +4922,7 @@
     </w:p>
     <w:p>
       <w:pPr>
-        <w:pStyle w:val="ListParagraph"/>
+        <w:pStyle w:val="PargrafodaLista"/>
         <w:ind w:left="1152"/>
         <w:rPr>
           <w:rFonts w:ascii="Trebuchet MS" w:hAnsi="Trebuchet MS"/>
@@ -4442,7 +4932,7 @@
     </w:p>
     <w:p>
       <w:pPr>
-        <w:pStyle w:val="ListParagraph"/>
+        <w:pStyle w:val="PargrafodaLista"/>
         <w:numPr>
           <w:ilvl w:val="0"/>
           <w:numId w:val="13"/>
@@ -4452,6 +4942,8 @@
           <w:lang w:val="pt-PT"/>
         </w:rPr>
       </w:pPr>
+      <w:proofErr w:type="spellStart"/>
+      <w:proofErr w:type="gramStart"/>
       <w:r>
         <w:rPr>
           <w:rFonts w:ascii="Trebuchet MS" w:hAnsi="Trebuchet MS"/>
@@ -4462,17 +4954,26 @@
         </w:rPr>
         <w:t>getProdInfo</w:t>
       </w:r>
-      <w:r>
-        <w:rPr>
-          <w:rFonts w:ascii="Trebuchet MS" w:hAnsi="Trebuchet MS"/>
-          <w:lang w:val="pt-PT"/>
-        </w:rPr>
-        <w:t>(Produto produto)</w:t>
-      </w:r>
-    </w:p>
-    <w:p>
-      <w:pPr>
-        <w:pStyle w:val="ListParagraph"/>
+      <w:proofErr w:type="spellEnd"/>
+      <w:r>
+        <w:rPr>
+          <w:rFonts w:ascii="Trebuchet MS" w:hAnsi="Trebuchet MS"/>
+          <w:lang w:val="pt-PT"/>
+        </w:rPr>
+        <w:t>(</w:t>
+      </w:r>
+      <w:proofErr w:type="gramEnd"/>
+      <w:r>
+        <w:rPr>
+          <w:rFonts w:ascii="Trebuchet MS" w:hAnsi="Trebuchet MS"/>
+          <w:lang w:val="pt-PT"/>
+        </w:rPr>
+        <w:t>Produto produto)</w:t>
+      </w:r>
+    </w:p>
+    <w:p>
+      <w:pPr>
+        <w:pStyle w:val="PargrafodaLista"/>
         <w:ind w:left="1152"/>
         <w:rPr>
           <w:rFonts w:ascii="Trebuchet MS" w:hAnsi="Trebuchet MS"/>
@@ -4484,19 +4985,12 @@
           <w:rFonts w:ascii="Trebuchet MS" w:hAnsi="Trebuchet MS"/>
           <w:lang w:val="pt-PT"/>
         </w:rPr>
-        <w:t xml:space="preserve">Recebe um objeto da classe Produto e pede ao utilizador os dados necessários para atribuir valores adequados aos atributos do </w:t>
-      </w:r>
-      <w:r>
-        <w:rPr>
-          <w:rFonts w:ascii="Trebuchet MS" w:hAnsi="Trebuchet MS"/>
-          <w:lang w:val="pt-PT"/>
-        </w:rPr>
-        <w:t>produto passado como argumento, nomeadamente, o nome, uma descrição, a quantidade e o valor unitário do produto.</w:t>
-      </w:r>
-    </w:p>
-    <w:p>
-      <w:pPr>
-        <w:pStyle w:val="ListParagraph"/>
+        <w:t>Recebe um objeto da classe Produto e pede ao utilizador os dados necessários para atribuir valores adequados aos atributos do produto passado como argumento, nomeadamente, o nome, uma descrição, a quantidade e o valor unitário do produto.</w:t>
+      </w:r>
+    </w:p>
+    <w:p>
+      <w:pPr>
+        <w:pStyle w:val="PargrafodaLista"/>
         <w:ind w:left="1152"/>
         <w:rPr>
           <w:rFonts w:ascii="Trebuchet MS" w:hAnsi="Trebuchet MS"/>
@@ -4506,7 +5000,7 @@
     </w:p>
     <w:p>
       <w:pPr>
-        <w:pStyle w:val="ListParagraph"/>
+        <w:pStyle w:val="PargrafodaLista"/>
         <w:numPr>
           <w:ilvl w:val="0"/>
           <w:numId w:val="13"/>
@@ -4523,6 +5017,8 @@
         </w:rPr>
         <w:t xml:space="preserve"> </w:t>
       </w:r>
+      <w:proofErr w:type="spellStart"/>
+      <w:proofErr w:type="gramStart"/>
       <w:r>
         <w:rPr>
           <w:rFonts w:ascii="Trebuchet MS" w:hAnsi="Trebuchet MS"/>
@@ -4533,17 +5029,138 @@
         </w:rPr>
         <w:t>setTaxaIva</w:t>
       </w:r>
-      <w:r>
-        <w:rPr>
-          <w:rFonts w:ascii="Trebuchet MS" w:hAnsi="Trebuchet MS"/>
-          <w:lang w:val="pt-PT"/>
-        </w:rPr>
-        <w:t>(Cliente cliente, Produto produto, int taxaContinente, int taxaMadeira, int taxaAcores)</w:t>
-      </w:r>
-    </w:p>
-    <w:p>
-      <w:pPr>
-        <w:pStyle w:val="ListParagraph"/>
+      <w:proofErr w:type="spellEnd"/>
+      <w:r>
+        <w:rPr>
+          <w:rFonts w:ascii="Trebuchet MS" w:hAnsi="Trebuchet MS"/>
+          <w:lang w:val="pt-PT"/>
+        </w:rPr>
+        <w:t>(</w:t>
+      </w:r>
+      <w:proofErr w:type="gramEnd"/>
+      <w:r>
+        <w:rPr>
+          <w:rFonts w:ascii="Trebuchet MS" w:hAnsi="Trebuchet MS"/>
+          <w:lang w:val="pt-PT"/>
+        </w:rPr>
+        <w:t xml:space="preserve">Cliente cliente, Produto </w:t>
+      </w:r>
+      <w:proofErr w:type="spellStart"/>
+      <w:r>
+        <w:rPr>
+          <w:rFonts w:ascii="Trebuchet MS" w:hAnsi="Trebuchet MS"/>
+          <w:lang w:val="pt-PT"/>
+        </w:rPr>
+        <w:t>produto</w:t>
+      </w:r>
+      <w:proofErr w:type="spellEnd"/>
+      <w:r>
+        <w:rPr>
+          <w:rFonts w:ascii="Trebuchet MS" w:hAnsi="Trebuchet MS"/>
+          <w:lang w:val="pt-PT"/>
+        </w:rPr>
+        <w:t xml:space="preserve">, </w:t>
+      </w:r>
+      <w:proofErr w:type="spellStart"/>
+      <w:r>
+        <w:rPr>
+          <w:rFonts w:ascii="Trebuchet MS" w:hAnsi="Trebuchet MS"/>
+          <w:lang w:val="pt-PT"/>
+        </w:rPr>
+        <w:t>int</w:t>
+      </w:r>
+      <w:proofErr w:type="spellEnd"/>
+      <w:r>
+        <w:rPr>
+          <w:rFonts w:ascii="Trebuchet MS" w:hAnsi="Trebuchet MS"/>
+          <w:lang w:val="pt-PT"/>
+        </w:rPr>
+        <w:t xml:space="preserve"> </w:t>
+      </w:r>
+      <w:proofErr w:type="spellStart"/>
+      <w:r>
+        <w:rPr>
+          <w:rFonts w:ascii="Trebuchet MS" w:hAnsi="Trebuchet MS"/>
+          <w:lang w:val="pt-PT"/>
+        </w:rPr>
+        <w:t>taxaContinente</w:t>
+      </w:r>
+      <w:proofErr w:type="spellEnd"/>
+      <w:r>
+        <w:rPr>
+          <w:rFonts w:ascii="Trebuchet MS" w:hAnsi="Trebuchet MS"/>
+          <w:lang w:val="pt-PT"/>
+        </w:rPr>
+        <w:t xml:space="preserve">, </w:t>
+      </w:r>
+      <w:proofErr w:type="spellStart"/>
+      <w:r>
+        <w:rPr>
+          <w:rFonts w:ascii="Trebuchet MS" w:hAnsi="Trebuchet MS"/>
+          <w:lang w:val="pt-PT"/>
+        </w:rPr>
+        <w:t>int</w:t>
+      </w:r>
+      <w:proofErr w:type="spellEnd"/>
+      <w:r>
+        <w:rPr>
+          <w:rFonts w:ascii="Trebuchet MS" w:hAnsi="Trebuchet MS"/>
+          <w:lang w:val="pt-PT"/>
+        </w:rPr>
+        <w:t xml:space="preserve"> </w:t>
+      </w:r>
+      <w:proofErr w:type="spellStart"/>
+      <w:r>
+        <w:rPr>
+          <w:rFonts w:ascii="Trebuchet MS" w:hAnsi="Trebuchet MS"/>
+          <w:lang w:val="pt-PT"/>
+        </w:rPr>
+        <w:t>taxaMadeira</w:t>
+      </w:r>
+      <w:proofErr w:type="spellEnd"/>
+      <w:r>
+        <w:rPr>
+          <w:rFonts w:ascii="Trebuchet MS" w:hAnsi="Trebuchet MS"/>
+          <w:lang w:val="pt-PT"/>
+        </w:rPr>
+        <w:t xml:space="preserve">, </w:t>
+      </w:r>
+      <w:proofErr w:type="spellStart"/>
+      <w:r>
+        <w:rPr>
+          <w:rFonts w:ascii="Trebuchet MS" w:hAnsi="Trebuchet MS"/>
+          <w:lang w:val="pt-PT"/>
+        </w:rPr>
+        <w:t>int</w:t>
+      </w:r>
+      <w:proofErr w:type="spellEnd"/>
+      <w:r>
+        <w:rPr>
+          <w:rFonts w:ascii="Trebuchet MS" w:hAnsi="Trebuchet MS"/>
+          <w:lang w:val="pt-PT"/>
+        </w:rPr>
+        <w:t xml:space="preserve"> </w:t>
+      </w:r>
+      <w:proofErr w:type="spellStart"/>
+      <w:r>
+        <w:rPr>
+          <w:rFonts w:ascii="Trebuchet MS" w:hAnsi="Trebuchet MS"/>
+          <w:lang w:val="pt-PT"/>
+        </w:rPr>
+        <w:t>taxaAcores</w:t>
+      </w:r>
+      <w:proofErr w:type="spellEnd"/>
+      <w:r>
+        <w:rPr>
+          <w:rFonts w:ascii="Trebuchet MS" w:hAnsi="Trebuchet MS"/>
+          <w:lang w:val="pt-PT"/>
+        </w:rPr>
+        <w:t>)</w:t>
+      </w:r>
+    </w:p>
+    <w:p>
+      <w:pPr>
+        <w:pStyle w:val="PargrafodaLista"/>
         <w:ind w:left="1152"/>
         <w:rPr>
           <w:rFonts w:ascii="Trebuchet MS" w:hAnsi="Trebuchet MS"/>
@@ -4560,7 +5177,7 @@
     </w:p>
     <w:p>
       <w:pPr>
-        <w:pStyle w:val="ListParagraph"/>
+        <w:pStyle w:val="PargrafodaLista"/>
         <w:ind w:left="1152"/>
         <w:rPr>
           <w:rFonts w:ascii="Trebuchet MS" w:hAnsi="Trebuchet MS"/>
@@ -4570,7 +5187,7 @@
     </w:p>
     <w:p>
       <w:pPr>
-        <w:pStyle w:val="ListParagraph"/>
+        <w:pStyle w:val="PargrafodaLista"/>
         <w:numPr>
           <w:ilvl w:val="0"/>
           <w:numId w:val="13"/>
@@ -4580,6 +5197,8 @@
           <w:lang w:val="pt-PT"/>
         </w:rPr>
       </w:pPr>
+      <w:proofErr w:type="spellStart"/>
+      <w:proofErr w:type="gramStart"/>
       <w:r>
         <w:rPr>
           <w:rFonts w:ascii="Trebuchet MS" w:hAnsi="Trebuchet MS"/>
@@ -4590,17 +5209,51 @@
         </w:rPr>
         <w:t>verificarDescricao</w:t>
       </w:r>
-      <w:r>
-        <w:rPr>
-          <w:rFonts w:ascii="Trebuchet MS" w:hAnsi="Trebuchet MS"/>
-          <w:lang w:val="pt-PT"/>
-        </w:rPr>
-        <w:t>(String desc)</w:t>
-      </w:r>
-    </w:p>
-    <w:p>
-      <w:pPr>
-        <w:pStyle w:val="ListParagraph"/>
+      <w:proofErr w:type="spellEnd"/>
+      <w:r>
+        <w:rPr>
+          <w:rFonts w:ascii="Trebuchet MS" w:hAnsi="Trebuchet MS"/>
+          <w:lang w:val="pt-PT"/>
+        </w:rPr>
+        <w:t>(</w:t>
+      </w:r>
+      <w:proofErr w:type="spellStart"/>
+      <w:proofErr w:type="gramEnd"/>
+      <w:r>
+        <w:rPr>
+          <w:rFonts w:ascii="Trebuchet MS" w:hAnsi="Trebuchet MS"/>
+          <w:lang w:val="pt-PT"/>
+        </w:rPr>
+        <w:t>String</w:t>
+      </w:r>
+      <w:proofErr w:type="spellEnd"/>
+      <w:r>
+        <w:rPr>
+          <w:rFonts w:ascii="Trebuchet MS" w:hAnsi="Trebuchet MS"/>
+          <w:lang w:val="pt-PT"/>
+        </w:rPr>
+        <w:t xml:space="preserve"> </w:t>
+      </w:r>
+      <w:proofErr w:type="spellStart"/>
+      <w:r>
+        <w:rPr>
+          <w:rFonts w:ascii="Trebuchet MS" w:hAnsi="Trebuchet MS"/>
+          <w:lang w:val="pt-PT"/>
+        </w:rPr>
+        <w:t>desc</w:t>
+      </w:r>
+      <w:proofErr w:type="spellEnd"/>
+      <w:r>
+        <w:rPr>
+          <w:rFonts w:ascii="Trebuchet MS" w:hAnsi="Trebuchet MS"/>
+          <w:lang w:val="pt-PT"/>
+        </w:rPr>
+        <w:t>)</w:t>
+      </w:r>
+    </w:p>
+    <w:p>
+      <w:pPr>
+        <w:pStyle w:val="PargrafodaLista"/>
         <w:ind w:left="1152"/>
         <w:rPr>
           <w:rFonts w:ascii="Trebuchet MS" w:hAnsi="Trebuchet MS"/>
@@ -4612,19 +5265,60 @@
           <w:rFonts w:ascii="Trebuchet MS" w:hAnsi="Trebuchet MS"/>
           <w:lang w:val="pt-PT"/>
         </w:rPr>
-        <w:t>Verifica se a string passada como argumento contém algum caracter estranho, devolvendo o valor booleano false em caso afirmativo e true caso a string apenas contenha caracteres aceites pela aplicação. Este método visa evitar o uso de caracteres reservados para a formatação posterior dos ficheiros de texto a serem exportados e importados</w:t>
-      </w:r>
-      <w:r>
-        <w:rPr>
-          <w:rFonts w:ascii="Trebuchet MS" w:hAnsi="Trebuchet MS"/>
-          <w:lang w:val="pt-PT"/>
-        </w:rPr>
-        <w:t>, contribuindo assim para a integridades destes.</w:t>
-      </w:r>
-    </w:p>
-    <w:p>
-      <w:pPr>
-        <w:pStyle w:val="ListParagraph"/>
+        <w:t xml:space="preserve">Verifica se a </w:t>
+      </w:r>
+      <w:proofErr w:type="spellStart"/>
+      <w:r>
+        <w:rPr>
+          <w:rFonts w:ascii="Trebuchet MS" w:hAnsi="Trebuchet MS"/>
+          <w:lang w:val="pt-PT"/>
+        </w:rPr>
+        <w:t>string</w:t>
+      </w:r>
+      <w:proofErr w:type="spellEnd"/>
+      <w:r>
+        <w:rPr>
+          <w:rFonts w:ascii="Trebuchet MS" w:hAnsi="Trebuchet MS"/>
+          <w:lang w:val="pt-PT"/>
+        </w:rPr>
+        <w:t xml:space="preserve"> passada como argumento contém algum caracter estranho, devolvendo o valor booleano false em caso afirmativo e </w:t>
+      </w:r>
+      <w:proofErr w:type="spellStart"/>
+      <w:r>
+        <w:rPr>
+          <w:rFonts w:ascii="Trebuchet MS" w:hAnsi="Trebuchet MS"/>
+          <w:lang w:val="pt-PT"/>
+        </w:rPr>
+        <w:t>true</w:t>
+      </w:r>
+      <w:proofErr w:type="spellEnd"/>
+      <w:r>
+        <w:rPr>
+          <w:rFonts w:ascii="Trebuchet MS" w:hAnsi="Trebuchet MS"/>
+          <w:lang w:val="pt-PT"/>
+        </w:rPr>
+        <w:t xml:space="preserve"> caso a </w:t>
+      </w:r>
+      <w:proofErr w:type="spellStart"/>
+      <w:r>
+        <w:rPr>
+          <w:rFonts w:ascii="Trebuchet MS" w:hAnsi="Trebuchet MS"/>
+          <w:lang w:val="pt-PT"/>
+        </w:rPr>
+        <w:t>string</w:t>
+      </w:r>
+      <w:proofErr w:type="spellEnd"/>
+      <w:r>
+        <w:rPr>
+          <w:rFonts w:ascii="Trebuchet MS" w:hAnsi="Trebuchet MS"/>
+          <w:lang w:val="pt-PT"/>
+        </w:rPr>
+        <w:t xml:space="preserve"> apenas contenha caracteres aceites pela aplicação. Este método visa evitar o uso de caracteres reservados para a formatação posterior dos ficheiros de texto a serem exportados e importados, contribuindo assim para a integridades destes.</w:t>
+      </w:r>
+    </w:p>
+    <w:p>
+      <w:pPr>
+        <w:pStyle w:val="PargrafodaLista"/>
         <w:ind w:left="1152"/>
         <w:rPr>
           <w:rFonts w:ascii="Trebuchet MS" w:hAnsi="Trebuchet MS"/>
@@ -4634,7 +5328,7 @@
     </w:p>
     <w:p>
       <w:pPr>
-        <w:pStyle w:val="Heading2"/>
+        <w:pStyle w:val="Ttulo2"/>
         <w:rPr>
           <w:rFonts w:ascii="Trebuchet MS" w:hAnsi="Trebuchet MS"/>
           <w:sz w:val="28"/>
@@ -4666,8 +5360,25 @@
           <w:rFonts w:ascii="Trebuchet MS" w:hAnsi="Trebuchet MS"/>
           <w:lang w:val="pt-PT"/>
         </w:rPr>
-        <w:t xml:space="preserve">Para resolver o problema da atribuição de um código único a cada produto adicionado às faturas foi implementada a classe Produtos, que contém um ArrayList de objetos da classe Produto e uma variável que contém o código a atribuir ao próximo produto a ser registado. Como foi visto na descrição do método </w:t>
-      </w:r>
+        <w:t xml:space="preserve">Para resolver o problema da atribuição de um código único a cada produto adicionado às faturas foi implementada a classe Produtos, que contém um </w:t>
+      </w:r>
+      <w:proofErr w:type="spellStart"/>
+      <w:r>
+        <w:rPr>
+          <w:rFonts w:ascii="Trebuchet MS" w:hAnsi="Trebuchet MS"/>
+          <w:lang w:val="pt-PT"/>
+        </w:rPr>
+        <w:t>ArrayList</w:t>
+      </w:r>
+      <w:proofErr w:type="spellEnd"/>
+      <w:r>
+        <w:rPr>
+          <w:rFonts w:ascii="Trebuchet MS" w:hAnsi="Trebuchet MS"/>
+          <w:lang w:val="pt-PT"/>
+        </w:rPr>
+        <w:t xml:space="preserve"> de objetos da classe Produto e uma variável que contém o código a atribuir ao próximo produto a ser registado. Como foi visto na descrição do método </w:t>
+      </w:r>
+      <w:proofErr w:type="spellStart"/>
       <w:r>
         <w:rPr>
           <w:rFonts w:ascii="Trebuchet MS" w:hAnsi="Trebuchet MS"/>
@@ -4678,13 +5389,31 @@
         </w:rPr>
         <w:t>addProduto</w:t>
       </w:r>
-      <w:r>
-        <w:rPr>
-          <w:rFonts w:ascii="Trebuchet MS" w:hAnsi="Trebuchet MS"/>
-          <w:lang w:val="pt-PT"/>
-        </w:rPr>
-        <w:t xml:space="preserve"> (ver TODO), quando um produto é adicionado à lista de produtos de uma fatura, também é adicionado a este ArrayList de produtos registados através do método </w:t>
-      </w:r>
+      <w:proofErr w:type="spellEnd"/>
+      <w:r>
+        <w:rPr>
+          <w:rFonts w:ascii="Trebuchet MS" w:hAnsi="Trebuchet MS"/>
+          <w:lang w:val="pt-PT"/>
+        </w:rPr>
+        <w:t xml:space="preserve"> (ver TODO), quando um produto é adicionado à lista de produtos de uma fatura, também é adicionado a este </w:t>
+      </w:r>
+      <w:proofErr w:type="spellStart"/>
+      <w:r>
+        <w:rPr>
+          <w:rFonts w:ascii="Trebuchet MS" w:hAnsi="Trebuchet MS"/>
+          <w:lang w:val="pt-PT"/>
+        </w:rPr>
+        <w:t>ArrayList</w:t>
+      </w:r>
+      <w:proofErr w:type="spellEnd"/>
+      <w:r>
+        <w:rPr>
+          <w:rFonts w:ascii="Trebuchet MS" w:hAnsi="Trebuchet MS"/>
+          <w:lang w:val="pt-PT"/>
+        </w:rPr>
+        <w:t xml:space="preserve"> de produtos registados através do método </w:t>
+      </w:r>
+      <w:proofErr w:type="spellStart"/>
       <w:r>
         <w:rPr>
           <w:rFonts w:ascii="Trebuchet MS" w:hAnsi="Trebuchet MS"/>
@@ -4695,6 +5424,7 @@
         </w:rPr>
         <w:t>registarProduto</w:t>
       </w:r>
+      <w:proofErr w:type="spellEnd"/>
       <w:r>
         <w:rPr>
           <w:rFonts w:ascii="Trebuchet MS" w:hAnsi="Trebuchet MS"/>
@@ -4717,26 +5447,12 @@
           <w:rFonts w:ascii="Trebuchet MS" w:hAnsi="Trebuchet MS"/>
           <w:lang w:val="pt-PT"/>
         </w:rPr>
-        <w:t>Para além disso</w:t>
-      </w:r>
-      <w:r>
-        <w:rPr>
-          <w:rFonts w:ascii="Trebuchet MS" w:hAnsi="Trebuchet MS"/>
-          <w:lang w:val="pt-PT"/>
-        </w:rPr>
-        <w:t xml:space="preserve">, aproveitando a existência desta classe, </w:t>
-      </w:r>
-      <w:r>
-        <w:rPr>
-          <w:rFonts w:ascii="Trebuchet MS" w:hAnsi="Trebuchet MS"/>
-          <w:lang w:val="pt-PT"/>
-        </w:rPr>
-        <w:t>permite-se que o utilizador adicione à lista de produtos da fatura um produto já registado, em vez de ter de criar um produto novo. Ou seja, no momento de realizar operações na lista de produtos da fatura, se o utilizador desejar adicionar um produto, pode optar por criar um novo ou selecionar um já existente na lista de produtos registados. Para implementar esta funcionalidade são utilizados dois métodos:</w:t>
-      </w:r>
-    </w:p>
-    <w:p>
-      <w:pPr>
-        <w:pStyle w:val="ListParagraph"/>
+        <w:t>Para além disso, aproveitando a existência desta classe, permite-se que o utilizador adicione à lista de produtos da fatura um produto já registado, em vez de ter de criar um produto novo. Ou seja, no momento de realizar operações na lista de produtos da fatura, se o utilizador desejar adicionar um produto, pode optar por criar um novo ou selecionar um já existente na lista de produtos registados. Para implementar esta funcionalidade são utilizados dois métodos:</w:t>
+      </w:r>
+    </w:p>
+    <w:p>
+      <w:pPr>
+        <w:pStyle w:val="PargrafodaLista"/>
         <w:numPr>
           <w:ilvl w:val="0"/>
           <w:numId w:val="14"/>
@@ -4747,6 +5463,8 @@
           <w:lang w:val="pt-PT"/>
         </w:rPr>
       </w:pPr>
+      <w:proofErr w:type="spellStart"/>
+      <w:proofErr w:type="gramStart"/>
       <w:r>
         <w:rPr>
           <w:rFonts w:ascii="Trebuchet MS" w:hAnsi="Trebuchet MS"/>
@@ -4757,17 +5475,26 @@
         </w:rPr>
         <w:t>printProdutosRegistados</w:t>
       </w:r>
-      <w:r>
-        <w:rPr>
-          <w:rFonts w:ascii="Trebuchet MS" w:hAnsi="Trebuchet MS"/>
-          <w:lang w:val="pt-PT"/>
-        </w:rPr>
-        <w:t>()</w:t>
-      </w:r>
-    </w:p>
-    <w:p>
-      <w:pPr>
-        <w:pStyle w:val="ListParagraph"/>
+      <w:proofErr w:type="spellEnd"/>
+      <w:r>
+        <w:rPr>
+          <w:rFonts w:ascii="Trebuchet MS" w:hAnsi="Trebuchet MS"/>
+          <w:lang w:val="pt-PT"/>
+        </w:rPr>
+        <w:t>(</w:t>
+      </w:r>
+      <w:proofErr w:type="gramEnd"/>
+      <w:r>
+        <w:rPr>
+          <w:rFonts w:ascii="Trebuchet MS" w:hAnsi="Trebuchet MS"/>
+          <w:lang w:val="pt-PT"/>
+        </w:rPr>
+        <w:t>)</w:t>
+      </w:r>
+    </w:p>
+    <w:p>
+      <w:pPr>
+        <w:pStyle w:val="PargrafodaLista"/>
         <w:ind w:left="1152"/>
         <w:jc w:val="both"/>
         <w:rPr>
@@ -4780,12 +5507,28 @@
           <w:rFonts w:ascii="Trebuchet MS" w:hAnsi="Trebuchet MS"/>
           <w:lang w:val="pt-PT"/>
         </w:rPr>
-        <w:t>Imprime no ecrã todos os produtos presentes no ArrayList que contém os produtos já registados.</w:t>
-      </w:r>
-    </w:p>
-    <w:p>
-      <w:pPr>
-        <w:pStyle w:val="ListParagraph"/>
+        <w:t xml:space="preserve">Imprime no ecrã todos os produtos presentes no </w:t>
+      </w:r>
+      <w:proofErr w:type="spellStart"/>
+      <w:r>
+        <w:rPr>
+          <w:rFonts w:ascii="Trebuchet MS" w:hAnsi="Trebuchet MS"/>
+          <w:lang w:val="pt-PT"/>
+        </w:rPr>
+        <w:t>ArrayList</w:t>
+      </w:r>
+      <w:proofErr w:type="spellEnd"/>
+      <w:r>
+        <w:rPr>
+          <w:rFonts w:ascii="Trebuchet MS" w:hAnsi="Trebuchet MS"/>
+          <w:lang w:val="pt-PT"/>
+        </w:rPr>
+        <w:t xml:space="preserve"> que contém os produtos já registados.</w:t>
+      </w:r>
+    </w:p>
+    <w:p>
+      <w:pPr>
+        <w:pStyle w:val="PargrafodaLista"/>
         <w:numPr>
           <w:ilvl w:val="0"/>
           <w:numId w:val="14"/>
@@ -4796,6 +5539,8 @@
           <w:lang w:val="pt-PT"/>
         </w:rPr>
       </w:pPr>
+      <w:proofErr w:type="spellStart"/>
+      <w:proofErr w:type="gramStart"/>
       <w:r>
         <w:rPr>
           <w:rFonts w:ascii="Trebuchet MS" w:hAnsi="Trebuchet MS"/>
@@ -4807,17 +5552,51 @@
         <w:lastRenderedPageBreak/>
         <w:t>getProdutoRegistado</w:t>
       </w:r>
-      <w:r>
-        <w:rPr>
-          <w:rFonts w:ascii="Trebuchet MS" w:hAnsi="Trebuchet MS"/>
-          <w:lang w:val="pt-PT"/>
-        </w:rPr>
-        <w:t>(int codigo)</w:t>
-      </w:r>
-    </w:p>
-    <w:p>
-      <w:pPr>
-        <w:pStyle w:val="ListParagraph"/>
+      <w:proofErr w:type="spellEnd"/>
+      <w:r>
+        <w:rPr>
+          <w:rFonts w:ascii="Trebuchet MS" w:hAnsi="Trebuchet MS"/>
+          <w:lang w:val="pt-PT"/>
+        </w:rPr>
+        <w:t>(</w:t>
+      </w:r>
+      <w:proofErr w:type="spellStart"/>
+      <w:proofErr w:type="gramEnd"/>
+      <w:r>
+        <w:rPr>
+          <w:rFonts w:ascii="Trebuchet MS" w:hAnsi="Trebuchet MS"/>
+          <w:lang w:val="pt-PT"/>
+        </w:rPr>
+        <w:t>int</w:t>
+      </w:r>
+      <w:proofErr w:type="spellEnd"/>
+      <w:r>
+        <w:rPr>
+          <w:rFonts w:ascii="Trebuchet MS" w:hAnsi="Trebuchet MS"/>
+          <w:lang w:val="pt-PT"/>
+        </w:rPr>
+        <w:t xml:space="preserve"> </w:t>
+      </w:r>
+      <w:proofErr w:type="spellStart"/>
+      <w:r>
+        <w:rPr>
+          <w:rFonts w:ascii="Trebuchet MS" w:hAnsi="Trebuchet MS"/>
+          <w:lang w:val="pt-PT"/>
+        </w:rPr>
+        <w:t>codigo</w:t>
+      </w:r>
+      <w:proofErr w:type="spellEnd"/>
+      <w:r>
+        <w:rPr>
+          <w:rFonts w:ascii="Trebuchet MS" w:hAnsi="Trebuchet MS"/>
+          <w:lang w:val="pt-PT"/>
+        </w:rPr>
+        <w:t>)</w:t>
+      </w:r>
+    </w:p>
+    <w:p>
+      <w:pPr>
+        <w:pStyle w:val="PargrafodaLista"/>
         <w:ind w:left="1152"/>
         <w:jc w:val="both"/>
         <w:rPr>
@@ -4830,7 +5609,39 @@
           <w:rFonts w:ascii="Trebuchet MS" w:hAnsi="Trebuchet MS"/>
           <w:lang w:val="pt-PT"/>
         </w:rPr>
-        <w:t>Percorre o ArrayList de produtos registados e procura o produto com o código passado como argumento. Caso o produto seja encontrado, este será devolvido pelo método, caso contrário é devolvido o valor null.</w:t>
+        <w:t xml:space="preserve">Percorre o </w:t>
+      </w:r>
+      <w:proofErr w:type="spellStart"/>
+      <w:r>
+        <w:rPr>
+          <w:rFonts w:ascii="Trebuchet MS" w:hAnsi="Trebuchet MS"/>
+          <w:lang w:val="pt-PT"/>
+        </w:rPr>
+        <w:t>ArrayList</w:t>
+      </w:r>
+      <w:proofErr w:type="spellEnd"/>
+      <w:r>
+        <w:rPr>
+          <w:rFonts w:ascii="Trebuchet MS" w:hAnsi="Trebuchet MS"/>
+          <w:lang w:val="pt-PT"/>
+        </w:rPr>
+        <w:t xml:space="preserve"> de produtos registados e procura o produto com o código passado como argumento. Caso o produto seja encontrado, este será devolvido pelo método, caso contrário é devolvido o valor </w:t>
+      </w:r>
+      <w:proofErr w:type="spellStart"/>
+      <w:r>
+        <w:rPr>
+          <w:rFonts w:ascii="Trebuchet MS" w:hAnsi="Trebuchet MS"/>
+          <w:lang w:val="pt-PT"/>
+        </w:rPr>
+        <w:t>null</w:t>
+      </w:r>
+      <w:proofErr w:type="spellEnd"/>
+      <w:r>
+        <w:rPr>
+          <w:rFonts w:ascii="Trebuchet MS" w:hAnsi="Trebuchet MS"/>
+          <w:lang w:val="pt-PT"/>
+        </w:rPr>
+        <w:t>.</w:t>
       </w:r>
     </w:p>
     <w:p>
@@ -4859,7 +5670,7 @@
     </w:p>
     <w:p>
       <w:pPr>
-        <w:pStyle w:val="Heading1"/>
+        <w:pStyle w:val="Ttulo1"/>
         <w:rPr>
           <w:rFonts w:ascii="Trebuchet MS" w:hAnsi="Trebuchet MS"/>
           <w:b/>
@@ -4898,14 +5709,7 @@
           <w:rFonts w:ascii="Trebuchet MS" w:hAnsi="Trebuchet MS"/>
           <w:lang w:val="pt-PT"/>
         </w:rPr>
-        <w:t>Como mencionado na introdução, esta aplicação permite ao utilizador importar e exportar faturas</w:t>
-      </w:r>
-      <w:r>
-        <w:rPr>
-          <w:rFonts w:ascii="Trebuchet MS" w:hAnsi="Trebuchet MS"/>
-          <w:lang w:val="pt-PT"/>
-        </w:rPr>
-        <w:t>. Para possibilitar estas operações, foram criados métodos em diferentes classes, como iremos ver mais detalhadamente de seguida.</w:t>
+        <w:t>Como mencionado na introdução, esta aplicação permite ao utilizador importar e exportar faturas. Para possibilitar estas operações, foram criados métodos em diferentes classes, como iremos ver mais detalhadamente de seguida.</w:t>
       </w:r>
     </w:p>
     <w:p>
@@ -4919,7 +5723,7 @@
     </w:p>
     <w:p>
       <w:pPr>
-        <w:pStyle w:val="Heading2"/>
+        <w:pStyle w:val="Ttulo2"/>
         <w:rPr>
           <w:rFonts w:ascii="Trebuchet MS" w:hAnsi="Trebuchet MS"/>
           <w:sz w:val="28"/>
@@ -4962,6 +5766,7 @@
         </w:rPr>
         <w:t xml:space="preserve"> foi criado o método </w:t>
       </w:r>
+      <w:proofErr w:type="spellStart"/>
       <w:r>
         <w:rPr>
           <w:rFonts w:ascii="Trebuchet MS" w:hAnsi="Trebuchet MS"/>
@@ -4972,26 +5777,29 @@
         </w:rPr>
         <w:t>importarFaturas</w:t>
       </w:r>
-      <w:r>
-        <w:rPr>
-          <w:rFonts w:ascii="Trebuchet MS" w:hAnsi="Trebuchet MS"/>
-          <w:lang w:val="pt-PT"/>
-        </w:rPr>
-        <w:t>, que</w:t>
-      </w:r>
-      <w:r>
-        <w:rPr>
-          <w:rFonts w:ascii="Trebuchet MS" w:hAnsi="Trebuchet MS"/>
-          <w:lang w:val="pt-PT"/>
-        </w:rPr>
-        <w:t xml:space="preserve"> recebe uma string dada pelo utilizador com o nome do ficheiro a importar. De seguida, a aplicação verifica se o ficheiro apresenta o formato correto e se algum dos dados das faturas se encontra corrompido. Caso os dados do cliente, a data ou a lista de produtos se encontre corrompido, a fatura correspondente não será importada pela aplicação e se algum produto não apresentar todos os elementos necessários, este não será importado, não invalidando a importação dos restantes produtos da fatura.</w:t>
-      </w:r>
-      <w:r>
-        <w:rPr>
-          <w:rFonts w:ascii="Trebuchet MS" w:hAnsi="Trebuchet MS"/>
-          <w:lang w:val="pt-PT"/>
-        </w:rPr>
-        <w:t xml:space="preserve"> Assim, é assegurada a integridade dos dados importados.</w:t>
+      <w:proofErr w:type="spellEnd"/>
+      <w:r>
+        <w:rPr>
+          <w:rFonts w:ascii="Trebuchet MS" w:hAnsi="Trebuchet MS"/>
+          <w:lang w:val="pt-PT"/>
+        </w:rPr>
+        <w:t xml:space="preserve">, que recebe uma </w:t>
+      </w:r>
+      <w:proofErr w:type="spellStart"/>
+      <w:r>
+        <w:rPr>
+          <w:rFonts w:ascii="Trebuchet MS" w:hAnsi="Trebuchet MS"/>
+          <w:lang w:val="pt-PT"/>
+        </w:rPr>
+        <w:t>string</w:t>
+      </w:r>
+      <w:proofErr w:type="spellEnd"/>
+      <w:r>
+        <w:rPr>
+          <w:rFonts w:ascii="Trebuchet MS" w:hAnsi="Trebuchet MS"/>
+          <w:lang w:val="pt-PT"/>
+        </w:rPr>
+        <w:t xml:space="preserve"> dada pelo utilizador com o nome do ficheiro a importar. De seguida, a aplicação verifica se o ficheiro apresenta o formato correto e se algum dos dados das faturas se encontra corrompido. Caso os dados do cliente, a data ou a lista de produtos se encontre corrompido, a fatura correspondente não será importada pela aplicação e se algum produto não apresentar todos os elementos necessários, este não será importado, não invalidando a importação dos restantes produtos da fatura. Assim, é assegurada a integridade dos dados importados.</w:t>
       </w:r>
     </w:p>
     <w:p>
@@ -5015,12 +5823,28 @@
           <w:rFonts w:ascii="Trebuchet MS" w:hAnsi="Trebuchet MS"/>
           <w:lang w:val="pt-PT"/>
         </w:rPr>
-        <w:t>foram criados os seguintes métodos na classe ListaFaturas:</w:t>
-      </w:r>
-    </w:p>
-    <w:p>
-      <w:pPr>
-        <w:pStyle w:val="ListParagraph"/>
+        <w:t xml:space="preserve">foram criados os seguintes métodos na classe </w:t>
+      </w:r>
+      <w:proofErr w:type="spellStart"/>
+      <w:r>
+        <w:rPr>
+          <w:rFonts w:ascii="Trebuchet MS" w:hAnsi="Trebuchet MS"/>
+          <w:lang w:val="pt-PT"/>
+        </w:rPr>
+        <w:t>ListaFaturas</w:t>
+      </w:r>
+      <w:proofErr w:type="spellEnd"/>
+      <w:r>
+        <w:rPr>
+          <w:rFonts w:ascii="Trebuchet MS" w:hAnsi="Trebuchet MS"/>
+          <w:lang w:val="pt-PT"/>
+        </w:rPr>
+        <w:t>:</w:t>
+      </w:r>
+    </w:p>
+    <w:p>
+      <w:pPr>
+        <w:pStyle w:val="PargrafodaLista"/>
         <w:numPr>
           <w:ilvl w:val="0"/>
           <w:numId w:val="6"/>
@@ -5031,6 +5855,8 @@
           <w:lang w:val="pt-PT"/>
         </w:rPr>
       </w:pPr>
+      <w:proofErr w:type="spellStart"/>
+      <w:proofErr w:type="gramStart"/>
       <w:r>
         <w:rPr>
           <w:rFonts w:ascii="Trebuchet MS" w:hAnsi="Trebuchet MS"/>
@@ -5041,17 +5867,67 @@
         </w:rPr>
         <w:t>importarFaturas</w:t>
       </w:r>
-      <w:r>
-        <w:rPr>
-          <w:rFonts w:ascii="Trebuchet MS" w:hAnsi="Trebuchet MS"/>
-          <w:lang w:val="pt-PT"/>
-        </w:rPr>
-        <w:t>(String filename, Produtos produtosRegistados)</w:t>
-      </w:r>
-    </w:p>
-    <w:p>
-      <w:pPr>
-        <w:pStyle w:val="ListParagraph"/>
+      <w:proofErr w:type="spellEnd"/>
+      <w:r>
+        <w:rPr>
+          <w:rFonts w:ascii="Trebuchet MS" w:hAnsi="Trebuchet MS"/>
+          <w:lang w:val="pt-PT"/>
+        </w:rPr>
+        <w:t>(</w:t>
+      </w:r>
+      <w:proofErr w:type="spellStart"/>
+      <w:proofErr w:type="gramEnd"/>
+      <w:r>
+        <w:rPr>
+          <w:rFonts w:ascii="Trebuchet MS" w:hAnsi="Trebuchet MS"/>
+          <w:lang w:val="pt-PT"/>
+        </w:rPr>
+        <w:t>String</w:t>
+      </w:r>
+      <w:proofErr w:type="spellEnd"/>
+      <w:r>
+        <w:rPr>
+          <w:rFonts w:ascii="Trebuchet MS" w:hAnsi="Trebuchet MS"/>
+          <w:lang w:val="pt-PT"/>
+        </w:rPr>
+        <w:t xml:space="preserve"> </w:t>
+      </w:r>
+      <w:proofErr w:type="spellStart"/>
+      <w:r>
+        <w:rPr>
+          <w:rFonts w:ascii="Trebuchet MS" w:hAnsi="Trebuchet MS"/>
+          <w:lang w:val="pt-PT"/>
+        </w:rPr>
+        <w:t>filename</w:t>
+      </w:r>
+      <w:proofErr w:type="spellEnd"/>
+      <w:r>
+        <w:rPr>
+          <w:rFonts w:ascii="Trebuchet MS" w:hAnsi="Trebuchet MS"/>
+          <w:lang w:val="pt-PT"/>
+        </w:rPr>
+        <w:t xml:space="preserve">, Produtos </w:t>
+      </w:r>
+      <w:proofErr w:type="spellStart"/>
+      <w:r>
+        <w:rPr>
+          <w:rFonts w:ascii="Trebuchet MS" w:hAnsi="Trebuchet MS"/>
+          <w:lang w:val="pt-PT"/>
+        </w:rPr>
+        <w:t>produtosRegistados</w:t>
+      </w:r>
+      <w:proofErr w:type="spellEnd"/>
+      <w:r>
+        <w:rPr>
+          <w:rFonts w:ascii="Trebuchet MS" w:hAnsi="Trebuchet MS"/>
+          <w:lang w:val="pt-PT"/>
+        </w:rPr>
+        <w:t>)</w:t>
+      </w:r>
+    </w:p>
+    <w:p>
+      <w:pPr>
+        <w:pStyle w:val="PargrafodaLista"/>
         <w:ind w:left="1296"/>
         <w:jc w:val="both"/>
         <w:rPr>
@@ -5064,22 +5940,57 @@
           <w:rFonts w:ascii="Trebuchet MS" w:hAnsi="Trebuchet MS"/>
           <w:lang w:val="pt-PT"/>
         </w:rPr>
-        <w:t>Recebe</w:t>
-      </w:r>
-      <w:r>
-        <w:rPr>
-          <w:rFonts w:ascii="Trebuchet MS" w:hAnsi="Trebuchet MS"/>
-          <w:lang w:val="pt-PT"/>
-        </w:rPr>
-        <w:t xml:space="preserve"> o nome do ficheiro a importar como argumento, verificando primeiramente se este pode ser importado e a sua terminação (.txt). De seguida, inicia a leitura do ficheiro dado, verificando se contém a palavra “importable” na sua primeira linha, indicando que pode ser importado</w:t>
-      </w:r>
-      <w:r>
-        <w:rPr>
-          <w:rFonts w:ascii="Trebuchet MS" w:hAnsi="Trebuchet MS"/>
-          <w:lang w:val="pt-PT"/>
-        </w:rPr>
-        <w:t xml:space="preserve">. Ao completar estas etapas, o ArrayList de faturas é “limpo” e inicia-se o processamento dos dados presentes no ficheiro através da chamada do método </w:t>
-      </w:r>
+        <w:t>Recebe o nome do ficheiro a importar como argumento, verificando primeiramente se este pode ser importado e a sua terminação (.</w:t>
+      </w:r>
+      <w:proofErr w:type="spellStart"/>
+      <w:r>
+        <w:rPr>
+          <w:rFonts w:ascii="Trebuchet MS" w:hAnsi="Trebuchet MS"/>
+          <w:lang w:val="pt-PT"/>
+        </w:rPr>
+        <w:t>txt</w:t>
+      </w:r>
+      <w:proofErr w:type="spellEnd"/>
+      <w:r>
+        <w:rPr>
+          <w:rFonts w:ascii="Trebuchet MS" w:hAnsi="Trebuchet MS"/>
+          <w:lang w:val="pt-PT"/>
+        </w:rPr>
+        <w:t>). De seguida, inicia a leitura do ficheiro dado, verificando se contém a palavra “</w:t>
+      </w:r>
+      <w:proofErr w:type="spellStart"/>
+      <w:r>
+        <w:rPr>
+          <w:rFonts w:ascii="Trebuchet MS" w:hAnsi="Trebuchet MS"/>
+          <w:lang w:val="pt-PT"/>
+        </w:rPr>
+        <w:t>importable</w:t>
+      </w:r>
+      <w:proofErr w:type="spellEnd"/>
+      <w:r>
+        <w:rPr>
+          <w:rFonts w:ascii="Trebuchet MS" w:hAnsi="Trebuchet MS"/>
+          <w:lang w:val="pt-PT"/>
+        </w:rPr>
+        <w:t xml:space="preserve">” na sua primeira linha, indicando que pode ser importado. Ao completar estas etapas, o </w:t>
+      </w:r>
+      <w:proofErr w:type="spellStart"/>
+      <w:r>
+        <w:rPr>
+          <w:rFonts w:ascii="Trebuchet MS" w:hAnsi="Trebuchet MS"/>
+          <w:lang w:val="pt-PT"/>
+        </w:rPr>
+        <w:t>ArrayList</w:t>
+      </w:r>
+      <w:proofErr w:type="spellEnd"/>
+      <w:r>
+        <w:rPr>
+          <w:rFonts w:ascii="Trebuchet MS" w:hAnsi="Trebuchet MS"/>
+          <w:lang w:val="pt-PT"/>
+        </w:rPr>
+        <w:t xml:space="preserve"> de faturas é “limpo” e inicia-se o processamento dos dados presentes no ficheiro através da chamada do método </w:t>
+      </w:r>
+      <w:proofErr w:type="spellStart"/>
       <w:r>
         <w:rPr>
           <w:rFonts w:ascii="Trebuchet MS" w:hAnsi="Trebuchet MS"/>
@@ -5089,6 +6000,7 @@
         </w:rPr>
         <w:t>parseFatura</w:t>
       </w:r>
+      <w:proofErr w:type="spellEnd"/>
       <w:r>
         <w:rPr>
           <w:rFonts w:ascii="Trebuchet MS" w:hAnsi="Trebuchet MS"/>
@@ -5099,7 +6011,7 @@
     </w:p>
     <w:p>
       <w:pPr>
-        <w:pStyle w:val="ListParagraph"/>
+        <w:pStyle w:val="PargrafodaLista"/>
         <w:ind w:left="1296"/>
         <w:jc w:val="both"/>
         <w:rPr>
@@ -5110,7 +6022,7 @@
     </w:p>
     <w:p>
       <w:pPr>
-        <w:pStyle w:val="ListParagraph"/>
+        <w:pStyle w:val="PargrafodaLista"/>
         <w:numPr>
           <w:ilvl w:val="0"/>
           <w:numId w:val="6"/>
@@ -5121,6 +6033,8 @@
           <w:lang w:val="pt-PT"/>
         </w:rPr>
       </w:pPr>
+      <w:proofErr w:type="spellStart"/>
+      <w:proofErr w:type="gramStart"/>
       <w:r>
         <w:rPr>
           <w:rFonts w:ascii="Trebuchet MS" w:hAnsi="Trebuchet MS"/>
@@ -5131,17 +6045,83 @@
         </w:rPr>
         <w:t>parseFatura</w:t>
       </w:r>
-      <w:r>
-        <w:rPr>
-          <w:rFonts w:ascii="Trebuchet MS" w:hAnsi="Trebuchet MS"/>
-          <w:lang w:val="pt-PT"/>
-        </w:rPr>
-        <w:t>(String linha, int numFatura, Produtos produtosRegistados)</w:t>
-      </w:r>
-    </w:p>
-    <w:p>
-      <w:pPr>
-        <w:pStyle w:val="ListParagraph"/>
+      <w:proofErr w:type="spellEnd"/>
+      <w:r>
+        <w:rPr>
+          <w:rFonts w:ascii="Trebuchet MS" w:hAnsi="Trebuchet MS"/>
+          <w:lang w:val="pt-PT"/>
+        </w:rPr>
+        <w:t>(</w:t>
+      </w:r>
+      <w:proofErr w:type="spellStart"/>
+      <w:proofErr w:type="gramEnd"/>
+      <w:r>
+        <w:rPr>
+          <w:rFonts w:ascii="Trebuchet MS" w:hAnsi="Trebuchet MS"/>
+          <w:lang w:val="pt-PT"/>
+        </w:rPr>
+        <w:t>String</w:t>
+      </w:r>
+      <w:proofErr w:type="spellEnd"/>
+      <w:r>
+        <w:rPr>
+          <w:rFonts w:ascii="Trebuchet MS" w:hAnsi="Trebuchet MS"/>
+          <w:lang w:val="pt-PT"/>
+        </w:rPr>
+        <w:t xml:space="preserve"> linha, </w:t>
+      </w:r>
+      <w:proofErr w:type="spellStart"/>
+      <w:r>
+        <w:rPr>
+          <w:rFonts w:ascii="Trebuchet MS" w:hAnsi="Trebuchet MS"/>
+          <w:lang w:val="pt-PT"/>
+        </w:rPr>
+        <w:t>int</w:t>
+      </w:r>
+      <w:proofErr w:type="spellEnd"/>
+      <w:r>
+        <w:rPr>
+          <w:rFonts w:ascii="Trebuchet MS" w:hAnsi="Trebuchet MS"/>
+          <w:lang w:val="pt-PT"/>
+        </w:rPr>
+        <w:t xml:space="preserve"> </w:t>
+      </w:r>
+      <w:proofErr w:type="spellStart"/>
+      <w:r>
+        <w:rPr>
+          <w:rFonts w:ascii="Trebuchet MS" w:hAnsi="Trebuchet MS"/>
+          <w:lang w:val="pt-PT"/>
+        </w:rPr>
+        <w:t>numFatura</w:t>
+      </w:r>
+      <w:proofErr w:type="spellEnd"/>
+      <w:r>
+        <w:rPr>
+          <w:rFonts w:ascii="Trebuchet MS" w:hAnsi="Trebuchet MS"/>
+          <w:lang w:val="pt-PT"/>
+        </w:rPr>
+        <w:t xml:space="preserve">, Produtos </w:t>
+      </w:r>
+      <w:proofErr w:type="spellStart"/>
+      <w:r>
+        <w:rPr>
+          <w:rFonts w:ascii="Trebuchet MS" w:hAnsi="Trebuchet MS"/>
+          <w:lang w:val="pt-PT"/>
+        </w:rPr>
+        <w:t>produtosRegistados</w:t>
+      </w:r>
+      <w:proofErr w:type="spellEnd"/>
+      <w:r>
+        <w:rPr>
+          <w:rFonts w:ascii="Trebuchet MS" w:hAnsi="Trebuchet MS"/>
+          <w:lang w:val="pt-PT"/>
+        </w:rPr>
+        <w:t>)</w:t>
+      </w:r>
+    </w:p>
+    <w:p>
+      <w:pPr>
+        <w:pStyle w:val="PargrafodaLista"/>
         <w:ind w:left="1296"/>
         <w:jc w:val="both"/>
         <w:rPr>
@@ -5154,8 +6134,17 @@
           <w:rFonts w:ascii="Trebuchet MS" w:hAnsi="Trebuchet MS"/>
           <w:lang w:val="pt-PT"/>
         </w:rPr>
-        <w:t>Irá devolver um objeto da classe Fatura</w:t>
-      </w:r>
+        <w:t xml:space="preserve">Irá devolver um objeto da </w:t>
+      </w:r>
+      <w:proofErr w:type="gramStart"/>
+      <w:r>
+        <w:rPr>
+          <w:rFonts w:ascii="Trebuchet MS" w:hAnsi="Trebuchet MS"/>
+          <w:lang w:val="pt-PT"/>
+        </w:rPr>
+        <w:t>classe Fatura</w:t>
+      </w:r>
+      <w:proofErr w:type="gramEnd"/>
       <w:r>
         <w:rPr>
           <w:rFonts w:ascii="Trebuchet MS" w:hAnsi="Trebuchet MS"/>
@@ -5163,6 +6152,7 @@
         </w:rPr>
         <w:t xml:space="preserve"> contendo os dados contidos na linha passada como argumento. É neste método que é processado o texto da linha, recorrendo ao método </w:t>
       </w:r>
+      <w:proofErr w:type="spellStart"/>
       <w:r>
         <w:rPr>
           <w:rFonts w:ascii="Trebuchet MS" w:hAnsi="Trebuchet MS"/>
@@ -5172,19 +6162,13 @@
         </w:rPr>
         <w:t>split</w:t>
       </w:r>
-      <w:r>
-        <w:rPr>
-          <w:rFonts w:ascii="Trebuchet MS" w:hAnsi="Trebuchet MS"/>
-          <w:lang w:val="pt-PT"/>
-        </w:rPr>
-        <w:t xml:space="preserve"> e a comparações para determinar o tipo de produto</w:t>
-      </w:r>
-      <w:r>
-        <w:rPr>
-          <w:rFonts w:ascii="Trebuchet MS" w:hAnsi="Trebuchet MS"/>
-          <w:lang w:val="pt-PT"/>
-        </w:rPr>
-        <w:t xml:space="preserve"> (ver secção</w:t>
+      <w:proofErr w:type="spellEnd"/>
+      <w:r>
+        <w:rPr>
+          <w:rFonts w:ascii="Trebuchet MS" w:hAnsi="Trebuchet MS"/>
+          <w:lang w:val="pt-PT"/>
+        </w:rPr>
+        <w:t xml:space="preserve"> e a comparações para determinar o tipo de produto (ver secção</w:t>
       </w:r>
       <w:r>
         <w:rPr>
@@ -5211,7 +6195,7 @@
           <w:szCs w:val="21"/>
           <w:lang w:val="pt-PT"/>
         </w:rPr>
-        <w:instrText xml:space="preserve"> REF _Ref184247430 \r \h </w:instrText>
+        <w:instrText xml:space="preserve"> REF _Ref184247430 \r \h  \* MERGEFORMAT </w:instrText>
       </w:r>
       <w:r>
         <w:rPr>
@@ -5220,7 +6204,6 @@
           <w:szCs w:val="21"/>
           <w:lang w:val="pt-PT"/>
         </w:rPr>
-        <w:instrText xml:space="preserve"> \* MERGEFORMAT </w:instrText>
       </w:r>
       <w:r>
         <w:rPr>
@@ -5229,6 +6212,7 @@
           <w:szCs w:val="21"/>
           <w:lang w:val="pt-PT"/>
         </w:rPr>
+        <w:fldChar w:fldCharType="separate"/>
       </w:r>
       <w:r>
         <w:rPr>
@@ -5237,7 +6221,7 @@
           <w:szCs w:val="21"/>
           <w:lang w:val="pt-PT"/>
         </w:rPr>
-        <w:fldChar w:fldCharType="separate"/>
+        <w:t>4.1</w:t>
       </w:r>
       <w:r>
         <w:rPr>
@@ -5246,15 +6230,6 @@
           <w:szCs w:val="21"/>
           <w:lang w:val="pt-PT"/>
         </w:rPr>
-        <w:t>4.1</w:t>
-      </w:r>
-      <w:r>
-        <w:rPr>
-          <w:rFonts w:ascii="Trebuchet MS" w:hAnsi="Trebuchet MS"/>
-          <w:sz w:val="21"/>
-          <w:szCs w:val="21"/>
-          <w:lang w:val="pt-PT"/>
-        </w:rPr>
         <w:fldChar w:fldCharType="end"/>
       </w:r>
       <w:r>
@@ -5262,50 +6237,9 @@
           <w:rFonts w:ascii="Trebuchet MS" w:hAnsi="Trebuchet MS"/>
           <w:lang w:val="pt-PT"/>
         </w:rPr>
-        <w:t>) e</w:t>
-      </w:r>
-      <w:r>
-        <w:rPr>
-          <w:rFonts w:ascii="Trebuchet MS" w:hAnsi="Trebuchet MS"/>
-          <w:lang w:val="pt-PT"/>
-        </w:rPr>
-        <w:t xml:space="preserve"> chamando o</w:t>
-      </w:r>
-      <w:r>
-        <w:rPr>
-          <w:rFonts w:ascii="Trebuchet MS" w:hAnsi="Trebuchet MS"/>
-          <w:lang w:val="pt-PT"/>
-        </w:rPr>
-        <w:t>s</w:t>
-      </w:r>
-      <w:r>
-        <w:rPr>
-          <w:rFonts w:ascii="Trebuchet MS" w:hAnsi="Trebuchet MS"/>
-          <w:lang w:val="pt-PT"/>
-        </w:rPr>
-        <w:t xml:space="preserve"> </w:t>
-      </w:r>
-      <w:r>
-        <w:rPr>
-          <w:rFonts w:ascii="Trebuchet MS" w:hAnsi="Trebuchet MS"/>
-          <w:lang w:val="pt-PT"/>
-        </w:rPr>
-        <w:t>respetivos métodos</w:t>
-      </w:r>
-      <w:r>
-        <w:rPr>
-          <w:rFonts w:ascii="Trebuchet MS" w:hAnsi="Trebuchet MS"/>
-          <w:lang w:val="pt-PT"/>
-        </w:rPr>
-        <w:t xml:space="preserve"> para processar </w:t>
-      </w:r>
-      <w:r>
-        <w:rPr>
-          <w:rFonts w:ascii="Trebuchet MS" w:hAnsi="Trebuchet MS"/>
-          <w:lang w:val="pt-PT"/>
-        </w:rPr>
-        <w:t>os dados cliente (</w:t>
-      </w:r>
+        <w:t>) e chamando os respetivos métodos para processar os dados cliente (</w:t>
+      </w:r>
+      <w:proofErr w:type="spellStart"/>
       <w:r>
         <w:rPr>
           <w:rFonts w:ascii="Trebuchet MS" w:hAnsi="Trebuchet MS"/>
@@ -5316,6 +6250,7 @@
         </w:rPr>
         <w:t>parseCliente</w:t>
       </w:r>
+      <w:proofErr w:type="spellEnd"/>
       <w:r>
         <w:rPr>
           <w:rFonts w:ascii="Trebuchet MS" w:hAnsi="Trebuchet MS"/>
@@ -5326,7 +6261,7 @@
     </w:p>
     <w:p>
       <w:pPr>
-        <w:pStyle w:val="ListParagraph"/>
+        <w:pStyle w:val="PargrafodaLista"/>
         <w:ind w:left="1296"/>
         <w:jc w:val="both"/>
         <w:rPr>
@@ -5337,7 +6272,7 @@
     </w:p>
     <w:p>
       <w:pPr>
-        <w:pStyle w:val="ListParagraph"/>
+        <w:pStyle w:val="PargrafodaLista"/>
         <w:numPr>
           <w:ilvl w:val="0"/>
           <w:numId w:val="6"/>
@@ -5348,6 +6283,8 @@
           <w:lang w:val="pt-PT"/>
         </w:rPr>
       </w:pPr>
+      <w:proofErr w:type="spellStart"/>
+      <w:proofErr w:type="gramStart"/>
       <w:r>
         <w:rPr>
           <w:rFonts w:ascii="Trebuchet MS" w:hAnsi="Trebuchet MS"/>
@@ -5358,17 +6295,51 @@
         </w:rPr>
         <w:t>parseCliente</w:t>
       </w:r>
-      <w:r>
-        <w:rPr>
-          <w:rFonts w:ascii="Trebuchet MS" w:hAnsi="Trebuchet MS"/>
-          <w:lang w:val="pt-PT"/>
-        </w:rPr>
-        <w:t>(String[] dadosCliente)</w:t>
-      </w:r>
-    </w:p>
-    <w:p>
-      <w:pPr>
-        <w:pStyle w:val="ListParagraph"/>
+      <w:proofErr w:type="spellEnd"/>
+      <w:r>
+        <w:rPr>
+          <w:rFonts w:ascii="Trebuchet MS" w:hAnsi="Trebuchet MS"/>
+          <w:lang w:val="pt-PT"/>
+        </w:rPr>
+        <w:t>(</w:t>
+      </w:r>
+      <w:proofErr w:type="spellStart"/>
+      <w:proofErr w:type="gramEnd"/>
+      <w:r>
+        <w:rPr>
+          <w:rFonts w:ascii="Trebuchet MS" w:hAnsi="Trebuchet MS"/>
+          <w:lang w:val="pt-PT"/>
+        </w:rPr>
+        <w:t>String</w:t>
+      </w:r>
+      <w:proofErr w:type="spellEnd"/>
+      <w:r>
+        <w:rPr>
+          <w:rFonts w:ascii="Trebuchet MS" w:hAnsi="Trebuchet MS"/>
+          <w:lang w:val="pt-PT"/>
+        </w:rPr>
+        <w:t xml:space="preserve">[] </w:t>
+      </w:r>
+      <w:proofErr w:type="spellStart"/>
+      <w:r>
+        <w:rPr>
+          <w:rFonts w:ascii="Trebuchet MS" w:hAnsi="Trebuchet MS"/>
+          <w:lang w:val="pt-PT"/>
+        </w:rPr>
+        <w:t>dadosCliente</w:t>
+      </w:r>
+      <w:proofErr w:type="spellEnd"/>
+      <w:r>
+        <w:rPr>
+          <w:rFonts w:ascii="Trebuchet MS" w:hAnsi="Trebuchet MS"/>
+          <w:lang w:val="pt-PT"/>
+        </w:rPr>
+        <w:t>)</w:t>
+      </w:r>
+    </w:p>
+    <w:p>
+      <w:pPr>
+        <w:pStyle w:val="PargrafodaLista"/>
         <w:ind w:left="1296"/>
         <w:jc w:val="both"/>
         <w:rPr>
@@ -5381,12 +6352,44 @@
           <w:rFonts w:ascii="Trebuchet MS" w:hAnsi="Trebuchet MS"/>
           <w:lang w:val="pt-PT"/>
         </w:rPr>
-        <w:t>Devolve um objeto da classe Cliente após processar os dados do array de strings passado como argumento.</w:t>
-      </w:r>
-    </w:p>
-    <w:p>
-      <w:pPr>
-        <w:pStyle w:val="ListParagraph"/>
+        <w:t xml:space="preserve">Devolve um objeto da classe Cliente após processar os dados do </w:t>
+      </w:r>
+      <w:proofErr w:type="spellStart"/>
+      <w:r>
+        <w:rPr>
+          <w:rFonts w:ascii="Trebuchet MS" w:hAnsi="Trebuchet MS"/>
+          <w:lang w:val="pt-PT"/>
+        </w:rPr>
+        <w:t>array</w:t>
+      </w:r>
+      <w:proofErr w:type="spellEnd"/>
+      <w:r>
+        <w:rPr>
+          <w:rFonts w:ascii="Trebuchet MS" w:hAnsi="Trebuchet MS"/>
+          <w:lang w:val="pt-PT"/>
+        </w:rPr>
+        <w:t xml:space="preserve"> de </w:t>
+      </w:r>
+      <w:proofErr w:type="spellStart"/>
+      <w:r>
+        <w:rPr>
+          <w:rFonts w:ascii="Trebuchet MS" w:hAnsi="Trebuchet MS"/>
+          <w:lang w:val="pt-PT"/>
+        </w:rPr>
+        <w:t>strings</w:t>
+      </w:r>
+      <w:proofErr w:type="spellEnd"/>
+      <w:r>
+        <w:rPr>
+          <w:rFonts w:ascii="Trebuchet MS" w:hAnsi="Trebuchet MS"/>
+          <w:lang w:val="pt-PT"/>
+        </w:rPr>
+        <w:t xml:space="preserve"> passado como argumento.</w:t>
+      </w:r>
+    </w:p>
+    <w:p>
+      <w:pPr>
+        <w:pStyle w:val="PargrafodaLista"/>
         <w:ind w:left="1296"/>
         <w:rPr>
           <w:rFonts w:ascii="Trebuchet MS" w:hAnsi="Trebuchet MS"/>
@@ -5396,7 +6399,7 @@
     </w:p>
     <w:p>
       <w:pPr>
-        <w:pStyle w:val="ListParagraph"/>
+        <w:pStyle w:val="PargrafodaLista"/>
         <w:ind w:left="1296"/>
         <w:rPr>
           <w:rFonts w:ascii="Trebuchet MS" w:hAnsi="Trebuchet MS"/>
@@ -5406,7 +6409,7 @@
     </w:p>
     <w:p>
       <w:pPr>
-        <w:pStyle w:val="ListParagraph"/>
+        <w:pStyle w:val="PargrafodaLista"/>
         <w:numPr>
           <w:ilvl w:val="0"/>
           <w:numId w:val="6"/>
@@ -5417,6 +6420,8 @@
           <w:lang w:val="pt-PT"/>
         </w:rPr>
       </w:pPr>
+      <w:proofErr w:type="spellStart"/>
+      <w:proofErr w:type="gramStart"/>
       <w:r>
         <w:rPr>
           <w:rFonts w:ascii="Trebuchet MS" w:hAnsi="Trebuchet MS"/>
@@ -5427,17 +6432,26 @@
         </w:rPr>
         <w:t>validFatura</w:t>
       </w:r>
-      <w:r>
-        <w:rPr>
-          <w:rFonts w:ascii="Trebuchet MS" w:hAnsi="Trebuchet MS"/>
-          <w:lang w:val="pt-PT"/>
-        </w:rPr>
-        <w:t>(Fatura fatura)</w:t>
-      </w:r>
-    </w:p>
-    <w:p>
-      <w:pPr>
-        <w:pStyle w:val="ListParagraph"/>
+      <w:proofErr w:type="spellEnd"/>
+      <w:r>
+        <w:rPr>
+          <w:rFonts w:ascii="Trebuchet MS" w:hAnsi="Trebuchet MS"/>
+          <w:lang w:val="pt-PT"/>
+        </w:rPr>
+        <w:t>(</w:t>
+      </w:r>
+      <w:proofErr w:type="gramEnd"/>
+      <w:r>
+        <w:rPr>
+          <w:rFonts w:ascii="Trebuchet MS" w:hAnsi="Trebuchet MS"/>
+          <w:lang w:val="pt-PT"/>
+        </w:rPr>
+        <w:t>Fatura fatura)</w:t>
+      </w:r>
+    </w:p>
+    <w:p>
+      <w:pPr>
+        <w:pStyle w:val="PargrafodaLista"/>
         <w:ind w:left="1296"/>
         <w:jc w:val="both"/>
         <w:rPr>
@@ -5450,8 +6464,25 @@
           <w:rFonts w:ascii="Trebuchet MS" w:hAnsi="Trebuchet MS"/>
           <w:lang w:val="pt-PT"/>
         </w:rPr>
-        <w:t xml:space="preserve">Devolve um valor booleano depois de verificar se todos os elementos da fatura são válidos, ou seja, o cliente e a data não podem assumir o valor null e os produtos têm de ser válidos. Para verificar se um produto é válido é utilizado o método </w:t>
-      </w:r>
+        <w:t xml:space="preserve">Devolve um valor booleano depois de verificar se todos os elementos da fatura são válidos, ou seja, o cliente e a data não podem assumir o valor </w:t>
+      </w:r>
+      <w:proofErr w:type="spellStart"/>
+      <w:r>
+        <w:rPr>
+          <w:rFonts w:ascii="Trebuchet MS" w:hAnsi="Trebuchet MS"/>
+          <w:lang w:val="pt-PT"/>
+        </w:rPr>
+        <w:t>null</w:t>
+      </w:r>
+      <w:proofErr w:type="spellEnd"/>
+      <w:r>
+        <w:rPr>
+          <w:rFonts w:ascii="Trebuchet MS" w:hAnsi="Trebuchet MS"/>
+          <w:lang w:val="pt-PT"/>
+        </w:rPr>
+        <w:t xml:space="preserve"> e os produtos têm de ser válidos. Para verificar se um produto é válido é utilizado o método </w:t>
+      </w:r>
+      <w:proofErr w:type="spellStart"/>
       <w:r>
         <w:rPr>
           <w:rFonts w:ascii="Trebuchet MS" w:hAnsi="Trebuchet MS"/>
@@ -5462,17 +6493,34 @@
         </w:rPr>
         <w:t>validProduto</w:t>
       </w:r>
-      <w:r>
-        <w:rPr>
-          <w:rFonts w:ascii="Trebuchet MS" w:hAnsi="Trebuchet MS"/>
-          <w:lang w:val="pt-PT"/>
-        </w:rPr>
-        <w:t>, que utiliza o mesmo princípio de verificar se os atributos de um produto dado assumem o valor null.</w:t>
-      </w:r>
-    </w:p>
-    <w:p>
-      <w:pPr>
-        <w:pStyle w:val="ListParagraph"/>
+      <w:proofErr w:type="spellEnd"/>
+      <w:r>
+        <w:rPr>
+          <w:rFonts w:ascii="Trebuchet MS" w:hAnsi="Trebuchet MS"/>
+          <w:lang w:val="pt-PT"/>
+        </w:rPr>
+        <w:t xml:space="preserve">, que utiliza o mesmo princípio de verificar se os atributos de um produto dado assumem o valor </w:t>
+      </w:r>
+      <w:proofErr w:type="spellStart"/>
+      <w:r>
+        <w:rPr>
+          <w:rFonts w:ascii="Trebuchet MS" w:hAnsi="Trebuchet MS"/>
+          <w:lang w:val="pt-PT"/>
+        </w:rPr>
+        <w:t>null</w:t>
+      </w:r>
+      <w:proofErr w:type="spellEnd"/>
+      <w:r>
+        <w:rPr>
+          <w:rFonts w:ascii="Trebuchet MS" w:hAnsi="Trebuchet MS"/>
+          <w:lang w:val="pt-PT"/>
+        </w:rPr>
+        <w:t>.</w:t>
+      </w:r>
+    </w:p>
+    <w:p>
+      <w:pPr>
+        <w:pStyle w:val="PargrafodaLista"/>
         <w:ind w:left="1296"/>
         <w:rPr>
           <w:rFonts w:ascii="Trebuchet MS" w:hAnsi="Trebuchet MS"/>
@@ -5482,7 +6530,7 @@
     </w:p>
     <w:p>
       <w:pPr>
-        <w:pStyle w:val="Heading2"/>
+        <w:pStyle w:val="Ttulo2"/>
         <w:rPr>
           <w:rFonts w:ascii="Trebuchet MS" w:hAnsi="Trebuchet MS"/>
           <w:sz w:val="28"/>
@@ -5518,6 +6566,7 @@
         </w:rPr>
         <w:t xml:space="preserve">A aplicação permite também ao utilizador exportar todas as faturas registadas na mesma. Para o fazer, foi criado o método </w:t>
       </w:r>
+      <w:proofErr w:type="spellStart"/>
       <w:r>
         <w:rPr>
           <w:rFonts w:ascii="Trebuchet MS" w:hAnsi="Trebuchet MS"/>
@@ -5528,68 +6577,45 @@
         </w:rPr>
         <w:t>exportarFaturas</w:t>
       </w:r>
-      <w:r>
-        <w:rPr>
-          <w:rFonts w:ascii="Trebuchet MS" w:hAnsi="Trebuchet MS"/>
-          <w:lang w:val="pt-PT"/>
-        </w:rPr>
-        <w:t>, que é executado após ser introduzido pelo utilizador o nome for ficheiro de texto (</w:t>
-      </w:r>
-      <w:r>
-        <w:rPr>
-          <w:rFonts w:ascii="Trebuchet MS" w:hAnsi="Trebuchet MS"/>
-          <w:lang w:val="pt-PT"/>
-        </w:rPr>
-        <w:t>‘</w:t>
-      </w:r>
-      <w:r>
-        <w:rPr>
-          <w:rFonts w:ascii="Trebuchet MS" w:hAnsi="Trebuchet MS"/>
-          <w:lang w:val="pt-PT"/>
-        </w:rPr>
-        <w:t>.txt</w:t>
-      </w:r>
-      <w:r>
-        <w:rPr>
-          <w:rFonts w:ascii="Trebuchet MS" w:hAnsi="Trebuchet MS"/>
-          <w:lang w:val="pt-PT"/>
-        </w:rPr>
-        <w:t>’</w:t>
-      </w:r>
-      <w:r>
-        <w:rPr>
-          <w:rFonts w:ascii="Trebuchet MS" w:hAnsi="Trebuchet MS"/>
-          <w:lang w:val="pt-PT"/>
-        </w:rPr>
-        <w:t xml:space="preserve">) a ser criado. A aplicação continuará a solicitar um nome válido caso o nome fornecido não tenha a terminação </w:t>
-      </w:r>
-      <w:r>
-        <w:rPr>
-          <w:rFonts w:ascii="Trebuchet MS" w:hAnsi="Trebuchet MS"/>
-          <w:lang w:val="pt-PT"/>
-        </w:rPr>
-        <w:t>‘</w:t>
-      </w:r>
-      <w:r>
-        <w:rPr>
-          <w:rFonts w:ascii="Trebuchet MS" w:hAnsi="Trebuchet MS"/>
-          <w:lang w:val="pt-PT"/>
-        </w:rPr>
-        <w:t>.txt</w:t>
-      </w:r>
-      <w:r>
-        <w:rPr>
-          <w:rFonts w:ascii="Trebuchet MS" w:hAnsi="Trebuchet MS"/>
-          <w:lang w:val="pt-PT"/>
-        </w:rPr>
-        <w:t>’</w:t>
-      </w:r>
-      <w:r>
-        <w:rPr>
-          <w:rFonts w:ascii="Trebuchet MS" w:hAnsi="Trebuchet MS"/>
-          <w:lang w:val="pt-PT"/>
-        </w:rPr>
-        <w:t>.</w:t>
+      <w:proofErr w:type="spellEnd"/>
+      <w:r>
+        <w:rPr>
+          <w:rFonts w:ascii="Trebuchet MS" w:hAnsi="Trebuchet MS"/>
+          <w:lang w:val="pt-PT"/>
+        </w:rPr>
+        <w:t>, que é executado após ser introduzido pelo utilizador o nome for ficheiro de texto (‘.</w:t>
+      </w:r>
+      <w:proofErr w:type="spellStart"/>
+      <w:r>
+        <w:rPr>
+          <w:rFonts w:ascii="Trebuchet MS" w:hAnsi="Trebuchet MS"/>
+          <w:lang w:val="pt-PT"/>
+        </w:rPr>
+        <w:t>txt</w:t>
+      </w:r>
+      <w:proofErr w:type="spellEnd"/>
+      <w:r>
+        <w:rPr>
+          <w:rFonts w:ascii="Trebuchet MS" w:hAnsi="Trebuchet MS"/>
+          <w:lang w:val="pt-PT"/>
+        </w:rPr>
+        <w:t>’) a ser criado. A aplicação continuará a solicitar um nome válido caso o nome fornecido não tenha a terminação ‘.</w:t>
+      </w:r>
+      <w:proofErr w:type="spellStart"/>
+      <w:r>
+        <w:rPr>
+          <w:rFonts w:ascii="Trebuchet MS" w:hAnsi="Trebuchet MS"/>
+          <w:lang w:val="pt-PT"/>
+        </w:rPr>
+        <w:t>txt</w:t>
+      </w:r>
+      <w:proofErr w:type="spellEnd"/>
+      <w:r>
+        <w:rPr>
+          <w:rFonts w:ascii="Trebuchet MS" w:hAnsi="Trebuchet MS"/>
+          <w:lang w:val="pt-PT"/>
+        </w:rPr>
+        <w:t>’.</w:t>
       </w:r>
     </w:p>
     <w:p>
@@ -5606,21 +6632,87 @@
           <w:rFonts w:ascii="Trebuchet MS" w:hAnsi="Trebuchet MS"/>
           <w:lang w:val="pt-PT"/>
         </w:rPr>
-        <w:t>Sucintamente, na escrita das faturas para o ficheiro de texto, é primeiramente escrita a keyword “importable”, que indica que o ficheiro pode ser importado posteriormente, seguindo-se a escrita das faturas, sendo que cada linha contém os dados de uma fatura. Para a escrita de cada fatura são seguidos os seguintes passos: (i) escrita dos dados do cliente</w:t>
-      </w:r>
-      <w:r>
-        <w:rPr>
-          <w:rFonts w:ascii="Trebuchet MS" w:hAnsi="Trebuchet MS"/>
-          <w:lang w:val="pt-PT"/>
-        </w:rPr>
-        <w:t xml:space="preserve">; </w:t>
-      </w:r>
-      <w:r>
-        <w:rPr>
-          <w:rFonts w:ascii="Trebuchet MS" w:hAnsi="Trebuchet MS"/>
-          <w:lang w:val="pt-PT"/>
-        </w:rPr>
-        <w:t>(ii) escrita da data de emissão da fatura; (iii) escrita de todos os produtos presentes no ArrayList de produtos da fatura.</w:t>
+        <w:t xml:space="preserve">Sucintamente, na escrita das faturas para o ficheiro de texto, é primeiramente escrita a </w:t>
+      </w:r>
+      <w:proofErr w:type="spellStart"/>
+      <w:r>
+        <w:rPr>
+          <w:rFonts w:ascii="Trebuchet MS" w:hAnsi="Trebuchet MS"/>
+          <w:lang w:val="pt-PT"/>
+        </w:rPr>
+        <w:t>keyword</w:t>
+      </w:r>
+      <w:proofErr w:type="spellEnd"/>
+      <w:r>
+        <w:rPr>
+          <w:rFonts w:ascii="Trebuchet MS" w:hAnsi="Trebuchet MS"/>
+          <w:lang w:val="pt-PT"/>
+        </w:rPr>
+        <w:t xml:space="preserve"> “</w:t>
+      </w:r>
+      <w:proofErr w:type="spellStart"/>
+      <w:r>
+        <w:rPr>
+          <w:rFonts w:ascii="Trebuchet MS" w:hAnsi="Trebuchet MS"/>
+          <w:lang w:val="pt-PT"/>
+        </w:rPr>
+        <w:t>importable</w:t>
+      </w:r>
+      <w:proofErr w:type="spellEnd"/>
+      <w:r>
+        <w:rPr>
+          <w:rFonts w:ascii="Trebuchet MS" w:hAnsi="Trebuchet MS"/>
+          <w:lang w:val="pt-PT"/>
+        </w:rPr>
+        <w:t>”, que indica que o ficheiro pode ser importado posteriormente, seguindo-se a escrita das faturas, sendo que cada linha contém os dados de uma fatura. Para a escrita de cada fatura são seguidos os seguintes passos: (i) escrita dos dados do cliente; (</w:t>
+      </w:r>
+      <w:proofErr w:type="spellStart"/>
+      <w:r>
+        <w:rPr>
+          <w:rFonts w:ascii="Trebuchet MS" w:hAnsi="Trebuchet MS"/>
+          <w:lang w:val="pt-PT"/>
+        </w:rPr>
+        <w:t>ii</w:t>
+      </w:r>
+      <w:proofErr w:type="spellEnd"/>
+      <w:r>
+        <w:rPr>
+          <w:rFonts w:ascii="Trebuchet MS" w:hAnsi="Trebuchet MS"/>
+          <w:lang w:val="pt-PT"/>
+        </w:rPr>
+        <w:t>) escrita da data de emissão da fatura; (</w:t>
+      </w:r>
+      <w:proofErr w:type="spellStart"/>
+      <w:r>
+        <w:rPr>
+          <w:rFonts w:ascii="Trebuchet MS" w:hAnsi="Trebuchet MS"/>
+          <w:lang w:val="pt-PT"/>
+        </w:rPr>
+        <w:t>iii</w:t>
+      </w:r>
+      <w:proofErr w:type="spellEnd"/>
+      <w:r>
+        <w:rPr>
+          <w:rFonts w:ascii="Trebuchet MS" w:hAnsi="Trebuchet MS"/>
+          <w:lang w:val="pt-PT"/>
+        </w:rPr>
+        <w:t xml:space="preserve">) escrita de todos os produtos presentes no </w:t>
+      </w:r>
+      <w:proofErr w:type="spellStart"/>
+      <w:r>
+        <w:rPr>
+          <w:rFonts w:ascii="Trebuchet MS" w:hAnsi="Trebuchet MS"/>
+          <w:lang w:val="pt-PT"/>
+        </w:rPr>
+        <w:t>ArrayList</w:t>
+      </w:r>
+      <w:proofErr w:type="spellEnd"/>
+      <w:r>
+        <w:rPr>
+          <w:rFonts w:ascii="Trebuchet MS" w:hAnsi="Trebuchet MS"/>
+          <w:lang w:val="pt-PT"/>
+        </w:rPr>
+        <w:t xml:space="preserve"> de produtos da fatura.</w:t>
       </w:r>
     </w:p>
     <w:p>
@@ -5639,6 +6731,7 @@
         </w:rPr>
         <w:t xml:space="preserve">Enquanto a escrita dos dados do cliente e da data é um processo fácil, a escrita de um produto é um pouco mais complexa. Nesta etapa, são seguidos os seguintes passos: (i) procura-se o tipo do produto em questão recorrendo ao método </w:t>
       </w:r>
+      <w:proofErr w:type="spellStart"/>
       <w:r>
         <w:rPr>
           <w:rFonts w:ascii="Trebuchet MS" w:hAnsi="Trebuchet MS"/>
@@ -5649,13 +6742,47 @@
         </w:rPr>
         <w:t>findTipoProduto</w:t>
       </w:r>
-      <w:r>
-        <w:rPr>
-          <w:rFonts w:ascii="Trebuchet MS" w:hAnsi="Trebuchet MS"/>
-          <w:lang w:val="pt-PT"/>
-        </w:rPr>
-        <w:t xml:space="preserve">, que irá devolver uma string com o tipo do produto; (ii) escrita dos elementos constituintes do produto segundo o formato especificado, o que é possível através da utilização do método </w:t>
-      </w:r>
+      <w:proofErr w:type="spellEnd"/>
+      <w:r>
+        <w:rPr>
+          <w:rFonts w:ascii="Trebuchet MS" w:hAnsi="Trebuchet MS"/>
+          <w:lang w:val="pt-PT"/>
+        </w:rPr>
+        <w:t xml:space="preserve">, que irá devolver uma </w:t>
+      </w:r>
+      <w:proofErr w:type="spellStart"/>
+      <w:r>
+        <w:rPr>
+          <w:rFonts w:ascii="Trebuchet MS" w:hAnsi="Trebuchet MS"/>
+          <w:lang w:val="pt-PT"/>
+        </w:rPr>
+        <w:t>string</w:t>
+      </w:r>
+      <w:proofErr w:type="spellEnd"/>
+      <w:r>
+        <w:rPr>
+          <w:rFonts w:ascii="Trebuchet MS" w:hAnsi="Trebuchet MS"/>
+          <w:lang w:val="pt-PT"/>
+        </w:rPr>
+        <w:t xml:space="preserve"> com o tipo do produto; (</w:t>
+      </w:r>
+      <w:proofErr w:type="spellStart"/>
+      <w:r>
+        <w:rPr>
+          <w:rFonts w:ascii="Trebuchet MS" w:hAnsi="Trebuchet MS"/>
+          <w:lang w:val="pt-PT"/>
+        </w:rPr>
+        <w:t>ii</w:t>
+      </w:r>
+      <w:proofErr w:type="spellEnd"/>
+      <w:r>
+        <w:rPr>
+          <w:rFonts w:ascii="Trebuchet MS" w:hAnsi="Trebuchet MS"/>
+          <w:lang w:val="pt-PT"/>
+        </w:rPr>
+        <w:t xml:space="preserve">) escrita dos elementos constituintes do produto segundo o formato especificado, o que é possível através da utilização do método </w:t>
+      </w:r>
+      <w:proofErr w:type="spellStart"/>
       <w:r>
         <w:rPr>
           <w:rFonts w:ascii="Trebuchet MS" w:hAnsi="Trebuchet MS"/>
@@ -5666,6 +6793,7 @@
         </w:rPr>
         <w:t>writeProduto</w:t>
       </w:r>
+      <w:proofErr w:type="spellEnd"/>
       <w:r>
         <w:rPr>
           <w:rFonts w:ascii="Trebuchet MS" w:hAnsi="Trebuchet MS"/>
@@ -5702,7 +6830,7 @@
     </w:p>
     <w:p>
       <w:pPr>
-        <w:pStyle w:val="Heading2"/>
+        <w:pStyle w:val="Ttulo2"/>
         <w:rPr>
           <w:rFonts w:ascii="Trebuchet MS" w:hAnsi="Trebuchet MS"/>
           <w:sz w:val="28"/>
@@ -5734,15 +6862,9 @@
           <w:rFonts w:ascii="Trebuchet MS" w:hAnsi="Trebuchet MS"/>
           <w:lang w:val="pt-PT"/>
         </w:rPr>
-        <w:t xml:space="preserve">Para além de permitir a importação e exportação de ficheiros de texto, a aplicação conta com um sistema que assegura a existência de faturas, clientes e produtos na mesma. </w:t>
-      </w:r>
-      <w:r>
-        <w:rPr>
-          <w:rFonts w:ascii="Trebuchet MS" w:hAnsi="Trebuchet MS"/>
-          <w:lang w:val="pt-PT"/>
-        </w:rPr>
-        <w:t xml:space="preserve">Quando a aplicação é iniciada, o método </w:t>
-      </w:r>
+        <w:t xml:space="preserve">Para além de permitir a importação e exportação de ficheiros de texto, a aplicação conta com um sistema que assegura a existência de faturas, clientes e produtos na mesma. Quando a aplicação é iniciada, o método </w:t>
+      </w:r>
+      <w:proofErr w:type="spellStart"/>
       <w:r>
         <w:rPr>
           <w:rFonts w:ascii="Trebuchet MS" w:hAnsi="Trebuchet MS"/>
@@ -5753,6 +6875,7 @@
         </w:rPr>
         <w:t>fetchDados</w:t>
       </w:r>
+      <w:proofErr w:type="spellEnd"/>
       <w:r>
         <w:rPr>
           <w:rFonts w:ascii="Trebuchet MS" w:hAnsi="Trebuchet MS"/>
@@ -5780,8 +6903,25 @@
           <w:rFonts w:ascii="Trebuchet MS" w:hAnsi="Trebuchet MS"/>
           <w:lang w:val="pt-PT"/>
         </w:rPr>
-        <w:t xml:space="preserve">’ (nota: o parsing do ficheiro ‘dados.txt’ é realizado ainda no método </w:t>
-      </w:r>
+        <w:t xml:space="preserve">’ (nota: o </w:t>
+      </w:r>
+      <w:proofErr w:type="spellStart"/>
+      <w:r>
+        <w:rPr>
+          <w:rFonts w:ascii="Trebuchet MS" w:hAnsi="Trebuchet MS"/>
+          <w:lang w:val="pt-PT"/>
+        </w:rPr>
+        <w:t>parsing</w:t>
+      </w:r>
+      <w:proofErr w:type="spellEnd"/>
+      <w:r>
+        <w:rPr>
+          <w:rFonts w:ascii="Trebuchet MS" w:hAnsi="Trebuchet MS"/>
+          <w:lang w:val="pt-PT"/>
+        </w:rPr>
+        <w:t xml:space="preserve"> do ficheiro ‘dados.txt’ é realizado ainda no método </w:t>
+      </w:r>
+      <w:proofErr w:type="spellStart"/>
       <w:r>
         <w:rPr>
           <w:rFonts w:ascii="Trebuchet MS" w:hAnsi="Trebuchet MS"/>
@@ -5792,6 +6932,7 @@
         </w:rPr>
         <w:t>fetchDados</w:t>
       </w:r>
+      <w:proofErr w:type="spellEnd"/>
       <w:r>
         <w:rPr>
           <w:rFonts w:ascii="Trebuchet MS" w:hAnsi="Trebuchet MS"/>
@@ -5825,7 +6966,7 @@
     </w:p>
     <w:p>
       <w:pPr>
-        <w:pStyle w:val="Heading1"/>
+        <w:pStyle w:val="Ttulo1"/>
         <w:rPr>
           <w:rFonts w:ascii="Trebuchet MS" w:hAnsi="Trebuchet MS"/>
           <w:b/>
@@ -5876,7 +7017,7 @@
     </w:p>
     <w:p>
       <w:pPr>
-        <w:pStyle w:val="Heading1"/>
+        <w:pStyle w:val="Ttulo1"/>
         <w:rPr>
           <w:rFonts w:ascii="Trebuchet MS" w:hAnsi="Trebuchet MS"/>
           <w:b/>
@@ -5901,6 +7042,7 @@
       </w:r>
       <w:bookmarkEnd w:id="21"/>
     </w:p>
+    <w:p/>
     <w:sectPr>
       <w:footerReference w:type="even" r:id="rId9"/>
       <w:footerReference w:type="default" r:id="rId10"/>
@@ -5945,7 +7087,7 @@
   <w:sdt>
     <w:sdtPr>
       <w:rPr>
-        <w:rStyle w:val="PageNumber"/>
+        <w:rStyle w:val="Nmerodepgina"/>
       </w:rPr>
       <w:id w:val="700357736"/>
       <w:docPartObj>
@@ -5956,27 +7098,27 @@
     <w:sdtContent>
       <w:p>
         <w:pPr>
-          <w:pStyle w:val="Footer"/>
+          <w:pStyle w:val="Rodap"/>
           <w:framePr w:wrap="none" w:vAnchor="text" w:hAnchor="margin" w:xAlign="right" w:y="1"/>
           <w:rPr>
-            <w:rStyle w:val="PageNumber"/>
+            <w:rStyle w:val="Nmerodepgina"/>
           </w:rPr>
         </w:pPr>
         <w:r>
           <w:rPr>
-            <w:rStyle w:val="PageNumber"/>
+            <w:rStyle w:val="Nmerodepgina"/>
           </w:rPr>
           <w:fldChar w:fldCharType="begin"/>
         </w:r>
         <w:r>
           <w:rPr>
-            <w:rStyle w:val="PageNumber"/>
+            <w:rStyle w:val="Nmerodepgina"/>
           </w:rPr>
           <w:instrText xml:space="preserve"> PAGE </w:instrText>
         </w:r>
         <w:r>
           <w:rPr>
-            <w:rStyle w:val="PageNumber"/>
+            <w:rStyle w:val="Nmerodepgina"/>
           </w:rPr>
           <w:fldChar w:fldCharType="end"/>
         </w:r>
@@ -5985,7 +7127,7 @@
   </w:sdt>
   <w:p>
     <w:pPr>
-      <w:pStyle w:val="Footer"/>
+      <w:pStyle w:val="Rodap"/>
       <w:ind w:right="360"/>
     </w:pPr>
   </w:p>
@@ -5997,7 +7139,7 @@
   <w:sdt>
     <w:sdtPr>
       <w:rPr>
-        <w:rStyle w:val="PageNumber"/>
+        <w:rStyle w:val="Nmerodepgina"/>
       </w:rPr>
       <w:id w:val="-89014438"/>
       <w:docPartObj>
@@ -6008,40 +7150,40 @@
     <w:sdtContent>
       <w:p>
         <w:pPr>
-          <w:pStyle w:val="Footer"/>
+          <w:pStyle w:val="Rodap"/>
           <w:framePr w:wrap="none" w:vAnchor="text" w:hAnchor="margin" w:xAlign="right" w:y="1"/>
           <w:rPr>
-            <w:rStyle w:val="PageNumber"/>
+            <w:rStyle w:val="Nmerodepgina"/>
           </w:rPr>
         </w:pPr>
         <w:r>
           <w:rPr>
-            <w:rStyle w:val="PageNumber"/>
+            <w:rStyle w:val="Nmerodepgina"/>
           </w:rPr>
           <w:fldChar w:fldCharType="begin"/>
         </w:r>
         <w:r>
           <w:rPr>
-            <w:rStyle w:val="PageNumber"/>
+            <w:rStyle w:val="Nmerodepgina"/>
           </w:rPr>
           <w:instrText xml:space="preserve"> PAGE </w:instrText>
         </w:r>
         <w:r>
           <w:rPr>
-            <w:rStyle w:val="PageNumber"/>
+            <w:rStyle w:val="Nmerodepgina"/>
           </w:rPr>
           <w:fldChar w:fldCharType="separate"/>
         </w:r>
         <w:r>
           <w:rPr>
-            <w:rStyle w:val="PageNumber"/>
+            <w:rStyle w:val="Nmerodepgina"/>
             <w:noProof/>
           </w:rPr>
           <w:t>2</w:t>
         </w:r>
         <w:r>
           <w:rPr>
-            <w:rStyle w:val="PageNumber"/>
+            <w:rStyle w:val="Nmerodepgina"/>
           </w:rPr>
           <w:fldChar w:fldCharType="end"/>
         </w:r>
@@ -6050,7 +7192,7 @@
   </w:sdt>
   <w:p>
     <w:pPr>
-      <w:pStyle w:val="Footer"/>
+      <w:pStyle w:val="Rodap"/>
       <w:ind w:right="360"/>
     </w:pPr>
   </w:p>
@@ -7282,7 +8424,7 @@
     <w:lvl w:ilvl="0">
       <w:start w:val="1"/>
       <w:numFmt w:val="decimal"/>
-      <w:pStyle w:val="Heading1"/>
+      <w:pStyle w:val="Ttulo1"/>
       <w:lvlText w:val="%1"/>
       <w:lvlJc w:val="left"/>
       <w:pPr>
@@ -7292,7 +8434,7 @@
     <w:lvl w:ilvl="1">
       <w:start w:val="1"/>
       <w:numFmt w:val="decimal"/>
-      <w:pStyle w:val="Heading2"/>
+      <w:pStyle w:val="Ttulo2"/>
       <w:lvlText w:val="%1.%2"/>
       <w:lvlJc w:val="left"/>
       <w:pPr>
@@ -7302,7 +8444,7 @@
     <w:lvl w:ilvl="2">
       <w:start w:val="1"/>
       <w:numFmt w:val="decimal"/>
-      <w:pStyle w:val="Heading3"/>
+      <w:pStyle w:val="Ttulo3"/>
       <w:lvlText w:val="%1.%2.%3"/>
       <w:lvlJc w:val="left"/>
       <w:pPr>
@@ -7312,7 +8454,7 @@
     <w:lvl w:ilvl="3">
       <w:start w:val="1"/>
       <w:numFmt w:val="decimal"/>
-      <w:pStyle w:val="Heading4"/>
+      <w:pStyle w:val="Ttulo4"/>
       <w:lvlText w:val="%1.%2.%3.%4"/>
       <w:lvlJc w:val="left"/>
       <w:pPr>
@@ -7322,7 +8464,7 @@
     <w:lvl w:ilvl="4">
       <w:start w:val="1"/>
       <w:numFmt w:val="decimal"/>
-      <w:pStyle w:val="Heading5"/>
+      <w:pStyle w:val="Ttulo5"/>
       <w:lvlText w:val="%1.%2.%3.%4.%5"/>
       <w:lvlJc w:val="left"/>
       <w:pPr>
@@ -7332,7 +8474,7 @@
     <w:lvl w:ilvl="5">
       <w:start w:val="1"/>
       <w:numFmt w:val="decimal"/>
-      <w:pStyle w:val="Heading6"/>
+      <w:pStyle w:val="Ttulo6"/>
       <w:lvlText w:val="%1.%2.%3.%4.%5.%6"/>
       <w:lvlJc w:val="left"/>
       <w:pPr>
@@ -7342,7 +8484,7 @@
     <w:lvl w:ilvl="6">
       <w:start w:val="1"/>
       <w:numFmt w:val="decimal"/>
-      <w:pStyle w:val="Heading7"/>
+      <w:pStyle w:val="Ttulo7"/>
       <w:lvlText w:val="%1.%2.%3.%4.%5.%6.%7"/>
       <w:lvlJc w:val="left"/>
       <w:pPr>
@@ -7352,7 +8494,7 @@
     <w:lvl w:ilvl="7">
       <w:start w:val="1"/>
       <w:numFmt w:val="decimal"/>
-      <w:pStyle w:val="Heading8"/>
+      <w:pStyle w:val="Ttulo8"/>
       <w:lvlText w:val="%1.%2.%3.%4.%5.%6.%7.%8"/>
       <w:lvlJc w:val="left"/>
       <w:pPr>
@@ -7362,7 +8504,7 @@
     <w:lvl w:ilvl="8">
       <w:start w:val="1"/>
       <w:numFmt w:val="decimal"/>
-      <w:pStyle w:val="Heading9"/>
+      <w:pStyle w:val="Ttulo9"/>
       <w:lvlText w:val="%1.%2.%3.%4.%5.%6.%7.%8.%9"/>
       <w:lvlJc w:val="left"/>
       <w:pPr>
@@ -7929,11 +9071,11 @@
     <w:name w:val="Normal"/>
     <w:qFormat/>
   </w:style>
-  <w:style w:type="paragraph" w:styleId="Heading1">
+  <w:style w:type="paragraph" w:styleId="Ttulo1">
     <w:name w:val="heading 1"/>
     <w:basedOn w:val="Normal"/>
     <w:next w:val="Normal"/>
-    <w:link w:val="Heading1Char"/>
+    <w:link w:val="Ttulo1Carter"/>
     <w:uiPriority w:val="9"/>
     <w:qFormat/>
     <w:rsid w:val="00A01206"/>
@@ -7953,11 +9095,11 @@
       <w:szCs w:val="40"/>
     </w:rPr>
   </w:style>
-  <w:style w:type="paragraph" w:styleId="Heading2">
+  <w:style w:type="paragraph" w:styleId="Ttulo2">
     <w:name w:val="heading 2"/>
     <w:basedOn w:val="Normal"/>
     <w:next w:val="Normal"/>
-    <w:link w:val="Heading2Char"/>
+    <w:link w:val="Ttulo2Carter"/>
     <w:uiPriority w:val="9"/>
     <w:unhideWhenUsed/>
     <w:qFormat/>
@@ -7979,11 +9121,11 @@
       <w:szCs w:val="32"/>
     </w:rPr>
   </w:style>
-  <w:style w:type="paragraph" w:styleId="Heading3">
+  <w:style w:type="paragraph" w:styleId="Ttulo3">
     <w:name w:val="heading 3"/>
     <w:basedOn w:val="Normal"/>
     <w:next w:val="Normal"/>
-    <w:link w:val="Heading3Char"/>
+    <w:link w:val="Ttulo3Carter"/>
     <w:uiPriority w:val="9"/>
     <w:semiHidden/>
     <w:unhideWhenUsed/>
@@ -8006,11 +9148,11 @@
       <w:szCs w:val="28"/>
     </w:rPr>
   </w:style>
-  <w:style w:type="paragraph" w:styleId="Heading4">
+  <w:style w:type="paragraph" w:styleId="Ttulo4">
     <w:name w:val="heading 4"/>
     <w:basedOn w:val="Normal"/>
     <w:next w:val="Normal"/>
-    <w:link w:val="Heading4Char"/>
+    <w:link w:val="Ttulo4Carter"/>
     <w:uiPriority w:val="9"/>
     <w:semiHidden/>
     <w:unhideWhenUsed/>
@@ -8033,11 +9175,11 @@
       <w:color w:val="0F4761" w:themeColor="accent1" w:themeShade="BF"/>
     </w:rPr>
   </w:style>
-  <w:style w:type="paragraph" w:styleId="Heading5">
+  <w:style w:type="paragraph" w:styleId="Ttulo5">
     <w:name w:val="heading 5"/>
     <w:basedOn w:val="Normal"/>
     <w:next w:val="Normal"/>
-    <w:link w:val="Heading5Char"/>
+    <w:link w:val="Ttulo5Carter"/>
     <w:uiPriority w:val="9"/>
     <w:semiHidden/>
     <w:unhideWhenUsed/>
@@ -8058,11 +9200,11 @@
       <w:color w:val="0F4761" w:themeColor="accent1" w:themeShade="BF"/>
     </w:rPr>
   </w:style>
-  <w:style w:type="paragraph" w:styleId="Heading6">
+  <w:style w:type="paragraph" w:styleId="Ttulo6">
     <w:name w:val="heading 6"/>
     <w:basedOn w:val="Normal"/>
     <w:next w:val="Normal"/>
-    <w:link w:val="Heading6Char"/>
+    <w:link w:val="Ttulo6Carter"/>
     <w:uiPriority w:val="9"/>
     <w:semiHidden/>
     <w:unhideWhenUsed/>
@@ -8085,11 +9227,11 @@
       <w:color w:val="595959" w:themeColor="text1" w:themeTint="A6"/>
     </w:rPr>
   </w:style>
-  <w:style w:type="paragraph" w:styleId="Heading7">
+  <w:style w:type="paragraph" w:styleId="Ttulo7">
     <w:name w:val="heading 7"/>
     <w:basedOn w:val="Normal"/>
     <w:next w:val="Normal"/>
-    <w:link w:val="Heading7Char"/>
+    <w:link w:val="Ttulo7Carter"/>
     <w:uiPriority w:val="9"/>
     <w:semiHidden/>
     <w:unhideWhenUsed/>
@@ -8110,11 +9252,11 @@
       <w:color w:val="595959" w:themeColor="text1" w:themeTint="A6"/>
     </w:rPr>
   </w:style>
-  <w:style w:type="paragraph" w:styleId="Heading8">
+  <w:style w:type="paragraph" w:styleId="Ttulo8">
     <w:name w:val="heading 8"/>
     <w:basedOn w:val="Normal"/>
     <w:next w:val="Normal"/>
-    <w:link w:val="Heading8Char"/>
+    <w:link w:val="Ttulo8Carter"/>
     <w:uiPriority w:val="9"/>
     <w:semiHidden/>
     <w:unhideWhenUsed/>
@@ -8137,11 +9279,11 @@
       <w:color w:val="272727" w:themeColor="text1" w:themeTint="D8"/>
     </w:rPr>
   </w:style>
-  <w:style w:type="paragraph" w:styleId="Heading9">
+  <w:style w:type="paragraph" w:styleId="Ttulo9">
     <w:name w:val="heading 9"/>
     <w:basedOn w:val="Normal"/>
     <w:next w:val="Normal"/>
-    <w:link w:val="Heading9Char"/>
+    <w:link w:val="Ttulo9Carter"/>
     <w:uiPriority w:val="9"/>
     <w:semiHidden/>
     <w:unhideWhenUsed/>
@@ -8162,13 +9304,13 @@
       <w:color w:val="272727" w:themeColor="text1" w:themeTint="D8"/>
     </w:rPr>
   </w:style>
-  <w:style w:type="character" w:default="1" w:styleId="DefaultParagraphFont">
+  <w:style w:type="character" w:default="1" w:styleId="Tipodeletrapredefinidodopargrafo">
     <w:name w:val="Default Paragraph Font"/>
     <w:uiPriority w:val="1"/>
     <w:semiHidden/>
     <w:unhideWhenUsed/>
   </w:style>
-  <w:style w:type="table" w:default="1" w:styleId="TableNormal">
+  <w:style w:type="table" w:default="1" w:styleId="Tabelanormal">
     <w:name w:val="Normal Table"/>
     <w:uiPriority w:val="99"/>
     <w:semiHidden/>
@@ -8183,16 +9325,16 @@
       </w:tblCellMar>
     </w:tblPr>
   </w:style>
-  <w:style w:type="numbering" w:default="1" w:styleId="NoList">
+  <w:style w:type="numbering" w:default="1" w:styleId="Semlista">
     <w:name w:val="No List"/>
     <w:uiPriority w:val="99"/>
     <w:semiHidden/>
     <w:unhideWhenUsed/>
   </w:style>
-  <w:style w:type="character" w:customStyle="1" w:styleId="Heading1Char">
-    <w:name w:val="Heading 1 Char"/>
-    <w:basedOn w:val="DefaultParagraphFont"/>
-    <w:link w:val="Heading1"/>
+  <w:style w:type="character" w:customStyle="1" w:styleId="Ttulo1Carter">
+    <w:name w:val="Título 1 Caráter"/>
+    <w:basedOn w:val="Tipodeletrapredefinidodopargrafo"/>
+    <w:link w:val="Ttulo1"/>
     <w:uiPriority w:val="9"/>
     <w:rsid w:val="00A01206"/>
     <w:rPr>
@@ -8202,10 +9344,10 @@
       <w:szCs w:val="40"/>
     </w:rPr>
   </w:style>
-  <w:style w:type="character" w:customStyle="1" w:styleId="Heading2Char">
-    <w:name w:val="Heading 2 Char"/>
-    <w:basedOn w:val="DefaultParagraphFont"/>
-    <w:link w:val="Heading2"/>
+  <w:style w:type="character" w:customStyle="1" w:styleId="Ttulo2Carter">
+    <w:name w:val="Título 2 Caráter"/>
+    <w:basedOn w:val="Tipodeletrapredefinidodopargrafo"/>
+    <w:link w:val="Ttulo2"/>
     <w:uiPriority w:val="9"/>
     <w:rsid w:val="00A01206"/>
     <w:rPr>
@@ -8215,10 +9357,10 @@
       <w:szCs w:val="32"/>
     </w:rPr>
   </w:style>
-  <w:style w:type="character" w:customStyle="1" w:styleId="Heading3Char">
-    <w:name w:val="Heading 3 Char"/>
-    <w:basedOn w:val="DefaultParagraphFont"/>
-    <w:link w:val="Heading3"/>
+  <w:style w:type="character" w:customStyle="1" w:styleId="Ttulo3Carter">
+    <w:name w:val="Título 3 Caráter"/>
+    <w:basedOn w:val="Tipodeletrapredefinidodopargrafo"/>
+    <w:link w:val="Ttulo3"/>
     <w:uiPriority w:val="9"/>
     <w:semiHidden/>
     <w:rsid w:val="00A01206"/>
@@ -8229,10 +9371,10 @@
       <w:szCs w:val="28"/>
     </w:rPr>
   </w:style>
-  <w:style w:type="character" w:customStyle="1" w:styleId="Heading4Char">
-    <w:name w:val="Heading 4 Char"/>
-    <w:basedOn w:val="DefaultParagraphFont"/>
-    <w:link w:val="Heading4"/>
+  <w:style w:type="character" w:customStyle="1" w:styleId="Ttulo4Carter">
+    <w:name w:val="Título 4 Caráter"/>
+    <w:basedOn w:val="Tipodeletrapredefinidodopargrafo"/>
+    <w:link w:val="Ttulo4"/>
     <w:uiPriority w:val="9"/>
     <w:semiHidden/>
     <w:rsid w:val="00A01206"/>
@@ -8243,10 +9385,10 @@
       <w:color w:val="0F4761" w:themeColor="accent1" w:themeShade="BF"/>
     </w:rPr>
   </w:style>
-  <w:style w:type="character" w:customStyle="1" w:styleId="Heading5Char">
-    <w:name w:val="Heading 5 Char"/>
-    <w:basedOn w:val="DefaultParagraphFont"/>
-    <w:link w:val="Heading5"/>
+  <w:style w:type="character" w:customStyle="1" w:styleId="Ttulo5Carter">
+    <w:name w:val="Título 5 Caráter"/>
+    <w:basedOn w:val="Tipodeletrapredefinidodopargrafo"/>
+    <w:link w:val="Ttulo5"/>
     <w:uiPriority w:val="9"/>
     <w:semiHidden/>
     <w:rsid w:val="00A01206"/>
@@ -8255,10 +9397,10 @@
       <w:color w:val="0F4761" w:themeColor="accent1" w:themeShade="BF"/>
     </w:rPr>
   </w:style>
-  <w:style w:type="character" w:customStyle="1" w:styleId="Heading6Char">
-    <w:name w:val="Heading 6 Char"/>
-    <w:basedOn w:val="DefaultParagraphFont"/>
-    <w:link w:val="Heading6"/>
+  <w:style w:type="character" w:customStyle="1" w:styleId="Ttulo6Carter">
+    <w:name w:val="Título 6 Caráter"/>
+    <w:basedOn w:val="Tipodeletrapredefinidodopargrafo"/>
+    <w:link w:val="Ttulo6"/>
     <w:uiPriority w:val="9"/>
     <w:semiHidden/>
     <w:rsid w:val="00A01206"/>
@@ -8269,10 +9411,10 @@
       <w:color w:val="595959" w:themeColor="text1" w:themeTint="A6"/>
     </w:rPr>
   </w:style>
-  <w:style w:type="character" w:customStyle="1" w:styleId="Heading7Char">
-    <w:name w:val="Heading 7 Char"/>
-    <w:basedOn w:val="DefaultParagraphFont"/>
-    <w:link w:val="Heading7"/>
+  <w:style w:type="character" w:customStyle="1" w:styleId="Ttulo7Carter">
+    <w:name w:val="Título 7 Caráter"/>
+    <w:basedOn w:val="Tipodeletrapredefinidodopargrafo"/>
+    <w:link w:val="Ttulo7"/>
     <w:uiPriority w:val="9"/>
     <w:semiHidden/>
     <w:rsid w:val="00A01206"/>
@@ -8281,10 +9423,10 @@
       <w:color w:val="595959" w:themeColor="text1" w:themeTint="A6"/>
     </w:rPr>
   </w:style>
-  <w:style w:type="character" w:customStyle="1" w:styleId="Heading8Char">
-    <w:name w:val="Heading 8 Char"/>
-    <w:basedOn w:val="DefaultParagraphFont"/>
-    <w:link w:val="Heading8"/>
+  <w:style w:type="character" w:customStyle="1" w:styleId="Ttulo8Carter">
+    <w:name w:val="Título 8 Caráter"/>
+    <w:basedOn w:val="Tipodeletrapredefinidodopargrafo"/>
+    <w:link w:val="Ttulo8"/>
     <w:uiPriority w:val="9"/>
     <w:semiHidden/>
     <w:rsid w:val="00A01206"/>
@@ -8295,10 +9437,10 @@
       <w:color w:val="272727" w:themeColor="text1" w:themeTint="D8"/>
     </w:rPr>
   </w:style>
-  <w:style w:type="character" w:customStyle="1" w:styleId="Heading9Char">
-    <w:name w:val="Heading 9 Char"/>
-    <w:basedOn w:val="DefaultParagraphFont"/>
-    <w:link w:val="Heading9"/>
+  <w:style w:type="character" w:customStyle="1" w:styleId="Ttulo9Carter">
+    <w:name w:val="Título 9 Caráter"/>
+    <w:basedOn w:val="Tipodeletrapredefinidodopargrafo"/>
+    <w:link w:val="Ttulo9"/>
     <w:uiPriority w:val="9"/>
     <w:semiHidden/>
     <w:rsid w:val="00A01206"/>
@@ -8307,11 +9449,11 @@
       <w:color w:val="272727" w:themeColor="text1" w:themeTint="D8"/>
     </w:rPr>
   </w:style>
-  <w:style w:type="paragraph" w:styleId="Title">
+  <w:style w:type="paragraph" w:styleId="Ttulo">
     <w:name w:val="Title"/>
     <w:basedOn w:val="Normal"/>
     <w:next w:val="Normal"/>
-    <w:link w:val="TitleChar"/>
+    <w:link w:val="TtuloCarter"/>
     <w:uiPriority w:val="10"/>
     <w:qFormat/>
     <w:rsid w:val="00A01206"/>
@@ -8327,10 +9469,10 @@
       <w:szCs w:val="56"/>
     </w:rPr>
   </w:style>
-  <w:style w:type="character" w:customStyle="1" w:styleId="TitleChar">
-    <w:name w:val="Title Char"/>
-    <w:basedOn w:val="DefaultParagraphFont"/>
-    <w:link w:val="Title"/>
+  <w:style w:type="character" w:customStyle="1" w:styleId="TtuloCarter">
+    <w:name w:val="Título Caráter"/>
+    <w:basedOn w:val="Tipodeletrapredefinidodopargrafo"/>
+    <w:link w:val="Ttulo"/>
     <w:uiPriority w:val="10"/>
     <w:rsid w:val="00A01206"/>
     <w:rPr>
@@ -8341,11 +9483,11 @@
       <w:szCs w:val="56"/>
     </w:rPr>
   </w:style>
-  <w:style w:type="paragraph" w:styleId="Subtitle">
+  <w:style w:type="paragraph" w:styleId="Subttulo">
     <w:name w:val="Subtitle"/>
     <w:basedOn w:val="Normal"/>
     <w:next w:val="Normal"/>
-    <w:link w:val="SubtitleChar"/>
+    <w:link w:val="SubttuloCarter"/>
     <w:uiPriority w:val="11"/>
     <w:qFormat/>
     <w:rsid w:val="00A01206"/>
@@ -8362,10 +9504,10 @@
       <w:szCs w:val="28"/>
     </w:rPr>
   </w:style>
-  <w:style w:type="character" w:customStyle="1" w:styleId="SubtitleChar">
-    <w:name w:val="Subtitle Char"/>
-    <w:basedOn w:val="DefaultParagraphFont"/>
-    <w:link w:val="Subtitle"/>
+  <w:style w:type="character" w:customStyle="1" w:styleId="SubttuloCarter">
+    <w:name w:val="Subtítulo Caráter"/>
+    <w:basedOn w:val="Tipodeletrapredefinidodopargrafo"/>
+    <w:link w:val="Subttulo"/>
     <w:uiPriority w:val="11"/>
     <w:rsid w:val="00A01206"/>
     <w:rPr>
@@ -8376,11 +9518,11 @@
       <w:szCs w:val="28"/>
     </w:rPr>
   </w:style>
-  <w:style w:type="paragraph" w:styleId="Quote">
+  <w:style w:type="paragraph" w:styleId="Citao">
     <w:name w:val="Quote"/>
     <w:basedOn w:val="Normal"/>
     <w:next w:val="Normal"/>
-    <w:link w:val="QuoteChar"/>
+    <w:link w:val="CitaoCarter"/>
     <w:uiPriority w:val="29"/>
     <w:qFormat/>
     <w:rsid w:val="00A01206"/>
@@ -8394,10 +9536,10 @@
       <w:color w:val="404040" w:themeColor="text1" w:themeTint="BF"/>
     </w:rPr>
   </w:style>
-  <w:style w:type="character" w:customStyle="1" w:styleId="QuoteChar">
-    <w:name w:val="Quote Char"/>
-    <w:basedOn w:val="DefaultParagraphFont"/>
-    <w:link w:val="Quote"/>
+  <w:style w:type="character" w:customStyle="1" w:styleId="CitaoCarter">
+    <w:name w:val="Citação Caráter"/>
+    <w:basedOn w:val="Tipodeletrapredefinidodopargrafo"/>
+    <w:link w:val="Citao"/>
     <w:uiPriority w:val="29"/>
     <w:rsid w:val="00A01206"/>
     <w:rPr>
@@ -8406,7 +9548,7 @@
       <w:color w:val="404040" w:themeColor="text1" w:themeTint="BF"/>
     </w:rPr>
   </w:style>
-  <w:style w:type="paragraph" w:styleId="ListParagraph">
+  <w:style w:type="paragraph" w:styleId="PargrafodaLista">
     <w:name w:val="List Paragraph"/>
     <w:basedOn w:val="Normal"/>
     <w:uiPriority w:val="34"/>
@@ -8417,9 +9559,9 @@
       <w:contextualSpacing/>
     </w:pPr>
   </w:style>
-  <w:style w:type="character" w:styleId="IntenseEmphasis">
+  <w:style w:type="character" w:styleId="nfaseIntensa">
     <w:name w:val="Intense Emphasis"/>
-    <w:basedOn w:val="DefaultParagraphFont"/>
+    <w:basedOn w:val="Tipodeletrapredefinidodopargrafo"/>
     <w:uiPriority w:val="21"/>
     <w:qFormat/>
     <w:rsid w:val="00A01206"/>
@@ -8429,11 +9571,11 @@
       <w:color w:val="0F4761" w:themeColor="accent1" w:themeShade="BF"/>
     </w:rPr>
   </w:style>
-  <w:style w:type="paragraph" w:styleId="IntenseQuote">
+  <w:style w:type="paragraph" w:styleId="CitaoIntensa">
     <w:name w:val="Intense Quote"/>
     <w:basedOn w:val="Normal"/>
     <w:next w:val="Normal"/>
-    <w:link w:val="IntenseQuoteChar"/>
+    <w:link w:val="CitaoIntensaCarter"/>
     <w:uiPriority w:val="30"/>
     <w:qFormat/>
     <w:rsid w:val="00A01206"/>
@@ -8452,10 +9594,10 @@
       <w:color w:val="0F4761" w:themeColor="accent1" w:themeShade="BF"/>
     </w:rPr>
   </w:style>
-  <w:style w:type="character" w:customStyle="1" w:styleId="IntenseQuoteChar">
-    <w:name w:val="Intense Quote Char"/>
-    <w:basedOn w:val="DefaultParagraphFont"/>
-    <w:link w:val="IntenseQuote"/>
+  <w:style w:type="character" w:customStyle="1" w:styleId="CitaoIntensaCarter">
+    <w:name w:val="Citação Intensa Caráter"/>
+    <w:basedOn w:val="Tipodeletrapredefinidodopargrafo"/>
+    <w:link w:val="CitaoIntensa"/>
     <w:uiPriority w:val="30"/>
     <w:rsid w:val="00A01206"/>
     <w:rPr>
@@ -8464,9 +9606,9 @@
       <w:color w:val="0F4761" w:themeColor="accent1" w:themeShade="BF"/>
     </w:rPr>
   </w:style>
-  <w:style w:type="character" w:styleId="IntenseReference">
+  <w:style w:type="character" w:styleId="RefernciaIntensa">
     <w:name w:val="Intense Reference"/>
-    <w:basedOn w:val="DefaultParagraphFont"/>
+    <w:basedOn w:val="Tipodeletrapredefinidodopargrafo"/>
     <w:uiPriority w:val="32"/>
     <w:qFormat/>
     <w:rsid w:val="00A01206"/>
@@ -8478,10 +9620,10 @@
       <w:spacing w:val="5"/>
     </w:rPr>
   </w:style>
-  <w:style w:type="paragraph" w:styleId="Footer">
+  <w:style w:type="paragraph" w:styleId="Rodap">
     <w:name w:val="footer"/>
     <w:basedOn w:val="Normal"/>
-    <w:link w:val="FooterChar"/>
+    <w:link w:val="RodapCarter"/>
     <w:uiPriority w:val="99"/>
     <w:unhideWhenUsed/>
     <w:rsid w:val="002C2453"/>
@@ -8493,22 +9635,22 @@
       <w:spacing w:after="0" w:line="240" w:lineRule="auto"/>
     </w:pPr>
   </w:style>
-  <w:style w:type="character" w:customStyle="1" w:styleId="FooterChar">
-    <w:name w:val="Footer Char"/>
-    <w:basedOn w:val="DefaultParagraphFont"/>
-    <w:link w:val="Footer"/>
+  <w:style w:type="character" w:customStyle="1" w:styleId="RodapCarter">
+    <w:name w:val="Rodapé Caráter"/>
+    <w:basedOn w:val="Tipodeletrapredefinidodopargrafo"/>
+    <w:link w:val="Rodap"/>
     <w:uiPriority w:val="99"/>
     <w:rsid w:val="002C2453"/>
   </w:style>
-  <w:style w:type="character" w:styleId="PageNumber">
+  <w:style w:type="character" w:styleId="Nmerodepgina">
     <w:name w:val="page number"/>
-    <w:basedOn w:val="DefaultParagraphFont"/>
+    <w:basedOn w:val="Tipodeletrapredefinidodopargrafo"/>
     <w:uiPriority w:val="99"/>
     <w:semiHidden/>
     <w:unhideWhenUsed/>
     <w:rsid w:val="002C2453"/>
   </w:style>
-  <w:style w:type="paragraph" w:styleId="TOC1">
+  <w:style w:type="paragraph" w:styleId="ndice1">
     <w:name w:val="toc 1"/>
     <w:basedOn w:val="Normal"/>
     <w:next w:val="Normal"/>
@@ -8526,7 +9668,7 @@
       <w:iCs/>
     </w:rPr>
   </w:style>
-  <w:style w:type="paragraph" w:styleId="TOC2">
+  <w:style w:type="paragraph" w:styleId="ndice2">
     <w:name w:val="toc 2"/>
     <w:basedOn w:val="Normal"/>
     <w:next w:val="Normal"/>
@@ -8545,7 +9687,7 @@
       <w:szCs w:val="22"/>
     </w:rPr>
   </w:style>
-  <w:style w:type="paragraph" w:styleId="TOC3">
+  <w:style w:type="paragraph" w:styleId="ndice3">
     <w:name w:val="toc 3"/>
     <w:basedOn w:val="Normal"/>
     <w:next w:val="Normal"/>
@@ -8562,7 +9704,7 @@
       <w:szCs w:val="20"/>
     </w:rPr>
   </w:style>
-  <w:style w:type="paragraph" w:styleId="TOC4">
+  <w:style w:type="paragraph" w:styleId="ndice4">
     <w:name w:val="toc 4"/>
     <w:basedOn w:val="Normal"/>
     <w:next w:val="Normal"/>
@@ -8579,7 +9721,7 @@
       <w:szCs w:val="20"/>
     </w:rPr>
   </w:style>
-  <w:style w:type="paragraph" w:styleId="TOC5">
+  <w:style w:type="paragraph" w:styleId="ndice5">
     <w:name w:val="toc 5"/>
     <w:basedOn w:val="Normal"/>
     <w:next w:val="Normal"/>
@@ -8596,7 +9738,7 @@
       <w:szCs w:val="20"/>
     </w:rPr>
   </w:style>
-  <w:style w:type="paragraph" w:styleId="TOC6">
+  <w:style w:type="paragraph" w:styleId="ndice6">
     <w:name w:val="toc 6"/>
     <w:basedOn w:val="Normal"/>
     <w:next w:val="Normal"/>
@@ -8613,7 +9755,7 @@
       <w:szCs w:val="20"/>
     </w:rPr>
   </w:style>
-  <w:style w:type="paragraph" w:styleId="TOC7">
+  <w:style w:type="paragraph" w:styleId="ndice7">
     <w:name w:val="toc 7"/>
     <w:basedOn w:val="Normal"/>
     <w:next w:val="Normal"/>
@@ -8630,7 +9772,7 @@
       <w:szCs w:val="20"/>
     </w:rPr>
   </w:style>
-  <w:style w:type="paragraph" w:styleId="TOC8">
+  <w:style w:type="paragraph" w:styleId="ndice8">
     <w:name w:val="toc 8"/>
     <w:basedOn w:val="Normal"/>
     <w:next w:val="Normal"/>
@@ -8647,7 +9789,7 @@
       <w:szCs w:val="20"/>
     </w:rPr>
   </w:style>
-  <w:style w:type="paragraph" w:styleId="TOC9">
+  <w:style w:type="paragraph" w:styleId="ndice9">
     <w:name w:val="toc 9"/>
     <w:basedOn w:val="Normal"/>
     <w:next w:val="Normal"/>
@@ -8664,9 +9806,9 @@
       <w:szCs w:val="20"/>
     </w:rPr>
   </w:style>
-  <w:style w:type="paragraph" w:styleId="TOCHeading">
+  <w:style w:type="paragraph" w:styleId="Cabealhodondice">
     <w:name w:val="TOC Heading"/>
-    <w:basedOn w:val="Heading1"/>
+    <w:basedOn w:val="Ttulo1"/>
     <w:next w:val="Normal"/>
     <w:uiPriority w:val="39"/>
     <w:unhideWhenUsed/>
@@ -8688,9 +9830,9 @@
       <w14:ligatures w14:val="none"/>
     </w:rPr>
   </w:style>
-  <w:style w:type="character" w:styleId="Hyperlink">
+  <w:style w:type="character" w:styleId="Hiperligao">
     <w:name w:val="Hyperlink"/>
-    <w:basedOn w:val="DefaultParagraphFont"/>
+    <w:basedOn w:val="Tipodeletrapredefinidodopargrafo"/>
     <w:uiPriority w:val="99"/>
     <w:unhideWhenUsed/>
     <w:rsid w:val="00DC6290"/>
@@ -8699,10 +9841,10 @@
       <w:u w:val="single"/>
     </w:rPr>
   </w:style>
-  <w:style w:type="paragraph" w:styleId="Header">
+  <w:style w:type="paragraph" w:styleId="Cabealho">
     <w:name w:val="header"/>
     <w:basedOn w:val="Normal"/>
-    <w:link w:val="HeaderChar"/>
+    <w:link w:val="CabealhoCarter"/>
     <w:uiPriority w:val="99"/>
     <w:unhideWhenUsed/>
     <w:rsid w:val="00933F87"/>
@@ -8714,17 +9856,17 @@
       <w:spacing w:after="0" w:line="240" w:lineRule="auto"/>
     </w:pPr>
   </w:style>
-  <w:style w:type="character" w:customStyle="1" w:styleId="HeaderChar">
-    <w:name w:val="Header Char"/>
-    <w:basedOn w:val="DefaultParagraphFont"/>
-    <w:link w:val="Header"/>
+  <w:style w:type="character" w:customStyle="1" w:styleId="CabealhoCarter">
+    <w:name w:val="Cabeçalho Caráter"/>
+    <w:basedOn w:val="Tipodeletrapredefinidodopargrafo"/>
+    <w:link w:val="Cabealho"/>
     <w:uiPriority w:val="99"/>
     <w:rsid w:val="00933F87"/>
   </w:style>
-  <w:style w:type="paragraph" w:styleId="EndnoteText">
+  <w:style w:type="paragraph" w:styleId="Textodenotadefim">
     <w:name w:val="endnote text"/>
     <w:basedOn w:val="Normal"/>
-    <w:link w:val="EndnoteTextChar"/>
+    <w:link w:val="TextodenotadefimCarter"/>
     <w:uiPriority w:val="99"/>
     <w:semiHidden/>
     <w:unhideWhenUsed/>
@@ -8737,10 +9879,10 @@
       <w:szCs w:val="20"/>
     </w:rPr>
   </w:style>
-  <w:style w:type="character" w:customStyle="1" w:styleId="EndnoteTextChar">
-    <w:name w:val="Endnote Text Char"/>
-    <w:basedOn w:val="DefaultParagraphFont"/>
-    <w:link w:val="EndnoteText"/>
+  <w:style w:type="character" w:customStyle="1" w:styleId="TextodenotadefimCarter">
+    <w:name w:val="Texto de nota de fim Caráter"/>
+    <w:basedOn w:val="Tipodeletrapredefinidodopargrafo"/>
+    <w:link w:val="Textodenotadefim"/>
     <w:uiPriority w:val="99"/>
     <w:semiHidden/>
     <w:rsid w:val="002E28C3"/>
@@ -8749,9 +9891,9 @@
       <w:szCs w:val="20"/>
     </w:rPr>
   </w:style>
-  <w:style w:type="character" w:styleId="EndnoteReference">
+  <w:style w:type="character" w:styleId="Refdenotadefim">
     <w:name w:val="endnote reference"/>
-    <w:basedOn w:val="DefaultParagraphFont"/>
+    <w:basedOn w:val="Tipodeletrapredefinidodopargrafo"/>
     <w:uiPriority w:val="99"/>
     <w:semiHidden/>
     <w:unhideWhenUsed/>

--- a/Relatório POO.docx
+++ b/Relatório POO.docx
@@ -303,21 +303,8 @@
           <w:szCs w:val="32"/>
           <w:lang w:val="pt-PT"/>
         </w:rPr>
-        <w:t xml:space="preserve">POO Financial </w:t>
-      </w:r>
-      <w:proofErr w:type="spellStart"/>
-      <w:r>
-        <w:rPr>
-          <w:rFonts w:ascii="Trebuchet MS" w:hAnsi="Trebuchet MS"/>
-          <w:b/>
-          <w:bCs/>
-          <w:sz w:val="32"/>
-          <w:szCs w:val="32"/>
-          <w:lang w:val="pt-PT"/>
-        </w:rPr>
-        <w:t>Services</w:t>
-      </w:r>
-      <w:proofErr w:type="spellEnd"/>
+        <w:t>POO Financial Services</w:t>
+      </w:r>
     </w:p>
     <w:p>
       <w:pPr>
@@ -533,21 +520,7 @@
           <w:rFonts w:ascii="Trebuchet MS" w:hAnsi="Trebuchet MS"/>
           <w:lang w:val="pt-PT"/>
         </w:rPr>
-        <w:t>Bernardo Figueiredo Mateus (</w:t>
-      </w:r>
-      <w:r>
-        <w:rPr>
-          <w:rFonts w:ascii="Trebuchet MS" w:hAnsi="Trebuchet MS"/>
-          <w:lang w:val="pt-PT"/>
-        </w:rPr>
-        <w:t>2023211936</w:t>
-      </w:r>
-      <w:r>
-        <w:rPr>
-          <w:rFonts w:ascii="Trebuchet MS" w:hAnsi="Trebuchet MS"/>
-          <w:lang w:val="pt-PT"/>
-        </w:rPr>
-        <w:t>)</w:t>
+        <w:t>Bernardo Figueiredo Mateus (2023211936)</w:t>
       </w:r>
     </w:p>
     <w:p>
@@ -623,7 +596,7 @@
       <w:sdtContent>
         <w:p>
           <w:pPr>
-            <w:pStyle w:val="Cabealhodondice"/>
+            <w:pStyle w:val="TOCHeading"/>
             <w:rPr>
               <w:rFonts w:ascii="Trebuchet MS" w:hAnsi="Trebuchet MS"/>
             </w:rPr>
@@ -631,7 +604,7 @@
         </w:p>
         <w:p>
           <w:pPr>
-            <w:pStyle w:val="ndice1"/>
+            <w:pStyle w:val="TOC1"/>
             <w:tabs>
               <w:tab w:val="left" w:pos="480"/>
               <w:tab w:val="right" w:leader="dot" w:pos="9350"/>
@@ -667,10 +640,10 @@
             </w:rPr>
             <w:fldChar w:fldCharType="separate"/>
           </w:r>
-          <w:hyperlink w:anchor="_Toc184325952" w:history="1">
-            <w:r>
-              <w:rPr>
-                <w:rStyle w:val="Hiperligao"/>
+          <w:hyperlink w:anchor="_Toc184578417" w:history="1">
+            <w:r>
+              <w:rPr>
+                <w:rStyle w:val="Hyperlink"/>
                 <w:rFonts w:ascii="Trebuchet MS" w:hAnsi="Trebuchet MS"/>
                 <w:noProof/>
                 <w:lang w:val="pt-PT"/>
@@ -690,7 +663,7 @@
             </w:r>
             <w:r>
               <w:rPr>
-                <w:rStyle w:val="Hiperligao"/>
+                <w:rStyle w:val="Hyperlink"/>
                 <w:rFonts w:ascii="Trebuchet MS" w:hAnsi="Trebuchet MS"/>
                 <w:noProof/>
                 <w:lang w:val="pt-PT"/>
@@ -716,7 +689,7 @@
                 <w:noProof/>
                 <w:webHidden/>
               </w:rPr>
-              <w:instrText xml:space="preserve"> PAGEREF _Toc184325952 \h </w:instrText>
+              <w:instrText xml:space="preserve"> PAGEREF _Toc184578417 \h </w:instrText>
             </w:r>
             <w:r>
               <w:rPr>
@@ -749,7 +722,7 @@
         </w:p>
         <w:p>
           <w:pPr>
-            <w:pStyle w:val="ndice1"/>
+            <w:pStyle w:val="TOC1"/>
             <w:tabs>
               <w:tab w:val="left" w:pos="480"/>
               <w:tab w:val="right" w:leader="dot" w:pos="9350"/>
@@ -763,10 +736,10 @@
               <w:noProof/>
             </w:rPr>
           </w:pPr>
-          <w:hyperlink w:anchor="_Toc184325953" w:history="1">
-            <w:r>
-              <w:rPr>
-                <w:rStyle w:val="Hiperligao"/>
+          <w:hyperlink w:anchor="_Toc184578418" w:history="1">
+            <w:r>
+              <w:rPr>
+                <w:rStyle w:val="Hyperlink"/>
                 <w:rFonts w:ascii="Trebuchet MS" w:hAnsi="Trebuchet MS"/>
                 <w:noProof/>
                 <w:lang w:val="pt-PT"/>
@@ -786,7 +759,7 @@
             </w:r>
             <w:r>
               <w:rPr>
-                <w:rStyle w:val="Hiperligao"/>
+                <w:rStyle w:val="Hyperlink"/>
                 <w:rFonts w:ascii="Trebuchet MS" w:hAnsi="Trebuchet MS"/>
                 <w:noProof/>
                 <w:lang w:val="pt-PT"/>
@@ -812,7 +785,7 @@
                 <w:noProof/>
                 <w:webHidden/>
               </w:rPr>
-              <w:instrText xml:space="preserve"> PAGEREF _Toc184325953 \h </w:instrText>
+              <w:instrText xml:space="preserve"> PAGEREF _Toc184578418 \h </w:instrText>
             </w:r>
             <w:r>
               <w:rPr>
@@ -845,7 +818,7 @@
         </w:p>
         <w:p>
           <w:pPr>
-            <w:pStyle w:val="ndice2"/>
+            <w:pStyle w:val="TOC2"/>
             <w:tabs>
               <w:tab w:val="left" w:pos="960"/>
               <w:tab w:val="right" w:leader="dot" w:pos="9350"/>
@@ -859,10 +832,10 @@
               <w:szCs w:val="24"/>
             </w:rPr>
           </w:pPr>
-          <w:hyperlink w:anchor="_Toc184325954" w:history="1">
-            <w:r>
-              <w:rPr>
-                <w:rStyle w:val="Hiperligao"/>
+          <w:hyperlink w:anchor="_Toc184578419" w:history="1">
+            <w:r>
+              <w:rPr>
+                <w:rStyle w:val="Hyperlink"/>
                 <w:rFonts w:ascii="Trebuchet MS" w:hAnsi="Trebuchet MS"/>
                 <w:noProof/>
                 <w:lang w:val="pt-PT"/>
@@ -882,7 +855,7 @@
             </w:r>
             <w:r>
               <w:rPr>
-                <w:rStyle w:val="Hiperligao"/>
+                <w:rStyle w:val="Hyperlink"/>
                 <w:rFonts w:ascii="Trebuchet MS" w:hAnsi="Trebuchet MS"/>
                 <w:noProof/>
                 <w:lang w:val="pt-PT"/>
@@ -908,7 +881,7 @@
                 <w:noProof/>
                 <w:webHidden/>
               </w:rPr>
-              <w:instrText xml:space="preserve"> PAGEREF _Toc184325954 \h </w:instrText>
+              <w:instrText xml:space="preserve"> PAGEREF _Toc184578419 \h </w:instrText>
             </w:r>
             <w:r>
               <w:rPr>
@@ -941,7 +914,7 @@
         </w:p>
         <w:p>
           <w:pPr>
-            <w:pStyle w:val="ndice2"/>
+            <w:pStyle w:val="TOC2"/>
             <w:tabs>
               <w:tab w:val="left" w:pos="960"/>
               <w:tab w:val="right" w:leader="dot" w:pos="9350"/>
@@ -955,10 +928,10 @@
               <w:szCs w:val="24"/>
             </w:rPr>
           </w:pPr>
-          <w:hyperlink w:anchor="_Toc184325955" w:history="1">
-            <w:r>
-              <w:rPr>
-                <w:rStyle w:val="Hiperligao"/>
+          <w:hyperlink w:anchor="_Toc184578420" w:history="1">
+            <w:r>
+              <w:rPr>
+                <w:rStyle w:val="Hyperlink"/>
                 <w:rFonts w:ascii="Trebuchet MS" w:hAnsi="Trebuchet MS"/>
                 <w:noProof/>
                 <w:lang w:val="pt-PT"/>
@@ -978,7 +951,7 @@
             </w:r>
             <w:r>
               <w:rPr>
-                <w:rStyle w:val="Hiperligao"/>
+                <w:rStyle w:val="Hyperlink"/>
                 <w:rFonts w:ascii="Trebuchet MS" w:hAnsi="Trebuchet MS"/>
                 <w:noProof/>
                 <w:lang w:val="pt-PT"/>
@@ -1004,7 +977,7 @@
                 <w:noProof/>
                 <w:webHidden/>
               </w:rPr>
-              <w:instrText xml:space="preserve"> PAGEREF _Toc184325955 \h </w:instrText>
+              <w:instrText xml:space="preserve"> PAGEREF _Toc184578420 \h </w:instrText>
             </w:r>
             <w:r>
               <w:rPr>
@@ -1037,7 +1010,7 @@
         </w:p>
         <w:p>
           <w:pPr>
-            <w:pStyle w:val="ndice2"/>
+            <w:pStyle w:val="TOC2"/>
             <w:tabs>
               <w:tab w:val="left" w:pos="960"/>
               <w:tab w:val="right" w:leader="dot" w:pos="9350"/>
@@ -1051,10 +1024,10 @@
               <w:szCs w:val="24"/>
             </w:rPr>
           </w:pPr>
-          <w:hyperlink w:anchor="_Toc184325956" w:history="1">
-            <w:r>
-              <w:rPr>
-                <w:rStyle w:val="Hiperligao"/>
+          <w:hyperlink w:anchor="_Toc184578421" w:history="1">
+            <w:r>
+              <w:rPr>
+                <w:rStyle w:val="Hyperlink"/>
                 <w:rFonts w:ascii="Trebuchet MS" w:hAnsi="Trebuchet MS"/>
                 <w:noProof/>
                 <w:lang w:val="pt-PT"/>
@@ -1074,7 +1047,7 @@
             </w:r>
             <w:r>
               <w:rPr>
-                <w:rStyle w:val="Hiperligao"/>
+                <w:rStyle w:val="Hyperlink"/>
                 <w:rFonts w:ascii="Trebuchet MS" w:hAnsi="Trebuchet MS"/>
                 <w:noProof/>
                 <w:lang w:val="pt-PT"/>
@@ -1100,7 +1073,7 @@
                 <w:noProof/>
                 <w:webHidden/>
               </w:rPr>
-              <w:instrText xml:space="preserve"> PAGEREF _Toc184325956 \h </w:instrText>
+              <w:instrText xml:space="preserve"> PAGEREF _Toc184578421 \h </w:instrText>
             </w:r>
             <w:r>
               <w:rPr>
@@ -1133,7 +1106,7 @@
         </w:p>
         <w:p>
           <w:pPr>
-            <w:pStyle w:val="ndice1"/>
+            <w:pStyle w:val="TOC1"/>
             <w:tabs>
               <w:tab w:val="left" w:pos="480"/>
               <w:tab w:val="right" w:leader="dot" w:pos="9350"/>
@@ -1147,10 +1120,10 @@
               <w:noProof/>
             </w:rPr>
           </w:pPr>
-          <w:hyperlink w:anchor="_Toc184325957" w:history="1">
-            <w:r>
-              <w:rPr>
-                <w:rStyle w:val="Hiperligao"/>
+          <w:hyperlink w:anchor="_Toc184578422" w:history="1">
+            <w:r>
+              <w:rPr>
+                <w:rStyle w:val="Hyperlink"/>
                 <w:rFonts w:ascii="Trebuchet MS" w:hAnsi="Trebuchet MS"/>
                 <w:noProof/>
                 <w:lang w:val="pt-PT"/>
@@ -1170,7 +1143,7 @@
             </w:r>
             <w:r>
               <w:rPr>
-                <w:rStyle w:val="Hiperligao"/>
+                <w:rStyle w:val="Hyperlink"/>
                 <w:rFonts w:ascii="Trebuchet MS" w:hAnsi="Trebuchet MS"/>
                 <w:noProof/>
                 <w:lang w:val="pt-PT"/>
@@ -1196,7 +1169,7 @@
                 <w:noProof/>
                 <w:webHidden/>
               </w:rPr>
-              <w:instrText xml:space="preserve"> PAGEREF _Toc184325957 \h </w:instrText>
+              <w:instrText xml:space="preserve"> PAGEREF _Toc184578422 \h </w:instrText>
             </w:r>
             <w:r>
               <w:rPr>
@@ -1229,7 +1202,7 @@
         </w:p>
         <w:p>
           <w:pPr>
-            <w:pStyle w:val="ndice2"/>
+            <w:pStyle w:val="TOC2"/>
             <w:tabs>
               <w:tab w:val="left" w:pos="960"/>
               <w:tab w:val="right" w:leader="dot" w:pos="9350"/>
@@ -1243,10 +1216,10 @@
               <w:szCs w:val="24"/>
             </w:rPr>
           </w:pPr>
-          <w:hyperlink w:anchor="_Toc184325958" w:history="1">
-            <w:r>
-              <w:rPr>
-                <w:rStyle w:val="Hiperligao"/>
+          <w:hyperlink w:anchor="_Toc184578423" w:history="1">
+            <w:r>
+              <w:rPr>
+                <w:rStyle w:val="Hyperlink"/>
                 <w:rFonts w:ascii="Trebuchet MS" w:hAnsi="Trebuchet MS"/>
                 <w:noProof/>
                 <w:lang w:val="pt-PT"/>
@@ -1266,7 +1239,7 @@
             </w:r>
             <w:r>
               <w:rPr>
-                <w:rStyle w:val="Hiperligao"/>
+                <w:rStyle w:val="Hyperlink"/>
                 <w:rFonts w:ascii="Trebuchet MS" w:hAnsi="Trebuchet MS"/>
                 <w:noProof/>
                 <w:lang w:val="pt-PT"/>
@@ -1292,7 +1265,7 @@
                 <w:noProof/>
                 <w:webHidden/>
               </w:rPr>
-              <w:instrText xml:space="preserve"> PAGEREF _Toc184325958 \h </w:instrText>
+              <w:instrText xml:space="preserve"> PAGEREF _Toc184578423 \h </w:instrText>
             </w:r>
             <w:r>
               <w:rPr>
@@ -1325,7 +1298,7 @@
         </w:p>
         <w:p>
           <w:pPr>
-            <w:pStyle w:val="ndice2"/>
+            <w:pStyle w:val="TOC2"/>
             <w:tabs>
               <w:tab w:val="left" w:pos="960"/>
               <w:tab w:val="right" w:leader="dot" w:pos="9350"/>
@@ -1339,10 +1312,10 @@
               <w:szCs w:val="24"/>
             </w:rPr>
           </w:pPr>
-          <w:hyperlink w:anchor="_Toc184325959" w:history="1">
-            <w:r>
-              <w:rPr>
-                <w:rStyle w:val="Hiperligao"/>
+          <w:hyperlink w:anchor="_Toc184578424" w:history="1">
+            <w:r>
+              <w:rPr>
+                <w:rStyle w:val="Hyperlink"/>
                 <w:rFonts w:ascii="Trebuchet MS" w:hAnsi="Trebuchet MS"/>
                 <w:noProof/>
                 <w:lang w:val="pt-PT"/>
@@ -1362,7 +1335,7 @@
             </w:r>
             <w:r>
               <w:rPr>
-                <w:rStyle w:val="Hiperligao"/>
+                <w:rStyle w:val="Hyperlink"/>
                 <w:rFonts w:ascii="Trebuchet MS" w:hAnsi="Trebuchet MS"/>
                 <w:noProof/>
                 <w:lang w:val="pt-PT"/>
@@ -1388,7 +1361,7 @@
                 <w:noProof/>
                 <w:webHidden/>
               </w:rPr>
-              <w:instrText xml:space="preserve"> PAGEREF _Toc184325959 \h </w:instrText>
+              <w:instrText xml:space="preserve"> PAGEREF _Toc184578424 \h </w:instrText>
             </w:r>
             <w:r>
               <w:rPr>
@@ -1421,7 +1394,7 @@
         </w:p>
         <w:p>
           <w:pPr>
-            <w:pStyle w:val="ndice2"/>
+            <w:pStyle w:val="TOC2"/>
             <w:tabs>
               <w:tab w:val="left" w:pos="960"/>
               <w:tab w:val="right" w:leader="dot" w:pos="9350"/>
@@ -1435,10 +1408,10 @@
               <w:szCs w:val="24"/>
             </w:rPr>
           </w:pPr>
-          <w:hyperlink w:anchor="_Toc184325960" w:history="1">
-            <w:r>
-              <w:rPr>
-                <w:rStyle w:val="Hiperligao"/>
+          <w:hyperlink w:anchor="_Toc184578425" w:history="1">
+            <w:r>
+              <w:rPr>
+                <w:rStyle w:val="Hyperlink"/>
                 <w:rFonts w:ascii="Trebuchet MS" w:hAnsi="Trebuchet MS"/>
                 <w:noProof/>
                 <w:lang w:val="pt-PT"/>
@@ -1458,7 +1431,7 @@
             </w:r>
             <w:r>
               <w:rPr>
-                <w:rStyle w:val="Hiperligao"/>
+                <w:rStyle w:val="Hyperlink"/>
                 <w:rFonts w:ascii="Trebuchet MS" w:hAnsi="Trebuchet MS"/>
                 <w:noProof/>
                 <w:lang w:val="pt-PT"/>
@@ -1484,7 +1457,7 @@
                 <w:noProof/>
                 <w:webHidden/>
               </w:rPr>
-              <w:instrText xml:space="preserve"> PAGEREF _Toc184325960 \h </w:instrText>
+              <w:instrText xml:space="preserve"> PAGEREF _Toc184578425 \h </w:instrText>
             </w:r>
             <w:r>
               <w:rPr>
@@ -1517,7 +1490,7 @@
         </w:p>
         <w:p>
           <w:pPr>
-            <w:pStyle w:val="ndice2"/>
+            <w:pStyle w:val="TOC2"/>
             <w:tabs>
               <w:tab w:val="left" w:pos="960"/>
               <w:tab w:val="right" w:leader="dot" w:pos="9350"/>
@@ -1531,10 +1504,10 @@
               <w:szCs w:val="24"/>
             </w:rPr>
           </w:pPr>
-          <w:hyperlink w:anchor="_Toc184325961" w:history="1">
-            <w:r>
-              <w:rPr>
-                <w:rStyle w:val="Hiperligao"/>
+          <w:hyperlink w:anchor="_Toc184578426" w:history="1">
+            <w:r>
+              <w:rPr>
+                <w:rStyle w:val="Hyperlink"/>
                 <w:rFonts w:ascii="Trebuchet MS" w:hAnsi="Trebuchet MS"/>
                 <w:noProof/>
                 <w:lang w:val="pt-PT"/>
@@ -1554,7 +1527,7 @@
             </w:r>
             <w:r>
               <w:rPr>
-                <w:rStyle w:val="Hiperligao"/>
+                <w:rStyle w:val="Hyperlink"/>
                 <w:rFonts w:ascii="Trebuchet MS" w:hAnsi="Trebuchet MS"/>
                 <w:noProof/>
                 <w:lang w:val="pt-PT"/>
@@ -1580,7 +1553,7 @@
                 <w:noProof/>
                 <w:webHidden/>
               </w:rPr>
-              <w:instrText xml:space="preserve"> PAGEREF _Toc184325961 \h </w:instrText>
+              <w:instrText xml:space="preserve"> PAGEREF _Toc184578426 \h </w:instrText>
             </w:r>
             <w:r>
               <w:rPr>
@@ -1613,7 +1586,7 @@
         </w:p>
         <w:p>
           <w:pPr>
-            <w:pStyle w:val="ndice2"/>
+            <w:pStyle w:val="TOC2"/>
             <w:tabs>
               <w:tab w:val="left" w:pos="960"/>
               <w:tab w:val="right" w:leader="dot" w:pos="9350"/>
@@ -1627,10 +1600,10 @@
               <w:szCs w:val="24"/>
             </w:rPr>
           </w:pPr>
-          <w:hyperlink w:anchor="_Toc184325962" w:history="1">
-            <w:r>
-              <w:rPr>
-                <w:rStyle w:val="Hiperligao"/>
+          <w:hyperlink w:anchor="_Toc184578427" w:history="1">
+            <w:r>
+              <w:rPr>
+                <w:rStyle w:val="Hyperlink"/>
                 <w:rFonts w:ascii="Trebuchet MS" w:hAnsi="Trebuchet MS"/>
                 <w:noProof/>
                 <w:lang w:val="pt-PT"/>
@@ -1650,7 +1623,7 @@
             </w:r>
             <w:r>
               <w:rPr>
-                <w:rStyle w:val="Hiperligao"/>
+                <w:rStyle w:val="Hyperlink"/>
                 <w:rFonts w:ascii="Trebuchet MS" w:hAnsi="Trebuchet MS"/>
                 <w:noProof/>
                 <w:lang w:val="pt-PT"/>
@@ -1676,7 +1649,7 @@
                 <w:noProof/>
                 <w:webHidden/>
               </w:rPr>
-              <w:instrText xml:space="preserve"> PAGEREF _Toc184325962 \h </w:instrText>
+              <w:instrText xml:space="preserve"> PAGEREF _Toc184578427 \h </w:instrText>
             </w:r>
             <w:r>
               <w:rPr>
@@ -1696,7 +1669,7 @@
                 <w:noProof/>
                 <w:webHidden/>
               </w:rPr>
-              <w:t>4</w:t>
+              <w:t>5</w:t>
             </w:r>
             <w:r>
               <w:rPr>
@@ -1709,7 +1682,7 @@
         </w:p>
         <w:p>
           <w:pPr>
-            <w:pStyle w:val="ndice1"/>
+            <w:pStyle w:val="TOC1"/>
             <w:tabs>
               <w:tab w:val="left" w:pos="480"/>
               <w:tab w:val="right" w:leader="dot" w:pos="9350"/>
@@ -1723,10 +1696,10 @@
               <w:noProof/>
             </w:rPr>
           </w:pPr>
-          <w:hyperlink w:anchor="_Toc184325963" w:history="1">
-            <w:r>
-              <w:rPr>
-                <w:rStyle w:val="Hiperligao"/>
+          <w:hyperlink w:anchor="_Toc184578428" w:history="1">
+            <w:r>
+              <w:rPr>
+                <w:rStyle w:val="Hyperlink"/>
                 <w:rFonts w:ascii="Trebuchet MS" w:hAnsi="Trebuchet MS"/>
                 <w:noProof/>
                 <w:lang w:val="pt-PT"/>
@@ -1746,7 +1719,7 @@
             </w:r>
             <w:r>
               <w:rPr>
-                <w:rStyle w:val="Hiperligao"/>
+                <w:rStyle w:val="Hyperlink"/>
                 <w:rFonts w:ascii="Trebuchet MS" w:hAnsi="Trebuchet MS"/>
                 <w:noProof/>
                 <w:lang w:val="pt-PT"/>
@@ -1772,7 +1745,7 @@
                 <w:noProof/>
                 <w:webHidden/>
               </w:rPr>
-              <w:instrText xml:space="preserve"> PAGEREF _Toc184325963 \h </w:instrText>
+              <w:instrText xml:space="preserve"> PAGEREF _Toc184578428 \h </w:instrText>
             </w:r>
             <w:r>
               <w:rPr>
@@ -1805,7 +1778,7 @@
         </w:p>
         <w:p>
           <w:pPr>
-            <w:pStyle w:val="ndice2"/>
+            <w:pStyle w:val="TOC2"/>
             <w:tabs>
               <w:tab w:val="left" w:pos="960"/>
               <w:tab w:val="right" w:leader="dot" w:pos="9350"/>
@@ -1819,10 +1792,10 @@
               <w:szCs w:val="24"/>
             </w:rPr>
           </w:pPr>
-          <w:hyperlink w:anchor="_Toc184325964" w:history="1">
-            <w:r>
-              <w:rPr>
-                <w:rStyle w:val="Hiperligao"/>
+          <w:hyperlink w:anchor="_Toc184578429" w:history="1">
+            <w:r>
+              <w:rPr>
+                <w:rStyle w:val="Hyperlink"/>
                 <w:rFonts w:ascii="Trebuchet MS" w:hAnsi="Trebuchet MS"/>
                 <w:noProof/>
                 <w:lang w:val="pt-PT"/>
@@ -1842,7 +1815,7 @@
             </w:r>
             <w:r>
               <w:rPr>
-                <w:rStyle w:val="Hiperligao"/>
+                <w:rStyle w:val="Hyperlink"/>
                 <w:rFonts w:ascii="Trebuchet MS" w:hAnsi="Trebuchet MS"/>
                 <w:noProof/>
                 <w:lang w:val="pt-PT"/>
@@ -1868,7 +1841,7 @@
                 <w:noProof/>
                 <w:webHidden/>
               </w:rPr>
-              <w:instrText xml:space="preserve"> PAGEREF _Toc184325964 \h </w:instrText>
+              <w:instrText xml:space="preserve"> PAGEREF _Toc184578429 \h </w:instrText>
             </w:r>
             <w:r>
               <w:rPr>
@@ -1901,7 +1874,7 @@
         </w:p>
         <w:p>
           <w:pPr>
-            <w:pStyle w:val="ndice2"/>
+            <w:pStyle w:val="TOC2"/>
             <w:tabs>
               <w:tab w:val="left" w:pos="960"/>
               <w:tab w:val="right" w:leader="dot" w:pos="9350"/>
@@ -1915,10 +1888,10 @@
               <w:szCs w:val="24"/>
             </w:rPr>
           </w:pPr>
-          <w:hyperlink w:anchor="_Toc184325965" w:history="1">
-            <w:r>
-              <w:rPr>
-                <w:rStyle w:val="Hiperligao"/>
+          <w:hyperlink w:anchor="_Toc184578430" w:history="1">
+            <w:r>
+              <w:rPr>
+                <w:rStyle w:val="Hyperlink"/>
                 <w:rFonts w:ascii="Trebuchet MS" w:hAnsi="Trebuchet MS"/>
                 <w:noProof/>
                 <w:lang w:val="pt-PT"/>
@@ -1938,7 +1911,7 @@
             </w:r>
             <w:r>
               <w:rPr>
-                <w:rStyle w:val="Hiperligao"/>
+                <w:rStyle w:val="Hyperlink"/>
                 <w:rFonts w:ascii="Trebuchet MS" w:hAnsi="Trebuchet MS"/>
                 <w:noProof/>
                 <w:lang w:val="pt-PT"/>
@@ -1964,7 +1937,7 @@
                 <w:noProof/>
                 <w:webHidden/>
               </w:rPr>
-              <w:instrText xml:space="preserve"> PAGEREF _Toc184325965 \h </w:instrText>
+              <w:instrText xml:space="preserve"> PAGEREF _Toc184578430 \h </w:instrText>
             </w:r>
             <w:r>
               <w:rPr>
@@ -1997,7 +1970,103 @@
         </w:p>
         <w:p>
           <w:pPr>
-            <w:pStyle w:val="ndice1"/>
+            <w:pStyle w:val="TOC2"/>
+            <w:tabs>
+              <w:tab w:val="left" w:pos="960"/>
+              <w:tab w:val="right" w:leader="dot" w:pos="9350"/>
+            </w:tabs>
+            <w:rPr>
+              <w:rFonts w:eastAsiaTheme="minorEastAsia"/>
+              <w:b w:val="0"/>
+              <w:bCs w:val="0"/>
+              <w:noProof/>
+              <w:sz w:val="24"/>
+              <w:szCs w:val="24"/>
+            </w:rPr>
+          </w:pPr>
+          <w:hyperlink w:anchor="_Toc184578431" w:history="1">
+            <w:r>
+              <w:rPr>
+                <w:rStyle w:val="Hyperlink"/>
+                <w:rFonts w:ascii="Trebuchet MS" w:hAnsi="Trebuchet MS"/>
+                <w:noProof/>
+                <w:lang w:val="pt-PT"/>
+              </w:rPr>
+              <w:t>4.3</w:t>
+            </w:r>
+            <w:r>
+              <w:rPr>
+                <w:rFonts w:eastAsiaTheme="minorEastAsia"/>
+                <w:b w:val="0"/>
+                <w:bCs w:val="0"/>
+                <w:noProof/>
+                <w:sz w:val="24"/>
+                <w:szCs w:val="24"/>
+              </w:rPr>
+              <w:tab/>
+            </w:r>
+            <w:r>
+              <w:rPr>
+                <w:rStyle w:val="Hyperlink"/>
+                <w:rFonts w:ascii="Trebuchet MS" w:hAnsi="Trebuchet MS"/>
+                <w:noProof/>
+                <w:lang w:val="pt-PT"/>
+              </w:rPr>
+              <w:t>Produtos registados</w:t>
+            </w:r>
+            <w:r>
+              <w:rPr>
+                <w:noProof/>
+                <w:webHidden/>
+              </w:rPr>
+              <w:tab/>
+            </w:r>
+            <w:r>
+              <w:rPr>
+                <w:noProof/>
+                <w:webHidden/>
+              </w:rPr>
+              <w:fldChar w:fldCharType="begin"/>
+            </w:r>
+            <w:r>
+              <w:rPr>
+                <w:noProof/>
+                <w:webHidden/>
+              </w:rPr>
+              <w:instrText xml:space="preserve"> PAGEREF _Toc184578431 \h </w:instrText>
+            </w:r>
+            <w:r>
+              <w:rPr>
+                <w:noProof/>
+                <w:webHidden/>
+              </w:rPr>
+            </w:r>
+            <w:r>
+              <w:rPr>
+                <w:noProof/>
+                <w:webHidden/>
+              </w:rPr>
+              <w:fldChar w:fldCharType="separate"/>
+            </w:r>
+            <w:r>
+              <w:rPr>
+                <w:noProof/>
+                <w:webHidden/>
+              </w:rPr>
+              <w:t>7</w:t>
+            </w:r>
+            <w:r>
+              <w:rPr>
+                <w:noProof/>
+                <w:webHidden/>
+              </w:rPr>
+              <w:fldChar w:fldCharType="end"/>
+            </w:r>
+          </w:hyperlink>
+        </w:p>
+        <w:p>
+          <w:pPr>
+            <w:pStyle w:val="TOC1"/>
             <w:tabs>
               <w:tab w:val="left" w:pos="480"/>
               <w:tab w:val="right" w:leader="dot" w:pos="9350"/>
@@ -2011,10 +2080,10 @@
               <w:noProof/>
             </w:rPr>
           </w:pPr>
-          <w:hyperlink w:anchor="_Toc184325966" w:history="1">
-            <w:r>
-              <w:rPr>
-                <w:rStyle w:val="Hiperligao"/>
+          <w:hyperlink w:anchor="_Toc184578432" w:history="1">
+            <w:r>
+              <w:rPr>
+                <w:rStyle w:val="Hyperlink"/>
                 <w:rFonts w:ascii="Trebuchet MS" w:hAnsi="Trebuchet MS"/>
                 <w:noProof/>
                 <w:lang w:val="pt-PT"/>
@@ -2034,7 +2103,7 @@
             </w:r>
             <w:r>
               <w:rPr>
-                <w:rStyle w:val="Hiperligao"/>
+                <w:rStyle w:val="Hyperlink"/>
                 <w:rFonts w:ascii="Trebuchet MS" w:hAnsi="Trebuchet MS"/>
                 <w:noProof/>
                 <w:lang w:val="pt-PT"/>
@@ -2060,7 +2129,7 @@
                 <w:noProof/>
                 <w:webHidden/>
               </w:rPr>
-              <w:instrText xml:space="preserve"> PAGEREF _Toc184325966 \h </w:instrText>
+              <w:instrText xml:space="preserve"> PAGEREF _Toc184578432 \h </w:instrText>
             </w:r>
             <w:r>
               <w:rPr>
@@ -2080,7 +2149,7 @@
                 <w:noProof/>
                 <w:webHidden/>
               </w:rPr>
-              <w:t>7</w:t>
+              <w:t>8</w:t>
             </w:r>
             <w:r>
               <w:rPr>
@@ -2093,7 +2162,7 @@
         </w:p>
         <w:p>
           <w:pPr>
-            <w:pStyle w:val="ndice2"/>
+            <w:pStyle w:val="TOC2"/>
             <w:tabs>
               <w:tab w:val="left" w:pos="960"/>
               <w:tab w:val="right" w:leader="dot" w:pos="9350"/>
@@ -2107,10 +2176,10 @@
               <w:szCs w:val="24"/>
             </w:rPr>
           </w:pPr>
-          <w:hyperlink w:anchor="_Toc184325967" w:history="1">
-            <w:r>
-              <w:rPr>
-                <w:rStyle w:val="Hiperligao"/>
+          <w:hyperlink w:anchor="_Toc184578433" w:history="1">
+            <w:r>
+              <w:rPr>
+                <w:rStyle w:val="Hyperlink"/>
                 <w:rFonts w:ascii="Trebuchet MS" w:hAnsi="Trebuchet MS"/>
                 <w:noProof/>
                 <w:lang w:val="pt-PT"/>
@@ -2130,7 +2199,7 @@
             </w:r>
             <w:r>
               <w:rPr>
-                <w:rStyle w:val="Hiperligao"/>
+                <w:rStyle w:val="Hyperlink"/>
                 <w:rFonts w:ascii="Trebuchet MS" w:hAnsi="Trebuchet MS"/>
                 <w:noProof/>
                 <w:lang w:val="pt-PT"/>
@@ -2156,7 +2225,7 @@
                 <w:noProof/>
                 <w:webHidden/>
               </w:rPr>
-              <w:instrText xml:space="preserve"> PAGEREF _Toc184325967 \h </w:instrText>
+              <w:instrText xml:space="preserve"> PAGEREF _Toc184578433 \h </w:instrText>
             </w:r>
             <w:r>
               <w:rPr>
@@ -2176,7 +2245,7 @@
                 <w:noProof/>
                 <w:webHidden/>
               </w:rPr>
-              <w:t>7</w:t>
+              <w:t>8</w:t>
             </w:r>
             <w:r>
               <w:rPr>
@@ -2189,7 +2258,7 @@
         </w:p>
         <w:p>
           <w:pPr>
-            <w:pStyle w:val="ndice2"/>
+            <w:pStyle w:val="TOC2"/>
             <w:tabs>
               <w:tab w:val="left" w:pos="960"/>
               <w:tab w:val="right" w:leader="dot" w:pos="9350"/>
@@ -2203,10 +2272,10 @@
               <w:szCs w:val="24"/>
             </w:rPr>
           </w:pPr>
-          <w:hyperlink w:anchor="_Toc184325968" w:history="1">
-            <w:r>
-              <w:rPr>
-                <w:rStyle w:val="Hiperligao"/>
+          <w:hyperlink w:anchor="_Toc184578434" w:history="1">
+            <w:r>
+              <w:rPr>
+                <w:rStyle w:val="Hyperlink"/>
                 <w:rFonts w:ascii="Trebuchet MS" w:hAnsi="Trebuchet MS"/>
                 <w:noProof/>
                 <w:lang w:val="pt-PT"/>
@@ -2226,7 +2295,7 @@
             </w:r>
             <w:r>
               <w:rPr>
-                <w:rStyle w:val="Hiperligao"/>
+                <w:rStyle w:val="Hyperlink"/>
                 <w:rFonts w:ascii="Trebuchet MS" w:hAnsi="Trebuchet MS"/>
                 <w:noProof/>
                 <w:lang w:val="pt-PT"/>
@@ -2252,7 +2321,7 @@
                 <w:noProof/>
                 <w:webHidden/>
               </w:rPr>
-              <w:instrText xml:space="preserve"> PAGEREF _Toc184325968 \h </w:instrText>
+              <w:instrText xml:space="preserve"> PAGEREF _Toc184578434 \h </w:instrText>
             </w:r>
             <w:r>
               <w:rPr>
@@ -2272,7 +2341,7 @@
                 <w:noProof/>
                 <w:webHidden/>
               </w:rPr>
-              <w:t>8</w:t>
+              <w:t>9</w:t>
             </w:r>
             <w:r>
               <w:rPr>
@@ -2285,7 +2354,7 @@
         </w:p>
         <w:p>
           <w:pPr>
-            <w:pStyle w:val="ndice2"/>
+            <w:pStyle w:val="TOC2"/>
             <w:tabs>
               <w:tab w:val="left" w:pos="960"/>
               <w:tab w:val="right" w:leader="dot" w:pos="9350"/>
@@ -2299,10 +2368,10 @@
               <w:szCs w:val="24"/>
             </w:rPr>
           </w:pPr>
-          <w:hyperlink w:anchor="_Toc184325969" w:history="1">
-            <w:r>
-              <w:rPr>
-                <w:rStyle w:val="Hiperligao"/>
+          <w:hyperlink w:anchor="_Toc184578435" w:history="1">
+            <w:r>
+              <w:rPr>
+                <w:rStyle w:val="Hyperlink"/>
                 <w:rFonts w:ascii="Trebuchet MS" w:hAnsi="Trebuchet MS"/>
                 <w:noProof/>
                 <w:lang w:val="pt-PT"/>
@@ -2322,12 +2391,12 @@
             </w:r>
             <w:r>
               <w:rPr>
-                <w:rStyle w:val="Hiperligao"/>
+                <w:rStyle w:val="Hyperlink"/>
                 <w:rFonts w:ascii="Trebuchet MS" w:hAnsi="Trebuchet MS"/>
                 <w:noProof/>
                 <w:lang w:val="pt-PT"/>
               </w:rPr>
-              <w:t>Inicialização da aplicação</w:t>
+              <w:t>Operações automáticas com ficheiros</w:t>
             </w:r>
             <w:r>
               <w:rPr>
@@ -2348,7 +2417,7 @@
                 <w:noProof/>
                 <w:webHidden/>
               </w:rPr>
-              <w:instrText xml:space="preserve"> PAGEREF _Toc184325969 \h </w:instrText>
+              <w:instrText xml:space="preserve"> PAGEREF _Toc184578435 \h </w:instrText>
             </w:r>
             <w:r>
               <w:rPr>
@@ -2368,7 +2437,7 @@
                 <w:noProof/>
                 <w:webHidden/>
               </w:rPr>
-              <w:t>8</w:t>
+              <w:t>10</w:t>
             </w:r>
             <w:r>
               <w:rPr>
@@ -2381,7 +2450,7 @@
         </w:p>
         <w:p>
           <w:pPr>
-            <w:pStyle w:val="ndice1"/>
+            <w:pStyle w:val="TOC1"/>
             <w:tabs>
               <w:tab w:val="left" w:pos="480"/>
               <w:tab w:val="right" w:leader="dot" w:pos="9350"/>
@@ -2395,10 +2464,10 @@
               <w:noProof/>
             </w:rPr>
           </w:pPr>
-          <w:hyperlink w:anchor="_Toc184325970" w:history="1">
-            <w:r>
-              <w:rPr>
-                <w:rStyle w:val="Hiperligao"/>
+          <w:hyperlink w:anchor="_Toc184578436" w:history="1">
+            <w:r>
+              <w:rPr>
+                <w:rStyle w:val="Hyperlink"/>
                 <w:rFonts w:ascii="Trebuchet MS" w:hAnsi="Trebuchet MS"/>
                 <w:noProof/>
                 <w:lang w:val="pt-PT"/>
@@ -2418,12 +2487,30 @@
             </w:r>
             <w:r>
               <w:rPr>
-                <w:rStyle w:val="Hiperligao"/>
+                <w:rStyle w:val="Hyperlink"/>
                 <w:rFonts w:ascii="Trebuchet MS" w:hAnsi="Trebuchet MS"/>
                 <w:noProof/>
                 <w:lang w:val="pt-PT"/>
               </w:rPr>
-              <w:t>Funcionamento da aplicação</w:t>
+              <w:t>Co</w:t>
+            </w:r>
+            <w:r>
+              <w:rPr>
+                <w:rStyle w:val="Hyperlink"/>
+                <w:rFonts w:ascii="Trebuchet MS" w:hAnsi="Trebuchet MS"/>
+                <w:noProof/>
+                <w:lang w:val="pt-PT"/>
+              </w:rPr>
+              <w:t>n</w:t>
+            </w:r>
+            <w:r>
+              <w:rPr>
+                <w:rStyle w:val="Hyperlink"/>
+                <w:rFonts w:ascii="Trebuchet MS" w:hAnsi="Trebuchet MS"/>
+                <w:noProof/>
+                <w:lang w:val="pt-PT"/>
+              </w:rPr>
+              <w:t>clusão</w:t>
             </w:r>
             <w:r>
               <w:rPr>
@@ -2444,103 +2531,7 @@
                 <w:noProof/>
                 <w:webHidden/>
               </w:rPr>
-              <w:instrText xml:space="preserve"> PAGEREF _Toc184325970 \h </w:instrText>
-            </w:r>
-            <w:r>
-              <w:rPr>
-                <w:noProof/>
-                <w:webHidden/>
-              </w:rPr>
-            </w:r>
-            <w:r>
-              <w:rPr>
-                <w:noProof/>
-                <w:webHidden/>
-              </w:rPr>
-              <w:fldChar w:fldCharType="separate"/>
-            </w:r>
-            <w:r>
-              <w:rPr>
-                <w:noProof/>
-                <w:webHidden/>
-              </w:rPr>
-              <w:t>9</w:t>
-            </w:r>
-            <w:r>
-              <w:rPr>
-                <w:noProof/>
-                <w:webHidden/>
-              </w:rPr>
-              <w:fldChar w:fldCharType="end"/>
-            </w:r>
-          </w:hyperlink>
-        </w:p>
-        <w:p>
-          <w:pPr>
-            <w:pStyle w:val="ndice1"/>
-            <w:tabs>
-              <w:tab w:val="left" w:pos="480"/>
-              <w:tab w:val="right" w:leader="dot" w:pos="9350"/>
-            </w:tabs>
-            <w:rPr>
-              <w:rFonts w:eastAsiaTheme="minorEastAsia"/>
-              <w:b w:val="0"/>
-              <w:bCs w:val="0"/>
-              <w:i w:val="0"/>
-              <w:iCs w:val="0"/>
-              <w:noProof/>
-            </w:rPr>
-          </w:pPr>
-          <w:hyperlink w:anchor="_Toc184325971" w:history="1">
-            <w:r>
-              <w:rPr>
-                <w:rStyle w:val="Hiperligao"/>
-                <w:rFonts w:ascii="Trebuchet MS" w:hAnsi="Trebuchet MS"/>
-                <w:noProof/>
-                <w:lang w:val="pt-PT"/>
-              </w:rPr>
-              <w:t>7</w:t>
-            </w:r>
-            <w:r>
-              <w:rPr>
-                <w:rFonts w:eastAsiaTheme="minorEastAsia"/>
-                <w:b w:val="0"/>
-                <w:bCs w:val="0"/>
-                <w:i w:val="0"/>
-                <w:iCs w:val="0"/>
-                <w:noProof/>
-              </w:rPr>
-              <w:tab/>
-            </w:r>
-            <w:r>
-              <w:rPr>
-                <w:rStyle w:val="Hiperligao"/>
-                <w:rFonts w:ascii="Trebuchet MS" w:hAnsi="Trebuchet MS"/>
-                <w:noProof/>
-                <w:lang w:val="pt-PT"/>
-              </w:rPr>
-              <w:t>Notas finais</w:t>
-            </w:r>
-            <w:r>
-              <w:rPr>
-                <w:noProof/>
-                <w:webHidden/>
-              </w:rPr>
-              <w:tab/>
-            </w:r>
-            <w:r>
-              <w:rPr>
-                <w:noProof/>
-                <w:webHidden/>
-              </w:rPr>
-              <w:fldChar w:fldCharType="begin"/>
-            </w:r>
-            <w:r>
-              <w:rPr>
-                <w:noProof/>
-                <w:webHidden/>
-              </w:rPr>
-              <w:instrText xml:space="preserve"> PAGEREF _Toc184325971 \h </w:instrText>
+              <w:instrText xml:space="preserve"> PAGEREF _Toc184578436 \h </w:instrText>
             </w:r>
             <w:r>
               <w:rPr>
@@ -2638,7 +2629,7 @@
     </w:p>
     <w:p>
       <w:pPr>
-        <w:pStyle w:val="Ttulo1"/>
+        <w:pStyle w:val="Heading1"/>
         <w:rPr>
           <w:rFonts w:ascii="Trebuchet MS" w:hAnsi="Trebuchet MS"/>
           <w:b/>
@@ -2648,7 +2639,7 @@
           <w:lang w:val="pt-PT"/>
         </w:rPr>
       </w:pPr>
-      <w:bookmarkStart w:id="0" w:name="_Toc184325952"/>
+      <w:bookmarkStart w:id="0" w:name="_Toc184578417"/>
       <w:r>
         <w:rPr>
           <w:rFonts w:ascii="Trebuchet MS" w:hAnsi="Trebuchet MS"/>
@@ -2688,21 +2679,8 @@
           <w:iCs/>
           <w:lang w:val="pt-PT"/>
         </w:rPr>
-        <w:t xml:space="preserve">POO Financial </w:t>
-      </w:r>
-      <w:proofErr w:type="spellStart"/>
-      <w:r>
-        <w:rPr>
-          <w:rFonts w:ascii="Trebuchet MS" w:hAnsi="Trebuchet MS"/>
-          <w:b/>
-          <w:bCs/>
-          <w:i/>
-          <w:iCs/>
-          <w:lang w:val="pt-PT"/>
-        </w:rPr>
-        <w:t>Services</w:t>
-      </w:r>
-      <w:proofErr w:type="spellEnd"/>
+        <w:t>POO Financial Services</w:t>
+      </w:r>
       <w:r>
         <w:rPr>
           <w:rFonts w:ascii="Trebuchet MS" w:hAnsi="Trebuchet MS"/>
@@ -2790,19 +2768,8 @@
           <w:bCs/>
           <w:lang w:val="pt-PT"/>
         </w:rPr>
-        <w:t xml:space="preserve">Produtos </w:t>
-      </w:r>
-      <w:proofErr w:type="gramStart"/>
-      <w:r>
-        <w:rPr>
-          <w:rFonts w:ascii="Trebuchet MS" w:hAnsi="Trebuchet MS"/>
-          <w:b/>
-          <w:bCs/>
-          <w:lang w:val="pt-PT"/>
-        </w:rPr>
-        <w:t>Alimentares</w:t>
-      </w:r>
-      <w:proofErr w:type="gramEnd"/>
+        <w:t>Produtos Alimentares</w:t>
+      </w:r>
       <w:r>
         <w:rPr>
           <w:rFonts w:ascii="Trebuchet MS" w:hAnsi="Trebuchet MS"/>
@@ -2989,23 +2956,7 @@
           <w:rFonts w:ascii="Trebuchet MS" w:hAnsi="Trebuchet MS"/>
           <w:lang w:val="pt-PT"/>
         </w:rPr>
-        <w:t xml:space="preserve"> (produtos de farmácia sem prescrição que pertencem a uma das seguintes categorias: beleza, </w:t>
-      </w:r>
-      <w:proofErr w:type="gramStart"/>
-      <w:r>
-        <w:rPr>
-          <w:rFonts w:ascii="Trebuchet MS" w:hAnsi="Trebuchet MS"/>
-          <w:lang w:val="pt-PT"/>
-        </w:rPr>
-        <w:t>bem estar</w:t>
-      </w:r>
-      <w:proofErr w:type="gramEnd"/>
-      <w:r>
-        <w:rPr>
-          <w:rFonts w:ascii="Trebuchet MS" w:hAnsi="Trebuchet MS"/>
-          <w:lang w:val="pt-PT"/>
-        </w:rPr>
-        <w:t>, bebés, animais, outros)</w:t>
+        <w:t xml:space="preserve"> (produtos de farmácia sem prescrição que pertencem a uma das seguintes categorias: beleza, bem estar, bebés, animais, outros)</w:t>
       </w:r>
     </w:p>
     <w:p>
@@ -3045,7 +2996,7 @@
     </w:p>
     <w:p>
       <w:pPr>
-        <w:pStyle w:val="Ttulo1"/>
+        <w:pStyle w:val="Heading1"/>
         <w:rPr>
           <w:rFonts w:ascii="Trebuchet MS" w:hAnsi="Trebuchet MS"/>
           <w:b/>
@@ -3055,7 +3006,7 @@
           <w:lang w:val="pt-PT"/>
         </w:rPr>
       </w:pPr>
-      <w:bookmarkStart w:id="1" w:name="_Toc184325953"/>
+      <w:bookmarkStart w:id="1" w:name="_Toc184578418"/>
       <w:r>
         <w:rPr>
           <w:rFonts w:ascii="Trebuchet MS" w:hAnsi="Trebuchet MS"/>
@@ -3072,38 +3023,73 @@
     </w:p>
     <w:p>
       <w:pPr>
-        <w:rPr>
-          <w:rFonts w:ascii="Trebuchet MS" w:hAnsi="Trebuchet MS"/>
-          <w:lang w:val="pt-PT"/>
-        </w:rPr>
-      </w:pPr>
-      <w:r>
-        <w:rPr>
-          <w:rFonts w:ascii="Trebuchet MS" w:hAnsi="Trebuchet MS"/>
-          <w:lang w:val="pt-PT"/>
-        </w:rPr>
-        <w:tab/>
+        <w:ind w:firstLine="432"/>
+        <w:rPr>
+          <w:rFonts w:ascii="Trebuchet MS" w:hAnsi="Trebuchet MS"/>
+          <w:lang w:val="pt-PT"/>
+        </w:rPr>
+      </w:pPr>
+      <w:r>
+        <w:rPr>
+          <w:rFonts w:ascii="Trebuchet MS" w:hAnsi="Trebuchet MS"/>
+          <w:lang w:val="pt-PT"/>
+        </w:rPr>
         <w:t xml:space="preserve">Como mencionado na introdução, os clientes são caracterizados pelo seu nome, número de contribuinte (NIF) e localização. Assim, foi criada uma classe </w:t>
       </w:r>
       <w:r>
         <w:rPr>
           <w:rFonts w:ascii="Trebuchet MS" w:hAnsi="Trebuchet MS"/>
-          <w:u w:val="single"/>
-          <w:lang w:val="pt-PT"/>
-        </w:rPr>
-        <w:t>Cliente</w:t>
-      </w:r>
-      <w:r>
-        <w:rPr>
-          <w:rFonts w:ascii="Trebuchet MS" w:hAnsi="Trebuchet MS"/>
-          <w:lang w:val="pt-PT"/>
-        </w:rPr>
-        <w:t xml:space="preserve"> que contém estes fatores como atributos. Vamos agora analisar como foram implementadas as funcionalidades de criar e editar clientes.</w:t>
-      </w:r>
-    </w:p>
-    <w:p>
-      <w:pPr>
-        <w:pStyle w:val="Ttulo2"/>
+          <w:lang w:val="pt-PT"/>
+        </w:rPr>
+        <w:t xml:space="preserve">Cliente </w:t>
+      </w:r>
+      <w:r>
+        <w:rPr>
+          <w:rFonts w:ascii="Trebuchet MS" w:hAnsi="Trebuchet MS"/>
+          <w:lang w:val="pt-PT"/>
+        </w:rPr>
+        <w:t>que contém est</w:t>
+      </w:r>
+      <w:r>
+        <w:rPr>
+          <w:rFonts w:ascii="Trebuchet MS" w:hAnsi="Trebuchet MS"/>
+          <w:lang w:val="pt-PT"/>
+        </w:rPr>
+        <w:t xml:space="preserve">as características </w:t>
+      </w:r>
+      <w:r>
+        <w:rPr>
+          <w:rFonts w:ascii="Trebuchet MS" w:hAnsi="Trebuchet MS"/>
+          <w:lang w:val="pt-PT"/>
+        </w:rPr>
+        <w:t xml:space="preserve">como atributos. </w:t>
+      </w:r>
+      <w:r>
+        <w:rPr>
+          <w:rFonts w:ascii="Trebuchet MS" w:hAnsi="Trebuchet MS"/>
+          <w:lang w:val="pt-PT"/>
+        </w:rPr>
+        <w:t xml:space="preserve">Para além disso, para gerir os clientes registados na aplicação foi criada a classe ListaClientes, que contém um ArrayList onde são armazenados os clientes. </w:t>
+      </w:r>
+      <w:r>
+        <w:rPr>
+          <w:rFonts w:ascii="Trebuchet MS" w:hAnsi="Trebuchet MS"/>
+          <w:lang w:val="pt-PT"/>
+        </w:rPr>
+        <w:t>Vamos agora analisar como foram implementadas as funcionalidades de criar e editar clientes.</w:t>
+      </w:r>
+    </w:p>
+    <w:p>
+      <w:pPr>
+        <w:rPr>
+          <w:rFonts w:ascii="Trebuchet MS" w:hAnsi="Trebuchet MS"/>
+          <w:lang w:val="pt-PT"/>
+        </w:rPr>
+      </w:pPr>
+    </w:p>
+    <w:p>
+      <w:pPr>
+        <w:pStyle w:val="Heading2"/>
         <w:rPr>
           <w:rFonts w:ascii="Trebuchet MS" w:hAnsi="Trebuchet MS"/>
           <w:sz w:val="28"/>
@@ -3111,7 +3097,7 @@
           <w:lang w:val="pt-PT"/>
         </w:rPr>
       </w:pPr>
-      <w:bookmarkStart w:id="2" w:name="_Toc184325954"/>
+      <w:bookmarkStart w:id="2" w:name="_Toc184578419"/>
       <w:r>
         <w:rPr>
           <w:rFonts w:ascii="Trebuchet MS" w:hAnsi="Trebuchet MS"/>
@@ -3125,56 +3111,114 @@
     </w:p>
     <w:p>
       <w:pPr>
+        <w:ind w:firstLine="576"/>
+        <w:rPr>
+          <w:rFonts w:ascii="Trebuchet MS" w:hAnsi="Trebuchet MS"/>
+          <w:lang w:val="pt-PT"/>
+        </w:rPr>
+      </w:pPr>
+      <w:r>
+        <w:rPr>
+          <w:rFonts w:ascii="Trebuchet MS" w:hAnsi="Trebuchet MS"/>
+          <w:lang w:val="pt-PT"/>
+        </w:rPr>
+        <w:t>Para criar um cliente, é utilizado o</w:t>
+      </w:r>
+      <w:r>
+        <w:rPr>
+          <w:rFonts w:ascii="Trebuchet MS" w:hAnsi="Trebuchet MS"/>
+          <w:lang w:val="pt-PT"/>
+        </w:rPr>
+        <w:t xml:space="preserve"> método </w:t>
+      </w:r>
+      <w:r>
+        <w:rPr>
+          <w:rFonts w:ascii="Trebuchet MS" w:hAnsi="Trebuchet MS"/>
+          <w:b/>
+          <w:bCs/>
+          <w:u w:val="single"/>
+          <w:lang w:val="pt-PT"/>
+        </w:rPr>
+        <w:t>addCliente</w:t>
+      </w:r>
+      <w:r>
+        <w:rPr>
+          <w:rFonts w:ascii="Trebuchet MS" w:hAnsi="Trebuchet MS"/>
+          <w:lang w:val="pt-PT"/>
+        </w:rPr>
+        <w:t xml:space="preserve"> que</w:t>
+      </w:r>
+      <w:r>
+        <w:rPr>
+          <w:rFonts w:ascii="Trebuchet MS" w:hAnsi="Trebuchet MS"/>
+          <w:lang w:val="pt-PT"/>
+        </w:rPr>
+        <w:t xml:space="preserve"> obtém os dados do </w:t>
+      </w:r>
+      <w:r>
+        <w:rPr>
+          <w:rFonts w:ascii="Trebuchet MS" w:hAnsi="Trebuchet MS"/>
+          <w:lang w:val="pt-PT"/>
+        </w:rPr>
+        <w:t>deste</w:t>
+      </w:r>
+      <w:r>
+        <w:rPr>
+          <w:rFonts w:ascii="Trebuchet MS" w:hAnsi="Trebuchet MS"/>
+          <w:lang w:val="pt-PT"/>
+        </w:rPr>
+        <w:t xml:space="preserve"> através do método </w:t>
+      </w:r>
+      <w:r>
+        <w:rPr>
+          <w:rFonts w:ascii="Trebuchet MS" w:hAnsi="Trebuchet MS"/>
+          <w:b/>
+          <w:bCs/>
+          <w:u w:val="single"/>
+          <w:lang w:val="pt-PT"/>
+        </w:rPr>
+        <w:t>get</w:t>
+      </w:r>
+      <w:r>
+        <w:rPr>
+          <w:rFonts w:ascii="Trebuchet MS" w:hAnsi="Trebuchet MS"/>
+          <w:b/>
+          <w:bCs/>
+          <w:u w:val="single"/>
+          <w:lang w:val="pt-PT"/>
+        </w:rPr>
+        <w:t>Dados</w:t>
+      </w:r>
+      <w:r>
+        <w:rPr>
+          <w:rFonts w:ascii="Trebuchet MS" w:hAnsi="Trebuchet MS"/>
+          <w:b/>
+          <w:bCs/>
+          <w:u w:val="single"/>
+          <w:lang w:val="pt-PT"/>
+        </w:rPr>
+        <w:t>Cliente</w:t>
+      </w:r>
+      <w:r>
+        <w:rPr>
+          <w:rFonts w:ascii="Trebuchet MS" w:hAnsi="Trebuchet MS"/>
+          <w:lang w:val="pt-PT"/>
+        </w:rPr>
+        <w:t>. Este último método recebe pede ao utilizador os dados necessários através da consola, armazenando estes dados no objeto Cliente passado como argumento. De seguida, o cliente criado é adicionado à lista de clientes implementada na classe ListaClientes.</w:t>
+      </w:r>
+    </w:p>
+    <w:p>
+      <w:pPr>
         <w:ind w:firstLine="144"/>
         <w:rPr>
           <w:rFonts w:ascii="Trebuchet MS" w:hAnsi="Trebuchet MS"/>
           <w:lang w:val="pt-PT"/>
         </w:rPr>
       </w:pPr>
-      <w:r>
-        <w:rPr>
-          <w:lang w:val="pt-PT"/>
-        </w:rPr>
-        <w:t xml:space="preserve">O método </w:t>
-      </w:r>
-      <w:proofErr w:type="spellStart"/>
-      <w:r>
-        <w:rPr>
-          <w:b/>
-          <w:bCs/>
-          <w:u w:val="single"/>
-          <w:lang w:val="pt-PT"/>
-        </w:rPr>
-        <w:t>addCliente</w:t>
-      </w:r>
-      <w:proofErr w:type="spellEnd"/>
-      <w:r>
-        <w:rPr>
-          <w:lang w:val="pt-PT"/>
-        </w:rPr>
-        <w:t xml:space="preserve">, obtém os dados do cliente através do método </w:t>
-      </w:r>
-      <w:proofErr w:type="spellStart"/>
-      <w:r>
-        <w:rPr>
-          <w:b/>
-          <w:bCs/>
-          <w:u w:val="single"/>
-          <w:lang w:val="pt-PT"/>
-        </w:rPr>
-        <w:t>getCliente</w:t>
-      </w:r>
-      <w:proofErr w:type="spellEnd"/>
-      <w:r>
-        <w:rPr>
-          <w:lang w:val="pt-PT"/>
-        </w:rPr>
-        <w:t>, esta função recebe e faz a verificações dos vários atributos de um cliente.</w:t>
-      </w:r>
-    </w:p>
-    <w:p>
-      <w:pPr>
-        <w:pStyle w:val="Ttulo2"/>
+    </w:p>
+    <w:p>
+      <w:pPr>
+        <w:pStyle w:val="Heading2"/>
         <w:rPr>
           <w:rFonts w:ascii="Trebuchet MS" w:hAnsi="Trebuchet MS"/>
           <w:sz w:val="28"/>
@@ -3182,7 +3226,7 @@
           <w:lang w:val="pt-PT"/>
         </w:rPr>
       </w:pPr>
-      <w:bookmarkStart w:id="3" w:name="_Toc184325955"/>
+      <w:bookmarkStart w:id="3" w:name="_Toc184578420"/>
       <w:r>
         <w:rPr>
           <w:rFonts w:ascii="Trebuchet MS" w:hAnsi="Trebuchet MS"/>
@@ -3196,20 +3240,22 @@
     </w:p>
     <w:p>
       <w:pPr>
-        <w:ind w:firstLine="144"/>
-        <w:rPr>
-          <w:lang w:val="pt-PT"/>
-        </w:rPr>
-      </w:pPr>
-      <w:r>
-        <w:rPr>
+        <w:ind w:firstLine="576"/>
+        <w:rPr>
+          <w:rFonts w:ascii="Trebuchet MS" w:hAnsi="Trebuchet MS"/>
+          <w:lang w:val="pt-PT"/>
+        </w:rPr>
+      </w:pPr>
+      <w:r>
+        <w:rPr>
+          <w:rFonts w:ascii="Trebuchet MS" w:hAnsi="Trebuchet MS"/>
           <w:lang w:val="pt-PT"/>
         </w:rPr>
         <w:t xml:space="preserve">O método </w:t>
       </w:r>
-      <w:proofErr w:type="spellStart"/>
-      <w:r>
-        <w:rPr>
+      <w:r>
+        <w:rPr>
+          <w:rFonts w:ascii="Trebuchet MS" w:hAnsi="Trebuchet MS"/>
           <w:b/>
           <w:bCs/>
           <w:u w:val="single"/>
@@ -3217,16 +3263,46 @@
         </w:rPr>
         <w:t>editCliente</w:t>
       </w:r>
-      <w:proofErr w:type="spellEnd"/>
-      <w:r>
-        <w:rPr>
-          <w:lang w:val="pt-PT"/>
-        </w:rPr>
-        <w:t xml:space="preserve">, utiliza o método </w:t>
-      </w:r>
-      <w:proofErr w:type="spellStart"/>
-      <w:r>
-        <w:rPr>
+      <w:r>
+        <w:rPr>
+          <w:rFonts w:ascii="Trebuchet MS" w:hAnsi="Trebuchet MS"/>
+          <w:b/>
+          <w:bCs/>
+          <w:lang w:val="pt-PT"/>
+        </w:rPr>
+        <w:t xml:space="preserve"> </w:t>
+      </w:r>
+      <w:r>
+        <w:rPr>
+          <w:rFonts w:ascii="Trebuchet MS" w:hAnsi="Trebuchet MS"/>
+          <w:lang w:val="pt-PT"/>
+        </w:rPr>
+        <w:t>permite a edição dos dados de um cliente criado previamente.</w:t>
+      </w:r>
+      <w:r>
+        <w:rPr>
+          <w:rFonts w:ascii="Trebuchet MS" w:hAnsi="Trebuchet MS"/>
+          <w:lang w:val="pt-PT"/>
+        </w:rPr>
+        <w:t xml:space="preserve"> </w:t>
+      </w:r>
+      <w:r>
+        <w:rPr>
+          <w:rFonts w:ascii="Trebuchet MS" w:hAnsi="Trebuchet MS"/>
+          <w:lang w:val="pt-PT"/>
+        </w:rPr>
+        <w:t>U</w:t>
+      </w:r>
+      <w:r>
+        <w:rPr>
+          <w:rFonts w:ascii="Trebuchet MS" w:hAnsi="Trebuchet MS"/>
+          <w:lang w:val="pt-PT"/>
+        </w:rPr>
+        <w:t xml:space="preserve">tiliza o método </w:t>
+      </w:r>
+      <w:r>
+        <w:rPr>
+          <w:rFonts w:ascii="Trebuchet MS" w:hAnsi="Trebuchet MS"/>
           <w:b/>
           <w:bCs/>
           <w:u w:val="single"/>
@@ -3234,16 +3310,65 @@
         </w:rPr>
         <w:t>searchCliente</w:t>
       </w:r>
-      <w:proofErr w:type="spellEnd"/>
-      <w:r>
-        <w:rPr>
-          <w:lang w:val="pt-PT"/>
-        </w:rPr>
-        <w:t xml:space="preserve">, imprime todos os clientes, para fácil acesso, é pedido ao utilizador o NIF, e caso um cliente seja encontrado, é pedido de novo as informações do cliente através do método </w:t>
-      </w:r>
-      <w:proofErr w:type="spellStart"/>
-      <w:r>
-        <w:rPr>
+      <w:r>
+        <w:rPr>
+          <w:rFonts w:ascii="Trebuchet MS" w:hAnsi="Trebuchet MS"/>
+          <w:lang w:val="pt-PT"/>
+        </w:rPr>
+        <w:t xml:space="preserve"> para </w:t>
+      </w:r>
+      <w:r>
+        <w:rPr>
+          <w:rFonts w:ascii="Trebuchet MS" w:hAnsi="Trebuchet MS"/>
+          <w:lang w:val="pt-PT"/>
+        </w:rPr>
+        <w:t>encontrar o cliente com um determinado NIF</w:t>
+      </w:r>
+      <w:r>
+        <w:rPr>
+          <w:rFonts w:ascii="Trebuchet MS" w:hAnsi="Trebuchet MS"/>
+          <w:lang w:val="pt-PT"/>
+        </w:rPr>
+        <w:t>, imprim</w:t>
+      </w:r>
+      <w:r>
+        <w:rPr>
+          <w:rFonts w:ascii="Trebuchet MS" w:hAnsi="Trebuchet MS"/>
+          <w:lang w:val="pt-PT"/>
+        </w:rPr>
+        <w:t>indo</w:t>
+      </w:r>
+      <w:r>
+        <w:rPr>
+          <w:rFonts w:ascii="Trebuchet MS" w:hAnsi="Trebuchet MS"/>
+          <w:lang w:val="pt-PT"/>
+        </w:rPr>
+        <w:t xml:space="preserve"> todos os clientes, para fácil acesso</w:t>
+      </w:r>
+      <w:r>
+        <w:rPr>
+          <w:rFonts w:ascii="Trebuchet MS" w:hAnsi="Trebuchet MS"/>
+          <w:lang w:val="pt-PT"/>
+        </w:rPr>
+        <w:t xml:space="preserve"> aos dados dos clientes já registados</w:t>
+      </w:r>
+      <w:r>
+        <w:rPr>
+          <w:rFonts w:ascii="Trebuchet MS" w:hAnsi="Trebuchet MS"/>
+          <w:lang w:val="pt-PT"/>
+        </w:rPr>
+        <w:t xml:space="preserve">, </w:t>
+      </w:r>
+      <w:r>
+        <w:rPr>
+          <w:rFonts w:ascii="Trebuchet MS" w:hAnsi="Trebuchet MS"/>
+          <w:lang w:val="pt-PT"/>
+        </w:rPr>
+        <w:t xml:space="preserve">e pedindo ao utilizador o NIF do cliente que pretende editar. Após o cliente ter sido localizado no ArrayList, o utilizador pode editar os dados do mesmo através do método </w:t>
+      </w:r>
+      <w:r>
+        <w:rPr>
+          <w:rFonts w:ascii="Trebuchet MS" w:hAnsi="Trebuchet MS"/>
           <w:b/>
           <w:bCs/>
           <w:u w:val="single"/>
@@ -3251,19 +3376,25 @@
         </w:rPr>
         <w:t>getDadosCliente</w:t>
       </w:r>
-      <w:proofErr w:type="spellEnd"/>
-    </w:p>
-    <w:p>
-      <w:pPr>
-        <w:rPr>
-          <w:rFonts w:ascii="Trebuchet MS" w:hAnsi="Trebuchet MS"/>
-          <w:lang w:val="pt-PT"/>
-        </w:rPr>
-      </w:pPr>
-    </w:p>
-    <w:p>
-      <w:pPr>
-        <w:pStyle w:val="Ttulo2"/>
+      <w:r>
+        <w:rPr>
+          <w:rFonts w:ascii="Trebuchet MS" w:hAnsi="Trebuchet MS"/>
+          <w:lang w:val="pt-PT"/>
+        </w:rPr>
+        <w:t>, que irá solicitar os novos dados do cliente.</w:t>
+      </w:r>
+    </w:p>
+    <w:p>
+      <w:pPr>
+        <w:rPr>
+          <w:rFonts w:ascii="Trebuchet MS" w:hAnsi="Trebuchet MS"/>
+          <w:lang w:val="pt-PT"/>
+        </w:rPr>
+      </w:pPr>
+    </w:p>
+    <w:p>
+      <w:pPr>
+        <w:pStyle w:val="Heading2"/>
         <w:rPr>
           <w:rFonts w:ascii="Trebuchet MS" w:hAnsi="Trebuchet MS"/>
           <w:sz w:val="28"/>
@@ -3271,7 +3402,7 @@
           <w:lang w:val="pt-PT"/>
         </w:rPr>
       </w:pPr>
-      <w:bookmarkStart w:id="4" w:name="_Toc184325956"/>
+      <w:bookmarkStart w:id="4" w:name="_Toc184578421"/>
       <w:r>
         <w:rPr>
           <w:rFonts w:ascii="Trebuchet MS" w:hAnsi="Trebuchet MS"/>
@@ -3287,18 +3418,20 @@
       <w:pPr>
         <w:ind w:firstLine="144"/>
         <w:rPr>
-          <w:lang w:val="pt-PT"/>
-        </w:rPr>
-      </w:pPr>
-      <w:r>
-        <w:rPr>
+          <w:rFonts w:ascii="Trebuchet MS" w:hAnsi="Trebuchet MS"/>
+          <w:lang w:val="pt-PT"/>
+        </w:rPr>
+      </w:pPr>
+      <w:r>
+        <w:rPr>
+          <w:rFonts w:ascii="Trebuchet MS" w:hAnsi="Trebuchet MS"/>
           <w:lang w:val="pt-PT"/>
         </w:rPr>
         <w:t xml:space="preserve">O método </w:t>
       </w:r>
-      <w:proofErr w:type="spellStart"/>
-      <w:r>
-        <w:rPr>
+      <w:r>
+        <w:rPr>
+          <w:rFonts w:ascii="Trebuchet MS" w:hAnsi="Trebuchet MS"/>
           <w:b/>
           <w:bCs/>
           <w:u w:val="single"/>
@@ -3306,16 +3439,23 @@
         </w:rPr>
         <w:t>printClientes</w:t>
       </w:r>
-      <w:proofErr w:type="spellEnd"/>
-      <w:r>
-        <w:rPr>
+      <w:r>
+        <w:rPr>
+          <w:rFonts w:ascii="Trebuchet MS" w:hAnsi="Trebuchet MS"/>
+          <w:lang w:val="pt-PT"/>
+        </w:rPr>
+        <w:t>,</w:t>
+      </w:r>
+      <w:r>
+        <w:rPr>
+          <w:rFonts w:ascii="Trebuchet MS" w:hAnsi="Trebuchet MS"/>
           <w:lang w:val="pt-PT"/>
         </w:rPr>
         <w:t xml:space="preserve"> usado em métodos como o </w:t>
       </w:r>
-      <w:proofErr w:type="spellStart"/>
-      <w:r>
-        <w:rPr>
+      <w:r>
+        <w:rPr>
+          <w:rFonts w:ascii="Trebuchet MS" w:hAnsi="Trebuchet MS"/>
           <w:b/>
           <w:bCs/>
           <w:u w:val="single"/>
@@ -3323,17 +3463,38 @@
         </w:rPr>
         <w:t>searchCliente</w:t>
       </w:r>
-      <w:proofErr w:type="spellEnd"/>
-      <w:r>
-        <w:rPr>
-          <w:lang w:val="pt-PT"/>
-        </w:rPr>
-        <w:t>, imprime um cabeçalho com o nome, o NIF e a localização do cliente, e depois procede a imprimir os dados dos clientes</w:t>
-      </w:r>
-    </w:p>
-    <w:p>
-      <w:pPr>
-        <w:pStyle w:val="Ttulo1"/>
+      <w:r>
+        <w:rPr>
+          <w:rFonts w:ascii="Trebuchet MS" w:hAnsi="Trebuchet MS"/>
+          <w:lang w:val="pt-PT"/>
+        </w:rPr>
+        <w:t xml:space="preserve">, imprime um cabeçalho com o nome, o NIF e a localização do cliente, e depois procede a imprimir os dados </w:t>
+      </w:r>
+      <w:r>
+        <w:rPr>
+          <w:rFonts w:ascii="Trebuchet MS" w:hAnsi="Trebuchet MS"/>
+          <w:lang w:val="pt-PT"/>
+        </w:rPr>
+        <w:t>de todos os</w:t>
+      </w:r>
+      <w:r>
+        <w:rPr>
+          <w:rFonts w:ascii="Trebuchet MS" w:hAnsi="Trebuchet MS"/>
+          <w:lang w:val="pt-PT"/>
+        </w:rPr>
+        <w:t xml:space="preserve"> clientes</w:t>
+      </w:r>
+      <w:r>
+        <w:rPr>
+          <w:rFonts w:ascii="Trebuchet MS" w:hAnsi="Trebuchet MS"/>
+          <w:lang w:val="pt-PT"/>
+        </w:rPr>
+        <w:t xml:space="preserve"> já adicionados ao ArrayList de clientes.</w:t>
+      </w:r>
+    </w:p>
+    <w:p>
+      <w:pPr>
+        <w:pStyle w:val="Heading1"/>
         <w:rPr>
           <w:rFonts w:ascii="Trebuchet MS" w:hAnsi="Trebuchet MS"/>
           <w:b/>
@@ -3352,7 +3513,7 @@
         </w:rPr>
         <w:br w:type="page"/>
       </w:r>
-      <w:bookmarkStart w:id="5" w:name="_Toc184325957"/>
+      <w:bookmarkStart w:id="5" w:name="_Toc184578422"/>
       <w:r>
         <w:rPr>
           <w:rFonts w:ascii="Trebuchet MS" w:hAnsi="Trebuchet MS"/>
@@ -3380,12 +3541,133 @@
           <w:rFonts w:ascii="Trebuchet MS" w:hAnsi="Trebuchet MS"/>
           <w:lang w:val="pt-PT"/>
         </w:rPr>
-        <w:t>A classe fatura como mencionado a acima tem 4 atributos, um número de fatura, um cliente ao qual a fatura é associada, uma data e uma lista de produtos. Assim sendo, vamos agora analisar como são criadas novas faturas, como podemos editar faturas já existentes, listar e visualizar as faturas, e ainda ver as estatísticas.</w:t>
-      </w:r>
-    </w:p>
-    <w:p>
-      <w:pPr>
-        <w:pStyle w:val="Ttulo2"/>
+        <w:t>A classe fatura</w:t>
+      </w:r>
+      <w:r>
+        <w:rPr>
+          <w:rFonts w:ascii="Trebuchet MS" w:hAnsi="Trebuchet MS"/>
+          <w:lang w:val="pt-PT"/>
+        </w:rPr>
+        <w:t>,</w:t>
+      </w:r>
+      <w:r>
+        <w:rPr>
+          <w:rFonts w:ascii="Trebuchet MS" w:hAnsi="Trebuchet MS"/>
+          <w:lang w:val="pt-PT"/>
+        </w:rPr>
+        <w:t xml:space="preserve"> como mencionado acima</w:t>
+      </w:r>
+      <w:r>
+        <w:rPr>
+          <w:rFonts w:ascii="Trebuchet MS" w:hAnsi="Trebuchet MS"/>
+          <w:lang w:val="pt-PT"/>
+        </w:rPr>
+        <w:t>,</w:t>
+      </w:r>
+      <w:r>
+        <w:rPr>
+          <w:rFonts w:ascii="Trebuchet MS" w:hAnsi="Trebuchet MS"/>
+          <w:lang w:val="pt-PT"/>
+        </w:rPr>
+        <w:t xml:space="preserve"> tem 4 atributos</w:t>
+      </w:r>
+      <w:r>
+        <w:rPr>
+          <w:rFonts w:ascii="Trebuchet MS" w:hAnsi="Trebuchet MS"/>
+          <w:lang w:val="pt-PT"/>
+        </w:rPr>
+        <w:t>:</w:t>
+      </w:r>
+      <w:r>
+        <w:rPr>
+          <w:rFonts w:ascii="Trebuchet MS" w:hAnsi="Trebuchet MS"/>
+          <w:lang w:val="pt-PT"/>
+        </w:rPr>
+        <w:t xml:space="preserve"> um número de fatura, um cliente ao qual a fatura é associada, uma data e uma lista de produtos. Assim sendo, vamos agora analisar como são </w:t>
+      </w:r>
+      <w:r>
+        <w:rPr>
+          <w:rFonts w:ascii="Trebuchet MS" w:hAnsi="Trebuchet MS"/>
+          <w:lang w:val="pt-PT"/>
+        </w:rPr>
+        <w:t>criadas</w:t>
+      </w:r>
+      <w:r>
+        <w:rPr>
+          <w:rFonts w:ascii="Trebuchet MS" w:hAnsi="Trebuchet MS"/>
+          <w:lang w:val="pt-PT"/>
+        </w:rPr>
+        <w:t xml:space="preserve"> </w:t>
+      </w:r>
+      <w:r>
+        <w:rPr>
+          <w:rFonts w:ascii="Trebuchet MS" w:hAnsi="Trebuchet MS"/>
+          <w:lang w:val="pt-PT"/>
+        </w:rPr>
+        <w:t xml:space="preserve">as </w:t>
+      </w:r>
+      <w:r>
+        <w:rPr>
+          <w:rFonts w:ascii="Trebuchet MS" w:hAnsi="Trebuchet MS"/>
+          <w:lang w:val="pt-PT"/>
+        </w:rPr>
+        <w:t xml:space="preserve">faturas, como podemos editar faturas já existentes, listar </w:t>
+      </w:r>
+      <w:r>
+        <w:rPr>
+          <w:rFonts w:ascii="Trebuchet MS" w:hAnsi="Trebuchet MS"/>
+          <w:lang w:val="pt-PT"/>
+        </w:rPr>
+        <w:t xml:space="preserve">todas as </w:t>
+      </w:r>
+      <w:r>
+        <w:rPr>
+          <w:rFonts w:ascii="Trebuchet MS" w:hAnsi="Trebuchet MS"/>
+          <w:lang w:val="pt-PT"/>
+        </w:rPr>
+        <w:t>faturas</w:t>
+      </w:r>
+      <w:r>
+        <w:rPr>
+          <w:rFonts w:ascii="Trebuchet MS" w:hAnsi="Trebuchet MS"/>
+          <w:lang w:val="pt-PT"/>
+        </w:rPr>
+        <w:t>, visualizar uma fatura em particular</w:t>
+      </w:r>
+      <w:r>
+        <w:rPr>
+          <w:rFonts w:ascii="Trebuchet MS" w:hAnsi="Trebuchet MS"/>
+          <w:lang w:val="pt-PT"/>
+        </w:rPr>
+        <w:t xml:space="preserve"> e ver a</w:t>
+      </w:r>
+      <w:r>
+        <w:rPr>
+          <w:rFonts w:ascii="Trebuchet MS" w:hAnsi="Trebuchet MS"/>
+          <w:lang w:val="pt-PT"/>
+        </w:rPr>
+        <w:t>lgumas estatísticas da lista de faturas</w:t>
+      </w:r>
+      <w:r>
+        <w:rPr>
+          <w:rFonts w:ascii="Trebuchet MS" w:hAnsi="Trebuchet MS"/>
+          <w:lang w:val="pt-PT"/>
+        </w:rPr>
+        <w:t>.</w:t>
+      </w:r>
+    </w:p>
+    <w:p>
+      <w:pPr>
+        <w:ind w:firstLine="432"/>
+        <w:rPr>
+          <w:rFonts w:ascii="Trebuchet MS" w:hAnsi="Trebuchet MS"/>
+          <w:lang w:val="pt-PT"/>
+        </w:rPr>
+      </w:pPr>
+    </w:p>
+    <w:p>
+      <w:pPr>
+        <w:pStyle w:val="Heading2"/>
         <w:rPr>
           <w:rFonts w:ascii="Trebuchet MS" w:hAnsi="Trebuchet MS"/>
           <w:sz w:val="28"/>
@@ -3393,7 +3675,7 @@
           <w:lang w:val="pt-PT"/>
         </w:rPr>
       </w:pPr>
-      <w:bookmarkStart w:id="6" w:name="_Toc184325958"/>
+      <w:bookmarkStart w:id="6" w:name="_Toc184578423"/>
       <w:r>
         <w:rPr>
           <w:rFonts w:ascii="Trebuchet MS" w:hAnsi="Trebuchet MS"/>
@@ -3409,18 +3691,20 @@
       <w:pPr>
         <w:ind w:firstLine="576"/>
         <w:rPr>
-          <w:lang w:val="pt-PT"/>
-        </w:rPr>
-      </w:pPr>
-      <w:r>
-        <w:rPr>
+          <w:rFonts w:ascii="Trebuchet MS" w:hAnsi="Trebuchet MS"/>
+          <w:lang w:val="pt-PT"/>
+        </w:rPr>
+      </w:pPr>
+      <w:r>
+        <w:rPr>
+          <w:rFonts w:ascii="Trebuchet MS" w:hAnsi="Trebuchet MS"/>
           <w:lang w:val="pt-PT"/>
         </w:rPr>
         <w:t xml:space="preserve">Para criar uma fatura, é utilizado o método </w:t>
       </w:r>
-      <w:proofErr w:type="spellStart"/>
-      <w:r>
-        <w:rPr>
+      <w:r>
+        <w:rPr>
+          <w:rFonts w:ascii="Trebuchet MS" w:hAnsi="Trebuchet MS"/>
           <w:b/>
           <w:bCs/>
           <w:u w:val="single"/>
@@ -3428,42 +3712,143 @@
         </w:rPr>
         <w:t>addFatura</w:t>
       </w:r>
-      <w:proofErr w:type="spellEnd"/>
-      <w:r>
-        <w:rPr>
-          <w:lang w:val="pt-PT"/>
-        </w:rPr>
-        <w:t xml:space="preserve">, que utiliza o construtor de faturas, para criar uma nova fatura, e atribuir o número da fatura, que é atualizado de imediato. Para obter os dados da fatura é utilizado o método </w:t>
-      </w:r>
-      <w:proofErr w:type="spellStart"/>
-      <w:r>
-        <w:rPr>
+      <w:r>
+        <w:rPr>
+          <w:rFonts w:ascii="Trebuchet MS" w:hAnsi="Trebuchet MS"/>
+          <w:lang w:val="pt-PT"/>
+        </w:rPr>
+        <w:t xml:space="preserve">, </w:t>
+      </w:r>
+      <w:r>
+        <w:rPr>
+          <w:rFonts w:ascii="Trebuchet MS" w:hAnsi="Trebuchet MS"/>
+          <w:lang w:val="pt-PT"/>
+        </w:rPr>
+        <w:t xml:space="preserve">que possui um funcionamento semelhante ao método </w:t>
+      </w:r>
+      <w:r>
+        <w:rPr>
+          <w:rFonts w:ascii="Trebuchet MS" w:hAnsi="Trebuchet MS"/>
           <w:b/>
           <w:bCs/>
           <w:u w:val="single"/>
           <w:lang w:val="pt-PT"/>
         </w:rPr>
+        <w:t>addCliente</w:t>
+      </w:r>
+      <w:r>
+        <w:rPr>
+          <w:rFonts w:ascii="Trebuchet MS" w:hAnsi="Trebuchet MS"/>
+          <w:lang w:val="pt-PT"/>
+        </w:rPr>
+        <w:t xml:space="preserve"> analisado anteriormente</w:t>
+      </w:r>
+      <w:r>
+        <w:rPr>
+          <w:rFonts w:ascii="Trebuchet MS" w:hAnsi="Trebuchet MS"/>
+          <w:lang w:val="pt-PT"/>
+        </w:rPr>
+        <w:t xml:space="preserve">. Para obter os dados da fatura é utilizado o método </w:t>
+      </w:r>
+      <w:r>
+        <w:rPr>
+          <w:rFonts w:ascii="Trebuchet MS" w:hAnsi="Trebuchet MS"/>
+          <w:b/>
+          <w:bCs/>
+          <w:u w:val="single"/>
+          <w:lang w:val="pt-PT"/>
+        </w:rPr>
         <w:t>getDadosFatura</w:t>
       </w:r>
-      <w:proofErr w:type="spellEnd"/>
-      <w:r>
-        <w:rPr>
-          <w:lang w:val="pt-PT"/>
-        </w:rPr>
-        <w:t>, que permite associar um cliente a uma fatura, ou criar um novo cliente, caso não exista nenhum, registar um cliente, e adicionar uma lista de produtos, com as determinadas verificações e proteções.</w:t>
-      </w:r>
-    </w:p>
-    <w:p>
-      <w:pPr>
-        <w:rPr>
-          <w:rFonts w:ascii="Trebuchet MS" w:hAnsi="Trebuchet MS"/>
-          <w:lang w:val="pt-PT"/>
-        </w:rPr>
-      </w:pPr>
-    </w:p>
-    <w:p>
-      <w:pPr>
-        <w:pStyle w:val="Ttulo2"/>
+      <w:r>
+        <w:rPr>
+          <w:rFonts w:ascii="Trebuchet MS" w:hAnsi="Trebuchet MS"/>
+          <w:lang w:val="pt-PT"/>
+        </w:rPr>
+        <w:t xml:space="preserve">, que </w:t>
+      </w:r>
+      <w:r>
+        <w:rPr>
+          <w:rFonts w:ascii="Trebuchet MS" w:hAnsi="Trebuchet MS"/>
+          <w:lang w:val="pt-PT"/>
+        </w:rPr>
+        <w:t>obtém os dados da nova fatura, permitindo a</w:t>
+      </w:r>
+      <w:r>
+        <w:rPr>
+          <w:rFonts w:ascii="Trebuchet MS" w:hAnsi="Trebuchet MS"/>
+          <w:lang w:val="pt-PT"/>
+        </w:rPr>
+        <w:t xml:space="preserve"> </w:t>
+      </w:r>
+      <w:r>
+        <w:rPr>
+          <w:rFonts w:ascii="Trebuchet MS" w:hAnsi="Trebuchet MS"/>
+          <w:lang w:val="pt-PT"/>
+        </w:rPr>
+        <w:t>associação de</w:t>
+      </w:r>
+      <w:r>
+        <w:rPr>
+          <w:rFonts w:ascii="Trebuchet MS" w:hAnsi="Trebuchet MS"/>
+          <w:lang w:val="pt-PT"/>
+        </w:rPr>
+        <w:t xml:space="preserve"> um cliente a uma fatura, ou </w:t>
+      </w:r>
+      <w:r>
+        <w:rPr>
+          <w:rFonts w:ascii="Trebuchet MS" w:hAnsi="Trebuchet MS"/>
+          <w:lang w:val="pt-PT"/>
+        </w:rPr>
+        <w:t>a criação de</w:t>
+      </w:r>
+      <w:r>
+        <w:rPr>
+          <w:rFonts w:ascii="Trebuchet MS" w:hAnsi="Trebuchet MS"/>
+          <w:lang w:val="pt-PT"/>
+        </w:rPr>
+        <w:t xml:space="preserve"> um novo cliente, caso não exista nenhum</w:t>
+      </w:r>
+      <w:r>
+        <w:rPr>
+          <w:rFonts w:ascii="Trebuchet MS" w:hAnsi="Trebuchet MS"/>
+          <w:lang w:val="pt-PT"/>
+        </w:rPr>
+        <w:t xml:space="preserve">, </w:t>
+      </w:r>
+      <w:r>
+        <w:rPr>
+          <w:rFonts w:ascii="Trebuchet MS" w:hAnsi="Trebuchet MS"/>
+          <w:lang w:val="pt-PT"/>
+        </w:rPr>
+        <w:t xml:space="preserve">e adicionar </w:t>
+      </w:r>
+      <w:r>
+        <w:rPr>
+          <w:rFonts w:ascii="Trebuchet MS" w:hAnsi="Trebuchet MS"/>
+          <w:lang w:val="pt-PT"/>
+        </w:rPr>
+        <w:t>produtos à lista de produtos da fatura.</w:t>
+      </w:r>
+      <w:r>
+        <w:rPr>
+          <w:rFonts w:ascii="Trebuchet MS" w:hAnsi="Trebuchet MS"/>
+          <w:lang w:val="pt-PT"/>
+        </w:rPr>
+        <w:t xml:space="preserve"> Por fim, a fatura criada é adicionada ao ArrayList de faturas.</w:t>
+      </w:r>
+    </w:p>
+    <w:p>
+      <w:pPr>
+        <w:rPr>
+          <w:rFonts w:ascii="Trebuchet MS" w:hAnsi="Trebuchet MS"/>
+          <w:lang w:val="pt-PT"/>
+        </w:rPr>
+      </w:pPr>
+    </w:p>
+    <w:p>
+      <w:pPr>
+        <w:pStyle w:val="Heading2"/>
         <w:rPr>
           <w:rFonts w:ascii="Trebuchet MS" w:hAnsi="Trebuchet MS"/>
           <w:sz w:val="28"/>
@@ -3471,7 +3856,7 @@
           <w:lang w:val="pt-PT"/>
         </w:rPr>
       </w:pPr>
-      <w:bookmarkStart w:id="7" w:name="_Toc184325959"/>
+      <w:bookmarkStart w:id="7" w:name="_Toc184578424"/>
       <w:r>
         <w:rPr>
           <w:rFonts w:ascii="Trebuchet MS" w:hAnsi="Trebuchet MS"/>
@@ -3487,18 +3872,20 @@
       <w:pPr>
         <w:ind w:firstLine="576"/>
         <w:rPr>
-          <w:lang w:val="pt-PT"/>
-        </w:rPr>
-      </w:pPr>
-      <w:r>
-        <w:rPr>
+          <w:rFonts w:ascii="Trebuchet MS" w:hAnsi="Trebuchet MS"/>
+          <w:lang w:val="pt-PT"/>
+        </w:rPr>
+      </w:pPr>
+      <w:r>
+        <w:rPr>
+          <w:rFonts w:ascii="Trebuchet MS" w:hAnsi="Trebuchet MS"/>
           <w:lang w:val="pt-PT"/>
         </w:rPr>
         <w:t xml:space="preserve">Para editar as faturas é usada o método </w:t>
       </w:r>
-      <w:proofErr w:type="spellStart"/>
-      <w:r>
-        <w:rPr>
+      <w:r>
+        <w:rPr>
+          <w:rFonts w:ascii="Trebuchet MS" w:hAnsi="Trebuchet MS"/>
           <w:b/>
           <w:bCs/>
           <w:u w:val="single"/>
@@ -3506,29 +3893,180 @@
         </w:rPr>
         <w:t>editFaturas</w:t>
       </w:r>
-      <w:proofErr w:type="spellEnd"/>
-      <w:r>
-        <w:rPr>
-          <w:lang w:val="pt-PT"/>
-        </w:rPr>
-        <w:t xml:space="preserve">. Este método começa por procurar se existe alguma fatura disponível, se existir, imprime todas as disponíveis para fácil escolha da que o utilizador deseja editar. Se a fatura for encontrada é utilizado o método </w:t>
-      </w:r>
-      <w:proofErr w:type="spellStart"/>
-      <w:r>
-        <w:rPr>
-          <w:b/>
-          <w:bCs/>
+      <w:r>
+        <w:rPr>
+          <w:rFonts w:ascii="Trebuchet MS" w:hAnsi="Trebuchet MS"/>
+          <w:lang w:val="pt-PT"/>
+        </w:rPr>
+        <w:t>. Este método começa por procurar se existe</w:t>
+      </w:r>
+      <w:r>
+        <w:rPr>
+          <w:rFonts w:ascii="Trebuchet MS" w:hAnsi="Trebuchet MS"/>
+          <w:lang w:val="pt-PT"/>
+        </w:rPr>
+        <w:t>m</w:t>
+      </w:r>
+      <w:r>
+        <w:rPr>
+          <w:rFonts w:ascii="Trebuchet MS" w:hAnsi="Trebuchet MS"/>
+          <w:lang w:val="pt-PT"/>
+        </w:rPr>
+        <w:t xml:space="preserve"> fatura</w:t>
+      </w:r>
+      <w:r>
+        <w:rPr>
+          <w:rFonts w:ascii="Trebuchet MS" w:hAnsi="Trebuchet MS"/>
+          <w:lang w:val="pt-PT"/>
+        </w:rPr>
+        <w:t>s</w:t>
+      </w:r>
+      <w:r>
+        <w:rPr>
+          <w:rFonts w:ascii="Trebuchet MS" w:hAnsi="Trebuchet MS"/>
+          <w:lang w:val="pt-PT"/>
+        </w:rPr>
+        <w:t xml:space="preserve"> </w:t>
+      </w:r>
+      <w:r>
+        <w:rPr>
+          <w:rFonts w:ascii="Trebuchet MS" w:hAnsi="Trebuchet MS"/>
+          <w:lang w:val="pt-PT"/>
+        </w:rPr>
+        <w:t>registadas na aplicação e, se</w:t>
+      </w:r>
+      <w:r>
+        <w:rPr>
+          <w:rFonts w:ascii="Trebuchet MS" w:hAnsi="Trebuchet MS"/>
+          <w:lang w:val="pt-PT"/>
+        </w:rPr>
+        <w:t xml:space="preserve"> existir</w:t>
+      </w:r>
+      <w:r>
+        <w:rPr>
+          <w:rFonts w:ascii="Trebuchet MS" w:hAnsi="Trebuchet MS"/>
+          <w:lang w:val="pt-PT"/>
+        </w:rPr>
+        <w:t>em</w:t>
+      </w:r>
+      <w:r>
+        <w:rPr>
+          <w:rFonts w:ascii="Trebuchet MS" w:hAnsi="Trebuchet MS"/>
+          <w:lang w:val="pt-PT"/>
+        </w:rPr>
+        <w:t xml:space="preserve">, </w:t>
+      </w:r>
+      <w:r>
+        <w:rPr>
+          <w:rFonts w:ascii="Trebuchet MS" w:hAnsi="Trebuchet MS"/>
+          <w:lang w:val="pt-PT"/>
+        </w:rPr>
+        <w:t>imprime-as</w:t>
+      </w:r>
+      <w:r>
+        <w:rPr>
+          <w:rFonts w:ascii="Trebuchet MS" w:hAnsi="Trebuchet MS"/>
+          <w:lang w:val="pt-PT"/>
+        </w:rPr>
+        <w:t xml:space="preserve"> para </w:t>
+      </w:r>
+      <w:r>
+        <w:rPr>
+          <w:rFonts w:ascii="Trebuchet MS" w:hAnsi="Trebuchet MS"/>
+          <w:lang w:val="pt-PT"/>
+        </w:rPr>
+        <w:t>que o utilizador possa escolher facilmente qual pretende editar</w:t>
+      </w:r>
+      <w:r>
+        <w:rPr>
+          <w:rFonts w:ascii="Trebuchet MS" w:hAnsi="Trebuchet MS"/>
+          <w:lang w:val="pt-PT"/>
+        </w:rPr>
+        <w:t xml:space="preserve">. </w:t>
+      </w:r>
+      <w:r>
+        <w:rPr>
+          <w:rFonts w:ascii="Trebuchet MS" w:hAnsi="Trebuchet MS"/>
+          <w:lang w:val="pt-PT"/>
+        </w:rPr>
+        <w:t xml:space="preserve">Após o utilizador ter selecionado a fatura, </w:t>
+      </w:r>
+      <w:r>
+        <w:rPr>
+          <w:rFonts w:ascii="Trebuchet MS" w:hAnsi="Trebuchet MS"/>
+          <w:lang w:val="pt-PT"/>
+        </w:rPr>
+        <w:t xml:space="preserve">é utilizado o método </w:t>
+      </w:r>
+      <w:r>
+        <w:rPr>
+          <w:rFonts w:ascii="Trebuchet MS" w:hAnsi="Trebuchet MS"/>
+          <w:b/>
           <w:u w:val="single"/>
           <w:lang w:val="pt-PT"/>
         </w:rPr>
         <w:t>getDados</w:t>
       </w:r>
-      <w:proofErr w:type="spellEnd"/>
-      <w:r>
-        <w:rPr>
-          <w:lang w:val="pt-PT"/>
-        </w:rPr>
-        <w:t xml:space="preserve"> faturas mencionadas acima, para alterar a fatura se nenhuma fatura for encontrada com o número fornecido, volta-se a perguntar ao utilizador</w:t>
+      <w:r>
+        <w:rPr>
+          <w:rFonts w:ascii="Trebuchet MS" w:hAnsi="Trebuchet MS"/>
+          <w:b/>
+          <w:u w:val="single"/>
+          <w:lang w:val="pt-PT"/>
+        </w:rPr>
+        <w:t>Fatura</w:t>
+      </w:r>
+      <w:r>
+        <w:rPr>
+          <w:rFonts w:ascii="Trebuchet MS" w:hAnsi="Trebuchet MS"/>
+          <w:bCs/>
+          <w:lang w:val="pt-PT"/>
+        </w:rPr>
+        <w:t xml:space="preserve"> </w:t>
+      </w:r>
+      <w:r>
+        <w:rPr>
+          <w:rFonts w:ascii="Trebuchet MS" w:hAnsi="Trebuchet MS"/>
+          <w:bCs/>
+          <w:lang w:val="pt-PT"/>
+        </w:rPr>
+        <w:t>mencionad</w:t>
+      </w:r>
+      <w:r>
+        <w:rPr>
+          <w:rFonts w:ascii="Trebuchet MS" w:hAnsi="Trebuchet MS"/>
+          <w:bCs/>
+          <w:lang w:val="pt-PT"/>
+        </w:rPr>
+        <w:t>o</w:t>
+      </w:r>
+      <w:r>
+        <w:rPr>
+          <w:rFonts w:ascii="Trebuchet MS" w:hAnsi="Trebuchet MS"/>
+          <w:lang w:val="pt-PT"/>
+        </w:rPr>
+        <w:t xml:space="preserve"> acima</w:t>
+      </w:r>
+      <w:r>
+        <w:rPr>
+          <w:rFonts w:ascii="Trebuchet MS" w:hAnsi="Trebuchet MS"/>
+          <w:lang w:val="pt-PT"/>
+        </w:rPr>
+        <w:t xml:space="preserve"> </w:t>
+      </w:r>
+      <w:r>
+        <w:rPr>
+          <w:rFonts w:ascii="Trebuchet MS" w:hAnsi="Trebuchet MS"/>
+          <w:lang w:val="pt-PT"/>
+        </w:rPr>
+        <w:t xml:space="preserve">para </w:t>
+      </w:r>
+      <w:r>
+        <w:rPr>
+          <w:rFonts w:ascii="Trebuchet MS" w:hAnsi="Trebuchet MS"/>
+          <w:lang w:val="pt-PT"/>
+        </w:rPr>
+        <w:t>modificar os dados associados à fatura selecionada.</w:t>
       </w:r>
     </w:p>
     <w:p>
@@ -3542,7 +4080,7 @@
     </w:p>
     <w:p>
       <w:pPr>
-        <w:pStyle w:val="Ttulo2"/>
+        <w:pStyle w:val="Heading2"/>
         <w:rPr>
           <w:rFonts w:ascii="Trebuchet MS" w:hAnsi="Trebuchet MS"/>
           <w:sz w:val="28"/>
@@ -3550,7 +4088,7 @@
           <w:lang w:val="pt-PT"/>
         </w:rPr>
       </w:pPr>
-      <w:bookmarkStart w:id="8" w:name="_Toc184325960"/>
+      <w:bookmarkStart w:id="8" w:name="_Toc184578425"/>
       <w:r>
         <w:rPr>
           <w:rFonts w:ascii="Trebuchet MS" w:hAnsi="Trebuchet MS"/>
@@ -3564,57 +4102,118 @@
     </w:p>
     <w:p>
       <w:pPr>
-        <w:ind w:left="576"/>
-        <w:rPr>
-          <w:lang w:val="pt-PT"/>
-        </w:rPr>
-      </w:pPr>
-      <w:r>
-        <w:rPr>
-          <w:lang w:val="pt-PT"/>
-        </w:rPr>
-        <w:t xml:space="preserve">Para listar as faturas é utilizado o método </w:t>
-      </w:r>
-      <w:proofErr w:type="spellStart"/>
-      <w:r>
-        <w:rPr>
+        <w:ind w:firstLine="576"/>
+        <w:rPr>
+          <w:rFonts w:ascii="Trebuchet MS" w:hAnsi="Trebuchet MS"/>
+          <w:lang w:val="pt-PT"/>
+        </w:rPr>
+      </w:pPr>
+      <w:r>
+        <w:rPr>
+          <w:rFonts w:ascii="Trebuchet MS" w:hAnsi="Trebuchet MS"/>
+          <w:lang w:val="pt-PT"/>
+        </w:rPr>
+        <w:t>Para listar</w:t>
+      </w:r>
+      <w:r>
+        <w:rPr>
+          <w:rFonts w:ascii="Trebuchet MS" w:hAnsi="Trebuchet MS"/>
+          <w:lang w:val="pt-PT"/>
+        </w:rPr>
+        <w:t xml:space="preserve"> todas</w:t>
+      </w:r>
+      <w:r>
+        <w:rPr>
+          <w:rFonts w:ascii="Trebuchet MS" w:hAnsi="Trebuchet MS"/>
+          <w:lang w:val="pt-PT"/>
+        </w:rPr>
+        <w:t xml:space="preserve"> as faturas é utilizado o método </w:t>
+      </w:r>
+      <w:r>
+        <w:rPr>
+          <w:rFonts w:ascii="Trebuchet MS" w:hAnsi="Trebuchet MS"/>
+          <w:b/>
+          <w:bCs/>
+          <w:u w:val="single"/>
           <w:lang w:val="pt-PT"/>
         </w:rPr>
         <w:t>printFaturas</w:t>
       </w:r>
-      <w:proofErr w:type="spellEnd"/>
-      <w:r>
-        <w:rPr>
-          <w:lang w:val="pt-PT"/>
-        </w:rPr>
-        <w:t xml:space="preserve"> da classe </w:t>
-      </w:r>
-      <w:proofErr w:type="spellStart"/>
-      <w:r>
-        <w:rPr>
-          <w:lang w:val="pt-PT"/>
-        </w:rPr>
-        <w:t>ListaFatura</w:t>
-      </w:r>
-      <w:proofErr w:type="spellEnd"/>
-      <w:r>
-        <w:rPr>
-          <w:lang w:val="pt-PT"/>
-        </w:rPr>
-        <w:t>, que imprime as informações do cliente cujo a fatura corresponde, o número total de produtos, e o valor total com e sem IVA.</w:t>
-      </w:r>
-    </w:p>
-    <w:p>
-      <w:pPr>
-        <w:rPr>
-          <w:rFonts w:ascii="Trebuchet MS" w:hAnsi="Trebuchet MS"/>
-          <w:lang w:val="pt-PT"/>
-        </w:rPr>
-      </w:pPr>
-    </w:p>
-    <w:p>
-      <w:pPr>
-        <w:pStyle w:val="Ttulo2"/>
+      <w:r>
+        <w:rPr>
+          <w:rFonts w:ascii="Trebuchet MS" w:hAnsi="Trebuchet MS"/>
+          <w:lang w:val="pt-PT"/>
+        </w:rPr>
+        <w:t xml:space="preserve"> da classe ListaFatura</w:t>
+      </w:r>
+      <w:r>
+        <w:rPr>
+          <w:rFonts w:ascii="Trebuchet MS" w:hAnsi="Trebuchet MS"/>
+          <w:lang w:val="pt-PT"/>
+        </w:rPr>
+        <w:t>s</w:t>
+      </w:r>
+      <w:r>
+        <w:rPr>
+          <w:rFonts w:ascii="Trebuchet MS" w:hAnsi="Trebuchet MS"/>
+          <w:lang w:val="pt-PT"/>
+        </w:rPr>
+        <w:t>, que imprime</w:t>
+      </w:r>
+      <w:r>
+        <w:rPr>
+          <w:rFonts w:ascii="Trebuchet MS" w:hAnsi="Trebuchet MS"/>
+          <w:lang w:val="pt-PT"/>
+        </w:rPr>
+        <w:t xml:space="preserve"> para cada fatura:</w:t>
+      </w:r>
+      <w:r>
+        <w:rPr>
+          <w:rFonts w:ascii="Trebuchet MS" w:hAnsi="Trebuchet MS"/>
+          <w:lang w:val="pt-PT"/>
+        </w:rPr>
+        <w:t xml:space="preserve"> as informações do cliente </w:t>
+      </w:r>
+      <w:r>
+        <w:rPr>
+          <w:rFonts w:ascii="Trebuchet MS" w:hAnsi="Trebuchet MS"/>
+          <w:lang w:val="pt-PT"/>
+        </w:rPr>
+        <w:t>associado à</w:t>
+      </w:r>
+      <w:r>
+        <w:rPr>
+          <w:rFonts w:ascii="Trebuchet MS" w:hAnsi="Trebuchet MS"/>
+          <w:lang w:val="pt-PT"/>
+        </w:rPr>
+        <w:t xml:space="preserve"> </w:t>
+      </w:r>
+      <w:r>
+        <w:rPr>
+          <w:rFonts w:ascii="Trebuchet MS" w:hAnsi="Trebuchet MS"/>
+          <w:lang w:val="pt-PT"/>
+        </w:rPr>
+        <w:t>mesma</w:t>
+      </w:r>
+      <w:r>
+        <w:rPr>
+          <w:rFonts w:ascii="Trebuchet MS" w:hAnsi="Trebuchet MS"/>
+          <w:lang w:val="pt-PT"/>
+        </w:rPr>
+        <w:t>, o número total de produtos, e o valor total com e sem IVA.</w:t>
+      </w:r>
+    </w:p>
+    <w:p>
+      <w:pPr>
+        <w:rPr>
+          <w:rFonts w:ascii="Trebuchet MS" w:hAnsi="Trebuchet MS"/>
+          <w:lang w:val="pt-PT"/>
+        </w:rPr>
+      </w:pPr>
+    </w:p>
+    <w:p>
+      <w:pPr>
+        <w:pStyle w:val="Heading2"/>
         <w:rPr>
           <w:rFonts w:ascii="Trebuchet MS" w:hAnsi="Trebuchet MS"/>
           <w:sz w:val="28"/>
@@ -3622,7 +4221,7 @@
           <w:lang w:val="pt-PT"/>
         </w:rPr>
       </w:pPr>
-      <w:bookmarkStart w:id="9" w:name="_Toc184325961"/>
+      <w:bookmarkStart w:id="9" w:name="_Toc184578426"/>
       <w:r>
         <w:rPr>
           <w:rFonts w:ascii="Trebuchet MS" w:hAnsi="Trebuchet MS"/>
@@ -3636,20 +4235,22 @@
     </w:p>
     <w:p>
       <w:pPr>
-        <w:ind w:left="576"/>
-        <w:rPr>
-          <w:lang w:val="pt-PT"/>
-        </w:rPr>
-      </w:pPr>
-      <w:r>
-        <w:rPr>
+        <w:ind w:firstLine="576"/>
+        <w:rPr>
+          <w:rFonts w:ascii="Trebuchet MS" w:hAnsi="Trebuchet MS"/>
+          <w:lang w:val="pt-PT"/>
+        </w:rPr>
+      </w:pPr>
+      <w:r>
+        <w:rPr>
+          <w:rFonts w:ascii="Trebuchet MS" w:hAnsi="Trebuchet MS"/>
           <w:lang w:val="pt-PT"/>
         </w:rPr>
         <w:t xml:space="preserve">Para visualizar uma fatura é usado o método </w:t>
       </w:r>
-      <w:proofErr w:type="spellStart"/>
-      <w:r>
-        <w:rPr>
+      <w:r>
+        <w:rPr>
+          <w:rFonts w:ascii="Trebuchet MS" w:hAnsi="Trebuchet MS"/>
           <w:b/>
           <w:bCs/>
           <w:u w:val="single"/>
@@ -3657,25 +4258,145 @@
         </w:rPr>
         <w:t>printFatura</w:t>
       </w:r>
-      <w:proofErr w:type="spellEnd"/>
-      <w:r>
-        <w:rPr>
-          <w:lang w:val="pt-PT"/>
-        </w:rPr>
-        <w:t xml:space="preserve"> da classe Fatura, que imprime o cliente ao qual a fatura corresponde, imprime todos os produtos da fatura (com todos os atributos do produto: como código, descrição e quantidade. E os atributos específicos, se for alimentar ou farmacêutico).</w:t>
-      </w:r>
-    </w:p>
-    <w:p>
-      <w:pPr>
-        <w:rPr>
-          <w:rFonts w:ascii="Trebuchet MS" w:hAnsi="Trebuchet MS"/>
-          <w:lang w:val="pt-PT"/>
-        </w:rPr>
-      </w:pPr>
-    </w:p>
-    <w:p>
-      <w:pPr>
-        <w:pStyle w:val="Ttulo2"/>
+      <w:r>
+        <w:rPr>
+          <w:rFonts w:ascii="Trebuchet MS" w:hAnsi="Trebuchet MS"/>
+          <w:lang w:val="pt-PT"/>
+        </w:rPr>
+        <w:t xml:space="preserve"> da classe Fatura, que imprime o</w:t>
+      </w:r>
+      <w:r>
+        <w:rPr>
+          <w:rFonts w:ascii="Trebuchet MS" w:hAnsi="Trebuchet MS"/>
+          <w:lang w:val="pt-PT"/>
+        </w:rPr>
+        <w:t>s dados do</w:t>
+      </w:r>
+      <w:r>
+        <w:rPr>
+          <w:rFonts w:ascii="Trebuchet MS" w:hAnsi="Trebuchet MS"/>
+          <w:lang w:val="pt-PT"/>
+        </w:rPr>
+        <w:t xml:space="preserve"> cliente a</w:t>
+      </w:r>
+      <w:r>
+        <w:rPr>
+          <w:rFonts w:ascii="Trebuchet MS" w:hAnsi="Trebuchet MS"/>
+          <w:lang w:val="pt-PT"/>
+        </w:rPr>
+        <w:t>ssociado à fatura</w:t>
+      </w:r>
+      <w:r>
+        <w:rPr>
+          <w:rFonts w:ascii="Trebuchet MS" w:hAnsi="Trebuchet MS"/>
+          <w:lang w:val="pt-PT"/>
+        </w:rPr>
+        <w:t xml:space="preserve">, imprime todos os produtos da fatura (com todos os atributos do produto como </w:t>
+      </w:r>
+      <w:r>
+        <w:rPr>
+          <w:rFonts w:ascii="Trebuchet MS" w:hAnsi="Trebuchet MS"/>
+          <w:lang w:val="pt-PT"/>
+        </w:rPr>
+        <w:t xml:space="preserve">o </w:t>
+      </w:r>
+      <w:r>
+        <w:rPr>
+          <w:rFonts w:ascii="Trebuchet MS" w:hAnsi="Trebuchet MS"/>
+          <w:lang w:val="pt-PT"/>
+        </w:rPr>
+        <w:t xml:space="preserve">código, </w:t>
+      </w:r>
+      <w:r>
+        <w:rPr>
+          <w:rFonts w:ascii="Trebuchet MS" w:hAnsi="Trebuchet MS"/>
+          <w:lang w:val="pt-PT"/>
+        </w:rPr>
+        <w:t xml:space="preserve">a </w:t>
+      </w:r>
+      <w:r>
+        <w:rPr>
+          <w:rFonts w:ascii="Trebuchet MS" w:hAnsi="Trebuchet MS"/>
+          <w:lang w:val="pt-PT"/>
+        </w:rPr>
+        <w:t>descrição</w:t>
+      </w:r>
+      <w:r>
+        <w:rPr>
+          <w:rFonts w:ascii="Trebuchet MS" w:hAnsi="Trebuchet MS"/>
+          <w:lang w:val="pt-PT"/>
+        </w:rPr>
+        <w:t>, a</w:t>
+      </w:r>
+      <w:r>
+        <w:rPr>
+          <w:rFonts w:ascii="Trebuchet MS" w:hAnsi="Trebuchet MS"/>
+          <w:lang w:val="pt-PT"/>
+        </w:rPr>
+        <w:t xml:space="preserve"> quantidade</w:t>
+      </w:r>
+      <w:r>
+        <w:rPr>
+          <w:rFonts w:ascii="Trebuchet MS" w:hAnsi="Trebuchet MS"/>
+          <w:lang w:val="pt-PT"/>
+        </w:rPr>
+        <w:t>, assim como</w:t>
+      </w:r>
+      <w:r>
+        <w:rPr>
+          <w:rFonts w:ascii="Trebuchet MS" w:hAnsi="Trebuchet MS"/>
+          <w:lang w:val="pt-PT"/>
+        </w:rPr>
+        <w:t xml:space="preserve"> os atributos específicos</w:t>
+      </w:r>
+      <w:r>
+        <w:rPr>
+          <w:rFonts w:ascii="Trebuchet MS" w:hAnsi="Trebuchet MS"/>
+          <w:lang w:val="pt-PT"/>
+        </w:rPr>
+        <w:t xml:space="preserve"> desse produto</w:t>
+      </w:r>
+      <w:r>
+        <w:rPr>
+          <w:rFonts w:ascii="Trebuchet MS" w:hAnsi="Trebuchet MS"/>
+          <w:lang w:val="pt-PT"/>
+        </w:rPr>
+        <w:t xml:space="preserve">, </w:t>
+      </w:r>
+      <w:r>
+        <w:rPr>
+          <w:rFonts w:ascii="Trebuchet MS" w:hAnsi="Trebuchet MS"/>
+          <w:lang w:val="pt-PT"/>
+        </w:rPr>
+        <w:t>seja este</w:t>
+      </w:r>
+      <w:r>
+        <w:rPr>
+          <w:rFonts w:ascii="Trebuchet MS" w:hAnsi="Trebuchet MS"/>
+          <w:lang w:val="pt-PT"/>
+        </w:rPr>
+        <w:t xml:space="preserve"> alimentar ou farmacêutico)</w:t>
+      </w:r>
+      <w:r>
+        <w:rPr>
+          <w:rFonts w:ascii="Trebuchet MS" w:hAnsi="Trebuchet MS"/>
+          <w:lang w:val="pt-PT"/>
+        </w:rPr>
+        <w:t xml:space="preserve"> e os valores totais da fatura com e sem IVA, assim como o valor total do IVA, ou seja, a diferença entre o valor total da fatura com IVA e o valor total sem o IVA.</w:t>
+      </w:r>
+    </w:p>
+    <w:p>
+      <w:pPr>
+        <w:ind w:firstLine="576"/>
+        <w:rPr>
+          <w:rFonts w:ascii="Trebuchet MS" w:hAnsi="Trebuchet MS"/>
+          <w:lang w:val="pt-PT"/>
+        </w:rPr>
+      </w:pPr>
+    </w:p>
+    <w:p>
+      <w:pPr>
+        <w:pStyle w:val="Heading2"/>
         <w:rPr>
           <w:rFonts w:ascii="Trebuchet MS" w:hAnsi="Trebuchet MS"/>
           <w:sz w:val="28"/>
@@ -3683,7 +4404,7 @@
           <w:lang w:val="pt-PT"/>
         </w:rPr>
       </w:pPr>
-      <w:bookmarkStart w:id="10" w:name="_Toc184325962"/>
+      <w:bookmarkStart w:id="10" w:name="_Toc184578427"/>
       <w:r>
         <w:rPr>
           <w:rFonts w:ascii="Trebuchet MS" w:hAnsi="Trebuchet MS"/>
@@ -3691,7 +4412,6 @@
           <w:szCs w:val="28"/>
           <w:lang w:val="pt-PT"/>
         </w:rPr>
-        <w:lastRenderedPageBreak/>
         <w:t>Estatísticas</w:t>
       </w:r>
       <w:bookmarkEnd w:id="10"/>
@@ -3699,75 +4419,157 @@
     <w:p>
       <w:pPr>
         <w:rPr>
-          <w:lang w:val="pt-PT"/>
-        </w:rPr>
-      </w:pPr>
-      <w:r>
-        <w:rPr>
-          <w:lang w:val="pt-PT"/>
-        </w:rPr>
-        <w:t xml:space="preserve">Para imprimir as </w:t>
+          <w:rFonts w:ascii="Trebuchet MS" w:hAnsi="Trebuchet MS"/>
+          <w:lang w:val="pt-PT"/>
+        </w:rPr>
+      </w:pPr>
+      <w:r>
+        <w:rPr>
+          <w:rFonts w:ascii="Trebuchet MS" w:hAnsi="Trebuchet MS"/>
+          <w:lang w:val="pt-PT"/>
+        </w:rPr>
+        <w:t>Para imprimir a</w:t>
+      </w:r>
+      <w:r>
+        <w:rPr>
+          <w:rFonts w:ascii="Trebuchet MS" w:hAnsi="Trebuchet MS"/>
+          <w:lang w:val="pt-PT"/>
+        </w:rPr>
+        <w:t>lguns dados estatísticos da lista de faturas</w:t>
+      </w:r>
+      <w:r>
+        <w:rPr>
+          <w:rFonts w:ascii="Trebuchet MS" w:hAnsi="Trebuchet MS"/>
+          <w:lang w:val="pt-PT"/>
+        </w:rPr>
+        <w:t xml:space="preserve">, é utilizada </w:t>
+      </w:r>
+      <w:r>
+        <w:rPr>
+          <w:rFonts w:ascii="Trebuchet MS" w:hAnsi="Trebuchet MS"/>
+          <w:lang w:val="pt-PT"/>
+        </w:rPr>
+        <w:t xml:space="preserve">o método </w:t>
       </w:r>
       <w:proofErr w:type="spellStart"/>
       <w:r>
         <w:rPr>
-          <w:lang w:val="pt-PT"/>
-        </w:rPr>
-        <w:t>estatiscas</w:t>
+          <w:rFonts w:ascii="Trebuchet MS" w:hAnsi="Trebuchet MS"/>
+          <w:b/>
+          <w:bCs/>
+          <w:u w:val="single"/>
+          <w:lang w:val="pt-PT"/>
+        </w:rPr>
+        <w:t>printEstatisticas</w:t>
       </w:r>
       <w:proofErr w:type="spellEnd"/>
       <w:r>
         <w:rPr>
-          <w:lang w:val="pt-PT"/>
-        </w:rPr>
-        <w:t xml:space="preserve">, é utilizada a função </w:t>
-      </w:r>
-      <w:proofErr w:type="spellStart"/>
-      <w:r>
-        <w:rPr>
-          <w:lang w:val="pt-PT"/>
-        </w:rPr>
-        <w:t>printEstatiscas</w:t>
-      </w:r>
-      <w:proofErr w:type="spellEnd"/>
-      <w:r>
-        <w:rPr>
-          <w:lang w:val="pt-PT"/>
-        </w:rPr>
-        <w:t xml:space="preserve"> que </w:t>
-      </w:r>
-      <w:proofErr w:type="spellStart"/>
-      <w:proofErr w:type="gramStart"/>
-      <w:r>
-        <w:rPr>
-          <w:lang w:val="pt-PT"/>
-        </w:rPr>
-        <w:t>obtem</w:t>
-      </w:r>
-      <w:proofErr w:type="spellEnd"/>
-      <w:r>
-        <w:rPr>
-          <w:lang w:val="pt-PT"/>
-        </w:rPr>
-        <w:t xml:space="preserve">  e</w:t>
-      </w:r>
-      <w:proofErr w:type="gramEnd"/>
-      <w:r>
-        <w:rPr>
-          <w:lang w:val="pt-PT"/>
-        </w:rPr>
-        <w:t xml:space="preserve"> imprime, o numero de faturas, o numero total de produtos, calcula e imprime o valor total sem iva, o valor total com iva e o valor total do iva.</w:t>
-      </w:r>
-    </w:p>
-    <w:p>
-      <w:pPr>
-        <w:rPr>
-          <w:rFonts w:ascii="Trebuchet MS" w:hAnsi="Trebuchet MS"/>
+          <w:rFonts w:ascii="Trebuchet MS" w:hAnsi="Trebuchet MS"/>
+          <w:lang w:val="pt-PT"/>
+        </w:rPr>
+        <w:t xml:space="preserve"> que imprime o n</w:t>
+      </w:r>
+      <w:r>
+        <w:rPr>
+          <w:rFonts w:ascii="Trebuchet MS" w:hAnsi="Trebuchet MS"/>
+          <w:lang w:val="pt-PT"/>
+        </w:rPr>
+        <w:t>ú</w:t>
+      </w:r>
+      <w:r>
+        <w:rPr>
+          <w:rFonts w:ascii="Trebuchet MS" w:hAnsi="Trebuchet MS"/>
+          <w:lang w:val="pt-PT"/>
+        </w:rPr>
+        <w:t>mero de faturas, o n</w:t>
+      </w:r>
+      <w:r>
+        <w:rPr>
+          <w:rFonts w:ascii="Trebuchet MS" w:hAnsi="Trebuchet MS"/>
+          <w:lang w:val="pt-PT"/>
+        </w:rPr>
+        <w:t>ú</w:t>
+      </w:r>
+      <w:r>
+        <w:rPr>
+          <w:rFonts w:ascii="Trebuchet MS" w:hAnsi="Trebuchet MS"/>
+          <w:lang w:val="pt-PT"/>
+        </w:rPr>
+        <w:t xml:space="preserve">mero total de produtos, o valor total sem </w:t>
+      </w:r>
+      <w:r>
+        <w:rPr>
+          <w:rFonts w:ascii="Trebuchet MS" w:hAnsi="Trebuchet MS"/>
+          <w:lang w:val="pt-PT"/>
+        </w:rPr>
+        <w:t>o IVA</w:t>
+      </w:r>
+      <w:r>
+        <w:rPr>
+          <w:rFonts w:ascii="Trebuchet MS" w:hAnsi="Trebuchet MS"/>
+          <w:lang w:val="pt-PT"/>
+        </w:rPr>
+        <w:t xml:space="preserve">, o valor total com </w:t>
+      </w:r>
+      <w:r>
+        <w:rPr>
+          <w:rFonts w:ascii="Trebuchet MS" w:hAnsi="Trebuchet MS"/>
+          <w:lang w:val="pt-PT"/>
+        </w:rPr>
+        <w:t>o IVA</w:t>
+      </w:r>
+      <w:r>
+        <w:rPr>
+          <w:rFonts w:ascii="Trebuchet MS" w:hAnsi="Trebuchet MS"/>
+          <w:lang w:val="pt-PT"/>
+        </w:rPr>
+        <w:t xml:space="preserve"> e o valor total do </w:t>
+      </w:r>
+      <w:r>
+        <w:rPr>
+          <w:rFonts w:ascii="Trebuchet MS" w:hAnsi="Trebuchet MS"/>
+          <w:lang w:val="pt-PT"/>
+        </w:rPr>
+        <w:t>IVA</w:t>
+      </w:r>
+      <w:r>
+        <w:rPr>
+          <w:rFonts w:ascii="Trebuchet MS" w:hAnsi="Trebuchet MS"/>
+          <w:lang w:val="pt-PT"/>
+        </w:rPr>
+        <w:t>.</w:t>
+      </w:r>
+    </w:p>
+    <w:p>
+      <w:pPr>
+        <w:rPr>
+          <w:rFonts w:ascii="Trebuchet MS" w:hAnsi="Trebuchet MS"/>
+          <w:lang w:val="pt-PT"/>
+        </w:rPr>
+      </w:pPr>
+    </w:p>
+    <w:p>
+      <w:pPr>
+        <w:rPr>
+          <w:rFonts w:ascii="Trebuchet MS" w:hAnsi="Trebuchet MS"/>
+          <w:lang w:val="pt-PT"/>
+        </w:rPr>
+      </w:pPr>
+    </w:p>
+    <w:p>
+      <w:pPr>
+        <w:pStyle w:val="Heading1"/>
+        <w:rPr>
+          <w:rFonts w:ascii="Trebuchet MS" w:hAnsi="Trebuchet MS"/>
+          <w:b/>
+          <w:bCs/>
           <w:sz w:val="28"/>
           <w:szCs w:val="28"/>
           <w:lang w:val="pt-PT"/>
         </w:rPr>
       </w:pPr>
+      <w:bookmarkStart w:id="11" w:name="_Toc184578428"/>
       <w:r>
         <w:rPr>
           <w:rFonts w:ascii="Trebuchet MS" w:hAnsi="Trebuchet MS"/>
@@ -3777,32 +4579,6 @@
           <w:szCs w:val="28"/>
           <w:lang w:val="pt-PT"/>
         </w:rPr>
-        <w:br w:type="page"/>
-      </w:r>
-    </w:p>
-    <w:p>
-      <w:pPr>
-        <w:pStyle w:val="Ttulo1"/>
-        <w:rPr>
-          <w:rFonts w:ascii="Trebuchet MS" w:hAnsi="Trebuchet MS"/>
-          <w:b/>
-          <w:bCs/>
-          <w:sz w:val="28"/>
-          <w:szCs w:val="28"/>
-          <w:lang w:val="pt-PT"/>
-        </w:rPr>
-      </w:pPr>
-      <w:bookmarkStart w:id="11" w:name="_Toc184325963"/>
-      <w:r>
-        <w:rPr>
-          <w:rFonts w:ascii="Trebuchet MS" w:hAnsi="Trebuchet MS"/>
-          <w:b/>
-          <w:bCs/>
-          <w:sz w:val="28"/>
-          <w:szCs w:val="28"/>
-          <w:lang w:val="pt-PT"/>
-        </w:rPr>
-        <w:lastRenderedPageBreak/>
         <w:t>Produtos</w:t>
       </w:r>
       <w:bookmarkEnd w:id="11"/>
@@ -3821,28 +4597,12 @@
           <w:rFonts w:ascii="Trebuchet MS" w:hAnsi="Trebuchet MS"/>
           <w:lang w:val="pt-PT"/>
         </w:rPr>
-        <w:t xml:space="preserve">Como for visto anteriormente, cada fatura tem como atributo um </w:t>
-      </w:r>
-      <w:proofErr w:type="spellStart"/>
-      <w:r>
-        <w:rPr>
-          <w:rFonts w:ascii="Trebuchet MS" w:hAnsi="Trebuchet MS"/>
-          <w:lang w:val="pt-PT"/>
-        </w:rPr>
-        <w:t>ArrayList</w:t>
-      </w:r>
-      <w:proofErr w:type="spellEnd"/>
-      <w:r>
-        <w:rPr>
-          <w:rFonts w:ascii="Trebuchet MS" w:hAnsi="Trebuchet MS"/>
-          <w:lang w:val="pt-PT"/>
-        </w:rPr>
-        <w:t xml:space="preserve"> de objetos da classe Produto, sendo esta classe a superclasse que contém os atributos comuns a todos os tipos de produto.</w:t>
-      </w:r>
-    </w:p>
-    <w:p>
-      <w:pPr>
-        <w:pStyle w:val="Ttulo2"/>
+        <w:t>Como for visto anteriormente, cada fatura tem como atributo um ArrayList de objetos da classe Produto, sendo esta classe a superclasse que contém os atributos comuns a todos os tipos de produto.</w:t>
+      </w:r>
+    </w:p>
+    <w:p>
+      <w:pPr>
+        <w:pStyle w:val="Heading2"/>
         <w:rPr>
           <w:rFonts w:ascii="Trebuchet MS" w:hAnsi="Trebuchet MS"/>
           <w:sz w:val="28"/>
@@ -3853,7 +4613,7 @@
       <w:bookmarkStart w:id="12" w:name="_Ref184247365"/>
       <w:bookmarkStart w:id="13" w:name="_Ref184247382"/>
       <w:bookmarkStart w:id="14" w:name="_Ref184247430"/>
-      <w:bookmarkStart w:id="15" w:name="_Toc184325964"/>
+      <w:bookmarkStart w:id="15" w:name="_Toc184578429"/>
       <w:r>
         <w:rPr>
           <w:rFonts w:ascii="Trebuchet MS" w:hAnsi="Trebuchet MS"/>
@@ -3870,7 +4630,7 @@
     </w:p>
     <w:p>
       <w:pPr>
-        <w:ind w:left="576" w:firstLine="144"/>
+        <w:ind w:firstLine="576"/>
         <w:jc w:val="both"/>
         <w:rPr>
           <w:rFonts w:ascii="Trebuchet MS" w:hAnsi="Trebuchet MS"/>
@@ -3887,7 +4647,7 @@
     </w:p>
     <w:p>
       <w:pPr>
-        <w:ind w:left="576" w:firstLine="144"/>
+        <w:ind w:firstLine="576"/>
         <w:jc w:val="both"/>
         <w:rPr>
           <w:rFonts w:ascii="Trebuchet MS" w:hAnsi="Trebuchet MS"/>
@@ -3899,16 +4659,8 @@
           <w:rFonts w:ascii="Trebuchet MS" w:hAnsi="Trebuchet MS"/>
           <w:lang w:val="pt-PT"/>
         </w:rPr>
-        <w:t>A classe Produto é a superclasse que contém os atributos comuns a todos os tipos de produto, tendo assim como atributos os seguintes elementos: o código do produto, o nome, a descrição do produto, a quantidade, o valor unitário e o valor da taxa do IVA.</w:t>
-      </w:r>
-      <w:r>
-        <w:rPr>
-          <w:rFonts w:ascii="Trebuchet MS" w:hAnsi="Trebuchet MS"/>
-          <w:lang w:val="pt-PT"/>
-        </w:rPr>
-        <w:t xml:space="preserve"> Esta classe tem como métodos: os métodos de acesso associados aos seus atributos; o método </w:t>
-      </w:r>
-      <w:proofErr w:type="spellStart"/>
+        <w:t xml:space="preserve">A classe Produto é a superclasse que contém os atributos comuns a todos os tipos de produto, tendo assim como atributos os seguintes elementos: o código do produto, o nome, a descrição do produto, a quantidade, o valor unitário e o valor da taxa do IVA. Esta classe tem como métodos: os métodos de acesso associados aos seus atributos; o método </w:t>
+      </w:r>
       <w:r>
         <w:rPr>
           <w:rFonts w:ascii="Trebuchet MS" w:hAnsi="Trebuchet MS"/>
@@ -3918,31 +4670,13 @@
         </w:rPr>
         <w:t>toString</w:t>
       </w:r>
-      <w:proofErr w:type="spellEnd"/>
-      <w:r>
-        <w:rPr>
-          <w:rFonts w:ascii="Trebuchet MS" w:hAnsi="Trebuchet MS"/>
-          <w:lang w:val="pt-PT"/>
-        </w:rPr>
-        <w:t xml:space="preserve"> que devolve uma </w:t>
-      </w:r>
-      <w:proofErr w:type="spellStart"/>
-      <w:r>
-        <w:rPr>
-          <w:rFonts w:ascii="Trebuchet MS" w:hAnsi="Trebuchet MS"/>
-          <w:lang w:val="pt-PT"/>
-        </w:rPr>
-        <w:t>string</w:t>
-      </w:r>
-      <w:proofErr w:type="spellEnd"/>
-      <w:r>
-        <w:rPr>
-          <w:rFonts w:ascii="Trebuchet MS" w:hAnsi="Trebuchet MS"/>
-          <w:lang w:val="pt-PT"/>
-        </w:rPr>
-        <w:t xml:space="preserve"> com os dados do produto formatados; o método </w:t>
-      </w:r>
-      <w:proofErr w:type="spellStart"/>
+      <w:r>
+        <w:rPr>
+          <w:rFonts w:ascii="Trebuchet MS" w:hAnsi="Trebuchet MS"/>
+          <w:lang w:val="pt-PT"/>
+        </w:rPr>
+        <w:t xml:space="preserve"> que devolve uma string com os dados do produto formatados; o método </w:t>
+      </w:r>
       <w:r>
         <w:rPr>
           <w:rFonts w:ascii="Trebuchet MS" w:hAnsi="Trebuchet MS"/>
@@ -3953,7 +4687,6 @@
         </w:rPr>
         <w:t>calcTotalSemIva</w:t>
       </w:r>
-      <w:proofErr w:type="spellEnd"/>
       <w:r>
         <w:rPr>
           <w:rFonts w:ascii="Trebuchet MS" w:hAnsi="Trebuchet MS"/>
@@ -3961,7 +4694,6 @@
         </w:rPr>
         <w:t xml:space="preserve">() que devolve o valor do produto sem o IVA; o método </w:t>
       </w:r>
-      <w:proofErr w:type="spellStart"/>
       <w:r>
         <w:rPr>
           <w:rFonts w:ascii="Trebuchet MS" w:hAnsi="Trebuchet MS"/>
@@ -3972,7 +4704,6 @@
         </w:rPr>
         <w:t>calcTotalComIva</w:t>
       </w:r>
-      <w:proofErr w:type="spellEnd"/>
       <w:r>
         <w:rPr>
           <w:rFonts w:ascii="Trebuchet MS" w:hAnsi="Trebuchet MS"/>
@@ -3980,7 +4711,6 @@
         </w:rPr>
         <w:t xml:space="preserve">() que devolve o valor do produto considerando o valor da taxa do IVA; o método </w:t>
       </w:r>
-      <w:proofErr w:type="spellStart"/>
       <w:r>
         <w:rPr>
           <w:rFonts w:ascii="Trebuchet MS" w:hAnsi="Trebuchet MS"/>
@@ -3991,7 +4721,6 @@
         </w:rPr>
         <w:t>calcValorIva</w:t>
       </w:r>
-      <w:proofErr w:type="spellEnd"/>
       <w:r>
         <w:rPr>
           <w:rFonts w:ascii="Trebuchet MS" w:hAnsi="Trebuchet MS"/>
@@ -3999,7 +4728,6 @@
         </w:rPr>
         <w:t xml:space="preserve">() que devolve o valor do IVA, ou seja, a diferença entre o valor do produto com IVA e o valor sem IVA; o método </w:t>
       </w:r>
-      <w:proofErr w:type="spellStart"/>
       <w:r>
         <w:rPr>
           <w:rFonts w:ascii="Trebuchet MS" w:hAnsi="Trebuchet MS"/>
@@ -4010,7 +4738,6 @@
         </w:rPr>
         <w:t>validProduto</w:t>
       </w:r>
-      <w:proofErr w:type="spellEnd"/>
       <w:r>
         <w:rPr>
           <w:rFonts w:ascii="Trebuchet MS" w:hAnsi="Trebuchet MS"/>
@@ -4021,7 +4748,7 @@
     </w:p>
     <w:p>
       <w:pPr>
-        <w:ind w:left="576" w:firstLine="144"/>
+        <w:ind w:firstLine="576"/>
         <w:jc w:val="both"/>
         <w:rPr>
           <w:rFonts w:ascii="Trebuchet MS" w:hAnsi="Trebuchet MS"/>
@@ -4033,137 +4760,12 @@
           <w:rFonts w:ascii="Trebuchet MS" w:hAnsi="Trebuchet MS"/>
           <w:lang w:val="pt-PT"/>
         </w:rPr>
-        <w:t>A</w:t>
-      </w:r>
-      <w:r>
-        <w:rPr>
-          <w:rFonts w:ascii="Trebuchet MS" w:hAnsi="Trebuchet MS"/>
-          <w:lang w:val="pt-PT"/>
-        </w:rPr>
-        <w:t>s</w:t>
-      </w:r>
-      <w:r>
-        <w:rPr>
-          <w:rFonts w:ascii="Trebuchet MS" w:hAnsi="Trebuchet MS"/>
-          <w:lang w:val="pt-PT"/>
-        </w:rPr>
-        <w:t xml:space="preserve"> classe</w:t>
-      </w:r>
-      <w:r>
-        <w:rPr>
-          <w:rFonts w:ascii="Trebuchet MS" w:hAnsi="Trebuchet MS"/>
-          <w:lang w:val="pt-PT"/>
-        </w:rPr>
-        <w:t>s</w:t>
-      </w:r>
-      <w:r>
-        <w:rPr>
-          <w:rFonts w:ascii="Trebuchet MS" w:hAnsi="Trebuchet MS"/>
-          <w:lang w:val="pt-PT"/>
-        </w:rPr>
-        <w:t xml:space="preserve"> </w:t>
-      </w:r>
-      <w:proofErr w:type="spellStart"/>
-      <w:r>
-        <w:rPr>
-          <w:rFonts w:ascii="Trebuchet MS" w:hAnsi="Trebuchet MS"/>
-          <w:lang w:val="pt-PT"/>
-        </w:rPr>
-        <w:t>ProdAlimentar</w:t>
-      </w:r>
-      <w:proofErr w:type="spellEnd"/>
-      <w:r>
-        <w:rPr>
-          <w:rFonts w:ascii="Trebuchet MS" w:hAnsi="Trebuchet MS"/>
-          <w:lang w:val="pt-PT"/>
-        </w:rPr>
-        <w:t xml:space="preserve"> </w:t>
-      </w:r>
-      <w:r>
-        <w:rPr>
-          <w:rFonts w:ascii="Trebuchet MS" w:hAnsi="Trebuchet MS"/>
-          <w:lang w:val="pt-PT"/>
-        </w:rPr>
-        <w:t xml:space="preserve">e </w:t>
-      </w:r>
-      <w:proofErr w:type="spellStart"/>
-      <w:r>
-        <w:rPr>
-          <w:rFonts w:ascii="Trebuchet MS" w:hAnsi="Trebuchet MS"/>
-          <w:lang w:val="pt-PT"/>
-        </w:rPr>
-        <w:t>ProdFarmacia</w:t>
-      </w:r>
-      <w:proofErr w:type="spellEnd"/>
-      <w:r>
-        <w:rPr>
-          <w:rFonts w:ascii="Trebuchet MS" w:hAnsi="Trebuchet MS"/>
-          <w:lang w:val="pt-PT"/>
-        </w:rPr>
-        <w:t xml:space="preserve"> são</w:t>
-      </w:r>
-      <w:r>
-        <w:rPr>
-          <w:rFonts w:ascii="Trebuchet MS" w:hAnsi="Trebuchet MS"/>
-          <w:lang w:val="pt-PT"/>
-        </w:rPr>
-        <w:t xml:space="preserve"> descendente</w:t>
-      </w:r>
-      <w:r>
-        <w:rPr>
-          <w:rFonts w:ascii="Trebuchet MS" w:hAnsi="Trebuchet MS"/>
-          <w:lang w:val="pt-PT"/>
-        </w:rPr>
-        <w:t xml:space="preserve">s </w:t>
-      </w:r>
-      <w:r>
-        <w:rPr>
-          <w:rFonts w:ascii="Trebuchet MS" w:hAnsi="Trebuchet MS"/>
-          <w:lang w:val="pt-PT"/>
-        </w:rPr>
-        <w:t xml:space="preserve">da </w:t>
-      </w:r>
-      <w:r>
-        <w:rPr>
-          <w:rFonts w:ascii="Trebuchet MS" w:hAnsi="Trebuchet MS"/>
-          <w:lang w:val="pt-PT"/>
-        </w:rPr>
-        <w:t>super</w:t>
-      </w:r>
-      <w:r>
-        <w:rPr>
-          <w:rFonts w:ascii="Trebuchet MS" w:hAnsi="Trebuchet MS"/>
-          <w:lang w:val="pt-PT"/>
-        </w:rPr>
-        <w:t>classe Produto</w:t>
-      </w:r>
-      <w:r>
-        <w:rPr>
-          <w:rFonts w:ascii="Trebuchet MS" w:hAnsi="Trebuchet MS"/>
-          <w:lang w:val="pt-PT"/>
-        </w:rPr>
-        <w:t xml:space="preserve">, tendo, portanto, os mesmos atributos desta com a adição de um atributo que indica se o produto alimentar é ou não biológico na classe </w:t>
-      </w:r>
-      <w:proofErr w:type="spellStart"/>
-      <w:r>
-        <w:rPr>
-          <w:rFonts w:ascii="Trebuchet MS" w:hAnsi="Trebuchet MS"/>
-          <w:lang w:val="pt-PT"/>
-        </w:rPr>
-        <w:t>ProdAlimentar</w:t>
-      </w:r>
-      <w:proofErr w:type="spellEnd"/>
-      <w:r>
-        <w:rPr>
-          <w:rFonts w:ascii="Trebuchet MS" w:hAnsi="Trebuchet MS"/>
-          <w:lang w:val="pt-PT"/>
-        </w:rPr>
-        <w:t>. O mesmo princípio é aplicado aos métodos destas classes: os métodos de acesso existentes mantêm-se; são criados métodos de acesso para o novo atributo; mantêm-se os métodos existentes, tomando partido do polimorfismo para os modificar como necessário.</w:t>
-      </w:r>
-    </w:p>
-    <w:p>
-      <w:pPr>
-        <w:ind w:left="576" w:firstLine="144"/>
+        <w:t>As classes ProdAlimentar e ProdFarmacia são descendentes da superclasse Produto, tendo, portanto, os mesmos atributos desta com a adição de um atributo que indica se o produto alimentar é ou não biológico na classe ProdAlimentar. O mesmo princípio é aplicado aos métodos destas classes: os métodos de acesso existentes mantêm-se; são criados métodos de acesso para o novo atributo; mantêm-se os métodos existentes, tomando partido do polimorfismo para os modificar como necessário.</w:t>
+      </w:r>
+    </w:p>
+    <w:p>
+      <w:pPr>
+        <w:ind w:firstLine="576"/>
         <w:jc w:val="both"/>
         <w:rPr>
           <w:rFonts w:ascii="Trebuchet MS" w:hAnsi="Trebuchet MS"/>
@@ -4175,12 +4777,13 @@
           <w:rFonts w:ascii="Trebuchet MS" w:hAnsi="Trebuchet MS"/>
           <w:lang w:val="pt-PT"/>
         </w:rPr>
+        <w:lastRenderedPageBreak/>
         <w:t>Partindo agora para as classes relativas aos diferentes tipos de produtos alimentares:</w:t>
       </w:r>
     </w:p>
     <w:p>
       <w:pPr>
-        <w:pStyle w:val="PargrafodaLista"/>
+        <w:pStyle w:val="ListParagraph"/>
         <w:numPr>
           <w:ilvl w:val="0"/>
           <w:numId w:val="9"/>
@@ -4194,7 +4797,6 @@
           <w:lang w:val="pt-PT"/>
         </w:rPr>
       </w:pPr>
-      <w:proofErr w:type="spellStart"/>
       <w:r>
         <w:rPr>
           <w:rFonts w:ascii="Trebuchet MS" w:hAnsi="Trebuchet MS"/>
@@ -4203,46 +4805,19 @@
           <w:u w:val="single"/>
           <w:lang w:val="pt-PT"/>
         </w:rPr>
-        <w:t>TaxaReduzida</w:t>
-      </w:r>
-      <w:proofErr w:type="spellEnd"/>
-      <w:r>
-        <w:rPr>
-          <w:rFonts w:ascii="Trebuchet MS" w:hAnsi="Trebuchet MS"/>
-          <w:b/>
-          <w:bCs/>
-          <w:u w:val="single"/>
-          <w:lang w:val="pt-PT"/>
-        </w:rPr>
-        <w:t xml:space="preserve"> </w:t>
-      </w:r>
-      <w:r>
-        <w:rPr>
-          <w:rFonts w:ascii="Trebuchet MS" w:hAnsi="Trebuchet MS"/>
-          <w:lang w:val="pt-PT"/>
-        </w:rPr>
-        <w:t xml:space="preserve">– descendente da classe </w:t>
-      </w:r>
-      <w:proofErr w:type="spellStart"/>
-      <w:r>
-        <w:rPr>
-          <w:rFonts w:ascii="Trebuchet MS" w:hAnsi="Trebuchet MS"/>
-          <w:lang w:val="pt-PT"/>
-        </w:rPr>
-        <w:t>ProdAlimentar</w:t>
-      </w:r>
-      <w:proofErr w:type="spellEnd"/>
-      <w:r>
-        <w:rPr>
-          <w:rFonts w:ascii="Trebuchet MS" w:hAnsi="Trebuchet MS"/>
-          <w:lang w:val="pt-PT"/>
-        </w:rPr>
-        <w:t xml:space="preserve"> com a adição do atributo certificações;</w:t>
-      </w:r>
-    </w:p>
-    <w:p>
-      <w:pPr>
-        <w:pStyle w:val="PargrafodaLista"/>
+        <w:t xml:space="preserve">TaxaReduzida </w:t>
+      </w:r>
+      <w:r>
+        <w:rPr>
+          <w:rFonts w:ascii="Trebuchet MS" w:hAnsi="Trebuchet MS"/>
+          <w:lang w:val="pt-PT"/>
+        </w:rPr>
+        <w:t>– descendente da classe ProdAlimentar com a adição do atributo certificações;</w:t>
+      </w:r>
+    </w:p>
+    <w:p>
+      <w:pPr>
+        <w:pStyle w:val="ListParagraph"/>
         <w:numPr>
           <w:ilvl w:val="0"/>
           <w:numId w:val="9"/>
@@ -4256,7 +4831,6 @@
           <w:lang w:val="pt-PT"/>
         </w:rPr>
       </w:pPr>
-      <w:proofErr w:type="spellStart"/>
       <w:r>
         <w:rPr>
           <w:rFonts w:ascii="Trebuchet MS" w:hAnsi="Trebuchet MS"/>
@@ -4267,34 +4841,17 @@
         </w:rPr>
         <w:t>TaxaIntermédia</w:t>
       </w:r>
-      <w:proofErr w:type="spellEnd"/>
-      <w:r>
-        <w:rPr>
-          <w:rFonts w:ascii="Trebuchet MS" w:hAnsi="Trebuchet MS"/>
-          <w:lang w:val="pt-PT"/>
-        </w:rPr>
-        <w:t xml:space="preserve"> – descendente da classe </w:t>
-      </w:r>
-      <w:proofErr w:type="spellStart"/>
-      <w:r>
-        <w:rPr>
-          <w:rFonts w:ascii="Trebuchet MS" w:hAnsi="Trebuchet MS"/>
-          <w:lang w:val="pt-PT"/>
-        </w:rPr>
-        <w:t>ProdAlimentar</w:t>
-      </w:r>
-      <w:proofErr w:type="spellEnd"/>
-      <w:r>
-        <w:rPr>
-          <w:rFonts w:ascii="Trebuchet MS" w:hAnsi="Trebuchet MS"/>
-          <w:lang w:val="pt-PT"/>
-        </w:rPr>
-        <w:t xml:space="preserve"> com a adição do atributo categoria;</w:t>
-      </w:r>
-    </w:p>
-    <w:p>
-      <w:pPr>
-        <w:pStyle w:val="PargrafodaLista"/>
+      <w:r>
+        <w:rPr>
+          <w:rFonts w:ascii="Trebuchet MS" w:hAnsi="Trebuchet MS"/>
+          <w:lang w:val="pt-PT"/>
+        </w:rPr>
+        <w:t xml:space="preserve"> – descendente da classe ProdAlimentar com a adição do atributo categoria;</w:t>
+      </w:r>
+    </w:p>
+    <w:p>
+      <w:pPr>
+        <w:pStyle w:val="ListParagraph"/>
         <w:numPr>
           <w:ilvl w:val="0"/>
           <w:numId w:val="9"/>
@@ -4308,7 +4865,6 @@
           <w:lang w:val="pt-PT"/>
         </w:rPr>
       </w:pPr>
-      <w:proofErr w:type="spellStart"/>
       <w:r>
         <w:rPr>
           <w:rFonts w:ascii="Trebuchet MS" w:hAnsi="Trebuchet MS"/>
@@ -4317,37 +4873,19 @@
           <w:u w:val="single"/>
           <w:lang w:val="pt-PT"/>
         </w:rPr>
-        <w:lastRenderedPageBreak/>
         <w:t>TaxaNormal</w:t>
       </w:r>
-      <w:proofErr w:type="spellEnd"/>
-      <w:r>
-        <w:rPr>
-          <w:rFonts w:ascii="Trebuchet MS" w:hAnsi="Trebuchet MS"/>
-          <w:lang w:val="pt-PT"/>
-        </w:rPr>
-        <w:t xml:space="preserve"> – descendente da classe </w:t>
-      </w:r>
-      <w:proofErr w:type="spellStart"/>
-      <w:r>
-        <w:rPr>
-          <w:rFonts w:ascii="Trebuchet MS" w:hAnsi="Trebuchet MS"/>
-          <w:lang w:val="pt-PT"/>
-        </w:rPr>
-        <w:t>ProdAlimentar</w:t>
-      </w:r>
-      <w:proofErr w:type="spellEnd"/>
-      <w:r>
-        <w:rPr>
-          <w:rFonts w:ascii="Trebuchet MS" w:hAnsi="Trebuchet MS"/>
-          <w:lang w:val="pt-PT"/>
-        </w:rPr>
-        <w:t>;</w:t>
-      </w:r>
-    </w:p>
-    <w:p>
-      <w:pPr>
-        <w:pStyle w:val="PargrafodaLista"/>
+      <w:r>
+        <w:rPr>
+          <w:rFonts w:ascii="Trebuchet MS" w:hAnsi="Trebuchet MS"/>
+          <w:lang w:val="pt-PT"/>
+        </w:rPr>
+        <w:t xml:space="preserve"> – descendente da classe ProdAlimentar;</w:t>
+      </w:r>
+    </w:p>
+    <w:p>
+      <w:pPr>
+        <w:pStyle w:val="ListParagraph"/>
         <w:numPr>
           <w:ilvl w:val="0"/>
           <w:numId w:val="9"/>
@@ -4376,28 +4914,12 @@
           <w:rFonts w:ascii="Trebuchet MS" w:hAnsi="Trebuchet MS"/>
           <w:lang w:val="pt-PT"/>
         </w:rPr>
-        <w:t xml:space="preserve"> – descendente da classe </w:t>
-      </w:r>
-      <w:proofErr w:type="spellStart"/>
-      <w:r>
-        <w:rPr>
-          <w:rFonts w:ascii="Trebuchet MS" w:hAnsi="Trebuchet MS"/>
-          <w:lang w:val="pt-PT"/>
-        </w:rPr>
-        <w:t>ProdFarmacia</w:t>
-      </w:r>
-      <w:proofErr w:type="spellEnd"/>
-      <w:r>
-        <w:rPr>
-          <w:rFonts w:ascii="Trebuchet MS" w:hAnsi="Trebuchet MS"/>
-          <w:lang w:val="pt-PT"/>
-        </w:rPr>
-        <w:t xml:space="preserve"> com a adição do atributo médico;</w:t>
-      </w:r>
-    </w:p>
-    <w:p>
-      <w:pPr>
-        <w:pStyle w:val="PargrafodaLista"/>
+        <w:t xml:space="preserve"> – descendente da classe ProdFarmacia com a adição do atributo médico;</w:t>
+      </w:r>
+    </w:p>
+    <w:p>
+      <w:pPr>
+        <w:pStyle w:val="ListParagraph"/>
         <w:numPr>
           <w:ilvl w:val="0"/>
           <w:numId w:val="9"/>
@@ -4426,23 +4948,7 @@
           <w:rFonts w:ascii="Trebuchet MS" w:hAnsi="Trebuchet MS"/>
           <w:lang w:val="pt-PT"/>
         </w:rPr>
-        <w:t xml:space="preserve"> – descendente da classe </w:t>
-      </w:r>
-      <w:proofErr w:type="spellStart"/>
-      <w:r>
-        <w:rPr>
-          <w:rFonts w:ascii="Trebuchet MS" w:hAnsi="Trebuchet MS"/>
-          <w:lang w:val="pt-PT"/>
-        </w:rPr>
-        <w:t>ProdFarmacia</w:t>
-      </w:r>
-      <w:proofErr w:type="spellEnd"/>
-      <w:r>
-        <w:rPr>
-          <w:rFonts w:ascii="Trebuchet MS" w:hAnsi="Trebuchet MS"/>
-          <w:lang w:val="pt-PT"/>
-        </w:rPr>
-        <w:t xml:space="preserve"> com a adição do atributo categoria.</w:t>
+        <w:t xml:space="preserve"> – descendente da classe ProdFarmacia com a adição do atributo categoria.</w:t>
       </w:r>
     </w:p>
     <w:p>
@@ -4459,7 +4965,7 @@
     </w:p>
     <w:p>
       <w:pPr>
-        <w:pStyle w:val="Ttulo2"/>
+        <w:pStyle w:val="Heading2"/>
         <w:rPr>
           <w:rFonts w:ascii="Trebuchet MS" w:hAnsi="Trebuchet MS"/>
           <w:sz w:val="28"/>
@@ -4467,7 +4973,7 @@
           <w:lang w:val="pt-PT"/>
         </w:rPr>
       </w:pPr>
-      <w:bookmarkStart w:id="16" w:name="_Toc184325965"/>
+      <w:bookmarkStart w:id="16" w:name="_Toc184578430"/>
       <w:r>
         <w:rPr>
           <w:rFonts w:ascii="Trebuchet MS" w:hAnsi="Trebuchet MS"/>
@@ -4481,52 +4987,19 @@
     </w:p>
     <w:p>
       <w:pPr>
-        <w:ind w:left="432"/>
-        <w:rPr>
-          <w:rFonts w:ascii="Trebuchet MS" w:hAnsi="Trebuchet MS"/>
-          <w:lang w:val="pt-PT"/>
-        </w:rPr>
-      </w:pPr>
-      <w:r>
-        <w:rPr>
-          <w:rFonts w:ascii="Trebuchet MS" w:hAnsi="Trebuchet MS"/>
-          <w:lang w:val="pt-PT"/>
-        </w:rPr>
-        <w:t xml:space="preserve">Como foi visto anteriormente, cada fatura possui uma lista de produtos, assim, foi implementado um </w:t>
-      </w:r>
-      <w:proofErr w:type="spellStart"/>
-      <w:r>
-        <w:rPr>
-          <w:rFonts w:ascii="Trebuchet MS" w:hAnsi="Trebuchet MS"/>
-          <w:lang w:val="pt-PT"/>
-        </w:rPr>
-        <w:t>ArrayList</w:t>
-      </w:r>
-      <w:proofErr w:type="spellEnd"/>
-      <w:r>
-        <w:rPr>
-          <w:rFonts w:ascii="Trebuchet MS" w:hAnsi="Trebuchet MS"/>
-          <w:lang w:val="pt-PT"/>
-        </w:rPr>
-        <w:t xml:space="preserve"> de objetos da classe Produto onde serão armazenados os produtos de cada fatura, estando este </w:t>
-      </w:r>
-      <w:proofErr w:type="spellStart"/>
-      <w:r>
-        <w:rPr>
-          <w:rFonts w:ascii="Trebuchet MS" w:hAnsi="Trebuchet MS"/>
-          <w:lang w:val="pt-PT"/>
-        </w:rPr>
-        <w:t>ArrayList</w:t>
-      </w:r>
-      <w:proofErr w:type="spellEnd"/>
-      <w:r>
-        <w:rPr>
-          <w:rFonts w:ascii="Trebuchet MS" w:hAnsi="Trebuchet MS"/>
-          <w:lang w:val="pt-PT"/>
-        </w:rPr>
-        <w:t xml:space="preserve"> contido na classe </w:t>
-      </w:r>
-      <w:proofErr w:type="spellStart"/>
+        <w:ind w:firstLine="432"/>
+        <w:rPr>
+          <w:rFonts w:ascii="Trebuchet MS" w:hAnsi="Trebuchet MS"/>
+          <w:lang w:val="pt-PT"/>
+        </w:rPr>
+      </w:pPr>
+      <w:r>
+        <w:rPr>
+          <w:rFonts w:ascii="Trebuchet MS" w:hAnsi="Trebuchet MS"/>
+          <w:lang w:val="pt-PT"/>
+        </w:rPr>
+        <w:t xml:space="preserve">Como foi visto anteriormente, cada fatura possui uma lista de produtos, assim, foi implementado um ArrayList de objetos da classe Produto onde serão armazenados os produtos de cada fatura, estando este ArrayList contido na classe </w:t>
+      </w:r>
       <w:r>
         <w:rPr>
           <w:rFonts w:ascii="Trebuchet MS" w:hAnsi="Trebuchet MS"/>
@@ -4537,7 +5010,6 @@
         </w:rPr>
         <w:t>ListaProdutos</w:t>
       </w:r>
-      <w:proofErr w:type="spellEnd"/>
       <w:r>
         <w:rPr>
           <w:rFonts w:ascii="Trebuchet MS" w:hAnsi="Trebuchet MS"/>
@@ -4548,7 +5020,7 @@
     </w:p>
     <w:p>
       <w:pPr>
-        <w:pStyle w:val="PargrafodaLista"/>
+        <w:pStyle w:val="ListParagraph"/>
         <w:numPr>
           <w:ilvl w:val="0"/>
           <w:numId w:val="13"/>
@@ -4558,8 +5030,6 @@
           <w:lang w:val="pt-PT"/>
         </w:rPr>
       </w:pPr>
-      <w:proofErr w:type="spellStart"/>
-      <w:proofErr w:type="gramStart"/>
       <w:r>
         <w:rPr>
           <w:rFonts w:ascii="Trebuchet MS" w:hAnsi="Trebuchet MS"/>
@@ -4570,42 +5040,17 @@
         </w:rPr>
         <w:t>addProduto</w:t>
       </w:r>
-      <w:proofErr w:type="spellEnd"/>
-      <w:r>
-        <w:rPr>
-          <w:rFonts w:ascii="Trebuchet MS" w:hAnsi="Trebuchet MS"/>
-          <w:lang w:val="pt-PT"/>
-        </w:rPr>
-        <w:t>(</w:t>
-      </w:r>
-      <w:proofErr w:type="gramEnd"/>
-      <w:r>
-        <w:rPr>
-          <w:rFonts w:ascii="Trebuchet MS" w:hAnsi="Trebuchet MS"/>
-          <w:lang w:val="pt-PT"/>
-        </w:rPr>
-        <w:t xml:space="preserve">Cliente cliente, Produtos </w:t>
-      </w:r>
-      <w:proofErr w:type="spellStart"/>
-      <w:r>
-        <w:rPr>
-          <w:rFonts w:ascii="Trebuchet MS" w:hAnsi="Trebuchet MS"/>
-          <w:lang w:val="pt-PT"/>
-        </w:rPr>
-        <w:t>produtosRegistados</w:t>
-      </w:r>
-      <w:proofErr w:type="spellEnd"/>
-      <w:r>
-        <w:rPr>
-          <w:rFonts w:ascii="Trebuchet MS" w:hAnsi="Trebuchet MS"/>
-          <w:lang w:val="pt-PT"/>
-        </w:rPr>
-        <w:t>)</w:t>
-      </w:r>
-    </w:p>
-    <w:p>
-      <w:pPr>
-        <w:pStyle w:val="PargrafodaLista"/>
+      <w:r>
+        <w:rPr>
+          <w:rFonts w:ascii="Trebuchet MS" w:hAnsi="Trebuchet MS"/>
+          <w:lang w:val="pt-PT"/>
+        </w:rPr>
+        <w:t>(Cliente cliente, Produtos produtosRegistados)</w:t>
+      </w:r>
+    </w:p>
+    <w:p>
+      <w:pPr>
+        <w:pStyle w:val="ListParagraph"/>
         <w:ind w:left="1152"/>
         <w:rPr>
           <w:rFonts w:ascii="Trebuchet MS" w:hAnsi="Trebuchet MS"/>
@@ -4617,57 +5062,8 @@
           <w:rFonts w:ascii="Trebuchet MS" w:hAnsi="Trebuchet MS"/>
           <w:lang w:val="pt-PT"/>
         </w:rPr>
-        <w:t xml:space="preserve">Recebe um objeto da classe Cliente e um objeto da classe Produtos que contém um </w:t>
-      </w:r>
-      <w:proofErr w:type="spellStart"/>
-      <w:r>
-        <w:rPr>
-          <w:rFonts w:ascii="Trebuchet MS" w:hAnsi="Trebuchet MS"/>
-          <w:lang w:val="pt-PT"/>
-        </w:rPr>
-        <w:t>ArrayList</w:t>
-      </w:r>
-      <w:proofErr w:type="spellEnd"/>
-      <w:r>
-        <w:rPr>
-          <w:rFonts w:ascii="Trebuchet MS" w:hAnsi="Trebuchet MS"/>
-          <w:lang w:val="pt-PT"/>
-        </w:rPr>
-        <w:t xml:space="preserve"> com todos os produtos que foram adicionados a faturas (ver TODO), permitindo assim ao utilizador adicionar um produto ao </w:t>
-      </w:r>
-      <w:proofErr w:type="spellStart"/>
-      <w:r>
-        <w:rPr>
-          <w:rFonts w:ascii="Trebuchet MS" w:hAnsi="Trebuchet MS"/>
-          <w:lang w:val="pt-PT"/>
-        </w:rPr>
-        <w:t>ArrayList</w:t>
-      </w:r>
-      <w:proofErr w:type="spellEnd"/>
-      <w:r>
-        <w:rPr>
-          <w:rFonts w:ascii="Trebuchet MS" w:hAnsi="Trebuchet MS"/>
-          <w:lang w:val="pt-PT"/>
-        </w:rPr>
-        <w:t xml:space="preserve"> de produtos da fatura. Neste método o utilizador irá selecionar as opções que caracterizam o tipo de produto a ser adicionado, inserir os dados do </w:t>
-      </w:r>
-      <w:proofErr w:type="gramStart"/>
-      <w:r>
-        <w:rPr>
-          <w:rFonts w:ascii="Trebuchet MS" w:hAnsi="Trebuchet MS"/>
-          <w:lang w:val="pt-PT"/>
-        </w:rPr>
-        <w:t>produto,  será</w:t>
-      </w:r>
-      <w:proofErr w:type="gramEnd"/>
-      <w:r>
-        <w:rPr>
-          <w:rFonts w:ascii="Trebuchet MS" w:hAnsi="Trebuchet MS"/>
-          <w:lang w:val="pt-PT"/>
-        </w:rPr>
-        <w:t xml:space="preserve"> atribuída uma taxa de IVA ao produto com base nas características dadas e na localização do cliente utilizando o método </w:t>
-      </w:r>
-      <w:proofErr w:type="spellStart"/>
+        <w:t xml:space="preserve">Recebe um objeto da classe Cliente e um objeto da classe Produtos que contém um ArrayList com todos os produtos que foram adicionados a faturas (ver TODO), permitindo assim ao utilizador adicionar um produto ao ArrayList de produtos da fatura. Neste método o utilizador irá selecionar as opções que caracterizam o tipo de produto a ser adicionado, inserir os dados do produto,  será atribuída uma taxa de IVA ao produto com base nas características dadas e na localização do cliente utilizando o método </w:t>
+      </w:r>
       <w:r>
         <w:rPr>
           <w:rFonts w:ascii="Trebuchet MS" w:hAnsi="Trebuchet MS"/>
@@ -4678,34 +5074,17 @@
         </w:rPr>
         <w:t>setTaxaIva</w:t>
       </w:r>
-      <w:proofErr w:type="spellEnd"/>
-      <w:r>
-        <w:rPr>
-          <w:rFonts w:ascii="Trebuchet MS" w:hAnsi="Trebuchet MS"/>
-          <w:lang w:val="pt-PT"/>
-        </w:rPr>
-        <w:t xml:space="preserve"> e, por fim, o produto será adicionado à respetiva lista. Adicionalmente, o produto será adicionado ao </w:t>
-      </w:r>
-      <w:proofErr w:type="spellStart"/>
-      <w:r>
-        <w:rPr>
-          <w:rFonts w:ascii="Trebuchet MS" w:hAnsi="Trebuchet MS"/>
-          <w:lang w:val="pt-PT"/>
-        </w:rPr>
-        <w:t>ArrayList</w:t>
-      </w:r>
-      <w:proofErr w:type="spellEnd"/>
-      <w:r>
-        <w:rPr>
-          <w:rFonts w:ascii="Trebuchet MS" w:hAnsi="Trebuchet MS"/>
-          <w:lang w:val="pt-PT"/>
-        </w:rPr>
-        <w:t xml:space="preserve"> de produtos registados (ver TODO).</w:t>
-      </w:r>
-    </w:p>
-    <w:p>
-      <w:pPr>
-        <w:pStyle w:val="PargrafodaLista"/>
+      <w:r>
+        <w:rPr>
+          <w:rFonts w:ascii="Trebuchet MS" w:hAnsi="Trebuchet MS"/>
+          <w:lang w:val="pt-PT"/>
+        </w:rPr>
+        <w:t xml:space="preserve"> e, por fim, o produto será adicionado à respetiva lista. Adicionalmente, o produto será adicionado ao ArrayList de produtos registados (ver TODO).</w:t>
+      </w:r>
+    </w:p>
+    <w:p>
+      <w:pPr>
+        <w:pStyle w:val="ListParagraph"/>
         <w:ind w:left="1152"/>
         <w:rPr>
           <w:rFonts w:ascii="Trebuchet MS" w:hAnsi="Trebuchet MS"/>
@@ -4715,7 +5094,7 @@
     </w:p>
     <w:p>
       <w:pPr>
-        <w:pStyle w:val="PargrafodaLista"/>
+        <w:pStyle w:val="ListParagraph"/>
         <w:numPr>
           <w:ilvl w:val="0"/>
           <w:numId w:val="13"/>
@@ -4725,8 +5104,6 @@
           <w:lang w:val="pt-PT"/>
         </w:rPr>
       </w:pPr>
-      <w:proofErr w:type="spellStart"/>
-      <w:proofErr w:type="gramStart"/>
       <w:r>
         <w:rPr>
           <w:rFonts w:ascii="Trebuchet MS" w:hAnsi="Trebuchet MS"/>
@@ -4737,26 +5114,17 @@
         </w:rPr>
         <w:t>removeProduto</w:t>
       </w:r>
-      <w:proofErr w:type="spellEnd"/>
-      <w:r>
-        <w:rPr>
-          <w:rFonts w:ascii="Trebuchet MS" w:hAnsi="Trebuchet MS"/>
-          <w:lang w:val="pt-PT"/>
-        </w:rPr>
-        <w:t>(</w:t>
-      </w:r>
-      <w:proofErr w:type="gramEnd"/>
-      <w:r>
-        <w:rPr>
-          <w:rFonts w:ascii="Trebuchet MS" w:hAnsi="Trebuchet MS"/>
-          <w:lang w:val="pt-PT"/>
-        </w:rPr>
-        <w:t>)</w:t>
-      </w:r>
-    </w:p>
-    <w:p>
-      <w:pPr>
-        <w:pStyle w:val="PargrafodaLista"/>
+      <w:r>
+        <w:rPr>
+          <w:rFonts w:ascii="Trebuchet MS" w:hAnsi="Trebuchet MS"/>
+          <w:lang w:val="pt-PT"/>
+        </w:rPr>
+        <w:t>()</w:t>
+      </w:r>
+    </w:p>
+    <w:p>
+      <w:pPr>
+        <w:pStyle w:val="ListParagraph"/>
         <w:ind w:left="1152"/>
         <w:rPr>
           <w:rFonts w:ascii="Trebuchet MS" w:hAnsi="Trebuchet MS"/>
@@ -4770,7 +5138,6 @@
         </w:rPr>
         <w:t xml:space="preserve">Imprime, caso existam, todos os produtos adicionados à lista de produtos da respetiva fatura, recorrendo ao método </w:t>
       </w:r>
-      <w:proofErr w:type="spellStart"/>
       <w:r>
         <w:rPr>
           <w:rFonts w:ascii="Trebuchet MS" w:hAnsi="Trebuchet MS"/>
@@ -4781,34 +5148,17 @@
         </w:rPr>
         <w:t>printProdutos</w:t>
       </w:r>
-      <w:proofErr w:type="spellEnd"/>
-      <w:r>
-        <w:rPr>
-          <w:rFonts w:ascii="Trebuchet MS" w:hAnsi="Trebuchet MS"/>
-          <w:lang w:val="pt-PT"/>
-        </w:rPr>
-        <w:t xml:space="preserve">, e pede ao utilizador o código do produto a eliminar da lista. De seguida, percorre o </w:t>
-      </w:r>
-      <w:proofErr w:type="spellStart"/>
-      <w:r>
-        <w:rPr>
-          <w:rFonts w:ascii="Trebuchet MS" w:hAnsi="Trebuchet MS"/>
-          <w:lang w:val="pt-PT"/>
-        </w:rPr>
-        <w:t>ArrayList</w:t>
-      </w:r>
-      <w:proofErr w:type="spellEnd"/>
-      <w:r>
-        <w:rPr>
-          <w:rFonts w:ascii="Trebuchet MS" w:hAnsi="Trebuchet MS"/>
-          <w:lang w:val="pt-PT"/>
-        </w:rPr>
-        <w:t xml:space="preserve"> de produtos da fatura e remove o produto se este seja encontrado. Se o produto não for encontrado será impressa uma mensagem no ecrã a informar este evento.</w:t>
-      </w:r>
-    </w:p>
-    <w:p>
-      <w:pPr>
-        <w:pStyle w:val="PargrafodaLista"/>
+      <w:r>
+        <w:rPr>
+          <w:rFonts w:ascii="Trebuchet MS" w:hAnsi="Trebuchet MS"/>
+          <w:lang w:val="pt-PT"/>
+        </w:rPr>
+        <w:t>, e pede ao utilizador o código do produto a eliminar da lista. De seguida, percorre o ArrayList de produtos da fatura e remove o produto se este seja encontrado. Se o produto não for encontrado será impressa uma mensagem no ecrã a informar este evento.</w:t>
+      </w:r>
+    </w:p>
+    <w:p>
+      <w:pPr>
+        <w:pStyle w:val="ListParagraph"/>
         <w:ind w:left="1152"/>
         <w:rPr>
           <w:rFonts w:ascii="Trebuchet MS" w:hAnsi="Trebuchet MS"/>
@@ -4818,7 +5168,7 @@
     </w:p>
     <w:p>
       <w:pPr>
-        <w:pStyle w:val="PargrafodaLista"/>
+        <w:pStyle w:val="ListParagraph"/>
         <w:numPr>
           <w:ilvl w:val="0"/>
           <w:numId w:val="13"/>
@@ -4828,8 +5178,6 @@
           <w:lang w:val="pt-PT"/>
         </w:rPr>
       </w:pPr>
-      <w:proofErr w:type="spellStart"/>
-      <w:proofErr w:type="gramStart"/>
       <w:r>
         <w:rPr>
           <w:rFonts w:ascii="Trebuchet MS" w:hAnsi="Trebuchet MS"/>
@@ -4840,26 +5188,17 @@
         </w:rPr>
         <w:t>printProdutos</w:t>
       </w:r>
-      <w:proofErr w:type="spellEnd"/>
-      <w:r>
-        <w:rPr>
-          <w:rFonts w:ascii="Trebuchet MS" w:hAnsi="Trebuchet MS"/>
-          <w:lang w:val="pt-PT"/>
-        </w:rPr>
-        <w:t>(</w:t>
-      </w:r>
-      <w:proofErr w:type="gramEnd"/>
-      <w:r>
-        <w:rPr>
-          <w:rFonts w:ascii="Trebuchet MS" w:hAnsi="Trebuchet MS"/>
-          <w:lang w:val="pt-PT"/>
-        </w:rPr>
-        <w:t>)</w:t>
-      </w:r>
-    </w:p>
-    <w:p>
-      <w:pPr>
-        <w:pStyle w:val="PargrafodaLista"/>
+      <w:r>
+        <w:rPr>
+          <w:rFonts w:ascii="Trebuchet MS" w:hAnsi="Trebuchet MS"/>
+          <w:lang w:val="pt-PT"/>
+        </w:rPr>
+        <w:t>()</w:t>
+      </w:r>
+    </w:p>
+    <w:p>
+      <w:pPr>
+        <w:pStyle w:val="ListParagraph"/>
         <w:ind w:left="1152"/>
         <w:rPr>
           <w:rFonts w:ascii="Trebuchet MS" w:hAnsi="Trebuchet MS"/>
@@ -4871,28 +5210,12 @@
           <w:rFonts w:ascii="Trebuchet MS" w:hAnsi="Trebuchet MS"/>
           <w:lang w:val="pt-PT"/>
         </w:rPr>
-        <w:t xml:space="preserve">Imprime no ecrã todos os produtos presentes no </w:t>
-      </w:r>
-      <w:proofErr w:type="spellStart"/>
-      <w:r>
-        <w:rPr>
-          <w:rFonts w:ascii="Trebuchet MS" w:hAnsi="Trebuchet MS"/>
-          <w:lang w:val="pt-PT"/>
-        </w:rPr>
-        <w:t>ArrayList</w:t>
-      </w:r>
-      <w:proofErr w:type="spellEnd"/>
-      <w:r>
-        <w:rPr>
-          <w:rFonts w:ascii="Trebuchet MS" w:hAnsi="Trebuchet MS"/>
-          <w:lang w:val="pt-PT"/>
-        </w:rPr>
-        <w:t xml:space="preserve"> de produtos da fatura em questão.</w:t>
-      </w:r>
-    </w:p>
-    <w:p>
-      <w:pPr>
-        <w:pStyle w:val="PargrafodaLista"/>
+        <w:t>Imprime no ecrã todos os produtos presentes no ArrayList de produtos da fatura em questão.</w:t>
+      </w:r>
+    </w:p>
+    <w:p>
+      <w:pPr>
+        <w:pStyle w:val="ListParagraph"/>
         <w:ind w:left="1152"/>
         <w:rPr>
           <w:rFonts w:ascii="Trebuchet MS" w:hAnsi="Trebuchet MS"/>
@@ -4902,7 +5225,7 @@
     </w:p>
     <w:p>
       <w:pPr>
-        <w:pStyle w:val="PargrafodaLista"/>
+        <w:pStyle w:val="ListParagraph"/>
         <w:ind w:left="1152"/>
         <w:rPr>
           <w:rFonts w:ascii="Trebuchet MS" w:hAnsi="Trebuchet MS"/>
@@ -4912,7 +5235,7 @@
     </w:p>
     <w:p>
       <w:pPr>
-        <w:pStyle w:val="PargrafodaLista"/>
+        <w:pStyle w:val="ListParagraph"/>
         <w:ind w:left="1152"/>
         <w:rPr>
           <w:rFonts w:ascii="Trebuchet MS" w:hAnsi="Trebuchet MS"/>
@@ -4922,7 +5245,7 @@
     </w:p>
     <w:p>
       <w:pPr>
-        <w:pStyle w:val="PargrafodaLista"/>
+        <w:pStyle w:val="ListParagraph"/>
         <w:ind w:left="1152"/>
         <w:rPr>
           <w:rFonts w:ascii="Trebuchet MS" w:hAnsi="Trebuchet MS"/>
@@ -4932,7 +5255,7 @@
     </w:p>
     <w:p>
       <w:pPr>
-        <w:pStyle w:val="PargrafodaLista"/>
+        <w:pStyle w:val="ListParagraph"/>
         <w:numPr>
           <w:ilvl w:val="0"/>
           <w:numId w:val="13"/>
@@ -4942,8 +5265,6 @@
           <w:lang w:val="pt-PT"/>
         </w:rPr>
       </w:pPr>
-      <w:proofErr w:type="spellStart"/>
-      <w:proofErr w:type="gramStart"/>
       <w:r>
         <w:rPr>
           <w:rFonts w:ascii="Trebuchet MS" w:hAnsi="Trebuchet MS"/>
@@ -4954,26 +5275,17 @@
         </w:rPr>
         <w:t>getProdInfo</w:t>
       </w:r>
-      <w:proofErr w:type="spellEnd"/>
-      <w:r>
-        <w:rPr>
-          <w:rFonts w:ascii="Trebuchet MS" w:hAnsi="Trebuchet MS"/>
-          <w:lang w:val="pt-PT"/>
-        </w:rPr>
-        <w:t>(</w:t>
-      </w:r>
-      <w:proofErr w:type="gramEnd"/>
-      <w:r>
-        <w:rPr>
-          <w:rFonts w:ascii="Trebuchet MS" w:hAnsi="Trebuchet MS"/>
-          <w:lang w:val="pt-PT"/>
-        </w:rPr>
-        <w:t>Produto produto)</w:t>
-      </w:r>
-    </w:p>
-    <w:p>
-      <w:pPr>
-        <w:pStyle w:val="PargrafodaLista"/>
+      <w:r>
+        <w:rPr>
+          <w:rFonts w:ascii="Trebuchet MS" w:hAnsi="Trebuchet MS"/>
+          <w:lang w:val="pt-PT"/>
+        </w:rPr>
+        <w:t>(Produto produto)</w:t>
+      </w:r>
+    </w:p>
+    <w:p>
+      <w:pPr>
+        <w:pStyle w:val="ListParagraph"/>
         <w:ind w:left="1152"/>
         <w:rPr>
           <w:rFonts w:ascii="Trebuchet MS" w:hAnsi="Trebuchet MS"/>
@@ -4990,7 +5302,7 @@
     </w:p>
     <w:p>
       <w:pPr>
-        <w:pStyle w:val="PargrafodaLista"/>
+        <w:pStyle w:val="ListParagraph"/>
         <w:ind w:left="1152"/>
         <w:rPr>
           <w:rFonts w:ascii="Trebuchet MS" w:hAnsi="Trebuchet MS"/>
@@ -5000,7 +5312,7 @@
     </w:p>
     <w:p>
       <w:pPr>
-        <w:pStyle w:val="PargrafodaLista"/>
+        <w:pStyle w:val="ListParagraph"/>
         <w:numPr>
           <w:ilvl w:val="0"/>
           <w:numId w:val="13"/>
@@ -5017,8 +5329,6 @@
         </w:rPr>
         <w:t xml:space="preserve"> </w:t>
       </w:r>
-      <w:proofErr w:type="spellStart"/>
-      <w:proofErr w:type="gramStart"/>
       <w:r>
         <w:rPr>
           <w:rFonts w:ascii="Trebuchet MS" w:hAnsi="Trebuchet MS"/>
@@ -5029,138 +5339,17 @@
         </w:rPr>
         <w:t>setTaxaIva</w:t>
       </w:r>
-      <w:proofErr w:type="spellEnd"/>
-      <w:r>
-        <w:rPr>
-          <w:rFonts w:ascii="Trebuchet MS" w:hAnsi="Trebuchet MS"/>
-          <w:lang w:val="pt-PT"/>
-        </w:rPr>
-        <w:t>(</w:t>
-      </w:r>
-      <w:proofErr w:type="gramEnd"/>
-      <w:r>
-        <w:rPr>
-          <w:rFonts w:ascii="Trebuchet MS" w:hAnsi="Trebuchet MS"/>
-          <w:lang w:val="pt-PT"/>
-        </w:rPr>
-        <w:t xml:space="preserve">Cliente cliente, Produto </w:t>
-      </w:r>
-      <w:proofErr w:type="spellStart"/>
-      <w:r>
-        <w:rPr>
-          <w:rFonts w:ascii="Trebuchet MS" w:hAnsi="Trebuchet MS"/>
-          <w:lang w:val="pt-PT"/>
-        </w:rPr>
-        <w:t>produto</w:t>
-      </w:r>
-      <w:proofErr w:type="spellEnd"/>
-      <w:r>
-        <w:rPr>
-          <w:rFonts w:ascii="Trebuchet MS" w:hAnsi="Trebuchet MS"/>
-          <w:lang w:val="pt-PT"/>
-        </w:rPr>
-        <w:t xml:space="preserve">, </w:t>
-      </w:r>
-      <w:proofErr w:type="spellStart"/>
-      <w:r>
-        <w:rPr>
-          <w:rFonts w:ascii="Trebuchet MS" w:hAnsi="Trebuchet MS"/>
-          <w:lang w:val="pt-PT"/>
-        </w:rPr>
-        <w:t>int</w:t>
-      </w:r>
-      <w:proofErr w:type="spellEnd"/>
-      <w:r>
-        <w:rPr>
-          <w:rFonts w:ascii="Trebuchet MS" w:hAnsi="Trebuchet MS"/>
-          <w:lang w:val="pt-PT"/>
-        </w:rPr>
-        <w:t xml:space="preserve"> </w:t>
-      </w:r>
-      <w:proofErr w:type="spellStart"/>
-      <w:r>
-        <w:rPr>
-          <w:rFonts w:ascii="Trebuchet MS" w:hAnsi="Trebuchet MS"/>
-          <w:lang w:val="pt-PT"/>
-        </w:rPr>
-        <w:t>taxaContinente</w:t>
-      </w:r>
-      <w:proofErr w:type="spellEnd"/>
-      <w:r>
-        <w:rPr>
-          <w:rFonts w:ascii="Trebuchet MS" w:hAnsi="Trebuchet MS"/>
-          <w:lang w:val="pt-PT"/>
-        </w:rPr>
-        <w:t xml:space="preserve">, </w:t>
-      </w:r>
-      <w:proofErr w:type="spellStart"/>
-      <w:r>
-        <w:rPr>
-          <w:rFonts w:ascii="Trebuchet MS" w:hAnsi="Trebuchet MS"/>
-          <w:lang w:val="pt-PT"/>
-        </w:rPr>
-        <w:t>int</w:t>
-      </w:r>
-      <w:proofErr w:type="spellEnd"/>
-      <w:r>
-        <w:rPr>
-          <w:rFonts w:ascii="Trebuchet MS" w:hAnsi="Trebuchet MS"/>
-          <w:lang w:val="pt-PT"/>
-        </w:rPr>
-        <w:t xml:space="preserve"> </w:t>
-      </w:r>
-      <w:proofErr w:type="spellStart"/>
-      <w:r>
-        <w:rPr>
-          <w:rFonts w:ascii="Trebuchet MS" w:hAnsi="Trebuchet MS"/>
-          <w:lang w:val="pt-PT"/>
-        </w:rPr>
-        <w:t>taxaMadeira</w:t>
-      </w:r>
-      <w:proofErr w:type="spellEnd"/>
-      <w:r>
-        <w:rPr>
-          <w:rFonts w:ascii="Trebuchet MS" w:hAnsi="Trebuchet MS"/>
-          <w:lang w:val="pt-PT"/>
-        </w:rPr>
-        <w:t xml:space="preserve">, </w:t>
-      </w:r>
-      <w:proofErr w:type="spellStart"/>
-      <w:r>
-        <w:rPr>
-          <w:rFonts w:ascii="Trebuchet MS" w:hAnsi="Trebuchet MS"/>
-          <w:lang w:val="pt-PT"/>
-        </w:rPr>
-        <w:t>int</w:t>
-      </w:r>
-      <w:proofErr w:type="spellEnd"/>
-      <w:r>
-        <w:rPr>
-          <w:rFonts w:ascii="Trebuchet MS" w:hAnsi="Trebuchet MS"/>
-          <w:lang w:val="pt-PT"/>
-        </w:rPr>
-        <w:t xml:space="preserve"> </w:t>
-      </w:r>
-      <w:proofErr w:type="spellStart"/>
-      <w:r>
-        <w:rPr>
-          <w:rFonts w:ascii="Trebuchet MS" w:hAnsi="Trebuchet MS"/>
-          <w:lang w:val="pt-PT"/>
-        </w:rPr>
-        <w:t>taxaAcores</w:t>
-      </w:r>
-      <w:proofErr w:type="spellEnd"/>
-      <w:r>
-        <w:rPr>
-          <w:rFonts w:ascii="Trebuchet MS" w:hAnsi="Trebuchet MS"/>
-          <w:lang w:val="pt-PT"/>
-        </w:rPr>
-        <w:t>)</w:t>
-      </w:r>
-    </w:p>
-    <w:p>
-      <w:pPr>
-        <w:pStyle w:val="PargrafodaLista"/>
+      <w:r>
+        <w:rPr>
+          <w:rFonts w:ascii="Trebuchet MS" w:hAnsi="Trebuchet MS"/>
+          <w:lang w:val="pt-PT"/>
+        </w:rPr>
+        <w:t>(Cliente cliente, Produto produto, int taxaContinente, int taxaMadeira, int taxaAcores)</w:t>
+      </w:r>
+    </w:p>
+    <w:p>
+      <w:pPr>
+        <w:pStyle w:val="ListParagraph"/>
         <w:ind w:left="1152"/>
         <w:rPr>
           <w:rFonts w:ascii="Trebuchet MS" w:hAnsi="Trebuchet MS"/>
@@ -5177,7 +5366,7 @@
     </w:p>
     <w:p>
       <w:pPr>
-        <w:pStyle w:val="PargrafodaLista"/>
+        <w:pStyle w:val="ListParagraph"/>
         <w:ind w:left="1152"/>
         <w:rPr>
           <w:rFonts w:ascii="Trebuchet MS" w:hAnsi="Trebuchet MS"/>
@@ -5187,7 +5376,7 @@
     </w:p>
     <w:p>
       <w:pPr>
-        <w:pStyle w:val="PargrafodaLista"/>
+        <w:pStyle w:val="ListParagraph"/>
         <w:numPr>
           <w:ilvl w:val="0"/>
           <w:numId w:val="13"/>
@@ -5197,8 +5386,6 @@
           <w:lang w:val="pt-PT"/>
         </w:rPr>
       </w:pPr>
-      <w:proofErr w:type="spellStart"/>
-      <w:proofErr w:type="gramStart"/>
       <w:r>
         <w:rPr>
           <w:rFonts w:ascii="Trebuchet MS" w:hAnsi="Trebuchet MS"/>
@@ -5209,51 +5396,17 @@
         </w:rPr>
         <w:t>verificarDescricao</w:t>
       </w:r>
-      <w:proofErr w:type="spellEnd"/>
-      <w:r>
-        <w:rPr>
-          <w:rFonts w:ascii="Trebuchet MS" w:hAnsi="Trebuchet MS"/>
-          <w:lang w:val="pt-PT"/>
-        </w:rPr>
-        <w:t>(</w:t>
-      </w:r>
-      <w:proofErr w:type="spellStart"/>
-      <w:proofErr w:type="gramEnd"/>
-      <w:r>
-        <w:rPr>
-          <w:rFonts w:ascii="Trebuchet MS" w:hAnsi="Trebuchet MS"/>
-          <w:lang w:val="pt-PT"/>
-        </w:rPr>
-        <w:t>String</w:t>
-      </w:r>
-      <w:proofErr w:type="spellEnd"/>
-      <w:r>
-        <w:rPr>
-          <w:rFonts w:ascii="Trebuchet MS" w:hAnsi="Trebuchet MS"/>
-          <w:lang w:val="pt-PT"/>
-        </w:rPr>
-        <w:t xml:space="preserve"> </w:t>
-      </w:r>
-      <w:proofErr w:type="spellStart"/>
-      <w:r>
-        <w:rPr>
-          <w:rFonts w:ascii="Trebuchet MS" w:hAnsi="Trebuchet MS"/>
-          <w:lang w:val="pt-PT"/>
-        </w:rPr>
-        <w:t>desc</w:t>
-      </w:r>
-      <w:proofErr w:type="spellEnd"/>
-      <w:r>
-        <w:rPr>
-          <w:rFonts w:ascii="Trebuchet MS" w:hAnsi="Trebuchet MS"/>
-          <w:lang w:val="pt-PT"/>
-        </w:rPr>
-        <w:t>)</w:t>
-      </w:r>
-    </w:p>
-    <w:p>
-      <w:pPr>
-        <w:pStyle w:val="PargrafodaLista"/>
+      <w:r>
+        <w:rPr>
+          <w:rFonts w:ascii="Trebuchet MS" w:hAnsi="Trebuchet MS"/>
+          <w:lang w:val="pt-PT"/>
+        </w:rPr>
+        <w:t>(String desc)</w:t>
+      </w:r>
+    </w:p>
+    <w:p>
+      <w:pPr>
+        <w:pStyle w:val="ListParagraph"/>
         <w:ind w:left="1152"/>
         <w:rPr>
           <w:rFonts w:ascii="Trebuchet MS" w:hAnsi="Trebuchet MS"/>
@@ -5265,60 +5418,12 @@
           <w:rFonts w:ascii="Trebuchet MS" w:hAnsi="Trebuchet MS"/>
           <w:lang w:val="pt-PT"/>
         </w:rPr>
-        <w:t xml:space="preserve">Verifica se a </w:t>
-      </w:r>
-      <w:proofErr w:type="spellStart"/>
-      <w:r>
-        <w:rPr>
-          <w:rFonts w:ascii="Trebuchet MS" w:hAnsi="Trebuchet MS"/>
-          <w:lang w:val="pt-PT"/>
-        </w:rPr>
-        <w:t>string</w:t>
-      </w:r>
-      <w:proofErr w:type="spellEnd"/>
-      <w:r>
-        <w:rPr>
-          <w:rFonts w:ascii="Trebuchet MS" w:hAnsi="Trebuchet MS"/>
-          <w:lang w:val="pt-PT"/>
-        </w:rPr>
-        <w:t xml:space="preserve"> passada como argumento contém algum caracter estranho, devolvendo o valor booleano false em caso afirmativo e </w:t>
-      </w:r>
-      <w:proofErr w:type="spellStart"/>
-      <w:r>
-        <w:rPr>
-          <w:rFonts w:ascii="Trebuchet MS" w:hAnsi="Trebuchet MS"/>
-          <w:lang w:val="pt-PT"/>
-        </w:rPr>
-        <w:t>true</w:t>
-      </w:r>
-      <w:proofErr w:type="spellEnd"/>
-      <w:r>
-        <w:rPr>
-          <w:rFonts w:ascii="Trebuchet MS" w:hAnsi="Trebuchet MS"/>
-          <w:lang w:val="pt-PT"/>
-        </w:rPr>
-        <w:t xml:space="preserve"> caso a </w:t>
-      </w:r>
-      <w:proofErr w:type="spellStart"/>
-      <w:r>
-        <w:rPr>
-          <w:rFonts w:ascii="Trebuchet MS" w:hAnsi="Trebuchet MS"/>
-          <w:lang w:val="pt-PT"/>
-        </w:rPr>
-        <w:t>string</w:t>
-      </w:r>
-      <w:proofErr w:type="spellEnd"/>
-      <w:r>
-        <w:rPr>
-          <w:rFonts w:ascii="Trebuchet MS" w:hAnsi="Trebuchet MS"/>
-          <w:lang w:val="pt-PT"/>
-        </w:rPr>
-        <w:t xml:space="preserve"> apenas contenha caracteres aceites pela aplicação. Este método visa evitar o uso de caracteres reservados para a formatação posterior dos ficheiros de texto a serem exportados e importados, contribuindo assim para a integridades destes.</w:t>
-      </w:r>
-    </w:p>
-    <w:p>
-      <w:pPr>
-        <w:pStyle w:val="PargrafodaLista"/>
+        <w:t>Verifica se a string passada como argumento contém algum caracter estranho, devolvendo o valor booleano false em caso afirmativo e true caso a string apenas contenha caracteres aceites pela aplicação. Este método visa evitar o uso de caracteres reservados para a formatação posterior dos ficheiros de texto a serem exportados e importados, contribuindo assim para a integridades destes.</w:t>
+      </w:r>
+    </w:p>
+    <w:p>
+      <w:pPr>
+        <w:pStyle w:val="ListParagraph"/>
         <w:ind w:left="1152"/>
         <w:rPr>
           <w:rFonts w:ascii="Trebuchet MS" w:hAnsi="Trebuchet MS"/>
@@ -5328,7 +5433,7 @@
     </w:p>
     <w:p>
       <w:pPr>
-        <w:pStyle w:val="Ttulo2"/>
+        <w:pStyle w:val="Heading2"/>
         <w:rPr>
           <w:rFonts w:ascii="Trebuchet MS" w:hAnsi="Trebuchet MS"/>
           <w:sz w:val="28"/>
@@ -5336,6 +5441,7 @@
           <w:lang w:val="pt-PT"/>
         </w:rPr>
       </w:pPr>
+      <w:bookmarkStart w:id="17" w:name="_Toc184578431"/>
       <w:r>
         <w:rPr>
           <w:rFonts w:ascii="Trebuchet MS" w:hAnsi="Trebuchet MS"/>
@@ -5345,6 +5451,7 @@
         </w:rPr>
         <w:t>Produtos registados</w:t>
       </w:r>
+      <w:bookmarkEnd w:id="17"/>
     </w:p>
     <w:p>
       <w:pPr>
@@ -5360,25 +5467,8 @@
           <w:rFonts w:ascii="Trebuchet MS" w:hAnsi="Trebuchet MS"/>
           <w:lang w:val="pt-PT"/>
         </w:rPr>
-        <w:t xml:space="preserve">Para resolver o problema da atribuição de um código único a cada produto adicionado às faturas foi implementada a classe Produtos, que contém um </w:t>
-      </w:r>
-      <w:proofErr w:type="spellStart"/>
-      <w:r>
-        <w:rPr>
-          <w:rFonts w:ascii="Trebuchet MS" w:hAnsi="Trebuchet MS"/>
-          <w:lang w:val="pt-PT"/>
-        </w:rPr>
-        <w:t>ArrayList</w:t>
-      </w:r>
-      <w:proofErr w:type="spellEnd"/>
-      <w:r>
-        <w:rPr>
-          <w:rFonts w:ascii="Trebuchet MS" w:hAnsi="Trebuchet MS"/>
-          <w:lang w:val="pt-PT"/>
-        </w:rPr>
-        <w:t xml:space="preserve"> de objetos da classe Produto e uma variável que contém o código a atribuir ao próximo produto a ser registado. Como foi visto na descrição do método </w:t>
-      </w:r>
-      <w:proofErr w:type="spellStart"/>
+        <w:t xml:space="preserve">Para resolver o problema da atribuição de um código único a cada produto adicionado às faturas foi implementada a classe Produtos, que contém um ArrayList de objetos da classe Produto e uma variável que contém o código a atribuir ao próximo produto a ser registado. Como foi visto na descrição do método </w:t>
+      </w:r>
       <w:r>
         <w:rPr>
           <w:rFonts w:ascii="Trebuchet MS" w:hAnsi="Trebuchet MS"/>
@@ -5389,31 +5479,13 @@
         </w:rPr>
         <w:t>addProduto</w:t>
       </w:r>
-      <w:proofErr w:type="spellEnd"/>
-      <w:r>
-        <w:rPr>
-          <w:rFonts w:ascii="Trebuchet MS" w:hAnsi="Trebuchet MS"/>
-          <w:lang w:val="pt-PT"/>
-        </w:rPr>
-        <w:t xml:space="preserve"> (ver TODO), quando um produto é adicionado à lista de produtos de uma fatura, também é adicionado a este </w:t>
-      </w:r>
-      <w:proofErr w:type="spellStart"/>
-      <w:r>
-        <w:rPr>
-          <w:rFonts w:ascii="Trebuchet MS" w:hAnsi="Trebuchet MS"/>
-          <w:lang w:val="pt-PT"/>
-        </w:rPr>
-        <w:t>ArrayList</w:t>
-      </w:r>
-      <w:proofErr w:type="spellEnd"/>
-      <w:r>
-        <w:rPr>
-          <w:rFonts w:ascii="Trebuchet MS" w:hAnsi="Trebuchet MS"/>
-          <w:lang w:val="pt-PT"/>
-        </w:rPr>
-        <w:t xml:space="preserve"> de produtos registados através do método </w:t>
-      </w:r>
-      <w:proofErr w:type="spellStart"/>
+      <w:r>
+        <w:rPr>
+          <w:rFonts w:ascii="Trebuchet MS" w:hAnsi="Trebuchet MS"/>
+          <w:lang w:val="pt-PT"/>
+        </w:rPr>
+        <w:t xml:space="preserve"> (ver TODO), quando um produto é adicionado à lista de produtos de uma fatura, também é adicionado a este ArrayList de produtos registados através do método </w:t>
+      </w:r>
       <w:r>
         <w:rPr>
           <w:rFonts w:ascii="Trebuchet MS" w:hAnsi="Trebuchet MS"/>
@@ -5424,7 +5496,6 @@
         </w:rPr>
         <w:t>registarProduto</w:t>
       </w:r>
-      <w:proofErr w:type="spellEnd"/>
       <w:r>
         <w:rPr>
           <w:rFonts w:ascii="Trebuchet MS" w:hAnsi="Trebuchet MS"/>
@@ -5447,12 +5518,20 @@
           <w:rFonts w:ascii="Trebuchet MS" w:hAnsi="Trebuchet MS"/>
           <w:lang w:val="pt-PT"/>
         </w:rPr>
-        <w:t>Para além disso, aproveitando a existência desta classe, permite-se que o utilizador adicione à lista de produtos da fatura um produto já registado, em vez de ter de criar um produto novo. Ou seja, no momento de realizar operações na lista de produtos da fatura, se o utilizador desejar adicionar um produto, pode optar por criar um novo ou selecionar um já existente na lista de produtos registados. Para implementar esta funcionalidade são utilizados dois métodos:</w:t>
-      </w:r>
-    </w:p>
-    <w:p>
-      <w:pPr>
-        <w:pStyle w:val="PargrafodaLista"/>
+        <w:t xml:space="preserve">Para além disso, aproveitando a existência desta classe, permite-se que o utilizador adicione à lista de produtos da fatura um produto já registado, em vez de ter de </w:t>
+      </w:r>
+      <w:r>
+        <w:rPr>
+          <w:rFonts w:ascii="Trebuchet MS" w:hAnsi="Trebuchet MS"/>
+          <w:lang w:val="pt-PT"/>
+        </w:rPr>
+        <w:lastRenderedPageBreak/>
+        <w:t>criar um produto novo. Ou seja, no momento de realizar operações na lista de produtos da fatura, se o utilizador desejar adicionar um produto, pode optar por criar um novo ou selecionar um já existente na lista de produtos registados. Para implementar esta funcionalidade são utilizados dois métodos:</w:t>
+      </w:r>
+    </w:p>
+    <w:p>
+      <w:pPr>
+        <w:pStyle w:val="ListParagraph"/>
         <w:numPr>
           <w:ilvl w:val="0"/>
           <w:numId w:val="14"/>
@@ -5463,8 +5542,6 @@
           <w:lang w:val="pt-PT"/>
         </w:rPr>
       </w:pPr>
-      <w:proofErr w:type="spellStart"/>
-      <w:proofErr w:type="gramStart"/>
       <w:r>
         <w:rPr>
           <w:rFonts w:ascii="Trebuchet MS" w:hAnsi="Trebuchet MS"/>
@@ -5475,26 +5552,17 @@
         </w:rPr>
         <w:t>printProdutosRegistados</w:t>
       </w:r>
-      <w:proofErr w:type="spellEnd"/>
-      <w:r>
-        <w:rPr>
-          <w:rFonts w:ascii="Trebuchet MS" w:hAnsi="Trebuchet MS"/>
-          <w:lang w:val="pt-PT"/>
-        </w:rPr>
-        <w:t>(</w:t>
-      </w:r>
-      <w:proofErr w:type="gramEnd"/>
-      <w:r>
-        <w:rPr>
-          <w:rFonts w:ascii="Trebuchet MS" w:hAnsi="Trebuchet MS"/>
-          <w:lang w:val="pt-PT"/>
-        </w:rPr>
-        <w:t>)</w:t>
-      </w:r>
-    </w:p>
-    <w:p>
-      <w:pPr>
-        <w:pStyle w:val="PargrafodaLista"/>
+      <w:r>
+        <w:rPr>
+          <w:rFonts w:ascii="Trebuchet MS" w:hAnsi="Trebuchet MS"/>
+          <w:lang w:val="pt-PT"/>
+        </w:rPr>
+        <w:t>()</w:t>
+      </w:r>
+    </w:p>
+    <w:p>
+      <w:pPr>
+        <w:pStyle w:val="ListParagraph"/>
         <w:ind w:left="1152"/>
         <w:jc w:val="both"/>
         <w:rPr>
@@ -5507,28 +5575,12 @@
           <w:rFonts w:ascii="Trebuchet MS" w:hAnsi="Trebuchet MS"/>
           <w:lang w:val="pt-PT"/>
         </w:rPr>
-        <w:t xml:space="preserve">Imprime no ecrã todos os produtos presentes no </w:t>
-      </w:r>
-      <w:proofErr w:type="spellStart"/>
-      <w:r>
-        <w:rPr>
-          <w:rFonts w:ascii="Trebuchet MS" w:hAnsi="Trebuchet MS"/>
-          <w:lang w:val="pt-PT"/>
-        </w:rPr>
-        <w:t>ArrayList</w:t>
-      </w:r>
-      <w:proofErr w:type="spellEnd"/>
-      <w:r>
-        <w:rPr>
-          <w:rFonts w:ascii="Trebuchet MS" w:hAnsi="Trebuchet MS"/>
-          <w:lang w:val="pt-PT"/>
-        </w:rPr>
-        <w:t xml:space="preserve"> que contém os produtos já registados.</w:t>
-      </w:r>
-    </w:p>
-    <w:p>
-      <w:pPr>
-        <w:pStyle w:val="PargrafodaLista"/>
+        <w:t>Imprime no ecrã todos os produtos presentes no ArrayList que contém os produtos já registados.</w:t>
+      </w:r>
+    </w:p>
+    <w:p>
+      <w:pPr>
+        <w:pStyle w:val="ListParagraph"/>
         <w:numPr>
           <w:ilvl w:val="0"/>
           <w:numId w:val="14"/>
@@ -5539,8 +5591,6 @@
           <w:lang w:val="pt-PT"/>
         </w:rPr>
       </w:pPr>
-      <w:proofErr w:type="spellStart"/>
-      <w:proofErr w:type="gramStart"/>
       <w:r>
         <w:rPr>
           <w:rFonts w:ascii="Trebuchet MS" w:hAnsi="Trebuchet MS"/>
@@ -5549,54 +5599,19 @@
           <w:u w:val="single"/>
           <w:lang w:val="pt-PT"/>
         </w:rPr>
-        <w:lastRenderedPageBreak/>
         <w:t>getProdutoRegistado</w:t>
       </w:r>
-      <w:proofErr w:type="spellEnd"/>
-      <w:r>
-        <w:rPr>
-          <w:rFonts w:ascii="Trebuchet MS" w:hAnsi="Trebuchet MS"/>
-          <w:lang w:val="pt-PT"/>
-        </w:rPr>
-        <w:t>(</w:t>
-      </w:r>
-      <w:proofErr w:type="spellStart"/>
-      <w:proofErr w:type="gramEnd"/>
-      <w:r>
-        <w:rPr>
-          <w:rFonts w:ascii="Trebuchet MS" w:hAnsi="Trebuchet MS"/>
-          <w:lang w:val="pt-PT"/>
-        </w:rPr>
-        <w:t>int</w:t>
-      </w:r>
-      <w:proofErr w:type="spellEnd"/>
-      <w:r>
-        <w:rPr>
-          <w:rFonts w:ascii="Trebuchet MS" w:hAnsi="Trebuchet MS"/>
-          <w:lang w:val="pt-PT"/>
-        </w:rPr>
-        <w:t xml:space="preserve"> </w:t>
-      </w:r>
-      <w:proofErr w:type="spellStart"/>
-      <w:r>
-        <w:rPr>
-          <w:rFonts w:ascii="Trebuchet MS" w:hAnsi="Trebuchet MS"/>
-          <w:lang w:val="pt-PT"/>
-        </w:rPr>
-        <w:t>codigo</w:t>
-      </w:r>
-      <w:proofErr w:type="spellEnd"/>
-      <w:r>
-        <w:rPr>
-          <w:rFonts w:ascii="Trebuchet MS" w:hAnsi="Trebuchet MS"/>
-          <w:lang w:val="pt-PT"/>
-        </w:rPr>
-        <w:t>)</w:t>
-      </w:r>
-    </w:p>
-    <w:p>
-      <w:pPr>
-        <w:pStyle w:val="PargrafodaLista"/>
+      <w:r>
+        <w:rPr>
+          <w:rFonts w:ascii="Trebuchet MS" w:hAnsi="Trebuchet MS"/>
+          <w:lang w:val="pt-PT"/>
+        </w:rPr>
+        <w:t>(int codigo)</w:t>
+      </w:r>
+    </w:p>
+    <w:p>
+      <w:pPr>
+        <w:pStyle w:val="ListParagraph"/>
         <w:ind w:left="1152"/>
         <w:jc w:val="both"/>
         <w:rPr>
@@ -5609,39 +5624,7 @@
           <w:rFonts w:ascii="Trebuchet MS" w:hAnsi="Trebuchet MS"/>
           <w:lang w:val="pt-PT"/>
         </w:rPr>
-        <w:t xml:space="preserve">Percorre o </w:t>
-      </w:r>
-      <w:proofErr w:type="spellStart"/>
-      <w:r>
-        <w:rPr>
-          <w:rFonts w:ascii="Trebuchet MS" w:hAnsi="Trebuchet MS"/>
-          <w:lang w:val="pt-PT"/>
-        </w:rPr>
-        <w:t>ArrayList</w:t>
-      </w:r>
-      <w:proofErr w:type="spellEnd"/>
-      <w:r>
-        <w:rPr>
-          <w:rFonts w:ascii="Trebuchet MS" w:hAnsi="Trebuchet MS"/>
-          <w:lang w:val="pt-PT"/>
-        </w:rPr>
-        <w:t xml:space="preserve"> de produtos registados e procura o produto com o código passado como argumento. Caso o produto seja encontrado, este será devolvido pelo método, caso contrário é devolvido o valor </w:t>
-      </w:r>
-      <w:proofErr w:type="spellStart"/>
-      <w:r>
-        <w:rPr>
-          <w:rFonts w:ascii="Trebuchet MS" w:hAnsi="Trebuchet MS"/>
-          <w:lang w:val="pt-PT"/>
-        </w:rPr>
-        <w:t>null</w:t>
-      </w:r>
-      <w:proofErr w:type="spellEnd"/>
-      <w:r>
-        <w:rPr>
-          <w:rFonts w:ascii="Trebuchet MS" w:hAnsi="Trebuchet MS"/>
-          <w:lang w:val="pt-PT"/>
-        </w:rPr>
-        <w:t>.</w:t>
+        <w:t>Percorre o ArrayList de produtos registados e procura o produto com o código passado como argumento. Caso o produto seja encontrado, este será devolvido pelo método, caso contrário é devolvido o valor null.</w:t>
       </w:r>
     </w:p>
     <w:p>
@@ -5656,21 +5639,23 @@
           <w:lang w:val="pt-PT"/>
         </w:rPr>
       </w:pPr>
-      <w:r>
-        <w:rPr>
-          <w:rFonts w:ascii="Trebuchet MS" w:hAnsi="Trebuchet MS"/>
-          <w:b/>
-          <w:bCs/>
+    </w:p>
+    <w:p>
+      <w:pPr>
+        <w:rPr>
+          <w:rFonts w:ascii="Trebuchet MS" w:eastAsiaTheme="majorEastAsia" w:hAnsi="Trebuchet MS" w:cstheme="majorBidi"/>
+          <w:b/>
+          <w:bCs/>
+          <w:color w:val="0F4761" w:themeColor="accent1" w:themeShade="BF"/>
           <w:sz w:val="28"/>
           <w:szCs w:val="28"/>
           <w:lang w:val="pt-PT"/>
         </w:rPr>
-        <w:br w:type="page"/>
-      </w:r>
-    </w:p>
-    <w:p>
-      <w:pPr>
-        <w:pStyle w:val="Ttulo1"/>
+      </w:pPr>
+    </w:p>
+    <w:p>
+      <w:pPr>
+        <w:pStyle w:val="Heading1"/>
         <w:rPr>
           <w:rFonts w:ascii="Trebuchet MS" w:hAnsi="Trebuchet MS"/>
           <w:b/>
@@ -5680,7 +5665,7 @@
           <w:lang w:val="pt-PT"/>
         </w:rPr>
       </w:pPr>
-      <w:bookmarkStart w:id="17" w:name="_Toc184325966"/>
+      <w:bookmarkStart w:id="18" w:name="_Toc184578432"/>
       <w:r>
         <w:rPr>
           <w:rFonts w:ascii="Trebuchet MS" w:hAnsi="Trebuchet MS"/>
@@ -5690,10 +5675,9 @@
           <w:szCs w:val="28"/>
           <w:lang w:val="pt-PT"/>
         </w:rPr>
-        <w:lastRenderedPageBreak/>
         <w:t>Ficheiros</w:t>
       </w:r>
-      <w:bookmarkEnd w:id="17"/>
+      <w:bookmarkEnd w:id="18"/>
     </w:p>
     <w:p>
       <w:pPr>
@@ -5723,7 +5707,7 @@
     </w:p>
     <w:p>
       <w:pPr>
-        <w:pStyle w:val="Ttulo2"/>
+        <w:pStyle w:val="Heading2"/>
         <w:rPr>
           <w:rFonts w:ascii="Trebuchet MS" w:hAnsi="Trebuchet MS"/>
           <w:sz w:val="28"/>
@@ -5731,7 +5715,7 @@
           <w:lang w:val="pt-PT"/>
         </w:rPr>
       </w:pPr>
-      <w:bookmarkStart w:id="18" w:name="_Toc184325967"/>
+      <w:bookmarkStart w:id="19" w:name="_Toc184578433"/>
       <w:r>
         <w:rPr>
           <w:rFonts w:ascii="Trebuchet MS" w:hAnsi="Trebuchet MS"/>
@@ -5741,11 +5725,11 @@
         </w:rPr>
         <w:t>Importar faturas</w:t>
       </w:r>
-      <w:bookmarkEnd w:id="18"/>
-    </w:p>
-    <w:p>
-      <w:pPr>
-        <w:ind w:left="576"/>
+      <w:bookmarkEnd w:id="19"/>
+    </w:p>
+    <w:p>
+      <w:pPr>
+        <w:ind w:firstLine="576"/>
         <w:jc w:val="both"/>
         <w:rPr>
           <w:rFonts w:ascii="Trebuchet MS" w:hAnsi="Trebuchet MS"/>
@@ -5757,16 +5741,8 @@
           <w:rFonts w:ascii="Trebuchet MS" w:hAnsi="Trebuchet MS"/>
           <w:lang w:val="pt-PT"/>
         </w:rPr>
-        <w:t>Para implementar a funcionalidade de importar faturas,</w:t>
-      </w:r>
-      <w:r>
-        <w:rPr>
-          <w:rFonts w:ascii="Trebuchet MS" w:hAnsi="Trebuchet MS"/>
-          <w:lang w:val="pt-PT"/>
-        </w:rPr>
-        <w:t xml:space="preserve"> foi criado o método </w:t>
-      </w:r>
-      <w:proofErr w:type="spellStart"/>
+        <w:t xml:space="preserve">Para implementar a funcionalidade de importar faturas, foi criado o método </w:t>
+      </w:r>
       <w:r>
         <w:rPr>
           <w:rFonts w:ascii="Trebuchet MS" w:hAnsi="Trebuchet MS"/>
@@ -5777,34 +5753,17 @@
         </w:rPr>
         <w:t>importarFaturas</w:t>
       </w:r>
-      <w:proofErr w:type="spellEnd"/>
-      <w:r>
-        <w:rPr>
-          <w:rFonts w:ascii="Trebuchet MS" w:hAnsi="Trebuchet MS"/>
-          <w:lang w:val="pt-PT"/>
-        </w:rPr>
-        <w:t xml:space="preserve">, que recebe uma </w:t>
-      </w:r>
-      <w:proofErr w:type="spellStart"/>
-      <w:r>
-        <w:rPr>
-          <w:rFonts w:ascii="Trebuchet MS" w:hAnsi="Trebuchet MS"/>
-          <w:lang w:val="pt-PT"/>
-        </w:rPr>
-        <w:t>string</w:t>
-      </w:r>
-      <w:proofErr w:type="spellEnd"/>
-      <w:r>
-        <w:rPr>
-          <w:rFonts w:ascii="Trebuchet MS" w:hAnsi="Trebuchet MS"/>
-          <w:lang w:val="pt-PT"/>
-        </w:rPr>
-        <w:t xml:space="preserve"> dada pelo utilizador com o nome do ficheiro a importar. De seguida, a aplicação verifica se o ficheiro apresenta o formato correto e se algum dos dados das faturas se encontra corrompido. Caso os dados do cliente, a data ou a lista de produtos se encontre corrompido, a fatura correspondente não será importada pela aplicação e se algum produto não apresentar todos os elementos necessários, este não será importado, não invalidando a importação dos restantes produtos da fatura. Assim, é assegurada a integridade dos dados importados.</w:t>
-      </w:r>
-    </w:p>
-    <w:p>
-      <w:pPr>
-        <w:ind w:left="576"/>
+      <w:r>
+        <w:rPr>
+          <w:rFonts w:ascii="Trebuchet MS" w:hAnsi="Trebuchet MS"/>
+          <w:lang w:val="pt-PT"/>
+        </w:rPr>
+        <w:t>, que recebe uma string dada pelo utilizador com o nome do ficheiro a importar. De seguida, a aplicação verifica se o ficheiro apresenta o formato correto e se algum dos dados das faturas se encontra corrompido. Caso os dados do cliente, a data ou a lista de produtos se encontre corrompido, a fatura correspondente não será importada pela aplicação e se algum produto não apresentar todos os elementos necessários, este não será importado, não invalidando a importação dos restantes produtos da fatura. Assim, é assegurada a integridade dos dados importados.</w:t>
+      </w:r>
+    </w:p>
+    <w:p>
+      <w:pPr>
+        <w:ind w:firstLine="576"/>
         <w:jc w:val="both"/>
         <w:rPr>
           <w:rFonts w:ascii="Trebuchet MS" w:hAnsi="Trebuchet MS"/>
@@ -5816,35 +5775,12 @@
           <w:rFonts w:ascii="Trebuchet MS" w:hAnsi="Trebuchet MS"/>
           <w:lang w:val="pt-PT"/>
         </w:rPr>
-        <w:t xml:space="preserve">Para possibilitar as funcionalidades mencionadas acima, </w:t>
-      </w:r>
-      <w:r>
-        <w:rPr>
-          <w:rFonts w:ascii="Trebuchet MS" w:hAnsi="Trebuchet MS"/>
-          <w:lang w:val="pt-PT"/>
-        </w:rPr>
-        <w:t xml:space="preserve">foram criados os seguintes métodos na classe </w:t>
-      </w:r>
-      <w:proofErr w:type="spellStart"/>
-      <w:r>
-        <w:rPr>
-          <w:rFonts w:ascii="Trebuchet MS" w:hAnsi="Trebuchet MS"/>
-          <w:lang w:val="pt-PT"/>
-        </w:rPr>
-        <w:t>ListaFaturas</w:t>
-      </w:r>
-      <w:proofErr w:type="spellEnd"/>
-      <w:r>
-        <w:rPr>
-          <w:rFonts w:ascii="Trebuchet MS" w:hAnsi="Trebuchet MS"/>
-          <w:lang w:val="pt-PT"/>
-        </w:rPr>
-        <w:t>:</w:t>
-      </w:r>
-    </w:p>
-    <w:p>
-      <w:pPr>
-        <w:pStyle w:val="PargrafodaLista"/>
+        <w:t>Para possibilitar as funcionalidades mencionadas acima, foram criados os seguintes métodos na classe ListaFaturas:</w:t>
+      </w:r>
+    </w:p>
+    <w:p>
+      <w:pPr>
+        <w:pStyle w:val="ListParagraph"/>
         <w:numPr>
           <w:ilvl w:val="0"/>
           <w:numId w:val="6"/>
@@ -5855,8 +5791,6 @@
           <w:lang w:val="pt-PT"/>
         </w:rPr>
       </w:pPr>
-      <w:proofErr w:type="spellStart"/>
-      <w:proofErr w:type="gramStart"/>
       <w:r>
         <w:rPr>
           <w:rFonts w:ascii="Trebuchet MS" w:hAnsi="Trebuchet MS"/>
@@ -5867,67 +5801,17 @@
         </w:rPr>
         <w:t>importarFaturas</w:t>
       </w:r>
-      <w:proofErr w:type="spellEnd"/>
-      <w:r>
-        <w:rPr>
-          <w:rFonts w:ascii="Trebuchet MS" w:hAnsi="Trebuchet MS"/>
-          <w:lang w:val="pt-PT"/>
-        </w:rPr>
-        <w:t>(</w:t>
-      </w:r>
-      <w:proofErr w:type="spellStart"/>
-      <w:proofErr w:type="gramEnd"/>
-      <w:r>
-        <w:rPr>
-          <w:rFonts w:ascii="Trebuchet MS" w:hAnsi="Trebuchet MS"/>
-          <w:lang w:val="pt-PT"/>
-        </w:rPr>
-        <w:t>String</w:t>
-      </w:r>
-      <w:proofErr w:type="spellEnd"/>
-      <w:r>
-        <w:rPr>
-          <w:rFonts w:ascii="Trebuchet MS" w:hAnsi="Trebuchet MS"/>
-          <w:lang w:val="pt-PT"/>
-        </w:rPr>
-        <w:t xml:space="preserve"> </w:t>
-      </w:r>
-      <w:proofErr w:type="spellStart"/>
-      <w:r>
-        <w:rPr>
-          <w:rFonts w:ascii="Trebuchet MS" w:hAnsi="Trebuchet MS"/>
-          <w:lang w:val="pt-PT"/>
-        </w:rPr>
-        <w:t>filename</w:t>
-      </w:r>
-      <w:proofErr w:type="spellEnd"/>
-      <w:r>
-        <w:rPr>
-          <w:rFonts w:ascii="Trebuchet MS" w:hAnsi="Trebuchet MS"/>
-          <w:lang w:val="pt-PT"/>
-        </w:rPr>
-        <w:t xml:space="preserve">, Produtos </w:t>
-      </w:r>
-      <w:proofErr w:type="spellStart"/>
-      <w:r>
-        <w:rPr>
-          <w:rFonts w:ascii="Trebuchet MS" w:hAnsi="Trebuchet MS"/>
-          <w:lang w:val="pt-PT"/>
-        </w:rPr>
-        <w:t>produtosRegistados</w:t>
-      </w:r>
-      <w:proofErr w:type="spellEnd"/>
-      <w:r>
-        <w:rPr>
-          <w:rFonts w:ascii="Trebuchet MS" w:hAnsi="Trebuchet MS"/>
-          <w:lang w:val="pt-PT"/>
-        </w:rPr>
-        <w:t>)</w:t>
-      </w:r>
-    </w:p>
-    <w:p>
-      <w:pPr>
-        <w:pStyle w:val="PargrafodaLista"/>
+      <w:r>
+        <w:rPr>
+          <w:rFonts w:ascii="Trebuchet MS" w:hAnsi="Trebuchet MS"/>
+          <w:lang w:val="pt-PT"/>
+        </w:rPr>
+        <w:t>(String filename, Produtos produtosRegistados)</w:t>
+      </w:r>
+    </w:p>
+    <w:p>
+      <w:pPr>
+        <w:pStyle w:val="ListParagraph"/>
         <w:ind w:left="1296"/>
         <w:jc w:val="both"/>
         <w:rPr>
@@ -5940,57 +5824,16 @@
           <w:rFonts w:ascii="Trebuchet MS" w:hAnsi="Trebuchet MS"/>
           <w:lang w:val="pt-PT"/>
         </w:rPr>
-        <w:t>Recebe o nome do ficheiro a importar como argumento, verificando primeiramente se este pode ser importado e a sua terminação (.</w:t>
-      </w:r>
-      <w:proofErr w:type="spellStart"/>
-      <w:r>
-        <w:rPr>
-          <w:rFonts w:ascii="Trebuchet MS" w:hAnsi="Trebuchet MS"/>
-          <w:lang w:val="pt-PT"/>
-        </w:rPr>
-        <w:t>txt</w:t>
-      </w:r>
-      <w:proofErr w:type="spellEnd"/>
-      <w:r>
-        <w:rPr>
-          <w:rFonts w:ascii="Trebuchet MS" w:hAnsi="Trebuchet MS"/>
-          <w:lang w:val="pt-PT"/>
-        </w:rPr>
-        <w:t>). De seguida, inicia a leitura do ficheiro dado, verificando se contém a palavra “</w:t>
-      </w:r>
-      <w:proofErr w:type="spellStart"/>
-      <w:r>
-        <w:rPr>
-          <w:rFonts w:ascii="Trebuchet MS" w:hAnsi="Trebuchet MS"/>
-          <w:lang w:val="pt-PT"/>
-        </w:rPr>
-        <w:t>importable</w:t>
-      </w:r>
-      <w:proofErr w:type="spellEnd"/>
-      <w:r>
-        <w:rPr>
-          <w:rFonts w:ascii="Trebuchet MS" w:hAnsi="Trebuchet MS"/>
-          <w:lang w:val="pt-PT"/>
-        </w:rPr>
-        <w:t xml:space="preserve">” na sua primeira linha, indicando que pode ser importado. Ao completar estas etapas, o </w:t>
-      </w:r>
-      <w:proofErr w:type="spellStart"/>
-      <w:r>
-        <w:rPr>
-          <w:rFonts w:ascii="Trebuchet MS" w:hAnsi="Trebuchet MS"/>
-          <w:lang w:val="pt-PT"/>
-        </w:rPr>
-        <w:t>ArrayList</w:t>
-      </w:r>
-      <w:proofErr w:type="spellEnd"/>
-      <w:r>
-        <w:rPr>
-          <w:rFonts w:ascii="Trebuchet MS" w:hAnsi="Trebuchet MS"/>
-          <w:lang w:val="pt-PT"/>
-        </w:rPr>
-        <w:t xml:space="preserve"> de faturas é “limpo” e inicia-se o processamento dos dados presentes no ficheiro através da chamada do método </w:t>
-      </w:r>
-      <w:proofErr w:type="spellStart"/>
+        <w:t xml:space="preserve">Recebe o nome do ficheiro a importar como argumento, verificando primeiramente se este pode ser importado e a sua terminação (.txt). De seguida, inicia a leitura do ficheiro dado, verificando se contém a palavra “importable” na sua primeira linha, indicando que pode ser importado. Ao </w:t>
+      </w:r>
+      <w:r>
+        <w:rPr>
+          <w:rFonts w:ascii="Trebuchet MS" w:hAnsi="Trebuchet MS"/>
+          <w:lang w:val="pt-PT"/>
+        </w:rPr>
+        <w:lastRenderedPageBreak/>
+        <w:t xml:space="preserve">completar estas etapas, o ArrayList de faturas é “limpo” e inicia-se o processamento dos dados presentes no ficheiro através da chamada do método </w:t>
+      </w:r>
       <w:r>
         <w:rPr>
           <w:rFonts w:ascii="Trebuchet MS" w:hAnsi="Trebuchet MS"/>
@@ -6000,7 +5843,6 @@
         </w:rPr>
         <w:t>parseFatura</w:t>
       </w:r>
-      <w:proofErr w:type="spellEnd"/>
       <w:r>
         <w:rPr>
           <w:rFonts w:ascii="Trebuchet MS" w:hAnsi="Trebuchet MS"/>
@@ -6011,7 +5853,7 @@
     </w:p>
     <w:p>
       <w:pPr>
-        <w:pStyle w:val="PargrafodaLista"/>
+        <w:pStyle w:val="ListParagraph"/>
         <w:ind w:left="1296"/>
         <w:jc w:val="both"/>
         <w:rPr>
@@ -6022,7 +5864,7 @@
     </w:p>
     <w:p>
       <w:pPr>
-        <w:pStyle w:val="PargrafodaLista"/>
+        <w:pStyle w:val="ListParagraph"/>
         <w:numPr>
           <w:ilvl w:val="0"/>
           <w:numId w:val="6"/>
@@ -6033,8 +5875,6 @@
           <w:lang w:val="pt-PT"/>
         </w:rPr>
       </w:pPr>
-      <w:proofErr w:type="spellStart"/>
-      <w:proofErr w:type="gramStart"/>
       <w:r>
         <w:rPr>
           <w:rFonts w:ascii="Trebuchet MS" w:hAnsi="Trebuchet MS"/>
@@ -6045,83 +5885,17 @@
         </w:rPr>
         <w:t>parseFatura</w:t>
       </w:r>
-      <w:proofErr w:type="spellEnd"/>
-      <w:r>
-        <w:rPr>
-          <w:rFonts w:ascii="Trebuchet MS" w:hAnsi="Trebuchet MS"/>
-          <w:lang w:val="pt-PT"/>
-        </w:rPr>
-        <w:t>(</w:t>
-      </w:r>
-      <w:proofErr w:type="spellStart"/>
-      <w:proofErr w:type="gramEnd"/>
-      <w:r>
-        <w:rPr>
-          <w:rFonts w:ascii="Trebuchet MS" w:hAnsi="Trebuchet MS"/>
-          <w:lang w:val="pt-PT"/>
-        </w:rPr>
-        <w:t>String</w:t>
-      </w:r>
-      <w:proofErr w:type="spellEnd"/>
-      <w:r>
-        <w:rPr>
-          <w:rFonts w:ascii="Trebuchet MS" w:hAnsi="Trebuchet MS"/>
-          <w:lang w:val="pt-PT"/>
-        </w:rPr>
-        <w:t xml:space="preserve"> linha, </w:t>
-      </w:r>
-      <w:proofErr w:type="spellStart"/>
-      <w:r>
-        <w:rPr>
-          <w:rFonts w:ascii="Trebuchet MS" w:hAnsi="Trebuchet MS"/>
-          <w:lang w:val="pt-PT"/>
-        </w:rPr>
-        <w:t>int</w:t>
-      </w:r>
-      <w:proofErr w:type="spellEnd"/>
-      <w:r>
-        <w:rPr>
-          <w:rFonts w:ascii="Trebuchet MS" w:hAnsi="Trebuchet MS"/>
-          <w:lang w:val="pt-PT"/>
-        </w:rPr>
-        <w:t xml:space="preserve"> </w:t>
-      </w:r>
-      <w:proofErr w:type="spellStart"/>
-      <w:r>
-        <w:rPr>
-          <w:rFonts w:ascii="Trebuchet MS" w:hAnsi="Trebuchet MS"/>
-          <w:lang w:val="pt-PT"/>
-        </w:rPr>
-        <w:t>numFatura</w:t>
-      </w:r>
-      <w:proofErr w:type="spellEnd"/>
-      <w:r>
-        <w:rPr>
-          <w:rFonts w:ascii="Trebuchet MS" w:hAnsi="Trebuchet MS"/>
-          <w:lang w:val="pt-PT"/>
-        </w:rPr>
-        <w:t xml:space="preserve">, Produtos </w:t>
-      </w:r>
-      <w:proofErr w:type="spellStart"/>
-      <w:r>
-        <w:rPr>
-          <w:rFonts w:ascii="Trebuchet MS" w:hAnsi="Trebuchet MS"/>
-          <w:lang w:val="pt-PT"/>
-        </w:rPr>
-        <w:t>produtosRegistados</w:t>
-      </w:r>
-      <w:proofErr w:type="spellEnd"/>
-      <w:r>
-        <w:rPr>
-          <w:rFonts w:ascii="Trebuchet MS" w:hAnsi="Trebuchet MS"/>
-          <w:lang w:val="pt-PT"/>
-        </w:rPr>
-        <w:t>)</w:t>
-      </w:r>
-    </w:p>
-    <w:p>
-      <w:pPr>
-        <w:pStyle w:val="PargrafodaLista"/>
+      <w:r>
+        <w:rPr>
+          <w:rFonts w:ascii="Trebuchet MS" w:hAnsi="Trebuchet MS"/>
+          <w:lang w:val="pt-PT"/>
+        </w:rPr>
+        <w:t>(String linha, int numFatura, Produtos produtosRegistados)</w:t>
+      </w:r>
+    </w:p>
+    <w:p>
+      <w:pPr>
+        <w:pStyle w:val="ListParagraph"/>
         <w:ind w:left="1296"/>
         <w:jc w:val="both"/>
         <w:rPr>
@@ -6134,25 +5908,8 @@
           <w:rFonts w:ascii="Trebuchet MS" w:hAnsi="Trebuchet MS"/>
           <w:lang w:val="pt-PT"/>
         </w:rPr>
-        <w:t xml:space="preserve">Irá devolver um objeto da </w:t>
-      </w:r>
-      <w:proofErr w:type="gramStart"/>
-      <w:r>
-        <w:rPr>
-          <w:rFonts w:ascii="Trebuchet MS" w:hAnsi="Trebuchet MS"/>
-          <w:lang w:val="pt-PT"/>
-        </w:rPr>
-        <w:t>classe Fatura</w:t>
-      </w:r>
-      <w:proofErr w:type="gramEnd"/>
-      <w:r>
-        <w:rPr>
-          <w:rFonts w:ascii="Trebuchet MS" w:hAnsi="Trebuchet MS"/>
-          <w:lang w:val="pt-PT"/>
-        </w:rPr>
-        <w:t xml:space="preserve"> contendo os dados contidos na linha passada como argumento. É neste método que é processado o texto da linha, recorrendo ao método </w:t>
-      </w:r>
-      <w:proofErr w:type="spellStart"/>
+        <w:t xml:space="preserve">Irá devolver um objeto da classe Fatura contendo os dados contidos na linha passada como argumento. É neste método que é processado o texto da linha, recorrendo ao método </w:t>
+      </w:r>
       <w:r>
         <w:rPr>
           <w:rFonts w:ascii="Trebuchet MS" w:hAnsi="Trebuchet MS"/>
@@ -6162,7 +5919,6 @@
         </w:rPr>
         <w:t>split</w:t>
       </w:r>
-      <w:proofErr w:type="spellEnd"/>
       <w:r>
         <w:rPr>
           <w:rFonts w:ascii="Trebuchet MS" w:hAnsi="Trebuchet MS"/>
@@ -6239,7 +5995,6 @@
         </w:rPr>
         <w:t>) e chamando os respetivos métodos para processar os dados cliente (</w:t>
       </w:r>
-      <w:proofErr w:type="spellStart"/>
       <w:r>
         <w:rPr>
           <w:rFonts w:ascii="Trebuchet MS" w:hAnsi="Trebuchet MS"/>
@@ -6250,7 +6005,6 @@
         </w:rPr>
         <w:t>parseCliente</w:t>
       </w:r>
-      <w:proofErr w:type="spellEnd"/>
       <w:r>
         <w:rPr>
           <w:rFonts w:ascii="Trebuchet MS" w:hAnsi="Trebuchet MS"/>
@@ -6261,7 +6015,7 @@
     </w:p>
     <w:p>
       <w:pPr>
-        <w:pStyle w:val="PargrafodaLista"/>
+        <w:pStyle w:val="ListParagraph"/>
         <w:ind w:left="1296"/>
         <w:jc w:val="both"/>
         <w:rPr>
@@ -6272,7 +6026,7 @@
     </w:p>
     <w:p>
       <w:pPr>
-        <w:pStyle w:val="PargrafodaLista"/>
+        <w:pStyle w:val="ListParagraph"/>
         <w:numPr>
           <w:ilvl w:val="0"/>
           <w:numId w:val="6"/>
@@ -6283,8 +6037,6 @@
           <w:lang w:val="pt-PT"/>
         </w:rPr>
       </w:pPr>
-      <w:proofErr w:type="spellStart"/>
-      <w:proofErr w:type="gramStart"/>
       <w:r>
         <w:rPr>
           <w:rFonts w:ascii="Trebuchet MS" w:hAnsi="Trebuchet MS"/>
@@ -6295,51 +6047,17 @@
         </w:rPr>
         <w:t>parseCliente</w:t>
       </w:r>
-      <w:proofErr w:type="spellEnd"/>
-      <w:r>
-        <w:rPr>
-          <w:rFonts w:ascii="Trebuchet MS" w:hAnsi="Trebuchet MS"/>
-          <w:lang w:val="pt-PT"/>
-        </w:rPr>
-        <w:t>(</w:t>
-      </w:r>
-      <w:proofErr w:type="spellStart"/>
-      <w:proofErr w:type="gramEnd"/>
-      <w:r>
-        <w:rPr>
-          <w:rFonts w:ascii="Trebuchet MS" w:hAnsi="Trebuchet MS"/>
-          <w:lang w:val="pt-PT"/>
-        </w:rPr>
-        <w:t>String</w:t>
-      </w:r>
-      <w:proofErr w:type="spellEnd"/>
-      <w:r>
-        <w:rPr>
-          <w:rFonts w:ascii="Trebuchet MS" w:hAnsi="Trebuchet MS"/>
-          <w:lang w:val="pt-PT"/>
-        </w:rPr>
-        <w:t xml:space="preserve">[] </w:t>
-      </w:r>
-      <w:proofErr w:type="spellStart"/>
-      <w:r>
-        <w:rPr>
-          <w:rFonts w:ascii="Trebuchet MS" w:hAnsi="Trebuchet MS"/>
-          <w:lang w:val="pt-PT"/>
-        </w:rPr>
-        <w:t>dadosCliente</w:t>
-      </w:r>
-      <w:proofErr w:type="spellEnd"/>
-      <w:r>
-        <w:rPr>
-          <w:rFonts w:ascii="Trebuchet MS" w:hAnsi="Trebuchet MS"/>
-          <w:lang w:val="pt-PT"/>
-        </w:rPr>
-        <w:t>)</w:t>
-      </w:r>
-    </w:p>
-    <w:p>
-      <w:pPr>
-        <w:pStyle w:val="PargrafodaLista"/>
+      <w:r>
+        <w:rPr>
+          <w:rFonts w:ascii="Trebuchet MS" w:hAnsi="Trebuchet MS"/>
+          <w:lang w:val="pt-PT"/>
+        </w:rPr>
+        <w:t>(String[] dadosCliente)</w:t>
+      </w:r>
+    </w:p>
+    <w:p>
+      <w:pPr>
+        <w:pStyle w:val="ListParagraph"/>
         <w:ind w:left="1296"/>
         <w:jc w:val="both"/>
         <w:rPr>
@@ -6352,44 +6070,12 @@
           <w:rFonts w:ascii="Trebuchet MS" w:hAnsi="Trebuchet MS"/>
           <w:lang w:val="pt-PT"/>
         </w:rPr>
-        <w:t xml:space="preserve">Devolve um objeto da classe Cliente após processar os dados do </w:t>
-      </w:r>
-      <w:proofErr w:type="spellStart"/>
-      <w:r>
-        <w:rPr>
-          <w:rFonts w:ascii="Trebuchet MS" w:hAnsi="Trebuchet MS"/>
-          <w:lang w:val="pt-PT"/>
-        </w:rPr>
-        <w:t>array</w:t>
-      </w:r>
-      <w:proofErr w:type="spellEnd"/>
-      <w:r>
-        <w:rPr>
-          <w:rFonts w:ascii="Trebuchet MS" w:hAnsi="Trebuchet MS"/>
-          <w:lang w:val="pt-PT"/>
-        </w:rPr>
-        <w:t xml:space="preserve"> de </w:t>
-      </w:r>
-      <w:proofErr w:type="spellStart"/>
-      <w:r>
-        <w:rPr>
-          <w:rFonts w:ascii="Trebuchet MS" w:hAnsi="Trebuchet MS"/>
-          <w:lang w:val="pt-PT"/>
-        </w:rPr>
-        <w:t>strings</w:t>
-      </w:r>
-      <w:proofErr w:type="spellEnd"/>
-      <w:r>
-        <w:rPr>
-          <w:rFonts w:ascii="Trebuchet MS" w:hAnsi="Trebuchet MS"/>
-          <w:lang w:val="pt-PT"/>
-        </w:rPr>
-        <w:t xml:space="preserve"> passado como argumento.</w:t>
-      </w:r>
-    </w:p>
-    <w:p>
-      <w:pPr>
-        <w:pStyle w:val="PargrafodaLista"/>
+        <w:t>Devolve um objeto da classe Cliente após processar os dados do array de strings passado como argumento.</w:t>
+      </w:r>
+    </w:p>
+    <w:p>
+      <w:pPr>
+        <w:pStyle w:val="ListParagraph"/>
         <w:ind w:left="1296"/>
         <w:rPr>
           <w:rFonts w:ascii="Trebuchet MS" w:hAnsi="Trebuchet MS"/>
@@ -6399,7 +6085,7 @@
     </w:p>
     <w:p>
       <w:pPr>
-        <w:pStyle w:val="PargrafodaLista"/>
+        <w:pStyle w:val="ListParagraph"/>
         <w:ind w:left="1296"/>
         <w:rPr>
           <w:rFonts w:ascii="Trebuchet MS" w:hAnsi="Trebuchet MS"/>
@@ -6409,7 +6095,7 @@
     </w:p>
     <w:p>
       <w:pPr>
-        <w:pStyle w:val="PargrafodaLista"/>
+        <w:pStyle w:val="ListParagraph"/>
         <w:numPr>
           <w:ilvl w:val="0"/>
           <w:numId w:val="6"/>
@@ -6420,8 +6106,6 @@
           <w:lang w:val="pt-PT"/>
         </w:rPr>
       </w:pPr>
-      <w:proofErr w:type="spellStart"/>
-      <w:proofErr w:type="gramStart"/>
       <w:r>
         <w:rPr>
           <w:rFonts w:ascii="Trebuchet MS" w:hAnsi="Trebuchet MS"/>
@@ -6432,26 +6116,17 @@
         </w:rPr>
         <w:t>validFatura</w:t>
       </w:r>
-      <w:proofErr w:type="spellEnd"/>
-      <w:r>
-        <w:rPr>
-          <w:rFonts w:ascii="Trebuchet MS" w:hAnsi="Trebuchet MS"/>
-          <w:lang w:val="pt-PT"/>
-        </w:rPr>
-        <w:t>(</w:t>
-      </w:r>
-      <w:proofErr w:type="gramEnd"/>
-      <w:r>
-        <w:rPr>
-          <w:rFonts w:ascii="Trebuchet MS" w:hAnsi="Trebuchet MS"/>
-          <w:lang w:val="pt-PT"/>
-        </w:rPr>
-        <w:t>Fatura fatura)</w:t>
-      </w:r>
-    </w:p>
-    <w:p>
-      <w:pPr>
-        <w:pStyle w:val="PargrafodaLista"/>
+      <w:r>
+        <w:rPr>
+          <w:rFonts w:ascii="Trebuchet MS" w:hAnsi="Trebuchet MS"/>
+          <w:lang w:val="pt-PT"/>
+        </w:rPr>
+        <w:t>(Fatura fatura)</w:t>
+      </w:r>
+    </w:p>
+    <w:p>
+      <w:pPr>
+        <w:pStyle w:val="ListParagraph"/>
         <w:ind w:left="1296"/>
         <w:jc w:val="both"/>
         <w:rPr>
@@ -6464,25 +6139,8 @@
           <w:rFonts w:ascii="Trebuchet MS" w:hAnsi="Trebuchet MS"/>
           <w:lang w:val="pt-PT"/>
         </w:rPr>
-        <w:t xml:space="preserve">Devolve um valor booleano depois de verificar se todos os elementos da fatura são válidos, ou seja, o cliente e a data não podem assumir o valor </w:t>
-      </w:r>
-      <w:proofErr w:type="spellStart"/>
-      <w:r>
-        <w:rPr>
-          <w:rFonts w:ascii="Trebuchet MS" w:hAnsi="Trebuchet MS"/>
-          <w:lang w:val="pt-PT"/>
-        </w:rPr>
-        <w:t>null</w:t>
-      </w:r>
-      <w:proofErr w:type="spellEnd"/>
-      <w:r>
-        <w:rPr>
-          <w:rFonts w:ascii="Trebuchet MS" w:hAnsi="Trebuchet MS"/>
-          <w:lang w:val="pt-PT"/>
-        </w:rPr>
-        <w:t xml:space="preserve"> e os produtos têm de ser válidos. Para verificar se um produto é válido é utilizado o método </w:t>
-      </w:r>
-      <w:proofErr w:type="spellStart"/>
+        <w:t xml:space="preserve">Devolve um valor booleano depois de verificar se todos os elementos da fatura são válidos, ou seja, o cliente e a data não podem assumir o valor null e os produtos têm de ser válidos. Para verificar se um produto é válido é utilizado o método </w:t>
+      </w:r>
       <w:r>
         <w:rPr>
           <w:rFonts w:ascii="Trebuchet MS" w:hAnsi="Trebuchet MS"/>
@@ -6493,34 +6151,17 @@
         </w:rPr>
         <w:t>validProduto</w:t>
       </w:r>
-      <w:proofErr w:type="spellEnd"/>
-      <w:r>
-        <w:rPr>
-          <w:rFonts w:ascii="Trebuchet MS" w:hAnsi="Trebuchet MS"/>
-          <w:lang w:val="pt-PT"/>
-        </w:rPr>
-        <w:t xml:space="preserve">, que utiliza o mesmo princípio de verificar se os atributos de um produto dado assumem o valor </w:t>
-      </w:r>
-      <w:proofErr w:type="spellStart"/>
-      <w:r>
-        <w:rPr>
-          <w:rFonts w:ascii="Trebuchet MS" w:hAnsi="Trebuchet MS"/>
-          <w:lang w:val="pt-PT"/>
-        </w:rPr>
-        <w:t>null</w:t>
-      </w:r>
-      <w:proofErr w:type="spellEnd"/>
-      <w:r>
-        <w:rPr>
-          <w:rFonts w:ascii="Trebuchet MS" w:hAnsi="Trebuchet MS"/>
-          <w:lang w:val="pt-PT"/>
-        </w:rPr>
-        <w:t>.</w:t>
-      </w:r>
-    </w:p>
-    <w:p>
-      <w:pPr>
-        <w:pStyle w:val="PargrafodaLista"/>
+      <w:r>
+        <w:rPr>
+          <w:rFonts w:ascii="Trebuchet MS" w:hAnsi="Trebuchet MS"/>
+          <w:lang w:val="pt-PT"/>
+        </w:rPr>
+        <w:t>, que utiliza o mesmo princípio de verificar se os atributos de um produto dado assumem o valor null.</w:t>
+      </w:r>
+    </w:p>
+    <w:p>
+      <w:pPr>
+        <w:pStyle w:val="ListParagraph"/>
         <w:ind w:left="1296"/>
         <w:rPr>
           <w:rFonts w:ascii="Trebuchet MS" w:hAnsi="Trebuchet MS"/>
@@ -6530,7 +6171,7 @@
     </w:p>
     <w:p>
       <w:pPr>
-        <w:pStyle w:val="Ttulo2"/>
+        <w:pStyle w:val="Heading2"/>
         <w:rPr>
           <w:rFonts w:ascii="Trebuchet MS" w:hAnsi="Trebuchet MS"/>
           <w:sz w:val="28"/>
@@ -6538,7 +6179,7 @@
           <w:lang w:val="pt-PT"/>
         </w:rPr>
       </w:pPr>
-      <w:bookmarkStart w:id="19" w:name="_Toc184325968"/>
+      <w:bookmarkStart w:id="20" w:name="_Toc184578434"/>
       <w:r>
         <w:rPr>
           <w:rFonts w:ascii="Trebuchet MS" w:hAnsi="Trebuchet MS"/>
@@ -6548,289 +6189,147 @@
         </w:rPr>
         <w:t>Exportar faturas</w:t>
       </w:r>
-      <w:bookmarkEnd w:id="19"/>
+      <w:bookmarkEnd w:id="20"/>
+    </w:p>
+    <w:p>
+      <w:pPr>
+        <w:ind w:firstLine="576"/>
+        <w:jc w:val="both"/>
+        <w:rPr>
+          <w:rFonts w:ascii="Trebuchet MS" w:hAnsi="Trebuchet MS"/>
+          <w:lang w:val="pt-PT"/>
+        </w:rPr>
+      </w:pPr>
+      <w:r>
+        <w:rPr>
+          <w:rFonts w:ascii="Trebuchet MS" w:hAnsi="Trebuchet MS"/>
+          <w:lang w:val="pt-PT"/>
+        </w:rPr>
+        <w:t xml:space="preserve">A aplicação permite também ao utilizador exportar todas as faturas registadas na mesma. Para o fazer, foi criado o método </w:t>
+      </w:r>
+      <w:r>
+        <w:rPr>
+          <w:rFonts w:ascii="Trebuchet MS" w:hAnsi="Trebuchet MS"/>
+          <w:b/>
+          <w:bCs/>
+          <w:u w:val="single"/>
+          <w:lang w:val="pt-PT"/>
+        </w:rPr>
+        <w:t>exportarFaturas</w:t>
+      </w:r>
+      <w:r>
+        <w:rPr>
+          <w:rFonts w:ascii="Trebuchet MS" w:hAnsi="Trebuchet MS"/>
+          <w:lang w:val="pt-PT"/>
+        </w:rPr>
+        <w:t>, que é executado após ser introduzido pelo utilizador o nome for ficheiro de texto (‘.txt’) a ser criado. A aplicação continuará a solicitar um nome válido caso o nome fornecido não tenha a terminação ‘.txt’.</w:t>
+      </w:r>
+    </w:p>
+    <w:p>
+      <w:pPr>
+        <w:ind w:firstLine="576"/>
+        <w:jc w:val="both"/>
+        <w:rPr>
+          <w:rFonts w:ascii="Trebuchet MS" w:hAnsi="Trebuchet MS"/>
+          <w:lang w:val="pt-PT"/>
+        </w:rPr>
+      </w:pPr>
+      <w:r>
+        <w:rPr>
+          <w:rFonts w:ascii="Trebuchet MS" w:hAnsi="Trebuchet MS"/>
+          <w:lang w:val="pt-PT"/>
+        </w:rPr>
+        <w:t>Sucintamente, na escrita das faturas para o ficheiro de texto, é primeiramente escrita a keyword “importable”, que indica que o ficheiro pode ser importado posteriormente, seguindo-se a escrita das faturas, sendo que cada linha contém os dados de uma fatura. Para a escrita de cada fatura são seguidos os seguintes passos: (i) escrita dos dados do cliente; (ii) escrita da data de emissão da fatura; (iii) escrita de todos os produtos presentes no ArrayList de produtos da fatura.</w:t>
+      </w:r>
+    </w:p>
+    <w:p>
+      <w:pPr>
+        <w:ind w:firstLine="576"/>
+        <w:jc w:val="both"/>
+        <w:rPr>
+          <w:rFonts w:ascii="Trebuchet MS" w:hAnsi="Trebuchet MS"/>
+          <w:lang w:val="pt-PT"/>
+        </w:rPr>
+      </w:pPr>
+      <w:r>
+        <w:rPr>
+          <w:rFonts w:ascii="Trebuchet MS" w:hAnsi="Trebuchet MS"/>
+          <w:lang w:val="pt-PT"/>
+        </w:rPr>
+        <w:t xml:space="preserve">Enquanto a escrita dos dados do cliente e da data é um processo fácil, a escrita de um produto é um pouco mais complexa. Nesta etapa, são seguidos os seguintes </w:t>
+      </w:r>
+      <w:r>
+        <w:rPr>
+          <w:rFonts w:ascii="Trebuchet MS" w:hAnsi="Trebuchet MS"/>
+          <w:lang w:val="pt-PT"/>
+        </w:rPr>
+        <w:lastRenderedPageBreak/>
+        <w:t xml:space="preserve">passos: (i) procura-se o tipo do produto em questão recorrendo ao método </w:t>
+      </w:r>
+      <w:r>
+        <w:rPr>
+          <w:rFonts w:ascii="Trebuchet MS" w:hAnsi="Trebuchet MS"/>
+          <w:b/>
+          <w:bCs/>
+          <w:u w:val="single"/>
+          <w:lang w:val="pt-PT"/>
+        </w:rPr>
+        <w:t>findTipoProduto</w:t>
+      </w:r>
+      <w:r>
+        <w:rPr>
+          <w:rFonts w:ascii="Trebuchet MS" w:hAnsi="Trebuchet MS"/>
+          <w:lang w:val="pt-PT"/>
+        </w:rPr>
+        <w:t xml:space="preserve">, que irá devolver uma string com o tipo do produto; (ii) escrita dos elementos constituintes do produto segundo o formato especificado, o que é possível através da utilização do método </w:t>
+      </w:r>
+      <w:r>
+        <w:rPr>
+          <w:rFonts w:ascii="Trebuchet MS" w:hAnsi="Trebuchet MS"/>
+          <w:b/>
+          <w:bCs/>
+          <w:u w:val="single"/>
+          <w:lang w:val="pt-PT"/>
+        </w:rPr>
+        <w:t>writeProduto</w:t>
+      </w:r>
+      <w:r>
+        <w:rPr>
+          <w:rFonts w:ascii="Trebuchet MS" w:hAnsi="Trebuchet MS"/>
+          <w:lang w:val="pt-PT"/>
+        </w:rPr>
+        <w:t>.</w:t>
+      </w:r>
+    </w:p>
+    <w:p>
+      <w:pPr>
+        <w:ind w:firstLine="576"/>
+        <w:jc w:val="both"/>
+        <w:rPr>
+          <w:rFonts w:ascii="Trebuchet MS" w:hAnsi="Trebuchet MS"/>
+          <w:lang w:val="pt-PT"/>
+        </w:rPr>
+      </w:pPr>
+      <w:r>
+        <w:rPr>
+          <w:rFonts w:ascii="Trebuchet MS" w:hAnsi="Trebuchet MS"/>
+          <w:lang w:val="pt-PT"/>
+        </w:rPr>
+        <w:t>Depois das etapas anteriores terem sido executadas, o ficheiro é então criado e pode ser importado recorrendo à funcionalidade anterior.</w:t>
+      </w:r>
     </w:p>
     <w:p>
       <w:pPr>
         <w:ind w:left="576"/>
-        <w:jc w:val="both"/>
-        <w:rPr>
-          <w:rFonts w:ascii="Trebuchet MS" w:hAnsi="Trebuchet MS"/>
-          <w:lang w:val="pt-PT"/>
-        </w:rPr>
-      </w:pPr>
-      <w:r>
-        <w:rPr>
-          <w:rFonts w:ascii="Trebuchet MS" w:hAnsi="Trebuchet MS"/>
-          <w:lang w:val="pt-PT"/>
-        </w:rPr>
-        <w:t xml:space="preserve">A aplicação permite também ao utilizador exportar todas as faturas registadas na mesma. Para o fazer, foi criado o método </w:t>
-      </w:r>
-      <w:proofErr w:type="spellStart"/>
-      <w:r>
-        <w:rPr>
-          <w:rFonts w:ascii="Trebuchet MS" w:hAnsi="Trebuchet MS"/>
-          <w:b/>
-          <w:bCs/>
-          <w:u w:val="single"/>
-          <w:lang w:val="pt-PT"/>
-        </w:rPr>
-        <w:t>exportarFaturas</w:t>
-      </w:r>
-      <w:proofErr w:type="spellEnd"/>
-      <w:r>
-        <w:rPr>
-          <w:rFonts w:ascii="Trebuchet MS" w:hAnsi="Trebuchet MS"/>
-          <w:lang w:val="pt-PT"/>
-        </w:rPr>
-        <w:t>, que é executado após ser introduzido pelo utilizador o nome for ficheiro de texto (‘.</w:t>
-      </w:r>
-      <w:proofErr w:type="spellStart"/>
-      <w:r>
-        <w:rPr>
-          <w:rFonts w:ascii="Trebuchet MS" w:hAnsi="Trebuchet MS"/>
-          <w:lang w:val="pt-PT"/>
-        </w:rPr>
-        <w:t>txt</w:t>
-      </w:r>
-      <w:proofErr w:type="spellEnd"/>
-      <w:r>
-        <w:rPr>
-          <w:rFonts w:ascii="Trebuchet MS" w:hAnsi="Trebuchet MS"/>
-          <w:lang w:val="pt-PT"/>
-        </w:rPr>
-        <w:t>’) a ser criado. A aplicação continuará a solicitar um nome válido caso o nome fornecido não tenha a terminação ‘.</w:t>
-      </w:r>
-      <w:proofErr w:type="spellStart"/>
-      <w:r>
-        <w:rPr>
-          <w:rFonts w:ascii="Trebuchet MS" w:hAnsi="Trebuchet MS"/>
-          <w:lang w:val="pt-PT"/>
-        </w:rPr>
-        <w:t>txt</w:t>
-      </w:r>
-      <w:proofErr w:type="spellEnd"/>
-      <w:r>
-        <w:rPr>
-          <w:rFonts w:ascii="Trebuchet MS" w:hAnsi="Trebuchet MS"/>
-          <w:lang w:val="pt-PT"/>
-        </w:rPr>
-        <w:t>’.</w:t>
-      </w:r>
-    </w:p>
-    <w:p>
-      <w:pPr>
-        <w:ind w:left="576"/>
-        <w:jc w:val="both"/>
-        <w:rPr>
-          <w:rFonts w:ascii="Trebuchet MS" w:hAnsi="Trebuchet MS"/>
-          <w:lang w:val="pt-PT"/>
-        </w:rPr>
-      </w:pPr>
-      <w:r>
-        <w:rPr>
-          <w:rFonts w:ascii="Trebuchet MS" w:hAnsi="Trebuchet MS"/>
-          <w:lang w:val="pt-PT"/>
-        </w:rPr>
-        <w:t xml:space="preserve">Sucintamente, na escrita das faturas para o ficheiro de texto, é primeiramente escrita a </w:t>
-      </w:r>
-      <w:proofErr w:type="spellStart"/>
-      <w:r>
-        <w:rPr>
-          <w:rFonts w:ascii="Trebuchet MS" w:hAnsi="Trebuchet MS"/>
-          <w:lang w:val="pt-PT"/>
-        </w:rPr>
-        <w:t>keyword</w:t>
-      </w:r>
-      <w:proofErr w:type="spellEnd"/>
-      <w:r>
-        <w:rPr>
-          <w:rFonts w:ascii="Trebuchet MS" w:hAnsi="Trebuchet MS"/>
-          <w:lang w:val="pt-PT"/>
-        </w:rPr>
-        <w:t xml:space="preserve"> “</w:t>
-      </w:r>
-      <w:proofErr w:type="spellStart"/>
-      <w:r>
-        <w:rPr>
-          <w:rFonts w:ascii="Trebuchet MS" w:hAnsi="Trebuchet MS"/>
-          <w:lang w:val="pt-PT"/>
-        </w:rPr>
-        <w:t>importable</w:t>
-      </w:r>
-      <w:proofErr w:type="spellEnd"/>
-      <w:r>
-        <w:rPr>
-          <w:rFonts w:ascii="Trebuchet MS" w:hAnsi="Trebuchet MS"/>
-          <w:lang w:val="pt-PT"/>
-        </w:rPr>
-        <w:t>”, que indica que o ficheiro pode ser importado posteriormente, seguindo-se a escrita das faturas, sendo que cada linha contém os dados de uma fatura. Para a escrita de cada fatura são seguidos os seguintes passos: (i) escrita dos dados do cliente; (</w:t>
-      </w:r>
-      <w:proofErr w:type="spellStart"/>
-      <w:r>
-        <w:rPr>
-          <w:rFonts w:ascii="Trebuchet MS" w:hAnsi="Trebuchet MS"/>
-          <w:lang w:val="pt-PT"/>
-        </w:rPr>
-        <w:t>ii</w:t>
-      </w:r>
-      <w:proofErr w:type="spellEnd"/>
-      <w:r>
-        <w:rPr>
-          <w:rFonts w:ascii="Trebuchet MS" w:hAnsi="Trebuchet MS"/>
-          <w:lang w:val="pt-PT"/>
-        </w:rPr>
-        <w:t>) escrita da data de emissão da fatura; (</w:t>
-      </w:r>
-      <w:proofErr w:type="spellStart"/>
-      <w:r>
-        <w:rPr>
-          <w:rFonts w:ascii="Trebuchet MS" w:hAnsi="Trebuchet MS"/>
-          <w:lang w:val="pt-PT"/>
-        </w:rPr>
-        <w:t>iii</w:t>
-      </w:r>
-      <w:proofErr w:type="spellEnd"/>
-      <w:r>
-        <w:rPr>
-          <w:rFonts w:ascii="Trebuchet MS" w:hAnsi="Trebuchet MS"/>
-          <w:lang w:val="pt-PT"/>
-        </w:rPr>
-        <w:t xml:space="preserve">) escrita de todos os produtos presentes no </w:t>
-      </w:r>
-      <w:proofErr w:type="spellStart"/>
-      <w:r>
-        <w:rPr>
-          <w:rFonts w:ascii="Trebuchet MS" w:hAnsi="Trebuchet MS"/>
-          <w:lang w:val="pt-PT"/>
-        </w:rPr>
-        <w:t>ArrayList</w:t>
-      </w:r>
-      <w:proofErr w:type="spellEnd"/>
-      <w:r>
-        <w:rPr>
-          <w:rFonts w:ascii="Trebuchet MS" w:hAnsi="Trebuchet MS"/>
-          <w:lang w:val="pt-PT"/>
-        </w:rPr>
-        <w:t xml:space="preserve"> de produtos da fatura.</w:t>
-      </w:r>
-    </w:p>
-    <w:p>
-      <w:pPr>
-        <w:ind w:left="576"/>
-        <w:jc w:val="both"/>
-        <w:rPr>
-          <w:rFonts w:ascii="Trebuchet MS" w:hAnsi="Trebuchet MS"/>
-          <w:lang w:val="pt-PT"/>
-        </w:rPr>
-      </w:pPr>
-      <w:r>
-        <w:rPr>
-          <w:rFonts w:ascii="Trebuchet MS" w:hAnsi="Trebuchet MS"/>
-          <w:lang w:val="pt-PT"/>
-        </w:rPr>
-        <w:t xml:space="preserve">Enquanto a escrita dos dados do cliente e da data é um processo fácil, a escrita de um produto é um pouco mais complexa. Nesta etapa, são seguidos os seguintes passos: (i) procura-se o tipo do produto em questão recorrendo ao método </w:t>
-      </w:r>
-      <w:proofErr w:type="spellStart"/>
-      <w:r>
-        <w:rPr>
-          <w:rFonts w:ascii="Trebuchet MS" w:hAnsi="Trebuchet MS"/>
-          <w:b/>
-          <w:bCs/>
-          <w:u w:val="single"/>
-          <w:lang w:val="pt-PT"/>
-        </w:rPr>
-        <w:t>findTipoProduto</w:t>
-      </w:r>
-      <w:proofErr w:type="spellEnd"/>
-      <w:r>
-        <w:rPr>
-          <w:rFonts w:ascii="Trebuchet MS" w:hAnsi="Trebuchet MS"/>
-          <w:lang w:val="pt-PT"/>
-        </w:rPr>
-        <w:t xml:space="preserve">, que irá devolver uma </w:t>
-      </w:r>
-      <w:proofErr w:type="spellStart"/>
-      <w:r>
-        <w:rPr>
-          <w:rFonts w:ascii="Trebuchet MS" w:hAnsi="Trebuchet MS"/>
-          <w:lang w:val="pt-PT"/>
-        </w:rPr>
-        <w:t>string</w:t>
-      </w:r>
-      <w:proofErr w:type="spellEnd"/>
-      <w:r>
-        <w:rPr>
-          <w:rFonts w:ascii="Trebuchet MS" w:hAnsi="Trebuchet MS"/>
-          <w:lang w:val="pt-PT"/>
-        </w:rPr>
-        <w:t xml:space="preserve"> com o tipo do produto; (</w:t>
-      </w:r>
-      <w:proofErr w:type="spellStart"/>
-      <w:r>
-        <w:rPr>
-          <w:rFonts w:ascii="Trebuchet MS" w:hAnsi="Trebuchet MS"/>
-          <w:lang w:val="pt-PT"/>
-        </w:rPr>
-        <w:t>ii</w:t>
-      </w:r>
-      <w:proofErr w:type="spellEnd"/>
-      <w:r>
-        <w:rPr>
-          <w:rFonts w:ascii="Trebuchet MS" w:hAnsi="Trebuchet MS"/>
-          <w:lang w:val="pt-PT"/>
-        </w:rPr>
-        <w:t xml:space="preserve">) escrita dos elementos constituintes do produto segundo o formato especificado, o que é possível através da utilização do método </w:t>
-      </w:r>
-      <w:proofErr w:type="spellStart"/>
-      <w:r>
-        <w:rPr>
-          <w:rFonts w:ascii="Trebuchet MS" w:hAnsi="Trebuchet MS"/>
-          <w:b/>
-          <w:bCs/>
-          <w:u w:val="single"/>
-          <w:lang w:val="pt-PT"/>
-        </w:rPr>
-        <w:t>writeProduto</w:t>
-      </w:r>
-      <w:proofErr w:type="spellEnd"/>
-      <w:r>
-        <w:rPr>
-          <w:rFonts w:ascii="Trebuchet MS" w:hAnsi="Trebuchet MS"/>
-          <w:lang w:val="pt-PT"/>
-        </w:rPr>
-        <w:t>.</w:t>
-      </w:r>
-    </w:p>
-    <w:p>
-      <w:pPr>
-        <w:ind w:left="576"/>
-        <w:jc w:val="both"/>
-        <w:rPr>
-          <w:rFonts w:ascii="Trebuchet MS" w:hAnsi="Trebuchet MS"/>
-          <w:lang w:val="pt-PT"/>
-        </w:rPr>
-      </w:pPr>
-      <w:r>
-        <w:rPr>
-          <w:rFonts w:ascii="Trebuchet MS" w:hAnsi="Trebuchet MS"/>
-          <w:lang w:val="pt-PT"/>
-        </w:rPr>
-        <w:t>Depois das etapas anteriores terem sido executadas, o ficheiro é então criado e pode ser importado recorrendo à funcionalidade anterior.</w:t>
-      </w:r>
-    </w:p>
-    <w:p>
-      <w:pPr>
-        <w:ind w:left="576"/>
-        <w:rPr>
-          <w:rFonts w:ascii="Trebuchet MS" w:hAnsi="Trebuchet MS"/>
-          <w:lang w:val="pt-PT"/>
-        </w:rPr>
-      </w:pPr>
-    </w:p>
-    <w:p>
-      <w:pPr>
-        <w:pStyle w:val="Ttulo2"/>
+        <w:rPr>
+          <w:rFonts w:ascii="Trebuchet MS" w:hAnsi="Trebuchet MS"/>
+          <w:lang w:val="pt-PT"/>
+        </w:rPr>
+      </w:pPr>
+    </w:p>
+    <w:p>
+      <w:pPr>
+        <w:pStyle w:val="Heading2"/>
         <w:rPr>
           <w:rFonts w:ascii="Trebuchet MS" w:hAnsi="Trebuchet MS"/>
           <w:sz w:val="28"/>
@@ -6838,6 +6337,7 @@
           <w:lang w:val="pt-PT"/>
         </w:rPr>
       </w:pPr>
+      <w:bookmarkStart w:id="21" w:name="_Toc184578435"/>
       <w:r>
         <w:rPr>
           <w:rFonts w:ascii="Trebuchet MS" w:hAnsi="Trebuchet MS"/>
@@ -6847,10 +6347,11 @@
         </w:rPr>
         <w:t>Operações automáticas com ficheiros</w:t>
       </w:r>
-    </w:p>
-    <w:p>
-      <w:pPr>
-        <w:ind w:left="576"/>
+      <w:bookmarkEnd w:id="21"/>
+    </w:p>
+    <w:p>
+      <w:pPr>
+        <w:ind w:firstLine="432"/>
         <w:jc w:val="both"/>
         <w:rPr>
           <w:rFonts w:ascii="Trebuchet MS" w:hAnsi="Trebuchet MS"/>
@@ -6864,7 +6365,6 @@
         </w:rPr>
         <w:t xml:space="preserve">Para além de permitir a importação e exportação de ficheiros de texto, a aplicação conta com um sistema que assegura a existência de faturas, clientes e produtos na mesma. Quando a aplicação é iniciada, o método </w:t>
       </w:r>
-      <w:proofErr w:type="spellStart"/>
       <w:r>
         <w:rPr>
           <w:rFonts w:ascii="Trebuchet MS" w:hAnsi="Trebuchet MS"/>
@@ -6875,53 +6375,13 @@
         </w:rPr>
         <w:t>fetchDados</w:t>
       </w:r>
-      <w:proofErr w:type="spellEnd"/>
-      <w:r>
-        <w:rPr>
-          <w:rFonts w:ascii="Trebuchet MS" w:hAnsi="Trebuchet MS"/>
-          <w:lang w:val="pt-PT"/>
-        </w:rPr>
-        <w:t xml:space="preserve"> (presente na classe POO) verifica se existe algum ficheiro de objetos guardado automaticamente pela aplicação (‘autosave.obj’). Caso exista, esse ficheiro é </w:t>
-      </w:r>
-      <w:r>
-        <w:rPr>
-          <w:rFonts w:ascii="Trebuchet MS" w:hAnsi="Trebuchet MS"/>
-          <w:lang w:val="pt-PT"/>
-        </w:rPr>
-        <w:lastRenderedPageBreak/>
-        <w:t>importado, caso contrário, é importado o ficheiro de texto ‘</w:t>
-      </w:r>
-      <w:r>
-        <w:rPr>
-          <w:rFonts w:ascii="Trebuchet MS" w:hAnsi="Trebuchet MS"/>
-          <w:lang w:val="pt-PT"/>
-        </w:rPr>
-        <w:t>dados.txt</w:t>
-      </w:r>
-      <w:r>
-        <w:rPr>
-          <w:rFonts w:ascii="Trebuchet MS" w:hAnsi="Trebuchet MS"/>
-          <w:lang w:val="pt-PT"/>
-        </w:rPr>
-        <w:t xml:space="preserve">’ (nota: o </w:t>
-      </w:r>
-      <w:proofErr w:type="spellStart"/>
-      <w:r>
-        <w:rPr>
-          <w:rFonts w:ascii="Trebuchet MS" w:hAnsi="Trebuchet MS"/>
-          <w:lang w:val="pt-PT"/>
-        </w:rPr>
-        <w:t>parsing</w:t>
-      </w:r>
-      <w:proofErr w:type="spellEnd"/>
-      <w:r>
-        <w:rPr>
-          <w:rFonts w:ascii="Trebuchet MS" w:hAnsi="Trebuchet MS"/>
-          <w:lang w:val="pt-PT"/>
-        </w:rPr>
-        <w:t xml:space="preserve"> do ficheiro ‘dados.txt’ é realizado ainda no método </w:t>
-      </w:r>
-      <w:proofErr w:type="spellStart"/>
+      <w:r>
+        <w:rPr>
+          <w:rFonts w:ascii="Trebuchet MS" w:hAnsi="Trebuchet MS"/>
+          <w:lang w:val="pt-PT"/>
+        </w:rPr>
+        <w:t xml:space="preserve"> (presente na classe POO) verifica se existe algum ficheiro de objetos guardado automaticamente pela aplicação (‘autosave.obj’). Caso exista, esse ficheiro é importado, caso contrário, é importado o ficheiro de texto ‘dados.txt’ (nota: o parsing do ficheiro ‘dados.txt’ é realizado ainda no método </w:t>
+      </w:r>
       <w:r>
         <w:rPr>
           <w:rFonts w:ascii="Trebuchet MS" w:hAnsi="Trebuchet MS"/>
@@ -6932,7 +6392,6 @@
         </w:rPr>
         <w:t>fetchDados</w:t>
       </w:r>
-      <w:proofErr w:type="spellEnd"/>
       <w:r>
         <w:rPr>
           <w:rFonts w:ascii="Trebuchet MS" w:hAnsi="Trebuchet MS"/>
@@ -6952,7 +6411,9 @@
           <w:lang w:val="pt-PT"/>
         </w:rPr>
       </w:pPr>
-      <w:r>
+    </w:p>
+    <w:p>
+      <w:pPr>
         <w:rPr>
           <w:rFonts w:ascii="Trebuchet MS" w:hAnsi="Trebuchet MS"/>
           <w:b/>
@@ -6961,12 +6422,11 @@
           <w:szCs w:val="28"/>
           <w:lang w:val="pt-PT"/>
         </w:rPr>
-        <w:br w:type="page"/>
-      </w:r>
-    </w:p>
-    <w:p>
-      <w:pPr>
-        <w:pStyle w:val="Ttulo1"/>
+      </w:pPr>
+    </w:p>
+    <w:p>
+      <w:pPr>
+        <w:pStyle w:val="Heading1"/>
         <w:rPr>
           <w:rFonts w:ascii="Trebuchet MS" w:hAnsi="Trebuchet MS"/>
           <w:b/>
@@ -6976,7 +6436,7 @@
           <w:lang w:val="pt-PT"/>
         </w:rPr>
       </w:pPr>
-      <w:bookmarkStart w:id="20" w:name="_Toc184325970"/>
+      <w:bookmarkStart w:id="22" w:name="_Toc184578436"/>
       <w:r>
         <w:rPr>
           <w:rFonts w:ascii="Trebuchet MS" w:hAnsi="Trebuchet MS"/>
@@ -6986,63 +6446,70 @@
           <w:szCs w:val="28"/>
           <w:lang w:val="pt-PT"/>
         </w:rPr>
-        <w:lastRenderedPageBreak/>
-        <w:t>Funcionamento da aplicação</w:t>
-      </w:r>
-      <w:bookmarkEnd w:id="20"/>
-    </w:p>
-    <w:p>
-      <w:pPr>
-        <w:rPr>
-          <w:rFonts w:ascii="Trebuchet MS" w:eastAsiaTheme="majorEastAsia" w:hAnsi="Trebuchet MS" w:cstheme="majorBidi"/>
-          <w:b/>
-          <w:bCs/>
-          <w:color w:val="0F4761" w:themeColor="accent1" w:themeShade="BF"/>
-          <w:sz w:val="28"/>
-          <w:szCs w:val="28"/>
-          <w:lang w:val="pt-PT"/>
-        </w:rPr>
-      </w:pPr>
-      <w:r>
-        <w:rPr>
-          <w:rFonts w:ascii="Trebuchet MS" w:hAnsi="Trebuchet MS"/>
-          <w:b/>
-          <w:bCs/>
-          <w:sz w:val="28"/>
-          <w:szCs w:val="28"/>
-          <w:lang w:val="pt-PT"/>
-        </w:rPr>
-        <w:br w:type="page"/>
-      </w:r>
-    </w:p>
-    <w:p>
-      <w:pPr>
-        <w:pStyle w:val="Ttulo1"/>
-        <w:rPr>
-          <w:rFonts w:ascii="Trebuchet MS" w:hAnsi="Trebuchet MS"/>
-          <w:b/>
-          <w:bCs/>
-          <w:sz w:val="28"/>
-          <w:szCs w:val="28"/>
-          <w:lang w:val="pt-PT"/>
-        </w:rPr>
-      </w:pPr>
-      <w:bookmarkStart w:id="21" w:name="_Toc184325971"/>
-      <w:r>
-        <w:rPr>
-          <w:rFonts w:ascii="Trebuchet MS" w:hAnsi="Trebuchet MS"/>
-          <w:b/>
-          <w:bCs/>
-          <w:sz w:val="28"/>
-          <w:szCs w:val="28"/>
-          <w:lang w:val="pt-PT"/>
-        </w:rPr>
-        <w:lastRenderedPageBreak/>
-        <w:t>Notas finais</w:t>
-      </w:r>
-      <w:bookmarkEnd w:id="21"/>
-    </w:p>
-    <w:p/>
+        <w:t>Conclusão</w:t>
+      </w:r>
+      <w:bookmarkEnd w:id="22"/>
+    </w:p>
+    <w:p>
+      <w:pPr>
+        <w:ind w:firstLine="432"/>
+        <w:rPr>
+          <w:rFonts w:ascii="Trebuchet MS" w:hAnsi="Trebuchet MS"/>
+          <w:lang w:val="pt-PT"/>
+        </w:rPr>
+      </w:pPr>
+      <w:r>
+        <w:rPr>
+          <w:rFonts w:ascii="Trebuchet MS" w:hAnsi="Trebuchet MS"/>
+          <w:lang w:val="pt-PT"/>
+        </w:rPr>
+        <w:t>Na</w:t>
+      </w:r>
+      <w:r>
+        <w:rPr>
+          <w:rFonts w:ascii="Trebuchet MS" w:hAnsi="Trebuchet MS"/>
+          <w:lang w:val="pt-PT"/>
+        </w:rPr>
+        <w:t xml:space="preserve"> aplicação POO Financial Services (POOFS) </w:t>
+      </w:r>
+      <w:r>
+        <w:rPr>
+          <w:rFonts w:ascii="Trebuchet MS" w:hAnsi="Trebuchet MS"/>
+          <w:lang w:val="pt-PT"/>
+        </w:rPr>
+        <w:t>foram</w:t>
+      </w:r>
+      <w:r>
+        <w:rPr>
+          <w:rFonts w:ascii="Trebuchet MS" w:hAnsi="Trebuchet MS"/>
+          <w:lang w:val="pt-PT"/>
+        </w:rPr>
+        <w:t xml:space="preserve"> implementadas todas as funcionalidades pretendidas e os possíveis problemas na implementação das mesmas foram</w:t>
+      </w:r>
+      <w:r>
+        <w:rPr>
+          <w:rFonts w:ascii="Trebuchet MS" w:hAnsi="Trebuchet MS"/>
+          <w:lang w:val="pt-PT"/>
+        </w:rPr>
+        <w:t xml:space="preserve"> resolvidos, como vimos no presente relatório, tudo isto tendo em conta os princípios base da programação orientada aos objetos. Procurou-se também que a aplicação tivesse um código robusto, sendo que todos os erros ou falhas detetados foram resolvidos durante a fase de desenvolvimento.</w:t>
+      </w:r>
+    </w:p>
+    <w:p>
+      <w:pPr>
+        <w:ind w:firstLine="432"/>
+        <w:rPr>
+          <w:rFonts w:ascii="Trebuchet MS" w:hAnsi="Trebuchet MS"/>
+          <w:lang w:val="pt-PT"/>
+        </w:rPr>
+      </w:pPr>
+      <w:r>
+        <w:rPr>
+          <w:rFonts w:ascii="Trebuchet MS" w:hAnsi="Trebuchet MS"/>
+          <w:lang w:val="pt-PT"/>
+        </w:rPr>
+        <w:t>Assim, consideramos que a aplicação foi desenvolvida com sucesso.</w:t>
+      </w:r>
+    </w:p>
     <w:sectPr>
       <w:footerReference w:type="even" r:id="rId9"/>
       <w:footerReference w:type="default" r:id="rId10"/>
@@ -7087,7 +6554,7 @@
   <w:sdt>
     <w:sdtPr>
       <w:rPr>
-        <w:rStyle w:val="Nmerodepgina"/>
+        <w:rStyle w:val="PageNumber"/>
       </w:rPr>
       <w:id w:val="700357736"/>
       <w:docPartObj>
@@ -7098,27 +6565,27 @@
     <w:sdtContent>
       <w:p>
         <w:pPr>
-          <w:pStyle w:val="Rodap"/>
+          <w:pStyle w:val="Footer"/>
           <w:framePr w:wrap="none" w:vAnchor="text" w:hAnchor="margin" w:xAlign="right" w:y="1"/>
           <w:rPr>
-            <w:rStyle w:val="Nmerodepgina"/>
+            <w:rStyle w:val="PageNumber"/>
           </w:rPr>
         </w:pPr>
         <w:r>
           <w:rPr>
-            <w:rStyle w:val="Nmerodepgina"/>
+            <w:rStyle w:val="PageNumber"/>
           </w:rPr>
           <w:fldChar w:fldCharType="begin"/>
         </w:r>
         <w:r>
           <w:rPr>
-            <w:rStyle w:val="Nmerodepgina"/>
+            <w:rStyle w:val="PageNumber"/>
           </w:rPr>
           <w:instrText xml:space="preserve"> PAGE </w:instrText>
         </w:r>
         <w:r>
           <w:rPr>
-            <w:rStyle w:val="Nmerodepgina"/>
+            <w:rStyle w:val="PageNumber"/>
           </w:rPr>
           <w:fldChar w:fldCharType="end"/>
         </w:r>
@@ -7127,7 +6594,7 @@
   </w:sdt>
   <w:p>
     <w:pPr>
-      <w:pStyle w:val="Rodap"/>
+      <w:pStyle w:val="Footer"/>
       <w:ind w:right="360"/>
     </w:pPr>
   </w:p>
@@ -7139,7 +6606,7 @@
   <w:sdt>
     <w:sdtPr>
       <w:rPr>
-        <w:rStyle w:val="Nmerodepgina"/>
+        <w:rStyle w:val="PageNumber"/>
       </w:rPr>
       <w:id w:val="-89014438"/>
       <w:docPartObj>
@@ -7150,40 +6617,40 @@
     <w:sdtContent>
       <w:p>
         <w:pPr>
-          <w:pStyle w:val="Rodap"/>
+          <w:pStyle w:val="Footer"/>
           <w:framePr w:wrap="none" w:vAnchor="text" w:hAnchor="margin" w:xAlign="right" w:y="1"/>
           <w:rPr>
-            <w:rStyle w:val="Nmerodepgina"/>
+            <w:rStyle w:val="PageNumber"/>
           </w:rPr>
         </w:pPr>
         <w:r>
           <w:rPr>
-            <w:rStyle w:val="Nmerodepgina"/>
+            <w:rStyle w:val="PageNumber"/>
           </w:rPr>
           <w:fldChar w:fldCharType="begin"/>
         </w:r>
         <w:r>
           <w:rPr>
-            <w:rStyle w:val="Nmerodepgina"/>
+            <w:rStyle w:val="PageNumber"/>
           </w:rPr>
           <w:instrText xml:space="preserve"> PAGE </w:instrText>
         </w:r>
         <w:r>
           <w:rPr>
-            <w:rStyle w:val="Nmerodepgina"/>
+            <w:rStyle w:val="PageNumber"/>
           </w:rPr>
           <w:fldChar w:fldCharType="separate"/>
         </w:r>
         <w:r>
           <w:rPr>
-            <w:rStyle w:val="Nmerodepgina"/>
+            <w:rStyle w:val="PageNumber"/>
             <w:noProof/>
           </w:rPr>
           <w:t>2</w:t>
         </w:r>
         <w:r>
           <w:rPr>
-            <w:rStyle w:val="Nmerodepgina"/>
+            <w:rStyle w:val="PageNumber"/>
           </w:rPr>
           <w:fldChar w:fldCharType="end"/>
         </w:r>
@@ -7192,7 +6659,7 @@
   </w:sdt>
   <w:p>
     <w:pPr>
-      <w:pStyle w:val="Rodap"/>
+      <w:pStyle w:val="Footer"/>
       <w:ind w:right="360"/>
     </w:pPr>
   </w:p>
@@ -8424,7 +7891,7 @@
     <w:lvl w:ilvl="0">
       <w:start w:val="1"/>
       <w:numFmt w:val="decimal"/>
-      <w:pStyle w:val="Ttulo1"/>
+      <w:pStyle w:val="Heading1"/>
       <w:lvlText w:val="%1"/>
       <w:lvlJc w:val="left"/>
       <w:pPr>
@@ -8434,7 +7901,7 @@
     <w:lvl w:ilvl="1">
       <w:start w:val="1"/>
       <w:numFmt w:val="decimal"/>
-      <w:pStyle w:val="Ttulo2"/>
+      <w:pStyle w:val="Heading2"/>
       <w:lvlText w:val="%1.%2"/>
       <w:lvlJc w:val="left"/>
       <w:pPr>
@@ -8444,7 +7911,7 @@
     <w:lvl w:ilvl="2">
       <w:start w:val="1"/>
       <w:numFmt w:val="decimal"/>
-      <w:pStyle w:val="Ttulo3"/>
+      <w:pStyle w:val="Heading3"/>
       <w:lvlText w:val="%1.%2.%3"/>
       <w:lvlJc w:val="left"/>
       <w:pPr>
@@ -8454,7 +7921,7 @@
     <w:lvl w:ilvl="3">
       <w:start w:val="1"/>
       <w:numFmt w:val="decimal"/>
-      <w:pStyle w:val="Ttulo4"/>
+      <w:pStyle w:val="Heading4"/>
       <w:lvlText w:val="%1.%2.%3.%4"/>
       <w:lvlJc w:val="left"/>
       <w:pPr>
@@ -8464,7 +7931,7 @@
     <w:lvl w:ilvl="4">
       <w:start w:val="1"/>
       <w:numFmt w:val="decimal"/>
-      <w:pStyle w:val="Ttulo5"/>
+      <w:pStyle w:val="Heading5"/>
       <w:lvlText w:val="%1.%2.%3.%4.%5"/>
       <w:lvlJc w:val="left"/>
       <w:pPr>
@@ -8474,7 +7941,7 @@
     <w:lvl w:ilvl="5">
       <w:start w:val="1"/>
       <w:numFmt w:val="decimal"/>
-      <w:pStyle w:val="Ttulo6"/>
+      <w:pStyle w:val="Heading6"/>
       <w:lvlText w:val="%1.%2.%3.%4.%5.%6"/>
       <w:lvlJc w:val="left"/>
       <w:pPr>
@@ -8484,7 +7951,7 @@
     <w:lvl w:ilvl="6">
       <w:start w:val="1"/>
       <w:numFmt w:val="decimal"/>
-      <w:pStyle w:val="Ttulo7"/>
+      <w:pStyle w:val="Heading7"/>
       <w:lvlText w:val="%1.%2.%3.%4.%5.%6.%7"/>
       <w:lvlJc w:val="left"/>
       <w:pPr>
@@ -8494,7 +7961,7 @@
     <w:lvl w:ilvl="7">
       <w:start w:val="1"/>
       <w:numFmt w:val="decimal"/>
-      <w:pStyle w:val="Ttulo8"/>
+      <w:pStyle w:val="Heading8"/>
       <w:lvlText w:val="%1.%2.%3.%4.%5.%6.%7.%8"/>
       <w:lvlJc w:val="left"/>
       <w:pPr>
@@ -8504,7 +7971,7 @@
     <w:lvl w:ilvl="8">
       <w:start w:val="1"/>
       <w:numFmt w:val="decimal"/>
-      <w:pStyle w:val="Ttulo9"/>
+      <w:pStyle w:val="Heading9"/>
       <w:lvlText w:val="%1.%2.%3.%4.%5.%6.%7.%8.%9"/>
       <w:lvlJc w:val="left"/>
       <w:pPr>
@@ -9071,11 +8538,11 @@
     <w:name w:val="Normal"/>
     <w:qFormat/>
   </w:style>
-  <w:style w:type="paragraph" w:styleId="Ttulo1">
+  <w:style w:type="paragraph" w:styleId="Heading1">
     <w:name w:val="heading 1"/>
     <w:basedOn w:val="Normal"/>
     <w:next w:val="Normal"/>
-    <w:link w:val="Ttulo1Carter"/>
+    <w:link w:val="Heading1Char"/>
     <w:uiPriority w:val="9"/>
     <w:qFormat/>
     <w:rsid w:val="00A01206"/>
@@ -9095,11 +8562,11 @@
       <w:szCs w:val="40"/>
     </w:rPr>
   </w:style>
-  <w:style w:type="paragraph" w:styleId="Ttulo2">
+  <w:style w:type="paragraph" w:styleId="Heading2">
     <w:name w:val="heading 2"/>
     <w:basedOn w:val="Normal"/>
     <w:next w:val="Normal"/>
-    <w:link w:val="Ttulo2Carter"/>
+    <w:link w:val="Heading2Char"/>
     <w:uiPriority w:val="9"/>
     <w:unhideWhenUsed/>
     <w:qFormat/>
@@ -9121,11 +8588,11 @@
       <w:szCs w:val="32"/>
     </w:rPr>
   </w:style>
-  <w:style w:type="paragraph" w:styleId="Ttulo3">
+  <w:style w:type="paragraph" w:styleId="Heading3">
     <w:name w:val="heading 3"/>
     <w:basedOn w:val="Normal"/>
     <w:next w:val="Normal"/>
-    <w:link w:val="Ttulo3Carter"/>
+    <w:link w:val="Heading3Char"/>
     <w:uiPriority w:val="9"/>
     <w:semiHidden/>
     <w:unhideWhenUsed/>
@@ -9148,11 +8615,11 @@
       <w:szCs w:val="28"/>
     </w:rPr>
   </w:style>
-  <w:style w:type="paragraph" w:styleId="Ttulo4">
+  <w:style w:type="paragraph" w:styleId="Heading4">
     <w:name w:val="heading 4"/>
     <w:basedOn w:val="Normal"/>
     <w:next w:val="Normal"/>
-    <w:link w:val="Ttulo4Carter"/>
+    <w:link w:val="Heading4Char"/>
     <w:uiPriority w:val="9"/>
     <w:semiHidden/>
     <w:unhideWhenUsed/>
@@ -9175,11 +8642,11 @@
       <w:color w:val="0F4761" w:themeColor="accent1" w:themeShade="BF"/>
     </w:rPr>
   </w:style>
-  <w:style w:type="paragraph" w:styleId="Ttulo5">
+  <w:style w:type="paragraph" w:styleId="Heading5">
     <w:name w:val="heading 5"/>
     <w:basedOn w:val="Normal"/>
     <w:next w:val="Normal"/>
-    <w:link w:val="Ttulo5Carter"/>
+    <w:link w:val="Heading5Char"/>
     <w:uiPriority w:val="9"/>
     <w:semiHidden/>
     <w:unhideWhenUsed/>
@@ -9200,11 +8667,11 @@
       <w:color w:val="0F4761" w:themeColor="accent1" w:themeShade="BF"/>
     </w:rPr>
   </w:style>
-  <w:style w:type="paragraph" w:styleId="Ttulo6">
+  <w:style w:type="paragraph" w:styleId="Heading6">
     <w:name w:val="heading 6"/>
     <w:basedOn w:val="Normal"/>
     <w:next w:val="Normal"/>
-    <w:link w:val="Ttulo6Carter"/>
+    <w:link w:val="Heading6Char"/>
     <w:uiPriority w:val="9"/>
     <w:semiHidden/>
     <w:unhideWhenUsed/>
@@ -9227,11 +8694,11 @@
       <w:color w:val="595959" w:themeColor="text1" w:themeTint="A6"/>
     </w:rPr>
   </w:style>
-  <w:style w:type="paragraph" w:styleId="Ttulo7">
+  <w:style w:type="paragraph" w:styleId="Heading7">
     <w:name w:val="heading 7"/>
     <w:basedOn w:val="Normal"/>
     <w:next w:val="Normal"/>
-    <w:link w:val="Ttulo7Carter"/>
+    <w:link w:val="Heading7Char"/>
     <w:uiPriority w:val="9"/>
     <w:semiHidden/>
     <w:unhideWhenUsed/>
@@ -9252,11 +8719,11 @@
       <w:color w:val="595959" w:themeColor="text1" w:themeTint="A6"/>
     </w:rPr>
   </w:style>
-  <w:style w:type="paragraph" w:styleId="Ttulo8">
+  <w:style w:type="paragraph" w:styleId="Heading8">
     <w:name w:val="heading 8"/>
     <w:basedOn w:val="Normal"/>
     <w:next w:val="Normal"/>
-    <w:link w:val="Ttulo8Carter"/>
+    <w:link w:val="Heading8Char"/>
     <w:uiPriority w:val="9"/>
     <w:semiHidden/>
     <w:unhideWhenUsed/>
@@ -9279,11 +8746,11 @@
       <w:color w:val="272727" w:themeColor="text1" w:themeTint="D8"/>
     </w:rPr>
   </w:style>
-  <w:style w:type="paragraph" w:styleId="Ttulo9">
+  <w:style w:type="paragraph" w:styleId="Heading9">
     <w:name w:val="heading 9"/>
     <w:basedOn w:val="Normal"/>
     <w:next w:val="Normal"/>
-    <w:link w:val="Ttulo9Carter"/>
+    <w:link w:val="Heading9Char"/>
     <w:uiPriority w:val="9"/>
     <w:semiHidden/>
     <w:unhideWhenUsed/>
@@ -9304,13 +8771,13 @@
       <w:color w:val="272727" w:themeColor="text1" w:themeTint="D8"/>
     </w:rPr>
   </w:style>
-  <w:style w:type="character" w:default="1" w:styleId="Tipodeletrapredefinidodopargrafo">
+  <w:style w:type="character" w:default="1" w:styleId="DefaultParagraphFont">
     <w:name w:val="Default Paragraph Font"/>
     <w:uiPriority w:val="1"/>
     <w:semiHidden/>
     <w:unhideWhenUsed/>
   </w:style>
-  <w:style w:type="table" w:default="1" w:styleId="Tabelanormal">
+  <w:style w:type="table" w:default="1" w:styleId="TableNormal">
     <w:name w:val="Normal Table"/>
     <w:uiPriority w:val="99"/>
     <w:semiHidden/>
@@ -9325,16 +8792,16 @@
       </w:tblCellMar>
     </w:tblPr>
   </w:style>
-  <w:style w:type="numbering" w:default="1" w:styleId="Semlista">
+  <w:style w:type="numbering" w:default="1" w:styleId="NoList">
     <w:name w:val="No List"/>
     <w:uiPriority w:val="99"/>
     <w:semiHidden/>
     <w:unhideWhenUsed/>
   </w:style>
-  <w:style w:type="character" w:customStyle="1" w:styleId="Ttulo1Carter">
-    <w:name w:val="Título 1 Caráter"/>
-    <w:basedOn w:val="Tipodeletrapredefinidodopargrafo"/>
-    <w:link w:val="Ttulo1"/>
+  <w:style w:type="character" w:customStyle="1" w:styleId="Heading1Char">
+    <w:name w:val="Heading 1 Char"/>
+    <w:basedOn w:val="DefaultParagraphFont"/>
+    <w:link w:val="Heading1"/>
     <w:uiPriority w:val="9"/>
     <w:rsid w:val="00A01206"/>
     <w:rPr>
@@ -9344,10 +8811,10 @@
       <w:szCs w:val="40"/>
     </w:rPr>
   </w:style>
-  <w:style w:type="character" w:customStyle="1" w:styleId="Ttulo2Carter">
-    <w:name w:val="Título 2 Caráter"/>
-    <w:basedOn w:val="Tipodeletrapredefinidodopargrafo"/>
-    <w:link w:val="Ttulo2"/>
+  <w:style w:type="character" w:customStyle="1" w:styleId="Heading2Char">
+    <w:name w:val="Heading 2 Char"/>
+    <w:basedOn w:val="DefaultParagraphFont"/>
+    <w:link w:val="Heading2"/>
     <w:uiPriority w:val="9"/>
     <w:rsid w:val="00A01206"/>
     <w:rPr>
@@ -9357,10 +8824,10 @@
       <w:szCs w:val="32"/>
     </w:rPr>
   </w:style>
-  <w:style w:type="character" w:customStyle="1" w:styleId="Ttulo3Carter">
-    <w:name w:val="Título 3 Caráter"/>
-    <w:basedOn w:val="Tipodeletrapredefinidodopargrafo"/>
-    <w:link w:val="Ttulo3"/>
+  <w:style w:type="character" w:customStyle="1" w:styleId="Heading3Char">
+    <w:name w:val="Heading 3 Char"/>
+    <w:basedOn w:val="DefaultParagraphFont"/>
+    <w:link w:val="Heading3"/>
     <w:uiPriority w:val="9"/>
     <w:semiHidden/>
     <w:rsid w:val="00A01206"/>
@@ -9371,10 +8838,10 @@
       <w:szCs w:val="28"/>
     </w:rPr>
   </w:style>
-  <w:style w:type="character" w:customStyle="1" w:styleId="Ttulo4Carter">
-    <w:name w:val="Título 4 Caráter"/>
-    <w:basedOn w:val="Tipodeletrapredefinidodopargrafo"/>
-    <w:link w:val="Ttulo4"/>
+  <w:style w:type="character" w:customStyle="1" w:styleId="Heading4Char">
+    <w:name w:val="Heading 4 Char"/>
+    <w:basedOn w:val="DefaultParagraphFont"/>
+    <w:link w:val="Heading4"/>
     <w:uiPriority w:val="9"/>
     <w:semiHidden/>
     <w:rsid w:val="00A01206"/>
@@ -9385,10 +8852,10 @@
       <w:color w:val="0F4761" w:themeColor="accent1" w:themeShade="BF"/>
     </w:rPr>
   </w:style>
-  <w:style w:type="character" w:customStyle="1" w:styleId="Ttulo5Carter">
-    <w:name w:val="Título 5 Caráter"/>
-    <w:basedOn w:val="Tipodeletrapredefinidodopargrafo"/>
-    <w:link w:val="Ttulo5"/>
+  <w:style w:type="character" w:customStyle="1" w:styleId="Heading5Char">
+    <w:name w:val="Heading 5 Char"/>
+    <w:basedOn w:val="DefaultParagraphFont"/>
+    <w:link w:val="Heading5"/>
     <w:uiPriority w:val="9"/>
     <w:semiHidden/>
     <w:rsid w:val="00A01206"/>
@@ -9397,10 +8864,10 @@
       <w:color w:val="0F4761" w:themeColor="accent1" w:themeShade="BF"/>
     </w:rPr>
   </w:style>
-  <w:style w:type="character" w:customStyle="1" w:styleId="Ttulo6Carter">
-    <w:name w:val="Título 6 Caráter"/>
-    <w:basedOn w:val="Tipodeletrapredefinidodopargrafo"/>
-    <w:link w:val="Ttulo6"/>
+  <w:style w:type="character" w:customStyle="1" w:styleId="Heading6Char">
+    <w:name w:val="Heading 6 Char"/>
+    <w:basedOn w:val="DefaultParagraphFont"/>
+    <w:link w:val="Heading6"/>
     <w:uiPriority w:val="9"/>
     <w:semiHidden/>
     <w:rsid w:val="00A01206"/>
@@ -9411,10 +8878,10 @@
       <w:color w:val="595959" w:themeColor="text1" w:themeTint="A6"/>
     </w:rPr>
   </w:style>
-  <w:style w:type="character" w:customStyle="1" w:styleId="Ttulo7Carter">
-    <w:name w:val="Título 7 Caráter"/>
-    <w:basedOn w:val="Tipodeletrapredefinidodopargrafo"/>
-    <w:link w:val="Ttulo7"/>
+  <w:style w:type="character" w:customStyle="1" w:styleId="Heading7Char">
+    <w:name w:val="Heading 7 Char"/>
+    <w:basedOn w:val="DefaultParagraphFont"/>
+    <w:link w:val="Heading7"/>
     <w:uiPriority w:val="9"/>
     <w:semiHidden/>
     <w:rsid w:val="00A01206"/>
@@ -9423,10 +8890,10 @@
       <w:color w:val="595959" w:themeColor="text1" w:themeTint="A6"/>
     </w:rPr>
   </w:style>
-  <w:style w:type="character" w:customStyle="1" w:styleId="Ttulo8Carter">
-    <w:name w:val="Título 8 Caráter"/>
-    <w:basedOn w:val="Tipodeletrapredefinidodopargrafo"/>
-    <w:link w:val="Ttulo8"/>
+  <w:style w:type="character" w:customStyle="1" w:styleId="Heading8Char">
+    <w:name w:val="Heading 8 Char"/>
+    <w:basedOn w:val="DefaultParagraphFont"/>
+    <w:link w:val="Heading8"/>
     <w:uiPriority w:val="9"/>
     <w:semiHidden/>
     <w:rsid w:val="00A01206"/>
@@ -9437,10 +8904,10 @@
       <w:color w:val="272727" w:themeColor="text1" w:themeTint="D8"/>
     </w:rPr>
   </w:style>
-  <w:style w:type="character" w:customStyle="1" w:styleId="Ttulo9Carter">
-    <w:name w:val="Título 9 Caráter"/>
-    <w:basedOn w:val="Tipodeletrapredefinidodopargrafo"/>
-    <w:link w:val="Ttulo9"/>
+  <w:style w:type="character" w:customStyle="1" w:styleId="Heading9Char">
+    <w:name w:val="Heading 9 Char"/>
+    <w:basedOn w:val="DefaultParagraphFont"/>
+    <w:link w:val="Heading9"/>
     <w:uiPriority w:val="9"/>
     <w:semiHidden/>
     <w:rsid w:val="00A01206"/>
@@ -9449,11 +8916,11 @@
       <w:color w:val="272727" w:themeColor="text1" w:themeTint="D8"/>
     </w:rPr>
   </w:style>
-  <w:style w:type="paragraph" w:styleId="Ttulo">
+  <w:style w:type="paragraph" w:styleId="Title">
     <w:name w:val="Title"/>
     <w:basedOn w:val="Normal"/>
     <w:next w:val="Normal"/>
-    <w:link w:val="TtuloCarter"/>
+    <w:link w:val="TitleChar"/>
     <w:uiPriority w:val="10"/>
     <w:qFormat/>
     <w:rsid w:val="00A01206"/>
@@ -9469,10 +8936,10 @@
       <w:szCs w:val="56"/>
     </w:rPr>
   </w:style>
-  <w:style w:type="character" w:customStyle="1" w:styleId="TtuloCarter">
-    <w:name w:val="Título Caráter"/>
-    <w:basedOn w:val="Tipodeletrapredefinidodopargrafo"/>
-    <w:link w:val="Ttulo"/>
+  <w:style w:type="character" w:customStyle="1" w:styleId="TitleChar">
+    <w:name w:val="Title Char"/>
+    <w:basedOn w:val="DefaultParagraphFont"/>
+    <w:link w:val="Title"/>
     <w:uiPriority w:val="10"/>
     <w:rsid w:val="00A01206"/>
     <w:rPr>
@@ -9483,11 +8950,11 @@
       <w:szCs w:val="56"/>
     </w:rPr>
   </w:style>
-  <w:style w:type="paragraph" w:styleId="Subttulo">
+  <w:style w:type="paragraph" w:styleId="Subtitle">
     <w:name w:val="Subtitle"/>
     <w:basedOn w:val="Normal"/>
     <w:next w:val="Normal"/>
-    <w:link w:val="SubttuloCarter"/>
+    <w:link w:val="SubtitleChar"/>
     <w:uiPriority w:val="11"/>
     <w:qFormat/>
     <w:rsid w:val="00A01206"/>
@@ -9504,10 +8971,10 @@
       <w:szCs w:val="28"/>
     </w:rPr>
   </w:style>
-  <w:style w:type="character" w:customStyle="1" w:styleId="SubttuloCarter">
-    <w:name w:val="Subtítulo Caráter"/>
-    <w:basedOn w:val="Tipodeletrapredefinidodopargrafo"/>
-    <w:link w:val="Subttulo"/>
+  <w:style w:type="character" w:customStyle="1" w:styleId="SubtitleChar">
+    <w:name w:val="Subtitle Char"/>
+    <w:basedOn w:val="DefaultParagraphFont"/>
+    <w:link w:val="Subtitle"/>
     <w:uiPriority w:val="11"/>
     <w:rsid w:val="00A01206"/>
     <w:rPr>
@@ -9518,11 +8985,11 @@
       <w:szCs w:val="28"/>
     </w:rPr>
   </w:style>
-  <w:style w:type="paragraph" w:styleId="Citao">
+  <w:style w:type="paragraph" w:styleId="Quote">
     <w:name w:val="Quote"/>
     <w:basedOn w:val="Normal"/>
     <w:next w:val="Normal"/>
-    <w:link w:val="CitaoCarter"/>
+    <w:link w:val="QuoteChar"/>
     <w:uiPriority w:val="29"/>
     <w:qFormat/>
     <w:rsid w:val="00A01206"/>
@@ -9536,10 +9003,10 @@
       <w:color w:val="404040" w:themeColor="text1" w:themeTint="BF"/>
     </w:rPr>
   </w:style>
-  <w:style w:type="character" w:customStyle="1" w:styleId="CitaoCarter">
-    <w:name w:val="Citação Caráter"/>
-    <w:basedOn w:val="Tipodeletrapredefinidodopargrafo"/>
-    <w:link w:val="Citao"/>
+  <w:style w:type="character" w:customStyle="1" w:styleId="QuoteChar">
+    <w:name w:val="Quote Char"/>
+    <w:basedOn w:val="DefaultParagraphFont"/>
+    <w:link w:val="Quote"/>
     <w:uiPriority w:val="29"/>
     <w:rsid w:val="00A01206"/>
     <w:rPr>
@@ -9548,7 +9015,7 @@
       <w:color w:val="404040" w:themeColor="text1" w:themeTint="BF"/>
     </w:rPr>
   </w:style>
-  <w:style w:type="paragraph" w:styleId="PargrafodaLista">
+  <w:style w:type="paragraph" w:styleId="ListParagraph">
     <w:name w:val="List Paragraph"/>
     <w:basedOn w:val="Normal"/>
     <w:uiPriority w:val="34"/>
@@ -9559,9 +9026,9 @@
       <w:contextualSpacing/>
     </w:pPr>
   </w:style>
-  <w:style w:type="character" w:styleId="nfaseIntensa">
+  <w:style w:type="character" w:styleId="IntenseEmphasis">
     <w:name w:val="Intense Emphasis"/>
-    <w:basedOn w:val="Tipodeletrapredefinidodopargrafo"/>
+    <w:basedOn w:val="DefaultParagraphFont"/>
     <w:uiPriority w:val="21"/>
     <w:qFormat/>
     <w:rsid w:val="00A01206"/>
@@ -9571,11 +9038,11 @@
       <w:color w:val="0F4761" w:themeColor="accent1" w:themeShade="BF"/>
     </w:rPr>
   </w:style>
-  <w:style w:type="paragraph" w:styleId="CitaoIntensa">
+  <w:style w:type="paragraph" w:styleId="IntenseQuote">
     <w:name w:val="Intense Quote"/>
     <w:basedOn w:val="Normal"/>
     <w:next w:val="Normal"/>
-    <w:link w:val="CitaoIntensaCarter"/>
+    <w:link w:val="IntenseQuoteChar"/>
     <w:uiPriority w:val="30"/>
     <w:qFormat/>
     <w:rsid w:val="00A01206"/>
@@ -9594,10 +9061,10 @@
       <w:color w:val="0F4761" w:themeColor="accent1" w:themeShade="BF"/>
     </w:rPr>
   </w:style>
-  <w:style w:type="character" w:customStyle="1" w:styleId="CitaoIntensaCarter">
-    <w:name w:val="Citação Intensa Caráter"/>
-    <w:basedOn w:val="Tipodeletrapredefinidodopargrafo"/>
-    <w:link w:val="CitaoIntensa"/>
+  <w:style w:type="character" w:customStyle="1" w:styleId="IntenseQuoteChar">
+    <w:name w:val="Intense Quote Char"/>
+    <w:basedOn w:val="DefaultParagraphFont"/>
+    <w:link w:val="IntenseQuote"/>
     <w:uiPriority w:val="30"/>
     <w:rsid w:val="00A01206"/>
     <w:rPr>
@@ -9606,9 +9073,9 @@
       <w:color w:val="0F4761" w:themeColor="accent1" w:themeShade="BF"/>
     </w:rPr>
   </w:style>
-  <w:style w:type="character" w:styleId="RefernciaIntensa">
+  <w:style w:type="character" w:styleId="IntenseReference">
     <w:name w:val="Intense Reference"/>
-    <w:basedOn w:val="Tipodeletrapredefinidodopargrafo"/>
+    <w:basedOn w:val="DefaultParagraphFont"/>
     <w:uiPriority w:val="32"/>
     <w:qFormat/>
     <w:rsid w:val="00A01206"/>
@@ -9620,10 +9087,10 @@
       <w:spacing w:val="5"/>
     </w:rPr>
   </w:style>
-  <w:style w:type="paragraph" w:styleId="Rodap">
+  <w:style w:type="paragraph" w:styleId="Footer">
     <w:name w:val="footer"/>
     <w:basedOn w:val="Normal"/>
-    <w:link w:val="RodapCarter"/>
+    <w:link w:val="FooterChar"/>
     <w:uiPriority w:val="99"/>
     <w:unhideWhenUsed/>
     <w:rsid w:val="002C2453"/>
@@ -9635,22 +9102,22 @@
       <w:spacing w:after="0" w:line="240" w:lineRule="auto"/>
     </w:pPr>
   </w:style>
-  <w:style w:type="character" w:customStyle="1" w:styleId="RodapCarter">
-    <w:name w:val="Rodapé Caráter"/>
-    <w:basedOn w:val="Tipodeletrapredefinidodopargrafo"/>
-    <w:link w:val="Rodap"/>
+  <w:style w:type="character" w:customStyle="1" w:styleId="FooterChar">
+    <w:name w:val="Footer Char"/>
+    <w:basedOn w:val="DefaultParagraphFont"/>
+    <w:link w:val="Footer"/>
     <w:uiPriority w:val="99"/>
     <w:rsid w:val="002C2453"/>
   </w:style>
-  <w:style w:type="character" w:styleId="Nmerodepgina">
+  <w:style w:type="character" w:styleId="PageNumber">
     <w:name w:val="page number"/>
-    <w:basedOn w:val="Tipodeletrapredefinidodopargrafo"/>
+    <w:basedOn w:val="DefaultParagraphFont"/>
     <w:uiPriority w:val="99"/>
     <w:semiHidden/>
     <w:unhideWhenUsed/>
     <w:rsid w:val="002C2453"/>
   </w:style>
-  <w:style w:type="paragraph" w:styleId="ndice1">
+  <w:style w:type="paragraph" w:styleId="TOC1">
     <w:name w:val="toc 1"/>
     <w:basedOn w:val="Normal"/>
     <w:next w:val="Normal"/>
@@ -9668,7 +9135,7 @@
       <w:iCs/>
     </w:rPr>
   </w:style>
-  <w:style w:type="paragraph" w:styleId="ndice2">
+  <w:style w:type="paragraph" w:styleId="TOC2">
     <w:name w:val="toc 2"/>
     <w:basedOn w:val="Normal"/>
     <w:next w:val="Normal"/>
@@ -9687,7 +9154,7 @@
       <w:szCs w:val="22"/>
     </w:rPr>
   </w:style>
-  <w:style w:type="paragraph" w:styleId="ndice3">
+  <w:style w:type="paragraph" w:styleId="TOC3">
     <w:name w:val="toc 3"/>
     <w:basedOn w:val="Normal"/>
     <w:next w:val="Normal"/>
@@ -9704,7 +9171,7 @@
       <w:szCs w:val="20"/>
     </w:rPr>
   </w:style>
-  <w:style w:type="paragraph" w:styleId="ndice4">
+  <w:style w:type="paragraph" w:styleId="TOC4">
     <w:name w:val="toc 4"/>
     <w:basedOn w:val="Normal"/>
     <w:next w:val="Normal"/>
@@ -9721,7 +9188,7 @@
       <w:szCs w:val="20"/>
     </w:rPr>
   </w:style>
-  <w:style w:type="paragraph" w:styleId="ndice5">
+  <w:style w:type="paragraph" w:styleId="TOC5">
     <w:name w:val="toc 5"/>
     <w:basedOn w:val="Normal"/>
     <w:next w:val="Normal"/>
@@ -9738,7 +9205,7 @@
       <w:szCs w:val="20"/>
     </w:rPr>
   </w:style>
-  <w:style w:type="paragraph" w:styleId="ndice6">
+  <w:style w:type="paragraph" w:styleId="TOC6">
     <w:name w:val="toc 6"/>
     <w:basedOn w:val="Normal"/>
     <w:next w:val="Normal"/>
@@ -9755,7 +9222,7 @@
       <w:szCs w:val="20"/>
     </w:rPr>
   </w:style>
-  <w:style w:type="paragraph" w:styleId="ndice7">
+  <w:style w:type="paragraph" w:styleId="TOC7">
     <w:name w:val="toc 7"/>
     <w:basedOn w:val="Normal"/>
     <w:next w:val="Normal"/>
@@ -9772,7 +9239,7 @@
       <w:szCs w:val="20"/>
     </w:rPr>
   </w:style>
-  <w:style w:type="paragraph" w:styleId="ndice8">
+  <w:style w:type="paragraph" w:styleId="TOC8">
     <w:name w:val="toc 8"/>
     <w:basedOn w:val="Normal"/>
     <w:next w:val="Normal"/>
@@ -9789,7 +9256,7 @@
       <w:szCs w:val="20"/>
     </w:rPr>
   </w:style>
-  <w:style w:type="paragraph" w:styleId="ndice9">
+  <w:style w:type="paragraph" w:styleId="TOC9">
     <w:name w:val="toc 9"/>
     <w:basedOn w:val="Normal"/>
     <w:next w:val="Normal"/>
@@ -9806,9 +9273,9 @@
       <w:szCs w:val="20"/>
     </w:rPr>
   </w:style>
-  <w:style w:type="paragraph" w:styleId="Cabealhodondice">
+  <w:style w:type="paragraph" w:styleId="TOCHeading">
     <w:name w:val="TOC Heading"/>
-    <w:basedOn w:val="Ttulo1"/>
+    <w:basedOn w:val="Heading1"/>
     <w:next w:val="Normal"/>
     <w:uiPriority w:val="39"/>
     <w:unhideWhenUsed/>
@@ -9830,9 +9297,9 @@
       <w14:ligatures w14:val="none"/>
     </w:rPr>
   </w:style>
-  <w:style w:type="character" w:styleId="Hiperligao">
+  <w:style w:type="character" w:styleId="Hyperlink">
     <w:name w:val="Hyperlink"/>
-    <w:basedOn w:val="Tipodeletrapredefinidodopargrafo"/>
+    <w:basedOn w:val="DefaultParagraphFont"/>
     <w:uiPriority w:val="99"/>
     <w:unhideWhenUsed/>
     <w:rsid w:val="00DC6290"/>
@@ -9841,10 +9308,10 @@
       <w:u w:val="single"/>
     </w:rPr>
   </w:style>
-  <w:style w:type="paragraph" w:styleId="Cabealho">
+  <w:style w:type="paragraph" w:styleId="Header">
     <w:name w:val="header"/>
     <w:basedOn w:val="Normal"/>
-    <w:link w:val="CabealhoCarter"/>
+    <w:link w:val="HeaderChar"/>
     <w:uiPriority w:val="99"/>
     <w:unhideWhenUsed/>
     <w:rsid w:val="00933F87"/>
@@ -9856,17 +9323,17 @@
       <w:spacing w:after="0" w:line="240" w:lineRule="auto"/>
     </w:pPr>
   </w:style>
-  <w:style w:type="character" w:customStyle="1" w:styleId="CabealhoCarter">
-    <w:name w:val="Cabeçalho Caráter"/>
-    <w:basedOn w:val="Tipodeletrapredefinidodopargrafo"/>
-    <w:link w:val="Cabealho"/>
+  <w:style w:type="character" w:customStyle="1" w:styleId="HeaderChar">
+    <w:name w:val="Header Char"/>
+    <w:basedOn w:val="DefaultParagraphFont"/>
+    <w:link w:val="Header"/>
     <w:uiPriority w:val="99"/>
     <w:rsid w:val="00933F87"/>
   </w:style>
-  <w:style w:type="paragraph" w:styleId="Textodenotadefim">
+  <w:style w:type="paragraph" w:styleId="EndnoteText">
     <w:name w:val="endnote text"/>
     <w:basedOn w:val="Normal"/>
-    <w:link w:val="TextodenotadefimCarter"/>
+    <w:link w:val="EndnoteTextChar"/>
     <w:uiPriority w:val="99"/>
     <w:semiHidden/>
     <w:unhideWhenUsed/>
@@ -9879,10 +9346,10 @@
       <w:szCs w:val="20"/>
     </w:rPr>
   </w:style>
-  <w:style w:type="character" w:customStyle="1" w:styleId="TextodenotadefimCarter">
-    <w:name w:val="Texto de nota de fim Caráter"/>
-    <w:basedOn w:val="Tipodeletrapredefinidodopargrafo"/>
-    <w:link w:val="Textodenotadefim"/>
+  <w:style w:type="character" w:customStyle="1" w:styleId="EndnoteTextChar">
+    <w:name w:val="Endnote Text Char"/>
+    <w:basedOn w:val="DefaultParagraphFont"/>
+    <w:link w:val="EndnoteText"/>
     <w:uiPriority w:val="99"/>
     <w:semiHidden/>
     <w:rsid w:val="002E28C3"/>
@@ -9891,9 +9358,9 @@
       <w:szCs w:val="20"/>
     </w:rPr>
   </w:style>
-  <w:style w:type="character" w:styleId="Refdenotadefim">
+  <w:style w:type="character" w:styleId="EndnoteReference">
     <w:name w:val="endnote reference"/>
-    <w:basedOn w:val="Tipodeletrapredefinidodopargrafo"/>
+    <w:basedOn w:val="DefaultParagraphFont"/>
     <w:uiPriority w:val="99"/>
     <w:semiHidden/>
     <w:unhideWhenUsed/>
